--- a/takehome3/EEL 6616 Take Home 3.docx
+++ b/takehome3/EEL 6616 Take Home 3.docx
@@ -324,13 +324,7 @@
                 <w:rPr>
                   <w:rFonts w:ascii="Cambria Math" w:eastAsiaTheme="minorEastAsia" w:hAnsi="Cambria Math"/>
                 </w:rPr>
-                <m:t>k+</m:t>
-              </m:r>
-              <m:r>
-                <w:rPr>
-                  <w:rFonts w:ascii="Cambria Math" w:eastAsiaTheme="minorEastAsia" w:hAnsi="Cambria Math"/>
-                </w:rPr>
-                <m:t>2</m:t>
+                <m:t>k+2</m:t>
               </m:r>
             </m:e>
           </m:d>
@@ -354,13 +348,7 @@
                 <w:rPr>
                   <w:rFonts w:ascii="Cambria Math" w:eastAsiaTheme="minorEastAsia" w:hAnsi="Cambria Math"/>
                 </w:rPr>
-                <m:t>k</m:t>
-              </m:r>
-              <m:r>
-                <w:rPr>
-                  <w:rFonts w:ascii="Cambria Math" w:eastAsiaTheme="minorEastAsia" w:hAnsi="Cambria Math"/>
-                </w:rPr>
-                <m:t>+1</m:t>
+                <m:t>k+1</m:t>
               </m:r>
             </m:e>
           </m:d>
@@ -368,13 +356,7 @@
             <w:rPr>
               <w:rFonts w:ascii="Cambria Math" w:eastAsiaTheme="minorEastAsia" w:hAnsi="Cambria Math"/>
             </w:rPr>
-            <m:t>+</m:t>
-          </m:r>
-          <m:r>
-            <w:rPr>
-              <w:rFonts w:ascii="Cambria Math" w:eastAsiaTheme="minorEastAsia" w:hAnsi="Cambria Math"/>
-            </w:rPr>
-            <m:t>abu(k)</m:t>
+            <m:t>+abu(k)</m:t>
           </m:r>
           <m:sSub>
             <m:sSubPr>
@@ -539,13 +521,7 @@
                 <w:rPr>
                   <w:rFonts w:ascii="Cambria Math" w:eastAsiaTheme="minorEastAsia" w:hAnsi="Cambria Math"/>
                 </w:rPr>
-                <m:t>k+</m:t>
-              </m:r>
-              <m:r>
-                <w:rPr>
-                  <w:rFonts w:ascii="Cambria Math" w:eastAsiaTheme="minorEastAsia" w:hAnsi="Cambria Math"/>
-                </w:rPr>
-                <m:t>3</m:t>
+                <m:t>k+3</m:t>
               </m:r>
             </m:e>
           </m:d>
@@ -569,13 +545,7 @@
                 <w:rPr>
                   <w:rFonts w:ascii="Cambria Math" w:eastAsiaTheme="minorEastAsia" w:hAnsi="Cambria Math"/>
                 </w:rPr>
-                <m:t>k</m:t>
-              </m:r>
-              <m:r>
-                <w:rPr>
-                  <w:rFonts w:ascii="Cambria Math" w:eastAsiaTheme="minorEastAsia" w:hAnsi="Cambria Math"/>
-                </w:rPr>
-                <m:t>+2</m:t>
+                <m:t>k+2</m:t>
               </m:r>
             </m:e>
           </m:d>
@@ -583,13 +553,7 @@
             <w:rPr>
               <w:rFonts w:ascii="Cambria Math" w:eastAsiaTheme="minorEastAsia" w:hAnsi="Cambria Math"/>
             </w:rPr>
-            <m:t>+</m:t>
-          </m:r>
-          <m:r>
-            <w:rPr>
-              <w:rFonts w:ascii="Cambria Math" w:eastAsiaTheme="minorEastAsia" w:hAnsi="Cambria Math"/>
-            </w:rPr>
-            <m:t>abu</m:t>
+            <m:t>+abu</m:t>
           </m:r>
           <m:d>
             <m:dPr>
@@ -874,13 +838,7 @@
             <w:rPr>
               <w:rFonts w:ascii="Cambria Math" w:hAnsi="Cambria Math"/>
             </w:rPr>
-            <m:t>=</m:t>
-          </m:r>
-          <m:r>
-            <w:rPr>
-              <w:rFonts w:ascii="Cambria Math" w:hAnsi="Cambria Math"/>
-            </w:rPr>
-            <m:t>G</m:t>
+            <m:t>=G</m:t>
           </m:r>
           <m:d>
             <m:dPr>
@@ -948,13 +906,7 @@
             <w:rPr>
               <w:rFonts w:ascii="Cambria Math" w:hAnsi="Cambria Math"/>
             </w:rPr>
-            <m:t>+</m:t>
-          </m:r>
-          <m:r>
-            <w:rPr>
-              <w:rFonts w:ascii="Cambria Math" w:hAnsi="Cambria Math"/>
-            </w:rPr>
-            <m:t>F</m:t>
+            <m:t>+F</m:t>
           </m:r>
         </m:oMath>
       </m:oMathPara>
@@ -1270,13 +1222,7 @@
             <w:rPr>
               <w:rFonts w:ascii="Cambria Math" w:hAnsi="Cambria Math"/>
             </w:rPr>
-            <m:t xml:space="preserve"> </m:t>
-          </m:r>
-          <m:r>
-            <w:rPr>
-              <w:rFonts w:ascii="Cambria Math" w:hAnsi="Cambria Math"/>
-            </w:rPr>
-            <m:t>,  F=</m:t>
+            <m:t xml:space="preserve"> ,  F=</m:t>
           </m:r>
           <m:d>
             <m:dPr>
@@ -1388,13 +1334,7 @@
             <w:rPr>
               <w:rFonts w:ascii="Cambria Math" w:hAnsi="Cambria Math"/>
             </w:rPr>
-            <m:t xml:space="preserve"> </m:t>
-          </m:r>
-          <m:r>
-            <w:rPr>
-              <w:rFonts w:ascii="Cambria Math" w:hAnsi="Cambria Math"/>
-            </w:rPr>
-            <m:t>=</m:t>
+            <m:t xml:space="preserve"> =</m:t>
           </m:r>
           <m:d>
             <m:dPr>
@@ -1422,13 +1362,7 @@
                     <w:rPr>
                       <w:rFonts w:ascii="Cambria Math" w:hAnsi="Cambria Math"/>
                     </w:rPr>
-                    <m:t>0.9048</m:t>
-                  </m:r>
-                  <m:r>
-                    <w:rPr>
-                      <w:rFonts w:ascii="Cambria Math" w:hAnsi="Cambria Math"/>
-                    </w:rPr>
-                    <m:t>y(k)</m:t>
+                    <m:t>0.9048y(k)</m:t>
                   </m:r>
                 </m:e>
                 <m:e>
@@ -1436,13 +1370,7 @@
                     <w:rPr>
                       <w:rFonts w:ascii="Cambria Math" w:hAnsi="Cambria Math"/>
                     </w:rPr>
-                    <m:t>0.8186</m:t>
-                  </m:r>
-                  <m:r>
-                    <w:rPr>
-                      <w:rFonts w:ascii="Cambria Math" w:hAnsi="Cambria Math"/>
-                    </w:rPr>
-                    <m:t>y(k)</m:t>
+                    <m:t>0.8186y(k)</m:t>
                   </m:r>
                   <m:ctrlPr>
                     <w:rPr>
@@ -1456,13 +1384,7 @@
                     <w:rPr>
                       <w:rFonts w:ascii="Cambria Math" w:eastAsia="Cambria Math" w:hAnsi="Cambria Math" w:cs="Cambria Math"/>
                     </w:rPr>
-                    <m:t>0.7407</m:t>
-                  </m:r>
-                  <m:r>
-                    <w:rPr>
-                      <w:rFonts w:ascii="Cambria Math" w:eastAsia="Cambria Math" w:hAnsi="Cambria Math" w:cs="Cambria Math"/>
-                    </w:rPr>
-                    <m:t>y(k)</m:t>
+                    <m:t>0.7407y(k)</m:t>
                   </m:r>
                 </m:e>
               </m:eqArr>
@@ -1478,6 +1400,13 @@
       </m:oMathPara>
     </w:p>
     <w:p>
+      <w:pPr>
+        <w:ind w:firstLine="720"/>
+        <w:jc w:val="both"/>
+        <w:rPr>
+          <w:rFonts w:eastAsiaTheme="minorEastAsia"/>
+        </w:rPr>
+      </w:pPr>
       <w:r>
         <w:rPr>
           <w:rFonts w:eastAsiaTheme="minorEastAsia"/>
@@ -1496,43 +1425,3503 @@
         <w:rPr>
           <w:rFonts w:eastAsiaTheme="minorEastAsia"/>
         </w:rPr>
-        <w:t xml:space="preserve"> were 0 for non-adaptive controller, then </w:t>
-      </w:r>
-      <w:r>
-        <w:rPr>
-          <w:rFonts w:eastAsiaTheme="minorEastAsia"/>
-        </w:rPr>
-        <w:t>the controller would likely fail</w:t>
-      </w:r>
-      <w:r>
-        <w:rPr>
-          <w:rFonts w:eastAsiaTheme="minorEastAsia"/>
-        </w:rPr>
-        <w:t>, resulting in a complete loss of control authority</w:t>
-      </w:r>
-      <w:r>
-        <w:rPr>
-          <w:rFonts w:eastAsiaTheme="minorEastAsia"/>
-        </w:rPr>
-        <w:t xml:space="preserve">. The controller would expect the plant to become unresponsive to control signals, requiring unattainable commands to drive the system to the reference. </w:t>
-      </w:r>
-      <w:r>
-        <w:rPr>
-          <w:rFonts w:eastAsiaTheme="minorEastAsia"/>
-        </w:rPr>
-        <w:t xml:space="preserve">This could be mitigated by augmenting system states to include an integral error term. </w:t>
-      </w:r>
-      <w:r>
-        <w:rPr>
-          <w:rFonts w:eastAsiaTheme="minorEastAsia"/>
-        </w:rPr>
-        <w:t xml:space="preserve">The inclusion of this term would drive at least the system error to 0. </w:t>
-      </w:r>
-      <w:r>
-        <w:rPr>
-          <w:rFonts w:eastAsiaTheme="minorEastAsia"/>
-        </w:rPr>
+        <w:t xml:space="preserve"> becomes 0 at any point, then the expected plant gain would become 0</w:t>
+      </w:r>
+      <w:r>
+        <w:rPr>
+          <w:rFonts w:eastAsiaTheme="minorEastAsia"/>
+        </w:rPr>
+        <w:t xml:space="preserve">. </w:t>
+      </w:r>
+      <w:r>
+        <w:rPr>
+          <w:rFonts w:eastAsiaTheme="minorEastAsia"/>
+        </w:rPr>
+        <w:t xml:space="preserve">This in turn causes </w:t>
+      </w:r>
+      <m:oMath>
+        <m:r>
+          <w:rPr>
+            <w:rFonts w:ascii="Cambria Math" w:eastAsiaTheme="minorEastAsia" w:hAnsi="Cambria Math"/>
+          </w:rPr>
+          <m:t>u(k)</m:t>
+        </m:r>
+      </m:oMath>
+      <w:r>
+        <w:rPr>
+          <w:rFonts w:eastAsiaTheme="minorEastAsia"/>
+        </w:rPr>
+        <w:t xml:space="preserve"> to become 0, and the system experiences a loss of excitation.</w:t>
+      </w:r>
+      <w:r>
+        <w:rPr>
+          <w:rFonts w:eastAsiaTheme="minorEastAsia"/>
+        </w:rPr>
+        <w:t xml:space="preserve"> For a non-adaptive controller, this represents a flaw in the controller design. The plant model in a non-adaptive controller would be static, meaning there is little to deal with the estimate singularity other than changing the expected plant. For an adaptive controller, this is something which must be monitored, as the plant estimate is dynamic and could approach the singularity during runtime.</w:t>
+      </w:r>
+      <w:r>
+        <w:rPr>
+          <w:rFonts w:eastAsiaTheme="minorEastAsia"/>
+        </w:rPr>
+        <w:t xml:space="preserve"> In either scenario, this can be dealt with by modifying the parameter updates. </w:t>
+      </w:r>
+      <w:r>
+        <w:rPr>
+          <w:rFonts w:eastAsiaTheme="minorEastAsia"/>
+        </w:rPr>
+        <w:t xml:space="preserve">This can include bounding the parameters to keep estimates away from singularity regions, altering parameter updates laws, or modifying the parameters themselves when they approach or become 0.  </w:t>
+      </w:r>
+    </w:p>
+    <w:p>
+      <w:pPr>
+        <w:ind w:firstLine="720"/>
+        <w:jc w:val="both"/>
+        <w:rPr>
+          <w:rFonts w:eastAsiaTheme="minorEastAsia"/>
+        </w:rPr>
+      </w:pPr>
+      <w:r>
+        <w:rPr>
+          <w:rFonts w:eastAsiaTheme="minorEastAsia"/>
+        </w:rPr>
+        <w:t xml:space="preserve">For this problem, that could include perturbing the estimate of </w:t>
+      </w:r>
+      <m:oMath>
+        <m:r>
+          <w:rPr>
+            <w:rFonts w:ascii="Cambria Math" w:eastAsiaTheme="minorEastAsia" w:hAnsi="Cambria Math"/>
+          </w:rPr>
+          <m:t>b</m:t>
+        </m:r>
+      </m:oMath>
+      <w:r>
+        <w:rPr>
+          <w:rFonts w:eastAsiaTheme="minorEastAsia"/>
+        </w:rPr>
+        <w:t xml:space="preserve"> when it reaches or nears 0 or substituting a modified estimate of </w:t>
+      </w:r>
+      <m:oMath>
+        <m:r>
+          <w:rPr>
+            <w:rFonts w:ascii="Cambria Math" w:eastAsiaTheme="minorEastAsia" w:hAnsi="Cambria Math"/>
+          </w:rPr>
+          <m:t>b</m:t>
+        </m:r>
+      </m:oMath>
+      <w:r>
+        <w:rPr>
+          <w:rFonts w:eastAsiaTheme="minorEastAsia"/>
+        </w:rPr>
+        <w:t xml:space="preserve"> that stays away from 0, even as the true estimate would tend towards 0. </w:t>
+      </w:r>
+      <w:r>
+        <w:rPr>
+          <w:rFonts w:eastAsiaTheme="minorEastAsia"/>
+        </w:rPr>
+        <w:t>Both methods prevent the loss of excitation. The perturbation helps the estimate escape the singularity while the substitution prevents the approach towards the singularity.</w:t>
+      </w:r>
+    </w:p>
+    <w:p>
+      <w:pPr>
+        <w:pStyle w:val="Heading2"/>
+      </w:pPr>
+      <w:r>
+        <w:lastRenderedPageBreak/>
+        <w:t>Part (b)</w:t>
+      </w:r>
+    </w:p>
+    <w:p/>
+    <w:p>
+      <w:pPr>
+        <w:pStyle w:val="Heading1"/>
+      </w:pPr>
+      <w:r>
+        <w:t>Problem 2</w:t>
+      </w:r>
+    </w:p>
+    <w:p>
+      <w:pPr>
+        <w:pStyle w:val="Heading2"/>
+      </w:pPr>
+      <w:r>
+        <w:t>Part (a)</w:t>
+      </w:r>
+    </w:p>
+    <w:p/>
+    <w:p>
+      <w:pPr>
+        <w:pStyle w:val="Heading2"/>
+      </w:pPr>
+      <w:r>
+        <w:t>Part (b)</w:t>
+      </w:r>
+    </w:p>
+    <w:p/>
+    <w:p>
+      <w:pPr>
+        <w:pStyle w:val="Heading1"/>
+      </w:pPr>
+      <w:r>
+        <w:t>Problem 3</w:t>
+      </w:r>
+    </w:p>
+    <w:p>
+      <m:oMathPara>
+        <m:oMath>
+          <m:r>
+            <w:rPr>
+              <w:rFonts w:ascii="Cambria Math" w:hAnsi="Cambria Math"/>
+            </w:rPr>
+            <m:t>P</m:t>
+          </m:r>
+          <m:d>
+            <m:dPr>
+              <m:ctrlPr>
+                <w:rPr>
+                  <w:rFonts w:ascii="Cambria Math" w:hAnsi="Cambria Math"/>
+                  <w:i/>
+                </w:rPr>
+              </m:ctrlPr>
+            </m:dPr>
+            <m:e>
+              <m:r>
+                <w:rPr>
+                  <w:rFonts w:ascii="Cambria Math" w:hAnsi="Cambria Math"/>
+                </w:rPr>
+                <m:t>z</m:t>
+              </m:r>
+            </m:e>
+          </m:d>
+          <m:r>
+            <w:rPr>
+              <w:rFonts w:ascii="Cambria Math" w:hAnsi="Cambria Math"/>
+            </w:rPr>
+            <m:t>=</m:t>
+          </m:r>
+          <m:f>
+            <m:fPr>
+              <m:ctrlPr>
+                <w:rPr>
+                  <w:rFonts w:ascii="Cambria Math" w:hAnsi="Cambria Math"/>
+                  <w:i/>
+                </w:rPr>
+              </m:ctrlPr>
+            </m:fPr>
+            <m:num>
+              <m:r>
+                <w:rPr>
+                  <w:rFonts w:ascii="Cambria Math" w:hAnsi="Cambria Math"/>
+                </w:rPr>
+                <m:t>b</m:t>
+              </m:r>
+            </m:num>
+            <m:den>
+              <m:r>
+                <w:rPr>
+                  <w:rFonts w:ascii="Cambria Math" w:hAnsi="Cambria Math"/>
+                </w:rPr>
+                <m:t>z-a</m:t>
+              </m:r>
+            </m:den>
+          </m:f>
+          <m:r>
+            <w:rPr>
+              <w:rFonts w:ascii="Cambria Math" w:hAnsi="Cambria Math"/>
+            </w:rPr>
+            <m:t>,  M</m:t>
+          </m:r>
+          <m:d>
+            <m:dPr>
+              <m:ctrlPr>
+                <w:rPr>
+                  <w:rFonts w:ascii="Cambria Math" w:hAnsi="Cambria Math"/>
+                  <w:i/>
+                </w:rPr>
+              </m:ctrlPr>
+            </m:dPr>
+            <m:e>
+              <m:r>
+                <w:rPr>
+                  <w:rFonts w:ascii="Cambria Math" w:hAnsi="Cambria Math"/>
+                </w:rPr>
+                <m:t>z</m:t>
+              </m:r>
+            </m:e>
+          </m:d>
+          <m:r>
+            <w:rPr>
+              <w:rFonts w:ascii="Cambria Math" w:hAnsi="Cambria Math"/>
+            </w:rPr>
+            <m:t>=</m:t>
+          </m:r>
+          <m:f>
+            <m:fPr>
+              <m:ctrlPr>
+                <w:rPr>
+                  <w:rFonts w:ascii="Cambria Math" w:hAnsi="Cambria Math"/>
+                  <w:i/>
+                </w:rPr>
+              </m:ctrlPr>
+            </m:fPr>
+            <m:num>
+              <m:sSub>
+                <m:sSubPr>
+                  <m:ctrlPr>
+                    <w:rPr>
+                      <w:rFonts w:ascii="Cambria Math" w:hAnsi="Cambria Math"/>
+                      <w:i/>
+                    </w:rPr>
+                  </m:ctrlPr>
+                </m:sSubPr>
+                <m:e>
+                  <m:r>
+                    <w:rPr>
+                      <w:rFonts w:ascii="Cambria Math" w:hAnsi="Cambria Math"/>
+                    </w:rPr>
+                    <m:t>b</m:t>
+                  </m:r>
+                </m:e>
+                <m:sub>
+                  <m:r>
+                    <w:rPr>
+                      <w:rFonts w:ascii="Cambria Math" w:hAnsi="Cambria Math"/>
+                    </w:rPr>
+                    <m:t>m</m:t>
+                  </m:r>
+                </m:sub>
+              </m:sSub>
+            </m:num>
+            <m:den>
+              <m:r>
+                <w:rPr>
+                  <w:rFonts w:ascii="Cambria Math" w:hAnsi="Cambria Math"/>
+                </w:rPr>
+                <m:t>z-</m:t>
+              </m:r>
+              <m:sSub>
+                <m:sSubPr>
+                  <m:ctrlPr>
+                    <w:rPr>
+                      <w:rFonts w:ascii="Cambria Math" w:hAnsi="Cambria Math"/>
+                      <w:i/>
+                    </w:rPr>
+                  </m:ctrlPr>
+                </m:sSubPr>
+                <m:e>
+                  <m:r>
+                    <w:rPr>
+                      <w:rFonts w:ascii="Cambria Math" w:hAnsi="Cambria Math"/>
+                    </w:rPr>
+                    <m:t>a</m:t>
+                  </m:r>
+                </m:e>
+                <m:sub>
+                  <m:r>
+                    <w:rPr>
+                      <w:rFonts w:ascii="Cambria Math" w:hAnsi="Cambria Math"/>
+                    </w:rPr>
+                    <m:t>m</m:t>
+                  </m:r>
+                </m:sub>
+              </m:sSub>
+            </m:den>
+          </m:f>
+        </m:oMath>
+      </m:oMathPara>
+    </w:p>
+    <w:p>
+      <w:pPr>
+        <w:pStyle w:val="Heading2"/>
+      </w:pPr>
+      <w:r>
+        <w:t>Part (a)</w:t>
+      </w:r>
+    </w:p>
+    <w:p>
+      <w:pPr>
+        <w:jc w:val="both"/>
+        <w:rPr>
+          <w:rFonts w:eastAsiaTheme="minorEastAsia"/>
+        </w:rPr>
+      </w:pPr>
+      <w:r>
+        <w:t xml:space="preserve">For a minimal degree estimator and state variable filter, </w:t>
+      </w:r>
+      <m:oMath>
+        <m:r>
+          <w:rPr>
+            <w:rFonts w:ascii="Cambria Math" w:hAnsi="Cambria Math"/>
+          </w:rPr>
+          <m:t>λ</m:t>
+        </m:r>
+        <m:d>
+          <m:dPr>
+            <m:ctrlPr>
+              <w:rPr>
+                <w:rFonts w:ascii="Cambria Math" w:hAnsi="Cambria Math"/>
+                <w:i/>
+              </w:rPr>
+            </m:ctrlPr>
+          </m:dPr>
+          <m:e>
+            <m:r>
+              <w:rPr>
+                <w:rFonts w:ascii="Cambria Math" w:hAnsi="Cambria Math"/>
+              </w:rPr>
+              <m:t>z</m:t>
+            </m:r>
+          </m:e>
+        </m:d>
+        <m:r>
+          <w:rPr>
+            <w:rFonts w:ascii="Cambria Math" w:hAnsi="Cambria Math"/>
+          </w:rPr>
+          <m:t>=</m:t>
+        </m:r>
+        <m:sSup>
+          <m:sSupPr>
+            <m:ctrlPr>
+              <w:rPr>
+                <w:rFonts w:ascii="Cambria Math" w:hAnsi="Cambria Math"/>
+                <w:i/>
+              </w:rPr>
+            </m:ctrlPr>
+          </m:sSupPr>
+          <m:e>
+            <m:r>
+              <w:rPr>
+                <w:rFonts w:ascii="Cambria Math" w:hAnsi="Cambria Math"/>
+              </w:rPr>
+              <m:t>z</m:t>
+            </m:r>
+          </m:e>
+          <m:sup>
+            <m:r>
+              <w:rPr>
+                <w:rFonts w:ascii="Cambria Math" w:hAnsi="Cambria Math"/>
+              </w:rPr>
+              <m:t>n-1</m:t>
+            </m:r>
+          </m:sup>
+        </m:sSup>
+      </m:oMath>
+      <w:r>
+        <w:rPr>
+          <w:rFonts w:eastAsiaTheme="minorEastAsia"/>
+        </w:rPr>
+        <w:t>.</w:t>
+      </w:r>
+      <w:r>
+        <w:rPr>
+          <w:rFonts w:eastAsiaTheme="minorEastAsia"/>
+        </w:rPr>
+        <w:t xml:space="preserve"> In the case of a first order system, </w:t>
+      </w:r>
+      <m:oMath>
+        <m:r>
+          <w:rPr>
+            <w:rFonts w:ascii="Cambria Math" w:eastAsiaTheme="minorEastAsia" w:hAnsi="Cambria Math"/>
+          </w:rPr>
+          <m:t>λ</m:t>
+        </m:r>
+        <m:d>
+          <m:dPr>
+            <m:ctrlPr>
+              <w:rPr>
+                <w:rFonts w:ascii="Cambria Math" w:eastAsiaTheme="minorEastAsia" w:hAnsi="Cambria Math"/>
+                <w:i/>
+              </w:rPr>
+            </m:ctrlPr>
+          </m:dPr>
+          <m:e>
+            <m:r>
+              <w:rPr>
+                <w:rFonts w:ascii="Cambria Math" w:eastAsiaTheme="minorEastAsia" w:hAnsi="Cambria Math"/>
+              </w:rPr>
+              <m:t>z</m:t>
+            </m:r>
+          </m:e>
+        </m:d>
+      </m:oMath>
+      <w:r>
+        <w:rPr>
+          <w:rFonts w:eastAsiaTheme="minorEastAsia"/>
+        </w:rPr>
+        <w:t xml:space="preserve"> is a constant term. </w:t>
+      </w:r>
+      <w:r>
         <w:t xml:space="preserve"> </w:t>
+      </w:r>
+      <w:r>
+        <w:t>Thus, the filter dynamics will not affect the controller algorithm.</w:t>
+      </w:r>
+      <w:r>
+        <w:t xml:space="preserve"> A constant state variable filter essentially means that the input signal will be linear combinations of </w:t>
+      </w:r>
+      <w:r>
+        <w:rPr>
+          <w:rFonts w:eastAsiaTheme="minorEastAsia"/>
+        </w:rPr>
+        <w:t xml:space="preserve"> </w:t>
+      </w:r>
+      <m:oMath>
+        <m:r>
+          <w:rPr>
+            <w:rFonts w:ascii="Cambria Math" w:eastAsiaTheme="minorEastAsia" w:hAnsi="Cambria Math"/>
+          </w:rPr>
+          <m:t>r</m:t>
+        </m:r>
+      </m:oMath>
+      <w:r>
+        <w:rPr>
+          <w:rFonts w:eastAsiaTheme="minorEastAsia"/>
+        </w:rPr>
+        <w:t xml:space="preserve"> and </w:t>
+      </w:r>
+      <m:oMath>
+        <m:sSub>
+          <m:sSubPr>
+            <m:ctrlPr>
+              <w:rPr>
+                <w:rFonts w:ascii="Cambria Math" w:eastAsiaTheme="minorEastAsia" w:hAnsi="Cambria Math"/>
+                <w:i/>
+              </w:rPr>
+            </m:ctrlPr>
+          </m:sSubPr>
+          <m:e>
+            <m:r>
+              <w:rPr>
+                <w:rFonts w:ascii="Cambria Math" w:eastAsiaTheme="minorEastAsia" w:hAnsi="Cambria Math"/>
+              </w:rPr>
+              <m:t>y</m:t>
+            </m:r>
+          </m:e>
+          <m:sub>
+            <m:r>
+              <w:rPr>
+                <w:rFonts w:ascii="Cambria Math" w:eastAsiaTheme="minorEastAsia" w:hAnsi="Cambria Math"/>
+              </w:rPr>
+              <m:t>p</m:t>
+            </m:r>
+          </m:sub>
+        </m:sSub>
+      </m:oMath>
+      <w:r>
+        <w:rPr>
+          <w:rFonts w:eastAsiaTheme="minorEastAsia"/>
+        </w:rPr>
+        <w:t xml:space="preserve">. </w:t>
+      </w:r>
+      <w:r>
+        <w:rPr>
+          <w:rFonts w:eastAsiaTheme="minorEastAsia"/>
+        </w:rPr>
+        <w:t xml:space="preserve">Even ignoring requirements on the relative degree between </w:t>
+      </w:r>
+      <m:oMath>
+        <m:r>
+          <w:rPr>
+            <w:rFonts w:ascii="Cambria Math" w:eastAsiaTheme="minorEastAsia" w:hAnsi="Cambria Math"/>
+          </w:rPr>
+          <m:t>c(z)</m:t>
+        </m:r>
+      </m:oMath>
+      <w:r>
+        <w:rPr>
+          <w:rFonts w:eastAsiaTheme="minorEastAsia"/>
+        </w:rPr>
+        <w:t xml:space="preserve"> and </w:t>
+      </w:r>
+      <m:oMath>
+        <m:r>
+          <w:rPr>
+            <w:rFonts w:ascii="Cambria Math" w:eastAsiaTheme="minorEastAsia" w:hAnsi="Cambria Math"/>
+          </w:rPr>
+          <m:t>d</m:t>
+        </m:r>
+        <m:d>
+          <m:dPr>
+            <m:ctrlPr>
+              <w:rPr>
+                <w:rFonts w:ascii="Cambria Math" w:eastAsiaTheme="minorEastAsia" w:hAnsi="Cambria Math"/>
+                <w:i/>
+              </w:rPr>
+            </m:ctrlPr>
+          </m:dPr>
+          <m:e>
+            <m:r>
+              <w:rPr>
+                <w:rFonts w:ascii="Cambria Math" w:eastAsiaTheme="minorEastAsia" w:hAnsi="Cambria Math"/>
+              </w:rPr>
+              <m:t>z</m:t>
+            </m:r>
+          </m:e>
+        </m:d>
+      </m:oMath>
+      <w:r>
+        <w:rPr>
+          <w:rFonts w:eastAsiaTheme="minorEastAsia"/>
+        </w:rPr>
+        <w:t>, k</w:t>
+      </w:r>
+      <w:r>
+        <w:rPr>
+          <w:rFonts w:eastAsiaTheme="minorEastAsia"/>
+        </w:rPr>
+        <w:t xml:space="preserve">eeping </w:t>
+      </w:r>
+      <m:oMath>
+        <m:f>
+          <m:fPr>
+            <m:ctrlPr>
+              <w:rPr>
+                <w:rFonts w:ascii="Cambria Math" w:eastAsiaTheme="minorEastAsia" w:hAnsi="Cambria Math"/>
+                <w:i/>
+              </w:rPr>
+            </m:ctrlPr>
+          </m:fPr>
+          <m:num>
+            <m:r>
+              <w:rPr>
+                <w:rFonts w:ascii="Cambria Math" w:eastAsiaTheme="minorEastAsia" w:hAnsi="Cambria Math"/>
+              </w:rPr>
+              <m:t>c</m:t>
+            </m:r>
+            <m:d>
+              <m:dPr>
+                <m:ctrlPr>
+                  <w:rPr>
+                    <w:rFonts w:ascii="Cambria Math" w:eastAsiaTheme="minorEastAsia" w:hAnsi="Cambria Math"/>
+                    <w:i/>
+                  </w:rPr>
+                </m:ctrlPr>
+              </m:dPr>
+              <m:e>
+                <m:r>
+                  <w:rPr>
+                    <w:rFonts w:ascii="Cambria Math" w:eastAsiaTheme="minorEastAsia" w:hAnsi="Cambria Math"/>
+                  </w:rPr>
+                  <m:t>z</m:t>
+                </m:r>
+              </m:e>
+            </m:d>
+          </m:num>
+          <m:den>
+            <m:r>
+              <w:rPr>
+                <w:rFonts w:ascii="Cambria Math" w:eastAsiaTheme="minorEastAsia" w:hAnsi="Cambria Math"/>
+              </w:rPr>
+              <m:t>λ</m:t>
+            </m:r>
+            <m:d>
+              <m:dPr>
+                <m:ctrlPr>
+                  <w:rPr>
+                    <w:rFonts w:ascii="Cambria Math" w:eastAsiaTheme="minorEastAsia" w:hAnsi="Cambria Math"/>
+                    <w:i/>
+                  </w:rPr>
+                </m:ctrlPr>
+              </m:dPr>
+              <m:e>
+                <m:r>
+                  <w:rPr>
+                    <w:rFonts w:ascii="Cambria Math" w:eastAsiaTheme="minorEastAsia" w:hAnsi="Cambria Math"/>
+                  </w:rPr>
+                  <m:t>z</m:t>
+                </m:r>
+              </m:e>
+            </m:d>
+          </m:den>
+        </m:f>
+      </m:oMath>
+      <w:r>
+        <w:rPr>
+          <w:rFonts w:eastAsiaTheme="minorEastAsia"/>
+        </w:rPr>
+        <w:t xml:space="preserve"> and </w:t>
+      </w:r>
+      <m:oMath>
+        <m:f>
+          <m:fPr>
+            <m:ctrlPr>
+              <w:rPr>
+                <w:rFonts w:ascii="Cambria Math" w:eastAsiaTheme="minorEastAsia" w:hAnsi="Cambria Math"/>
+                <w:i/>
+              </w:rPr>
+            </m:ctrlPr>
+          </m:fPr>
+          <m:num>
+            <m:r>
+              <w:rPr>
+                <w:rFonts w:ascii="Cambria Math" w:eastAsiaTheme="minorEastAsia" w:hAnsi="Cambria Math"/>
+              </w:rPr>
+              <m:t>d</m:t>
+            </m:r>
+            <m:d>
+              <m:dPr>
+                <m:ctrlPr>
+                  <w:rPr>
+                    <w:rFonts w:ascii="Cambria Math" w:eastAsiaTheme="minorEastAsia" w:hAnsi="Cambria Math"/>
+                    <w:i/>
+                  </w:rPr>
+                </m:ctrlPr>
+              </m:dPr>
+              <m:e>
+                <m:r>
+                  <w:rPr>
+                    <w:rFonts w:ascii="Cambria Math" w:eastAsiaTheme="minorEastAsia" w:hAnsi="Cambria Math"/>
+                  </w:rPr>
+                  <m:t>z</m:t>
+                </m:r>
+              </m:e>
+            </m:d>
+          </m:num>
+          <m:den>
+            <m:r>
+              <w:rPr>
+                <w:rFonts w:ascii="Cambria Math" w:eastAsiaTheme="minorEastAsia" w:hAnsi="Cambria Math"/>
+              </w:rPr>
+              <m:t>λ</m:t>
+            </m:r>
+            <m:d>
+              <m:dPr>
+                <m:ctrlPr>
+                  <w:rPr>
+                    <w:rFonts w:ascii="Cambria Math" w:eastAsiaTheme="minorEastAsia" w:hAnsi="Cambria Math"/>
+                    <w:i/>
+                  </w:rPr>
+                </m:ctrlPr>
+              </m:dPr>
+              <m:e>
+                <m:r>
+                  <w:rPr>
+                    <w:rFonts w:ascii="Cambria Math" w:eastAsiaTheme="minorEastAsia" w:hAnsi="Cambria Math"/>
+                  </w:rPr>
+                  <m:t>z</m:t>
+                </m:r>
+              </m:e>
+            </m:d>
+          </m:den>
+        </m:f>
+      </m:oMath>
+      <w:r>
+        <w:rPr>
+          <w:rFonts w:eastAsiaTheme="minorEastAsia"/>
+        </w:rPr>
+        <w:t xml:space="preserve"> proper or strictly proper would require </w:t>
+      </w:r>
+      <m:oMath>
+        <m:f>
+          <m:fPr>
+            <m:ctrlPr>
+              <w:rPr>
+                <w:rFonts w:ascii="Cambria Math" w:eastAsiaTheme="minorEastAsia" w:hAnsi="Cambria Math"/>
+                <w:i/>
+              </w:rPr>
+            </m:ctrlPr>
+          </m:fPr>
+          <m:num>
+            <m:r>
+              <w:rPr>
+                <w:rFonts w:ascii="Cambria Math" w:eastAsiaTheme="minorEastAsia" w:hAnsi="Cambria Math"/>
+              </w:rPr>
+              <m:t>c</m:t>
+            </m:r>
+            <m:d>
+              <m:dPr>
+                <m:ctrlPr>
+                  <w:rPr>
+                    <w:rFonts w:ascii="Cambria Math" w:eastAsiaTheme="minorEastAsia" w:hAnsi="Cambria Math"/>
+                    <w:i/>
+                  </w:rPr>
+                </m:ctrlPr>
+              </m:dPr>
+              <m:e>
+                <m:r>
+                  <w:rPr>
+                    <w:rFonts w:ascii="Cambria Math" w:eastAsiaTheme="minorEastAsia" w:hAnsi="Cambria Math"/>
+                  </w:rPr>
+                  <m:t>z</m:t>
+                </m:r>
+              </m:e>
+            </m:d>
+          </m:num>
+          <m:den>
+            <m:r>
+              <w:rPr>
+                <w:rFonts w:ascii="Cambria Math" w:eastAsiaTheme="minorEastAsia" w:hAnsi="Cambria Math"/>
+              </w:rPr>
+              <m:t>λ</m:t>
+            </m:r>
+            <m:d>
+              <m:dPr>
+                <m:ctrlPr>
+                  <w:rPr>
+                    <w:rFonts w:ascii="Cambria Math" w:eastAsiaTheme="minorEastAsia" w:hAnsi="Cambria Math"/>
+                    <w:i/>
+                  </w:rPr>
+                </m:ctrlPr>
+              </m:dPr>
+              <m:e>
+                <m:r>
+                  <w:rPr>
+                    <w:rFonts w:ascii="Cambria Math" w:eastAsiaTheme="minorEastAsia" w:hAnsi="Cambria Math"/>
+                  </w:rPr>
+                  <m:t>z</m:t>
+                </m:r>
+              </m:e>
+            </m:d>
+          </m:den>
+        </m:f>
+      </m:oMath>
+      <w:r>
+        <w:rPr>
+          <w:rFonts w:eastAsiaTheme="minorEastAsia"/>
+        </w:rPr>
+        <w:t xml:space="preserve"> and </w:t>
+      </w:r>
+      <m:oMath>
+        <m:f>
+          <m:fPr>
+            <m:ctrlPr>
+              <w:rPr>
+                <w:rFonts w:ascii="Cambria Math" w:eastAsiaTheme="minorEastAsia" w:hAnsi="Cambria Math"/>
+                <w:i/>
+              </w:rPr>
+            </m:ctrlPr>
+          </m:fPr>
+          <m:num>
+            <m:r>
+              <w:rPr>
+                <w:rFonts w:ascii="Cambria Math" w:eastAsiaTheme="minorEastAsia" w:hAnsi="Cambria Math"/>
+              </w:rPr>
+              <m:t>d</m:t>
+            </m:r>
+            <m:d>
+              <m:dPr>
+                <m:ctrlPr>
+                  <w:rPr>
+                    <w:rFonts w:ascii="Cambria Math" w:eastAsiaTheme="minorEastAsia" w:hAnsi="Cambria Math"/>
+                    <w:i/>
+                  </w:rPr>
+                </m:ctrlPr>
+              </m:dPr>
+              <m:e>
+                <m:r>
+                  <w:rPr>
+                    <w:rFonts w:ascii="Cambria Math" w:eastAsiaTheme="minorEastAsia" w:hAnsi="Cambria Math"/>
+                  </w:rPr>
+                  <m:t>z</m:t>
+                </m:r>
+              </m:e>
+            </m:d>
+          </m:num>
+          <m:den>
+            <m:r>
+              <w:rPr>
+                <w:rFonts w:ascii="Cambria Math" w:eastAsiaTheme="minorEastAsia" w:hAnsi="Cambria Math"/>
+              </w:rPr>
+              <m:t>λ</m:t>
+            </m:r>
+            <m:d>
+              <m:dPr>
+                <m:ctrlPr>
+                  <w:rPr>
+                    <w:rFonts w:ascii="Cambria Math" w:eastAsiaTheme="minorEastAsia" w:hAnsi="Cambria Math"/>
+                    <w:i/>
+                  </w:rPr>
+                </m:ctrlPr>
+              </m:dPr>
+              <m:e>
+                <m:r>
+                  <w:rPr>
+                    <w:rFonts w:ascii="Cambria Math" w:eastAsiaTheme="minorEastAsia" w:hAnsi="Cambria Math"/>
+                  </w:rPr>
+                  <m:t>z</m:t>
+                </m:r>
+              </m:e>
+            </m:d>
+          </m:den>
+        </m:f>
+      </m:oMath>
+      <w:r>
+        <w:rPr>
+          <w:rFonts w:eastAsiaTheme="minorEastAsia"/>
+        </w:rPr>
+        <w:t xml:space="preserve"> to be either constants themselves or 0. </w:t>
+      </w:r>
+      <w:r>
+        <w:rPr>
+          <w:rFonts w:eastAsiaTheme="minorEastAsia"/>
+        </w:rPr>
+        <w:t xml:space="preserve">The </w:t>
+      </w:r>
+      <w:r>
+        <w:rPr>
+          <w:rFonts w:eastAsiaTheme="minorEastAsia"/>
+        </w:rPr>
+        <w:t>presence</w:t>
+      </w:r>
+      <w:r>
+        <w:rPr>
+          <w:rFonts w:eastAsiaTheme="minorEastAsia"/>
+        </w:rPr>
+        <w:t xml:space="preserve">/absence of </w:t>
+      </w:r>
+      <m:oMath>
+        <m:r>
+          <w:rPr>
+            <w:rFonts w:ascii="Cambria Math" w:eastAsiaTheme="minorEastAsia" w:hAnsi="Cambria Math"/>
+          </w:rPr>
+          <m:t>c</m:t>
+        </m:r>
+      </m:oMath>
+      <w:r>
+        <w:rPr>
+          <w:rFonts w:eastAsiaTheme="minorEastAsia"/>
+        </w:rPr>
+        <w:t xml:space="preserve"> and </w:t>
+      </w:r>
+      <m:oMath>
+        <m:r>
+          <w:rPr>
+            <w:rFonts w:ascii="Cambria Math" w:eastAsiaTheme="minorEastAsia" w:hAnsi="Cambria Math"/>
+          </w:rPr>
+          <m:t>d</m:t>
+        </m:r>
+      </m:oMath>
+      <w:r>
+        <w:rPr>
+          <w:rFonts w:eastAsiaTheme="minorEastAsia"/>
+        </w:rPr>
+        <w:t xml:space="preserve"> (gains on the </w:t>
+      </w:r>
+      <m:oMath>
+        <m:r>
+          <w:rPr>
+            <w:rFonts w:ascii="Cambria Math" w:eastAsiaTheme="minorEastAsia" w:hAnsi="Cambria Math"/>
+          </w:rPr>
+          <m:t>λ</m:t>
+        </m:r>
+      </m:oMath>
+      <w:r>
+        <w:rPr>
+          <w:rFonts w:eastAsiaTheme="minorEastAsia"/>
+        </w:rPr>
+        <w:t xml:space="preserve"> filtered signal) would not change that. Instead, they would simply change the value of coefficients of </w:t>
+      </w:r>
+      <m:oMath>
+        <m:r>
+          <w:rPr>
+            <w:rFonts w:ascii="Cambria Math" w:eastAsiaTheme="minorEastAsia" w:hAnsi="Cambria Math"/>
+          </w:rPr>
+          <m:t>r</m:t>
+        </m:r>
+      </m:oMath>
+      <w:r>
+        <w:rPr>
+          <w:rFonts w:eastAsiaTheme="minorEastAsia"/>
+        </w:rPr>
+        <w:t xml:space="preserve"> and </w:t>
+      </w:r>
+      <m:oMath>
+        <m:sSub>
+          <m:sSubPr>
+            <m:ctrlPr>
+              <w:rPr>
+                <w:rFonts w:ascii="Cambria Math" w:eastAsiaTheme="minorEastAsia" w:hAnsi="Cambria Math"/>
+                <w:i/>
+              </w:rPr>
+            </m:ctrlPr>
+          </m:sSubPr>
+          <m:e>
+            <m:r>
+              <w:rPr>
+                <w:rFonts w:ascii="Cambria Math" w:eastAsiaTheme="minorEastAsia" w:hAnsi="Cambria Math"/>
+              </w:rPr>
+              <m:t>y</m:t>
+            </m:r>
+          </m:e>
+          <m:sub>
+            <m:r>
+              <w:rPr>
+                <w:rFonts w:ascii="Cambria Math" w:eastAsiaTheme="minorEastAsia" w:hAnsi="Cambria Math"/>
+              </w:rPr>
+              <m:t>p</m:t>
+            </m:r>
+          </m:sub>
+        </m:sSub>
+      </m:oMath>
+      <w:r>
+        <w:rPr>
+          <w:rFonts w:eastAsiaTheme="minorEastAsia"/>
+        </w:rPr>
+        <w:t>.</w:t>
+      </w:r>
+      <w:r>
+        <w:rPr>
+          <w:rFonts w:eastAsiaTheme="minorEastAsia"/>
+        </w:rPr>
+        <w:t xml:space="preserve"> </w:t>
+      </w:r>
+      <w:r>
+        <w:rPr>
+          <w:rFonts w:eastAsiaTheme="minorEastAsia"/>
+        </w:rPr>
+        <w:t xml:space="preserve">This can be shown with the closed loop transfer function. </w:t>
+      </w:r>
+    </w:p>
+    <w:p>
+      <w:pPr>
+        <w:jc w:val="both"/>
+        <w:rPr>
+          <w:rFonts w:eastAsiaTheme="minorEastAsia"/>
+        </w:rPr>
+      </w:pPr>
+      <m:oMathPara>
+        <m:oMath>
+          <m:sSub>
+            <m:sSubPr>
+              <m:ctrlPr>
+                <w:rPr>
+                  <w:rFonts w:ascii="Cambria Math" w:eastAsiaTheme="minorEastAsia" w:hAnsi="Cambria Math"/>
+                  <w:i/>
+                </w:rPr>
+              </m:ctrlPr>
+            </m:sSubPr>
+            <m:e>
+              <m:r>
+                <w:rPr>
+                  <w:rFonts w:ascii="Cambria Math" w:eastAsiaTheme="minorEastAsia" w:hAnsi="Cambria Math"/>
+                </w:rPr>
+                <m:t>Y</m:t>
+              </m:r>
+            </m:e>
+            <m:sub>
+              <m:r>
+                <w:rPr>
+                  <w:rFonts w:ascii="Cambria Math" w:eastAsiaTheme="minorEastAsia" w:hAnsi="Cambria Math"/>
+                </w:rPr>
+                <m:t>p</m:t>
+              </m:r>
+            </m:sub>
+          </m:sSub>
+          <m:d>
+            <m:dPr>
+              <m:ctrlPr>
+                <w:rPr>
+                  <w:rFonts w:ascii="Cambria Math" w:eastAsiaTheme="minorEastAsia" w:hAnsi="Cambria Math"/>
+                  <w:i/>
+                </w:rPr>
+              </m:ctrlPr>
+            </m:dPr>
+            <m:e>
+              <m:r>
+                <w:rPr>
+                  <w:rFonts w:ascii="Cambria Math" w:eastAsiaTheme="minorEastAsia" w:hAnsi="Cambria Math"/>
+                </w:rPr>
+                <m:t>z</m:t>
+              </m:r>
+            </m:e>
+          </m:d>
+          <m:r>
+            <w:rPr>
+              <w:rFonts w:ascii="Cambria Math" w:eastAsiaTheme="minorEastAsia" w:hAnsi="Cambria Math"/>
+            </w:rPr>
+            <m:t>=</m:t>
+          </m:r>
+          <m:r>
+            <w:rPr>
+              <w:rFonts w:ascii="Cambria Math" w:eastAsiaTheme="minorEastAsia" w:hAnsi="Cambria Math"/>
+            </w:rPr>
+            <m:t>P</m:t>
+          </m:r>
+          <m:d>
+            <m:dPr>
+              <m:ctrlPr>
+                <w:rPr>
+                  <w:rFonts w:ascii="Cambria Math" w:eastAsiaTheme="minorEastAsia" w:hAnsi="Cambria Math"/>
+                  <w:i/>
+                </w:rPr>
+              </m:ctrlPr>
+            </m:dPr>
+            <m:e>
+              <m:r>
+                <w:rPr>
+                  <w:rFonts w:ascii="Cambria Math" w:eastAsiaTheme="minorEastAsia" w:hAnsi="Cambria Math"/>
+                </w:rPr>
+                <m:t>z</m:t>
+              </m:r>
+            </m:e>
+          </m:d>
+          <m:r>
+            <w:rPr>
+              <w:rFonts w:ascii="Cambria Math" w:eastAsiaTheme="minorEastAsia" w:hAnsi="Cambria Math"/>
+            </w:rPr>
+            <m:t>U</m:t>
+          </m:r>
+        </m:oMath>
+      </m:oMathPara>
+    </w:p>
+    <w:p>
+      <w:pPr>
+        <w:jc w:val="both"/>
+        <w:rPr>
+          <w:rFonts w:eastAsiaTheme="minorEastAsia"/>
+        </w:rPr>
+      </w:pPr>
+      <m:oMathPara>
+        <m:oMath>
+          <m:r>
+            <w:rPr>
+              <w:rFonts w:ascii="Cambria Math" w:eastAsiaTheme="minorEastAsia" w:hAnsi="Cambria Math"/>
+            </w:rPr>
+            <m:t xml:space="preserve">U= </m:t>
+          </m:r>
+          <m:d>
+            <m:dPr>
+              <m:ctrlPr>
+                <w:rPr>
+                  <w:rFonts w:ascii="Cambria Math" w:eastAsiaTheme="minorEastAsia" w:hAnsi="Cambria Math"/>
+                  <w:i/>
+                </w:rPr>
+              </m:ctrlPr>
+            </m:dPr>
+            <m:e>
+              <m:r>
+                <w:rPr>
+                  <w:rFonts w:ascii="Cambria Math" w:eastAsiaTheme="minorEastAsia" w:hAnsi="Cambria Math"/>
+                </w:rPr>
+                <m:t>1-</m:t>
+              </m:r>
+              <m:f>
+                <m:fPr>
+                  <m:ctrlPr>
+                    <w:rPr>
+                      <w:rFonts w:ascii="Cambria Math" w:eastAsiaTheme="minorEastAsia" w:hAnsi="Cambria Math"/>
+                      <w:i/>
+                    </w:rPr>
+                  </m:ctrlPr>
+                </m:fPr>
+                <m:num>
+                  <m:r>
+                    <w:rPr>
+                      <w:rFonts w:ascii="Cambria Math" w:eastAsiaTheme="minorEastAsia" w:hAnsi="Cambria Math"/>
+                    </w:rPr>
+                    <m:t>c</m:t>
+                  </m:r>
+                </m:num>
+                <m:den>
+                  <m:r>
+                    <w:rPr>
+                      <w:rFonts w:ascii="Cambria Math" w:eastAsiaTheme="minorEastAsia" w:hAnsi="Cambria Math"/>
+                    </w:rPr>
+                    <m:t>λ</m:t>
+                  </m:r>
+                </m:den>
+              </m:f>
+            </m:e>
+          </m:d>
+          <m:d>
+            <m:dPr>
+              <m:ctrlPr>
+                <w:rPr>
+                  <w:rFonts w:ascii="Cambria Math" w:eastAsiaTheme="minorEastAsia" w:hAnsi="Cambria Math"/>
+                  <w:i/>
+                </w:rPr>
+              </m:ctrlPr>
+            </m:dPr>
+            <m:e>
+              <m:sSub>
+                <m:sSubPr>
+                  <m:ctrlPr>
+                    <w:rPr>
+                      <w:rFonts w:ascii="Cambria Math" w:eastAsiaTheme="minorEastAsia" w:hAnsi="Cambria Math"/>
+                      <w:i/>
+                    </w:rPr>
+                  </m:ctrlPr>
+                </m:sSubPr>
+                <m:e>
+                  <m:r>
+                    <w:rPr>
+                      <w:rFonts w:ascii="Cambria Math" w:eastAsiaTheme="minorEastAsia" w:hAnsi="Cambria Math"/>
+                    </w:rPr>
+                    <m:t>c</m:t>
+                  </m:r>
+                </m:e>
+                <m:sub>
+                  <m:r>
+                    <w:rPr>
+                      <w:rFonts w:ascii="Cambria Math" w:eastAsiaTheme="minorEastAsia" w:hAnsi="Cambria Math"/>
+                    </w:rPr>
+                    <m:t>0</m:t>
+                  </m:r>
+                </m:sub>
+              </m:sSub>
+              <m:r>
+                <w:rPr>
+                  <w:rFonts w:ascii="Cambria Math" w:eastAsiaTheme="minorEastAsia" w:hAnsi="Cambria Math"/>
+                </w:rPr>
+                <m:t>r+</m:t>
+              </m:r>
+              <m:f>
+                <m:fPr>
+                  <m:ctrlPr>
+                    <w:rPr>
+                      <w:rFonts w:ascii="Cambria Math" w:eastAsiaTheme="minorEastAsia" w:hAnsi="Cambria Math"/>
+                      <w:i/>
+                    </w:rPr>
+                  </m:ctrlPr>
+                </m:fPr>
+                <m:num>
+                  <m:r>
+                    <w:rPr>
+                      <w:rFonts w:ascii="Cambria Math" w:eastAsiaTheme="minorEastAsia" w:hAnsi="Cambria Math"/>
+                    </w:rPr>
+                    <m:t>d</m:t>
+                  </m:r>
+                </m:num>
+                <m:den>
+                  <m:r>
+                    <w:rPr>
+                      <w:rFonts w:ascii="Cambria Math" w:eastAsiaTheme="minorEastAsia" w:hAnsi="Cambria Math"/>
+                    </w:rPr>
+                    <m:t>λ</m:t>
+                  </m:r>
+                </m:den>
+              </m:f>
+              <m:sSub>
+                <m:sSubPr>
+                  <m:ctrlPr>
+                    <w:rPr>
+                      <w:rFonts w:ascii="Cambria Math" w:eastAsiaTheme="minorEastAsia" w:hAnsi="Cambria Math"/>
+                      <w:i/>
+                    </w:rPr>
+                  </m:ctrlPr>
+                </m:sSubPr>
+                <m:e>
+                  <m:r>
+                    <w:rPr>
+                      <w:rFonts w:ascii="Cambria Math" w:eastAsiaTheme="minorEastAsia" w:hAnsi="Cambria Math"/>
+                    </w:rPr>
+                    <m:t>Y</m:t>
+                  </m:r>
+                </m:e>
+                <m:sub>
+                  <m:r>
+                    <w:rPr>
+                      <w:rFonts w:ascii="Cambria Math" w:eastAsiaTheme="minorEastAsia" w:hAnsi="Cambria Math"/>
+                    </w:rPr>
+                    <m:t>p</m:t>
+                  </m:r>
+                </m:sub>
+              </m:sSub>
+              <m:d>
+                <m:dPr>
+                  <m:ctrlPr>
+                    <w:rPr>
+                      <w:rFonts w:ascii="Cambria Math" w:eastAsiaTheme="minorEastAsia" w:hAnsi="Cambria Math"/>
+                      <w:i/>
+                    </w:rPr>
+                  </m:ctrlPr>
+                </m:dPr>
+                <m:e>
+                  <m:r>
+                    <w:rPr>
+                      <w:rFonts w:ascii="Cambria Math" w:eastAsiaTheme="minorEastAsia" w:hAnsi="Cambria Math"/>
+                    </w:rPr>
+                    <m:t>z</m:t>
+                  </m:r>
+                </m:e>
+              </m:d>
+              <m:r>
+                <w:rPr>
+                  <w:rFonts w:ascii="Cambria Math" w:eastAsiaTheme="minorEastAsia" w:hAnsi="Cambria Math"/>
+                </w:rPr>
+                <m:t>+</m:t>
+              </m:r>
+              <m:sSub>
+                <m:sSubPr>
+                  <m:ctrlPr>
+                    <w:rPr>
+                      <w:rFonts w:ascii="Cambria Math" w:eastAsiaTheme="minorEastAsia" w:hAnsi="Cambria Math"/>
+                      <w:i/>
+                    </w:rPr>
+                  </m:ctrlPr>
+                </m:sSubPr>
+                <m:e>
+                  <m:r>
+                    <w:rPr>
+                      <w:rFonts w:ascii="Cambria Math" w:eastAsiaTheme="minorEastAsia" w:hAnsi="Cambria Math"/>
+                    </w:rPr>
+                    <m:t>d</m:t>
+                  </m:r>
+                </m:e>
+                <m:sub>
+                  <m:r>
+                    <w:rPr>
+                      <w:rFonts w:ascii="Cambria Math" w:eastAsiaTheme="minorEastAsia" w:hAnsi="Cambria Math"/>
+                    </w:rPr>
+                    <m:t>0</m:t>
+                  </m:r>
+                </m:sub>
+              </m:sSub>
+              <m:sSub>
+                <m:sSubPr>
+                  <m:ctrlPr>
+                    <w:rPr>
+                      <w:rFonts w:ascii="Cambria Math" w:eastAsiaTheme="minorEastAsia" w:hAnsi="Cambria Math"/>
+                      <w:i/>
+                    </w:rPr>
+                  </m:ctrlPr>
+                </m:sSubPr>
+                <m:e>
+                  <m:r>
+                    <w:rPr>
+                      <w:rFonts w:ascii="Cambria Math" w:eastAsiaTheme="minorEastAsia" w:hAnsi="Cambria Math"/>
+                    </w:rPr>
+                    <m:t>Y</m:t>
+                  </m:r>
+                </m:e>
+                <m:sub>
+                  <m:r>
+                    <w:rPr>
+                      <w:rFonts w:ascii="Cambria Math" w:eastAsiaTheme="minorEastAsia" w:hAnsi="Cambria Math"/>
+                    </w:rPr>
+                    <m:t>p</m:t>
+                  </m:r>
+                </m:sub>
+              </m:sSub>
+              <m:r>
+                <w:rPr>
+                  <w:rFonts w:ascii="Cambria Math" w:eastAsiaTheme="minorEastAsia" w:hAnsi="Cambria Math"/>
+                </w:rPr>
+                <m:t xml:space="preserve"> </m:t>
+              </m:r>
+            </m:e>
+          </m:d>
+        </m:oMath>
+      </m:oMathPara>
+    </w:p>
+    <w:p>
+      <w:pPr>
+        <w:jc w:val="both"/>
+        <w:rPr>
+          <w:rFonts w:eastAsiaTheme="minorEastAsia"/>
+        </w:rPr>
+      </w:pPr>
+      <m:oMathPara>
+        <m:oMath>
+          <m:r>
+            <w:rPr>
+              <w:rFonts w:ascii="Cambria Math" w:eastAsiaTheme="minorEastAsia" w:hAnsi="Cambria Math"/>
+            </w:rPr>
+            <m:t>=</m:t>
+          </m:r>
+          <m:d>
+            <m:dPr>
+              <m:ctrlPr>
+                <w:rPr>
+                  <w:rFonts w:ascii="Cambria Math" w:eastAsiaTheme="minorEastAsia" w:hAnsi="Cambria Math"/>
+                  <w:i/>
+                </w:rPr>
+              </m:ctrlPr>
+            </m:dPr>
+            <m:e>
+              <m:r>
+                <w:rPr>
+                  <w:rFonts w:ascii="Cambria Math" w:eastAsiaTheme="minorEastAsia" w:hAnsi="Cambria Math"/>
+                </w:rPr>
+                <m:t>1-</m:t>
+              </m:r>
+              <m:f>
+                <m:fPr>
+                  <m:ctrlPr>
+                    <w:rPr>
+                      <w:rFonts w:ascii="Cambria Math" w:eastAsiaTheme="minorEastAsia" w:hAnsi="Cambria Math"/>
+                      <w:i/>
+                    </w:rPr>
+                  </m:ctrlPr>
+                </m:fPr>
+                <m:num>
+                  <m:r>
+                    <w:rPr>
+                      <w:rFonts w:ascii="Cambria Math" w:eastAsiaTheme="minorEastAsia" w:hAnsi="Cambria Math"/>
+                    </w:rPr>
+                    <m:t>c</m:t>
+                  </m:r>
+                </m:num>
+                <m:den>
+                  <m:r>
+                    <w:rPr>
+                      <w:rFonts w:ascii="Cambria Math" w:eastAsiaTheme="minorEastAsia" w:hAnsi="Cambria Math"/>
+                    </w:rPr>
+                    <m:t>λ</m:t>
+                  </m:r>
+                </m:den>
+              </m:f>
+            </m:e>
+          </m:d>
+          <m:d>
+            <m:dPr>
+              <m:ctrlPr>
+                <w:rPr>
+                  <w:rFonts w:ascii="Cambria Math" w:eastAsiaTheme="minorEastAsia" w:hAnsi="Cambria Math"/>
+                  <w:i/>
+                </w:rPr>
+              </m:ctrlPr>
+            </m:dPr>
+            <m:e>
+              <m:sSub>
+                <m:sSubPr>
+                  <m:ctrlPr>
+                    <w:rPr>
+                      <w:rFonts w:ascii="Cambria Math" w:eastAsiaTheme="minorEastAsia" w:hAnsi="Cambria Math"/>
+                      <w:i/>
+                    </w:rPr>
+                  </m:ctrlPr>
+                </m:sSubPr>
+                <m:e>
+                  <m:r>
+                    <w:rPr>
+                      <w:rFonts w:ascii="Cambria Math" w:eastAsiaTheme="minorEastAsia" w:hAnsi="Cambria Math"/>
+                    </w:rPr>
+                    <m:t>c</m:t>
+                  </m:r>
+                </m:e>
+                <m:sub>
+                  <m:r>
+                    <w:rPr>
+                      <w:rFonts w:ascii="Cambria Math" w:eastAsiaTheme="minorEastAsia" w:hAnsi="Cambria Math"/>
+                    </w:rPr>
+                    <m:t>0</m:t>
+                  </m:r>
+                </m:sub>
+              </m:sSub>
+              <m:r>
+                <w:rPr>
+                  <w:rFonts w:ascii="Cambria Math" w:eastAsiaTheme="minorEastAsia" w:hAnsi="Cambria Math"/>
+                </w:rPr>
+                <m:t>r+</m:t>
+              </m:r>
+              <m:d>
+                <m:dPr>
+                  <m:ctrlPr>
+                    <w:rPr>
+                      <w:rFonts w:ascii="Cambria Math" w:eastAsiaTheme="minorEastAsia" w:hAnsi="Cambria Math"/>
+                      <w:i/>
+                    </w:rPr>
+                  </m:ctrlPr>
+                </m:dPr>
+                <m:e>
+                  <m:f>
+                    <m:fPr>
+                      <m:ctrlPr>
+                        <w:rPr>
+                          <w:rFonts w:ascii="Cambria Math" w:eastAsiaTheme="minorEastAsia" w:hAnsi="Cambria Math"/>
+                          <w:i/>
+                        </w:rPr>
+                      </m:ctrlPr>
+                    </m:fPr>
+                    <m:num>
+                      <m:r>
+                        <w:rPr>
+                          <w:rFonts w:ascii="Cambria Math" w:eastAsiaTheme="minorEastAsia" w:hAnsi="Cambria Math"/>
+                        </w:rPr>
+                        <m:t>d</m:t>
+                      </m:r>
+                    </m:num>
+                    <m:den>
+                      <m:r>
+                        <w:rPr>
+                          <w:rFonts w:ascii="Cambria Math" w:eastAsiaTheme="minorEastAsia" w:hAnsi="Cambria Math"/>
+                        </w:rPr>
+                        <m:t>λ</m:t>
+                      </m:r>
+                    </m:den>
+                  </m:f>
+                  <m:r>
+                    <w:rPr>
+                      <w:rFonts w:ascii="Cambria Math" w:eastAsiaTheme="minorEastAsia" w:hAnsi="Cambria Math"/>
+                    </w:rPr>
+                    <m:t>+</m:t>
+                  </m:r>
+                  <m:sSub>
+                    <m:sSubPr>
+                      <m:ctrlPr>
+                        <w:rPr>
+                          <w:rFonts w:ascii="Cambria Math" w:eastAsiaTheme="minorEastAsia" w:hAnsi="Cambria Math"/>
+                          <w:i/>
+                        </w:rPr>
+                      </m:ctrlPr>
+                    </m:sSubPr>
+                    <m:e>
+                      <m:r>
+                        <w:rPr>
+                          <w:rFonts w:ascii="Cambria Math" w:eastAsiaTheme="minorEastAsia" w:hAnsi="Cambria Math"/>
+                        </w:rPr>
+                        <m:t>d</m:t>
+                      </m:r>
+                    </m:e>
+                    <m:sub>
+                      <m:r>
+                        <w:rPr>
+                          <w:rFonts w:ascii="Cambria Math" w:eastAsiaTheme="minorEastAsia" w:hAnsi="Cambria Math"/>
+                        </w:rPr>
+                        <m:t>0</m:t>
+                      </m:r>
+                    </m:sub>
+                  </m:sSub>
+                </m:e>
+              </m:d>
+              <m:sSub>
+                <m:sSubPr>
+                  <m:ctrlPr>
+                    <w:rPr>
+                      <w:rFonts w:ascii="Cambria Math" w:eastAsiaTheme="minorEastAsia" w:hAnsi="Cambria Math"/>
+                      <w:i/>
+                    </w:rPr>
+                  </m:ctrlPr>
+                </m:sSubPr>
+                <m:e>
+                  <m:r>
+                    <w:rPr>
+                      <w:rFonts w:ascii="Cambria Math" w:eastAsiaTheme="minorEastAsia" w:hAnsi="Cambria Math"/>
+                    </w:rPr>
+                    <m:t>Y</m:t>
+                  </m:r>
+                </m:e>
+                <m:sub>
+                  <m:r>
+                    <w:rPr>
+                      <w:rFonts w:ascii="Cambria Math" w:eastAsiaTheme="minorEastAsia" w:hAnsi="Cambria Math"/>
+                    </w:rPr>
+                    <m:t>p</m:t>
+                  </m:r>
+                </m:sub>
+              </m:sSub>
+            </m:e>
+          </m:d>
+        </m:oMath>
+      </m:oMathPara>
+    </w:p>
+    <w:p>
+      <w:pPr>
+        <w:jc w:val="both"/>
+        <w:rPr>
+          <w:rFonts w:eastAsiaTheme="minorEastAsia"/>
+        </w:rPr>
+      </w:pPr>
+      <w:r>
+        <w:rPr>
+          <w:rFonts w:eastAsiaTheme="minorEastAsia"/>
+        </w:rPr>
+        <w:t xml:space="preserve">The result is the same. Either </w:t>
+      </w:r>
+    </w:p>
+    <w:p>
+      <w:pPr>
+        <w:jc w:val="center"/>
+        <w:rPr>
+          <w:rFonts w:eastAsiaTheme="minorEastAsia"/>
+        </w:rPr>
+      </w:pPr>
+      <m:oMath>
+        <m:r>
+          <w:rPr>
+            <w:rFonts w:ascii="Cambria Math" w:eastAsiaTheme="minorEastAsia" w:hAnsi="Cambria Math"/>
+          </w:rPr>
+          <m:t>c=0</m:t>
+        </m:r>
+      </m:oMath>
+      <w:r>
+        <w:rPr>
+          <w:rFonts w:eastAsiaTheme="minorEastAsia"/>
+        </w:rPr>
+        <w:t xml:space="preserve"> </w:t>
+      </w:r>
+      <w:r>
+        <w:rPr>
+          <w:rFonts w:eastAsiaTheme="minorEastAsia"/>
+        </w:rPr>
+        <w:t xml:space="preserve">or </w:t>
+      </w:r>
+      <m:oMath>
+        <m:sSub>
+          <m:sSubPr>
+            <m:ctrlPr>
+              <w:rPr>
+                <w:rFonts w:ascii="Cambria Math" w:eastAsiaTheme="minorEastAsia" w:hAnsi="Cambria Math"/>
+                <w:i/>
+              </w:rPr>
+            </m:ctrlPr>
+          </m:sSubPr>
+          <m:e>
+            <m:r>
+              <w:rPr>
+                <w:rFonts w:ascii="Cambria Math" w:eastAsiaTheme="minorEastAsia" w:hAnsi="Cambria Math"/>
+              </w:rPr>
+              <m:t>c</m:t>
+            </m:r>
+          </m:e>
+          <m:sub>
+            <m:r>
+              <w:rPr>
+                <w:rFonts w:ascii="Cambria Math" w:eastAsiaTheme="minorEastAsia" w:hAnsi="Cambria Math"/>
+              </w:rPr>
+              <m:t>0</m:t>
+            </m:r>
+          </m:sub>
+        </m:sSub>
+        <m:r>
+          <w:rPr>
+            <w:rFonts w:ascii="Cambria Math" w:eastAsiaTheme="minorEastAsia" w:hAnsi="Cambria Math"/>
+          </w:rPr>
+          <m:t>←</m:t>
+        </m:r>
+        <m:d>
+          <m:dPr>
+            <m:ctrlPr>
+              <w:rPr>
+                <w:rFonts w:ascii="Cambria Math" w:eastAsiaTheme="minorEastAsia" w:hAnsi="Cambria Math"/>
+                <w:i/>
+              </w:rPr>
+            </m:ctrlPr>
+          </m:dPr>
+          <m:e>
+            <m:r>
+              <w:rPr>
+                <w:rFonts w:ascii="Cambria Math" w:eastAsiaTheme="minorEastAsia" w:hAnsi="Cambria Math"/>
+              </w:rPr>
+              <m:t>1-</m:t>
+            </m:r>
+            <m:f>
+              <m:fPr>
+                <m:ctrlPr>
+                  <w:rPr>
+                    <w:rFonts w:ascii="Cambria Math" w:eastAsiaTheme="minorEastAsia" w:hAnsi="Cambria Math"/>
+                    <w:i/>
+                  </w:rPr>
+                </m:ctrlPr>
+              </m:fPr>
+              <m:num>
+                <m:r>
+                  <w:rPr>
+                    <w:rFonts w:ascii="Cambria Math" w:eastAsiaTheme="minorEastAsia" w:hAnsi="Cambria Math"/>
+                  </w:rPr>
+                  <m:t>c</m:t>
+                </m:r>
+              </m:num>
+              <m:den>
+                <m:r>
+                  <w:rPr>
+                    <w:rFonts w:ascii="Cambria Math" w:eastAsiaTheme="minorEastAsia" w:hAnsi="Cambria Math"/>
+                  </w:rPr>
+                  <m:t>λ</m:t>
+                </m:r>
+              </m:den>
+            </m:f>
+          </m:e>
+        </m:d>
+        <m:sSub>
+          <m:sSubPr>
+            <m:ctrlPr>
+              <w:rPr>
+                <w:rFonts w:ascii="Cambria Math" w:eastAsiaTheme="minorEastAsia" w:hAnsi="Cambria Math"/>
+                <w:i/>
+              </w:rPr>
+            </m:ctrlPr>
+          </m:sSubPr>
+          <m:e>
+            <m:r>
+              <w:rPr>
+                <w:rFonts w:ascii="Cambria Math" w:eastAsiaTheme="minorEastAsia" w:hAnsi="Cambria Math"/>
+              </w:rPr>
+              <m:t>c</m:t>
+            </m:r>
+          </m:e>
+          <m:sub>
+            <m:r>
+              <w:rPr>
+                <w:rFonts w:ascii="Cambria Math" w:eastAsiaTheme="minorEastAsia" w:hAnsi="Cambria Math"/>
+              </w:rPr>
+              <m:t>0</m:t>
+            </m:r>
+          </m:sub>
+        </m:sSub>
+      </m:oMath>
+    </w:p>
+    <w:p>
+      <w:pPr>
+        <w:jc w:val="center"/>
+        <w:rPr>
+          <w:rFonts w:eastAsiaTheme="minorEastAsia"/>
+        </w:rPr>
+      </w:pPr>
+      <m:oMath>
+        <m:r>
+          <w:rPr>
+            <w:rFonts w:ascii="Cambria Math" w:eastAsiaTheme="minorEastAsia" w:hAnsi="Cambria Math"/>
+          </w:rPr>
+          <m:t xml:space="preserve">d=0 </m:t>
+        </m:r>
+      </m:oMath>
+      <w:r>
+        <w:rPr>
+          <w:rFonts w:eastAsiaTheme="minorEastAsia"/>
+          <w:iCs/>
+        </w:rPr>
+        <w:t>or</w:t>
+      </w:r>
+      <w:r>
+        <w:rPr>
+          <w:rFonts w:eastAsiaTheme="minorEastAsia"/>
+          <w:iCs/>
+        </w:rPr>
+        <w:t xml:space="preserve"> </w:t>
+      </w:r>
+      <m:oMath>
+        <m:sSub>
+          <m:sSubPr>
+            <m:ctrlPr>
+              <w:rPr>
+                <w:rFonts w:ascii="Cambria Math" w:eastAsiaTheme="minorEastAsia" w:hAnsi="Cambria Math"/>
+                <w:i/>
+              </w:rPr>
+            </m:ctrlPr>
+          </m:sSubPr>
+          <m:e>
+            <m:r>
+              <w:rPr>
+                <w:rFonts w:ascii="Cambria Math" w:eastAsiaTheme="minorEastAsia" w:hAnsi="Cambria Math"/>
+              </w:rPr>
+              <m:t>d</m:t>
+            </m:r>
+          </m:e>
+          <m:sub>
+            <m:r>
+              <w:rPr>
+                <w:rFonts w:ascii="Cambria Math" w:eastAsiaTheme="minorEastAsia" w:hAnsi="Cambria Math"/>
+              </w:rPr>
+              <m:t>0</m:t>
+            </m:r>
+          </m:sub>
+        </m:sSub>
+        <m:r>
+          <w:rPr>
+            <w:rFonts w:ascii="Cambria Math" w:eastAsiaTheme="minorEastAsia" w:hAnsi="Cambria Math"/>
+          </w:rPr>
+          <m:t>←</m:t>
+        </m:r>
+        <m:d>
+          <m:dPr>
+            <m:ctrlPr>
+              <w:rPr>
+                <w:rFonts w:ascii="Cambria Math" w:eastAsiaTheme="minorEastAsia" w:hAnsi="Cambria Math"/>
+                <w:i/>
+              </w:rPr>
+            </m:ctrlPr>
+          </m:dPr>
+          <m:e>
+            <m:r>
+              <w:rPr>
+                <w:rFonts w:ascii="Cambria Math" w:eastAsiaTheme="minorEastAsia" w:hAnsi="Cambria Math"/>
+              </w:rPr>
+              <m:t>1-</m:t>
+            </m:r>
+            <m:f>
+              <m:fPr>
+                <m:ctrlPr>
+                  <w:rPr>
+                    <w:rFonts w:ascii="Cambria Math" w:eastAsiaTheme="minorEastAsia" w:hAnsi="Cambria Math"/>
+                    <w:i/>
+                  </w:rPr>
+                </m:ctrlPr>
+              </m:fPr>
+              <m:num>
+                <m:r>
+                  <w:rPr>
+                    <w:rFonts w:ascii="Cambria Math" w:eastAsiaTheme="minorEastAsia" w:hAnsi="Cambria Math"/>
+                  </w:rPr>
+                  <m:t>c</m:t>
+                </m:r>
+              </m:num>
+              <m:den>
+                <m:r>
+                  <w:rPr>
+                    <w:rFonts w:ascii="Cambria Math" w:eastAsiaTheme="minorEastAsia" w:hAnsi="Cambria Math"/>
+                  </w:rPr>
+                  <m:t>λ</m:t>
+                </m:r>
+              </m:den>
+            </m:f>
+          </m:e>
+        </m:d>
+        <m:d>
+          <m:dPr>
+            <m:ctrlPr>
+              <w:rPr>
+                <w:rFonts w:ascii="Cambria Math" w:eastAsiaTheme="minorEastAsia" w:hAnsi="Cambria Math"/>
+                <w:i/>
+              </w:rPr>
+            </m:ctrlPr>
+          </m:dPr>
+          <m:e>
+            <m:f>
+              <m:fPr>
+                <m:ctrlPr>
+                  <w:rPr>
+                    <w:rFonts w:ascii="Cambria Math" w:eastAsiaTheme="minorEastAsia" w:hAnsi="Cambria Math"/>
+                    <w:i/>
+                  </w:rPr>
+                </m:ctrlPr>
+              </m:fPr>
+              <m:num>
+                <m:r>
+                  <w:rPr>
+                    <w:rFonts w:ascii="Cambria Math" w:eastAsiaTheme="minorEastAsia" w:hAnsi="Cambria Math"/>
+                  </w:rPr>
+                  <m:t>d</m:t>
+                </m:r>
+              </m:num>
+              <m:den>
+                <m:r>
+                  <w:rPr>
+                    <w:rFonts w:ascii="Cambria Math" w:eastAsiaTheme="minorEastAsia" w:hAnsi="Cambria Math"/>
+                  </w:rPr>
+                  <m:t>λ</m:t>
+                </m:r>
+              </m:den>
+            </m:f>
+            <m:r>
+              <w:rPr>
+                <w:rFonts w:ascii="Cambria Math" w:eastAsiaTheme="minorEastAsia" w:hAnsi="Cambria Math"/>
+              </w:rPr>
+              <m:t>+</m:t>
+            </m:r>
+            <m:sSub>
+              <m:sSubPr>
+                <m:ctrlPr>
+                  <w:rPr>
+                    <w:rFonts w:ascii="Cambria Math" w:eastAsiaTheme="minorEastAsia" w:hAnsi="Cambria Math"/>
+                    <w:i/>
+                  </w:rPr>
+                </m:ctrlPr>
+              </m:sSubPr>
+              <m:e>
+                <m:r>
+                  <w:rPr>
+                    <w:rFonts w:ascii="Cambria Math" w:eastAsiaTheme="minorEastAsia" w:hAnsi="Cambria Math"/>
+                  </w:rPr>
+                  <m:t>d</m:t>
+                </m:r>
+              </m:e>
+              <m:sub>
+                <m:r>
+                  <w:rPr>
+                    <w:rFonts w:ascii="Cambria Math" w:eastAsiaTheme="minorEastAsia" w:hAnsi="Cambria Math"/>
+                  </w:rPr>
+                  <m:t>0</m:t>
+                </m:r>
+              </m:sub>
+            </m:sSub>
+          </m:e>
+        </m:d>
+      </m:oMath>
+    </w:p>
+    <w:p>
+      <w:pPr>
+        <w:jc w:val="center"/>
+        <w:rPr>
+          <w:rFonts w:eastAsiaTheme="minorEastAsia"/>
+        </w:rPr>
+      </w:pPr>
+      <m:oMathPara>
+        <m:oMath>
+          <m:r>
+            <w:rPr>
+              <w:rFonts w:ascii="Cambria Math" w:eastAsiaTheme="minorEastAsia" w:hAnsi="Cambria Math"/>
+            </w:rPr>
+            <w:lastRenderedPageBreak/>
+            <m:t>u</m:t>
+          </m:r>
+          <m:d>
+            <m:dPr>
+              <m:ctrlPr>
+                <w:rPr>
+                  <w:rFonts w:ascii="Cambria Math" w:eastAsiaTheme="minorEastAsia" w:hAnsi="Cambria Math"/>
+                  <w:i/>
+                </w:rPr>
+              </m:ctrlPr>
+            </m:dPr>
+            <m:e>
+              <m:r>
+                <w:rPr>
+                  <w:rFonts w:ascii="Cambria Math" w:eastAsiaTheme="minorEastAsia" w:hAnsi="Cambria Math"/>
+                </w:rPr>
+                <m:t>k</m:t>
+              </m:r>
+            </m:e>
+          </m:d>
+          <m:r>
+            <w:rPr>
+              <w:rFonts w:ascii="Cambria Math" w:eastAsiaTheme="minorEastAsia" w:hAnsi="Cambria Math"/>
+            </w:rPr>
+            <m:t>=</m:t>
+          </m:r>
+          <m:sSub>
+            <m:sSubPr>
+              <m:ctrlPr>
+                <w:rPr>
+                  <w:rFonts w:ascii="Cambria Math" w:eastAsiaTheme="minorEastAsia" w:hAnsi="Cambria Math"/>
+                  <w:i/>
+                </w:rPr>
+              </m:ctrlPr>
+            </m:sSubPr>
+            <m:e>
+              <m:r>
+                <w:rPr>
+                  <w:rFonts w:ascii="Cambria Math" w:eastAsiaTheme="minorEastAsia" w:hAnsi="Cambria Math"/>
+                </w:rPr>
+                <m:t>c</m:t>
+              </m:r>
+            </m:e>
+            <m:sub>
+              <m:r>
+                <w:rPr>
+                  <w:rFonts w:ascii="Cambria Math" w:eastAsiaTheme="minorEastAsia" w:hAnsi="Cambria Math"/>
+                </w:rPr>
+                <m:t>0</m:t>
+              </m:r>
+            </m:sub>
+          </m:sSub>
+          <m:r>
+            <w:rPr>
+              <w:rFonts w:ascii="Cambria Math" w:eastAsiaTheme="minorEastAsia" w:hAnsi="Cambria Math"/>
+            </w:rPr>
+            <m:t>r</m:t>
+          </m:r>
+          <m:r>
+            <w:rPr>
+              <w:rFonts w:ascii="Cambria Math" w:eastAsiaTheme="minorEastAsia" w:hAnsi="Cambria Math"/>
+            </w:rPr>
+            <m:t>(k)</m:t>
+          </m:r>
+          <m:r>
+            <w:rPr>
+              <w:rFonts w:ascii="Cambria Math" w:eastAsiaTheme="minorEastAsia" w:hAnsi="Cambria Math"/>
+            </w:rPr>
+            <m:t>+</m:t>
+          </m:r>
+          <m:sSub>
+            <m:sSubPr>
+              <m:ctrlPr>
+                <w:rPr>
+                  <w:rFonts w:ascii="Cambria Math" w:eastAsiaTheme="minorEastAsia" w:hAnsi="Cambria Math"/>
+                  <w:i/>
+                </w:rPr>
+              </m:ctrlPr>
+            </m:sSubPr>
+            <m:e>
+              <m:r>
+                <w:rPr>
+                  <w:rFonts w:ascii="Cambria Math" w:eastAsiaTheme="minorEastAsia" w:hAnsi="Cambria Math"/>
+                </w:rPr>
+                <m:t>d</m:t>
+              </m:r>
+            </m:e>
+            <m:sub>
+              <m:r>
+                <w:rPr>
+                  <w:rFonts w:ascii="Cambria Math" w:eastAsiaTheme="minorEastAsia" w:hAnsi="Cambria Math"/>
+                </w:rPr>
+                <m:t>0</m:t>
+              </m:r>
+            </m:sub>
+          </m:sSub>
+          <m:sSub>
+            <m:sSubPr>
+              <m:ctrlPr>
+                <w:rPr>
+                  <w:rFonts w:ascii="Cambria Math" w:eastAsiaTheme="minorEastAsia" w:hAnsi="Cambria Math"/>
+                  <w:i/>
+                </w:rPr>
+              </m:ctrlPr>
+            </m:sSubPr>
+            <m:e>
+              <m:r>
+                <w:rPr>
+                  <w:rFonts w:ascii="Cambria Math" w:eastAsiaTheme="minorEastAsia" w:hAnsi="Cambria Math"/>
+                </w:rPr>
+                <m:t>y</m:t>
+              </m:r>
+            </m:e>
+            <m:sub>
+              <m:r>
+                <w:rPr>
+                  <w:rFonts w:ascii="Cambria Math" w:eastAsiaTheme="minorEastAsia" w:hAnsi="Cambria Math"/>
+                </w:rPr>
+                <m:t>p</m:t>
+              </m:r>
+            </m:sub>
+          </m:sSub>
+          <m:r>
+            <w:rPr>
+              <w:rFonts w:ascii="Cambria Math" w:eastAsiaTheme="minorEastAsia" w:hAnsi="Cambria Math"/>
+            </w:rPr>
+            <m:t>(k)</m:t>
+          </m:r>
+        </m:oMath>
+      </m:oMathPara>
+    </w:p>
+    <w:p>
+      <w:pPr>
+        <w:jc w:val="both"/>
+        <w:rPr>
+          <w:rFonts w:eastAsiaTheme="minorEastAsia"/>
+        </w:rPr>
+      </w:pPr>
+      <w:r>
+        <w:rPr>
+          <w:rFonts w:eastAsiaTheme="minorEastAsia"/>
+        </w:rPr>
+        <w:t xml:space="preserve">Having </w:t>
+      </w:r>
+      <m:oMath>
+        <m:r>
+          <w:rPr>
+            <w:rFonts w:ascii="Cambria Math" w:eastAsiaTheme="minorEastAsia" w:hAnsi="Cambria Math"/>
+          </w:rPr>
+          <m:t>λ(z)</m:t>
+        </m:r>
+      </m:oMath>
+      <w:r>
+        <w:rPr>
+          <w:rFonts w:eastAsiaTheme="minorEastAsia"/>
+        </w:rPr>
+        <w:t xml:space="preserve"> with </w:t>
+      </w:r>
+      <m:oMath>
+        <m:r>
+          <m:rPr>
+            <m:sty m:val="p"/>
+          </m:rPr>
+          <w:rPr>
+            <w:rFonts w:ascii="Cambria Math" w:eastAsiaTheme="minorEastAsia" w:hAnsi="Cambria Math"/>
+          </w:rPr>
+          <m:t>degree</m:t>
+        </m:r>
+        <m:d>
+          <m:dPr>
+            <m:ctrlPr>
+              <w:rPr>
+                <w:rFonts w:ascii="Cambria Math" w:eastAsiaTheme="minorEastAsia" w:hAnsi="Cambria Math"/>
+                <w:i/>
+              </w:rPr>
+            </m:ctrlPr>
+          </m:dPr>
+          <m:e>
+            <m:r>
+              <w:rPr>
+                <w:rFonts w:ascii="Cambria Math" w:eastAsiaTheme="minorEastAsia" w:hAnsi="Cambria Math"/>
+              </w:rPr>
+              <m:t>λ</m:t>
+            </m:r>
+          </m:e>
+        </m:d>
+        <m:r>
+          <w:rPr>
+            <w:rFonts w:ascii="Cambria Math" w:eastAsiaTheme="minorEastAsia" w:hAnsi="Cambria Math"/>
+          </w:rPr>
+          <m:t>&gt;0</m:t>
+        </m:r>
+      </m:oMath>
+      <w:r>
+        <w:rPr>
+          <w:rFonts w:eastAsiaTheme="minorEastAsia"/>
+        </w:rPr>
+        <w:t xml:space="preserve"> would prevent these coefficients from being trivial</w:t>
+      </w:r>
+      <w:r>
+        <w:rPr>
+          <w:rFonts w:eastAsiaTheme="minorEastAsia"/>
+        </w:rPr>
+        <w:t>, but the estimator is no longer minimal order</w:t>
+      </w:r>
+      <w:r>
+        <w:rPr>
+          <w:rFonts w:eastAsiaTheme="minorEastAsia"/>
+        </w:rPr>
+        <w:t>.</w:t>
+      </w:r>
+      <w:r>
+        <w:rPr>
+          <w:rFonts w:eastAsiaTheme="minorEastAsia"/>
+        </w:rPr>
+        <w:t xml:space="preserve"> </w:t>
+      </w:r>
+    </w:p>
+    <w:p>
+      <w:pPr>
+        <w:jc w:val="both"/>
+        <w:rPr>
+          <w:rFonts w:eastAsiaTheme="minorEastAsia"/>
+        </w:rPr>
+      </w:pPr>
+      <w:r>
+        <w:rPr>
+          <w:rFonts w:eastAsiaTheme="minorEastAsia"/>
+        </w:rPr>
+        <w:tab/>
+        <w:t xml:space="preserve">The nominal parameter for </w:t>
+      </w:r>
+      <m:oMath>
+        <m:sSub>
+          <m:sSubPr>
+            <m:ctrlPr>
+              <w:rPr>
+                <w:rFonts w:ascii="Cambria Math" w:eastAsiaTheme="minorEastAsia" w:hAnsi="Cambria Math"/>
+                <w:i/>
+              </w:rPr>
+            </m:ctrlPr>
+          </m:sSubPr>
+          <m:e>
+            <m:r>
+              <w:rPr>
+                <w:rFonts w:ascii="Cambria Math" w:eastAsiaTheme="minorEastAsia" w:hAnsi="Cambria Math"/>
+              </w:rPr>
+              <m:t>c</m:t>
+            </m:r>
+          </m:e>
+          <m:sub>
+            <m:r>
+              <w:rPr>
+                <w:rFonts w:ascii="Cambria Math" w:eastAsiaTheme="minorEastAsia" w:hAnsi="Cambria Math"/>
+              </w:rPr>
+              <m:t>0</m:t>
+            </m:r>
+          </m:sub>
+        </m:sSub>
+      </m:oMath>
+      <w:r>
+        <w:rPr>
+          <w:rFonts w:eastAsiaTheme="minorEastAsia"/>
+        </w:rPr>
+        <w:t xml:space="preserve"> and </w:t>
+      </w:r>
+      <m:oMath>
+        <m:sSub>
+          <m:sSubPr>
+            <m:ctrlPr>
+              <w:rPr>
+                <w:rFonts w:ascii="Cambria Math" w:eastAsiaTheme="minorEastAsia" w:hAnsi="Cambria Math"/>
+                <w:i/>
+              </w:rPr>
+            </m:ctrlPr>
+          </m:sSubPr>
+          <m:e>
+            <m:r>
+              <w:rPr>
+                <w:rFonts w:ascii="Cambria Math" w:eastAsiaTheme="minorEastAsia" w:hAnsi="Cambria Math"/>
+              </w:rPr>
+              <m:t>d</m:t>
+            </m:r>
+          </m:e>
+          <m:sub>
+            <m:r>
+              <w:rPr>
+                <w:rFonts w:ascii="Cambria Math" w:eastAsiaTheme="minorEastAsia" w:hAnsi="Cambria Math"/>
+              </w:rPr>
+              <m:t>0</m:t>
+            </m:r>
+          </m:sub>
+        </m:sSub>
+      </m:oMath>
+      <w:r>
+        <w:rPr>
+          <w:rFonts w:eastAsiaTheme="minorEastAsia"/>
+        </w:rPr>
+        <w:t xml:space="preserve"> are found from </w:t>
+      </w:r>
+      <w:r>
+        <w:rPr>
+          <w:rFonts w:eastAsiaTheme="minorEastAsia"/>
+        </w:rPr>
+        <w:t>matching the reference and plant models</w:t>
+      </w:r>
+    </w:p>
+    <w:p>
+      <w:pPr>
+        <w:jc w:val="both"/>
+        <w:rPr>
+          <w:rFonts w:eastAsiaTheme="minorEastAsia"/>
+        </w:rPr>
+      </w:pPr>
+      <m:oMathPara>
+        <m:oMath>
+          <m:sSub>
+            <m:sSubPr>
+              <m:ctrlPr>
+                <w:rPr>
+                  <w:rFonts w:ascii="Cambria Math" w:eastAsiaTheme="minorEastAsia" w:hAnsi="Cambria Math"/>
+                  <w:i/>
+                </w:rPr>
+              </m:ctrlPr>
+            </m:sSubPr>
+            <m:e>
+              <m:r>
+                <w:rPr>
+                  <w:rFonts w:ascii="Cambria Math" w:eastAsiaTheme="minorEastAsia" w:hAnsi="Cambria Math"/>
+                </w:rPr>
+                <m:t>P</m:t>
+              </m:r>
+            </m:e>
+            <m:sub>
+              <m:r>
+                <w:rPr>
+                  <w:rFonts w:ascii="Cambria Math" w:eastAsiaTheme="minorEastAsia" w:hAnsi="Cambria Math"/>
+                </w:rPr>
+                <m:t>cl</m:t>
+              </m:r>
+            </m:sub>
+          </m:sSub>
+          <m:d>
+            <m:dPr>
+              <m:ctrlPr>
+                <w:rPr>
+                  <w:rFonts w:ascii="Cambria Math" w:eastAsiaTheme="minorEastAsia" w:hAnsi="Cambria Math"/>
+                  <w:i/>
+                </w:rPr>
+              </m:ctrlPr>
+            </m:dPr>
+            <m:e>
+              <m:r>
+                <w:rPr>
+                  <w:rFonts w:ascii="Cambria Math" w:eastAsiaTheme="minorEastAsia" w:hAnsi="Cambria Math"/>
+                </w:rPr>
+                <m:t>z</m:t>
+              </m:r>
+            </m:e>
+          </m:d>
+          <m:r>
+            <w:rPr>
+              <w:rFonts w:ascii="Cambria Math" w:eastAsiaTheme="minorEastAsia" w:hAnsi="Cambria Math"/>
+            </w:rPr>
+            <m:t>=M(z)</m:t>
+          </m:r>
+        </m:oMath>
+      </m:oMathPara>
+    </w:p>
+    <w:p>
+      <w:pPr>
+        <w:jc w:val="both"/>
+        <w:rPr>
+          <w:rFonts w:eastAsiaTheme="minorEastAsia"/>
+        </w:rPr>
+      </w:pPr>
+      <m:oMathPara>
+        <m:oMath>
+          <m:f>
+            <m:fPr>
+              <m:ctrlPr>
+                <w:rPr>
+                  <w:rFonts w:ascii="Cambria Math" w:eastAsiaTheme="minorEastAsia" w:hAnsi="Cambria Math"/>
+                  <w:i/>
+                </w:rPr>
+              </m:ctrlPr>
+            </m:fPr>
+            <m:num>
+              <m:r>
+                <w:rPr>
+                  <w:rFonts w:ascii="Cambria Math" w:eastAsiaTheme="minorEastAsia" w:hAnsi="Cambria Math"/>
+                </w:rPr>
+                <m:t>P</m:t>
+              </m:r>
+              <m:d>
+                <m:dPr>
+                  <m:ctrlPr>
+                    <w:rPr>
+                      <w:rFonts w:ascii="Cambria Math" w:eastAsiaTheme="minorEastAsia" w:hAnsi="Cambria Math"/>
+                      <w:i/>
+                    </w:rPr>
+                  </m:ctrlPr>
+                </m:dPr>
+                <m:e>
+                  <m:r>
+                    <w:rPr>
+                      <w:rFonts w:ascii="Cambria Math" w:eastAsiaTheme="minorEastAsia" w:hAnsi="Cambria Math"/>
+                    </w:rPr>
+                    <m:t>z</m:t>
+                  </m:r>
+                </m:e>
+              </m:d>
+              <m:sSub>
+                <m:sSubPr>
+                  <m:ctrlPr>
+                    <w:rPr>
+                      <w:rFonts w:ascii="Cambria Math" w:eastAsiaTheme="minorEastAsia" w:hAnsi="Cambria Math"/>
+                      <w:i/>
+                    </w:rPr>
+                  </m:ctrlPr>
+                </m:sSubPr>
+                <m:e>
+                  <m:r>
+                    <w:rPr>
+                      <w:rFonts w:ascii="Cambria Math" w:eastAsiaTheme="minorEastAsia" w:hAnsi="Cambria Math"/>
+                    </w:rPr>
+                    <m:t>c</m:t>
+                  </m:r>
+                </m:e>
+                <m:sub>
+                  <m:r>
+                    <w:rPr>
+                      <w:rFonts w:ascii="Cambria Math" w:eastAsiaTheme="minorEastAsia" w:hAnsi="Cambria Math"/>
+                    </w:rPr>
+                    <m:t>0</m:t>
+                  </m:r>
+                </m:sub>
+              </m:sSub>
+            </m:num>
+            <m:den>
+              <m:r>
+                <w:rPr>
+                  <w:rFonts w:ascii="Cambria Math" w:eastAsiaTheme="minorEastAsia" w:hAnsi="Cambria Math"/>
+                </w:rPr>
+                <m:t>1</m:t>
+              </m:r>
+              <m:r>
+                <w:rPr>
+                  <w:rFonts w:ascii="Cambria Math" w:eastAsiaTheme="minorEastAsia" w:hAnsi="Cambria Math"/>
+                </w:rPr>
+                <m:t>-</m:t>
+              </m:r>
+              <m:r>
+                <w:rPr>
+                  <w:rFonts w:ascii="Cambria Math" w:eastAsiaTheme="minorEastAsia" w:hAnsi="Cambria Math"/>
+                </w:rPr>
+                <m:t>P</m:t>
+              </m:r>
+              <m:d>
+                <m:dPr>
+                  <m:ctrlPr>
+                    <w:rPr>
+                      <w:rFonts w:ascii="Cambria Math" w:eastAsiaTheme="minorEastAsia" w:hAnsi="Cambria Math"/>
+                      <w:i/>
+                    </w:rPr>
+                  </m:ctrlPr>
+                </m:dPr>
+                <m:e>
+                  <m:r>
+                    <w:rPr>
+                      <w:rFonts w:ascii="Cambria Math" w:eastAsiaTheme="minorEastAsia" w:hAnsi="Cambria Math"/>
+                    </w:rPr>
+                    <m:t>z</m:t>
+                  </m:r>
+                </m:e>
+              </m:d>
+              <m:sSub>
+                <m:sSubPr>
+                  <m:ctrlPr>
+                    <w:rPr>
+                      <w:rFonts w:ascii="Cambria Math" w:eastAsiaTheme="minorEastAsia" w:hAnsi="Cambria Math"/>
+                      <w:i/>
+                    </w:rPr>
+                  </m:ctrlPr>
+                </m:sSubPr>
+                <m:e>
+                  <m:r>
+                    <w:rPr>
+                      <w:rFonts w:ascii="Cambria Math" w:eastAsiaTheme="minorEastAsia" w:hAnsi="Cambria Math"/>
+                    </w:rPr>
+                    <m:t>d</m:t>
+                  </m:r>
+                </m:e>
+                <m:sub>
+                  <m:r>
+                    <w:rPr>
+                      <w:rFonts w:ascii="Cambria Math" w:eastAsiaTheme="minorEastAsia" w:hAnsi="Cambria Math"/>
+                    </w:rPr>
+                    <m:t>0</m:t>
+                  </m:r>
+                </m:sub>
+              </m:sSub>
+            </m:den>
+          </m:f>
+          <m:r>
+            <w:rPr>
+              <w:rFonts w:ascii="Cambria Math" w:eastAsiaTheme="minorEastAsia" w:hAnsi="Cambria Math"/>
+            </w:rPr>
+            <m:t>=</m:t>
+          </m:r>
+          <m:f>
+            <m:fPr>
+              <m:ctrlPr>
+                <w:rPr>
+                  <w:rFonts w:ascii="Cambria Math" w:eastAsiaTheme="minorEastAsia" w:hAnsi="Cambria Math"/>
+                  <w:i/>
+                </w:rPr>
+              </m:ctrlPr>
+            </m:fPr>
+            <m:num>
+              <m:sSub>
+                <m:sSubPr>
+                  <m:ctrlPr>
+                    <w:rPr>
+                      <w:rFonts w:ascii="Cambria Math" w:eastAsiaTheme="minorEastAsia" w:hAnsi="Cambria Math"/>
+                      <w:i/>
+                    </w:rPr>
+                  </m:ctrlPr>
+                </m:sSubPr>
+                <m:e>
+                  <m:r>
+                    <w:rPr>
+                      <w:rFonts w:ascii="Cambria Math" w:eastAsiaTheme="minorEastAsia" w:hAnsi="Cambria Math"/>
+                    </w:rPr>
+                    <m:t>b</m:t>
+                  </m:r>
+                </m:e>
+                <m:sub>
+                  <m:r>
+                    <w:rPr>
+                      <w:rFonts w:ascii="Cambria Math" w:eastAsiaTheme="minorEastAsia" w:hAnsi="Cambria Math"/>
+                    </w:rPr>
+                    <m:t>m</m:t>
+                  </m:r>
+                </m:sub>
+              </m:sSub>
+            </m:num>
+            <m:den>
+              <m:r>
+                <w:rPr>
+                  <w:rFonts w:ascii="Cambria Math" w:eastAsiaTheme="minorEastAsia" w:hAnsi="Cambria Math"/>
+                </w:rPr>
+                <m:t>z-</m:t>
+              </m:r>
+              <m:sSub>
+                <m:sSubPr>
+                  <m:ctrlPr>
+                    <w:rPr>
+                      <w:rFonts w:ascii="Cambria Math" w:eastAsiaTheme="minorEastAsia" w:hAnsi="Cambria Math"/>
+                      <w:i/>
+                    </w:rPr>
+                  </m:ctrlPr>
+                </m:sSubPr>
+                <m:e>
+                  <m:r>
+                    <w:rPr>
+                      <w:rFonts w:ascii="Cambria Math" w:eastAsiaTheme="minorEastAsia" w:hAnsi="Cambria Math"/>
+                    </w:rPr>
+                    <m:t>a</m:t>
+                  </m:r>
+                </m:e>
+                <m:sub>
+                  <m:r>
+                    <w:rPr>
+                      <w:rFonts w:ascii="Cambria Math" w:eastAsiaTheme="minorEastAsia" w:hAnsi="Cambria Math"/>
+                    </w:rPr>
+                    <m:t>m</m:t>
+                  </m:r>
+                </m:sub>
+              </m:sSub>
+            </m:den>
+          </m:f>
+        </m:oMath>
+      </m:oMathPara>
+    </w:p>
+    <w:p>
+      <w:pPr>
+        <w:jc w:val="both"/>
+        <w:rPr>
+          <w:rFonts w:eastAsiaTheme="minorEastAsia"/>
+        </w:rPr>
+      </w:pPr>
+      <m:oMathPara>
+        <m:oMath>
+          <m:f>
+            <m:fPr>
+              <m:ctrlPr>
+                <w:rPr>
+                  <w:rFonts w:ascii="Cambria Math" w:eastAsiaTheme="minorEastAsia" w:hAnsi="Cambria Math"/>
+                  <w:i/>
+                </w:rPr>
+              </m:ctrlPr>
+            </m:fPr>
+            <m:num>
+              <m:r>
+                <w:rPr>
+                  <w:rFonts w:ascii="Cambria Math" w:eastAsiaTheme="minorEastAsia" w:hAnsi="Cambria Math"/>
+                </w:rPr>
+                <m:t>b</m:t>
+              </m:r>
+              <m:sSub>
+                <m:sSubPr>
+                  <m:ctrlPr>
+                    <w:rPr>
+                      <w:rFonts w:ascii="Cambria Math" w:eastAsiaTheme="minorEastAsia" w:hAnsi="Cambria Math"/>
+                      <w:i/>
+                    </w:rPr>
+                  </m:ctrlPr>
+                </m:sSubPr>
+                <m:e>
+                  <m:r>
+                    <w:rPr>
+                      <w:rFonts w:ascii="Cambria Math" w:eastAsiaTheme="minorEastAsia" w:hAnsi="Cambria Math"/>
+                    </w:rPr>
+                    <m:t>c</m:t>
+                  </m:r>
+                </m:e>
+                <m:sub>
+                  <m:r>
+                    <w:rPr>
+                      <w:rFonts w:ascii="Cambria Math" w:eastAsiaTheme="minorEastAsia" w:hAnsi="Cambria Math"/>
+                    </w:rPr>
+                    <m:t>0</m:t>
+                  </m:r>
+                </m:sub>
+              </m:sSub>
+            </m:num>
+            <m:den>
+              <m:r>
+                <w:rPr>
+                  <w:rFonts w:ascii="Cambria Math" w:eastAsiaTheme="minorEastAsia" w:hAnsi="Cambria Math"/>
+                </w:rPr>
+                <m:t>z-a-b</m:t>
+              </m:r>
+              <m:sSub>
+                <m:sSubPr>
+                  <m:ctrlPr>
+                    <w:rPr>
+                      <w:rFonts w:ascii="Cambria Math" w:eastAsiaTheme="minorEastAsia" w:hAnsi="Cambria Math"/>
+                      <w:i/>
+                    </w:rPr>
+                  </m:ctrlPr>
+                </m:sSubPr>
+                <m:e>
+                  <m:r>
+                    <w:rPr>
+                      <w:rFonts w:ascii="Cambria Math" w:eastAsiaTheme="minorEastAsia" w:hAnsi="Cambria Math"/>
+                    </w:rPr>
+                    <m:t>d</m:t>
+                  </m:r>
+                </m:e>
+                <m:sub>
+                  <m:r>
+                    <w:rPr>
+                      <w:rFonts w:ascii="Cambria Math" w:eastAsiaTheme="minorEastAsia" w:hAnsi="Cambria Math"/>
+                    </w:rPr>
+                    <m:t>0</m:t>
+                  </m:r>
+                </m:sub>
+              </m:sSub>
+            </m:den>
+          </m:f>
+          <m:r>
+            <w:rPr>
+              <w:rFonts w:ascii="Cambria Math" w:eastAsiaTheme="minorEastAsia" w:hAnsi="Cambria Math"/>
+            </w:rPr>
+            <m:t>=</m:t>
+          </m:r>
+          <m:f>
+            <m:fPr>
+              <m:ctrlPr>
+                <w:rPr>
+                  <w:rFonts w:ascii="Cambria Math" w:eastAsiaTheme="minorEastAsia" w:hAnsi="Cambria Math"/>
+                  <w:i/>
+                </w:rPr>
+              </m:ctrlPr>
+            </m:fPr>
+            <m:num>
+              <m:sSub>
+                <m:sSubPr>
+                  <m:ctrlPr>
+                    <w:rPr>
+                      <w:rFonts w:ascii="Cambria Math" w:eastAsiaTheme="minorEastAsia" w:hAnsi="Cambria Math"/>
+                      <w:i/>
+                    </w:rPr>
+                  </m:ctrlPr>
+                </m:sSubPr>
+                <m:e>
+                  <m:r>
+                    <w:rPr>
+                      <w:rFonts w:ascii="Cambria Math" w:eastAsiaTheme="minorEastAsia" w:hAnsi="Cambria Math"/>
+                    </w:rPr>
+                    <m:t>b</m:t>
+                  </m:r>
+                </m:e>
+                <m:sub>
+                  <m:r>
+                    <w:rPr>
+                      <w:rFonts w:ascii="Cambria Math" w:eastAsiaTheme="minorEastAsia" w:hAnsi="Cambria Math"/>
+                    </w:rPr>
+                    <m:t>m</m:t>
+                  </m:r>
+                </m:sub>
+              </m:sSub>
+            </m:num>
+            <m:den>
+              <m:r>
+                <w:rPr>
+                  <w:rFonts w:ascii="Cambria Math" w:eastAsiaTheme="minorEastAsia" w:hAnsi="Cambria Math"/>
+                </w:rPr>
+                <m:t>z-</m:t>
+              </m:r>
+              <m:sSub>
+                <m:sSubPr>
+                  <m:ctrlPr>
+                    <w:rPr>
+                      <w:rFonts w:ascii="Cambria Math" w:eastAsiaTheme="minorEastAsia" w:hAnsi="Cambria Math"/>
+                      <w:i/>
+                    </w:rPr>
+                  </m:ctrlPr>
+                </m:sSubPr>
+                <m:e>
+                  <m:r>
+                    <w:rPr>
+                      <w:rFonts w:ascii="Cambria Math" w:eastAsiaTheme="minorEastAsia" w:hAnsi="Cambria Math"/>
+                    </w:rPr>
+                    <m:t>a</m:t>
+                  </m:r>
+                </m:e>
+                <m:sub>
+                  <m:r>
+                    <w:rPr>
+                      <w:rFonts w:ascii="Cambria Math" w:eastAsiaTheme="minorEastAsia" w:hAnsi="Cambria Math"/>
+                    </w:rPr>
+                    <m:t>m</m:t>
+                  </m:r>
+                </m:sub>
+              </m:sSub>
+            </m:den>
+          </m:f>
+        </m:oMath>
+      </m:oMathPara>
+    </w:p>
+    <w:p>
+      <w:pPr>
+        <w:jc w:val="both"/>
+        <w:rPr>
+          <w:rFonts w:eastAsiaTheme="minorEastAsia"/>
+        </w:rPr>
+      </w:pPr>
+      <m:oMathPara>
+        <m:oMath>
+          <m:r>
+            <w:rPr>
+              <w:rFonts w:ascii="Cambria Math" w:eastAsiaTheme="minorEastAsia" w:hAnsi="Cambria Math"/>
+            </w:rPr>
+            <m:t>⇒</m:t>
+          </m:r>
+          <m:sSub>
+            <m:sSubPr>
+              <m:ctrlPr>
+                <w:rPr>
+                  <w:rFonts w:ascii="Cambria Math" w:eastAsiaTheme="minorEastAsia" w:hAnsi="Cambria Math"/>
+                  <w:i/>
+                </w:rPr>
+              </m:ctrlPr>
+            </m:sSubPr>
+            <m:e>
+              <m:r>
+                <w:rPr>
+                  <w:rFonts w:ascii="Cambria Math" w:eastAsiaTheme="minorEastAsia" w:hAnsi="Cambria Math"/>
+                </w:rPr>
+                <m:t>c</m:t>
+              </m:r>
+            </m:e>
+            <m:sub>
+              <m:r>
+                <w:rPr>
+                  <w:rFonts w:ascii="Cambria Math" w:eastAsiaTheme="minorEastAsia" w:hAnsi="Cambria Math"/>
+                </w:rPr>
+                <m:t>0</m:t>
+              </m:r>
+            </m:sub>
+          </m:sSub>
+          <m:r>
+            <w:rPr>
+              <w:rFonts w:ascii="Cambria Math" w:eastAsiaTheme="minorEastAsia" w:hAnsi="Cambria Math"/>
+            </w:rPr>
+            <m:t>=</m:t>
+          </m:r>
+          <m:f>
+            <m:fPr>
+              <m:ctrlPr>
+                <w:rPr>
+                  <w:rFonts w:ascii="Cambria Math" w:eastAsiaTheme="minorEastAsia" w:hAnsi="Cambria Math"/>
+                  <w:i/>
+                </w:rPr>
+              </m:ctrlPr>
+            </m:fPr>
+            <m:num>
+              <m:sSub>
+                <m:sSubPr>
+                  <m:ctrlPr>
+                    <w:rPr>
+                      <w:rFonts w:ascii="Cambria Math" w:eastAsiaTheme="minorEastAsia" w:hAnsi="Cambria Math"/>
+                      <w:i/>
+                    </w:rPr>
+                  </m:ctrlPr>
+                </m:sSubPr>
+                <m:e>
+                  <m:r>
+                    <w:rPr>
+                      <w:rFonts w:ascii="Cambria Math" w:eastAsiaTheme="minorEastAsia" w:hAnsi="Cambria Math"/>
+                    </w:rPr>
+                    <m:t>b</m:t>
+                  </m:r>
+                </m:e>
+                <m:sub>
+                  <m:r>
+                    <w:rPr>
+                      <w:rFonts w:ascii="Cambria Math" w:eastAsiaTheme="minorEastAsia" w:hAnsi="Cambria Math"/>
+                    </w:rPr>
+                    <m:t>m</m:t>
+                  </m:r>
+                </m:sub>
+              </m:sSub>
+            </m:num>
+            <m:den>
+              <m:r>
+                <w:rPr>
+                  <w:rFonts w:ascii="Cambria Math" w:eastAsiaTheme="minorEastAsia" w:hAnsi="Cambria Math"/>
+                </w:rPr>
+                <m:t>b</m:t>
+              </m:r>
+            </m:den>
+          </m:f>
+          <m:r>
+            <w:rPr>
+              <w:rFonts w:ascii="Cambria Math" w:eastAsiaTheme="minorEastAsia" w:hAnsi="Cambria Math"/>
+            </w:rPr>
+            <m:t>,  d0=</m:t>
+          </m:r>
+          <m:f>
+            <m:fPr>
+              <m:ctrlPr>
+                <w:rPr>
+                  <w:rFonts w:ascii="Cambria Math" w:eastAsiaTheme="minorEastAsia" w:hAnsi="Cambria Math"/>
+                  <w:i/>
+                </w:rPr>
+              </m:ctrlPr>
+            </m:fPr>
+            <m:num>
+              <m:sSub>
+                <m:sSubPr>
+                  <m:ctrlPr>
+                    <w:rPr>
+                      <w:rFonts w:ascii="Cambria Math" w:eastAsiaTheme="minorEastAsia" w:hAnsi="Cambria Math"/>
+                      <w:i/>
+                    </w:rPr>
+                  </m:ctrlPr>
+                </m:sSubPr>
+                <m:e>
+                  <m:r>
+                    <w:rPr>
+                      <w:rFonts w:ascii="Cambria Math" w:eastAsiaTheme="minorEastAsia" w:hAnsi="Cambria Math"/>
+                    </w:rPr>
+                    <m:t>a</m:t>
+                  </m:r>
+                </m:e>
+                <m:sub>
+                  <m:r>
+                    <w:rPr>
+                      <w:rFonts w:ascii="Cambria Math" w:eastAsiaTheme="minorEastAsia" w:hAnsi="Cambria Math"/>
+                    </w:rPr>
+                    <m:t>m</m:t>
+                  </m:r>
+                </m:sub>
+              </m:sSub>
+              <m:r>
+                <w:rPr>
+                  <w:rFonts w:ascii="Cambria Math" w:eastAsiaTheme="minorEastAsia" w:hAnsi="Cambria Math"/>
+                </w:rPr>
+                <m:t>-a</m:t>
+              </m:r>
+            </m:num>
+            <m:den>
+              <m:r>
+                <w:rPr>
+                  <w:rFonts w:ascii="Cambria Math" w:eastAsiaTheme="minorEastAsia" w:hAnsi="Cambria Math"/>
+                </w:rPr>
+                <m:t>b</m:t>
+              </m:r>
+            </m:den>
+          </m:f>
+        </m:oMath>
+      </m:oMathPara>
+    </w:p>
+    <w:p>
+      <w:pPr>
+        <w:jc w:val="both"/>
+        <w:rPr>
+          <w:rFonts w:eastAsiaTheme="minorEastAsia"/>
+        </w:rPr>
+      </w:pPr>
+      <w:r>
+        <w:rPr>
+          <w:rFonts w:eastAsiaTheme="minorEastAsia"/>
+        </w:rPr>
+        <w:t xml:space="preserve">The expression presented </w:t>
+      </w:r>
+      <w:proofErr w:type="gramStart"/>
+      <w:r>
+        <w:rPr>
+          <w:rFonts w:eastAsiaTheme="minorEastAsia"/>
+        </w:rPr>
+        <w:t>do</w:t>
+      </w:r>
+      <w:proofErr w:type="gramEnd"/>
+      <w:r>
+        <w:rPr>
+          <w:rFonts w:eastAsiaTheme="minorEastAsia"/>
+        </w:rPr>
+        <w:t xml:space="preserve"> show singularities at </w:t>
+      </w:r>
+      <m:oMath>
+        <m:r>
+          <w:rPr>
+            <w:rFonts w:ascii="Cambria Math" w:eastAsiaTheme="minorEastAsia" w:hAnsi="Cambria Math"/>
+          </w:rPr>
+          <m:t>b=0</m:t>
+        </m:r>
+      </m:oMath>
+      <w:r>
+        <w:rPr>
+          <w:rFonts w:eastAsiaTheme="minorEastAsia"/>
+        </w:rPr>
+        <w:t xml:space="preserve">, which causes an infinite control input. </w:t>
+      </w:r>
+      <w:r>
+        <w:rPr>
+          <w:rFonts w:eastAsiaTheme="minorEastAsia"/>
+        </w:rPr>
+        <w:t xml:space="preserve">This can be avoided by substituting </w:t>
+      </w:r>
+      <m:oMath>
+        <m:r>
+          <w:rPr>
+            <w:rFonts w:ascii="Cambria Math" w:eastAsiaTheme="minorEastAsia" w:hAnsi="Cambria Math"/>
+          </w:rPr>
+          <m:t>b</m:t>
+        </m:r>
+      </m:oMath>
+      <w:r>
+        <w:rPr>
+          <w:rFonts w:eastAsiaTheme="minorEastAsia"/>
+        </w:rPr>
+        <w:t xml:space="preserve"> with  </w:t>
+      </w:r>
+      <m:oMath>
+        <m:r>
+          <w:rPr>
+            <w:rFonts w:ascii="Cambria Math" w:eastAsiaTheme="minorEastAsia" w:hAnsi="Cambria Math"/>
+          </w:rPr>
+          <m:t>b+ε</m:t>
+        </m:r>
+      </m:oMath>
+      <w:r>
+        <w:rPr>
+          <w:rFonts w:eastAsiaTheme="minorEastAsia"/>
+        </w:rPr>
+        <w:t xml:space="preserve"> or defining a lower bound.</w:t>
+      </w:r>
+    </w:p>
+    <w:p>
+      <w:pPr>
+        <w:jc w:val="both"/>
+        <w:rPr>
+          <w:rFonts w:eastAsiaTheme="minorEastAsia"/>
+        </w:rPr>
+      </w:pPr>
+      <w:r>
+        <w:rPr>
+          <w:rFonts w:eastAsiaTheme="minorEastAsia"/>
+        </w:rPr>
+        <w:t xml:space="preserve">Adaptive control can be implemented using system identification on </w:t>
+      </w:r>
+      <m:oMath>
+        <m:r>
+          <w:rPr>
+            <w:rFonts w:ascii="Cambria Math" w:eastAsiaTheme="minorEastAsia" w:hAnsi="Cambria Math"/>
+          </w:rPr>
+          <m:t>a</m:t>
+        </m:r>
+      </m:oMath>
+      <w:r>
+        <w:rPr>
+          <w:rFonts w:eastAsiaTheme="minorEastAsia"/>
+        </w:rPr>
+        <w:t xml:space="preserve"> and </w:t>
+      </w:r>
+      <m:oMath>
+        <m:r>
+          <w:rPr>
+            <w:rFonts w:ascii="Cambria Math" w:eastAsiaTheme="minorEastAsia" w:hAnsi="Cambria Math"/>
+          </w:rPr>
+          <m:t>b</m:t>
+        </m:r>
+      </m:oMath>
+      <w:r>
+        <w:rPr>
+          <w:rFonts w:eastAsiaTheme="minorEastAsia"/>
+        </w:rPr>
+        <w:t>.</w:t>
+      </w:r>
+      <w:r>
+        <w:rPr>
+          <w:rFonts w:eastAsiaTheme="minorEastAsia"/>
+        </w:rPr>
+        <w:t xml:space="preserve"> </w:t>
+      </w:r>
+      <w:r>
+        <w:rPr>
+          <w:rFonts w:eastAsiaTheme="minorEastAsia"/>
+        </w:rPr>
+        <w:t xml:space="preserve">Defining these estimates as </w:t>
+      </w:r>
+      <m:oMath>
+        <m:acc>
+          <m:accPr>
+            <m:ctrlPr>
+              <w:rPr>
+                <w:rFonts w:ascii="Cambria Math" w:eastAsiaTheme="minorEastAsia" w:hAnsi="Cambria Math"/>
+                <w:i/>
+              </w:rPr>
+            </m:ctrlPr>
+          </m:accPr>
+          <m:e>
+            <m:r>
+              <w:rPr>
+                <w:rFonts w:ascii="Cambria Math" w:eastAsiaTheme="minorEastAsia" w:hAnsi="Cambria Math"/>
+              </w:rPr>
+              <m:t>a</m:t>
+            </m:r>
+          </m:e>
+        </m:acc>
+      </m:oMath>
+      <w:r>
+        <w:rPr>
+          <w:rFonts w:eastAsiaTheme="minorEastAsia"/>
+        </w:rPr>
+        <w:t xml:space="preserve"> and </w:t>
+      </w:r>
+      <m:oMath>
+        <m:acc>
+          <m:accPr>
+            <m:ctrlPr>
+              <w:rPr>
+                <w:rFonts w:ascii="Cambria Math" w:eastAsiaTheme="minorEastAsia" w:hAnsi="Cambria Math"/>
+                <w:i/>
+              </w:rPr>
+            </m:ctrlPr>
+          </m:accPr>
+          <m:e>
+            <m:r>
+              <w:rPr>
+                <w:rFonts w:ascii="Cambria Math" w:eastAsiaTheme="minorEastAsia" w:hAnsi="Cambria Math"/>
+              </w:rPr>
+              <m:t>b</m:t>
+            </m:r>
+          </m:e>
+        </m:acc>
+      </m:oMath>
+      <w:r>
+        <w:rPr>
+          <w:rFonts w:eastAsiaTheme="minorEastAsia"/>
+        </w:rPr>
+        <w:t>, the adaptive control algorithm is</w:t>
+      </w:r>
+    </w:p>
+    <w:p>
+      <w:pPr>
+        <w:jc w:val="both"/>
+        <w:rPr>
+          <w:rFonts w:eastAsiaTheme="minorEastAsia"/>
+        </w:rPr>
+      </w:pPr>
+      <m:oMathPara>
+        <m:oMath>
+          <m:r>
+            <w:rPr>
+              <w:rFonts w:ascii="Cambria Math" w:eastAsiaTheme="minorEastAsia" w:hAnsi="Cambria Math"/>
+            </w:rPr>
+            <m:t>u</m:t>
+          </m:r>
+          <m:d>
+            <m:dPr>
+              <m:ctrlPr>
+                <w:rPr>
+                  <w:rFonts w:ascii="Cambria Math" w:eastAsiaTheme="minorEastAsia" w:hAnsi="Cambria Math"/>
+                  <w:i/>
+                </w:rPr>
+              </m:ctrlPr>
+            </m:dPr>
+            <m:e>
+              <m:r>
+                <w:rPr>
+                  <w:rFonts w:ascii="Cambria Math" w:eastAsiaTheme="minorEastAsia" w:hAnsi="Cambria Math"/>
+                </w:rPr>
+                <m:t>k</m:t>
+              </m:r>
+            </m:e>
+          </m:d>
+          <m:r>
+            <w:rPr>
+              <w:rFonts w:ascii="Cambria Math" w:eastAsiaTheme="minorEastAsia" w:hAnsi="Cambria Math"/>
+            </w:rPr>
+            <m:t>=</m:t>
+          </m:r>
+          <m:sSub>
+            <m:sSubPr>
+              <m:ctrlPr>
+                <w:rPr>
+                  <w:rFonts w:ascii="Cambria Math" w:eastAsiaTheme="minorEastAsia" w:hAnsi="Cambria Math"/>
+                  <w:i/>
+                </w:rPr>
+              </m:ctrlPr>
+            </m:sSubPr>
+            <m:e>
+              <m:r>
+                <w:rPr>
+                  <w:rFonts w:ascii="Cambria Math" w:eastAsiaTheme="minorEastAsia" w:hAnsi="Cambria Math"/>
+                </w:rPr>
+                <m:t>c</m:t>
+              </m:r>
+            </m:e>
+            <m:sub>
+              <m:r>
+                <w:rPr>
+                  <w:rFonts w:ascii="Cambria Math" w:eastAsiaTheme="minorEastAsia" w:hAnsi="Cambria Math"/>
+                </w:rPr>
+                <m:t>0</m:t>
+              </m:r>
+            </m:sub>
+          </m:sSub>
+          <m:r>
+            <w:rPr>
+              <w:rFonts w:ascii="Cambria Math" w:eastAsiaTheme="minorEastAsia" w:hAnsi="Cambria Math"/>
+            </w:rPr>
+            <m:t>r</m:t>
+          </m:r>
+          <m:d>
+            <m:dPr>
+              <m:ctrlPr>
+                <w:rPr>
+                  <w:rFonts w:ascii="Cambria Math" w:eastAsiaTheme="minorEastAsia" w:hAnsi="Cambria Math"/>
+                  <w:i/>
+                </w:rPr>
+              </m:ctrlPr>
+            </m:dPr>
+            <m:e>
+              <m:r>
+                <w:rPr>
+                  <w:rFonts w:ascii="Cambria Math" w:eastAsiaTheme="minorEastAsia" w:hAnsi="Cambria Math"/>
+                </w:rPr>
+                <m:t>k</m:t>
+              </m:r>
+            </m:e>
+          </m:d>
+          <m:r>
+            <w:rPr>
+              <w:rFonts w:ascii="Cambria Math" w:eastAsiaTheme="minorEastAsia" w:hAnsi="Cambria Math"/>
+            </w:rPr>
+            <m:t>+</m:t>
+          </m:r>
+          <m:sSub>
+            <m:sSubPr>
+              <m:ctrlPr>
+                <w:rPr>
+                  <w:rFonts w:ascii="Cambria Math" w:eastAsiaTheme="minorEastAsia" w:hAnsi="Cambria Math"/>
+                  <w:i/>
+                </w:rPr>
+              </m:ctrlPr>
+            </m:sSubPr>
+            <m:e>
+              <m:r>
+                <w:rPr>
+                  <w:rFonts w:ascii="Cambria Math" w:eastAsiaTheme="minorEastAsia" w:hAnsi="Cambria Math"/>
+                </w:rPr>
+                <m:t>d</m:t>
+              </m:r>
+            </m:e>
+            <m:sub>
+              <m:r>
+                <w:rPr>
+                  <w:rFonts w:ascii="Cambria Math" w:eastAsiaTheme="minorEastAsia" w:hAnsi="Cambria Math"/>
+                </w:rPr>
+                <m:t>0</m:t>
+              </m:r>
+            </m:sub>
+          </m:sSub>
+          <m:sSub>
+            <m:sSubPr>
+              <m:ctrlPr>
+                <w:rPr>
+                  <w:rFonts w:ascii="Cambria Math" w:eastAsiaTheme="minorEastAsia" w:hAnsi="Cambria Math"/>
+                  <w:i/>
+                </w:rPr>
+              </m:ctrlPr>
+            </m:sSubPr>
+            <m:e>
+              <m:r>
+                <w:rPr>
+                  <w:rFonts w:ascii="Cambria Math" w:eastAsiaTheme="minorEastAsia" w:hAnsi="Cambria Math"/>
+                </w:rPr>
+                <m:t>y</m:t>
+              </m:r>
+            </m:e>
+            <m:sub>
+              <m:r>
+                <w:rPr>
+                  <w:rFonts w:ascii="Cambria Math" w:eastAsiaTheme="minorEastAsia" w:hAnsi="Cambria Math"/>
+                </w:rPr>
+                <m:t>p</m:t>
+              </m:r>
+            </m:sub>
+          </m:sSub>
+          <m:d>
+            <m:dPr>
+              <m:ctrlPr>
+                <w:rPr>
+                  <w:rFonts w:ascii="Cambria Math" w:eastAsiaTheme="minorEastAsia" w:hAnsi="Cambria Math"/>
+                  <w:i/>
+                </w:rPr>
+              </m:ctrlPr>
+            </m:dPr>
+            <m:e>
+              <m:r>
+                <w:rPr>
+                  <w:rFonts w:ascii="Cambria Math" w:eastAsiaTheme="minorEastAsia" w:hAnsi="Cambria Math"/>
+                </w:rPr>
+                <m:t>k</m:t>
+              </m:r>
+            </m:e>
+          </m:d>
+          <m:r>
+            <w:rPr>
+              <w:rFonts w:ascii="Cambria Math" w:eastAsiaTheme="minorEastAsia" w:hAnsi="Cambria Math"/>
+            </w:rPr>
+            <m:t xml:space="preserve">= </m:t>
+          </m:r>
+          <m:f>
+            <m:fPr>
+              <m:ctrlPr>
+                <w:rPr>
+                  <w:rFonts w:ascii="Cambria Math" w:eastAsiaTheme="minorEastAsia" w:hAnsi="Cambria Math"/>
+                  <w:i/>
+                </w:rPr>
+              </m:ctrlPr>
+            </m:fPr>
+            <m:num>
+              <m:sSub>
+                <m:sSubPr>
+                  <m:ctrlPr>
+                    <w:rPr>
+                      <w:rFonts w:ascii="Cambria Math" w:eastAsiaTheme="minorEastAsia" w:hAnsi="Cambria Math"/>
+                      <w:i/>
+                    </w:rPr>
+                  </m:ctrlPr>
+                </m:sSubPr>
+                <m:e>
+                  <m:r>
+                    <w:rPr>
+                      <w:rFonts w:ascii="Cambria Math" w:eastAsiaTheme="minorEastAsia" w:hAnsi="Cambria Math"/>
+                    </w:rPr>
+                    <m:t>b</m:t>
+                  </m:r>
+                </m:e>
+                <m:sub>
+                  <m:r>
+                    <w:rPr>
+                      <w:rFonts w:ascii="Cambria Math" w:eastAsiaTheme="minorEastAsia" w:hAnsi="Cambria Math"/>
+                    </w:rPr>
+                    <m:t>m</m:t>
+                  </m:r>
+                </m:sub>
+              </m:sSub>
+            </m:num>
+            <m:den>
+              <m:acc>
+                <m:accPr>
+                  <m:ctrlPr>
+                    <w:rPr>
+                      <w:rFonts w:ascii="Cambria Math" w:eastAsiaTheme="minorEastAsia" w:hAnsi="Cambria Math"/>
+                      <w:i/>
+                    </w:rPr>
+                  </m:ctrlPr>
+                </m:accPr>
+                <m:e>
+                  <m:r>
+                    <w:rPr>
+                      <w:rFonts w:ascii="Cambria Math" w:eastAsiaTheme="minorEastAsia" w:hAnsi="Cambria Math"/>
+                    </w:rPr>
+                    <m:t>b</m:t>
+                  </m:r>
+                </m:e>
+              </m:acc>
+            </m:den>
+          </m:f>
+          <m:r>
+            <w:rPr>
+              <w:rFonts w:ascii="Cambria Math" w:eastAsiaTheme="minorEastAsia" w:hAnsi="Cambria Math"/>
+            </w:rPr>
+            <m:t>r</m:t>
+          </m:r>
+          <m:d>
+            <m:dPr>
+              <m:ctrlPr>
+                <w:rPr>
+                  <w:rFonts w:ascii="Cambria Math" w:eastAsiaTheme="minorEastAsia" w:hAnsi="Cambria Math"/>
+                  <w:i/>
+                </w:rPr>
+              </m:ctrlPr>
+            </m:dPr>
+            <m:e>
+              <m:r>
+                <w:rPr>
+                  <w:rFonts w:ascii="Cambria Math" w:eastAsiaTheme="minorEastAsia" w:hAnsi="Cambria Math"/>
+                </w:rPr>
+                <m:t>k</m:t>
+              </m:r>
+            </m:e>
+          </m:d>
+          <m:r>
+            <w:rPr>
+              <w:rFonts w:ascii="Cambria Math" w:eastAsiaTheme="minorEastAsia" w:hAnsi="Cambria Math"/>
+            </w:rPr>
+            <m:t>+</m:t>
+          </m:r>
+          <m:f>
+            <m:fPr>
+              <m:ctrlPr>
+                <w:rPr>
+                  <w:rFonts w:ascii="Cambria Math" w:eastAsiaTheme="minorEastAsia" w:hAnsi="Cambria Math"/>
+                  <w:i/>
+                </w:rPr>
+              </m:ctrlPr>
+            </m:fPr>
+            <m:num>
+              <m:sSub>
+                <m:sSubPr>
+                  <m:ctrlPr>
+                    <w:rPr>
+                      <w:rFonts w:ascii="Cambria Math" w:eastAsiaTheme="minorEastAsia" w:hAnsi="Cambria Math"/>
+                      <w:i/>
+                    </w:rPr>
+                  </m:ctrlPr>
+                </m:sSubPr>
+                <m:e>
+                  <m:r>
+                    <w:rPr>
+                      <w:rFonts w:ascii="Cambria Math" w:eastAsiaTheme="minorEastAsia" w:hAnsi="Cambria Math"/>
+                    </w:rPr>
+                    <m:t>a</m:t>
+                  </m:r>
+                </m:e>
+                <m:sub>
+                  <m:r>
+                    <w:rPr>
+                      <w:rFonts w:ascii="Cambria Math" w:eastAsiaTheme="minorEastAsia" w:hAnsi="Cambria Math"/>
+                    </w:rPr>
+                    <m:t>m</m:t>
+                  </m:r>
+                </m:sub>
+              </m:sSub>
+              <m:r>
+                <w:rPr>
+                  <w:rFonts w:ascii="Cambria Math" w:eastAsiaTheme="minorEastAsia" w:hAnsi="Cambria Math"/>
+                </w:rPr>
+                <m:t>-</m:t>
+              </m:r>
+              <m:acc>
+                <m:accPr>
+                  <m:ctrlPr>
+                    <w:rPr>
+                      <w:rFonts w:ascii="Cambria Math" w:eastAsiaTheme="minorEastAsia" w:hAnsi="Cambria Math"/>
+                      <w:i/>
+                    </w:rPr>
+                  </m:ctrlPr>
+                </m:accPr>
+                <m:e>
+                  <m:r>
+                    <w:rPr>
+                      <w:rFonts w:ascii="Cambria Math" w:eastAsiaTheme="minorEastAsia" w:hAnsi="Cambria Math"/>
+                    </w:rPr>
+                    <m:t>a</m:t>
+                  </m:r>
+                </m:e>
+              </m:acc>
+            </m:num>
+            <m:den>
+              <m:acc>
+                <m:accPr>
+                  <m:ctrlPr>
+                    <w:rPr>
+                      <w:rFonts w:ascii="Cambria Math" w:eastAsiaTheme="minorEastAsia" w:hAnsi="Cambria Math"/>
+                      <w:i/>
+                    </w:rPr>
+                  </m:ctrlPr>
+                </m:accPr>
+                <m:e>
+                  <m:r>
+                    <w:rPr>
+                      <w:rFonts w:ascii="Cambria Math" w:eastAsiaTheme="minorEastAsia" w:hAnsi="Cambria Math"/>
+                    </w:rPr>
+                    <m:t>b</m:t>
+                  </m:r>
+                </m:e>
+              </m:acc>
+            </m:den>
+          </m:f>
+          <m:sSub>
+            <m:sSubPr>
+              <m:ctrlPr>
+                <w:rPr>
+                  <w:rFonts w:ascii="Cambria Math" w:eastAsiaTheme="minorEastAsia" w:hAnsi="Cambria Math"/>
+                  <w:i/>
+                </w:rPr>
+              </m:ctrlPr>
+            </m:sSubPr>
+            <m:e>
+              <m:r>
+                <w:rPr>
+                  <w:rFonts w:ascii="Cambria Math" w:eastAsiaTheme="minorEastAsia" w:hAnsi="Cambria Math"/>
+                </w:rPr>
+                <m:t>y</m:t>
+              </m:r>
+            </m:e>
+            <m:sub>
+              <m:r>
+                <w:rPr>
+                  <w:rFonts w:ascii="Cambria Math" w:eastAsiaTheme="minorEastAsia" w:hAnsi="Cambria Math"/>
+                </w:rPr>
+                <m:t>p</m:t>
+              </m:r>
+            </m:sub>
+          </m:sSub>
+          <m:d>
+            <m:dPr>
+              <m:ctrlPr>
+                <w:rPr>
+                  <w:rFonts w:ascii="Cambria Math" w:eastAsiaTheme="minorEastAsia" w:hAnsi="Cambria Math"/>
+                  <w:i/>
+                </w:rPr>
+              </m:ctrlPr>
+            </m:dPr>
+            <m:e>
+              <m:r>
+                <w:rPr>
+                  <w:rFonts w:ascii="Cambria Math" w:eastAsiaTheme="minorEastAsia" w:hAnsi="Cambria Math"/>
+                </w:rPr>
+                <m:t>k</m:t>
+              </m:r>
+            </m:e>
+          </m:d>
+        </m:oMath>
+      </m:oMathPara>
+    </w:p>
+    <w:p>
+      <w:pPr>
+        <w:jc w:val="both"/>
+        <w:rPr>
+          <w:rFonts w:eastAsiaTheme="minorEastAsia"/>
+        </w:rPr>
+      </w:pPr>
+      <m:oMathPara>
+        <m:oMath>
+          <m:sSub>
+            <m:sSubPr>
+              <m:ctrlPr>
+                <w:rPr>
+                  <w:rFonts w:ascii="Cambria Math" w:eastAsiaTheme="minorEastAsia" w:hAnsi="Cambria Math"/>
+                  <w:i/>
+                </w:rPr>
+              </m:ctrlPr>
+            </m:sSubPr>
+            <m:e>
+              <m:r>
+                <w:rPr>
+                  <w:rFonts w:ascii="Cambria Math" w:eastAsiaTheme="minorEastAsia" w:hAnsi="Cambria Math"/>
+                </w:rPr>
+                <m:t>c</m:t>
+              </m:r>
+            </m:e>
+            <m:sub>
+              <m:r>
+                <w:rPr>
+                  <w:rFonts w:ascii="Cambria Math" w:eastAsiaTheme="minorEastAsia" w:hAnsi="Cambria Math"/>
+                </w:rPr>
+                <m:t>0</m:t>
+              </m:r>
+            </m:sub>
+          </m:sSub>
+          <m:r>
+            <w:rPr>
+              <w:rFonts w:ascii="Cambria Math" w:eastAsiaTheme="minorEastAsia" w:hAnsi="Cambria Math"/>
+            </w:rPr>
+            <m:t>=</m:t>
+          </m:r>
+          <m:f>
+            <m:fPr>
+              <m:ctrlPr>
+                <w:rPr>
+                  <w:rFonts w:ascii="Cambria Math" w:eastAsiaTheme="minorEastAsia" w:hAnsi="Cambria Math"/>
+                  <w:i/>
+                </w:rPr>
+              </m:ctrlPr>
+            </m:fPr>
+            <m:num>
+              <m:sSub>
+                <m:sSubPr>
+                  <m:ctrlPr>
+                    <w:rPr>
+                      <w:rFonts w:ascii="Cambria Math" w:eastAsiaTheme="minorEastAsia" w:hAnsi="Cambria Math"/>
+                      <w:i/>
+                    </w:rPr>
+                  </m:ctrlPr>
+                </m:sSubPr>
+                <m:e>
+                  <m:r>
+                    <w:rPr>
+                      <w:rFonts w:ascii="Cambria Math" w:eastAsiaTheme="minorEastAsia" w:hAnsi="Cambria Math"/>
+                    </w:rPr>
+                    <m:t>b</m:t>
+                  </m:r>
+                </m:e>
+                <m:sub>
+                  <m:r>
+                    <w:rPr>
+                      <w:rFonts w:ascii="Cambria Math" w:eastAsiaTheme="minorEastAsia" w:hAnsi="Cambria Math"/>
+                    </w:rPr>
+                    <m:t>m</m:t>
+                  </m:r>
+                </m:sub>
+              </m:sSub>
+            </m:num>
+            <m:den>
+              <m:acc>
+                <m:accPr>
+                  <m:ctrlPr>
+                    <w:rPr>
+                      <w:rFonts w:ascii="Cambria Math" w:eastAsiaTheme="minorEastAsia" w:hAnsi="Cambria Math"/>
+                      <w:i/>
+                    </w:rPr>
+                  </m:ctrlPr>
+                </m:accPr>
+                <m:e>
+                  <m:r>
+                    <w:rPr>
+                      <w:rFonts w:ascii="Cambria Math" w:eastAsiaTheme="minorEastAsia" w:hAnsi="Cambria Math"/>
+                    </w:rPr>
+                    <m:t>b</m:t>
+                  </m:r>
+                </m:e>
+              </m:acc>
+            </m:den>
+          </m:f>
+          <m:r>
+            <w:rPr>
+              <w:rFonts w:ascii="Cambria Math" w:eastAsiaTheme="minorEastAsia" w:hAnsi="Cambria Math"/>
+            </w:rPr>
+            <m:t>,  d0=</m:t>
+          </m:r>
+          <m:f>
+            <m:fPr>
+              <m:ctrlPr>
+                <w:rPr>
+                  <w:rFonts w:ascii="Cambria Math" w:eastAsiaTheme="minorEastAsia" w:hAnsi="Cambria Math"/>
+                  <w:i/>
+                </w:rPr>
+              </m:ctrlPr>
+            </m:fPr>
+            <m:num>
+              <m:sSub>
+                <m:sSubPr>
+                  <m:ctrlPr>
+                    <w:rPr>
+                      <w:rFonts w:ascii="Cambria Math" w:eastAsiaTheme="minorEastAsia" w:hAnsi="Cambria Math"/>
+                      <w:i/>
+                    </w:rPr>
+                  </m:ctrlPr>
+                </m:sSubPr>
+                <m:e>
+                  <m:r>
+                    <w:rPr>
+                      <w:rFonts w:ascii="Cambria Math" w:eastAsiaTheme="minorEastAsia" w:hAnsi="Cambria Math"/>
+                    </w:rPr>
+                    <m:t>a</m:t>
+                  </m:r>
+                </m:e>
+                <m:sub>
+                  <m:r>
+                    <w:rPr>
+                      <w:rFonts w:ascii="Cambria Math" w:eastAsiaTheme="minorEastAsia" w:hAnsi="Cambria Math"/>
+                    </w:rPr>
+                    <m:t>m</m:t>
+                  </m:r>
+                </m:sub>
+              </m:sSub>
+              <m:r>
+                <w:rPr>
+                  <w:rFonts w:ascii="Cambria Math" w:eastAsiaTheme="minorEastAsia" w:hAnsi="Cambria Math"/>
+                </w:rPr>
+                <m:t>-</m:t>
+              </m:r>
+              <m:acc>
+                <m:accPr>
+                  <m:ctrlPr>
+                    <w:rPr>
+                      <w:rFonts w:ascii="Cambria Math" w:eastAsiaTheme="minorEastAsia" w:hAnsi="Cambria Math"/>
+                      <w:i/>
+                    </w:rPr>
+                  </m:ctrlPr>
+                </m:accPr>
+                <m:e>
+                  <m:r>
+                    <w:rPr>
+                      <w:rFonts w:ascii="Cambria Math" w:eastAsiaTheme="minorEastAsia" w:hAnsi="Cambria Math"/>
+                    </w:rPr>
+                    <m:t>a</m:t>
+                  </m:r>
+                </m:e>
+              </m:acc>
+            </m:num>
+            <m:den>
+              <m:acc>
+                <m:accPr>
+                  <m:ctrlPr>
+                    <w:rPr>
+                      <w:rFonts w:ascii="Cambria Math" w:eastAsiaTheme="minorEastAsia" w:hAnsi="Cambria Math"/>
+                      <w:i/>
+                    </w:rPr>
+                  </m:ctrlPr>
+                </m:accPr>
+                <m:e>
+                  <m:r>
+                    <w:rPr>
+                      <w:rFonts w:ascii="Cambria Math" w:eastAsiaTheme="minorEastAsia" w:hAnsi="Cambria Math"/>
+                    </w:rPr>
+                    <m:t>b</m:t>
+                  </m:r>
+                </m:e>
+              </m:acc>
+            </m:den>
+          </m:f>
+        </m:oMath>
+      </m:oMathPara>
+    </w:p>
+    <w:p>
+      <w:pPr>
+        <w:jc w:val="both"/>
+        <w:rPr>
+          <w:rFonts w:eastAsiaTheme="minorEastAsia"/>
+        </w:rPr>
+      </w:pPr>
+      <w:r>
+        <w:rPr>
+          <w:rFonts w:eastAsiaTheme="minorEastAsia"/>
+        </w:rPr>
+        <w:t>The parameter estimates are the results of the RLSFF algorithm.</w:t>
       </w:r>
     </w:p>
     <w:sectPr>
@@ -2147,6 +5536,7 @@
   <w:style w:type="character" w:default="1" w:styleId="DefaultParagraphFont">
     <w:name w:val="Default Paragraph Font"/>
     <w:uiPriority w:val="1"/>
+    <w:semiHidden/>
     <w:unhideWhenUsed/>
   </w:style>
   <w:style w:type="table" w:default="1" w:styleId="TableNormal">

--- a/takehome3/EEL 6616 Take Home 3.docx
+++ b/takehome3/EEL 6616 Take Home 3.docx
@@ -324,13 +324,7 @@
                 <w:rPr>
                   <w:rFonts w:ascii="Cambria Math" w:eastAsiaTheme="minorEastAsia" w:hAnsi="Cambria Math"/>
                 </w:rPr>
-                <m:t>k+</m:t>
-              </m:r>
-              <m:r>
-                <w:rPr>
-                  <w:rFonts w:ascii="Cambria Math" w:eastAsiaTheme="minorEastAsia" w:hAnsi="Cambria Math"/>
-                </w:rPr>
-                <m:t>2</m:t>
+                <m:t>k+2</m:t>
               </m:r>
             </m:e>
           </m:d>
@@ -354,13 +348,7 @@
                 <w:rPr>
                   <w:rFonts w:ascii="Cambria Math" w:eastAsiaTheme="minorEastAsia" w:hAnsi="Cambria Math"/>
                 </w:rPr>
-                <m:t>k</m:t>
-              </m:r>
-              <m:r>
-                <w:rPr>
-                  <w:rFonts w:ascii="Cambria Math" w:eastAsiaTheme="minorEastAsia" w:hAnsi="Cambria Math"/>
-                </w:rPr>
-                <m:t>+1</m:t>
+                <m:t>k+1</m:t>
               </m:r>
             </m:e>
           </m:d>
@@ -368,13 +356,7 @@
             <w:rPr>
               <w:rFonts w:ascii="Cambria Math" w:eastAsiaTheme="minorEastAsia" w:hAnsi="Cambria Math"/>
             </w:rPr>
-            <m:t>+</m:t>
-          </m:r>
-          <m:r>
-            <w:rPr>
-              <w:rFonts w:ascii="Cambria Math" w:eastAsiaTheme="minorEastAsia" w:hAnsi="Cambria Math"/>
-            </w:rPr>
-            <m:t>abu(k)</m:t>
+            <m:t>+abu(k)</m:t>
           </m:r>
           <m:sSub>
             <m:sSubPr>
@@ -539,13 +521,7 @@
                 <w:rPr>
                   <w:rFonts w:ascii="Cambria Math" w:eastAsiaTheme="minorEastAsia" w:hAnsi="Cambria Math"/>
                 </w:rPr>
-                <m:t>k+</m:t>
-              </m:r>
-              <m:r>
-                <w:rPr>
-                  <w:rFonts w:ascii="Cambria Math" w:eastAsiaTheme="minorEastAsia" w:hAnsi="Cambria Math"/>
-                </w:rPr>
-                <m:t>3</m:t>
+                <m:t>k+3</m:t>
               </m:r>
             </m:e>
           </m:d>
@@ -569,13 +545,7 @@
                 <w:rPr>
                   <w:rFonts w:ascii="Cambria Math" w:eastAsiaTheme="minorEastAsia" w:hAnsi="Cambria Math"/>
                 </w:rPr>
-                <m:t>k</m:t>
-              </m:r>
-              <m:r>
-                <w:rPr>
-                  <w:rFonts w:ascii="Cambria Math" w:eastAsiaTheme="minorEastAsia" w:hAnsi="Cambria Math"/>
-                </w:rPr>
-                <m:t>+2</m:t>
+                <m:t>k+2</m:t>
               </m:r>
             </m:e>
           </m:d>
@@ -583,13 +553,7 @@
             <w:rPr>
               <w:rFonts w:ascii="Cambria Math" w:eastAsiaTheme="minorEastAsia" w:hAnsi="Cambria Math"/>
             </w:rPr>
-            <m:t>+</m:t>
-          </m:r>
-          <m:r>
-            <w:rPr>
-              <w:rFonts w:ascii="Cambria Math" w:eastAsiaTheme="minorEastAsia" w:hAnsi="Cambria Math"/>
-            </w:rPr>
-            <m:t>abu</m:t>
+            <m:t>+abu</m:t>
           </m:r>
           <m:d>
             <m:dPr>
@@ -874,13 +838,7 @@
             <w:rPr>
               <w:rFonts w:ascii="Cambria Math" w:hAnsi="Cambria Math"/>
             </w:rPr>
-            <m:t>=</m:t>
-          </m:r>
-          <m:r>
-            <w:rPr>
-              <w:rFonts w:ascii="Cambria Math" w:hAnsi="Cambria Math"/>
-            </w:rPr>
-            <m:t>G</m:t>
+            <m:t>=G</m:t>
           </m:r>
           <m:d>
             <m:dPr>
@@ -948,13 +906,7 @@
             <w:rPr>
               <w:rFonts w:ascii="Cambria Math" w:hAnsi="Cambria Math"/>
             </w:rPr>
-            <m:t>+</m:t>
-          </m:r>
-          <m:r>
-            <w:rPr>
-              <w:rFonts w:ascii="Cambria Math" w:hAnsi="Cambria Math"/>
-            </w:rPr>
-            <m:t>F</m:t>
+            <m:t>+F</m:t>
           </m:r>
         </m:oMath>
       </m:oMathPara>
@@ -1270,13 +1222,7 @@
             <w:rPr>
               <w:rFonts w:ascii="Cambria Math" w:hAnsi="Cambria Math"/>
             </w:rPr>
-            <m:t xml:space="preserve"> </m:t>
-          </m:r>
-          <m:r>
-            <w:rPr>
-              <w:rFonts w:ascii="Cambria Math" w:hAnsi="Cambria Math"/>
-            </w:rPr>
-            <m:t>,  F=</m:t>
+            <m:t xml:space="preserve"> ,  F=</m:t>
           </m:r>
           <m:d>
             <m:dPr>
@@ -1388,13 +1334,7 @@
             <w:rPr>
               <w:rFonts w:ascii="Cambria Math" w:hAnsi="Cambria Math"/>
             </w:rPr>
-            <m:t xml:space="preserve"> </m:t>
-          </m:r>
-          <m:r>
-            <w:rPr>
-              <w:rFonts w:ascii="Cambria Math" w:hAnsi="Cambria Math"/>
-            </w:rPr>
-            <m:t>=</m:t>
+            <m:t xml:space="preserve"> =</m:t>
           </m:r>
           <m:d>
             <m:dPr>
@@ -1422,13 +1362,7 @@
                     <w:rPr>
                       <w:rFonts w:ascii="Cambria Math" w:hAnsi="Cambria Math"/>
                     </w:rPr>
-                    <m:t>0.9048</m:t>
-                  </m:r>
-                  <m:r>
-                    <w:rPr>
-                      <w:rFonts w:ascii="Cambria Math" w:hAnsi="Cambria Math"/>
-                    </w:rPr>
-                    <m:t>y(k)</m:t>
+                    <m:t>0.9048y(k)</m:t>
                   </m:r>
                 </m:e>
                 <m:e>
@@ -1436,13 +1370,7 @@
                     <w:rPr>
                       <w:rFonts w:ascii="Cambria Math" w:hAnsi="Cambria Math"/>
                     </w:rPr>
-                    <m:t>0.8186</m:t>
-                  </m:r>
-                  <m:r>
-                    <w:rPr>
-                      <w:rFonts w:ascii="Cambria Math" w:hAnsi="Cambria Math"/>
-                    </w:rPr>
-                    <m:t>y(k)</m:t>
+                    <m:t>0.8186y(k)</m:t>
                   </m:r>
                   <m:ctrlPr>
                     <w:rPr>
@@ -1456,13 +1384,7 @@
                     <w:rPr>
                       <w:rFonts w:ascii="Cambria Math" w:eastAsia="Cambria Math" w:hAnsi="Cambria Math" w:cs="Cambria Math"/>
                     </w:rPr>
-                    <m:t>0.7407</m:t>
-                  </m:r>
-                  <m:r>
-                    <w:rPr>
-                      <w:rFonts w:ascii="Cambria Math" w:eastAsia="Cambria Math" w:hAnsi="Cambria Math" w:cs="Cambria Math"/>
-                    </w:rPr>
-                    <m:t>y(k)</m:t>
+                    <m:t>0.7407y(k)</m:t>
                   </m:r>
                 </m:e>
               </m:eqArr>
@@ -1478,6 +1400,13 @@
       </m:oMathPara>
     </w:p>
     <w:p>
+      <w:pPr>
+        <w:ind w:firstLine="720"/>
+        <w:jc w:val="both"/>
+        <w:rPr>
+          <w:rFonts w:eastAsiaTheme="minorEastAsia"/>
+        </w:rPr>
+      </w:pPr>
       <w:r>
         <w:rPr>
           <w:rFonts w:eastAsiaTheme="minorEastAsia"/>
@@ -1496,43 +1425,3535 @@
         <w:rPr>
           <w:rFonts w:eastAsiaTheme="minorEastAsia"/>
         </w:rPr>
-        <w:t xml:space="preserve"> were 0 for non-adaptive controller, then </w:t>
-      </w:r>
-      <w:r>
-        <w:rPr>
-          <w:rFonts w:eastAsiaTheme="minorEastAsia"/>
-        </w:rPr>
-        <w:t>the controller would likely fail</w:t>
-      </w:r>
-      <w:r>
-        <w:rPr>
-          <w:rFonts w:eastAsiaTheme="minorEastAsia"/>
-        </w:rPr>
-        <w:t>, resulting in a complete loss of control authority</w:t>
-      </w:r>
-      <w:r>
-        <w:rPr>
-          <w:rFonts w:eastAsiaTheme="minorEastAsia"/>
-        </w:rPr>
-        <w:t xml:space="preserve">. The controller would expect the plant to become unresponsive to control signals, requiring unattainable commands to drive the system to the reference. </w:t>
-      </w:r>
-      <w:r>
-        <w:rPr>
-          <w:rFonts w:eastAsiaTheme="minorEastAsia"/>
-        </w:rPr>
-        <w:t xml:space="preserve">This could be mitigated by augmenting system states to include an integral error term. </w:t>
-      </w:r>
-      <w:r>
-        <w:rPr>
-          <w:rFonts w:eastAsiaTheme="minorEastAsia"/>
-        </w:rPr>
-        <w:t xml:space="preserve">The inclusion of this term would drive at least the system error to 0. </w:t>
-      </w:r>
-      <w:r>
-        <w:rPr>
-          <w:rFonts w:eastAsiaTheme="minorEastAsia"/>
-        </w:rPr>
+        <w:t xml:space="preserve"> becomes 0 at any point, then the expected plant gain would become 0</w:t>
+      </w:r>
+      <w:r>
+        <w:rPr>
+          <w:rFonts w:eastAsiaTheme="minorEastAsia"/>
+        </w:rPr>
+        <w:t xml:space="preserve">. </w:t>
+      </w:r>
+      <w:r>
+        <w:rPr>
+          <w:rFonts w:eastAsiaTheme="minorEastAsia"/>
+        </w:rPr>
+        <w:t xml:space="preserve">This in turn causes </w:t>
+      </w:r>
+      <m:oMath>
+        <m:r>
+          <w:rPr>
+            <w:rFonts w:ascii="Cambria Math" w:eastAsiaTheme="minorEastAsia" w:hAnsi="Cambria Math"/>
+          </w:rPr>
+          <m:t>u(k)</m:t>
+        </m:r>
+      </m:oMath>
+      <w:r>
+        <w:rPr>
+          <w:rFonts w:eastAsiaTheme="minorEastAsia"/>
+        </w:rPr>
+        <w:t xml:space="preserve"> to become 0, and the system experiences a loss of excitation.</w:t>
+      </w:r>
+      <w:r>
+        <w:rPr>
+          <w:rFonts w:eastAsiaTheme="minorEastAsia"/>
+        </w:rPr>
+        <w:t xml:space="preserve"> For a non-adaptive controller, this represents a flaw in the controller design. The plant model in a non-adaptive controller would be static, meaning there is little to deal with the estimate singularity other than changing the expected plant. For an adaptive controller, this is something which must be monitored, as the plant estimate is dynamic and could approach the singularity during runtime.</w:t>
+      </w:r>
+      <w:r>
+        <w:rPr>
+          <w:rFonts w:eastAsiaTheme="minorEastAsia"/>
+        </w:rPr>
+        <w:t xml:space="preserve"> In either scenario, this can be dealt with by modifying the parameter updates. </w:t>
+      </w:r>
+      <w:r>
+        <w:rPr>
+          <w:rFonts w:eastAsiaTheme="minorEastAsia"/>
+        </w:rPr>
+        <w:t xml:space="preserve">This can include bounding the parameters to keep estimates away from singularity regions, altering parameter updates laws, or modifying the parameters themselves when they approach or become 0.  </w:t>
+      </w:r>
+    </w:p>
+    <w:p>
+      <w:pPr>
+        <w:ind w:firstLine="720"/>
+        <w:jc w:val="both"/>
+        <w:rPr>
+          <w:rFonts w:eastAsiaTheme="minorEastAsia"/>
+        </w:rPr>
+      </w:pPr>
+      <w:r>
+        <w:rPr>
+          <w:rFonts w:eastAsiaTheme="minorEastAsia"/>
+        </w:rPr>
+        <w:t xml:space="preserve">For this problem, that could include perturbing the estimate of </w:t>
+      </w:r>
+      <m:oMath>
+        <m:r>
+          <w:rPr>
+            <w:rFonts w:ascii="Cambria Math" w:eastAsiaTheme="minorEastAsia" w:hAnsi="Cambria Math"/>
+          </w:rPr>
+          <m:t>b</m:t>
+        </m:r>
+      </m:oMath>
+      <w:r>
+        <w:rPr>
+          <w:rFonts w:eastAsiaTheme="minorEastAsia"/>
+        </w:rPr>
+        <w:t xml:space="preserve"> when it reaches or nears 0 or substituting a modified estimate of </w:t>
+      </w:r>
+      <m:oMath>
+        <m:r>
+          <w:rPr>
+            <w:rFonts w:ascii="Cambria Math" w:eastAsiaTheme="minorEastAsia" w:hAnsi="Cambria Math"/>
+          </w:rPr>
+          <m:t>b</m:t>
+        </m:r>
+      </m:oMath>
+      <w:r>
+        <w:rPr>
+          <w:rFonts w:eastAsiaTheme="minorEastAsia"/>
+        </w:rPr>
+        <w:t xml:space="preserve"> that stays away from 0, even as the true estimate would tend towards 0. </w:t>
+      </w:r>
+      <w:r>
+        <w:rPr>
+          <w:rFonts w:eastAsiaTheme="minorEastAsia"/>
+        </w:rPr>
+        <w:t>Both methods prevent the loss of excitation. The perturbation helps the estimate escape the singularity while the substitution prevents the approach towards the singularity.</w:t>
+      </w:r>
+    </w:p>
+    <w:p>
+      <w:pPr>
+        <w:pStyle w:val="Heading2"/>
+      </w:pPr>
+      <w:r>
+        <w:lastRenderedPageBreak/>
+        <w:t>Part (b)</w:t>
+      </w:r>
+    </w:p>
+    <w:p/>
+    <w:p>
+      <w:pPr>
+        <w:pStyle w:val="Heading1"/>
+      </w:pPr>
+      <w:r>
+        <w:t>Problem 2</w:t>
+      </w:r>
+    </w:p>
+    <w:p>
+      <w:pPr>
+        <w:pStyle w:val="Heading2"/>
+      </w:pPr>
+      <w:r>
+        <w:t>Part (a)</w:t>
+      </w:r>
+    </w:p>
+    <w:p/>
+    <w:p>
+      <w:pPr>
+        <w:pStyle w:val="Heading2"/>
+      </w:pPr>
+      <w:r>
+        <w:t>Part (b)</w:t>
+      </w:r>
+    </w:p>
+    <w:p/>
+    <w:p>
+      <w:pPr>
+        <w:pStyle w:val="Heading1"/>
+      </w:pPr>
+      <w:r>
+        <w:t>Problem 3</w:t>
+      </w:r>
+    </w:p>
+    <w:p>
+      <m:oMathPara>
+        <m:oMath>
+          <m:r>
+            <w:rPr>
+              <w:rFonts w:ascii="Cambria Math" w:hAnsi="Cambria Math"/>
+            </w:rPr>
+            <m:t>P</m:t>
+          </m:r>
+          <m:d>
+            <m:dPr>
+              <m:ctrlPr>
+                <w:rPr>
+                  <w:rFonts w:ascii="Cambria Math" w:hAnsi="Cambria Math"/>
+                  <w:i/>
+                </w:rPr>
+              </m:ctrlPr>
+            </m:dPr>
+            <m:e>
+              <m:r>
+                <w:rPr>
+                  <w:rFonts w:ascii="Cambria Math" w:hAnsi="Cambria Math"/>
+                </w:rPr>
+                <m:t>z</m:t>
+              </m:r>
+            </m:e>
+          </m:d>
+          <m:r>
+            <w:rPr>
+              <w:rFonts w:ascii="Cambria Math" w:hAnsi="Cambria Math"/>
+            </w:rPr>
+            <m:t>=</m:t>
+          </m:r>
+          <m:f>
+            <m:fPr>
+              <m:ctrlPr>
+                <w:rPr>
+                  <w:rFonts w:ascii="Cambria Math" w:hAnsi="Cambria Math"/>
+                  <w:i/>
+                </w:rPr>
+              </m:ctrlPr>
+            </m:fPr>
+            <m:num>
+              <m:r>
+                <w:rPr>
+                  <w:rFonts w:ascii="Cambria Math" w:hAnsi="Cambria Math"/>
+                </w:rPr>
+                <m:t>b</m:t>
+              </m:r>
+            </m:num>
+            <m:den>
+              <m:r>
+                <w:rPr>
+                  <w:rFonts w:ascii="Cambria Math" w:hAnsi="Cambria Math"/>
+                </w:rPr>
+                <m:t>z-a</m:t>
+              </m:r>
+            </m:den>
+          </m:f>
+          <m:r>
+            <w:rPr>
+              <w:rFonts w:ascii="Cambria Math" w:hAnsi="Cambria Math"/>
+            </w:rPr>
+            <m:t>,  M</m:t>
+          </m:r>
+          <m:d>
+            <m:dPr>
+              <m:ctrlPr>
+                <w:rPr>
+                  <w:rFonts w:ascii="Cambria Math" w:hAnsi="Cambria Math"/>
+                  <w:i/>
+                </w:rPr>
+              </m:ctrlPr>
+            </m:dPr>
+            <m:e>
+              <m:r>
+                <w:rPr>
+                  <w:rFonts w:ascii="Cambria Math" w:hAnsi="Cambria Math"/>
+                </w:rPr>
+                <m:t>z</m:t>
+              </m:r>
+            </m:e>
+          </m:d>
+          <m:r>
+            <w:rPr>
+              <w:rFonts w:ascii="Cambria Math" w:hAnsi="Cambria Math"/>
+            </w:rPr>
+            <m:t>=</m:t>
+          </m:r>
+          <m:f>
+            <m:fPr>
+              <m:ctrlPr>
+                <w:rPr>
+                  <w:rFonts w:ascii="Cambria Math" w:hAnsi="Cambria Math"/>
+                  <w:i/>
+                </w:rPr>
+              </m:ctrlPr>
+            </m:fPr>
+            <m:num>
+              <m:sSub>
+                <m:sSubPr>
+                  <m:ctrlPr>
+                    <w:rPr>
+                      <w:rFonts w:ascii="Cambria Math" w:hAnsi="Cambria Math"/>
+                      <w:i/>
+                    </w:rPr>
+                  </m:ctrlPr>
+                </m:sSubPr>
+                <m:e>
+                  <m:r>
+                    <w:rPr>
+                      <w:rFonts w:ascii="Cambria Math" w:hAnsi="Cambria Math"/>
+                    </w:rPr>
+                    <m:t>b</m:t>
+                  </m:r>
+                </m:e>
+                <m:sub>
+                  <m:r>
+                    <w:rPr>
+                      <w:rFonts w:ascii="Cambria Math" w:hAnsi="Cambria Math"/>
+                    </w:rPr>
+                    <m:t>m</m:t>
+                  </m:r>
+                </m:sub>
+              </m:sSub>
+            </m:num>
+            <m:den>
+              <m:r>
+                <w:rPr>
+                  <w:rFonts w:ascii="Cambria Math" w:hAnsi="Cambria Math"/>
+                </w:rPr>
+                <m:t>z-</m:t>
+              </m:r>
+              <m:sSub>
+                <m:sSubPr>
+                  <m:ctrlPr>
+                    <w:rPr>
+                      <w:rFonts w:ascii="Cambria Math" w:hAnsi="Cambria Math"/>
+                      <w:i/>
+                    </w:rPr>
+                  </m:ctrlPr>
+                </m:sSubPr>
+                <m:e>
+                  <m:r>
+                    <w:rPr>
+                      <w:rFonts w:ascii="Cambria Math" w:hAnsi="Cambria Math"/>
+                    </w:rPr>
+                    <m:t>a</m:t>
+                  </m:r>
+                </m:e>
+                <m:sub>
+                  <m:r>
+                    <w:rPr>
+                      <w:rFonts w:ascii="Cambria Math" w:hAnsi="Cambria Math"/>
+                    </w:rPr>
+                    <m:t>m</m:t>
+                  </m:r>
+                </m:sub>
+              </m:sSub>
+            </m:den>
+          </m:f>
+        </m:oMath>
+      </m:oMathPara>
+    </w:p>
+    <w:p>
+      <w:pPr>
+        <w:pStyle w:val="Heading2"/>
+      </w:pPr>
+      <w:r>
+        <w:t>Part (a)</w:t>
+      </w:r>
+    </w:p>
+    <w:p>
+      <w:pPr>
+        <w:jc w:val="both"/>
+        <w:rPr>
+          <w:rFonts w:eastAsiaTheme="minorEastAsia"/>
+        </w:rPr>
+      </w:pPr>
+      <w:r>
+        <w:t xml:space="preserve">For a minimal degree estimator and state variable filter, </w:t>
+      </w:r>
+      <m:oMath>
+        <m:r>
+          <w:rPr>
+            <w:rFonts w:ascii="Cambria Math" w:hAnsi="Cambria Math"/>
+          </w:rPr>
+          <m:t>λ</m:t>
+        </m:r>
+        <m:d>
+          <m:dPr>
+            <m:ctrlPr>
+              <w:rPr>
+                <w:rFonts w:ascii="Cambria Math" w:hAnsi="Cambria Math"/>
+                <w:i/>
+              </w:rPr>
+            </m:ctrlPr>
+          </m:dPr>
+          <m:e>
+            <m:r>
+              <w:rPr>
+                <w:rFonts w:ascii="Cambria Math" w:hAnsi="Cambria Math"/>
+              </w:rPr>
+              <m:t>z</m:t>
+            </m:r>
+          </m:e>
+        </m:d>
+        <m:r>
+          <w:rPr>
+            <w:rFonts w:ascii="Cambria Math" w:hAnsi="Cambria Math"/>
+          </w:rPr>
+          <m:t>=</m:t>
+        </m:r>
+        <m:sSup>
+          <m:sSupPr>
+            <m:ctrlPr>
+              <w:rPr>
+                <w:rFonts w:ascii="Cambria Math" w:hAnsi="Cambria Math"/>
+                <w:i/>
+              </w:rPr>
+            </m:ctrlPr>
+          </m:sSupPr>
+          <m:e>
+            <m:r>
+              <w:rPr>
+                <w:rFonts w:ascii="Cambria Math" w:hAnsi="Cambria Math"/>
+              </w:rPr>
+              <m:t>z</m:t>
+            </m:r>
+          </m:e>
+          <m:sup>
+            <m:r>
+              <w:rPr>
+                <w:rFonts w:ascii="Cambria Math" w:hAnsi="Cambria Math"/>
+              </w:rPr>
+              <m:t>n-1</m:t>
+            </m:r>
+          </m:sup>
+        </m:sSup>
+      </m:oMath>
+      <w:r>
+        <w:rPr>
+          <w:rFonts w:eastAsiaTheme="minorEastAsia"/>
+        </w:rPr>
+        <w:t>.</w:t>
+      </w:r>
+      <w:r>
+        <w:rPr>
+          <w:rFonts w:eastAsiaTheme="minorEastAsia"/>
+        </w:rPr>
+        <w:t xml:space="preserve"> In the case of a first order system, </w:t>
+      </w:r>
+      <m:oMath>
+        <m:r>
+          <w:rPr>
+            <w:rFonts w:ascii="Cambria Math" w:eastAsiaTheme="minorEastAsia" w:hAnsi="Cambria Math"/>
+          </w:rPr>
+          <m:t>λ</m:t>
+        </m:r>
+        <m:d>
+          <m:dPr>
+            <m:ctrlPr>
+              <w:rPr>
+                <w:rFonts w:ascii="Cambria Math" w:eastAsiaTheme="minorEastAsia" w:hAnsi="Cambria Math"/>
+                <w:i/>
+              </w:rPr>
+            </m:ctrlPr>
+          </m:dPr>
+          <m:e>
+            <m:r>
+              <w:rPr>
+                <w:rFonts w:ascii="Cambria Math" w:eastAsiaTheme="minorEastAsia" w:hAnsi="Cambria Math"/>
+              </w:rPr>
+              <m:t>z</m:t>
+            </m:r>
+          </m:e>
+        </m:d>
+      </m:oMath>
+      <w:r>
+        <w:rPr>
+          <w:rFonts w:eastAsiaTheme="minorEastAsia"/>
+        </w:rPr>
+        <w:t xml:space="preserve"> is a constant term. </w:t>
+      </w:r>
+      <w:r>
         <w:t xml:space="preserve"> </w:t>
+      </w:r>
+      <w:r>
+        <w:t>Thus, the filter dynamics will not affect the controller algorithm.</w:t>
+      </w:r>
+      <w:r>
+        <w:t xml:space="preserve"> A constant state variable filter essentially means that the input signal will be linear combinations of </w:t>
+      </w:r>
+      <w:r>
+        <w:rPr>
+          <w:rFonts w:eastAsiaTheme="minorEastAsia"/>
+        </w:rPr>
+        <w:t xml:space="preserve"> </w:t>
+      </w:r>
+      <m:oMath>
+        <m:r>
+          <w:rPr>
+            <w:rFonts w:ascii="Cambria Math" w:eastAsiaTheme="minorEastAsia" w:hAnsi="Cambria Math"/>
+          </w:rPr>
+          <m:t>r</m:t>
+        </m:r>
+      </m:oMath>
+      <w:r>
+        <w:rPr>
+          <w:rFonts w:eastAsiaTheme="minorEastAsia"/>
+        </w:rPr>
+        <w:t xml:space="preserve"> and </w:t>
+      </w:r>
+      <m:oMath>
+        <m:sSub>
+          <m:sSubPr>
+            <m:ctrlPr>
+              <w:rPr>
+                <w:rFonts w:ascii="Cambria Math" w:eastAsiaTheme="minorEastAsia" w:hAnsi="Cambria Math"/>
+                <w:i/>
+              </w:rPr>
+            </m:ctrlPr>
+          </m:sSubPr>
+          <m:e>
+            <m:r>
+              <w:rPr>
+                <w:rFonts w:ascii="Cambria Math" w:eastAsiaTheme="minorEastAsia" w:hAnsi="Cambria Math"/>
+              </w:rPr>
+              <m:t>y</m:t>
+            </m:r>
+          </m:e>
+          <m:sub>
+            <m:r>
+              <w:rPr>
+                <w:rFonts w:ascii="Cambria Math" w:eastAsiaTheme="minorEastAsia" w:hAnsi="Cambria Math"/>
+              </w:rPr>
+              <m:t>p</m:t>
+            </m:r>
+          </m:sub>
+        </m:sSub>
+      </m:oMath>
+      <w:r>
+        <w:rPr>
+          <w:rFonts w:eastAsiaTheme="minorEastAsia"/>
+        </w:rPr>
+        <w:t xml:space="preserve">. </w:t>
+      </w:r>
+      <w:r>
+        <w:rPr>
+          <w:rFonts w:eastAsiaTheme="minorEastAsia"/>
+        </w:rPr>
+        <w:t xml:space="preserve">Even ignoring requirements on the relative degree between </w:t>
+      </w:r>
+      <m:oMath>
+        <m:r>
+          <w:rPr>
+            <w:rFonts w:ascii="Cambria Math" w:eastAsiaTheme="minorEastAsia" w:hAnsi="Cambria Math"/>
+          </w:rPr>
+          <m:t>c(z)</m:t>
+        </m:r>
+      </m:oMath>
+      <w:r>
+        <w:rPr>
+          <w:rFonts w:eastAsiaTheme="minorEastAsia"/>
+        </w:rPr>
+        <w:t xml:space="preserve"> and </w:t>
+      </w:r>
+      <m:oMath>
+        <m:r>
+          <w:rPr>
+            <w:rFonts w:ascii="Cambria Math" w:eastAsiaTheme="minorEastAsia" w:hAnsi="Cambria Math"/>
+          </w:rPr>
+          <m:t>d</m:t>
+        </m:r>
+        <m:d>
+          <m:dPr>
+            <m:ctrlPr>
+              <w:rPr>
+                <w:rFonts w:ascii="Cambria Math" w:eastAsiaTheme="minorEastAsia" w:hAnsi="Cambria Math"/>
+                <w:i/>
+              </w:rPr>
+            </m:ctrlPr>
+          </m:dPr>
+          <m:e>
+            <m:r>
+              <w:rPr>
+                <w:rFonts w:ascii="Cambria Math" w:eastAsiaTheme="minorEastAsia" w:hAnsi="Cambria Math"/>
+              </w:rPr>
+              <m:t>z</m:t>
+            </m:r>
+          </m:e>
+        </m:d>
+      </m:oMath>
+      <w:r>
+        <w:rPr>
+          <w:rFonts w:eastAsiaTheme="minorEastAsia"/>
+        </w:rPr>
+        <w:t>, k</w:t>
+      </w:r>
+      <w:r>
+        <w:rPr>
+          <w:rFonts w:eastAsiaTheme="minorEastAsia"/>
+        </w:rPr>
+        <w:t xml:space="preserve">eeping </w:t>
+      </w:r>
+      <m:oMath>
+        <m:f>
+          <m:fPr>
+            <m:ctrlPr>
+              <w:rPr>
+                <w:rFonts w:ascii="Cambria Math" w:eastAsiaTheme="minorEastAsia" w:hAnsi="Cambria Math"/>
+                <w:i/>
+              </w:rPr>
+            </m:ctrlPr>
+          </m:fPr>
+          <m:num>
+            <m:r>
+              <w:rPr>
+                <w:rFonts w:ascii="Cambria Math" w:eastAsiaTheme="minorEastAsia" w:hAnsi="Cambria Math"/>
+              </w:rPr>
+              <m:t>c</m:t>
+            </m:r>
+            <m:d>
+              <m:dPr>
+                <m:ctrlPr>
+                  <w:rPr>
+                    <w:rFonts w:ascii="Cambria Math" w:eastAsiaTheme="minorEastAsia" w:hAnsi="Cambria Math"/>
+                    <w:i/>
+                  </w:rPr>
+                </m:ctrlPr>
+              </m:dPr>
+              <m:e>
+                <m:r>
+                  <w:rPr>
+                    <w:rFonts w:ascii="Cambria Math" w:eastAsiaTheme="minorEastAsia" w:hAnsi="Cambria Math"/>
+                  </w:rPr>
+                  <m:t>z</m:t>
+                </m:r>
+              </m:e>
+            </m:d>
+          </m:num>
+          <m:den>
+            <m:r>
+              <w:rPr>
+                <w:rFonts w:ascii="Cambria Math" w:eastAsiaTheme="minorEastAsia" w:hAnsi="Cambria Math"/>
+              </w:rPr>
+              <m:t>λ</m:t>
+            </m:r>
+            <m:d>
+              <m:dPr>
+                <m:ctrlPr>
+                  <w:rPr>
+                    <w:rFonts w:ascii="Cambria Math" w:eastAsiaTheme="minorEastAsia" w:hAnsi="Cambria Math"/>
+                    <w:i/>
+                  </w:rPr>
+                </m:ctrlPr>
+              </m:dPr>
+              <m:e>
+                <m:r>
+                  <w:rPr>
+                    <w:rFonts w:ascii="Cambria Math" w:eastAsiaTheme="minorEastAsia" w:hAnsi="Cambria Math"/>
+                  </w:rPr>
+                  <m:t>z</m:t>
+                </m:r>
+              </m:e>
+            </m:d>
+          </m:den>
+        </m:f>
+      </m:oMath>
+      <w:r>
+        <w:rPr>
+          <w:rFonts w:eastAsiaTheme="minorEastAsia"/>
+        </w:rPr>
+        <w:t xml:space="preserve"> and </w:t>
+      </w:r>
+      <m:oMath>
+        <m:f>
+          <m:fPr>
+            <m:ctrlPr>
+              <w:rPr>
+                <w:rFonts w:ascii="Cambria Math" w:eastAsiaTheme="minorEastAsia" w:hAnsi="Cambria Math"/>
+                <w:i/>
+              </w:rPr>
+            </m:ctrlPr>
+          </m:fPr>
+          <m:num>
+            <m:r>
+              <w:rPr>
+                <w:rFonts w:ascii="Cambria Math" w:eastAsiaTheme="minorEastAsia" w:hAnsi="Cambria Math"/>
+              </w:rPr>
+              <m:t>d</m:t>
+            </m:r>
+            <m:d>
+              <m:dPr>
+                <m:ctrlPr>
+                  <w:rPr>
+                    <w:rFonts w:ascii="Cambria Math" w:eastAsiaTheme="minorEastAsia" w:hAnsi="Cambria Math"/>
+                    <w:i/>
+                  </w:rPr>
+                </m:ctrlPr>
+              </m:dPr>
+              <m:e>
+                <m:r>
+                  <w:rPr>
+                    <w:rFonts w:ascii="Cambria Math" w:eastAsiaTheme="minorEastAsia" w:hAnsi="Cambria Math"/>
+                  </w:rPr>
+                  <m:t>z</m:t>
+                </m:r>
+              </m:e>
+            </m:d>
+          </m:num>
+          <m:den>
+            <m:r>
+              <w:rPr>
+                <w:rFonts w:ascii="Cambria Math" w:eastAsiaTheme="minorEastAsia" w:hAnsi="Cambria Math"/>
+              </w:rPr>
+              <m:t>λ</m:t>
+            </m:r>
+            <m:d>
+              <m:dPr>
+                <m:ctrlPr>
+                  <w:rPr>
+                    <w:rFonts w:ascii="Cambria Math" w:eastAsiaTheme="minorEastAsia" w:hAnsi="Cambria Math"/>
+                    <w:i/>
+                  </w:rPr>
+                </m:ctrlPr>
+              </m:dPr>
+              <m:e>
+                <m:r>
+                  <w:rPr>
+                    <w:rFonts w:ascii="Cambria Math" w:eastAsiaTheme="minorEastAsia" w:hAnsi="Cambria Math"/>
+                  </w:rPr>
+                  <m:t>z</m:t>
+                </m:r>
+              </m:e>
+            </m:d>
+          </m:den>
+        </m:f>
+      </m:oMath>
+      <w:r>
+        <w:rPr>
+          <w:rFonts w:eastAsiaTheme="minorEastAsia"/>
+        </w:rPr>
+        <w:t xml:space="preserve"> proper or strictly proper would require </w:t>
+      </w:r>
+      <m:oMath>
+        <m:f>
+          <m:fPr>
+            <m:ctrlPr>
+              <w:rPr>
+                <w:rFonts w:ascii="Cambria Math" w:eastAsiaTheme="minorEastAsia" w:hAnsi="Cambria Math"/>
+                <w:i/>
+              </w:rPr>
+            </m:ctrlPr>
+          </m:fPr>
+          <m:num>
+            <m:r>
+              <w:rPr>
+                <w:rFonts w:ascii="Cambria Math" w:eastAsiaTheme="minorEastAsia" w:hAnsi="Cambria Math"/>
+              </w:rPr>
+              <m:t>c</m:t>
+            </m:r>
+            <m:d>
+              <m:dPr>
+                <m:ctrlPr>
+                  <w:rPr>
+                    <w:rFonts w:ascii="Cambria Math" w:eastAsiaTheme="minorEastAsia" w:hAnsi="Cambria Math"/>
+                    <w:i/>
+                  </w:rPr>
+                </m:ctrlPr>
+              </m:dPr>
+              <m:e>
+                <m:r>
+                  <w:rPr>
+                    <w:rFonts w:ascii="Cambria Math" w:eastAsiaTheme="minorEastAsia" w:hAnsi="Cambria Math"/>
+                  </w:rPr>
+                  <m:t>z</m:t>
+                </m:r>
+              </m:e>
+            </m:d>
+          </m:num>
+          <m:den>
+            <m:r>
+              <w:rPr>
+                <w:rFonts w:ascii="Cambria Math" w:eastAsiaTheme="minorEastAsia" w:hAnsi="Cambria Math"/>
+              </w:rPr>
+              <m:t>λ</m:t>
+            </m:r>
+            <m:d>
+              <m:dPr>
+                <m:ctrlPr>
+                  <w:rPr>
+                    <w:rFonts w:ascii="Cambria Math" w:eastAsiaTheme="minorEastAsia" w:hAnsi="Cambria Math"/>
+                    <w:i/>
+                  </w:rPr>
+                </m:ctrlPr>
+              </m:dPr>
+              <m:e>
+                <m:r>
+                  <w:rPr>
+                    <w:rFonts w:ascii="Cambria Math" w:eastAsiaTheme="minorEastAsia" w:hAnsi="Cambria Math"/>
+                  </w:rPr>
+                  <m:t>z</m:t>
+                </m:r>
+              </m:e>
+            </m:d>
+          </m:den>
+        </m:f>
+      </m:oMath>
+      <w:r>
+        <w:rPr>
+          <w:rFonts w:eastAsiaTheme="minorEastAsia"/>
+        </w:rPr>
+        <w:t xml:space="preserve"> and </w:t>
+      </w:r>
+      <m:oMath>
+        <m:f>
+          <m:fPr>
+            <m:ctrlPr>
+              <w:rPr>
+                <w:rFonts w:ascii="Cambria Math" w:eastAsiaTheme="minorEastAsia" w:hAnsi="Cambria Math"/>
+                <w:i/>
+              </w:rPr>
+            </m:ctrlPr>
+          </m:fPr>
+          <m:num>
+            <m:r>
+              <w:rPr>
+                <w:rFonts w:ascii="Cambria Math" w:eastAsiaTheme="minorEastAsia" w:hAnsi="Cambria Math"/>
+              </w:rPr>
+              <m:t>d</m:t>
+            </m:r>
+            <m:d>
+              <m:dPr>
+                <m:ctrlPr>
+                  <w:rPr>
+                    <w:rFonts w:ascii="Cambria Math" w:eastAsiaTheme="minorEastAsia" w:hAnsi="Cambria Math"/>
+                    <w:i/>
+                  </w:rPr>
+                </m:ctrlPr>
+              </m:dPr>
+              <m:e>
+                <m:r>
+                  <w:rPr>
+                    <w:rFonts w:ascii="Cambria Math" w:eastAsiaTheme="minorEastAsia" w:hAnsi="Cambria Math"/>
+                  </w:rPr>
+                  <m:t>z</m:t>
+                </m:r>
+              </m:e>
+            </m:d>
+          </m:num>
+          <m:den>
+            <m:r>
+              <w:rPr>
+                <w:rFonts w:ascii="Cambria Math" w:eastAsiaTheme="minorEastAsia" w:hAnsi="Cambria Math"/>
+              </w:rPr>
+              <m:t>λ</m:t>
+            </m:r>
+            <m:d>
+              <m:dPr>
+                <m:ctrlPr>
+                  <w:rPr>
+                    <w:rFonts w:ascii="Cambria Math" w:eastAsiaTheme="minorEastAsia" w:hAnsi="Cambria Math"/>
+                    <w:i/>
+                  </w:rPr>
+                </m:ctrlPr>
+              </m:dPr>
+              <m:e>
+                <m:r>
+                  <w:rPr>
+                    <w:rFonts w:ascii="Cambria Math" w:eastAsiaTheme="minorEastAsia" w:hAnsi="Cambria Math"/>
+                  </w:rPr>
+                  <m:t>z</m:t>
+                </m:r>
+              </m:e>
+            </m:d>
+          </m:den>
+        </m:f>
+      </m:oMath>
+      <w:r>
+        <w:rPr>
+          <w:rFonts w:eastAsiaTheme="minorEastAsia"/>
+        </w:rPr>
+        <w:t xml:space="preserve"> to be either constants themselves or 0. </w:t>
+      </w:r>
+      <w:r>
+        <w:rPr>
+          <w:rFonts w:eastAsiaTheme="minorEastAsia"/>
+        </w:rPr>
+        <w:t xml:space="preserve">The </w:t>
+      </w:r>
+      <w:r>
+        <w:rPr>
+          <w:rFonts w:eastAsiaTheme="minorEastAsia"/>
+        </w:rPr>
+        <w:t>presence</w:t>
+      </w:r>
+      <w:r>
+        <w:rPr>
+          <w:rFonts w:eastAsiaTheme="minorEastAsia"/>
+        </w:rPr>
+        <w:t xml:space="preserve">/absence of </w:t>
+      </w:r>
+      <m:oMath>
+        <m:r>
+          <w:rPr>
+            <w:rFonts w:ascii="Cambria Math" w:eastAsiaTheme="minorEastAsia" w:hAnsi="Cambria Math"/>
+          </w:rPr>
+          <m:t>c</m:t>
+        </m:r>
+      </m:oMath>
+      <w:r>
+        <w:rPr>
+          <w:rFonts w:eastAsiaTheme="minorEastAsia"/>
+        </w:rPr>
+        <w:t xml:space="preserve"> and </w:t>
+      </w:r>
+      <m:oMath>
+        <m:r>
+          <w:rPr>
+            <w:rFonts w:ascii="Cambria Math" w:eastAsiaTheme="minorEastAsia" w:hAnsi="Cambria Math"/>
+          </w:rPr>
+          <m:t>d</m:t>
+        </m:r>
+      </m:oMath>
+      <w:r>
+        <w:rPr>
+          <w:rFonts w:eastAsiaTheme="minorEastAsia"/>
+        </w:rPr>
+        <w:t xml:space="preserve"> (gains on the </w:t>
+      </w:r>
+      <m:oMath>
+        <m:r>
+          <w:rPr>
+            <w:rFonts w:ascii="Cambria Math" w:eastAsiaTheme="minorEastAsia" w:hAnsi="Cambria Math"/>
+          </w:rPr>
+          <m:t>λ</m:t>
+        </m:r>
+      </m:oMath>
+      <w:r>
+        <w:rPr>
+          <w:rFonts w:eastAsiaTheme="minorEastAsia"/>
+        </w:rPr>
+        <w:t xml:space="preserve"> filtered signal) would not change that. Instead, they would simply change the value of coefficients of </w:t>
+      </w:r>
+      <m:oMath>
+        <m:r>
+          <w:rPr>
+            <w:rFonts w:ascii="Cambria Math" w:eastAsiaTheme="minorEastAsia" w:hAnsi="Cambria Math"/>
+          </w:rPr>
+          <m:t>r</m:t>
+        </m:r>
+      </m:oMath>
+      <w:r>
+        <w:rPr>
+          <w:rFonts w:eastAsiaTheme="minorEastAsia"/>
+        </w:rPr>
+        <w:t xml:space="preserve"> and </w:t>
+      </w:r>
+      <m:oMath>
+        <m:sSub>
+          <m:sSubPr>
+            <m:ctrlPr>
+              <w:rPr>
+                <w:rFonts w:ascii="Cambria Math" w:eastAsiaTheme="minorEastAsia" w:hAnsi="Cambria Math"/>
+                <w:i/>
+              </w:rPr>
+            </m:ctrlPr>
+          </m:sSubPr>
+          <m:e>
+            <m:r>
+              <w:rPr>
+                <w:rFonts w:ascii="Cambria Math" w:eastAsiaTheme="minorEastAsia" w:hAnsi="Cambria Math"/>
+              </w:rPr>
+              <m:t>y</m:t>
+            </m:r>
+          </m:e>
+          <m:sub>
+            <m:r>
+              <w:rPr>
+                <w:rFonts w:ascii="Cambria Math" w:eastAsiaTheme="minorEastAsia" w:hAnsi="Cambria Math"/>
+              </w:rPr>
+              <m:t>p</m:t>
+            </m:r>
+          </m:sub>
+        </m:sSub>
+      </m:oMath>
+      <w:r>
+        <w:rPr>
+          <w:rFonts w:eastAsiaTheme="minorEastAsia"/>
+        </w:rPr>
+        <w:t>.</w:t>
+      </w:r>
+      <w:r>
+        <w:rPr>
+          <w:rFonts w:eastAsiaTheme="minorEastAsia"/>
+        </w:rPr>
+        <w:t xml:space="preserve"> </w:t>
+      </w:r>
+      <w:r>
+        <w:rPr>
+          <w:rFonts w:eastAsiaTheme="minorEastAsia"/>
+        </w:rPr>
+        <w:t xml:space="preserve">This can be shown with the closed loop transfer function. </w:t>
+      </w:r>
+    </w:p>
+    <w:p>
+      <w:pPr>
+        <w:jc w:val="both"/>
+        <w:rPr>
+          <w:rFonts w:eastAsiaTheme="minorEastAsia"/>
+        </w:rPr>
+      </w:pPr>
+      <m:oMathPara>
+        <m:oMath>
+          <m:sSub>
+            <m:sSubPr>
+              <m:ctrlPr>
+                <w:rPr>
+                  <w:rFonts w:ascii="Cambria Math" w:eastAsiaTheme="minorEastAsia" w:hAnsi="Cambria Math"/>
+                  <w:i/>
+                </w:rPr>
+              </m:ctrlPr>
+            </m:sSubPr>
+            <m:e>
+              <m:r>
+                <w:rPr>
+                  <w:rFonts w:ascii="Cambria Math" w:eastAsiaTheme="minorEastAsia" w:hAnsi="Cambria Math"/>
+                </w:rPr>
+                <m:t>Y</m:t>
+              </m:r>
+            </m:e>
+            <m:sub>
+              <m:r>
+                <w:rPr>
+                  <w:rFonts w:ascii="Cambria Math" w:eastAsiaTheme="minorEastAsia" w:hAnsi="Cambria Math"/>
+                </w:rPr>
+                <m:t>p</m:t>
+              </m:r>
+            </m:sub>
+          </m:sSub>
+          <m:d>
+            <m:dPr>
+              <m:ctrlPr>
+                <w:rPr>
+                  <w:rFonts w:ascii="Cambria Math" w:eastAsiaTheme="minorEastAsia" w:hAnsi="Cambria Math"/>
+                  <w:i/>
+                </w:rPr>
+              </m:ctrlPr>
+            </m:dPr>
+            <m:e>
+              <m:r>
+                <w:rPr>
+                  <w:rFonts w:ascii="Cambria Math" w:eastAsiaTheme="minorEastAsia" w:hAnsi="Cambria Math"/>
+                </w:rPr>
+                <m:t>z</m:t>
+              </m:r>
+            </m:e>
+          </m:d>
+          <m:r>
+            <w:rPr>
+              <w:rFonts w:ascii="Cambria Math" w:eastAsiaTheme="minorEastAsia" w:hAnsi="Cambria Math"/>
+            </w:rPr>
+            <m:t>=</m:t>
+          </m:r>
+          <m:r>
+            <w:rPr>
+              <w:rFonts w:ascii="Cambria Math" w:eastAsiaTheme="minorEastAsia" w:hAnsi="Cambria Math"/>
+            </w:rPr>
+            <m:t>P</m:t>
+          </m:r>
+          <m:d>
+            <m:dPr>
+              <m:ctrlPr>
+                <w:rPr>
+                  <w:rFonts w:ascii="Cambria Math" w:eastAsiaTheme="minorEastAsia" w:hAnsi="Cambria Math"/>
+                  <w:i/>
+                </w:rPr>
+              </m:ctrlPr>
+            </m:dPr>
+            <m:e>
+              <m:r>
+                <w:rPr>
+                  <w:rFonts w:ascii="Cambria Math" w:eastAsiaTheme="minorEastAsia" w:hAnsi="Cambria Math"/>
+                </w:rPr>
+                <m:t>z</m:t>
+              </m:r>
+            </m:e>
+          </m:d>
+          <m:r>
+            <w:rPr>
+              <w:rFonts w:ascii="Cambria Math" w:eastAsiaTheme="minorEastAsia" w:hAnsi="Cambria Math"/>
+            </w:rPr>
+            <m:t>U</m:t>
+          </m:r>
+        </m:oMath>
+      </m:oMathPara>
+    </w:p>
+    <w:p>
+      <w:pPr>
+        <w:jc w:val="both"/>
+        <w:rPr>
+          <w:rFonts w:eastAsiaTheme="minorEastAsia"/>
+        </w:rPr>
+      </w:pPr>
+      <m:oMathPara>
+        <m:oMath>
+          <m:r>
+            <w:rPr>
+              <w:rFonts w:ascii="Cambria Math" w:eastAsiaTheme="minorEastAsia" w:hAnsi="Cambria Math"/>
+            </w:rPr>
+            <m:t xml:space="preserve">U= </m:t>
+          </m:r>
+          <m:d>
+            <m:dPr>
+              <m:ctrlPr>
+                <w:rPr>
+                  <w:rFonts w:ascii="Cambria Math" w:eastAsiaTheme="minorEastAsia" w:hAnsi="Cambria Math"/>
+                  <w:i/>
+                </w:rPr>
+              </m:ctrlPr>
+            </m:dPr>
+            <m:e>
+              <m:r>
+                <w:rPr>
+                  <w:rFonts w:ascii="Cambria Math" w:eastAsiaTheme="minorEastAsia" w:hAnsi="Cambria Math"/>
+                </w:rPr>
+                <m:t>1-</m:t>
+              </m:r>
+              <m:f>
+                <m:fPr>
+                  <m:ctrlPr>
+                    <w:rPr>
+                      <w:rFonts w:ascii="Cambria Math" w:eastAsiaTheme="minorEastAsia" w:hAnsi="Cambria Math"/>
+                      <w:i/>
+                    </w:rPr>
+                  </m:ctrlPr>
+                </m:fPr>
+                <m:num>
+                  <m:r>
+                    <w:rPr>
+                      <w:rFonts w:ascii="Cambria Math" w:eastAsiaTheme="minorEastAsia" w:hAnsi="Cambria Math"/>
+                    </w:rPr>
+                    <m:t>c</m:t>
+                  </m:r>
+                </m:num>
+                <m:den>
+                  <m:r>
+                    <w:rPr>
+                      <w:rFonts w:ascii="Cambria Math" w:eastAsiaTheme="minorEastAsia" w:hAnsi="Cambria Math"/>
+                    </w:rPr>
+                    <m:t>λ</m:t>
+                  </m:r>
+                </m:den>
+              </m:f>
+            </m:e>
+          </m:d>
+          <m:d>
+            <m:dPr>
+              <m:ctrlPr>
+                <w:rPr>
+                  <w:rFonts w:ascii="Cambria Math" w:eastAsiaTheme="minorEastAsia" w:hAnsi="Cambria Math"/>
+                  <w:i/>
+                </w:rPr>
+              </m:ctrlPr>
+            </m:dPr>
+            <m:e>
+              <m:sSub>
+                <m:sSubPr>
+                  <m:ctrlPr>
+                    <w:rPr>
+                      <w:rFonts w:ascii="Cambria Math" w:eastAsiaTheme="minorEastAsia" w:hAnsi="Cambria Math"/>
+                      <w:i/>
+                    </w:rPr>
+                  </m:ctrlPr>
+                </m:sSubPr>
+                <m:e>
+                  <m:r>
+                    <w:rPr>
+                      <w:rFonts w:ascii="Cambria Math" w:eastAsiaTheme="minorEastAsia" w:hAnsi="Cambria Math"/>
+                    </w:rPr>
+                    <m:t>c</m:t>
+                  </m:r>
+                </m:e>
+                <m:sub>
+                  <m:r>
+                    <w:rPr>
+                      <w:rFonts w:ascii="Cambria Math" w:eastAsiaTheme="minorEastAsia" w:hAnsi="Cambria Math"/>
+                    </w:rPr>
+                    <m:t>0</m:t>
+                  </m:r>
+                </m:sub>
+              </m:sSub>
+              <m:r>
+                <w:rPr>
+                  <w:rFonts w:ascii="Cambria Math" w:eastAsiaTheme="minorEastAsia" w:hAnsi="Cambria Math"/>
+                </w:rPr>
+                <m:t>r+</m:t>
+              </m:r>
+              <m:f>
+                <m:fPr>
+                  <m:ctrlPr>
+                    <w:rPr>
+                      <w:rFonts w:ascii="Cambria Math" w:eastAsiaTheme="minorEastAsia" w:hAnsi="Cambria Math"/>
+                      <w:i/>
+                    </w:rPr>
+                  </m:ctrlPr>
+                </m:fPr>
+                <m:num>
+                  <m:r>
+                    <w:rPr>
+                      <w:rFonts w:ascii="Cambria Math" w:eastAsiaTheme="minorEastAsia" w:hAnsi="Cambria Math"/>
+                    </w:rPr>
+                    <m:t>d</m:t>
+                  </m:r>
+                </m:num>
+                <m:den>
+                  <m:r>
+                    <w:rPr>
+                      <w:rFonts w:ascii="Cambria Math" w:eastAsiaTheme="minorEastAsia" w:hAnsi="Cambria Math"/>
+                    </w:rPr>
+                    <m:t>λ</m:t>
+                  </m:r>
+                </m:den>
+              </m:f>
+              <m:sSub>
+                <m:sSubPr>
+                  <m:ctrlPr>
+                    <w:rPr>
+                      <w:rFonts w:ascii="Cambria Math" w:eastAsiaTheme="minorEastAsia" w:hAnsi="Cambria Math"/>
+                      <w:i/>
+                    </w:rPr>
+                  </m:ctrlPr>
+                </m:sSubPr>
+                <m:e>
+                  <m:r>
+                    <w:rPr>
+                      <w:rFonts w:ascii="Cambria Math" w:eastAsiaTheme="minorEastAsia" w:hAnsi="Cambria Math"/>
+                    </w:rPr>
+                    <m:t>Y</m:t>
+                  </m:r>
+                </m:e>
+                <m:sub>
+                  <m:r>
+                    <w:rPr>
+                      <w:rFonts w:ascii="Cambria Math" w:eastAsiaTheme="minorEastAsia" w:hAnsi="Cambria Math"/>
+                    </w:rPr>
+                    <m:t>p</m:t>
+                  </m:r>
+                </m:sub>
+              </m:sSub>
+              <m:d>
+                <m:dPr>
+                  <m:ctrlPr>
+                    <w:rPr>
+                      <w:rFonts w:ascii="Cambria Math" w:eastAsiaTheme="minorEastAsia" w:hAnsi="Cambria Math"/>
+                      <w:i/>
+                    </w:rPr>
+                  </m:ctrlPr>
+                </m:dPr>
+                <m:e>
+                  <m:r>
+                    <w:rPr>
+                      <w:rFonts w:ascii="Cambria Math" w:eastAsiaTheme="minorEastAsia" w:hAnsi="Cambria Math"/>
+                    </w:rPr>
+                    <m:t>z</m:t>
+                  </m:r>
+                </m:e>
+              </m:d>
+              <m:r>
+                <w:rPr>
+                  <w:rFonts w:ascii="Cambria Math" w:eastAsiaTheme="minorEastAsia" w:hAnsi="Cambria Math"/>
+                </w:rPr>
+                <m:t>+</m:t>
+              </m:r>
+              <m:sSub>
+                <m:sSubPr>
+                  <m:ctrlPr>
+                    <w:rPr>
+                      <w:rFonts w:ascii="Cambria Math" w:eastAsiaTheme="minorEastAsia" w:hAnsi="Cambria Math"/>
+                      <w:i/>
+                    </w:rPr>
+                  </m:ctrlPr>
+                </m:sSubPr>
+                <m:e>
+                  <m:r>
+                    <w:rPr>
+                      <w:rFonts w:ascii="Cambria Math" w:eastAsiaTheme="minorEastAsia" w:hAnsi="Cambria Math"/>
+                    </w:rPr>
+                    <m:t>d</m:t>
+                  </m:r>
+                </m:e>
+                <m:sub>
+                  <m:r>
+                    <w:rPr>
+                      <w:rFonts w:ascii="Cambria Math" w:eastAsiaTheme="minorEastAsia" w:hAnsi="Cambria Math"/>
+                    </w:rPr>
+                    <m:t>0</m:t>
+                  </m:r>
+                </m:sub>
+              </m:sSub>
+              <m:sSub>
+                <m:sSubPr>
+                  <m:ctrlPr>
+                    <w:rPr>
+                      <w:rFonts w:ascii="Cambria Math" w:eastAsiaTheme="minorEastAsia" w:hAnsi="Cambria Math"/>
+                      <w:i/>
+                    </w:rPr>
+                  </m:ctrlPr>
+                </m:sSubPr>
+                <m:e>
+                  <m:r>
+                    <w:rPr>
+                      <w:rFonts w:ascii="Cambria Math" w:eastAsiaTheme="minorEastAsia" w:hAnsi="Cambria Math"/>
+                    </w:rPr>
+                    <m:t>Y</m:t>
+                  </m:r>
+                </m:e>
+                <m:sub>
+                  <m:r>
+                    <w:rPr>
+                      <w:rFonts w:ascii="Cambria Math" w:eastAsiaTheme="minorEastAsia" w:hAnsi="Cambria Math"/>
+                    </w:rPr>
+                    <m:t>p</m:t>
+                  </m:r>
+                </m:sub>
+              </m:sSub>
+              <m:r>
+                <w:rPr>
+                  <w:rFonts w:ascii="Cambria Math" w:eastAsiaTheme="minorEastAsia" w:hAnsi="Cambria Math"/>
+                </w:rPr>
+                <m:t xml:space="preserve"> </m:t>
+              </m:r>
+            </m:e>
+          </m:d>
+        </m:oMath>
+      </m:oMathPara>
+    </w:p>
+    <w:p>
+      <w:pPr>
+        <w:jc w:val="both"/>
+        <w:rPr>
+          <w:rFonts w:eastAsiaTheme="minorEastAsia"/>
+        </w:rPr>
+      </w:pPr>
+      <m:oMathPara>
+        <m:oMath>
+          <m:r>
+            <w:rPr>
+              <w:rFonts w:ascii="Cambria Math" w:eastAsiaTheme="minorEastAsia" w:hAnsi="Cambria Math"/>
+            </w:rPr>
+            <m:t>=</m:t>
+          </m:r>
+          <m:d>
+            <m:dPr>
+              <m:ctrlPr>
+                <w:rPr>
+                  <w:rFonts w:ascii="Cambria Math" w:eastAsiaTheme="minorEastAsia" w:hAnsi="Cambria Math"/>
+                  <w:i/>
+                </w:rPr>
+              </m:ctrlPr>
+            </m:dPr>
+            <m:e>
+              <m:r>
+                <w:rPr>
+                  <w:rFonts w:ascii="Cambria Math" w:eastAsiaTheme="minorEastAsia" w:hAnsi="Cambria Math"/>
+                </w:rPr>
+                <m:t>1-</m:t>
+              </m:r>
+              <m:f>
+                <m:fPr>
+                  <m:ctrlPr>
+                    <w:rPr>
+                      <w:rFonts w:ascii="Cambria Math" w:eastAsiaTheme="minorEastAsia" w:hAnsi="Cambria Math"/>
+                      <w:i/>
+                    </w:rPr>
+                  </m:ctrlPr>
+                </m:fPr>
+                <m:num>
+                  <m:r>
+                    <w:rPr>
+                      <w:rFonts w:ascii="Cambria Math" w:eastAsiaTheme="minorEastAsia" w:hAnsi="Cambria Math"/>
+                    </w:rPr>
+                    <m:t>c</m:t>
+                  </m:r>
+                </m:num>
+                <m:den>
+                  <m:r>
+                    <w:rPr>
+                      <w:rFonts w:ascii="Cambria Math" w:eastAsiaTheme="minorEastAsia" w:hAnsi="Cambria Math"/>
+                    </w:rPr>
+                    <m:t>λ</m:t>
+                  </m:r>
+                </m:den>
+              </m:f>
+            </m:e>
+          </m:d>
+          <m:d>
+            <m:dPr>
+              <m:ctrlPr>
+                <w:rPr>
+                  <w:rFonts w:ascii="Cambria Math" w:eastAsiaTheme="minorEastAsia" w:hAnsi="Cambria Math"/>
+                  <w:i/>
+                </w:rPr>
+              </m:ctrlPr>
+            </m:dPr>
+            <m:e>
+              <m:sSub>
+                <m:sSubPr>
+                  <m:ctrlPr>
+                    <w:rPr>
+                      <w:rFonts w:ascii="Cambria Math" w:eastAsiaTheme="minorEastAsia" w:hAnsi="Cambria Math"/>
+                      <w:i/>
+                    </w:rPr>
+                  </m:ctrlPr>
+                </m:sSubPr>
+                <m:e>
+                  <m:r>
+                    <w:rPr>
+                      <w:rFonts w:ascii="Cambria Math" w:eastAsiaTheme="minorEastAsia" w:hAnsi="Cambria Math"/>
+                    </w:rPr>
+                    <m:t>c</m:t>
+                  </m:r>
+                </m:e>
+                <m:sub>
+                  <m:r>
+                    <w:rPr>
+                      <w:rFonts w:ascii="Cambria Math" w:eastAsiaTheme="minorEastAsia" w:hAnsi="Cambria Math"/>
+                    </w:rPr>
+                    <m:t>0</m:t>
+                  </m:r>
+                </m:sub>
+              </m:sSub>
+              <m:r>
+                <w:rPr>
+                  <w:rFonts w:ascii="Cambria Math" w:eastAsiaTheme="minorEastAsia" w:hAnsi="Cambria Math"/>
+                </w:rPr>
+                <m:t>r+</m:t>
+              </m:r>
+              <m:d>
+                <m:dPr>
+                  <m:ctrlPr>
+                    <w:rPr>
+                      <w:rFonts w:ascii="Cambria Math" w:eastAsiaTheme="minorEastAsia" w:hAnsi="Cambria Math"/>
+                      <w:i/>
+                    </w:rPr>
+                  </m:ctrlPr>
+                </m:dPr>
+                <m:e>
+                  <m:f>
+                    <m:fPr>
+                      <m:ctrlPr>
+                        <w:rPr>
+                          <w:rFonts w:ascii="Cambria Math" w:eastAsiaTheme="minorEastAsia" w:hAnsi="Cambria Math"/>
+                          <w:i/>
+                        </w:rPr>
+                      </m:ctrlPr>
+                    </m:fPr>
+                    <m:num>
+                      <m:r>
+                        <w:rPr>
+                          <w:rFonts w:ascii="Cambria Math" w:eastAsiaTheme="minorEastAsia" w:hAnsi="Cambria Math"/>
+                        </w:rPr>
+                        <m:t>d</m:t>
+                      </m:r>
+                    </m:num>
+                    <m:den>
+                      <m:r>
+                        <w:rPr>
+                          <w:rFonts w:ascii="Cambria Math" w:eastAsiaTheme="minorEastAsia" w:hAnsi="Cambria Math"/>
+                        </w:rPr>
+                        <m:t>λ</m:t>
+                      </m:r>
+                    </m:den>
+                  </m:f>
+                  <m:r>
+                    <w:rPr>
+                      <w:rFonts w:ascii="Cambria Math" w:eastAsiaTheme="minorEastAsia" w:hAnsi="Cambria Math"/>
+                    </w:rPr>
+                    <m:t>+</m:t>
+                  </m:r>
+                  <m:sSub>
+                    <m:sSubPr>
+                      <m:ctrlPr>
+                        <w:rPr>
+                          <w:rFonts w:ascii="Cambria Math" w:eastAsiaTheme="minorEastAsia" w:hAnsi="Cambria Math"/>
+                          <w:i/>
+                        </w:rPr>
+                      </m:ctrlPr>
+                    </m:sSubPr>
+                    <m:e>
+                      <m:r>
+                        <w:rPr>
+                          <w:rFonts w:ascii="Cambria Math" w:eastAsiaTheme="minorEastAsia" w:hAnsi="Cambria Math"/>
+                        </w:rPr>
+                        <m:t>d</m:t>
+                      </m:r>
+                    </m:e>
+                    <m:sub>
+                      <m:r>
+                        <w:rPr>
+                          <w:rFonts w:ascii="Cambria Math" w:eastAsiaTheme="minorEastAsia" w:hAnsi="Cambria Math"/>
+                        </w:rPr>
+                        <m:t>0</m:t>
+                      </m:r>
+                    </m:sub>
+                  </m:sSub>
+                </m:e>
+              </m:d>
+              <m:sSub>
+                <m:sSubPr>
+                  <m:ctrlPr>
+                    <w:rPr>
+                      <w:rFonts w:ascii="Cambria Math" w:eastAsiaTheme="minorEastAsia" w:hAnsi="Cambria Math"/>
+                      <w:i/>
+                    </w:rPr>
+                  </m:ctrlPr>
+                </m:sSubPr>
+                <m:e>
+                  <m:r>
+                    <w:rPr>
+                      <w:rFonts w:ascii="Cambria Math" w:eastAsiaTheme="minorEastAsia" w:hAnsi="Cambria Math"/>
+                    </w:rPr>
+                    <m:t>Y</m:t>
+                  </m:r>
+                </m:e>
+                <m:sub>
+                  <m:r>
+                    <w:rPr>
+                      <w:rFonts w:ascii="Cambria Math" w:eastAsiaTheme="minorEastAsia" w:hAnsi="Cambria Math"/>
+                    </w:rPr>
+                    <m:t>p</m:t>
+                  </m:r>
+                </m:sub>
+              </m:sSub>
+            </m:e>
+          </m:d>
+        </m:oMath>
+      </m:oMathPara>
+    </w:p>
+    <w:p>
+      <w:pPr>
+        <w:jc w:val="both"/>
+        <w:rPr>
+          <w:rFonts w:eastAsiaTheme="minorEastAsia"/>
+        </w:rPr>
+      </w:pPr>
+      <w:r>
+        <w:rPr>
+          <w:rFonts w:eastAsiaTheme="minorEastAsia"/>
+        </w:rPr>
+        <w:t xml:space="preserve">The result is the same. Either </w:t>
+      </w:r>
+    </w:p>
+    <w:p>
+      <w:pPr>
+        <w:jc w:val="center"/>
+        <w:rPr>
+          <w:rFonts w:eastAsiaTheme="minorEastAsia"/>
+        </w:rPr>
+      </w:pPr>
+      <m:oMath>
+        <m:r>
+          <w:rPr>
+            <w:rFonts w:ascii="Cambria Math" w:eastAsiaTheme="minorEastAsia" w:hAnsi="Cambria Math"/>
+          </w:rPr>
+          <m:t>c=0</m:t>
+        </m:r>
+      </m:oMath>
+      <w:r>
+        <w:rPr>
+          <w:rFonts w:eastAsiaTheme="minorEastAsia"/>
+        </w:rPr>
+        <w:t xml:space="preserve"> </w:t>
+      </w:r>
+      <w:r>
+        <w:rPr>
+          <w:rFonts w:eastAsiaTheme="minorEastAsia"/>
+        </w:rPr>
+        <w:t xml:space="preserve">or </w:t>
+      </w:r>
+      <m:oMath>
+        <m:sSub>
+          <m:sSubPr>
+            <m:ctrlPr>
+              <w:rPr>
+                <w:rFonts w:ascii="Cambria Math" w:eastAsiaTheme="minorEastAsia" w:hAnsi="Cambria Math"/>
+                <w:i/>
+              </w:rPr>
+            </m:ctrlPr>
+          </m:sSubPr>
+          <m:e>
+            <m:r>
+              <w:rPr>
+                <w:rFonts w:ascii="Cambria Math" w:eastAsiaTheme="minorEastAsia" w:hAnsi="Cambria Math"/>
+              </w:rPr>
+              <m:t>c</m:t>
+            </m:r>
+          </m:e>
+          <m:sub>
+            <m:r>
+              <w:rPr>
+                <w:rFonts w:ascii="Cambria Math" w:eastAsiaTheme="minorEastAsia" w:hAnsi="Cambria Math"/>
+              </w:rPr>
+              <m:t>0</m:t>
+            </m:r>
+          </m:sub>
+        </m:sSub>
+        <m:r>
+          <w:rPr>
+            <w:rFonts w:ascii="Cambria Math" w:eastAsiaTheme="minorEastAsia" w:hAnsi="Cambria Math"/>
+          </w:rPr>
+          <m:t>←</m:t>
+        </m:r>
+        <m:d>
+          <m:dPr>
+            <m:ctrlPr>
+              <w:rPr>
+                <w:rFonts w:ascii="Cambria Math" w:eastAsiaTheme="minorEastAsia" w:hAnsi="Cambria Math"/>
+                <w:i/>
+              </w:rPr>
+            </m:ctrlPr>
+          </m:dPr>
+          <m:e>
+            <m:r>
+              <w:rPr>
+                <w:rFonts w:ascii="Cambria Math" w:eastAsiaTheme="minorEastAsia" w:hAnsi="Cambria Math"/>
+              </w:rPr>
+              <m:t>1-</m:t>
+            </m:r>
+            <m:f>
+              <m:fPr>
+                <m:ctrlPr>
+                  <w:rPr>
+                    <w:rFonts w:ascii="Cambria Math" w:eastAsiaTheme="minorEastAsia" w:hAnsi="Cambria Math"/>
+                    <w:i/>
+                  </w:rPr>
+                </m:ctrlPr>
+              </m:fPr>
+              <m:num>
+                <m:r>
+                  <w:rPr>
+                    <w:rFonts w:ascii="Cambria Math" w:eastAsiaTheme="minorEastAsia" w:hAnsi="Cambria Math"/>
+                  </w:rPr>
+                  <m:t>c</m:t>
+                </m:r>
+              </m:num>
+              <m:den>
+                <m:r>
+                  <w:rPr>
+                    <w:rFonts w:ascii="Cambria Math" w:eastAsiaTheme="minorEastAsia" w:hAnsi="Cambria Math"/>
+                  </w:rPr>
+                  <m:t>λ</m:t>
+                </m:r>
+              </m:den>
+            </m:f>
+          </m:e>
+        </m:d>
+        <m:sSub>
+          <m:sSubPr>
+            <m:ctrlPr>
+              <w:rPr>
+                <w:rFonts w:ascii="Cambria Math" w:eastAsiaTheme="minorEastAsia" w:hAnsi="Cambria Math"/>
+                <w:i/>
+              </w:rPr>
+            </m:ctrlPr>
+          </m:sSubPr>
+          <m:e>
+            <m:r>
+              <w:rPr>
+                <w:rFonts w:ascii="Cambria Math" w:eastAsiaTheme="minorEastAsia" w:hAnsi="Cambria Math"/>
+              </w:rPr>
+              <m:t>c</m:t>
+            </m:r>
+          </m:e>
+          <m:sub>
+            <m:r>
+              <w:rPr>
+                <w:rFonts w:ascii="Cambria Math" w:eastAsiaTheme="minorEastAsia" w:hAnsi="Cambria Math"/>
+              </w:rPr>
+              <m:t>0</m:t>
+            </m:r>
+          </m:sub>
+        </m:sSub>
+      </m:oMath>
+    </w:p>
+    <w:p>
+      <w:pPr>
+        <w:jc w:val="center"/>
+        <w:rPr>
+          <w:rFonts w:eastAsiaTheme="minorEastAsia"/>
+        </w:rPr>
+      </w:pPr>
+      <m:oMath>
+        <m:r>
+          <w:rPr>
+            <w:rFonts w:ascii="Cambria Math" w:eastAsiaTheme="minorEastAsia" w:hAnsi="Cambria Math"/>
+          </w:rPr>
+          <m:t xml:space="preserve">d=0 </m:t>
+        </m:r>
+      </m:oMath>
+      <w:r>
+        <w:rPr>
+          <w:rFonts w:eastAsiaTheme="minorEastAsia"/>
+          <w:iCs/>
+        </w:rPr>
+        <w:t>or</w:t>
+      </w:r>
+      <w:r>
+        <w:rPr>
+          <w:rFonts w:eastAsiaTheme="minorEastAsia"/>
+          <w:iCs/>
+        </w:rPr>
+        <w:t xml:space="preserve"> </w:t>
+      </w:r>
+      <m:oMath>
+        <m:sSub>
+          <m:sSubPr>
+            <m:ctrlPr>
+              <w:rPr>
+                <w:rFonts w:ascii="Cambria Math" w:eastAsiaTheme="minorEastAsia" w:hAnsi="Cambria Math"/>
+                <w:i/>
+              </w:rPr>
+            </m:ctrlPr>
+          </m:sSubPr>
+          <m:e>
+            <m:r>
+              <w:rPr>
+                <w:rFonts w:ascii="Cambria Math" w:eastAsiaTheme="minorEastAsia" w:hAnsi="Cambria Math"/>
+              </w:rPr>
+              <m:t>d</m:t>
+            </m:r>
+          </m:e>
+          <m:sub>
+            <m:r>
+              <w:rPr>
+                <w:rFonts w:ascii="Cambria Math" w:eastAsiaTheme="minorEastAsia" w:hAnsi="Cambria Math"/>
+              </w:rPr>
+              <m:t>0</m:t>
+            </m:r>
+          </m:sub>
+        </m:sSub>
+        <m:r>
+          <w:rPr>
+            <w:rFonts w:ascii="Cambria Math" w:eastAsiaTheme="minorEastAsia" w:hAnsi="Cambria Math"/>
+          </w:rPr>
+          <m:t>←</m:t>
+        </m:r>
+        <m:d>
+          <m:dPr>
+            <m:ctrlPr>
+              <w:rPr>
+                <w:rFonts w:ascii="Cambria Math" w:eastAsiaTheme="minorEastAsia" w:hAnsi="Cambria Math"/>
+                <w:i/>
+              </w:rPr>
+            </m:ctrlPr>
+          </m:dPr>
+          <m:e>
+            <m:r>
+              <w:rPr>
+                <w:rFonts w:ascii="Cambria Math" w:eastAsiaTheme="minorEastAsia" w:hAnsi="Cambria Math"/>
+              </w:rPr>
+              <m:t>1-</m:t>
+            </m:r>
+            <m:f>
+              <m:fPr>
+                <m:ctrlPr>
+                  <w:rPr>
+                    <w:rFonts w:ascii="Cambria Math" w:eastAsiaTheme="minorEastAsia" w:hAnsi="Cambria Math"/>
+                    <w:i/>
+                  </w:rPr>
+                </m:ctrlPr>
+              </m:fPr>
+              <m:num>
+                <m:r>
+                  <w:rPr>
+                    <w:rFonts w:ascii="Cambria Math" w:eastAsiaTheme="minorEastAsia" w:hAnsi="Cambria Math"/>
+                  </w:rPr>
+                  <m:t>c</m:t>
+                </m:r>
+              </m:num>
+              <m:den>
+                <m:r>
+                  <w:rPr>
+                    <w:rFonts w:ascii="Cambria Math" w:eastAsiaTheme="minorEastAsia" w:hAnsi="Cambria Math"/>
+                  </w:rPr>
+                  <m:t>λ</m:t>
+                </m:r>
+              </m:den>
+            </m:f>
+          </m:e>
+        </m:d>
+        <m:d>
+          <m:dPr>
+            <m:ctrlPr>
+              <w:rPr>
+                <w:rFonts w:ascii="Cambria Math" w:eastAsiaTheme="minorEastAsia" w:hAnsi="Cambria Math"/>
+                <w:i/>
+              </w:rPr>
+            </m:ctrlPr>
+          </m:dPr>
+          <m:e>
+            <m:f>
+              <m:fPr>
+                <m:ctrlPr>
+                  <w:rPr>
+                    <w:rFonts w:ascii="Cambria Math" w:eastAsiaTheme="minorEastAsia" w:hAnsi="Cambria Math"/>
+                    <w:i/>
+                  </w:rPr>
+                </m:ctrlPr>
+              </m:fPr>
+              <m:num>
+                <m:r>
+                  <w:rPr>
+                    <w:rFonts w:ascii="Cambria Math" w:eastAsiaTheme="minorEastAsia" w:hAnsi="Cambria Math"/>
+                  </w:rPr>
+                  <m:t>d</m:t>
+                </m:r>
+              </m:num>
+              <m:den>
+                <m:r>
+                  <w:rPr>
+                    <w:rFonts w:ascii="Cambria Math" w:eastAsiaTheme="minorEastAsia" w:hAnsi="Cambria Math"/>
+                  </w:rPr>
+                  <m:t>λ</m:t>
+                </m:r>
+              </m:den>
+            </m:f>
+            <m:r>
+              <w:rPr>
+                <w:rFonts w:ascii="Cambria Math" w:eastAsiaTheme="minorEastAsia" w:hAnsi="Cambria Math"/>
+              </w:rPr>
+              <m:t>+</m:t>
+            </m:r>
+            <m:sSub>
+              <m:sSubPr>
+                <m:ctrlPr>
+                  <w:rPr>
+                    <w:rFonts w:ascii="Cambria Math" w:eastAsiaTheme="minorEastAsia" w:hAnsi="Cambria Math"/>
+                    <w:i/>
+                  </w:rPr>
+                </m:ctrlPr>
+              </m:sSubPr>
+              <m:e>
+                <m:r>
+                  <w:rPr>
+                    <w:rFonts w:ascii="Cambria Math" w:eastAsiaTheme="minorEastAsia" w:hAnsi="Cambria Math"/>
+                  </w:rPr>
+                  <m:t>d</m:t>
+                </m:r>
+              </m:e>
+              <m:sub>
+                <m:r>
+                  <w:rPr>
+                    <w:rFonts w:ascii="Cambria Math" w:eastAsiaTheme="minorEastAsia" w:hAnsi="Cambria Math"/>
+                  </w:rPr>
+                  <m:t>0</m:t>
+                </m:r>
+              </m:sub>
+            </m:sSub>
+          </m:e>
+        </m:d>
+      </m:oMath>
+    </w:p>
+    <w:p>
+      <w:pPr>
+        <w:jc w:val="center"/>
+        <w:rPr>
+          <w:rFonts w:eastAsiaTheme="minorEastAsia"/>
+        </w:rPr>
+      </w:pPr>
+      <m:oMathPara>
+        <m:oMath>
+          <m:r>
+            <w:rPr>
+              <w:rFonts w:ascii="Cambria Math" w:eastAsiaTheme="minorEastAsia" w:hAnsi="Cambria Math"/>
+            </w:rPr>
+            <w:lastRenderedPageBreak/>
+            <m:t>u</m:t>
+          </m:r>
+          <m:d>
+            <m:dPr>
+              <m:ctrlPr>
+                <w:rPr>
+                  <w:rFonts w:ascii="Cambria Math" w:eastAsiaTheme="minorEastAsia" w:hAnsi="Cambria Math"/>
+                  <w:i/>
+                </w:rPr>
+              </m:ctrlPr>
+            </m:dPr>
+            <m:e>
+              <m:r>
+                <w:rPr>
+                  <w:rFonts w:ascii="Cambria Math" w:eastAsiaTheme="minorEastAsia" w:hAnsi="Cambria Math"/>
+                </w:rPr>
+                <m:t>k</m:t>
+              </m:r>
+            </m:e>
+          </m:d>
+          <m:r>
+            <w:rPr>
+              <w:rFonts w:ascii="Cambria Math" w:eastAsiaTheme="minorEastAsia" w:hAnsi="Cambria Math"/>
+            </w:rPr>
+            <m:t>=</m:t>
+          </m:r>
+          <m:sSub>
+            <m:sSubPr>
+              <m:ctrlPr>
+                <w:rPr>
+                  <w:rFonts w:ascii="Cambria Math" w:eastAsiaTheme="minorEastAsia" w:hAnsi="Cambria Math"/>
+                  <w:i/>
+                </w:rPr>
+              </m:ctrlPr>
+            </m:sSubPr>
+            <m:e>
+              <m:r>
+                <w:rPr>
+                  <w:rFonts w:ascii="Cambria Math" w:eastAsiaTheme="minorEastAsia" w:hAnsi="Cambria Math"/>
+                </w:rPr>
+                <m:t>c</m:t>
+              </m:r>
+            </m:e>
+            <m:sub>
+              <m:r>
+                <w:rPr>
+                  <w:rFonts w:ascii="Cambria Math" w:eastAsiaTheme="minorEastAsia" w:hAnsi="Cambria Math"/>
+                </w:rPr>
+                <m:t>0</m:t>
+              </m:r>
+            </m:sub>
+          </m:sSub>
+          <m:r>
+            <w:rPr>
+              <w:rFonts w:ascii="Cambria Math" w:eastAsiaTheme="minorEastAsia" w:hAnsi="Cambria Math"/>
+            </w:rPr>
+            <m:t>r</m:t>
+          </m:r>
+          <m:r>
+            <w:rPr>
+              <w:rFonts w:ascii="Cambria Math" w:eastAsiaTheme="minorEastAsia" w:hAnsi="Cambria Math"/>
+            </w:rPr>
+            <m:t>(k)</m:t>
+          </m:r>
+          <m:r>
+            <w:rPr>
+              <w:rFonts w:ascii="Cambria Math" w:eastAsiaTheme="minorEastAsia" w:hAnsi="Cambria Math"/>
+            </w:rPr>
+            <m:t>+</m:t>
+          </m:r>
+          <m:sSub>
+            <m:sSubPr>
+              <m:ctrlPr>
+                <w:rPr>
+                  <w:rFonts w:ascii="Cambria Math" w:eastAsiaTheme="minorEastAsia" w:hAnsi="Cambria Math"/>
+                  <w:i/>
+                </w:rPr>
+              </m:ctrlPr>
+            </m:sSubPr>
+            <m:e>
+              <m:r>
+                <w:rPr>
+                  <w:rFonts w:ascii="Cambria Math" w:eastAsiaTheme="minorEastAsia" w:hAnsi="Cambria Math"/>
+                </w:rPr>
+                <m:t>d</m:t>
+              </m:r>
+            </m:e>
+            <m:sub>
+              <m:r>
+                <w:rPr>
+                  <w:rFonts w:ascii="Cambria Math" w:eastAsiaTheme="minorEastAsia" w:hAnsi="Cambria Math"/>
+                </w:rPr>
+                <m:t>0</m:t>
+              </m:r>
+            </m:sub>
+          </m:sSub>
+          <m:sSub>
+            <m:sSubPr>
+              <m:ctrlPr>
+                <w:rPr>
+                  <w:rFonts w:ascii="Cambria Math" w:eastAsiaTheme="minorEastAsia" w:hAnsi="Cambria Math"/>
+                  <w:i/>
+                </w:rPr>
+              </m:ctrlPr>
+            </m:sSubPr>
+            <m:e>
+              <m:r>
+                <w:rPr>
+                  <w:rFonts w:ascii="Cambria Math" w:eastAsiaTheme="minorEastAsia" w:hAnsi="Cambria Math"/>
+                </w:rPr>
+                <m:t>y</m:t>
+              </m:r>
+            </m:e>
+            <m:sub>
+              <m:r>
+                <w:rPr>
+                  <w:rFonts w:ascii="Cambria Math" w:eastAsiaTheme="minorEastAsia" w:hAnsi="Cambria Math"/>
+                </w:rPr>
+                <m:t>p</m:t>
+              </m:r>
+            </m:sub>
+          </m:sSub>
+          <m:r>
+            <w:rPr>
+              <w:rFonts w:ascii="Cambria Math" w:eastAsiaTheme="minorEastAsia" w:hAnsi="Cambria Math"/>
+            </w:rPr>
+            <m:t>(k)</m:t>
+          </m:r>
+        </m:oMath>
+      </m:oMathPara>
+    </w:p>
+    <w:p>
+      <w:pPr>
+        <w:jc w:val="both"/>
+        <w:rPr>
+          <w:rFonts w:eastAsiaTheme="minorEastAsia"/>
+        </w:rPr>
+      </w:pPr>
+      <w:r>
+        <w:rPr>
+          <w:rFonts w:eastAsiaTheme="minorEastAsia"/>
+        </w:rPr>
+        <w:t xml:space="preserve">Having </w:t>
+      </w:r>
+      <m:oMath>
+        <m:r>
+          <w:rPr>
+            <w:rFonts w:ascii="Cambria Math" w:eastAsiaTheme="minorEastAsia" w:hAnsi="Cambria Math"/>
+          </w:rPr>
+          <m:t>λ(z)</m:t>
+        </m:r>
+      </m:oMath>
+      <w:r>
+        <w:rPr>
+          <w:rFonts w:eastAsiaTheme="minorEastAsia"/>
+        </w:rPr>
+        <w:t xml:space="preserve"> with </w:t>
+      </w:r>
+      <m:oMath>
+        <m:r>
+          <m:rPr>
+            <m:sty m:val="p"/>
+          </m:rPr>
+          <w:rPr>
+            <w:rFonts w:ascii="Cambria Math" w:eastAsiaTheme="minorEastAsia" w:hAnsi="Cambria Math"/>
+          </w:rPr>
+          <m:t>degree</m:t>
+        </m:r>
+        <m:d>
+          <m:dPr>
+            <m:ctrlPr>
+              <w:rPr>
+                <w:rFonts w:ascii="Cambria Math" w:eastAsiaTheme="minorEastAsia" w:hAnsi="Cambria Math"/>
+                <w:i/>
+              </w:rPr>
+            </m:ctrlPr>
+          </m:dPr>
+          <m:e>
+            <m:r>
+              <w:rPr>
+                <w:rFonts w:ascii="Cambria Math" w:eastAsiaTheme="minorEastAsia" w:hAnsi="Cambria Math"/>
+              </w:rPr>
+              <m:t>λ</m:t>
+            </m:r>
+          </m:e>
+        </m:d>
+        <m:r>
+          <w:rPr>
+            <w:rFonts w:ascii="Cambria Math" w:eastAsiaTheme="minorEastAsia" w:hAnsi="Cambria Math"/>
+          </w:rPr>
+          <m:t>&gt;0</m:t>
+        </m:r>
+      </m:oMath>
+      <w:r>
+        <w:rPr>
+          <w:rFonts w:eastAsiaTheme="minorEastAsia"/>
+        </w:rPr>
+        <w:t xml:space="preserve"> would prevent these coefficients from being trivial</w:t>
+      </w:r>
+      <w:r>
+        <w:rPr>
+          <w:rFonts w:eastAsiaTheme="minorEastAsia"/>
+        </w:rPr>
+        <w:t>, but the estimator is no longer minimal order</w:t>
+      </w:r>
+      <w:r>
+        <w:rPr>
+          <w:rFonts w:eastAsiaTheme="minorEastAsia"/>
+        </w:rPr>
+        <w:t>.</w:t>
+      </w:r>
+      <w:r>
+        <w:rPr>
+          <w:rFonts w:eastAsiaTheme="minorEastAsia"/>
+        </w:rPr>
+        <w:t xml:space="preserve"> </w:t>
+      </w:r>
+    </w:p>
+    <w:p>
+      <w:pPr>
+        <w:jc w:val="both"/>
+        <w:rPr>
+          <w:rFonts w:eastAsiaTheme="minorEastAsia"/>
+        </w:rPr>
+      </w:pPr>
+      <w:r>
+        <w:rPr>
+          <w:rFonts w:eastAsiaTheme="minorEastAsia"/>
+        </w:rPr>
+        <w:tab/>
+        <w:t xml:space="preserve">The nominal parameter for </w:t>
+      </w:r>
+      <m:oMath>
+        <m:sSub>
+          <m:sSubPr>
+            <m:ctrlPr>
+              <w:rPr>
+                <w:rFonts w:ascii="Cambria Math" w:eastAsiaTheme="minorEastAsia" w:hAnsi="Cambria Math"/>
+                <w:i/>
+              </w:rPr>
+            </m:ctrlPr>
+          </m:sSubPr>
+          <m:e>
+            <m:r>
+              <w:rPr>
+                <w:rFonts w:ascii="Cambria Math" w:eastAsiaTheme="minorEastAsia" w:hAnsi="Cambria Math"/>
+              </w:rPr>
+              <m:t>c</m:t>
+            </m:r>
+          </m:e>
+          <m:sub>
+            <m:r>
+              <w:rPr>
+                <w:rFonts w:ascii="Cambria Math" w:eastAsiaTheme="minorEastAsia" w:hAnsi="Cambria Math"/>
+              </w:rPr>
+              <m:t>0</m:t>
+            </m:r>
+          </m:sub>
+        </m:sSub>
+      </m:oMath>
+      <w:r>
+        <w:rPr>
+          <w:rFonts w:eastAsiaTheme="minorEastAsia"/>
+        </w:rPr>
+        <w:t xml:space="preserve"> and </w:t>
+      </w:r>
+      <m:oMath>
+        <m:sSub>
+          <m:sSubPr>
+            <m:ctrlPr>
+              <w:rPr>
+                <w:rFonts w:ascii="Cambria Math" w:eastAsiaTheme="minorEastAsia" w:hAnsi="Cambria Math"/>
+                <w:i/>
+              </w:rPr>
+            </m:ctrlPr>
+          </m:sSubPr>
+          <m:e>
+            <m:r>
+              <w:rPr>
+                <w:rFonts w:ascii="Cambria Math" w:eastAsiaTheme="minorEastAsia" w:hAnsi="Cambria Math"/>
+              </w:rPr>
+              <m:t>d</m:t>
+            </m:r>
+          </m:e>
+          <m:sub>
+            <m:r>
+              <w:rPr>
+                <w:rFonts w:ascii="Cambria Math" w:eastAsiaTheme="minorEastAsia" w:hAnsi="Cambria Math"/>
+              </w:rPr>
+              <m:t>0</m:t>
+            </m:r>
+          </m:sub>
+        </m:sSub>
+      </m:oMath>
+      <w:r>
+        <w:rPr>
+          <w:rFonts w:eastAsiaTheme="minorEastAsia"/>
+        </w:rPr>
+        <w:t xml:space="preserve"> are found from </w:t>
+      </w:r>
+      <w:r>
+        <w:rPr>
+          <w:rFonts w:eastAsiaTheme="minorEastAsia"/>
+        </w:rPr>
+        <w:t>matching the reference and plant models</w:t>
+      </w:r>
+    </w:p>
+    <w:p>
+      <w:pPr>
+        <w:jc w:val="both"/>
+        <w:rPr>
+          <w:rFonts w:eastAsiaTheme="minorEastAsia"/>
+        </w:rPr>
+      </w:pPr>
+      <m:oMathPara>
+        <m:oMath>
+          <m:sSub>
+            <m:sSubPr>
+              <m:ctrlPr>
+                <w:rPr>
+                  <w:rFonts w:ascii="Cambria Math" w:eastAsiaTheme="minorEastAsia" w:hAnsi="Cambria Math"/>
+                  <w:i/>
+                </w:rPr>
+              </m:ctrlPr>
+            </m:sSubPr>
+            <m:e>
+              <m:r>
+                <w:rPr>
+                  <w:rFonts w:ascii="Cambria Math" w:eastAsiaTheme="minorEastAsia" w:hAnsi="Cambria Math"/>
+                </w:rPr>
+                <m:t>P</m:t>
+              </m:r>
+            </m:e>
+            <m:sub>
+              <m:r>
+                <w:rPr>
+                  <w:rFonts w:ascii="Cambria Math" w:eastAsiaTheme="minorEastAsia" w:hAnsi="Cambria Math"/>
+                </w:rPr>
+                <m:t>cl</m:t>
+              </m:r>
+            </m:sub>
+          </m:sSub>
+          <m:d>
+            <m:dPr>
+              <m:ctrlPr>
+                <w:rPr>
+                  <w:rFonts w:ascii="Cambria Math" w:eastAsiaTheme="minorEastAsia" w:hAnsi="Cambria Math"/>
+                  <w:i/>
+                </w:rPr>
+              </m:ctrlPr>
+            </m:dPr>
+            <m:e>
+              <m:r>
+                <w:rPr>
+                  <w:rFonts w:ascii="Cambria Math" w:eastAsiaTheme="minorEastAsia" w:hAnsi="Cambria Math"/>
+                </w:rPr>
+                <m:t>z</m:t>
+              </m:r>
+            </m:e>
+          </m:d>
+          <m:r>
+            <w:rPr>
+              <w:rFonts w:ascii="Cambria Math" w:eastAsiaTheme="minorEastAsia" w:hAnsi="Cambria Math"/>
+            </w:rPr>
+            <m:t>=M(z)</m:t>
+          </m:r>
+        </m:oMath>
+      </m:oMathPara>
+    </w:p>
+    <w:p>
+      <w:pPr>
+        <w:jc w:val="both"/>
+        <w:rPr>
+          <w:rFonts w:eastAsiaTheme="minorEastAsia"/>
+        </w:rPr>
+      </w:pPr>
+      <m:oMathPara>
+        <m:oMath>
+          <m:f>
+            <m:fPr>
+              <m:ctrlPr>
+                <w:rPr>
+                  <w:rFonts w:ascii="Cambria Math" w:eastAsiaTheme="minorEastAsia" w:hAnsi="Cambria Math"/>
+                  <w:i/>
+                </w:rPr>
+              </m:ctrlPr>
+            </m:fPr>
+            <m:num>
+              <m:r>
+                <w:rPr>
+                  <w:rFonts w:ascii="Cambria Math" w:eastAsiaTheme="minorEastAsia" w:hAnsi="Cambria Math"/>
+                </w:rPr>
+                <m:t>P</m:t>
+              </m:r>
+              <m:d>
+                <m:dPr>
+                  <m:ctrlPr>
+                    <w:rPr>
+                      <w:rFonts w:ascii="Cambria Math" w:eastAsiaTheme="minorEastAsia" w:hAnsi="Cambria Math"/>
+                      <w:i/>
+                    </w:rPr>
+                  </m:ctrlPr>
+                </m:dPr>
+                <m:e>
+                  <m:r>
+                    <w:rPr>
+                      <w:rFonts w:ascii="Cambria Math" w:eastAsiaTheme="minorEastAsia" w:hAnsi="Cambria Math"/>
+                    </w:rPr>
+                    <m:t>z</m:t>
+                  </m:r>
+                </m:e>
+              </m:d>
+              <m:sSub>
+                <m:sSubPr>
+                  <m:ctrlPr>
+                    <w:rPr>
+                      <w:rFonts w:ascii="Cambria Math" w:eastAsiaTheme="minorEastAsia" w:hAnsi="Cambria Math"/>
+                      <w:i/>
+                    </w:rPr>
+                  </m:ctrlPr>
+                </m:sSubPr>
+                <m:e>
+                  <m:r>
+                    <w:rPr>
+                      <w:rFonts w:ascii="Cambria Math" w:eastAsiaTheme="minorEastAsia" w:hAnsi="Cambria Math"/>
+                    </w:rPr>
+                    <m:t>c</m:t>
+                  </m:r>
+                </m:e>
+                <m:sub>
+                  <m:r>
+                    <w:rPr>
+                      <w:rFonts w:ascii="Cambria Math" w:eastAsiaTheme="minorEastAsia" w:hAnsi="Cambria Math"/>
+                    </w:rPr>
+                    <m:t>0</m:t>
+                  </m:r>
+                </m:sub>
+              </m:sSub>
+            </m:num>
+            <m:den>
+              <m:r>
+                <w:rPr>
+                  <w:rFonts w:ascii="Cambria Math" w:eastAsiaTheme="minorEastAsia" w:hAnsi="Cambria Math"/>
+                </w:rPr>
+                <m:t>1</m:t>
+              </m:r>
+              <m:r>
+                <w:rPr>
+                  <w:rFonts w:ascii="Cambria Math" w:eastAsiaTheme="minorEastAsia" w:hAnsi="Cambria Math"/>
+                </w:rPr>
+                <m:t>-</m:t>
+              </m:r>
+              <m:r>
+                <w:rPr>
+                  <w:rFonts w:ascii="Cambria Math" w:eastAsiaTheme="minorEastAsia" w:hAnsi="Cambria Math"/>
+                </w:rPr>
+                <m:t>P</m:t>
+              </m:r>
+              <m:d>
+                <m:dPr>
+                  <m:ctrlPr>
+                    <w:rPr>
+                      <w:rFonts w:ascii="Cambria Math" w:eastAsiaTheme="minorEastAsia" w:hAnsi="Cambria Math"/>
+                      <w:i/>
+                    </w:rPr>
+                  </m:ctrlPr>
+                </m:dPr>
+                <m:e>
+                  <m:r>
+                    <w:rPr>
+                      <w:rFonts w:ascii="Cambria Math" w:eastAsiaTheme="minorEastAsia" w:hAnsi="Cambria Math"/>
+                    </w:rPr>
+                    <m:t>z</m:t>
+                  </m:r>
+                </m:e>
+              </m:d>
+              <m:sSub>
+                <m:sSubPr>
+                  <m:ctrlPr>
+                    <w:rPr>
+                      <w:rFonts w:ascii="Cambria Math" w:eastAsiaTheme="minorEastAsia" w:hAnsi="Cambria Math"/>
+                      <w:i/>
+                    </w:rPr>
+                  </m:ctrlPr>
+                </m:sSubPr>
+                <m:e>
+                  <m:r>
+                    <w:rPr>
+                      <w:rFonts w:ascii="Cambria Math" w:eastAsiaTheme="minorEastAsia" w:hAnsi="Cambria Math"/>
+                    </w:rPr>
+                    <m:t>d</m:t>
+                  </m:r>
+                </m:e>
+                <m:sub>
+                  <m:r>
+                    <w:rPr>
+                      <w:rFonts w:ascii="Cambria Math" w:eastAsiaTheme="minorEastAsia" w:hAnsi="Cambria Math"/>
+                    </w:rPr>
+                    <m:t>0</m:t>
+                  </m:r>
+                </m:sub>
+              </m:sSub>
+            </m:den>
+          </m:f>
+          <m:r>
+            <w:rPr>
+              <w:rFonts w:ascii="Cambria Math" w:eastAsiaTheme="minorEastAsia" w:hAnsi="Cambria Math"/>
+            </w:rPr>
+            <m:t>=</m:t>
+          </m:r>
+          <m:f>
+            <m:fPr>
+              <m:ctrlPr>
+                <w:rPr>
+                  <w:rFonts w:ascii="Cambria Math" w:eastAsiaTheme="minorEastAsia" w:hAnsi="Cambria Math"/>
+                  <w:i/>
+                </w:rPr>
+              </m:ctrlPr>
+            </m:fPr>
+            <m:num>
+              <m:sSub>
+                <m:sSubPr>
+                  <m:ctrlPr>
+                    <w:rPr>
+                      <w:rFonts w:ascii="Cambria Math" w:eastAsiaTheme="minorEastAsia" w:hAnsi="Cambria Math"/>
+                      <w:i/>
+                    </w:rPr>
+                  </m:ctrlPr>
+                </m:sSubPr>
+                <m:e>
+                  <m:r>
+                    <w:rPr>
+                      <w:rFonts w:ascii="Cambria Math" w:eastAsiaTheme="minorEastAsia" w:hAnsi="Cambria Math"/>
+                    </w:rPr>
+                    <m:t>b</m:t>
+                  </m:r>
+                </m:e>
+                <m:sub>
+                  <m:r>
+                    <w:rPr>
+                      <w:rFonts w:ascii="Cambria Math" w:eastAsiaTheme="minorEastAsia" w:hAnsi="Cambria Math"/>
+                    </w:rPr>
+                    <m:t>m</m:t>
+                  </m:r>
+                </m:sub>
+              </m:sSub>
+            </m:num>
+            <m:den>
+              <m:r>
+                <w:rPr>
+                  <w:rFonts w:ascii="Cambria Math" w:eastAsiaTheme="minorEastAsia" w:hAnsi="Cambria Math"/>
+                </w:rPr>
+                <m:t>z-</m:t>
+              </m:r>
+              <m:sSub>
+                <m:sSubPr>
+                  <m:ctrlPr>
+                    <w:rPr>
+                      <w:rFonts w:ascii="Cambria Math" w:eastAsiaTheme="minorEastAsia" w:hAnsi="Cambria Math"/>
+                      <w:i/>
+                    </w:rPr>
+                  </m:ctrlPr>
+                </m:sSubPr>
+                <m:e>
+                  <m:r>
+                    <w:rPr>
+                      <w:rFonts w:ascii="Cambria Math" w:eastAsiaTheme="minorEastAsia" w:hAnsi="Cambria Math"/>
+                    </w:rPr>
+                    <m:t>a</m:t>
+                  </m:r>
+                </m:e>
+                <m:sub>
+                  <m:r>
+                    <w:rPr>
+                      <w:rFonts w:ascii="Cambria Math" w:eastAsiaTheme="minorEastAsia" w:hAnsi="Cambria Math"/>
+                    </w:rPr>
+                    <m:t>m</m:t>
+                  </m:r>
+                </m:sub>
+              </m:sSub>
+            </m:den>
+          </m:f>
+        </m:oMath>
+      </m:oMathPara>
+    </w:p>
+    <w:p>
+      <w:pPr>
+        <w:jc w:val="both"/>
+        <w:rPr>
+          <w:rFonts w:eastAsiaTheme="minorEastAsia"/>
+        </w:rPr>
+      </w:pPr>
+      <m:oMathPara>
+        <m:oMath>
+          <m:f>
+            <m:fPr>
+              <m:ctrlPr>
+                <w:rPr>
+                  <w:rFonts w:ascii="Cambria Math" w:eastAsiaTheme="minorEastAsia" w:hAnsi="Cambria Math"/>
+                  <w:i/>
+                </w:rPr>
+              </m:ctrlPr>
+            </m:fPr>
+            <m:num>
+              <m:r>
+                <w:rPr>
+                  <w:rFonts w:ascii="Cambria Math" w:eastAsiaTheme="minorEastAsia" w:hAnsi="Cambria Math"/>
+                </w:rPr>
+                <m:t>b</m:t>
+              </m:r>
+              <m:sSub>
+                <m:sSubPr>
+                  <m:ctrlPr>
+                    <w:rPr>
+                      <w:rFonts w:ascii="Cambria Math" w:eastAsiaTheme="minorEastAsia" w:hAnsi="Cambria Math"/>
+                      <w:i/>
+                    </w:rPr>
+                  </m:ctrlPr>
+                </m:sSubPr>
+                <m:e>
+                  <m:r>
+                    <w:rPr>
+                      <w:rFonts w:ascii="Cambria Math" w:eastAsiaTheme="minorEastAsia" w:hAnsi="Cambria Math"/>
+                    </w:rPr>
+                    <m:t>c</m:t>
+                  </m:r>
+                </m:e>
+                <m:sub>
+                  <m:r>
+                    <w:rPr>
+                      <w:rFonts w:ascii="Cambria Math" w:eastAsiaTheme="minorEastAsia" w:hAnsi="Cambria Math"/>
+                    </w:rPr>
+                    <m:t>0</m:t>
+                  </m:r>
+                </m:sub>
+              </m:sSub>
+            </m:num>
+            <m:den>
+              <m:r>
+                <w:rPr>
+                  <w:rFonts w:ascii="Cambria Math" w:eastAsiaTheme="minorEastAsia" w:hAnsi="Cambria Math"/>
+                </w:rPr>
+                <m:t>z-a-b</m:t>
+              </m:r>
+              <m:sSub>
+                <m:sSubPr>
+                  <m:ctrlPr>
+                    <w:rPr>
+                      <w:rFonts w:ascii="Cambria Math" w:eastAsiaTheme="minorEastAsia" w:hAnsi="Cambria Math"/>
+                      <w:i/>
+                    </w:rPr>
+                  </m:ctrlPr>
+                </m:sSubPr>
+                <m:e>
+                  <m:r>
+                    <w:rPr>
+                      <w:rFonts w:ascii="Cambria Math" w:eastAsiaTheme="minorEastAsia" w:hAnsi="Cambria Math"/>
+                    </w:rPr>
+                    <m:t>d</m:t>
+                  </m:r>
+                </m:e>
+                <m:sub>
+                  <m:r>
+                    <w:rPr>
+                      <w:rFonts w:ascii="Cambria Math" w:eastAsiaTheme="minorEastAsia" w:hAnsi="Cambria Math"/>
+                    </w:rPr>
+                    <m:t>0</m:t>
+                  </m:r>
+                </m:sub>
+              </m:sSub>
+            </m:den>
+          </m:f>
+          <m:r>
+            <w:rPr>
+              <w:rFonts w:ascii="Cambria Math" w:eastAsiaTheme="minorEastAsia" w:hAnsi="Cambria Math"/>
+            </w:rPr>
+            <m:t>=</m:t>
+          </m:r>
+          <m:f>
+            <m:fPr>
+              <m:ctrlPr>
+                <w:rPr>
+                  <w:rFonts w:ascii="Cambria Math" w:eastAsiaTheme="minorEastAsia" w:hAnsi="Cambria Math"/>
+                  <w:i/>
+                </w:rPr>
+              </m:ctrlPr>
+            </m:fPr>
+            <m:num>
+              <m:sSub>
+                <m:sSubPr>
+                  <m:ctrlPr>
+                    <w:rPr>
+                      <w:rFonts w:ascii="Cambria Math" w:eastAsiaTheme="minorEastAsia" w:hAnsi="Cambria Math"/>
+                      <w:i/>
+                    </w:rPr>
+                  </m:ctrlPr>
+                </m:sSubPr>
+                <m:e>
+                  <m:r>
+                    <w:rPr>
+                      <w:rFonts w:ascii="Cambria Math" w:eastAsiaTheme="minorEastAsia" w:hAnsi="Cambria Math"/>
+                    </w:rPr>
+                    <m:t>b</m:t>
+                  </m:r>
+                </m:e>
+                <m:sub>
+                  <m:r>
+                    <w:rPr>
+                      <w:rFonts w:ascii="Cambria Math" w:eastAsiaTheme="minorEastAsia" w:hAnsi="Cambria Math"/>
+                    </w:rPr>
+                    <m:t>m</m:t>
+                  </m:r>
+                </m:sub>
+              </m:sSub>
+            </m:num>
+            <m:den>
+              <m:r>
+                <w:rPr>
+                  <w:rFonts w:ascii="Cambria Math" w:eastAsiaTheme="minorEastAsia" w:hAnsi="Cambria Math"/>
+                </w:rPr>
+                <m:t>z-</m:t>
+              </m:r>
+              <m:sSub>
+                <m:sSubPr>
+                  <m:ctrlPr>
+                    <w:rPr>
+                      <w:rFonts w:ascii="Cambria Math" w:eastAsiaTheme="minorEastAsia" w:hAnsi="Cambria Math"/>
+                      <w:i/>
+                    </w:rPr>
+                  </m:ctrlPr>
+                </m:sSubPr>
+                <m:e>
+                  <m:r>
+                    <w:rPr>
+                      <w:rFonts w:ascii="Cambria Math" w:eastAsiaTheme="minorEastAsia" w:hAnsi="Cambria Math"/>
+                    </w:rPr>
+                    <m:t>a</m:t>
+                  </m:r>
+                </m:e>
+                <m:sub>
+                  <m:r>
+                    <w:rPr>
+                      <w:rFonts w:ascii="Cambria Math" w:eastAsiaTheme="minorEastAsia" w:hAnsi="Cambria Math"/>
+                    </w:rPr>
+                    <m:t>m</m:t>
+                  </m:r>
+                </m:sub>
+              </m:sSub>
+            </m:den>
+          </m:f>
+        </m:oMath>
+      </m:oMathPara>
+    </w:p>
+    <w:p>
+      <w:pPr>
+        <w:jc w:val="both"/>
+        <w:rPr>
+          <w:rFonts w:eastAsiaTheme="minorEastAsia"/>
+        </w:rPr>
+      </w:pPr>
+      <m:oMathPara>
+        <m:oMath>
+          <m:r>
+            <w:rPr>
+              <w:rFonts w:ascii="Cambria Math" w:eastAsiaTheme="minorEastAsia" w:hAnsi="Cambria Math"/>
+            </w:rPr>
+            <m:t>⇒</m:t>
+          </m:r>
+          <m:sSub>
+            <m:sSubPr>
+              <m:ctrlPr>
+                <w:rPr>
+                  <w:rFonts w:ascii="Cambria Math" w:eastAsiaTheme="minorEastAsia" w:hAnsi="Cambria Math"/>
+                  <w:i/>
+                </w:rPr>
+              </m:ctrlPr>
+            </m:sSubPr>
+            <m:e>
+              <m:r>
+                <w:rPr>
+                  <w:rFonts w:ascii="Cambria Math" w:eastAsiaTheme="minorEastAsia" w:hAnsi="Cambria Math"/>
+                </w:rPr>
+                <m:t>c</m:t>
+              </m:r>
+            </m:e>
+            <m:sub>
+              <m:r>
+                <w:rPr>
+                  <w:rFonts w:ascii="Cambria Math" w:eastAsiaTheme="minorEastAsia" w:hAnsi="Cambria Math"/>
+                </w:rPr>
+                <m:t>0</m:t>
+              </m:r>
+            </m:sub>
+          </m:sSub>
+          <m:r>
+            <w:rPr>
+              <w:rFonts w:ascii="Cambria Math" w:eastAsiaTheme="minorEastAsia" w:hAnsi="Cambria Math"/>
+            </w:rPr>
+            <m:t>=</m:t>
+          </m:r>
+          <m:f>
+            <m:fPr>
+              <m:ctrlPr>
+                <w:rPr>
+                  <w:rFonts w:ascii="Cambria Math" w:eastAsiaTheme="minorEastAsia" w:hAnsi="Cambria Math"/>
+                  <w:i/>
+                </w:rPr>
+              </m:ctrlPr>
+            </m:fPr>
+            <m:num>
+              <m:sSub>
+                <m:sSubPr>
+                  <m:ctrlPr>
+                    <w:rPr>
+                      <w:rFonts w:ascii="Cambria Math" w:eastAsiaTheme="minorEastAsia" w:hAnsi="Cambria Math"/>
+                      <w:i/>
+                    </w:rPr>
+                  </m:ctrlPr>
+                </m:sSubPr>
+                <m:e>
+                  <m:r>
+                    <w:rPr>
+                      <w:rFonts w:ascii="Cambria Math" w:eastAsiaTheme="minorEastAsia" w:hAnsi="Cambria Math"/>
+                    </w:rPr>
+                    <m:t>b</m:t>
+                  </m:r>
+                </m:e>
+                <m:sub>
+                  <m:r>
+                    <w:rPr>
+                      <w:rFonts w:ascii="Cambria Math" w:eastAsiaTheme="minorEastAsia" w:hAnsi="Cambria Math"/>
+                    </w:rPr>
+                    <m:t>m</m:t>
+                  </m:r>
+                </m:sub>
+              </m:sSub>
+            </m:num>
+            <m:den>
+              <m:r>
+                <w:rPr>
+                  <w:rFonts w:ascii="Cambria Math" w:eastAsiaTheme="minorEastAsia" w:hAnsi="Cambria Math"/>
+                </w:rPr>
+                <m:t>b</m:t>
+              </m:r>
+            </m:den>
+          </m:f>
+          <m:r>
+            <w:rPr>
+              <w:rFonts w:ascii="Cambria Math" w:eastAsiaTheme="minorEastAsia" w:hAnsi="Cambria Math"/>
+            </w:rPr>
+            <m:t>,  d0=</m:t>
+          </m:r>
+          <m:f>
+            <m:fPr>
+              <m:ctrlPr>
+                <w:rPr>
+                  <w:rFonts w:ascii="Cambria Math" w:eastAsiaTheme="minorEastAsia" w:hAnsi="Cambria Math"/>
+                  <w:i/>
+                </w:rPr>
+              </m:ctrlPr>
+            </m:fPr>
+            <m:num>
+              <m:sSub>
+                <m:sSubPr>
+                  <m:ctrlPr>
+                    <w:rPr>
+                      <w:rFonts w:ascii="Cambria Math" w:eastAsiaTheme="minorEastAsia" w:hAnsi="Cambria Math"/>
+                      <w:i/>
+                    </w:rPr>
+                  </m:ctrlPr>
+                </m:sSubPr>
+                <m:e>
+                  <m:r>
+                    <w:rPr>
+                      <w:rFonts w:ascii="Cambria Math" w:eastAsiaTheme="minorEastAsia" w:hAnsi="Cambria Math"/>
+                    </w:rPr>
+                    <m:t>a</m:t>
+                  </m:r>
+                </m:e>
+                <m:sub>
+                  <m:r>
+                    <w:rPr>
+                      <w:rFonts w:ascii="Cambria Math" w:eastAsiaTheme="minorEastAsia" w:hAnsi="Cambria Math"/>
+                    </w:rPr>
+                    <m:t>m</m:t>
+                  </m:r>
+                </m:sub>
+              </m:sSub>
+              <m:r>
+                <w:rPr>
+                  <w:rFonts w:ascii="Cambria Math" w:eastAsiaTheme="minorEastAsia" w:hAnsi="Cambria Math"/>
+                </w:rPr>
+                <m:t>-a</m:t>
+              </m:r>
+            </m:num>
+            <m:den>
+              <m:r>
+                <w:rPr>
+                  <w:rFonts w:ascii="Cambria Math" w:eastAsiaTheme="minorEastAsia" w:hAnsi="Cambria Math"/>
+                </w:rPr>
+                <m:t>b</m:t>
+              </m:r>
+            </m:den>
+          </m:f>
+        </m:oMath>
+      </m:oMathPara>
+    </w:p>
+    <w:p>
+      <w:pPr>
+        <w:jc w:val="both"/>
+        <w:rPr>
+          <w:rFonts w:eastAsiaTheme="minorEastAsia"/>
+        </w:rPr>
+      </w:pPr>
+      <w:r>
+        <w:rPr>
+          <w:rFonts w:eastAsiaTheme="minorEastAsia"/>
+        </w:rPr>
+        <w:t xml:space="preserve">The expression presented </w:t>
+      </w:r>
+      <w:proofErr w:type="gramStart"/>
+      <w:r>
+        <w:rPr>
+          <w:rFonts w:eastAsiaTheme="minorEastAsia"/>
+        </w:rPr>
+        <w:t>do</w:t>
+      </w:r>
+      <w:proofErr w:type="gramEnd"/>
+      <w:r>
+        <w:rPr>
+          <w:rFonts w:eastAsiaTheme="minorEastAsia"/>
+        </w:rPr>
+        <w:t xml:space="preserve"> show singularities at </w:t>
+      </w:r>
+      <m:oMath>
+        <m:r>
+          <w:rPr>
+            <w:rFonts w:ascii="Cambria Math" w:eastAsiaTheme="minorEastAsia" w:hAnsi="Cambria Math"/>
+          </w:rPr>
+          <m:t>b=0</m:t>
+        </m:r>
+      </m:oMath>
+      <w:r>
+        <w:rPr>
+          <w:rFonts w:eastAsiaTheme="minorEastAsia"/>
+        </w:rPr>
+        <w:t xml:space="preserve">, which causes an infinite control input. </w:t>
+      </w:r>
+      <w:r>
+        <w:rPr>
+          <w:rFonts w:eastAsiaTheme="minorEastAsia"/>
+        </w:rPr>
+        <w:t xml:space="preserve">This can be avoided by substituting </w:t>
+      </w:r>
+      <m:oMath>
+        <m:r>
+          <w:rPr>
+            <w:rFonts w:ascii="Cambria Math" w:eastAsiaTheme="minorEastAsia" w:hAnsi="Cambria Math"/>
+          </w:rPr>
+          <m:t>b</m:t>
+        </m:r>
+      </m:oMath>
+      <w:r>
+        <w:rPr>
+          <w:rFonts w:eastAsiaTheme="minorEastAsia"/>
+        </w:rPr>
+        <w:t xml:space="preserve"> with  </w:t>
+      </w:r>
+      <m:oMath>
+        <m:r>
+          <w:rPr>
+            <w:rFonts w:ascii="Cambria Math" w:eastAsiaTheme="minorEastAsia" w:hAnsi="Cambria Math"/>
+          </w:rPr>
+          <m:t>b+ε</m:t>
+        </m:r>
+      </m:oMath>
+      <w:r>
+        <w:rPr>
+          <w:rFonts w:eastAsiaTheme="minorEastAsia"/>
+        </w:rPr>
+        <w:t xml:space="preserve"> or defining a lower bound.</w:t>
+      </w:r>
+    </w:p>
+    <w:p>
+      <w:pPr>
+        <w:jc w:val="both"/>
+        <w:rPr>
+          <w:rFonts w:eastAsiaTheme="minorEastAsia"/>
+        </w:rPr>
+      </w:pPr>
+      <w:r>
+        <w:rPr>
+          <w:rFonts w:eastAsiaTheme="minorEastAsia"/>
+        </w:rPr>
+        <w:t xml:space="preserve">Adaptive control can be implemented using system identification on </w:t>
+      </w:r>
+      <m:oMath>
+        <m:r>
+          <w:rPr>
+            <w:rFonts w:ascii="Cambria Math" w:eastAsiaTheme="minorEastAsia" w:hAnsi="Cambria Math"/>
+          </w:rPr>
+          <m:t>a</m:t>
+        </m:r>
+      </m:oMath>
+      <w:r>
+        <w:rPr>
+          <w:rFonts w:eastAsiaTheme="minorEastAsia"/>
+        </w:rPr>
+        <w:t xml:space="preserve"> and </w:t>
+      </w:r>
+      <m:oMath>
+        <m:r>
+          <w:rPr>
+            <w:rFonts w:ascii="Cambria Math" w:eastAsiaTheme="minorEastAsia" w:hAnsi="Cambria Math"/>
+          </w:rPr>
+          <m:t>b</m:t>
+        </m:r>
+      </m:oMath>
+      <w:r>
+        <w:rPr>
+          <w:rFonts w:eastAsiaTheme="minorEastAsia"/>
+        </w:rPr>
+        <w:t>.</w:t>
+      </w:r>
+      <w:r>
+        <w:rPr>
+          <w:rFonts w:eastAsiaTheme="minorEastAsia"/>
+        </w:rPr>
+        <w:t xml:space="preserve"> </w:t>
+      </w:r>
+      <w:r>
+        <w:rPr>
+          <w:rFonts w:eastAsiaTheme="minorEastAsia"/>
+        </w:rPr>
+        <w:t xml:space="preserve">Defining these estimates as </w:t>
+      </w:r>
+      <m:oMath>
+        <m:acc>
+          <m:accPr>
+            <m:ctrlPr>
+              <w:rPr>
+                <w:rFonts w:ascii="Cambria Math" w:eastAsiaTheme="minorEastAsia" w:hAnsi="Cambria Math"/>
+                <w:i/>
+              </w:rPr>
+            </m:ctrlPr>
+          </m:accPr>
+          <m:e>
+            <m:r>
+              <w:rPr>
+                <w:rFonts w:ascii="Cambria Math" w:eastAsiaTheme="minorEastAsia" w:hAnsi="Cambria Math"/>
+              </w:rPr>
+              <m:t>a</m:t>
+            </m:r>
+          </m:e>
+        </m:acc>
+      </m:oMath>
+      <w:r>
+        <w:rPr>
+          <w:rFonts w:eastAsiaTheme="minorEastAsia"/>
+        </w:rPr>
+        <w:t xml:space="preserve"> and </w:t>
+      </w:r>
+      <m:oMath>
+        <m:acc>
+          <m:accPr>
+            <m:ctrlPr>
+              <w:rPr>
+                <w:rFonts w:ascii="Cambria Math" w:eastAsiaTheme="minorEastAsia" w:hAnsi="Cambria Math"/>
+                <w:i/>
+              </w:rPr>
+            </m:ctrlPr>
+          </m:accPr>
+          <m:e>
+            <m:r>
+              <w:rPr>
+                <w:rFonts w:ascii="Cambria Math" w:eastAsiaTheme="minorEastAsia" w:hAnsi="Cambria Math"/>
+              </w:rPr>
+              <m:t>b</m:t>
+            </m:r>
+          </m:e>
+        </m:acc>
+      </m:oMath>
+      <w:r>
+        <w:rPr>
+          <w:rFonts w:eastAsiaTheme="minorEastAsia"/>
+        </w:rPr>
+        <w:t>, the adaptive control algorithm is</w:t>
+      </w:r>
+    </w:p>
+    <w:p>
+      <w:pPr>
+        <w:jc w:val="both"/>
+        <w:rPr>
+          <w:rFonts w:eastAsiaTheme="minorEastAsia"/>
+        </w:rPr>
+      </w:pPr>
+      <m:oMathPara>
+        <m:oMath>
+          <m:r>
+            <w:rPr>
+              <w:rFonts w:ascii="Cambria Math" w:eastAsiaTheme="minorEastAsia" w:hAnsi="Cambria Math"/>
+            </w:rPr>
+            <m:t>u</m:t>
+          </m:r>
+          <m:d>
+            <m:dPr>
+              <m:ctrlPr>
+                <w:rPr>
+                  <w:rFonts w:ascii="Cambria Math" w:eastAsiaTheme="minorEastAsia" w:hAnsi="Cambria Math"/>
+                  <w:i/>
+                </w:rPr>
+              </m:ctrlPr>
+            </m:dPr>
+            <m:e>
+              <m:r>
+                <w:rPr>
+                  <w:rFonts w:ascii="Cambria Math" w:eastAsiaTheme="minorEastAsia" w:hAnsi="Cambria Math"/>
+                </w:rPr>
+                <m:t>k</m:t>
+              </m:r>
+            </m:e>
+          </m:d>
+          <m:r>
+            <w:rPr>
+              <w:rFonts w:ascii="Cambria Math" w:eastAsiaTheme="minorEastAsia" w:hAnsi="Cambria Math"/>
+            </w:rPr>
+            <m:t>=</m:t>
+          </m:r>
+          <m:sSub>
+            <m:sSubPr>
+              <m:ctrlPr>
+                <w:rPr>
+                  <w:rFonts w:ascii="Cambria Math" w:eastAsiaTheme="minorEastAsia" w:hAnsi="Cambria Math"/>
+                  <w:i/>
+                </w:rPr>
+              </m:ctrlPr>
+            </m:sSubPr>
+            <m:e>
+              <m:r>
+                <w:rPr>
+                  <w:rFonts w:ascii="Cambria Math" w:eastAsiaTheme="minorEastAsia" w:hAnsi="Cambria Math"/>
+                </w:rPr>
+                <m:t>c</m:t>
+              </m:r>
+            </m:e>
+            <m:sub>
+              <m:r>
+                <w:rPr>
+                  <w:rFonts w:ascii="Cambria Math" w:eastAsiaTheme="minorEastAsia" w:hAnsi="Cambria Math"/>
+                </w:rPr>
+                <m:t>0</m:t>
+              </m:r>
+            </m:sub>
+          </m:sSub>
+          <m:r>
+            <w:rPr>
+              <w:rFonts w:ascii="Cambria Math" w:eastAsiaTheme="minorEastAsia" w:hAnsi="Cambria Math"/>
+            </w:rPr>
+            <m:t>r</m:t>
+          </m:r>
+          <m:d>
+            <m:dPr>
+              <m:ctrlPr>
+                <w:rPr>
+                  <w:rFonts w:ascii="Cambria Math" w:eastAsiaTheme="minorEastAsia" w:hAnsi="Cambria Math"/>
+                  <w:i/>
+                </w:rPr>
+              </m:ctrlPr>
+            </m:dPr>
+            <m:e>
+              <m:r>
+                <w:rPr>
+                  <w:rFonts w:ascii="Cambria Math" w:eastAsiaTheme="minorEastAsia" w:hAnsi="Cambria Math"/>
+                </w:rPr>
+                <m:t>k</m:t>
+              </m:r>
+            </m:e>
+          </m:d>
+          <m:r>
+            <w:rPr>
+              <w:rFonts w:ascii="Cambria Math" w:eastAsiaTheme="minorEastAsia" w:hAnsi="Cambria Math"/>
+            </w:rPr>
+            <m:t>+</m:t>
+          </m:r>
+          <m:sSub>
+            <m:sSubPr>
+              <m:ctrlPr>
+                <w:rPr>
+                  <w:rFonts w:ascii="Cambria Math" w:eastAsiaTheme="minorEastAsia" w:hAnsi="Cambria Math"/>
+                  <w:i/>
+                </w:rPr>
+              </m:ctrlPr>
+            </m:sSubPr>
+            <m:e>
+              <m:r>
+                <w:rPr>
+                  <w:rFonts w:ascii="Cambria Math" w:eastAsiaTheme="minorEastAsia" w:hAnsi="Cambria Math"/>
+                </w:rPr>
+                <m:t>d</m:t>
+              </m:r>
+            </m:e>
+            <m:sub>
+              <m:r>
+                <w:rPr>
+                  <w:rFonts w:ascii="Cambria Math" w:eastAsiaTheme="minorEastAsia" w:hAnsi="Cambria Math"/>
+                </w:rPr>
+                <m:t>0</m:t>
+              </m:r>
+            </m:sub>
+          </m:sSub>
+          <m:sSub>
+            <m:sSubPr>
+              <m:ctrlPr>
+                <w:rPr>
+                  <w:rFonts w:ascii="Cambria Math" w:eastAsiaTheme="minorEastAsia" w:hAnsi="Cambria Math"/>
+                  <w:i/>
+                </w:rPr>
+              </m:ctrlPr>
+            </m:sSubPr>
+            <m:e>
+              <m:r>
+                <w:rPr>
+                  <w:rFonts w:ascii="Cambria Math" w:eastAsiaTheme="minorEastAsia" w:hAnsi="Cambria Math"/>
+                </w:rPr>
+                <m:t>y</m:t>
+              </m:r>
+            </m:e>
+            <m:sub>
+              <m:r>
+                <w:rPr>
+                  <w:rFonts w:ascii="Cambria Math" w:eastAsiaTheme="minorEastAsia" w:hAnsi="Cambria Math"/>
+                </w:rPr>
+                <m:t>p</m:t>
+              </m:r>
+            </m:sub>
+          </m:sSub>
+          <m:d>
+            <m:dPr>
+              <m:ctrlPr>
+                <w:rPr>
+                  <w:rFonts w:ascii="Cambria Math" w:eastAsiaTheme="minorEastAsia" w:hAnsi="Cambria Math"/>
+                  <w:i/>
+                </w:rPr>
+              </m:ctrlPr>
+            </m:dPr>
+            <m:e>
+              <m:r>
+                <w:rPr>
+                  <w:rFonts w:ascii="Cambria Math" w:eastAsiaTheme="minorEastAsia" w:hAnsi="Cambria Math"/>
+                </w:rPr>
+                <m:t>k</m:t>
+              </m:r>
+            </m:e>
+          </m:d>
+          <m:r>
+            <w:rPr>
+              <w:rFonts w:ascii="Cambria Math" w:eastAsiaTheme="minorEastAsia" w:hAnsi="Cambria Math"/>
+            </w:rPr>
+            <m:t xml:space="preserve">= </m:t>
+          </m:r>
+          <m:f>
+            <m:fPr>
+              <m:ctrlPr>
+                <w:rPr>
+                  <w:rFonts w:ascii="Cambria Math" w:eastAsiaTheme="minorEastAsia" w:hAnsi="Cambria Math"/>
+                  <w:i/>
+                </w:rPr>
+              </m:ctrlPr>
+            </m:fPr>
+            <m:num>
+              <m:sSub>
+                <m:sSubPr>
+                  <m:ctrlPr>
+                    <w:rPr>
+                      <w:rFonts w:ascii="Cambria Math" w:eastAsiaTheme="minorEastAsia" w:hAnsi="Cambria Math"/>
+                      <w:i/>
+                    </w:rPr>
+                  </m:ctrlPr>
+                </m:sSubPr>
+                <m:e>
+                  <m:r>
+                    <w:rPr>
+                      <w:rFonts w:ascii="Cambria Math" w:eastAsiaTheme="minorEastAsia" w:hAnsi="Cambria Math"/>
+                    </w:rPr>
+                    <m:t>b</m:t>
+                  </m:r>
+                </m:e>
+                <m:sub>
+                  <m:r>
+                    <w:rPr>
+                      <w:rFonts w:ascii="Cambria Math" w:eastAsiaTheme="minorEastAsia" w:hAnsi="Cambria Math"/>
+                    </w:rPr>
+                    <m:t>m</m:t>
+                  </m:r>
+                </m:sub>
+              </m:sSub>
+            </m:num>
+            <m:den>
+              <m:acc>
+                <m:accPr>
+                  <m:ctrlPr>
+                    <w:rPr>
+                      <w:rFonts w:ascii="Cambria Math" w:eastAsiaTheme="minorEastAsia" w:hAnsi="Cambria Math"/>
+                      <w:i/>
+                    </w:rPr>
+                  </m:ctrlPr>
+                </m:accPr>
+                <m:e>
+                  <m:r>
+                    <w:rPr>
+                      <w:rFonts w:ascii="Cambria Math" w:eastAsiaTheme="minorEastAsia" w:hAnsi="Cambria Math"/>
+                    </w:rPr>
+                    <m:t>b</m:t>
+                  </m:r>
+                </m:e>
+              </m:acc>
+            </m:den>
+          </m:f>
+          <m:r>
+            <w:rPr>
+              <w:rFonts w:ascii="Cambria Math" w:eastAsiaTheme="minorEastAsia" w:hAnsi="Cambria Math"/>
+            </w:rPr>
+            <m:t>r</m:t>
+          </m:r>
+          <m:d>
+            <m:dPr>
+              <m:ctrlPr>
+                <w:rPr>
+                  <w:rFonts w:ascii="Cambria Math" w:eastAsiaTheme="minorEastAsia" w:hAnsi="Cambria Math"/>
+                  <w:i/>
+                </w:rPr>
+              </m:ctrlPr>
+            </m:dPr>
+            <m:e>
+              <m:r>
+                <w:rPr>
+                  <w:rFonts w:ascii="Cambria Math" w:eastAsiaTheme="minorEastAsia" w:hAnsi="Cambria Math"/>
+                </w:rPr>
+                <m:t>k</m:t>
+              </m:r>
+            </m:e>
+          </m:d>
+          <m:r>
+            <w:rPr>
+              <w:rFonts w:ascii="Cambria Math" w:eastAsiaTheme="minorEastAsia" w:hAnsi="Cambria Math"/>
+            </w:rPr>
+            <m:t>+</m:t>
+          </m:r>
+          <m:f>
+            <m:fPr>
+              <m:ctrlPr>
+                <w:rPr>
+                  <w:rFonts w:ascii="Cambria Math" w:eastAsiaTheme="minorEastAsia" w:hAnsi="Cambria Math"/>
+                  <w:i/>
+                </w:rPr>
+              </m:ctrlPr>
+            </m:fPr>
+            <m:num>
+              <m:sSub>
+                <m:sSubPr>
+                  <m:ctrlPr>
+                    <w:rPr>
+                      <w:rFonts w:ascii="Cambria Math" w:eastAsiaTheme="minorEastAsia" w:hAnsi="Cambria Math"/>
+                      <w:i/>
+                    </w:rPr>
+                  </m:ctrlPr>
+                </m:sSubPr>
+                <m:e>
+                  <m:r>
+                    <w:rPr>
+                      <w:rFonts w:ascii="Cambria Math" w:eastAsiaTheme="minorEastAsia" w:hAnsi="Cambria Math"/>
+                    </w:rPr>
+                    <m:t>a</m:t>
+                  </m:r>
+                </m:e>
+                <m:sub>
+                  <m:r>
+                    <w:rPr>
+                      <w:rFonts w:ascii="Cambria Math" w:eastAsiaTheme="minorEastAsia" w:hAnsi="Cambria Math"/>
+                    </w:rPr>
+                    <m:t>m</m:t>
+                  </m:r>
+                </m:sub>
+              </m:sSub>
+              <m:r>
+                <w:rPr>
+                  <w:rFonts w:ascii="Cambria Math" w:eastAsiaTheme="minorEastAsia" w:hAnsi="Cambria Math"/>
+                </w:rPr>
+                <m:t>-</m:t>
+              </m:r>
+              <m:acc>
+                <m:accPr>
+                  <m:ctrlPr>
+                    <w:rPr>
+                      <w:rFonts w:ascii="Cambria Math" w:eastAsiaTheme="minorEastAsia" w:hAnsi="Cambria Math"/>
+                      <w:i/>
+                    </w:rPr>
+                  </m:ctrlPr>
+                </m:accPr>
+                <m:e>
+                  <m:r>
+                    <w:rPr>
+                      <w:rFonts w:ascii="Cambria Math" w:eastAsiaTheme="minorEastAsia" w:hAnsi="Cambria Math"/>
+                    </w:rPr>
+                    <m:t>a</m:t>
+                  </m:r>
+                </m:e>
+              </m:acc>
+            </m:num>
+            <m:den>
+              <m:acc>
+                <m:accPr>
+                  <m:ctrlPr>
+                    <w:rPr>
+                      <w:rFonts w:ascii="Cambria Math" w:eastAsiaTheme="minorEastAsia" w:hAnsi="Cambria Math"/>
+                      <w:i/>
+                    </w:rPr>
+                  </m:ctrlPr>
+                </m:accPr>
+                <m:e>
+                  <m:r>
+                    <w:rPr>
+                      <w:rFonts w:ascii="Cambria Math" w:eastAsiaTheme="minorEastAsia" w:hAnsi="Cambria Math"/>
+                    </w:rPr>
+                    <m:t>b</m:t>
+                  </m:r>
+                </m:e>
+              </m:acc>
+            </m:den>
+          </m:f>
+          <m:sSub>
+            <m:sSubPr>
+              <m:ctrlPr>
+                <w:rPr>
+                  <w:rFonts w:ascii="Cambria Math" w:eastAsiaTheme="minorEastAsia" w:hAnsi="Cambria Math"/>
+                  <w:i/>
+                </w:rPr>
+              </m:ctrlPr>
+            </m:sSubPr>
+            <m:e>
+              <m:r>
+                <w:rPr>
+                  <w:rFonts w:ascii="Cambria Math" w:eastAsiaTheme="minorEastAsia" w:hAnsi="Cambria Math"/>
+                </w:rPr>
+                <m:t>y</m:t>
+              </m:r>
+            </m:e>
+            <m:sub>
+              <m:r>
+                <w:rPr>
+                  <w:rFonts w:ascii="Cambria Math" w:eastAsiaTheme="minorEastAsia" w:hAnsi="Cambria Math"/>
+                </w:rPr>
+                <m:t>p</m:t>
+              </m:r>
+            </m:sub>
+          </m:sSub>
+          <m:d>
+            <m:dPr>
+              <m:ctrlPr>
+                <w:rPr>
+                  <w:rFonts w:ascii="Cambria Math" w:eastAsiaTheme="minorEastAsia" w:hAnsi="Cambria Math"/>
+                  <w:i/>
+                </w:rPr>
+              </m:ctrlPr>
+            </m:dPr>
+            <m:e>
+              <m:r>
+                <w:rPr>
+                  <w:rFonts w:ascii="Cambria Math" w:eastAsiaTheme="minorEastAsia" w:hAnsi="Cambria Math"/>
+                </w:rPr>
+                <m:t>k</m:t>
+              </m:r>
+            </m:e>
+          </m:d>
+        </m:oMath>
+      </m:oMathPara>
+    </w:p>
+    <w:p>
+      <w:pPr>
+        <w:jc w:val="both"/>
+        <w:rPr>
+          <w:rFonts w:eastAsiaTheme="minorEastAsia"/>
+        </w:rPr>
+      </w:pPr>
+      <m:oMathPara>
+        <m:oMath>
+          <m:sSub>
+            <m:sSubPr>
+              <m:ctrlPr>
+                <w:rPr>
+                  <w:rFonts w:ascii="Cambria Math" w:eastAsiaTheme="minorEastAsia" w:hAnsi="Cambria Math"/>
+                  <w:i/>
+                </w:rPr>
+              </m:ctrlPr>
+            </m:sSubPr>
+            <m:e>
+              <m:r>
+                <w:rPr>
+                  <w:rFonts w:ascii="Cambria Math" w:eastAsiaTheme="minorEastAsia" w:hAnsi="Cambria Math"/>
+                </w:rPr>
+                <m:t>c</m:t>
+              </m:r>
+            </m:e>
+            <m:sub>
+              <m:r>
+                <w:rPr>
+                  <w:rFonts w:ascii="Cambria Math" w:eastAsiaTheme="minorEastAsia" w:hAnsi="Cambria Math"/>
+                </w:rPr>
+                <m:t>0</m:t>
+              </m:r>
+            </m:sub>
+          </m:sSub>
+          <m:r>
+            <w:rPr>
+              <w:rFonts w:ascii="Cambria Math" w:eastAsiaTheme="minorEastAsia" w:hAnsi="Cambria Math"/>
+            </w:rPr>
+            <m:t>=</m:t>
+          </m:r>
+          <m:f>
+            <m:fPr>
+              <m:ctrlPr>
+                <w:rPr>
+                  <w:rFonts w:ascii="Cambria Math" w:eastAsiaTheme="minorEastAsia" w:hAnsi="Cambria Math"/>
+                  <w:i/>
+                </w:rPr>
+              </m:ctrlPr>
+            </m:fPr>
+            <m:num>
+              <m:sSub>
+                <m:sSubPr>
+                  <m:ctrlPr>
+                    <w:rPr>
+                      <w:rFonts w:ascii="Cambria Math" w:eastAsiaTheme="minorEastAsia" w:hAnsi="Cambria Math"/>
+                      <w:i/>
+                    </w:rPr>
+                  </m:ctrlPr>
+                </m:sSubPr>
+                <m:e>
+                  <m:r>
+                    <w:rPr>
+                      <w:rFonts w:ascii="Cambria Math" w:eastAsiaTheme="minorEastAsia" w:hAnsi="Cambria Math"/>
+                    </w:rPr>
+                    <m:t>b</m:t>
+                  </m:r>
+                </m:e>
+                <m:sub>
+                  <m:r>
+                    <w:rPr>
+                      <w:rFonts w:ascii="Cambria Math" w:eastAsiaTheme="minorEastAsia" w:hAnsi="Cambria Math"/>
+                    </w:rPr>
+                    <m:t>m</m:t>
+                  </m:r>
+                </m:sub>
+              </m:sSub>
+            </m:num>
+            <m:den>
+              <m:acc>
+                <m:accPr>
+                  <m:ctrlPr>
+                    <w:rPr>
+                      <w:rFonts w:ascii="Cambria Math" w:eastAsiaTheme="minorEastAsia" w:hAnsi="Cambria Math"/>
+                      <w:i/>
+                    </w:rPr>
+                  </m:ctrlPr>
+                </m:accPr>
+                <m:e>
+                  <m:r>
+                    <w:rPr>
+                      <w:rFonts w:ascii="Cambria Math" w:eastAsiaTheme="minorEastAsia" w:hAnsi="Cambria Math"/>
+                    </w:rPr>
+                    <m:t>b</m:t>
+                  </m:r>
+                </m:e>
+              </m:acc>
+            </m:den>
+          </m:f>
+          <m:r>
+            <w:rPr>
+              <w:rFonts w:ascii="Cambria Math" w:eastAsiaTheme="minorEastAsia" w:hAnsi="Cambria Math"/>
+            </w:rPr>
+            <m:t xml:space="preserve">,  </m:t>
+          </m:r>
+          <m:sSub>
+            <m:sSubPr>
+              <m:ctrlPr>
+                <w:rPr>
+                  <w:rFonts w:ascii="Cambria Math" w:eastAsiaTheme="minorEastAsia" w:hAnsi="Cambria Math"/>
+                  <w:i/>
+                </w:rPr>
+              </m:ctrlPr>
+            </m:sSubPr>
+            <m:e>
+              <m:r>
+                <w:rPr>
+                  <w:rFonts w:ascii="Cambria Math" w:eastAsiaTheme="minorEastAsia" w:hAnsi="Cambria Math"/>
+                </w:rPr>
+                <m:t>d</m:t>
+              </m:r>
+            </m:e>
+            <m:sub>
+              <m:r>
+                <w:rPr>
+                  <w:rFonts w:ascii="Cambria Math" w:eastAsiaTheme="minorEastAsia" w:hAnsi="Cambria Math"/>
+                </w:rPr>
+                <m:t>0</m:t>
+              </m:r>
+            </m:sub>
+          </m:sSub>
+          <m:r>
+            <w:rPr>
+              <w:rFonts w:ascii="Cambria Math" w:eastAsiaTheme="minorEastAsia" w:hAnsi="Cambria Math"/>
+            </w:rPr>
+            <m:t>=</m:t>
+          </m:r>
+          <m:f>
+            <m:fPr>
+              <m:ctrlPr>
+                <w:rPr>
+                  <w:rFonts w:ascii="Cambria Math" w:eastAsiaTheme="minorEastAsia" w:hAnsi="Cambria Math"/>
+                  <w:i/>
+                </w:rPr>
+              </m:ctrlPr>
+            </m:fPr>
+            <m:num>
+              <m:sSub>
+                <m:sSubPr>
+                  <m:ctrlPr>
+                    <w:rPr>
+                      <w:rFonts w:ascii="Cambria Math" w:eastAsiaTheme="minorEastAsia" w:hAnsi="Cambria Math"/>
+                      <w:i/>
+                    </w:rPr>
+                  </m:ctrlPr>
+                </m:sSubPr>
+                <m:e>
+                  <m:r>
+                    <w:rPr>
+                      <w:rFonts w:ascii="Cambria Math" w:eastAsiaTheme="minorEastAsia" w:hAnsi="Cambria Math"/>
+                    </w:rPr>
+                    <m:t>a</m:t>
+                  </m:r>
+                </m:e>
+                <m:sub>
+                  <m:r>
+                    <w:rPr>
+                      <w:rFonts w:ascii="Cambria Math" w:eastAsiaTheme="minorEastAsia" w:hAnsi="Cambria Math"/>
+                    </w:rPr>
+                    <m:t>m</m:t>
+                  </m:r>
+                </m:sub>
+              </m:sSub>
+              <m:r>
+                <w:rPr>
+                  <w:rFonts w:ascii="Cambria Math" w:eastAsiaTheme="minorEastAsia" w:hAnsi="Cambria Math"/>
+                </w:rPr>
+                <m:t>-</m:t>
+              </m:r>
+              <m:acc>
+                <m:accPr>
+                  <m:ctrlPr>
+                    <w:rPr>
+                      <w:rFonts w:ascii="Cambria Math" w:eastAsiaTheme="minorEastAsia" w:hAnsi="Cambria Math"/>
+                      <w:i/>
+                    </w:rPr>
+                  </m:ctrlPr>
+                </m:accPr>
+                <m:e>
+                  <m:r>
+                    <w:rPr>
+                      <w:rFonts w:ascii="Cambria Math" w:eastAsiaTheme="minorEastAsia" w:hAnsi="Cambria Math"/>
+                    </w:rPr>
+                    <m:t>a</m:t>
+                  </m:r>
+                </m:e>
+              </m:acc>
+            </m:num>
+            <m:den>
+              <m:acc>
+                <m:accPr>
+                  <m:ctrlPr>
+                    <w:rPr>
+                      <w:rFonts w:ascii="Cambria Math" w:eastAsiaTheme="minorEastAsia" w:hAnsi="Cambria Math"/>
+                      <w:i/>
+                    </w:rPr>
+                  </m:ctrlPr>
+                </m:accPr>
+                <m:e>
+                  <m:r>
+                    <w:rPr>
+                      <w:rFonts w:ascii="Cambria Math" w:eastAsiaTheme="minorEastAsia" w:hAnsi="Cambria Math"/>
+                    </w:rPr>
+                    <m:t>b</m:t>
+                  </m:r>
+                </m:e>
+              </m:acc>
+            </m:den>
+          </m:f>
+        </m:oMath>
+      </m:oMathPara>
+    </w:p>
+    <w:p>
+      <w:pPr>
+        <w:jc w:val="both"/>
+        <w:rPr>
+          <w:rFonts w:eastAsiaTheme="minorEastAsia"/>
+        </w:rPr>
+      </w:pPr>
+      <w:r>
+        <w:rPr>
+          <w:rFonts w:eastAsiaTheme="minorEastAsia"/>
+        </w:rPr>
+        <w:t>The parameter estimates are the results of the RLSFF algorithm.</w:t>
       </w:r>
     </w:p>
     <w:sectPr>
@@ -2147,6 +5568,7 @@
   <w:style w:type="character" w:default="1" w:styleId="DefaultParagraphFont">
     <w:name w:val="Default Paragraph Font"/>
     <w:uiPriority w:val="1"/>
+    <w:semiHidden/>
     <w:unhideWhenUsed/>
   </w:style>
   <w:style w:type="table" w:default="1" w:styleId="TableNormal">

--- a/takehome3/EEL 6616 Take Home 3.docx
+++ b/takehome3/EEL 6616 Take Home 3.docx
@@ -1540,6 +1540,68 @@
       </w:r>
     </w:p>
     <w:p>
+      <m:oMathPara>
+        <m:oMath>
+          <m:r>
+            <w:rPr>
+              <w:rFonts w:ascii="Cambria Math" w:hAnsi="Cambria Math"/>
+            </w:rPr>
+            <m:t>M</m:t>
+          </m:r>
+          <m:d>
+            <m:dPr>
+              <m:ctrlPr>
+                <w:rPr>
+                  <w:rFonts w:ascii="Cambria Math" w:hAnsi="Cambria Math"/>
+                  <w:i/>
+                </w:rPr>
+              </m:ctrlPr>
+            </m:dPr>
+            <m:e>
+              <m:r>
+                <w:rPr>
+                  <w:rFonts w:ascii="Cambria Math" w:hAnsi="Cambria Math"/>
+                </w:rPr>
+                <m:t>s</m:t>
+              </m:r>
+            </m:e>
+          </m:d>
+          <m:r>
+            <w:rPr>
+              <w:rFonts w:ascii="Cambria Math" w:hAnsi="Cambria Math"/>
+            </w:rPr>
+            <m:t>=</m:t>
+          </m:r>
+          <m:f>
+            <m:fPr>
+              <m:ctrlPr>
+                <w:rPr>
+                  <w:rFonts w:ascii="Cambria Math" w:hAnsi="Cambria Math"/>
+                  <w:i/>
+                </w:rPr>
+              </m:ctrlPr>
+            </m:fPr>
+            <m:num>
+              <m:r>
+                <w:rPr>
+                  <w:rFonts w:ascii="Cambria Math" w:hAnsi="Cambria Math"/>
+                </w:rPr>
+                <m:t>s+3</m:t>
+              </m:r>
+            </m:num>
+            <m:den>
+              <m:r>
+                <w:rPr>
+                  <w:rFonts w:ascii="Cambria Math" w:hAnsi="Cambria Math"/>
+                </w:rPr>
+                <m:t>(s+1)(s+5)</m:t>
+              </m:r>
+            </m:den>
+          </m:f>
+        </m:oMath>
+      </m:oMathPara>
+    </w:p>
+    <w:p>
       <w:pPr>
         <w:pStyle w:val="Heading2"/>
       </w:pPr>
@@ -1547,7 +1609,1054 @@
         <w:t>Part (a)</w:t>
       </w:r>
     </w:p>
-    <w:p/>
+    <w:p>
+      <w:pPr>
+        <w:rPr>
+          <w:rFonts w:eastAsiaTheme="minorEastAsia"/>
+        </w:rPr>
+      </w:pPr>
+      <m:oMathPara>
+        <m:oMath>
+          <m:r>
+            <w:rPr>
+              <w:rFonts w:ascii="Cambria Math" w:hAnsi="Cambria Math"/>
+            </w:rPr>
+            <m:t>P</m:t>
+          </m:r>
+          <m:d>
+            <m:dPr>
+              <m:ctrlPr>
+                <w:rPr>
+                  <w:rFonts w:ascii="Cambria Math" w:hAnsi="Cambria Math"/>
+                  <w:i/>
+                </w:rPr>
+              </m:ctrlPr>
+            </m:dPr>
+            <m:e>
+              <m:r>
+                <w:rPr>
+                  <w:rFonts w:ascii="Cambria Math" w:hAnsi="Cambria Math"/>
+                </w:rPr>
+                <m:t>s</m:t>
+              </m:r>
+            </m:e>
+          </m:d>
+          <m:r>
+            <w:rPr>
+              <w:rFonts w:ascii="Cambria Math" w:hAnsi="Cambria Math"/>
+            </w:rPr>
+            <m:t>=</m:t>
+          </m:r>
+          <m:f>
+            <m:fPr>
+              <m:ctrlPr>
+                <w:rPr>
+                  <w:rFonts w:ascii="Cambria Math" w:hAnsi="Cambria Math"/>
+                  <w:i/>
+                </w:rPr>
+              </m:ctrlPr>
+            </m:fPr>
+            <m:num>
+              <m:r>
+                <w:rPr>
+                  <w:rFonts w:ascii="Cambria Math" w:hAnsi="Cambria Math"/>
+                </w:rPr>
+                <m:t>s+1</m:t>
+              </m:r>
+            </m:num>
+            <m:den>
+              <m:sSup>
+                <m:sSupPr>
+                  <m:ctrlPr>
+                    <w:rPr>
+                      <w:rFonts w:ascii="Cambria Math" w:hAnsi="Cambria Math"/>
+                      <w:i/>
+                    </w:rPr>
+                  </m:ctrlPr>
+                </m:sSupPr>
+                <m:e>
+                  <m:r>
+                    <w:rPr>
+                      <w:rFonts w:ascii="Cambria Math" w:hAnsi="Cambria Math"/>
+                    </w:rPr>
+                    <m:t>s</m:t>
+                  </m:r>
+                </m:e>
+                <m:sup>
+                  <m:r>
+                    <w:rPr>
+                      <w:rFonts w:ascii="Cambria Math" w:hAnsi="Cambria Math"/>
+                    </w:rPr>
+                    <m:t>2</m:t>
+                  </m:r>
+                </m:sup>
+              </m:sSup>
+              <m:r>
+                <w:rPr>
+                  <w:rFonts w:ascii="Cambria Math" w:hAnsi="Cambria Math"/>
+                </w:rPr>
+                <m:t>+1</m:t>
+              </m:r>
+            </m:den>
+          </m:f>
+        </m:oMath>
+      </m:oMathPara>
+    </w:p>
+    <w:p>
+      <w:pPr>
+        <w:jc w:val="both"/>
+        <w:rPr>
+          <w:rFonts w:eastAsiaTheme="minorEastAsia"/>
+        </w:rPr>
+      </w:pPr>
+      <w:r>
+        <w:rPr>
+          <w:rFonts w:eastAsiaTheme="minorEastAsia"/>
+        </w:rPr>
+        <w:t>This is a second order plant with relative degree 1.</w:t>
+      </w:r>
+      <w:r>
+        <w:rPr>
+          <w:rFonts w:eastAsiaTheme="minorEastAsia"/>
+        </w:rPr>
+        <w:t xml:space="preserve"> This prescribes the degree of </w:t>
+      </w:r>
+      <m:oMath>
+        <m:r>
+          <w:rPr>
+            <w:rFonts w:ascii="Cambria Math" w:eastAsiaTheme="minorEastAsia" w:hAnsi="Cambria Math"/>
+          </w:rPr>
+          <m:t>λ(s)</m:t>
+        </m:r>
+      </m:oMath>
+      <w:r>
+        <w:rPr>
+          <w:rFonts w:eastAsiaTheme="minorEastAsia"/>
+        </w:rPr>
+        <w:t xml:space="preserve"> for a minimal order estimator to </w:t>
+      </w:r>
+      <m:oMath>
+        <m:func>
+          <m:funcPr>
+            <m:ctrlPr>
+              <w:rPr>
+                <w:rFonts w:ascii="Cambria Math" w:eastAsiaTheme="minorEastAsia" w:hAnsi="Cambria Math"/>
+              </w:rPr>
+            </m:ctrlPr>
+          </m:funcPr>
+          <m:fName>
+            <m:r>
+              <m:rPr>
+                <m:sty m:val="p"/>
+              </m:rPr>
+              <w:rPr>
+                <w:rFonts w:ascii="Cambria Math" w:eastAsiaTheme="minorEastAsia" w:hAnsi="Cambria Math"/>
+              </w:rPr>
+              <m:t>deg</m:t>
+            </m:r>
+          </m:fName>
+          <m:e>
+            <m:d>
+              <m:dPr>
+                <m:ctrlPr>
+                  <w:rPr>
+                    <w:rFonts w:ascii="Cambria Math" w:eastAsiaTheme="minorEastAsia" w:hAnsi="Cambria Math"/>
+                    <w:i/>
+                  </w:rPr>
+                </m:ctrlPr>
+              </m:dPr>
+              <m:e>
+                <m:r>
+                  <w:rPr>
+                    <w:rFonts w:ascii="Cambria Math" w:eastAsiaTheme="minorEastAsia" w:hAnsi="Cambria Math"/>
+                  </w:rPr>
+                  <m:t>λ</m:t>
+                </m:r>
+              </m:e>
+            </m:d>
+          </m:e>
+        </m:func>
+        <m:r>
+          <w:rPr>
+            <w:rFonts w:ascii="Cambria Math" w:eastAsiaTheme="minorEastAsia" w:hAnsi="Cambria Math"/>
+          </w:rPr>
+          <m:t>≥1</m:t>
+        </m:r>
+      </m:oMath>
+      <w:r>
+        <w:rPr>
+          <w:rFonts w:eastAsiaTheme="minorEastAsia"/>
+        </w:rPr>
+        <w:t xml:space="preserve">. </w:t>
+      </w:r>
+      <m:oMath>
+        <m:r>
+          <w:rPr>
+            <w:rFonts w:ascii="Cambria Math" w:eastAsiaTheme="minorEastAsia" w:hAnsi="Cambria Math"/>
+          </w:rPr>
+          <m:t>λ(s)</m:t>
+        </m:r>
+      </m:oMath>
+      <w:r>
+        <w:rPr>
+          <w:rFonts w:eastAsiaTheme="minorEastAsia"/>
+        </w:rPr>
+        <w:t xml:space="preserve"> has been selected as </w:t>
+      </w:r>
+      <m:oMath>
+        <m:r>
+          <w:rPr>
+            <w:rFonts w:ascii="Cambria Math" w:eastAsiaTheme="minorEastAsia" w:hAnsi="Cambria Math"/>
+          </w:rPr>
+          <m:t>λ</m:t>
+        </m:r>
+        <m:d>
+          <m:dPr>
+            <m:ctrlPr>
+              <w:rPr>
+                <w:rFonts w:ascii="Cambria Math" w:eastAsiaTheme="minorEastAsia" w:hAnsi="Cambria Math"/>
+                <w:i/>
+              </w:rPr>
+            </m:ctrlPr>
+          </m:dPr>
+          <m:e>
+            <m:r>
+              <w:rPr>
+                <w:rFonts w:ascii="Cambria Math" w:eastAsiaTheme="minorEastAsia" w:hAnsi="Cambria Math"/>
+              </w:rPr>
+              <m:t>s</m:t>
+            </m:r>
+          </m:e>
+        </m:d>
+        <m:r>
+          <w:rPr>
+            <w:rFonts w:ascii="Cambria Math" w:eastAsiaTheme="minorEastAsia" w:hAnsi="Cambria Math"/>
+          </w:rPr>
+          <m:t>=s+3</m:t>
+        </m:r>
+      </m:oMath>
+      <w:r>
+        <w:rPr>
+          <w:rFonts w:eastAsiaTheme="minorEastAsia"/>
+        </w:rPr>
+        <w:t>.</w:t>
+      </w:r>
+    </w:p>
+    <w:p>
+      <w:pPr>
+        <w:jc w:val="both"/>
+        <w:rPr>
+          <w:rFonts w:eastAsiaTheme="minorEastAsia"/>
+        </w:rPr>
+      </w:pPr>
+      <w:r>
+        <w:rPr>
+          <w:rFonts w:eastAsiaTheme="minorEastAsia"/>
+        </w:rPr>
+        <w:t xml:space="preserve">The nominal value </w:t>
+      </w:r>
+      <m:oMath>
+        <m:sSubSup>
+          <m:sSubSupPr>
+            <m:ctrlPr>
+              <w:rPr>
+                <w:rFonts w:ascii="Cambria Math" w:eastAsiaTheme="minorEastAsia" w:hAnsi="Cambria Math"/>
+                <w:i/>
+              </w:rPr>
+            </m:ctrlPr>
+          </m:sSubSupPr>
+          <m:e>
+            <m:r>
+              <w:rPr>
+                <w:rFonts w:ascii="Cambria Math" w:eastAsiaTheme="minorEastAsia" w:hAnsi="Cambria Math"/>
+              </w:rPr>
+              <m:t>c</m:t>
+            </m:r>
+          </m:e>
+          <m:sub>
+            <m:r>
+              <w:rPr>
+                <w:rFonts w:ascii="Cambria Math" w:eastAsiaTheme="minorEastAsia" w:hAnsi="Cambria Math"/>
+              </w:rPr>
+              <m:t>0</m:t>
+            </m:r>
+          </m:sub>
+          <m:sup>
+            <m:r>
+              <w:rPr>
+                <w:rFonts w:ascii="Cambria Math" w:eastAsiaTheme="minorEastAsia" w:hAnsi="Cambria Math"/>
+              </w:rPr>
+              <m:t>*</m:t>
+            </m:r>
+          </m:sup>
+        </m:sSubSup>
+      </m:oMath>
+      <w:r>
+        <w:rPr>
+          <w:rFonts w:eastAsiaTheme="minorEastAsia"/>
+        </w:rPr>
+        <w:t xml:space="preserve"> is prescribed by the high-frequency gains of </w:t>
+      </w:r>
+      <m:oMath>
+        <m:r>
+          <w:rPr>
+            <w:rFonts w:ascii="Cambria Math" w:eastAsiaTheme="minorEastAsia" w:hAnsi="Cambria Math"/>
+          </w:rPr>
+          <m:t>M</m:t>
+        </m:r>
+        <m:d>
+          <m:dPr>
+            <m:ctrlPr>
+              <w:rPr>
+                <w:rFonts w:ascii="Cambria Math" w:eastAsiaTheme="minorEastAsia" w:hAnsi="Cambria Math"/>
+                <w:i/>
+              </w:rPr>
+            </m:ctrlPr>
+          </m:dPr>
+          <m:e>
+            <m:r>
+              <w:rPr>
+                <w:rFonts w:ascii="Cambria Math" w:eastAsiaTheme="minorEastAsia" w:hAnsi="Cambria Math"/>
+              </w:rPr>
+              <m:t>s</m:t>
+            </m:r>
+          </m:e>
+        </m:d>
+      </m:oMath>
+      <w:r>
+        <w:rPr>
+          <w:rFonts w:eastAsiaTheme="minorEastAsia"/>
+        </w:rPr>
+        <w:t xml:space="preserve"> and</w:t>
+      </w:r>
+      <w:r>
+        <w:rPr>
+          <w:rFonts w:eastAsiaTheme="minorEastAsia"/>
+        </w:rPr>
+        <w:t xml:space="preserve"> </w:t>
+      </w:r>
+      <m:oMath>
+        <m:r>
+          <w:rPr>
+            <w:rFonts w:ascii="Cambria Math" w:eastAsiaTheme="minorEastAsia" w:hAnsi="Cambria Math"/>
+          </w:rPr>
+          <m:t>P(s)</m:t>
+        </m:r>
+      </m:oMath>
+      <w:r>
+        <w:rPr>
+          <w:rFonts w:eastAsiaTheme="minorEastAsia"/>
+        </w:rPr>
+        <w:t xml:space="preserve"> such that </w:t>
+      </w:r>
+      <m:oMath>
+        <m:sSubSup>
+          <m:sSubSupPr>
+            <m:ctrlPr>
+              <w:rPr>
+                <w:rFonts w:ascii="Cambria Math" w:eastAsiaTheme="minorEastAsia" w:hAnsi="Cambria Math"/>
+                <w:i/>
+              </w:rPr>
+            </m:ctrlPr>
+          </m:sSubSupPr>
+          <m:e>
+            <m:r>
+              <w:rPr>
+                <w:rFonts w:ascii="Cambria Math" w:eastAsiaTheme="minorEastAsia" w:hAnsi="Cambria Math"/>
+              </w:rPr>
+              <m:t>c</m:t>
+            </m:r>
+          </m:e>
+          <m:sub>
+            <m:r>
+              <w:rPr>
+                <w:rFonts w:ascii="Cambria Math" w:eastAsiaTheme="minorEastAsia" w:hAnsi="Cambria Math"/>
+              </w:rPr>
+              <m:t>0</m:t>
+            </m:r>
+          </m:sub>
+          <m:sup>
+            <m:r>
+              <w:rPr>
+                <w:rFonts w:ascii="Cambria Math" w:eastAsiaTheme="minorEastAsia" w:hAnsi="Cambria Math"/>
+              </w:rPr>
+              <m:t>*</m:t>
+            </m:r>
+          </m:sup>
+        </m:sSubSup>
+        <m:r>
+          <w:rPr>
+            <w:rFonts w:ascii="Cambria Math" w:eastAsiaTheme="minorEastAsia" w:hAnsi="Cambria Math"/>
+          </w:rPr>
+          <m:t xml:space="preserve">=1. </m:t>
+        </m:r>
+      </m:oMath>
+      <w:r>
+        <w:rPr>
+          <w:rFonts w:eastAsiaTheme="minorEastAsia"/>
+        </w:rPr>
+        <w:t xml:space="preserve">The nominal values </w:t>
+      </w:r>
+      <m:oMath>
+        <m:sSup>
+          <m:sSupPr>
+            <m:ctrlPr>
+              <w:rPr>
+                <w:rFonts w:ascii="Cambria Math" w:eastAsiaTheme="minorEastAsia" w:hAnsi="Cambria Math"/>
+                <w:i/>
+              </w:rPr>
+            </m:ctrlPr>
+          </m:sSupPr>
+          <m:e>
+            <m:r>
+              <w:rPr>
+                <w:rFonts w:ascii="Cambria Math" w:eastAsiaTheme="minorEastAsia" w:hAnsi="Cambria Math"/>
+              </w:rPr>
+              <m:t>c</m:t>
+            </m:r>
+          </m:e>
+          <m:sup>
+            <m:r>
+              <w:rPr>
+                <w:rFonts w:ascii="Cambria Math" w:eastAsiaTheme="minorEastAsia" w:hAnsi="Cambria Math"/>
+              </w:rPr>
+              <m:t>*</m:t>
+            </m:r>
+          </m:sup>
+        </m:sSup>
+        <m:r>
+          <w:rPr>
+            <w:rFonts w:ascii="Cambria Math" w:eastAsiaTheme="minorEastAsia" w:hAnsi="Cambria Math"/>
+          </w:rPr>
+          <m:t xml:space="preserve">, </m:t>
+        </m:r>
+        <m:sSubSup>
+          <m:sSubSupPr>
+            <m:ctrlPr>
+              <w:rPr>
+                <w:rFonts w:ascii="Cambria Math" w:eastAsiaTheme="minorEastAsia" w:hAnsi="Cambria Math"/>
+                <w:i/>
+              </w:rPr>
+            </m:ctrlPr>
+          </m:sSubSupPr>
+          <m:e>
+            <m:r>
+              <w:rPr>
+                <w:rFonts w:ascii="Cambria Math" w:eastAsiaTheme="minorEastAsia" w:hAnsi="Cambria Math"/>
+              </w:rPr>
+              <m:t>d</m:t>
+            </m:r>
+          </m:e>
+          <m:sub>
+            <m:r>
+              <w:rPr>
+                <w:rFonts w:ascii="Cambria Math" w:eastAsiaTheme="minorEastAsia" w:hAnsi="Cambria Math"/>
+              </w:rPr>
+              <m:t>0</m:t>
+            </m:r>
+          </m:sub>
+          <m:sup>
+            <m:r>
+              <w:rPr>
+                <w:rFonts w:ascii="Cambria Math" w:eastAsiaTheme="minorEastAsia" w:hAnsi="Cambria Math"/>
+              </w:rPr>
+              <m:t>*</m:t>
+            </m:r>
+          </m:sup>
+        </m:sSubSup>
+      </m:oMath>
+      <w:r>
+        <w:rPr>
+          <w:rFonts w:eastAsiaTheme="minorEastAsia"/>
+        </w:rPr>
+        <w:t xml:space="preserve">, and </w:t>
+      </w:r>
+      <m:oMath>
+        <m:sSup>
+          <m:sSupPr>
+            <m:ctrlPr>
+              <w:rPr>
+                <w:rFonts w:ascii="Cambria Math" w:eastAsiaTheme="minorEastAsia" w:hAnsi="Cambria Math"/>
+                <w:i/>
+              </w:rPr>
+            </m:ctrlPr>
+          </m:sSupPr>
+          <m:e>
+            <m:r>
+              <w:rPr>
+                <w:rFonts w:ascii="Cambria Math" w:eastAsiaTheme="minorEastAsia" w:hAnsi="Cambria Math"/>
+              </w:rPr>
+              <m:t>d</m:t>
+            </m:r>
+          </m:e>
+          <m:sup>
+            <m:r>
+              <w:rPr>
+                <w:rFonts w:ascii="Cambria Math" w:eastAsiaTheme="minorEastAsia" w:hAnsi="Cambria Math"/>
+              </w:rPr>
+              <m:t>*</m:t>
+            </m:r>
+          </m:sup>
+        </m:sSup>
+      </m:oMath>
+      <w:r>
+        <w:rPr>
+          <w:rFonts w:eastAsiaTheme="minorEastAsia"/>
+        </w:rPr>
+        <w:t xml:space="preserve"> can be determined using the </w:t>
+      </w:r>
+      <w:r>
+        <w:rPr>
+          <w:rFonts w:eastAsiaTheme="minorEastAsia"/>
+        </w:rPr>
+        <w:t xml:space="preserve">degrees of </w:t>
+      </w:r>
+      <m:oMath>
+        <m:r>
+          <w:rPr>
+            <w:rFonts w:ascii="Cambria Math" w:eastAsiaTheme="minorEastAsia" w:hAnsi="Cambria Math"/>
+          </w:rPr>
+          <m:t>λ(s)</m:t>
+        </m:r>
+      </m:oMath>
+      <w:r>
+        <w:rPr>
+          <w:rFonts w:eastAsiaTheme="minorEastAsia"/>
+        </w:rPr>
+        <w:t xml:space="preserve"> as well as the polynomials in </w:t>
+      </w:r>
+      <m:oMath>
+        <m:r>
+          <w:rPr>
+            <w:rFonts w:ascii="Cambria Math" w:eastAsiaTheme="minorEastAsia" w:hAnsi="Cambria Math"/>
+          </w:rPr>
+          <m:t>M(s)</m:t>
+        </m:r>
+      </m:oMath>
+      <w:r>
+        <w:rPr>
+          <w:rFonts w:eastAsiaTheme="minorEastAsia"/>
+        </w:rPr>
+        <w:t xml:space="preserve"> and </w:t>
+      </w:r>
+      <m:oMath>
+        <m:r>
+          <w:rPr>
+            <w:rFonts w:ascii="Cambria Math" w:eastAsiaTheme="minorEastAsia" w:hAnsi="Cambria Math"/>
+          </w:rPr>
+          <m:t>P(s)</m:t>
+        </m:r>
+      </m:oMath>
+      <w:r>
+        <w:rPr>
+          <w:rFonts w:eastAsiaTheme="minorEastAsia"/>
+        </w:rPr>
+        <w:t xml:space="preserve">. From </w:t>
+      </w:r>
+      <m:oMath>
+        <m:func>
+          <m:funcPr>
+            <m:ctrlPr>
+              <w:rPr>
+                <w:rFonts w:ascii="Cambria Math" w:eastAsiaTheme="minorEastAsia" w:hAnsi="Cambria Math"/>
+                <w:i/>
+              </w:rPr>
+            </m:ctrlPr>
+          </m:funcPr>
+          <m:fName>
+            <m:r>
+              <m:rPr>
+                <m:sty m:val="p"/>
+              </m:rPr>
+              <w:rPr>
+                <w:rFonts w:ascii="Cambria Math" w:eastAsiaTheme="minorEastAsia" w:hAnsi="Cambria Math"/>
+              </w:rPr>
+              <m:t>deg</m:t>
+            </m:r>
+          </m:fName>
+          <m:e>
+            <m:d>
+              <m:dPr>
+                <m:ctrlPr>
+                  <w:rPr>
+                    <w:rFonts w:ascii="Cambria Math" w:eastAsiaTheme="minorEastAsia" w:hAnsi="Cambria Math"/>
+                    <w:i/>
+                  </w:rPr>
+                </m:ctrlPr>
+              </m:dPr>
+              <m:e>
+                <m:r>
+                  <w:rPr>
+                    <w:rFonts w:ascii="Cambria Math" w:eastAsiaTheme="minorEastAsia" w:hAnsi="Cambria Math"/>
+                  </w:rPr>
+                  <m:t>q</m:t>
+                </m:r>
+              </m:e>
+            </m:d>
+          </m:e>
+        </m:func>
+        <m:r>
+          <w:rPr>
+            <w:rFonts w:ascii="Cambria Math" w:eastAsiaTheme="minorEastAsia" w:hAnsi="Cambria Math"/>
+          </w:rPr>
+          <m:t>≤</m:t>
+        </m:r>
+        <m:r>
+          <m:rPr>
+            <m:sty m:val="p"/>
+          </m:rPr>
+          <w:rPr>
+            <w:rFonts w:ascii="Cambria Math" w:eastAsiaTheme="minorEastAsia" w:hAnsi="Cambria Math"/>
+          </w:rPr>
+          <m:t>deg⁡</m:t>
+        </m:r>
+        <m:r>
+          <w:rPr>
+            <w:rFonts w:ascii="Cambria Math" w:eastAsiaTheme="minorEastAsia" w:hAnsi="Cambria Math"/>
+          </w:rPr>
+          <m:t>(λ</m:t>
+        </m:r>
+        <m:d>
+          <m:dPr>
+            <m:ctrlPr>
+              <w:rPr>
+                <w:rFonts w:ascii="Cambria Math" w:eastAsiaTheme="minorEastAsia" w:hAnsi="Cambria Math"/>
+                <w:i/>
+              </w:rPr>
+            </m:ctrlPr>
+          </m:dPr>
+          <m:e>
+            <m:r>
+              <w:rPr>
+                <w:rFonts w:ascii="Cambria Math" w:eastAsiaTheme="minorEastAsia" w:hAnsi="Cambria Math"/>
+              </w:rPr>
+              <m:t>s</m:t>
+            </m:r>
+          </m:e>
+        </m:d>
+        <m:r>
+          <w:rPr>
+            <w:rFonts w:ascii="Cambria Math" w:eastAsiaTheme="minorEastAsia" w:hAnsi="Cambria Math"/>
+          </w:rPr>
+          <m:t>)</m:t>
+        </m:r>
+      </m:oMath>
+      <w:r>
+        <w:rPr>
+          <w:rFonts w:eastAsiaTheme="minorEastAsia"/>
+        </w:rPr>
+        <w:t xml:space="preserve"> - 1, </w:t>
+      </w:r>
+      <m:oMath>
+        <m:r>
+          <w:rPr>
+            <w:rFonts w:ascii="Cambria Math" w:eastAsiaTheme="minorEastAsia" w:hAnsi="Cambria Math"/>
+          </w:rPr>
+          <m:t>q</m:t>
+        </m:r>
+      </m:oMath>
+      <w:r>
+        <w:rPr>
+          <w:rFonts w:eastAsiaTheme="minorEastAsia"/>
+        </w:rPr>
+        <w:t xml:space="preserve"> is a monic </w:t>
+      </w:r>
+      <w:r>
+        <w:rPr>
+          <w:rFonts w:eastAsiaTheme="minorEastAsia"/>
+        </w:rPr>
+        <w:t>polynomial with degree 0</w:t>
+      </w:r>
+      <w:r>
+        <w:rPr>
+          <w:rFonts w:eastAsiaTheme="minorEastAsia"/>
+        </w:rPr>
+        <w:t>.</w:t>
+      </w:r>
+      <w:r>
+        <w:rPr>
+          <w:rFonts w:eastAsiaTheme="minorEastAsia"/>
+        </w:rPr>
+        <w:t xml:space="preserve"> Thus, </w:t>
+      </w:r>
+      <m:oMath>
+        <m:r>
+          <w:rPr>
+            <w:rFonts w:ascii="Cambria Math" w:eastAsiaTheme="minorEastAsia" w:hAnsi="Cambria Math"/>
+          </w:rPr>
+          <m:t>q=1</m:t>
+        </m:r>
+      </m:oMath>
+      <w:r>
+        <w:rPr>
+          <w:rFonts w:eastAsiaTheme="minorEastAsia"/>
+        </w:rPr>
+        <w:t xml:space="preserve">. </w:t>
+      </w:r>
+      <w:r>
+        <w:rPr>
+          <w:rFonts w:eastAsiaTheme="minorEastAsia"/>
+        </w:rPr>
+        <w:t xml:space="preserve"> </w:t>
+      </w:r>
+      <w:r>
+        <w:rPr>
+          <w:rFonts w:eastAsiaTheme="minorEastAsia"/>
+        </w:rPr>
+        <w:t xml:space="preserve">From </w:t>
+      </w:r>
+      <m:oMath>
+        <m:func>
+          <m:funcPr>
+            <m:ctrlPr>
+              <w:rPr>
+                <w:rFonts w:ascii="Cambria Math" w:eastAsiaTheme="minorEastAsia" w:hAnsi="Cambria Math"/>
+                <w:i/>
+              </w:rPr>
+            </m:ctrlPr>
+          </m:funcPr>
+          <m:fName>
+            <m:r>
+              <m:rPr>
+                <m:sty m:val="p"/>
+              </m:rPr>
+              <w:rPr>
+                <w:rFonts w:ascii="Cambria Math" w:eastAsiaTheme="minorEastAsia" w:hAnsi="Cambria Math"/>
+              </w:rPr>
+              <m:t>deg</m:t>
+            </m:r>
+          </m:fName>
+          <m:e>
+            <m:d>
+              <m:dPr>
+                <m:ctrlPr>
+                  <w:rPr>
+                    <w:rFonts w:ascii="Cambria Math" w:eastAsiaTheme="minorEastAsia" w:hAnsi="Cambria Math"/>
+                    <w:i/>
+                  </w:rPr>
+                </m:ctrlPr>
+              </m:dPr>
+              <m:e>
+                <m:sSup>
+                  <m:sSupPr>
+                    <m:ctrlPr>
+                      <w:rPr>
+                        <w:rFonts w:ascii="Cambria Math" w:eastAsiaTheme="minorEastAsia" w:hAnsi="Cambria Math"/>
+                        <w:i/>
+                      </w:rPr>
+                    </m:ctrlPr>
+                  </m:sSupPr>
+                  <m:e>
+                    <m:r>
+                      <w:rPr>
+                        <w:rFonts w:ascii="Cambria Math" w:eastAsiaTheme="minorEastAsia" w:hAnsi="Cambria Math"/>
+                      </w:rPr>
+                      <m:t>c</m:t>
+                    </m:r>
+                  </m:e>
+                  <m:sup>
+                    <m:r>
+                      <w:rPr>
+                        <w:rFonts w:ascii="Cambria Math" w:eastAsiaTheme="minorEastAsia" w:hAnsi="Cambria Math"/>
+                      </w:rPr>
+                      <m:t>*</m:t>
+                    </m:r>
+                  </m:sup>
+                </m:sSup>
+              </m:e>
+            </m:d>
+          </m:e>
+        </m:func>
+        <m:r>
+          <w:rPr>
+            <w:rFonts w:ascii="Cambria Math" w:eastAsiaTheme="minorEastAsia" w:hAnsi="Cambria Math"/>
+          </w:rPr>
+          <m:t>≤</m:t>
+        </m:r>
+        <m:r>
+          <m:rPr>
+            <m:sty m:val="p"/>
+          </m:rPr>
+          <w:rPr>
+            <w:rFonts w:ascii="Cambria Math" w:eastAsiaTheme="minorEastAsia" w:hAnsi="Cambria Math"/>
+          </w:rPr>
+          <m:t>deg⁡</m:t>
+        </m:r>
+        <m:r>
+          <w:rPr>
+            <w:rFonts w:ascii="Cambria Math" w:eastAsiaTheme="minorEastAsia" w:hAnsi="Cambria Math"/>
+          </w:rPr>
+          <m:t>(λ</m:t>
+        </m:r>
+        <m:d>
+          <m:dPr>
+            <m:ctrlPr>
+              <w:rPr>
+                <w:rFonts w:ascii="Cambria Math" w:eastAsiaTheme="minorEastAsia" w:hAnsi="Cambria Math"/>
+                <w:i/>
+              </w:rPr>
+            </m:ctrlPr>
+          </m:dPr>
+          <m:e>
+            <m:r>
+              <w:rPr>
+                <w:rFonts w:ascii="Cambria Math" w:eastAsiaTheme="minorEastAsia" w:hAnsi="Cambria Math"/>
+              </w:rPr>
+              <m:t>s</m:t>
+            </m:r>
+          </m:e>
+        </m:d>
+        <m:r>
+          <w:rPr>
+            <w:rFonts w:ascii="Cambria Math" w:eastAsiaTheme="minorEastAsia" w:hAnsi="Cambria Math"/>
+          </w:rPr>
+          <m:t>)</m:t>
+        </m:r>
+        <m:r>
+          <m:rPr>
+            <m:sty m:val="p"/>
+          </m:rPr>
+          <w:rPr>
+            <w:rFonts w:ascii="Cambria Math" w:eastAsiaTheme="minorEastAsia" w:hAnsi="Cambria Math"/>
+          </w:rPr>
+          <m:t xml:space="preserve"> </m:t>
+        </m:r>
+        <m:r>
+          <w:rPr>
+            <w:rFonts w:ascii="Cambria Math" w:eastAsiaTheme="minorEastAsia" w:hAnsi="Cambria Math"/>
+          </w:rPr>
+          <m:t>-1</m:t>
+        </m:r>
+      </m:oMath>
+      <w:r>
+        <w:rPr>
+          <w:rFonts w:eastAsiaTheme="minorEastAsia"/>
+        </w:rPr>
+        <w:t xml:space="preserve">, </w:t>
+      </w:r>
+      <m:oMath>
+        <m:sSup>
+          <m:sSupPr>
+            <m:ctrlPr>
+              <w:rPr>
+                <w:rFonts w:ascii="Cambria Math" w:eastAsiaTheme="minorEastAsia" w:hAnsi="Cambria Math"/>
+                <w:i/>
+              </w:rPr>
+            </m:ctrlPr>
+          </m:sSupPr>
+          <m:e>
+            <m:r>
+              <w:rPr>
+                <w:rFonts w:ascii="Cambria Math" w:eastAsiaTheme="minorEastAsia" w:hAnsi="Cambria Math"/>
+              </w:rPr>
+              <m:t>c</m:t>
+            </m:r>
+          </m:e>
+          <m:sup>
+            <m:r>
+              <w:rPr>
+                <w:rFonts w:ascii="Cambria Math" w:eastAsiaTheme="minorEastAsia" w:hAnsi="Cambria Math"/>
+              </w:rPr>
+              <m:t>*</m:t>
+            </m:r>
+          </m:sup>
+        </m:sSup>
+        <m:d>
+          <m:dPr>
+            <m:ctrlPr>
+              <w:rPr>
+                <w:rFonts w:ascii="Cambria Math" w:eastAsiaTheme="minorEastAsia" w:hAnsi="Cambria Math"/>
+                <w:i/>
+              </w:rPr>
+            </m:ctrlPr>
+          </m:dPr>
+          <m:e>
+            <m:r>
+              <w:rPr>
+                <w:rFonts w:ascii="Cambria Math" w:eastAsiaTheme="minorEastAsia" w:hAnsi="Cambria Math"/>
+              </w:rPr>
+              <m:t>s</m:t>
+            </m:r>
+          </m:e>
+        </m:d>
+      </m:oMath>
+      <w:r>
+        <w:rPr>
+          <w:rFonts w:eastAsiaTheme="minorEastAsia"/>
+        </w:rPr>
+        <w:t xml:space="preserve"> </w:t>
+      </w:r>
+      <w:r>
+        <w:rPr>
+          <w:rFonts w:eastAsiaTheme="minorEastAsia"/>
+        </w:rPr>
+        <w:t>will also be</w:t>
+      </w:r>
+      <w:r>
+        <w:rPr>
+          <w:rFonts w:eastAsiaTheme="minorEastAsia"/>
+        </w:rPr>
+        <w:t xml:space="preserve"> a constant </w:t>
+      </w:r>
+      <w:r>
+        <w:rPr>
+          <w:rFonts w:eastAsiaTheme="minorEastAsia"/>
+        </w:rPr>
+        <w:t>=</w:t>
+      </w:r>
+      <m:oMath>
+        <m:r>
+          <w:rPr>
+            <w:rFonts w:ascii="Cambria Math" w:eastAsiaTheme="minorEastAsia" w:hAnsi="Cambria Math"/>
+          </w:rPr>
+          <m:t xml:space="preserve"> </m:t>
+        </m:r>
+        <m:sSubSup>
+          <m:sSubSupPr>
+            <m:ctrlPr>
+              <w:rPr>
+                <w:rFonts w:ascii="Cambria Math" w:eastAsiaTheme="minorEastAsia" w:hAnsi="Cambria Math"/>
+                <w:i/>
+              </w:rPr>
+            </m:ctrlPr>
+          </m:sSubSupPr>
+          <m:e>
+            <m:r>
+              <w:rPr>
+                <w:rFonts w:ascii="Cambria Math" w:eastAsiaTheme="minorEastAsia" w:hAnsi="Cambria Math"/>
+              </w:rPr>
+              <m:t>c</m:t>
+            </m:r>
+          </m:e>
+          <m:sub>
+            <m:r>
+              <w:rPr>
+                <w:rFonts w:ascii="Cambria Math" w:eastAsiaTheme="minorEastAsia" w:hAnsi="Cambria Math"/>
+              </w:rPr>
+              <m:t>1</m:t>
+            </m:r>
+          </m:sub>
+          <m:sup>
+            <m:r>
+              <w:rPr>
+                <w:rFonts w:ascii="Cambria Math" w:eastAsiaTheme="minorEastAsia" w:hAnsi="Cambria Math"/>
+              </w:rPr>
+              <m:t>*</m:t>
+            </m:r>
+          </m:sup>
+        </m:sSubSup>
+      </m:oMath>
+      <w:r>
+        <w:rPr>
+          <w:rFonts w:eastAsiaTheme="minorEastAsia"/>
+        </w:rPr>
+        <w:t>.</w:t>
+      </w:r>
+    </w:p>
+    <w:p>
+      <w:pPr>
+        <w:jc w:val="both"/>
+        <w:rPr>
+          <w:rFonts w:eastAsiaTheme="minorEastAsia"/>
+        </w:rPr>
+      </w:pPr>
+    </w:p>
+    <w:p>
+      <w:pPr>
+        <w:jc w:val="both"/>
+        <w:rPr>
+          <w:rFonts w:eastAsiaTheme="minorEastAsia"/>
+        </w:rPr>
+      </w:pPr>
+      <w:r>
+        <w:rPr>
+          <w:rFonts w:eastAsiaTheme="minorEastAsia"/>
+        </w:rPr>
+        <w:t>Ultimately, the direct MRAC algorithm is able to control the plant such that the output error between the plant and model reference tends to zero.</w:t>
+      </w:r>
+      <w:r>
+        <w:rPr>
+          <w:rFonts w:eastAsiaTheme="minorEastAsia"/>
+        </w:rPr>
+        <w:t xml:space="preserve"> This is guaranteed from the direct MRAC algorithm </w:t>
+      </w:r>
+      <w:r>
+        <w:rPr>
+          <w:rFonts w:eastAsiaTheme="minorEastAsia"/>
+          <w:b/>
+          <w:bCs/>
+        </w:rPr>
+        <w:t>WHY?</w:t>
+      </w:r>
+      <w:r>
+        <w:rPr>
+          <w:rFonts w:eastAsiaTheme="minorEastAsia"/>
+        </w:rPr>
+        <w:t xml:space="preserve">. </w:t>
+      </w:r>
+    </w:p>
+    <w:p>
+      <w:pPr>
+        <w:jc w:val="both"/>
+        <w:rPr>
+          <w:rFonts w:eastAsiaTheme="minorEastAsia"/>
+        </w:rPr>
+      </w:pPr>
+      <w:r>
+        <w:rPr>
+          <w:rFonts w:eastAsiaTheme="minorEastAsia"/>
+        </w:rPr>
+        <w:t xml:space="preserve"> </w:t>
+      </w:r>
+      <w:r>
+        <w:rPr>
+          <w:rFonts w:eastAsiaTheme="minorEastAsia"/>
+        </w:rPr>
+        <w:t>The</w:t>
+      </w:r>
+      <w:r>
+        <w:rPr>
+          <w:rFonts w:eastAsiaTheme="minorEastAsia"/>
+        </w:rPr>
+        <w:t xml:space="preserve"> parameters themselves are not approaching the nominal value.</w:t>
+      </w:r>
+      <w:r>
+        <w:rPr>
+          <w:rFonts w:eastAsiaTheme="minorEastAsia"/>
+        </w:rPr>
+        <w:t xml:space="preserve"> This seems to </w:t>
+      </w:r>
+      <w:r>
+        <w:rPr>
+          <w:rFonts w:eastAsiaTheme="minorEastAsia"/>
+        </w:rPr>
+        <w:t>be</w:t>
+      </w:r>
+      <w:r>
+        <w:rPr>
+          <w:rFonts w:eastAsiaTheme="minorEastAsia"/>
+        </w:rPr>
+        <w:t xml:space="preserve"> a matter of excitation. The current reference signal is a single sinusoidal wave. This is not enough information for the parameter solution driving the error decay to be unique. If the reference signal included two waves with different frequencies, there may be </w:t>
+      </w:r>
+      <w:r>
+        <w:rPr>
+          <w:rFonts w:eastAsiaTheme="minorEastAsia"/>
+        </w:rPr>
+        <w:t>convergence to</w:t>
+      </w:r>
+      <w:r>
+        <w:rPr>
+          <w:rFonts w:eastAsiaTheme="minorEastAsia"/>
+        </w:rPr>
+        <w:t xml:space="preserve"> the nominal values as well. </w:t>
+      </w:r>
+      <w:r>
+        <w:rPr>
+          <w:rFonts w:eastAsiaTheme="minorEastAsia"/>
+        </w:rPr>
+        <w:t xml:space="preserve"> </w:t>
+      </w:r>
+    </w:p>
     <w:p>
       <w:pPr>
         <w:pStyle w:val="Heading2"/>
@@ -1734,6 +2843,7 @@
         <w:pStyle w:val="Heading2"/>
       </w:pPr>
       <w:r>
+        <w:lastRenderedPageBreak/>
         <w:t>Part (a)</w:t>
       </w:r>
     </w:p>
@@ -2248,13 +3358,7 @@
         <w:rPr>
           <w:rFonts w:eastAsiaTheme="minorEastAsia"/>
         </w:rPr>
-        <w:t xml:space="preserve"> to be either constants themselves or 0. </w:t>
-      </w:r>
-      <w:r>
-        <w:rPr>
-          <w:rFonts w:eastAsiaTheme="minorEastAsia"/>
-        </w:rPr>
-        <w:t xml:space="preserve">The </w:t>
+        <w:t xml:space="preserve"> to be either constants themselves or 0. The </w:t>
       </w:r>
       <w:r>
         <w:rPr>
@@ -2428,13 +3532,7 @@
             <w:rPr>
               <w:rFonts w:ascii="Cambria Math" w:eastAsiaTheme="minorEastAsia" w:hAnsi="Cambria Math"/>
             </w:rPr>
-            <m:t>=</m:t>
-          </m:r>
-          <m:r>
-            <w:rPr>
-              <w:rFonts w:ascii="Cambria Math" w:eastAsiaTheme="minorEastAsia" w:hAnsi="Cambria Math"/>
-            </w:rPr>
-            <m:t>P</m:t>
+            <m:t>=P</m:t>
           </m:r>
           <m:d>
             <m:dPr>
@@ -3242,7 +4340,6 @@
             <w:rPr>
               <w:rFonts w:ascii="Cambria Math" w:eastAsiaTheme="minorEastAsia" w:hAnsi="Cambria Math"/>
             </w:rPr>
-            <w:lastRenderedPageBreak/>
             <m:t>u</m:t>
           </m:r>
           <m:d>
@@ -3299,19 +4396,7 @@
             <w:rPr>
               <w:rFonts w:ascii="Cambria Math" w:eastAsiaTheme="minorEastAsia" w:hAnsi="Cambria Math"/>
             </w:rPr>
-            <m:t>r</m:t>
-          </m:r>
-          <m:r>
-            <w:rPr>
-              <w:rFonts w:ascii="Cambria Math" w:eastAsiaTheme="minorEastAsia" w:hAnsi="Cambria Math"/>
-            </w:rPr>
-            <m:t>(k)</m:t>
-          </m:r>
-          <m:r>
-            <w:rPr>
-              <w:rFonts w:ascii="Cambria Math" w:eastAsiaTheme="minorEastAsia" w:hAnsi="Cambria Math"/>
-            </w:rPr>
-            <m:t>+</m:t>
+            <m:t>r(k)+</m:t>
           </m:r>
           <m:sSub>
             <m:sSubPr>
@@ -3687,19 +4772,7 @@
                 <w:rPr>
                   <w:rFonts w:ascii="Cambria Math" w:eastAsiaTheme="minorEastAsia" w:hAnsi="Cambria Math"/>
                 </w:rPr>
-                <m:t>1</m:t>
-              </m:r>
-              <m:r>
-                <w:rPr>
-                  <w:rFonts w:ascii="Cambria Math" w:eastAsiaTheme="minorEastAsia" w:hAnsi="Cambria Math"/>
-                </w:rPr>
-                <m:t>-</m:t>
-              </m:r>
-              <m:r>
-                <w:rPr>
-                  <w:rFonts w:ascii="Cambria Math" w:eastAsiaTheme="minorEastAsia" w:hAnsi="Cambria Math"/>
-                </w:rPr>
-                <m:t>P</m:t>
+                <m:t>1-P</m:t>
               </m:r>
               <m:d>
                 <m:dPr>
@@ -4161,21 +5234,8 @@
         <w:rPr>
           <w:rFonts w:eastAsiaTheme="minorEastAsia"/>
         </w:rPr>
-        <w:t xml:space="preserve">The expression presented </w:t>
-      </w:r>
-      <w:proofErr w:type="gramStart"/>
-      <w:r>
-        <w:rPr>
-          <w:rFonts w:eastAsiaTheme="minorEastAsia"/>
-        </w:rPr>
-        <w:t>do</w:t>
-      </w:r>
-      <w:proofErr w:type="gramEnd"/>
-      <w:r>
-        <w:rPr>
-          <w:rFonts w:eastAsiaTheme="minorEastAsia"/>
-        </w:rPr>
-        <w:t xml:space="preserve"> show singularities at </w:t>
+        <w:lastRenderedPageBreak/>
+        <w:t xml:space="preserve">The expression presented do show singularities at </w:t>
       </w:r>
       <m:oMath>
         <m:r>
@@ -4956,6 +6016,21 @@
         <w:t>The parameter estimates are the results of the RLSFF algorithm.</w:t>
       </w:r>
     </w:p>
+    <w:p>
+      <w:pPr>
+        <w:pStyle w:val="Heading2"/>
+        <w:rPr>
+          <w:rFonts w:eastAsiaTheme="minorEastAsia"/>
+        </w:rPr>
+      </w:pPr>
+      <w:r>
+        <w:rPr>
+          <w:rFonts w:eastAsiaTheme="minorEastAsia"/>
+        </w:rPr>
+        <w:t>Part (b)</w:t>
+      </w:r>
+    </w:p>
+    <w:p/>
     <w:sectPr>
       <w:pgSz w:w="12240" w:h="15840"/>
       <w:pgMar w:top="1440" w:right="1440" w:bottom="1440" w:left="1440" w:header="720" w:footer="720" w:gutter="0"/>

--- a/takehome3/EEL 6616 Take Home 3.docx
+++ b/takehome3/EEL 6616 Take Home 3.docx
@@ -1530,7 +1530,919 @@
         <w:t>Part (b)</w:t>
       </w:r>
     </w:p>
+    <w:p>
+      <w:pPr>
+        <w:ind w:firstLine="720"/>
+        <w:jc w:val="both"/>
+        <w:rPr>
+          <w:rFonts w:eastAsiaTheme="minorEastAsia"/>
+        </w:rPr>
+      </w:pPr>
+      <w:r>
+        <w:fldChar w:fldCharType="begin"/>
+      </w:r>
+      <w:r>
+        <w:instrText xml:space="preserve"> REF _Ref227534028 \h </w:instrText>
+      </w:r>
+      <w:r>
+        <w:instrText xml:space="preserve"> \* MERGEFORMAT </w:instrText>
+      </w:r>
+      <w:r>
+        <w:fldChar w:fldCharType="separate"/>
+      </w:r>
+      <w:r>
+        <w:t xml:space="preserve">Table </w:t>
+      </w:r>
+      <w:r>
+        <w:rPr>
+          <w:noProof/>
+        </w:rPr>
+        <w:t>1</w:t>
+      </w:r>
+      <w:r>
+        <w:fldChar w:fldCharType="end"/>
+      </w:r>
+      <w:r>
+        <w:t xml:space="preserve"> </w:t>
+      </w:r>
+      <w:r>
+        <w:t xml:space="preserve">shows the results of the generalized predictive control with </w:t>
+      </w:r>
+      <m:oMath>
+        <m:r>
+          <w:rPr>
+            <w:rFonts w:ascii="Cambria Math" w:hAnsi="Cambria Math"/>
+          </w:rPr>
+          <m:t>σ=0.01</m:t>
+        </m:r>
+      </m:oMath>
+      <w:r>
+        <w:rPr>
+          <w:rFonts w:eastAsiaTheme="minorEastAsia"/>
+        </w:rPr>
+        <w:t xml:space="preserve"> and </w:t>
+      </w:r>
+      <m:oMath>
+        <m:r>
+          <w:rPr>
+            <w:rFonts w:ascii="Cambria Math" w:eastAsiaTheme="minorEastAsia" w:hAnsi="Cambria Math"/>
+          </w:rPr>
+          <m:t>σ=1</m:t>
+        </m:r>
+      </m:oMath>
+      <w:r>
+        <w:rPr>
+          <w:rFonts w:eastAsiaTheme="minorEastAsia"/>
+        </w:rPr>
+        <w:t xml:space="preserve">. </w:t>
+      </w:r>
+      <w:r>
+        <w:rPr>
+          <w:rFonts w:eastAsiaTheme="minorEastAsia"/>
+        </w:rPr>
+        <w:t xml:space="preserve">Form the plant and model outputs, it can be seen that a controller with </w:t>
+      </w:r>
+      <m:oMath>
+        <m:r>
+          <w:rPr>
+            <w:rFonts w:ascii="Cambria Math" w:eastAsiaTheme="minorEastAsia" w:hAnsi="Cambria Math"/>
+          </w:rPr>
+          <m:t>σ=1</m:t>
+        </m:r>
+      </m:oMath>
+      <w:r>
+        <w:rPr>
+          <w:rFonts w:eastAsiaTheme="minorEastAsia"/>
+        </w:rPr>
+        <w:t xml:space="preserve"> is generally much slower to respond. </w:t>
+      </w:r>
+      <m:oMath>
+        <m:r>
+          <w:rPr>
+            <w:rFonts w:ascii="Cambria Math" w:eastAsiaTheme="minorEastAsia" w:hAnsi="Cambria Math"/>
+          </w:rPr>
+          <m:t>σ</m:t>
+        </m:r>
+      </m:oMath>
+      <w:r>
+        <w:rPr>
+          <w:rFonts w:eastAsiaTheme="minorEastAsia"/>
+        </w:rPr>
+        <w:t xml:space="preserve"> represents a weight on the control input. When the GPC tries to find an optimal value for the control input, higher  </w:t>
+      </w:r>
+      <m:oMath>
+        <m:r>
+          <w:rPr>
+            <w:rFonts w:ascii="Cambria Math" w:eastAsiaTheme="minorEastAsia" w:hAnsi="Cambria Math"/>
+          </w:rPr>
+          <m:t>σ</m:t>
+        </m:r>
+      </m:oMath>
+      <w:r>
+        <w:rPr>
+          <w:rFonts w:eastAsiaTheme="minorEastAsia"/>
+        </w:rPr>
+        <w:t xml:space="preserve"> values will cause the GPC to </w:t>
+      </w:r>
+      <w:r>
+        <w:rPr>
+          <w:rFonts w:eastAsiaTheme="minorEastAsia"/>
+        </w:rPr>
+        <w:t xml:space="preserve">return </w:t>
+      </w:r>
+      <w:r>
+        <w:rPr>
+          <w:rFonts w:eastAsiaTheme="minorEastAsia"/>
+        </w:rPr>
+        <w:t xml:space="preserve">a much lower input value. </w:t>
+      </w:r>
+      <w:r>
+        <w:rPr>
+          <w:rFonts w:eastAsiaTheme="minorEastAsia"/>
+        </w:rPr>
+        <w:t xml:space="preserve">This can be seen in the bottom plots of the table below. For the </w:t>
+      </w:r>
+      <m:oMath>
+        <m:r>
+          <w:rPr>
+            <w:rFonts w:ascii="Cambria Math" w:eastAsiaTheme="minorEastAsia" w:hAnsi="Cambria Math"/>
+          </w:rPr>
+          <m:t>σ=0.01</m:t>
+        </m:r>
+      </m:oMath>
+      <w:r>
+        <w:rPr>
+          <w:rFonts w:eastAsiaTheme="minorEastAsia"/>
+        </w:rPr>
+        <w:t xml:space="preserve"> case, the control input, </w:t>
+      </w:r>
+      <m:oMath>
+        <m:r>
+          <w:rPr>
+            <w:rFonts w:ascii="Cambria Math" w:eastAsiaTheme="minorEastAsia" w:hAnsi="Cambria Math"/>
+          </w:rPr>
+          <m:t>u</m:t>
+        </m:r>
+      </m:oMath>
+      <w:r>
+        <w:rPr>
+          <w:rFonts w:eastAsiaTheme="minorEastAsia"/>
+        </w:rPr>
+        <w:t xml:space="preserve">, regularly reaches values above </w:t>
+      </w:r>
+      <w:r>
+        <w:rPr>
+          <w:rFonts w:eastAsiaTheme="minorEastAsia"/>
+        </w:rPr>
+        <w:t>0.5 in</w:t>
+      </w:r>
+      <w:r>
+        <w:rPr>
+          <w:rFonts w:eastAsiaTheme="minorEastAsia"/>
+        </w:rPr>
+        <w:t xml:space="preserve"> magnitude while the </w:t>
+      </w:r>
+      <m:oMath>
+        <m:r>
+          <w:rPr>
+            <w:rFonts w:ascii="Cambria Math" w:eastAsiaTheme="minorEastAsia" w:hAnsi="Cambria Math"/>
+          </w:rPr>
+          <m:t>σ=1</m:t>
+        </m:r>
+      </m:oMath>
+      <w:r>
+        <w:rPr>
+          <w:rFonts w:eastAsiaTheme="minorEastAsia"/>
+        </w:rPr>
+        <w:t xml:space="preserve"> scenario never rises above 0.25 in </w:t>
+      </w:r>
+      <w:r>
+        <w:rPr>
+          <w:rFonts w:eastAsiaTheme="minorEastAsia"/>
+        </w:rPr>
+        <w:t>magnitude</w:t>
+      </w:r>
+      <w:r>
+        <w:rPr>
+          <w:rFonts w:eastAsiaTheme="minorEastAsia"/>
+        </w:rPr>
+        <w:t xml:space="preserve">. </w:t>
+      </w:r>
+      <w:r>
+        <w:rPr>
+          <w:rFonts w:eastAsiaTheme="minorEastAsia"/>
+        </w:rPr>
+        <w:t xml:space="preserve">The lower control inputs </w:t>
+      </w:r>
+      <w:r>
+        <w:rPr>
+          <w:rFonts w:eastAsiaTheme="minorEastAsia"/>
+        </w:rPr>
+        <w:t>mean</w:t>
+      </w:r>
+      <w:r>
+        <w:rPr>
+          <w:rFonts w:eastAsiaTheme="minorEastAsia"/>
+        </w:rPr>
+        <w:t xml:space="preserve"> the system can not be moved as much between updates and steps. This is why the plant output responds so much slower for </w:t>
+      </w:r>
+      <m:oMath>
+        <m:r>
+          <w:rPr>
+            <w:rFonts w:ascii="Cambria Math" w:eastAsiaTheme="minorEastAsia" w:hAnsi="Cambria Math"/>
+          </w:rPr>
+          <m:t>σ=1</m:t>
+        </m:r>
+      </m:oMath>
+      <w:r>
+        <w:rPr>
+          <w:rFonts w:eastAsiaTheme="minorEastAsia"/>
+        </w:rPr>
+        <w:t>.</w:t>
+      </w:r>
+    </w:p>
+    <w:p>
+      <w:pPr>
+        <w:ind w:firstLine="720"/>
+        <w:jc w:val="both"/>
+      </w:pPr>
+      <w:r>
+        <w:t xml:space="preserve">The parameter estimates also suffered as a consequence of the slow response. </w:t>
+      </w:r>
+      <w:r>
+        <w:t xml:space="preserve">Because </w:t>
+      </w:r>
+      <m:oMath>
+        <m:sSub>
+          <m:sSubPr>
+            <m:ctrlPr>
+              <w:rPr>
+                <w:rFonts w:ascii="Cambria Math" w:hAnsi="Cambria Math"/>
+                <w:i/>
+              </w:rPr>
+            </m:ctrlPr>
+          </m:sSubPr>
+          <m:e>
+            <m:r>
+              <w:rPr>
+                <w:rFonts w:ascii="Cambria Math" w:hAnsi="Cambria Math"/>
+              </w:rPr>
+              <m:t>y</m:t>
+            </m:r>
+          </m:e>
+          <m:sub>
+            <m:r>
+              <w:rPr>
+                <w:rFonts w:ascii="Cambria Math" w:hAnsi="Cambria Math"/>
+              </w:rPr>
+              <m:t>p</m:t>
+            </m:r>
+          </m:sub>
+        </m:sSub>
+      </m:oMath>
+      <w:r>
+        <w:rPr>
+          <w:rFonts w:eastAsiaTheme="minorEastAsia"/>
+        </w:rPr>
+        <w:t xml:space="preserve"> often had a low magnitude, </w:t>
+      </w:r>
+      <w:r>
+        <w:rPr>
+          <w:rFonts w:eastAsiaTheme="minorEastAsia"/>
+        </w:rPr>
+        <w:t>the RLSFF estimator experienced much less excitation, causing a slower convergence to the parameter values.</w:t>
+      </w:r>
+      <w:r>
+        <w:rPr>
+          <w:rFonts w:eastAsiaTheme="minorEastAsia"/>
+        </w:rPr>
+        <w:t xml:space="preserve"> While the </w:t>
+      </w:r>
+      <m:oMath>
+        <m:r>
+          <w:rPr>
+            <w:rFonts w:ascii="Cambria Math" w:eastAsiaTheme="minorEastAsia" w:hAnsi="Cambria Math"/>
+          </w:rPr>
+          <m:t>σ=1</m:t>
+        </m:r>
+      </m:oMath>
+      <w:r>
+        <w:rPr>
+          <w:rFonts w:eastAsiaTheme="minorEastAsia"/>
+        </w:rPr>
+        <w:t xml:space="preserve"> was able to converge to the true values of </w:t>
+      </w:r>
+      <m:oMath>
+        <m:r>
+          <w:rPr>
+            <w:rFonts w:ascii="Cambria Math" w:eastAsiaTheme="minorEastAsia" w:hAnsi="Cambria Math"/>
+          </w:rPr>
+          <m:t>a</m:t>
+        </m:r>
+      </m:oMath>
+      <w:r>
+        <w:rPr>
+          <w:rFonts w:eastAsiaTheme="minorEastAsia"/>
+        </w:rPr>
+        <w:t xml:space="preserve"> and </w:t>
+      </w:r>
+      <m:oMath>
+        <m:r>
+          <w:rPr>
+            <w:rFonts w:ascii="Cambria Math" w:eastAsiaTheme="minorEastAsia" w:hAnsi="Cambria Math"/>
+          </w:rPr>
+          <m:t>b</m:t>
+        </m:r>
+      </m:oMath>
+      <w:r>
+        <w:rPr>
+          <w:rFonts w:eastAsiaTheme="minorEastAsia"/>
+        </w:rPr>
+        <w:t xml:space="preserve">, the system did take upwards of </w:t>
+      </w:r>
+      <w:r>
+        <w:rPr>
+          <w:rFonts w:eastAsiaTheme="minorEastAsia"/>
+        </w:rPr>
+        <w:t>20-40 more time-</w:t>
+      </w:r>
+      <w:r>
+        <w:rPr>
+          <w:rFonts w:eastAsiaTheme="minorEastAsia"/>
+        </w:rPr>
+        <w:t xml:space="preserve">steps than the </w:t>
+      </w:r>
+      <m:oMath>
+        <m:r>
+          <w:rPr>
+            <w:rFonts w:ascii="Cambria Math" w:eastAsiaTheme="minorEastAsia" w:hAnsi="Cambria Math"/>
+          </w:rPr>
+          <m:t>σ=0.01</m:t>
+        </m:r>
+      </m:oMath>
+      <w:r>
+        <w:rPr>
+          <w:rFonts w:eastAsiaTheme="minorEastAsia"/>
+        </w:rPr>
+        <w:t xml:space="preserve"> scenario.  </w:t>
+      </w:r>
+    </w:p>
+    <w:p>
+      <w:pPr>
+        <w:pStyle w:val="Caption"/>
+        <w:keepNext/>
+        <w:jc w:val="center"/>
+        <w:rPr>
+          <w:i w:val="0"/>
+          <w:iCs w:val="0"/>
+        </w:rPr>
+      </w:pPr>
+      <w:bookmarkStart w:id="0" w:name="_Ref227534028"/>
+      <w:r>
+        <w:rPr>
+          <w:i w:val="0"/>
+          <w:iCs w:val="0"/>
+        </w:rPr>
+        <w:t xml:space="preserve">Table </w:t>
+      </w:r>
+      <w:r>
+        <w:rPr>
+          <w:i w:val="0"/>
+          <w:iCs w:val="0"/>
+        </w:rPr>
+        <w:fldChar w:fldCharType="begin"/>
+      </w:r>
+      <w:r>
+        <w:rPr>
+          <w:i w:val="0"/>
+          <w:iCs w:val="0"/>
+        </w:rPr>
+        <w:instrText xml:space="preserve"> SEQ Table \* ARABIC </w:instrText>
+      </w:r>
+      <w:r>
+        <w:rPr>
+          <w:i w:val="0"/>
+          <w:iCs w:val="0"/>
+        </w:rPr>
+        <w:fldChar w:fldCharType="separate"/>
+      </w:r>
+      <w:r>
+        <w:rPr>
+          <w:i w:val="0"/>
+          <w:iCs w:val="0"/>
+          <w:noProof/>
+        </w:rPr>
+        <w:t>1</w:t>
+      </w:r>
+      <w:r>
+        <w:rPr>
+          <w:i w:val="0"/>
+          <w:iCs w:val="0"/>
+        </w:rPr>
+        <w:fldChar w:fldCharType="end"/>
+      </w:r>
+      <w:bookmarkEnd w:id="0"/>
+      <w:r>
+        <w:rPr>
+          <w:i w:val="0"/>
+          <w:iCs w:val="0"/>
+        </w:rPr>
+        <w:t>: GPC Results</w:t>
+      </w:r>
+    </w:p>
+    <w:tbl>
+      <w:tblPr>
+        <w:tblStyle w:val="PlainTable2"/>
+        <w:tblW w:w="0" w:type="auto"/>
+        <w:jc w:val="center"/>
+        <w:tblLook w:val="04A0" w:firstRow="1" w:lastRow="0" w:firstColumn="1" w:lastColumn="0" w:noHBand="0" w:noVBand="1"/>
+      </w:tblPr>
+      <w:tblGrid>
+        <w:gridCol w:w="4680"/>
+        <w:gridCol w:w="4680"/>
+      </w:tblGrid>
+      <w:tr>
+        <w:trPr>
+          <w:cnfStyle w:val="100000000000" w:firstRow="1" w:lastRow="0" w:firstColumn="0" w:lastColumn="0" w:oddVBand="0" w:evenVBand="0" w:oddHBand="0" w:evenHBand="0" w:firstRowFirstColumn="0" w:firstRowLastColumn="0" w:lastRowFirstColumn="0" w:lastRowLastColumn="0"/>
+          <w:jc w:val="center"/>
+        </w:trPr>
+        <w:tc>
+          <w:tcPr>
+            <w:cnfStyle w:val="001000000000" w:firstRow="0" w:lastRow="0" w:firstColumn="1" w:lastColumn="0" w:oddVBand="0" w:evenVBand="0" w:oddHBand="0" w:evenHBand="0" w:firstRowFirstColumn="0" w:firstRowLastColumn="0" w:lastRowFirstColumn="0" w:lastRowLastColumn="0"/>
+            <w:tcW w:w="4675" w:type="dxa"/>
+          </w:tcPr>
+          <w:p>
+            <m:oMathPara>
+              <m:oMathParaPr>
+                <m:jc m:val="center"/>
+              </m:oMathParaPr>
+              <m:oMath>
+                <m:r>
+                  <m:rPr>
+                    <m:sty m:val="bi"/>
+                  </m:rPr>
+                  <w:rPr>
+                    <w:rFonts w:ascii="Cambria Math" w:hAnsi="Cambria Math"/>
+                  </w:rPr>
+                  <m:t>σ</m:t>
+                </m:r>
+                <m:r>
+                  <m:rPr>
+                    <m:sty m:val="bi"/>
+                  </m:rPr>
+                  <w:rPr>
+                    <w:rFonts w:ascii="Cambria Math" w:hAnsi="Cambria Math"/>
+                  </w:rPr>
+                  <m:t>=0.0</m:t>
+                </m:r>
+                <m:r>
+                  <m:rPr>
+                    <m:sty m:val="bi"/>
+                  </m:rPr>
+                  <w:rPr>
+                    <w:rFonts w:ascii="Cambria Math" w:hAnsi="Cambria Math"/>
+                  </w:rPr>
+                  <m:t>1</m:t>
+                </m:r>
+              </m:oMath>
+            </m:oMathPara>
+          </w:p>
+        </w:tc>
+        <w:tc>
+          <w:tcPr>
+            <w:tcW w:w="4675" w:type="dxa"/>
+          </w:tcPr>
+          <w:p>
+            <w:pPr>
+              <w:cnfStyle w:val="100000000000" w:firstRow="1" w:lastRow="0" w:firstColumn="0" w:lastColumn="0" w:oddVBand="0" w:evenVBand="0" w:oddHBand="0" w:evenHBand="0" w:firstRowFirstColumn="0" w:firstRowLastColumn="0" w:lastRowFirstColumn="0" w:lastRowLastColumn="0"/>
+            </w:pPr>
+            <m:oMathPara>
+              <m:oMath>
+                <m:r>
+                  <m:rPr>
+                    <m:sty m:val="bi"/>
+                  </m:rPr>
+                  <w:rPr>
+                    <w:rFonts w:ascii="Cambria Math" w:hAnsi="Cambria Math"/>
+                  </w:rPr>
+                  <m:t>σ</m:t>
+                </m:r>
+                <m:r>
+                  <m:rPr>
+                    <m:sty m:val="bi"/>
+                  </m:rPr>
+                  <w:rPr>
+                    <w:rFonts w:ascii="Cambria Math" w:hAnsi="Cambria Math"/>
+                  </w:rPr>
+                  <m:t>=1</m:t>
+                </m:r>
+              </m:oMath>
+            </m:oMathPara>
+          </w:p>
+        </w:tc>
+      </w:tr>
+      <w:tr>
+        <w:trPr>
+          <w:cnfStyle w:val="000000100000" w:firstRow="0" w:lastRow="0" w:firstColumn="0" w:lastColumn="0" w:oddVBand="0" w:evenVBand="0" w:oddHBand="1" w:evenHBand="0" w:firstRowFirstColumn="0" w:firstRowLastColumn="0" w:lastRowFirstColumn="0" w:lastRowLastColumn="0"/>
+          <w:jc w:val="center"/>
+        </w:trPr>
+        <w:tc>
+          <w:tcPr>
+            <w:cnfStyle w:val="001000000000" w:firstRow="0" w:lastRow="0" w:firstColumn="1" w:lastColumn="0" w:oddVBand="0" w:evenVBand="0" w:oddHBand="0" w:evenHBand="0" w:firstRowFirstColumn="0" w:firstRowLastColumn="0" w:lastRowFirstColumn="0" w:lastRowLastColumn="0"/>
+            <w:tcW w:w="4675" w:type="dxa"/>
+          </w:tcPr>
+          <w:p>
+            <w:r>
+              <w:rPr>
+                <w:noProof/>
+              </w:rPr>
+              <w:drawing>
+                <wp:inline distT="0" distB="0" distL="0" distR="0" wp14:anchorId="333B1FA7" wp14:editId="390C5166">
+                  <wp:extent cx="2880360" cy="2330631"/>
+                  <wp:effectExtent l="0" t="0" r="0" b="1905"/>
+                  <wp:docPr id="2021574567" name="Picture 11"/>
+                  <wp:cNvGraphicFramePr>
+                    <a:graphicFrameLocks xmlns:a="http://schemas.openxmlformats.org/drawingml/2006/main" noChangeAspect="1"/>
+                  </wp:cNvGraphicFramePr>
+                  <a:graphic xmlns:a="http://schemas.openxmlformats.org/drawingml/2006/main">
+                    <a:graphicData uri="http://schemas.openxmlformats.org/drawingml/2006/picture">
+                      <pic:pic xmlns:pic="http://schemas.openxmlformats.org/drawingml/2006/picture">
+                        <pic:nvPicPr>
+                          <pic:cNvPr id="0" name="Picture 11"/>
+                          <pic:cNvPicPr>
+                            <a:picLocks noChangeAspect="1" noChangeArrowheads="1"/>
+                          </pic:cNvPicPr>
+                        </pic:nvPicPr>
+                        <pic:blipFill>
+                          <a:blip r:embed="rId5" cstate="print">
+                            <a:extLst>
+                              <a:ext uri="{28A0092B-C50C-407E-A947-70E740481C1C}">
+                                <a14:useLocalDpi xmlns:a14="http://schemas.microsoft.com/office/drawing/2010/main" val="0"/>
+                              </a:ext>
+                            </a:extLst>
+                          </a:blip>
+                          <a:srcRect/>
+                          <a:stretch>
+                            <a:fillRect/>
+                          </a:stretch>
+                        </pic:blipFill>
+                        <pic:spPr bwMode="auto">
+                          <a:xfrm>
+                            <a:off x="0" y="0"/>
+                            <a:ext cx="2880360" cy="2330631"/>
+                          </a:xfrm>
+                          <a:prstGeom prst="rect">
+                            <a:avLst/>
+                          </a:prstGeom>
+                          <a:noFill/>
+                          <a:ln>
+                            <a:noFill/>
+                          </a:ln>
+                        </pic:spPr>
+                      </pic:pic>
+                    </a:graphicData>
+                  </a:graphic>
+                </wp:inline>
+              </w:drawing>
+            </w:r>
+          </w:p>
+        </w:tc>
+        <w:tc>
+          <w:tcPr>
+            <w:tcW w:w="4675" w:type="dxa"/>
+          </w:tcPr>
+          <w:p>
+            <w:pPr>
+              <w:cnfStyle w:val="000000100000" w:firstRow="0" w:lastRow="0" w:firstColumn="0" w:lastColumn="0" w:oddVBand="0" w:evenVBand="0" w:oddHBand="1" w:evenHBand="0" w:firstRowFirstColumn="0" w:firstRowLastColumn="0" w:lastRowFirstColumn="0" w:lastRowLastColumn="0"/>
+            </w:pPr>
+            <w:r>
+              <w:rPr>
+                <w:noProof/>
+              </w:rPr>
+              <w:drawing>
+                <wp:inline distT="0" distB="0" distL="0" distR="0" wp14:anchorId="4FD70CA3" wp14:editId="30369559">
+                  <wp:extent cx="2880360" cy="2330631"/>
+                  <wp:effectExtent l="0" t="0" r="0" b="0"/>
+                  <wp:docPr id="1135601639" name="Picture 17"/>
+                  <wp:cNvGraphicFramePr>
+                    <a:graphicFrameLocks xmlns:a="http://schemas.openxmlformats.org/drawingml/2006/main" noChangeAspect="1"/>
+                  </wp:cNvGraphicFramePr>
+                  <a:graphic xmlns:a="http://schemas.openxmlformats.org/drawingml/2006/main">
+                    <a:graphicData uri="http://schemas.openxmlformats.org/drawingml/2006/picture">
+                      <pic:pic xmlns:pic="http://schemas.openxmlformats.org/drawingml/2006/picture">
+                        <pic:nvPicPr>
+                          <pic:cNvPr id="0" name="Picture 17"/>
+                          <pic:cNvPicPr>
+                            <a:picLocks noChangeAspect="1" noChangeArrowheads="1"/>
+                          </pic:cNvPicPr>
+                        </pic:nvPicPr>
+                        <pic:blipFill>
+                          <a:blip r:embed="rId6" cstate="print">
+                            <a:extLst>
+                              <a:ext uri="{28A0092B-C50C-407E-A947-70E740481C1C}">
+                                <a14:useLocalDpi xmlns:a14="http://schemas.microsoft.com/office/drawing/2010/main" val="0"/>
+                              </a:ext>
+                            </a:extLst>
+                          </a:blip>
+                          <a:srcRect/>
+                          <a:stretch>
+                            <a:fillRect/>
+                          </a:stretch>
+                        </pic:blipFill>
+                        <pic:spPr bwMode="auto">
+                          <a:xfrm>
+                            <a:off x="0" y="0"/>
+                            <a:ext cx="2880360" cy="2330631"/>
+                          </a:xfrm>
+                          <a:prstGeom prst="rect">
+                            <a:avLst/>
+                          </a:prstGeom>
+                          <a:noFill/>
+                          <a:ln>
+                            <a:noFill/>
+                          </a:ln>
+                        </pic:spPr>
+                      </pic:pic>
+                    </a:graphicData>
+                  </a:graphic>
+                </wp:inline>
+              </w:drawing>
+            </w:r>
+          </w:p>
+        </w:tc>
+      </w:tr>
+      <w:tr>
+        <w:trPr>
+          <w:jc w:val="center"/>
+        </w:trPr>
+        <w:tc>
+          <w:tcPr>
+            <w:cnfStyle w:val="001000000000" w:firstRow="0" w:lastRow="0" w:firstColumn="1" w:lastColumn="0" w:oddVBand="0" w:evenVBand="0" w:oddHBand="0" w:evenHBand="0" w:firstRowFirstColumn="0" w:firstRowLastColumn="0" w:lastRowFirstColumn="0" w:lastRowLastColumn="0"/>
+            <w:tcW w:w="4675" w:type="dxa"/>
+          </w:tcPr>
+          <w:p>
+            <w:r>
+              <w:rPr>
+                <w:noProof/>
+              </w:rPr>
+              <w:lastRenderedPageBreak/>
+              <w:drawing>
+                <wp:inline distT="0" distB="0" distL="0" distR="0" wp14:anchorId="4D7EBC30" wp14:editId="1BA1EC2F">
+                  <wp:extent cx="2880360" cy="2325053"/>
+                  <wp:effectExtent l="0" t="0" r="0" b="0"/>
+                  <wp:docPr id="1523032061" name="Picture 12"/>
+                  <wp:cNvGraphicFramePr>
+                    <a:graphicFrameLocks xmlns:a="http://schemas.openxmlformats.org/drawingml/2006/main" noChangeAspect="1"/>
+                  </wp:cNvGraphicFramePr>
+                  <a:graphic xmlns:a="http://schemas.openxmlformats.org/drawingml/2006/main">
+                    <a:graphicData uri="http://schemas.openxmlformats.org/drawingml/2006/picture">
+                      <pic:pic xmlns:pic="http://schemas.openxmlformats.org/drawingml/2006/picture">
+                        <pic:nvPicPr>
+                          <pic:cNvPr id="0" name="Picture 12"/>
+                          <pic:cNvPicPr>
+                            <a:picLocks noChangeAspect="1" noChangeArrowheads="1"/>
+                          </pic:cNvPicPr>
+                        </pic:nvPicPr>
+                        <pic:blipFill>
+                          <a:blip r:embed="rId7" cstate="print">
+                            <a:extLst>
+                              <a:ext uri="{28A0092B-C50C-407E-A947-70E740481C1C}">
+                                <a14:useLocalDpi xmlns:a14="http://schemas.microsoft.com/office/drawing/2010/main" val="0"/>
+                              </a:ext>
+                            </a:extLst>
+                          </a:blip>
+                          <a:srcRect/>
+                          <a:stretch>
+                            <a:fillRect/>
+                          </a:stretch>
+                        </pic:blipFill>
+                        <pic:spPr bwMode="auto">
+                          <a:xfrm>
+                            <a:off x="0" y="0"/>
+                            <a:ext cx="2880360" cy="2325053"/>
+                          </a:xfrm>
+                          <a:prstGeom prst="rect">
+                            <a:avLst/>
+                          </a:prstGeom>
+                          <a:noFill/>
+                          <a:ln>
+                            <a:noFill/>
+                          </a:ln>
+                        </pic:spPr>
+                      </pic:pic>
+                    </a:graphicData>
+                  </a:graphic>
+                </wp:inline>
+              </w:drawing>
+            </w:r>
+          </w:p>
+        </w:tc>
+        <w:tc>
+          <w:tcPr>
+            <w:tcW w:w="4675" w:type="dxa"/>
+          </w:tcPr>
+          <w:p>
+            <w:pPr>
+              <w:cnfStyle w:val="000000000000" w:firstRow="0" w:lastRow="0" w:firstColumn="0" w:lastColumn="0" w:oddVBand="0" w:evenVBand="0" w:oddHBand="0" w:evenHBand="0" w:firstRowFirstColumn="0" w:firstRowLastColumn="0" w:lastRowFirstColumn="0" w:lastRowLastColumn="0"/>
+            </w:pPr>
+            <w:r>
+              <w:rPr>
+                <w:noProof/>
+              </w:rPr>
+              <w:drawing>
+                <wp:inline distT="0" distB="0" distL="0" distR="0" wp14:anchorId="63944BDD" wp14:editId="7EFBC42D">
+                  <wp:extent cx="2880360" cy="2325053"/>
+                  <wp:effectExtent l="0" t="0" r="0" b="0"/>
+                  <wp:docPr id="351815403" name="Picture 18"/>
+                  <wp:cNvGraphicFramePr>
+                    <a:graphicFrameLocks xmlns:a="http://schemas.openxmlformats.org/drawingml/2006/main" noChangeAspect="1"/>
+                  </wp:cNvGraphicFramePr>
+                  <a:graphic xmlns:a="http://schemas.openxmlformats.org/drawingml/2006/main">
+                    <a:graphicData uri="http://schemas.openxmlformats.org/drawingml/2006/picture">
+                      <pic:pic xmlns:pic="http://schemas.openxmlformats.org/drawingml/2006/picture">
+                        <pic:nvPicPr>
+                          <pic:cNvPr id="0" name="Picture 18"/>
+                          <pic:cNvPicPr>
+                            <a:picLocks noChangeAspect="1" noChangeArrowheads="1"/>
+                          </pic:cNvPicPr>
+                        </pic:nvPicPr>
+                        <pic:blipFill>
+                          <a:blip r:embed="rId8" cstate="print">
+                            <a:extLst>
+                              <a:ext uri="{28A0092B-C50C-407E-A947-70E740481C1C}">
+                                <a14:useLocalDpi xmlns:a14="http://schemas.microsoft.com/office/drawing/2010/main" val="0"/>
+                              </a:ext>
+                            </a:extLst>
+                          </a:blip>
+                          <a:srcRect/>
+                          <a:stretch>
+                            <a:fillRect/>
+                          </a:stretch>
+                        </pic:blipFill>
+                        <pic:spPr bwMode="auto">
+                          <a:xfrm>
+                            <a:off x="0" y="0"/>
+                            <a:ext cx="2880360" cy="2325053"/>
+                          </a:xfrm>
+                          <a:prstGeom prst="rect">
+                            <a:avLst/>
+                          </a:prstGeom>
+                          <a:noFill/>
+                          <a:ln>
+                            <a:noFill/>
+                          </a:ln>
+                        </pic:spPr>
+                      </pic:pic>
+                    </a:graphicData>
+                  </a:graphic>
+                </wp:inline>
+              </w:drawing>
+            </w:r>
+          </w:p>
+        </w:tc>
+      </w:tr>
+      <w:tr>
+        <w:trPr>
+          <w:cnfStyle w:val="000000100000" w:firstRow="0" w:lastRow="0" w:firstColumn="0" w:lastColumn="0" w:oddVBand="0" w:evenVBand="0" w:oddHBand="1" w:evenHBand="0" w:firstRowFirstColumn="0" w:firstRowLastColumn="0" w:lastRowFirstColumn="0" w:lastRowLastColumn="0"/>
+          <w:jc w:val="center"/>
+        </w:trPr>
+        <w:tc>
+          <w:tcPr>
+            <w:cnfStyle w:val="001000000000" w:firstRow="0" w:lastRow="0" w:firstColumn="1" w:lastColumn="0" w:oddVBand="0" w:evenVBand="0" w:oddHBand="0" w:evenHBand="0" w:firstRowFirstColumn="0" w:firstRowLastColumn="0" w:lastRowFirstColumn="0" w:lastRowLastColumn="0"/>
+            <w:tcW w:w="4675" w:type="dxa"/>
+          </w:tcPr>
+          <w:p>
+            <w:r>
+              <w:rPr>
+                <w:noProof/>
+              </w:rPr>
+              <w:drawing>
+                <wp:inline distT="0" distB="0" distL="0" distR="0" wp14:anchorId="184934E0" wp14:editId="5B58F6AA">
+                  <wp:extent cx="2880360" cy="2304835"/>
+                  <wp:effectExtent l="0" t="0" r="0" b="635"/>
+                  <wp:docPr id="1646242602" name="Picture 13"/>
+                  <wp:cNvGraphicFramePr>
+                    <a:graphicFrameLocks xmlns:a="http://schemas.openxmlformats.org/drawingml/2006/main" noChangeAspect="1"/>
+                  </wp:cNvGraphicFramePr>
+                  <a:graphic xmlns:a="http://schemas.openxmlformats.org/drawingml/2006/main">
+                    <a:graphicData uri="http://schemas.openxmlformats.org/drawingml/2006/picture">
+                      <pic:pic xmlns:pic="http://schemas.openxmlformats.org/drawingml/2006/picture">
+                        <pic:nvPicPr>
+                          <pic:cNvPr id="0" name="Picture 13"/>
+                          <pic:cNvPicPr>
+                            <a:picLocks noChangeAspect="1" noChangeArrowheads="1"/>
+                          </pic:cNvPicPr>
+                        </pic:nvPicPr>
+                        <pic:blipFill>
+                          <a:blip r:embed="rId9" cstate="print">
+                            <a:extLst>
+                              <a:ext uri="{28A0092B-C50C-407E-A947-70E740481C1C}">
+                                <a14:useLocalDpi xmlns:a14="http://schemas.microsoft.com/office/drawing/2010/main" val="0"/>
+                              </a:ext>
+                            </a:extLst>
+                          </a:blip>
+                          <a:srcRect/>
+                          <a:stretch>
+                            <a:fillRect/>
+                          </a:stretch>
+                        </pic:blipFill>
+                        <pic:spPr bwMode="auto">
+                          <a:xfrm>
+                            <a:off x="0" y="0"/>
+                            <a:ext cx="2880360" cy="2304835"/>
+                          </a:xfrm>
+                          <a:prstGeom prst="rect">
+                            <a:avLst/>
+                          </a:prstGeom>
+                          <a:noFill/>
+                          <a:ln>
+                            <a:noFill/>
+                          </a:ln>
+                        </pic:spPr>
+                      </pic:pic>
+                    </a:graphicData>
+                  </a:graphic>
+                </wp:inline>
+              </w:drawing>
+            </w:r>
+          </w:p>
+        </w:tc>
+        <w:tc>
+          <w:tcPr>
+            <w:tcW w:w="4675" w:type="dxa"/>
+          </w:tcPr>
+          <w:p>
+            <w:pPr>
+              <w:cnfStyle w:val="000000100000" w:firstRow="0" w:lastRow="0" w:firstColumn="0" w:lastColumn="0" w:oddVBand="0" w:evenVBand="0" w:oddHBand="1" w:evenHBand="0" w:firstRowFirstColumn="0" w:firstRowLastColumn="0" w:lastRowFirstColumn="0" w:lastRowLastColumn="0"/>
+            </w:pPr>
+            <w:r>
+              <w:rPr>
+                <w:noProof/>
+              </w:rPr>
+              <w:drawing>
+                <wp:inline distT="0" distB="0" distL="0" distR="0" wp14:anchorId="3B6423CB" wp14:editId="05A9BA33">
+                  <wp:extent cx="2880360" cy="2304562"/>
+                  <wp:effectExtent l="0" t="0" r="0" b="635"/>
+                  <wp:docPr id="1767596390" name="Picture 19"/>
+                  <wp:cNvGraphicFramePr>
+                    <a:graphicFrameLocks xmlns:a="http://schemas.openxmlformats.org/drawingml/2006/main" noChangeAspect="1"/>
+                  </wp:cNvGraphicFramePr>
+                  <a:graphic xmlns:a="http://schemas.openxmlformats.org/drawingml/2006/main">
+                    <a:graphicData uri="http://schemas.openxmlformats.org/drawingml/2006/picture">
+                      <pic:pic xmlns:pic="http://schemas.openxmlformats.org/drawingml/2006/picture">
+                        <pic:nvPicPr>
+                          <pic:cNvPr id="0" name="Picture 19"/>
+                          <pic:cNvPicPr>
+                            <a:picLocks noChangeAspect="1" noChangeArrowheads="1"/>
+                          </pic:cNvPicPr>
+                        </pic:nvPicPr>
+                        <pic:blipFill>
+                          <a:blip r:embed="rId10" cstate="print">
+                            <a:extLst>
+                              <a:ext uri="{28A0092B-C50C-407E-A947-70E740481C1C}">
+                                <a14:useLocalDpi xmlns:a14="http://schemas.microsoft.com/office/drawing/2010/main" val="0"/>
+                              </a:ext>
+                            </a:extLst>
+                          </a:blip>
+                          <a:srcRect/>
+                          <a:stretch>
+                            <a:fillRect/>
+                          </a:stretch>
+                        </pic:blipFill>
+                        <pic:spPr bwMode="auto">
+                          <a:xfrm>
+                            <a:off x="0" y="0"/>
+                            <a:ext cx="2880360" cy="2304562"/>
+                          </a:xfrm>
+                          <a:prstGeom prst="rect">
+                            <a:avLst/>
+                          </a:prstGeom>
+                          <a:noFill/>
+                          <a:ln>
+                            <a:noFill/>
+                          </a:ln>
+                        </pic:spPr>
+                      </pic:pic>
+                    </a:graphicData>
+                  </a:graphic>
+                </wp:inline>
+              </w:drawing>
+            </w:r>
+          </w:p>
+        </w:tc>
+      </w:tr>
+    </w:tbl>
     <w:p/>
+    <w:p>
+      <w:pPr>
+        <w:jc w:val="center"/>
+      </w:pPr>
+    </w:p>
+    <w:p>
+      <w:pPr>
+        <w:jc w:val="center"/>
+      </w:pPr>
+    </w:p>
     <w:p>
       <w:pPr>
         <w:pStyle w:val="Heading1"/>
@@ -1713,7 +2625,19 @@
         <w:rPr>
           <w:rFonts w:eastAsiaTheme="minorEastAsia"/>
         </w:rPr>
-        <w:t>This is a second order plant with relative degree 1.</w:t>
+        <w:t xml:space="preserve">This is a second order plant with relative </w:t>
+      </w:r>
+      <w:r>
+        <w:rPr>
+          <w:rFonts w:eastAsiaTheme="minorEastAsia"/>
+        </w:rPr>
+        <w:t>degree of</w:t>
+      </w:r>
+      <w:r>
+        <w:rPr>
+          <w:rFonts w:eastAsiaTheme="minorEastAsia"/>
+        </w:rPr>
+        <w:t xml:space="preserve"> 1.</w:t>
       </w:r>
       <w:r>
         <w:rPr>
@@ -1853,6 +2777,7 @@
         <w:rPr>
           <w:rFonts w:eastAsiaTheme="minorEastAsia"/>
         </w:rPr>
+        <w:lastRenderedPageBreak/>
         <w:t xml:space="preserve">The nominal value </w:t>
       </w:r>
       <m:oMath>
@@ -2511,6 +3436,124 @@
           </w:rPr>
           <m:t xml:space="preserve"> </m:t>
         </m:r>
+        <m:sSup>
+          <m:sSupPr>
+            <m:ctrlPr>
+              <w:rPr>
+                <w:rFonts w:ascii="Cambria Math" w:eastAsiaTheme="minorEastAsia" w:hAnsi="Cambria Math"/>
+                <w:i/>
+              </w:rPr>
+            </m:ctrlPr>
+          </m:sSupPr>
+          <m:e>
+            <m:r>
+              <w:rPr>
+                <w:rFonts w:ascii="Cambria Math" w:eastAsiaTheme="minorEastAsia" w:hAnsi="Cambria Math"/>
+              </w:rPr>
+              <m:t>c</m:t>
+            </m:r>
+          </m:e>
+          <m:sup>
+            <m:r>
+              <w:rPr>
+                <w:rFonts w:ascii="Cambria Math" w:eastAsiaTheme="minorEastAsia" w:hAnsi="Cambria Math"/>
+              </w:rPr>
+              <m:t>*</m:t>
+            </m:r>
+          </m:sup>
+        </m:sSup>
+      </m:oMath>
+      <w:r>
+        <w:rPr>
+          <w:rFonts w:eastAsiaTheme="minorEastAsia"/>
+        </w:rPr>
+        <w:t xml:space="preserve">. The nominal value </w:t>
+      </w:r>
+      <m:oMath>
+        <m:sSup>
+          <m:sSupPr>
+            <m:ctrlPr>
+              <w:rPr>
+                <w:rFonts w:ascii="Cambria Math" w:eastAsiaTheme="minorEastAsia" w:hAnsi="Cambria Math"/>
+                <w:i/>
+              </w:rPr>
+            </m:ctrlPr>
+          </m:sSupPr>
+          <m:e>
+            <m:r>
+              <w:rPr>
+                <w:rFonts w:ascii="Cambria Math" w:eastAsiaTheme="minorEastAsia" w:hAnsi="Cambria Math"/>
+              </w:rPr>
+              <m:t>d</m:t>
+            </m:r>
+          </m:e>
+          <m:sup>
+            <m:r>
+              <w:rPr>
+                <w:rFonts w:ascii="Cambria Math" w:eastAsiaTheme="minorEastAsia" w:hAnsi="Cambria Math"/>
+              </w:rPr>
+              <m:t>*</m:t>
+            </m:r>
+          </m:sup>
+        </m:sSup>
+        <m:d>
+          <m:dPr>
+            <m:ctrlPr>
+              <w:rPr>
+                <w:rFonts w:ascii="Cambria Math" w:eastAsiaTheme="minorEastAsia" w:hAnsi="Cambria Math"/>
+                <w:i/>
+              </w:rPr>
+            </m:ctrlPr>
+          </m:dPr>
+          <m:e>
+            <m:r>
+              <w:rPr>
+                <w:rFonts w:ascii="Cambria Math" w:eastAsiaTheme="minorEastAsia" w:hAnsi="Cambria Math"/>
+              </w:rPr>
+              <m:t>s</m:t>
+            </m:r>
+          </m:e>
+        </m:d>
+      </m:oMath>
+      <w:r>
+        <w:rPr>
+          <w:rFonts w:eastAsiaTheme="minorEastAsia"/>
+        </w:rPr>
+        <w:t xml:space="preserve"> will have a degree of 1. The solution for the nominal values </w:t>
+      </w:r>
+      <m:oMath>
+        <m:sSup>
+          <m:sSupPr>
+            <m:ctrlPr>
+              <w:rPr>
+                <w:rFonts w:ascii="Cambria Math" w:eastAsiaTheme="minorEastAsia" w:hAnsi="Cambria Math"/>
+                <w:i/>
+              </w:rPr>
+            </m:ctrlPr>
+          </m:sSupPr>
+          <m:e>
+            <m:r>
+              <w:rPr>
+                <w:rFonts w:ascii="Cambria Math" w:eastAsiaTheme="minorEastAsia" w:hAnsi="Cambria Math"/>
+              </w:rPr>
+              <m:t>c</m:t>
+            </m:r>
+          </m:e>
+          <m:sup>
+            <m:r>
+              <w:rPr>
+                <w:rFonts w:ascii="Cambria Math" w:eastAsiaTheme="minorEastAsia" w:hAnsi="Cambria Math"/>
+              </w:rPr>
+              <m:t>*</m:t>
+            </m:r>
+          </m:sup>
+        </m:sSup>
+        <m:r>
+          <w:rPr>
+            <w:rFonts w:ascii="Cambria Math" w:eastAsiaTheme="minorEastAsia" w:hAnsi="Cambria Math"/>
+          </w:rPr>
+          <m:t xml:space="preserve">, </m:t>
+        </m:r>
         <m:sSubSup>
           <m:sSubSupPr>
             <m:ctrlPr>
@@ -2524,6 +3567,1414 @@
             <m:r>
               <w:rPr>
                 <w:rFonts w:ascii="Cambria Math" w:eastAsiaTheme="minorEastAsia" w:hAnsi="Cambria Math"/>
+              </w:rPr>
+              <m:t>d</m:t>
+            </m:r>
+          </m:e>
+          <m:sub>
+            <m:r>
+              <w:rPr>
+                <w:rFonts w:ascii="Cambria Math" w:eastAsiaTheme="minorEastAsia" w:hAnsi="Cambria Math"/>
+              </w:rPr>
+              <m:t>0</m:t>
+            </m:r>
+          </m:sub>
+          <m:sup>
+            <m:r>
+              <w:rPr>
+                <w:rFonts w:ascii="Cambria Math" w:eastAsiaTheme="minorEastAsia" w:hAnsi="Cambria Math"/>
+              </w:rPr>
+              <m:t>*</m:t>
+            </m:r>
+          </m:sup>
+        </m:sSubSup>
+        <m:r>
+          <w:rPr>
+            <w:rFonts w:ascii="Cambria Math" w:eastAsiaTheme="minorEastAsia" w:hAnsi="Cambria Math"/>
+          </w:rPr>
+          <m:t>,</m:t>
+        </m:r>
+      </m:oMath>
+      <w:r>
+        <w:rPr>
+          <w:rFonts w:eastAsiaTheme="minorEastAsia"/>
+        </w:rPr>
+        <w:t xml:space="preserve"> and </w:t>
+      </w:r>
+      <m:oMath>
+        <m:sSup>
+          <m:sSupPr>
+            <m:ctrlPr>
+              <w:rPr>
+                <w:rFonts w:ascii="Cambria Math" w:eastAsiaTheme="minorEastAsia" w:hAnsi="Cambria Math"/>
+                <w:i/>
+              </w:rPr>
+            </m:ctrlPr>
+          </m:sSupPr>
+          <m:e>
+            <m:r>
+              <w:rPr>
+                <w:rFonts w:ascii="Cambria Math" w:eastAsiaTheme="minorEastAsia" w:hAnsi="Cambria Math"/>
+              </w:rPr>
+              <m:t>d</m:t>
+            </m:r>
+          </m:e>
+          <m:sup>
+            <m:r>
+              <w:rPr>
+                <w:rFonts w:ascii="Cambria Math" w:eastAsiaTheme="minorEastAsia" w:hAnsi="Cambria Math"/>
+              </w:rPr>
+              <m:t>*</m:t>
+            </m:r>
+          </m:sup>
+        </m:sSup>
+      </m:oMath>
+      <w:r>
+        <w:rPr>
+          <w:rFonts w:eastAsiaTheme="minorEastAsia"/>
+        </w:rPr>
+        <w:t xml:space="preserve"> are </w:t>
+      </w:r>
+    </w:p>
+    <w:p>
+      <w:pPr>
+        <w:jc w:val="both"/>
+        <w:rPr>
+          <w:rFonts w:eastAsiaTheme="minorEastAsia"/>
+        </w:rPr>
+      </w:pPr>
+      <m:oMathPara>
+        <m:oMath>
+          <m:r>
+            <w:rPr>
+              <w:rFonts w:ascii="Cambria Math" w:eastAsiaTheme="minorEastAsia" w:hAnsi="Cambria Math"/>
+            </w:rPr>
+            <m:t>λ</m:t>
+          </m:r>
+          <m:d>
+            <m:dPr>
+              <m:ctrlPr>
+                <w:rPr>
+                  <w:rFonts w:ascii="Cambria Math" w:eastAsiaTheme="minorEastAsia" w:hAnsi="Cambria Math"/>
+                  <w:i/>
+                </w:rPr>
+              </m:ctrlPr>
+            </m:dPr>
+            <m:e>
+              <m:r>
+                <w:rPr>
+                  <w:rFonts w:ascii="Cambria Math" w:eastAsiaTheme="minorEastAsia" w:hAnsi="Cambria Math"/>
+                </w:rPr>
+                <m:t>s</m:t>
+              </m:r>
+            </m:e>
+          </m:d>
+          <m:r>
+            <w:rPr>
+              <w:rFonts w:ascii="Cambria Math" w:eastAsiaTheme="minorEastAsia" w:hAnsi="Cambria Math"/>
+            </w:rPr>
+            <m:t>-</m:t>
+          </m:r>
+          <m:sSup>
+            <m:sSupPr>
+              <m:ctrlPr>
+                <w:rPr>
+                  <w:rFonts w:ascii="Cambria Math" w:eastAsiaTheme="minorEastAsia" w:hAnsi="Cambria Math"/>
+                  <w:i/>
+                </w:rPr>
+              </m:ctrlPr>
+            </m:sSupPr>
+            <m:e>
+              <m:r>
+                <w:rPr>
+                  <w:rFonts w:ascii="Cambria Math" w:eastAsiaTheme="minorEastAsia" w:hAnsi="Cambria Math"/>
+                </w:rPr>
+                <m:t>c</m:t>
+              </m:r>
+            </m:e>
+            <m:sup>
+              <m:r>
+                <w:rPr>
+                  <w:rFonts w:ascii="Cambria Math" w:eastAsiaTheme="minorEastAsia" w:hAnsi="Cambria Math"/>
+                </w:rPr>
+                <m:t>*</m:t>
+              </m:r>
+            </m:sup>
+          </m:sSup>
+          <m:d>
+            <m:dPr>
+              <m:ctrlPr>
+                <w:rPr>
+                  <w:rFonts w:ascii="Cambria Math" w:eastAsiaTheme="minorEastAsia" w:hAnsi="Cambria Math"/>
+                  <w:i/>
+                </w:rPr>
+              </m:ctrlPr>
+            </m:dPr>
+            <m:e>
+              <m:r>
+                <w:rPr>
+                  <w:rFonts w:ascii="Cambria Math" w:eastAsiaTheme="minorEastAsia" w:hAnsi="Cambria Math"/>
+                </w:rPr>
+                <m:t>s</m:t>
+              </m:r>
+            </m:e>
+          </m:d>
+          <m:r>
+            <w:rPr>
+              <w:rFonts w:ascii="Cambria Math" w:eastAsiaTheme="minorEastAsia" w:hAnsi="Cambria Math"/>
+            </w:rPr>
+            <m:t>=q</m:t>
+          </m:r>
+          <m:sSub>
+            <m:sSubPr>
+              <m:ctrlPr>
+                <w:rPr>
+                  <w:rFonts w:ascii="Cambria Math" w:eastAsiaTheme="minorEastAsia" w:hAnsi="Cambria Math"/>
+                  <w:i/>
+                </w:rPr>
+              </m:ctrlPr>
+            </m:sSubPr>
+            <m:e>
+              <m:r>
+                <w:rPr>
+                  <w:rFonts w:ascii="Cambria Math" w:eastAsiaTheme="minorEastAsia" w:hAnsi="Cambria Math"/>
+                </w:rPr>
+                <m:t>n</m:t>
+              </m:r>
+            </m:e>
+            <m:sub>
+              <m:r>
+                <w:rPr>
+                  <w:rFonts w:ascii="Cambria Math" w:eastAsiaTheme="minorEastAsia" w:hAnsi="Cambria Math"/>
+                </w:rPr>
+                <m:t>p</m:t>
+              </m:r>
+            </m:sub>
+          </m:sSub>
+          <m:d>
+            <m:dPr>
+              <m:ctrlPr>
+                <w:rPr>
+                  <w:rFonts w:ascii="Cambria Math" w:eastAsiaTheme="minorEastAsia" w:hAnsi="Cambria Math"/>
+                  <w:i/>
+                </w:rPr>
+              </m:ctrlPr>
+            </m:dPr>
+            <m:e>
+              <m:r>
+                <w:rPr>
+                  <w:rFonts w:ascii="Cambria Math" w:eastAsiaTheme="minorEastAsia" w:hAnsi="Cambria Math"/>
+                </w:rPr>
+                <m:t>s</m:t>
+              </m:r>
+            </m:e>
+          </m:d>
+          <m:r>
+            <w:rPr>
+              <w:rFonts w:ascii="Cambria Math" w:eastAsiaTheme="minorEastAsia" w:hAnsi="Cambria Math"/>
+            </w:rPr>
+            <m:t>→</m:t>
+          </m:r>
+          <m:sSup>
+            <m:sSupPr>
+              <m:ctrlPr>
+                <w:rPr>
+                  <w:rFonts w:ascii="Cambria Math" w:eastAsiaTheme="minorEastAsia" w:hAnsi="Cambria Math"/>
+                  <w:i/>
+                </w:rPr>
+              </m:ctrlPr>
+            </m:sSupPr>
+            <m:e>
+              <m:r>
+                <w:rPr>
+                  <w:rFonts w:ascii="Cambria Math" w:eastAsiaTheme="minorEastAsia" w:hAnsi="Cambria Math"/>
+                </w:rPr>
+                <m:t>c</m:t>
+              </m:r>
+            </m:e>
+            <m:sup>
+              <m:r>
+                <w:rPr>
+                  <w:rFonts w:ascii="Cambria Math" w:eastAsiaTheme="minorEastAsia" w:hAnsi="Cambria Math"/>
+                </w:rPr>
+                <m:t>*</m:t>
+              </m:r>
+            </m:sup>
+          </m:sSup>
+          <m:r>
+            <w:rPr>
+              <w:rFonts w:ascii="Cambria Math" w:eastAsiaTheme="minorEastAsia" w:hAnsi="Cambria Math"/>
+            </w:rPr>
+            <m:t>=</m:t>
+          </m:r>
+          <m:r>
+            <w:rPr>
+              <w:rFonts w:ascii="Cambria Math" w:eastAsiaTheme="minorEastAsia" w:hAnsi="Cambria Math"/>
+            </w:rPr>
+            <m:t>2</m:t>
+          </m:r>
+        </m:oMath>
+      </m:oMathPara>
+    </w:p>
+    <w:p>
+      <w:pPr>
+        <w:jc w:val="both"/>
+        <w:rPr>
+          <w:rFonts w:eastAsiaTheme="minorEastAsia"/>
+        </w:rPr>
+      </w:pPr>
+      <m:oMathPara>
+        <m:oMath>
+          <m:r>
+            <w:rPr>
+              <w:rFonts w:ascii="Cambria Math" w:eastAsiaTheme="minorEastAsia" w:hAnsi="Cambria Math"/>
+            </w:rPr>
+            <m:t>-</m:t>
+          </m:r>
+          <m:sSub>
+            <m:sSubPr>
+              <m:ctrlPr>
+                <w:rPr>
+                  <w:rFonts w:ascii="Cambria Math" w:eastAsiaTheme="minorEastAsia" w:hAnsi="Cambria Math"/>
+                  <w:i/>
+                </w:rPr>
+              </m:ctrlPr>
+            </m:sSubPr>
+            <m:e>
+              <m:r>
+                <w:rPr>
+                  <w:rFonts w:ascii="Cambria Math" w:eastAsiaTheme="minorEastAsia" w:hAnsi="Cambria Math"/>
+                </w:rPr>
+                <m:t>k</m:t>
+              </m:r>
+            </m:e>
+            <m:sub>
+              <m:r>
+                <w:rPr>
+                  <w:rFonts w:ascii="Cambria Math" w:eastAsiaTheme="minorEastAsia" w:hAnsi="Cambria Math"/>
+                </w:rPr>
+                <m:t>p</m:t>
+              </m:r>
+            </m:sub>
+          </m:sSub>
+          <m:sSup>
+            <m:sSupPr>
+              <m:ctrlPr>
+                <w:rPr>
+                  <w:rFonts w:ascii="Cambria Math" w:eastAsiaTheme="minorEastAsia" w:hAnsi="Cambria Math"/>
+                  <w:i/>
+                </w:rPr>
+              </m:ctrlPr>
+            </m:sSupPr>
+            <m:e>
+              <m:r>
+                <w:rPr>
+                  <w:rFonts w:ascii="Cambria Math" w:eastAsiaTheme="minorEastAsia" w:hAnsi="Cambria Math"/>
+                </w:rPr>
+                <m:t>d</m:t>
+              </m:r>
+            </m:e>
+            <m:sup>
+              <m:r>
+                <w:rPr>
+                  <w:rFonts w:ascii="Cambria Math" w:eastAsiaTheme="minorEastAsia" w:hAnsi="Cambria Math"/>
+                </w:rPr>
+                <m:t>*</m:t>
+              </m:r>
+            </m:sup>
+          </m:sSup>
+          <m:d>
+            <m:dPr>
+              <m:ctrlPr>
+                <w:rPr>
+                  <w:rFonts w:ascii="Cambria Math" w:eastAsiaTheme="minorEastAsia" w:hAnsi="Cambria Math"/>
+                  <w:i/>
+                </w:rPr>
+              </m:ctrlPr>
+            </m:dPr>
+            <m:e>
+              <m:r>
+                <w:rPr>
+                  <w:rFonts w:ascii="Cambria Math" w:eastAsiaTheme="minorEastAsia" w:hAnsi="Cambria Math"/>
+                </w:rPr>
+                <m:t>s</m:t>
+              </m:r>
+            </m:e>
+          </m:d>
+          <m:r>
+            <w:rPr>
+              <w:rFonts w:ascii="Cambria Math" w:eastAsiaTheme="minorEastAsia" w:hAnsi="Cambria Math"/>
+            </w:rPr>
+            <m:t>=</m:t>
+          </m:r>
+          <m:sSub>
+            <m:sSubPr>
+              <m:ctrlPr>
+                <w:rPr>
+                  <w:rFonts w:ascii="Cambria Math" w:eastAsiaTheme="minorEastAsia" w:hAnsi="Cambria Math"/>
+                  <w:i/>
+                </w:rPr>
+              </m:ctrlPr>
+            </m:sSubPr>
+            <m:e>
+              <m:r>
+                <w:rPr>
+                  <w:rFonts w:ascii="Cambria Math" w:eastAsiaTheme="minorEastAsia" w:hAnsi="Cambria Math"/>
+                </w:rPr>
+                <m:t>d</m:t>
+              </m:r>
+            </m:e>
+            <m:sub>
+              <m:r>
+                <w:rPr>
+                  <w:rFonts w:ascii="Cambria Math" w:eastAsiaTheme="minorEastAsia" w:hAnsi="Cambria Math"/>
+                </w:rPr>
+                <m:t>m</m:t>
+              </m:r>
+            </m:sub>
+          </m:sSub>
+          <m:d>
+            <m:dPr>
+              <m:ctrlPr>
+                <w:rPr>
+                  <w:rFonts w:ascii="Cambria Math" w:eastAsiaTheme="minorEastAsia" w:hAnsi="Cambria Math"/>
+                  <w:i/>
+                </w:rPr>
+              </m:ctrlPr>
+            </m:dPr>
+            <m:e>
+              <m:r>
+                <w:rPr>
+                  <w:rFonts w:ascii="Cambria Math" w:eastAsiaTheme="minorEastAsia" w:hAnsi="Cambria Math"/>
+                </w:rPr>
+                <m:t>s</m:t>
+              </m:r>
+            </m:e>
+          </m:d>
+          <m:r>
+            <w:rPr>
+              <w:rFonts w:ascii="Cambria Math" w:eastAsiaTheme="minorEastAsia" w:hAnsi="Cambria Math"/>
+            </w:rPr>
+            <m:t>-</m:t>
+          </m:r>
+          <m:r>
+            <w:rPr>
+              <w:rFonts w:ascii="Cambria Math" w:eastAsiaTheme="minorEastAsia" w:hAnsi="Cambria Math"/>
+            </w:rPr>
+            <m:t>q</m:t>
+          </m:r>
+          <m:sSub>
+            <m:sSubPr>
+              <m:ctrlPr>
+                <w:rPr>
+                  <w:rFonts w:ascii="Cambria Math" w:eastAsiaTheme="minorEastAsia" w:hAnsi="Cambria Math"/>
+                  <w:i/>
+                </w:rPr>
+              </m:ctrlPr>
+            </m:sSubPr>
+            <m:e>
+              <m:r>
+                <w:rPr>
+                  <w:rFonts w:ascii="Cambria Math" w:eastAsiaTheme="minorEastAsia" w:hAnsi="Cambria Math"/>
+                </w:rPr>
+                <m:t>d</m:t>
+              </m:r>
+            </m:e>
+            <m:sub>
+              <m:r>
+                <w:rPr>
+                  <w:rFonts w:ascii="Cambria Math" w:eastAsiaTheme="minorEastAsia" w:hAnsi="Cambria Math"/>
+                </w:rPr>
+                <m:t>p</m:t>
+              </m:r>
+            </m:sub>
+          </m:sSub>
+          <m:d>
+            <m:dPr>
+              <m:ctrlPr>
+                <w:rPr>
+                  <w:rFonts w:ascii="Cambria Math" w:eastAsiaTheme="minorEastAsia" w:hAnsi="Cambria Math"/>
+                  <w:i/>
+                </w:rPr>
+              </m:ctrlPr>
+            </m:dPr>
+            <m:e>
+              <m:r>
+                <w:rPr>
+                  <w:rFonts w:ascii="Cambria Math" w:eastAsiaTheme="minorEastAsia" w:hAnsi="Cambria Math"/>
+                </w:rPr>
+                <m:t>s</m:t>
+              </m:r>
+            </m:e>
+          </m:d>
+          <m:r>
+            <w:rPr>
+              <w:rFonts w:ascii="Cambria Math" w:eastAsiaTheme="minorEastAsia" w:hAnsi="Cambria Math"/>
+            </w:rPr>
+            <m:t xml:space="preserve">,  </m:t>
+          </m:r>
+          <m:f>
+            <m:fPr>
+              <m:ctrlPr>
+                <w:rPr>
+                  <w:rFonts w:ascii="Cambria Math" w:eastAsiaTheme="minorEastAsia" w:hAnsi="Cambria Math"/>
+                  <w:i/>
+                </w:rPr>
+              </m:ctrlPr>
+            </m:fPr>
+            <m:num>
+              <m:sSup>
+                <m:sSupPr>
+                  <m:ctrlPr>
+                    <w:rPr>
+                      <w:rFonts w:ascii="Cambria Math" w:eastAsiaTheme="minorEastAsia" w:hAnsi="Cambria Math"/>
+                      <w:i/>
+                    </w:rPr>
+                  </m:ctrlPr>
+                </m:sSupPr>
+                <m:e>
+                  <m:r>
+                    <w:rPr>
+                      <w:rFonts w:ascii="Cambria Math" w:eastAsiaTheme="minorEastAsia" w:hAnsi="Cambria Math"/>
+                    </w:rPr>
+                    <m:t>d</m:t>
+                  </m:r>
+                </m:e>
+                <m:sup>
+                  <m:r>
+                    <w:rPr>
+                      <w:rFonts w:ascii="Cambria Math" w:eastAsiaTheme="minorEastAsia" w:hAnsi="Cambria Math"/>
+                    </w:rPr>
+                    <m:t>*</m:t>
+                  </m:r>
+                </m:sup>
+              </m:sSup>
+              <m:d>
+                <m:dPr>
+                  <m:ctrlPr>
+                    <w:rPr>
+                      <w:rFonts w:ascii="Cambria Math" w:eastAsiaTheme="minorEastAsia" w:hAnsi="Cambria Math"/>
+                      <w:i/>
+                    </w:rPr>
+                  </m:ctrlPr>
+                </m:dPr>
+                <m:e>
+                  <m:r>
+                    <w:rPr>
+                      <w:rFonts w:ascii="Cambria Math" w:eastAsiaTheme="minorEastAsia" w:hAnsi="Cambria Math"/>
+                    </w:rPr>
+                    <m:t>s</m:t>
+                  </m:r>
+                </m:e>
+              </m:d>
+            </m:num>
+            <m:den>
+              <m:r>
+                <w:rPr>
+                  <w:rFonts w:ascii="Cambria Math" w:eastAsiaTheme="minorEastAsia" w:hAnsi="Cambria Math"/>
+                </w:rPr>
+                <m:t>λ</m:t>
+              </m:r>
+              <m:d>
+                <m:dPr>
+                  <m:ctrlPr>
+                    <w:rPr>
+                      <w:rFonts w:ascii="Cambria Math" w:eastAsiaTheme="minorEastAsia" w:hAnsi="Cambria Math"/>
+                      <w:i/>
+                    </w:rPr>
+                  </m:ctrlPr>
+                </m:dPr>
+                <m:e>
+                  <m:r>
+                    <w:rPr>
+                      <w:rFonts w:ascii="Cambria Math" w:eastAsiaTheme="minorEastAsia" w:hAnsi="Cambria Math"/>
+                    </w:rPr>
+                    <m:t>s</m:t>
+                  </m:r>
+                </m:e>
+              </m:d>
+            </m:den>
+          </m:f>
+          <m:r>
+            <w:rPr>
+              <w:rFonts w:ascii="Cambria Math" w:eastAsiaTheme="minorEastAsia" w:hAnsi="Cambria Math"/>
+            </w:rPr>
+            <m:t>=</m:t>
+          </m:r>
+          <m:sSubSup>
+            <m:sSubSupPr>
+              <m:ctrlPr>
+                <w:rPr>
+                  <w:rFonts w:ascii="Cambria Math" w:eastAsiaTheme="minorEastAsia" w:hAnsi="Cambria Math"/>
+                  <w:i/>
+                </w:rPr>
+              </m:ctrlPr>
+            </m:sSubSupPr>
+            <m:e>
+              <m:r>
+                <w:rPr>
+                  <w:rFonts w:ascii="Cambria Math" w:eastAsiaTheme="minorEastAsia" w:hAnsi="Cambria Math"/>
+                </w:rPr>
+                <m:t>d</m:t>
+              </m:r>
+            </m:e>
+            <m:sub>
+              <m:r>
+                <w:rPr>
+                  <w:rFonts w:ascii="Cambria Math" w:eastAsiaTheme="minorEastAsia" w:hAnsi="Cambria Math"/>
+                </w:rPr>
+                <m:t>0</m:t>
+              </m:r>
+            </m:sub>
+            <m:sup>
+              <m:r>
+                <w:rPr>
+                  <w:rFonts w:ascii="Cambria Math" w:eastAsiaTheme="minorEastAsia" w:hAnsi="Cambria Math"/>
+                </w:rPr>
+                <m:t>*</m:t>
+              </m:r>
+            </m:sup>
+          </m:sSubSup>
+          <m:r>
+            <w:rPr>
+              <w:rFonts w:ascii="Cambria Math" w:eastAsiaTheme="minorEastAsia" w:hAnsi="Cambria Math"/>
+            </w:rPr>
+            <m:t>+</m:t>
+          </m:r>
+          <m:f>
+            <m:fPr>
+              <m:ctrlPr>
+                <w:rPr>
+                  <w:rFonts w:ascii="Cambria Math" w:eastAsiaTheme="minorEastAsia" w:hAnsi="Cambria Math"/>
+                  <w:i/>
+                </w:rPr>
+              </m:ctrlPr>
+            </m:fPr>
+            <m:num>
+              <m:sSup>
+                <m:sSupPr>
+                  <m:ctrlPr>
+                    <w:rPr>
+                      <w:rFonts w:ascii="Cambria Math" w:eastAsiaTheme="minorEastAsia" w:hAnsi="Cambria Math"/>
+                      <w:i/>
+                    </w:rPr>
+                  </m:ctrlPr>
+                </m:sSupPr>
+                <m:e>
+                  <m:r>
+                    <w:rPr>
+                      <w:rFonts w:ascii="Cambria Math" w:eastAsiaTheme="minorEastAsia" w:hAnsi="Cambria Math"/>
+                    </w:rPr>
+                    <m:t>d</m:t>
+                  </m:r>
+                </m:e>
+                <m:sup>
+                  <m:r>
+                    <w:rPr>
+                      <w:rFonts w:ascii="Cambria Math" w:eastAsiaTheme="minorEastAsia" w:hAnsi="Cambria Math"/>
+                    </w:rPr>
+                    <m:t>*</m:t>
+                  </m:r>
+                </m:sup>
+              </m:sSup>
+            </m:num>
+            <m:den>
+              <m:r>
+                <w:rPr>
+                  <w:rFonts w:ascii="Cambria Math" w:eastAsiaTheme="minorEastAsia" w:hAnsi="Cambria Math"/>
+                </w:rPr>
+                <m:t>λ</m:t>
+              </m:r>
+              <m:d>
+                <m:dPr>
+                  <m:ctrlPr>
+                    <w:rPr>
+                      <w:rFonts w:ascii="Cambria Math" w:eastAsiaTheme="minorEastAsia" w:hAnsi="Cambria Math"/>
+                      <w:i/>
+                    </w:rPr>
+                  </m:ctrlPr>
+                </m:dPr>
+                <m:e>
+                  <m:r>
+                    <w:rPr>
+                      <w:rFonts w:ascii="Cambria Math" w:eastAsiaTheme="minorEastAsia" w:hAnsi="Cambria Math"/>
+                    </w:rPr>
+                    <m:t>s</m:t>
+                  </m:r>
+                </m:e>
+              </m:d>
+            </m:den>
+          </m:f>
+        </m:oMath>
+      </m:oMathPara>
+    </w:p>
+    <w:p>
+      <w:pPr>
+        <w:jc w:val="both"/>
+        <w:rPr>
+          <w:rFonts w:eastAsiaTheme="minorEastAsia"/>
+        </w:rPr>
+      </w:pPr>
+      <m:oMathPara>
+        <m:oMath>
+          <m:r>
+            <w:rPr>
+              <w:rFonts w:ascii="Cambria Math" w:eastAsiaTheme="minorEastAsia" w:hAnsi="Cambria Math"/>
+            </w:rPr>
+            <m:t>⇒</m:t>
+          </m:r>
+          <m:sSup>
+            <m:sSupPr>
+              <m:ctrlPr>
+                <w:rPr>
+                  <w:rFonts w:ascii="Cambria Math" w:eastAsiaTheme="minorEastAsia" w:hAnsi="Cambria Math"/>
+                  <w:i/>
+                </w:rPr>
+              </m:ctrlPr>
+            </m:sSupPr>
+            <m:e>
+              <m:r>
+                <w:rPr>
+                  <w:rFonts w:ascii="Cambria Math" w:eastAsiaTheme="minorEastAsia" w:hAnsi="Cambria Math"/>
+                </w:rPr>
+                <m:t>d</m:t>
+              </m:r>
+            </m:e>
+            <m:sup>
+              <m:r>
+                <w:rPr>
+                  <w:rFonts w:ascii="Cambria Math" w:eastAsiaTheme="minorEastAsia" w:hAnsi="Cambria Math"/>
+                </w:rPr>
+                <m:t>*</m:t>
+              </m:r>
+            </m:sup>
+          </m:sSup>
+          <m:d>
+            <m:dPr>
+              <m:ctrlPr>
+                <w:rPr>
+                  <w:rFonts w:ascii="Cambria Math" w:eastAsiaTheme="minorEastAsia" w:hAnsi="Cambria Math"/>
+                  <w:i/>
+                </w:rPr>
+              </m:ctrlPr>
+            </m:dPr>
+            <m:e>
+              <m:r>
+                <w:rPr>
+                  <w:rFonts w:ascii="Cambria Math" w:eastAsiaTheme="minorEastAsia" w:hAnsi="Cambria Math"/>
+                </w:rPr>
+                <m:t>s</m:t>
+              </m:r>
+            </m:e>
+          </m:d>
+          <m:r>
+            <w:rPr>
+              <w:rFonts w:ascii="Cambria Math" w:eastAsiaTheme="minorEastAsia" w:hAnsi="Cambria Math"/>
+            </w:rPr>
+            <m:t xml:space="preserve">= -6s-4,  </m:t>
+          </m:r>
+          <m:f>
+            <m:fPr>
+              <m:ctrlPr>
+                <w:rPr>
+                  <w:rFonts w:ascii="Cambria Math" w:eastAsiaTheme="minorEastAsia" w:hAnsi="Cambria Math"/>
+                  <w:i/>
+                </w:rPr>
+              </m:ctrlPr>
+            </m:fPr>
+            <m:num>
+              <m:sSup>
+                <m:sSupPr>
+                  <m:ctrlPr>
+                    <w:rPr>
+                      <w:rFonts w:ascii="Cambria Math" w:eastAsiaTheme="minorEastAsia" w:hAnsi="Cambria Math"/>
+                      <w:i/>
+                    </w:rPr>
+                  </m:ctrlPr>
+                </m:sSupPr>
+                <m:e>
+                  <m:r>
+                    <w:rPr>
+                      <w:rFonts w:ascii="Cambria Math" w:eastAsiaTheme="minorEastAsia" w:hAnsi="Cambria Math"/>
+                    </w:rPr>
+                    <m:t>d</m:t>
+                  </m:r>
+                </m:e>
+                <m:sup>
+                  <m:r>
+                    <w:rPr>
+                      <w:rFonts w:ascii="Cambria Math" w:eastAsiaTheme="minorEastAsia" w:hAnsi="Cambria Math"/>
+                    </w:rPr>
+                    <m:t>*</m:t>
+                  </m:r>
+                </m:sup>
+              </m:sSup>
+              <m:d>
+                <m:dPr>
+                  <m:ctrlPr>
+                    <w:rPr>
+                      <w:rFonts w:ascii="Cambria Math" w:eastAsiaTheme="minorEastAsia" w:hAnsi="Cambria Math"/>
+                      <w:i/>
+                    </w:rPr>
+                  </m:ctrlPr>
+                </m:dPr>
+                <m:e>
+                  <m:r>
+                    <w:rPr>
+                      <w:rFonts w:ascii="Cambria Math" w:eastAsiaTheme="minorEastAsia" w:hAnsi="Cambria Math"/>
+                    </w:rPr>
+                    <m:t>s</m:t>
+                  </m:r>
+                </m:e>
+              </m:d>
+            </m:num>
+            <m:den>
+              <m:r>
+                <w:rPr>
+                  <w:rFonts w:ascii="Cambria Math" w:eastAsiaTheme="minorEastAsia" w:hAnsi="Cambria Math"/>
+                </w:rPr>
+                <m:t>λ</m:t>
+              </m:r>
+              <m:d>
+                <m:dPr>
+                  <m:ctrlPr>
+                    <w:rPr>
+                      <w:rFonts w:ascii="Cambria Math" w:eastAsiaTheme="minorEastAsia" w:hAnsi="Cambria Math"/>
+                      <w:i/>
+                    </w:rPr>
+                  </m:ctrlPr>
+                </m:dPr>
+                <m:e>
+                  <m:r>
+                    <w:rPr>
+                      <w:rFonts w:ascii="Cambria Math" w:eastAsiaTheme="minorEastAsia" w:hAnsi="Cambria Math"/>
+                    </w:rPr>
+                    <m:t>s</m:t>
+                  </m:r>
+                </m:e>
+              </m:d>
+            </m:den>
+          </m:f>
+          <m:r>
+            <w:rPr>
+              <w:rFonts w:ascii="Cambria Math" w:eastAsiaTheme="minorEastAsia" w:hAnsi="Cambria Math"/>
+            </w:rPr>
+            <m:t>=</m:t>
+          </m:r>
+          <m:r>
+            <w:rPr>
+              <w:rFonts w:ascii="Cambria Math" w:eastAsiaTheme="minorEastAsia" w:hAnsi="Cambria Math"/>
+            </w:rPr>
+            <m:t>-6</m:t>
+          </m:r>
+          <m:r>
+            <w:rPr>
+              <w:rFonts w:ascii="Cambria Math" w:eastAsiaTheme="minorEastAsia" w:hAnsi="Cambria Math"/>
+            </w:rPr>
+            <m:t>+</m:t>
+          </m:r>
+          <m:f>
+            <m:fPr>
+              <m:ctrlPr>
+                <w:rPr>
+                  <w:rFonts w:ascii="Cambria Math" w:eastAsiaTheme="minorEastAsia" w:hAnsi="Cambria Math"/>
+                  <w:i/>
+                </w:rPr>
+              </m:ctrlPr>
+            </m:fPr>
+            <m:num>
+              <m:r>
+                <w:rPr>
+                  <w:rFonts w:ascii="Cambria Math" w:eastAsiaTheme="minorEastAsia" w:hAnsi="Cambria Math"/>
+                </w:rPr>
+                <m:t>14</m:t>
+              </m:r>
+            </m:num>
+            <m:den>
+              <m:r>
+                <w:rPr>
+                  <w:rFonts w:ascii="Cambria Math" w:eastAsiaTheme="minorEastAsia" w:hAnsi="Cambria Math"/>
+                </w:rPr>
+                <m:t>λ</m:t>
+              </m:r>
+              <m:d>
+                <m:dPr>
+                  <m:ctrlPr>
+                    <w:rPr>
+                      <w:rFonts w:ascii="Cambria Math" w:eastAsiaTheme="minorEastAsia" w:hAnsi="Cambria Math"/>
+                      <w:i/>
+                    </w:rPr>
+                  </m:ctrlPr>
+                </m:dPr>
+                <m:e>
+                  <m:r>
+                    <w:rPr>
+                      <w:rFonts w:ascii="Cambria Math" w:eastAsiaTheme="minorEastAsia" w:hAnsi="Cambria Math"/>
+                    </w:rPr>
+                    <m:t>s</m:t>
+                  </m:r>
+                </m:e>
+              </m:d>
+            </m:den>
+          </m:f>
+          <m:r>
+            <w:rPr>
+              <w:rFonts w:ascii="Cambria Math" w:eastAsiaTheme="minorEastAsia" w:hAnsi="Cambria Math"/>
+            </w:rPr>
+            <m:t xml:space="preserve"> </m:t>
+          </m:r>
+        </m:oMath>
+      </m:oMathPara>
+    </w:p>
+    <w:p>
+      <w:pPr>
+        <w:jc w:val="both"/>
+        <w:rPr>
+          <w:rFonts w:eastAsiaTheme="minorEastAsia"/>
+        </w:rPr>
+      </w:pPr>
+      <m:oMathPara>
+        <m:oMath>
+          <m:sSup>
+            <m:sSupPr>
+              <m:ctrlPr>
+                <w:rPr>
+                  <w:rFonts w:ascii="Cambria Math" w:eastAsiaTheme="minorEastAsia" w:hAnsi="Cambria Math"/>
+                  <w:i/>
+                </w:rPr>
+              </m:ctrlPr>
+            </m:sSupPr>
+            <m:e>
+              <m:r>
+                <w:rPr>
+                  <w:rFonts w:ascii="Cambria Math" w:eastAsiaTheme="minorEastAsia" w:hAnsi="Cambria Math"/>
+                </w:rPr>
+                <m:t>c</m:t>
+              </m:r>
+            </m:e>
+            <m:sup>
+              <m:r>
+                <w:rPr>
+                  <w:rFonts w:ascii="Cambria Math" w:eastAsiaTheme="minorEastAsia" w:hAnsi="Cambria Math"/>
+                </w:rPr>
+                <m:t>*</m:t>
+              </m:r>
+            </m:sup>
+          </m:sSup>
+          <m:r>
+            <w:rPr>
+              <w:rFonts w:ascii="Cambria Math" w:eastAsiaTheme="minorEastAsia" w:hAnsi="Cambria Math"/>
+            </w:rPr>
+            <m:t>=2</m:t>
+          </m:r>
+          <m:r>
+            <w:rPr>
+              <w:rFonts w:ascii="Cambria Math" w:eastAsiaTheme="minorEastAsia" w:hAnsi="Cambria Math"/>
+            </w:rPr>
+            <m:t xml:space="preserve">,  </m:t>
+          </m:r>
+          <m:sSubSup>
+            <m:sSubSupPr>
+              <m:ctrlPr>
+                <w:rPr>
+                  <w:rFonts w:ascii="Cambria Math" w:eastAsiaTheme="minorEastAsia" w:hAnsi="Cambria Math"/>
+                  <w:i/>
+                </w:rPr>
+              </m:ctrlPr>
+            </m:sSubSupPr>
+            <m:e>
+              <m:r>
+                <w:rPr>
+                  <w:rFonts w:ascii="Cambria Math" w:eastAsiaTheme="minorEastAsia" w:hAnsi="Cambria Math"/>
+                </w:rPr>
+                <m:t>d</m:t>
+              </m:r>
+            </m:e>
+            <m:sub>
+              <m:r>
+                <w:rPr>
+                  <w:rFonts w:ascii="Cambria Math" w:eastAsiaTheme="minorEastAsia" w:hAnsi="Cambria Math"/>
+                </w:rPr>
+                <m:t>0</m:t>
+              </m:r>
+            </m:sub>
+            <m:sup>
+              <m:r>
+                <w:rPr>
+                  <w:rFonts w:ascii="Cambria Math" w:eastAsiaTheme="minorEastAsia" w:hAnsi="Cambria Math"/>
+                </w:rPr>
+                <m:t>*</m:t>
+              </m:r>
+            </m:sup>
+          </m:sSubSup>
+          <m:r>
+            <w:rPr>
+              <w:rFonts w:ascii="Cambria Math" w:eastAsiaTheme="minorEastAsia" w:hAnsi="Cambria Math"/>
+            </w:rPr>
+            <m:t xml:space="preserve">=-6,  </m:t>
+          </m:r>
+          <m:sSup>
+            <m:sSupPr>
+              <m:ctrlPr>
+                <w:rPr>
+                  <w:rFonts w:ascii="Cambria Math" w:eastAsiaTheme="minorEastAsia" w:hAnsi="Cambria Math"/>
+                  <w:i/>
+                </w:rPr>
+              </m:ctrlPr>
+            </m:sSupPr>
+            <m:e>
+              <m:r>
+                <w:rPr>
+                  <w:rFonts w:ascii="Cambria Math" w:eastAsiaTheme="minorEastAsia" w:hAnsi="Cambria Math"/>
+                </w:rPr>
+                <m:t>d</m:t>
+              </m:r>
+            </m:e>
+            <m:sup>
+              <m:r>
+                <w:rPr>
+                  <w:rFonts w:ascii="Cambria Math" w:eastAsiaTheme="minorEastAsia" w:hAnsi="Cambria Math"/>
+                </w:rPr>
+                <m:t>*</m:t>
+              </m:r>
+            </m:sup>
+          </m:sSup>
+          <m:r>
+            <w:rPr>
+              <w:rFonts w:ascii="Cambria Math" w:eastAsiaTheme="minorEastAsia" w:hAnsi="Cambria Math"/>
+            </w:rPr>
+            <m:t>=14</m:t>
+          </m:r>
+        </m:oMath>
+      </m:oMathPara>
+    </w:p>
+    <w:p>
+      <w:pPr>
+        <w:jc w:val="both"/>
+        <w:rPr>
+          <w:rFonts w:eastAsiaTheme="minorEastAsia"/>
+        </w:rPr>
+      </w:pPr>
+      <w:r>
+        <w:rPr>
+          <w:rFonts w:eastAsiaTheme="minorEastAsia"/>
+        </w:rPr>
+        <w:t>The nominal values are then</w:t>
+      </w:r>
+    </w:p>
+    <w:p>
+      <w:pPr>
+        <w:jc w:val="both"/>
+        <w:rPr>
+          <w:rFonts w:eastAsiaTheme="minorEastAsia"/>
+        </w:rPr>
+      </w:pPr>
+      <m:oMathPara>
+        <m:oMath>
+          <m:sSubSup>
+            <m:sSubSupPr>
+              <m:ctrlPr>
+                <w:rPr>
+                  <w:rFonts w:ascii="Cambria Math" w:eastAsiaTheme="minorEastAsia" w:hAnsi="Cambria Math"/>
+                  <w:i/>
+                </w:rPr>
+              </m:ctrlPr>
+            </m:sSubSupPr>
+            <m:e>
+              <m:r>
+                <w:rPr>
+                  <w:rFonts w:ascii="Cambria Math" w:eastAsiaTheme="minorEastAsia" w:hAnsi="Cambria Math"/>
+                </w:rPr>
+                <m:t>c</m:t>
+              </m:r>
+            </m:e>
+            <m:sub>
+              <m:r>
+                <w:rPr>
+                  <w:rFonts w:ascii="Cambria Math" w:eastAsiaTheme="minorEastAsia" w:hAnsi="Cambria Math"/>
+                </w:rPr>
+                <m:t>0</m:t>
+              </m:r>
+            </m:sub>
+            <m:sup>
+              <m:r>
+                <w:rPr>
+                  <w:rFonts w:ascii="Cambria Math" w:eastAsiaTheme="minorEastAsia" w:hAnsi="Cambria Math"/>
+                </w:rPr>
+                <m:t>*</m:t>
+              </m:r>
+            </m:sup>
+          </m:sSubSup>
+          <m:r>
+            <w:rPr>
+              <w:rFonts w:ascii="Cambria Math" w:eastAsiaTheme="minorEastAsia" w:hAnsi="Cambria Math"/>
+            </w:rPr>
+            <m:t xml:space="preserve">=1,  </m:t>
+          </m:r>
+          <m:sSup>
+            <m:sSupPr>
+              <m:ctrlPr>
+                <w:rPr>
+                  <w:rFonts w:ascii="Cambria Math" w:eastAsiaTheme="minorEastAsia" w:hAnsi="Cambria Math"/>
+                  <w:i/>
+                </w:rPr>
+              </m:ctrlPr>
+            </m:sSupPr>
+            <m:e>
+              <m:r>
+                <w:rPr>
+                  <w:rFonts w:ascii="Cambria Math" w:eastAsiaTheme="minorEastAsia" w:hAnsi="Cambria Math"/>
+                </w:rPr>
+                <m:t>c</m:t>
+              </m:r>
+            </m:e>
+            <m:sup>
+              <m:r>
+                <w:rPr>
+                  <w:rFonts w:ascii="Cambria Math" w:eastAsiaTheme="minorEastAsia" w:hAnsi="Cambria Math"/>
+                </w:rPr>
+                <m:t>*</m:t>
+              </m:r>
+            </m:sup>
+          </m:sSup>
+          <m:r>
+            <w:rPr>
+              <w:rFonts w:ascii="Cambria Math" w:eastAsiaTheme="minorEastAsia" w:hAnsi="Cambria Math"/>
+            </w:rPr>
+            <m:t xml:space="preserve">=2,  </m:t>
+          </m:r>
+          <m:sSubSup>
+            <m:sSubSupPr>
+              <m:ctrlPr>
+                <w:rPr>
+                  <w:rFonts w:ascii="Cambria Math" w:eastAsiaTheme="minorEastAsia" w:hAnsi="Cambria Math"/>
+                  <w:i/>
+                </w:rPr>
+              </m:ctrlPr>
+            </m:sSubSupPr>
+            <m:e>
+              <m:r>
+                <w:rPr>
+                  <w:rFonts w:ascii="Cambria Math" w:eastAsiaTheme="minorEastAsia" w:hAnsi="Cambria Math"/>
+                </w:rPr>
+                <m:t>d</m:t>
+              </m:r>
+            </m:e>
+            <m:sub>
+              <m:r>
+                <w:rPr>
+                  <w:rFonts w:ascii="Cambria Math" w:eastAsiaTheme="minorEastAsia" w:hAnsi="Cambria Math"/>
+                </w:rPr>
+                <m:t>0</m:t>
+              </m:r>
+            </m:sub>
+            <m:sup>
+              <m:r>
+                <w:rPr>
+                  <w:rFonts w:ascii="Cambria Math" w:eastAsiaTheme="minorEastAsia" w:hAnsi="Cambria Math"/>
+                </w:rPr>
+                <m:t>*</m:t>
+              </m:r>
+            </m:sup>
+          </m:sSubSup>
+          <m:r>
+            <w:rPr>
+              <w:rFonts w:ascii="Cambria Math" w:eastAsiaTheme="minorEastAsia" w:hAnsi="Cambria Math"/>
+            </w:rPr>
+            <m:t xml:space="preserve">= </m:t>
+          </m:r>
+          <m:r>
+            <w:rPr>
+              <w:rFonts w:ascii="Cambria Math" w:eastAsiaTheme="minorEastAsia" w:hAnsi="Cambria Math"/>
+            </w:rPr>
+            <m:t>-6</m:t>
+          </m:r>
+          <m:r>
+            <w:rPr>
+              <w:rFonts w:ascii="Cambria Math" w:eastAsiaTheme="minorEastAsia" w:hAnsi="Cambria Math"/>
+            </w:rPr>
+            <m:t xml:space="preserve">,  </m:t>
+          </m:r>
+          <m:sSup>
+            <m:sSupPr>
+              <m:ctrlPr>
+                <w:rPr>
+                  <w:rFonts w:ascii="Cambria Math" w:eastAsiaTheme="minorEastAsia" w:hAnsi="Cambria Math"/>
+                  <w:i/>
+                </w:rPr>
+              </m:ctrlPr>
+            </m:sSupPr>
+            <m:e>
+              <m:r>
+                <w:rPr>
+                  <w:rFonts w:ascii="Cambria Math" w:eastAsiaTheme="minorEastAsia" w:hAnsi="Cambria Math"/>
+                </w:rPr>
+                <m:t>d</m:t>
+              </m:r>
+            </m:e>
+            <m:sup>
+              <m:r>
+                <w:rPr>
+                  <w:rFonts w:ascii="Cambria Math" w:eastAsiaTheme="minorEastAsia" w:hAnsi="Cambria Math"/>
+                </w:rPr>
+                <m:t>*</m:t>
+              </m:r>
+            </m:sup>
+          </m:sSup>
+          <m:r>
+            <w:rPr>
+              <w:rFonts w:ascii="Cambria Math" w:eastAsiaTheme="minorEastAsia" w:hAnsi="Cambria Math"/>
+            </w:rPr>
+            <m:t xml:space="preserve">= </m:t>
+          </m:r>
+          <m:r>
+            <w:rPr>
+              <w:rFonts w:ascii="Cambria Math" w:eastAsiaTheme="minorEastAsia" w:hAnsi="Cambria Math"/>
+            </w:rPr>
+            <m:t>14</m:t>
+          </m:r>
+        </m:oMath>
+      </m:oMathPara>
+    </w:p>
+    <w:p>
+      <w:pPr>
+        <w:jc w:val="both"/>
+        <w:rPr>
+          <w:rFonts w:eastAsiaTheme="minorEastAsia"/>
+        </w:rPr>
+      </w:pPr>
+      <w:r>
+        <w:rPr>
+          <w:rFonts w:eastAsiaTheme="minorEastAsia"/>
+        </w:rPr>
+        <w:t xml:space="preserve">The evolution of the output error and adaptation parameters are shown below. </w:t>
+      </w:r>
+    </w:p>
+    <w:p>
+      <w:pPr>
+        <w:jc w:val="both"/>
+        <w:rPr>
+          <w:rFonts w:eastAsiaTheme="minorEastAsia"/>
+        </w:rPr>
+      </w:pPr>
+      <w:r>
+        <w:rPr>
+          <w:rFonts w:eastAsiaTheme="minorEastAsia"/>
+        </w:rPr>
+        <w:t>Ultimately, the direct MRAC algorithm is able to control the plant such that the output error between the plant and model reference tends to zero.</w:t>
+      </w:r>
+      <w:r>
+        <w:rPr>
+          <w:rFonts w:eastAsiaTheme="minorEastAsia"/>
+        </w:rPr>
+        <w:t xml:space="preserve"> This is guaranteed from the direct MRAC algorithm </w:t>
+      </w:r>
+      <w:r>
+        <w:rPr>
+          <w:rFonts w:eastAsiaTheme="minorEastAsia"/>
+          <w:b/>
+          <w:bCs/>
+        </w:rPr>
+        <w:t>WHY?</w:t>
+      </w:r>
+      <w:r>
+        <w:rPr>
+          <w:rFonts w:eastAsiaTheme="minorEastAsia"/>
+        </w:rPr>
+        <w:t xml:space="preserve">. </w:t>
+      </w:r>
+    </w:p>
+    <w:p>
+      <w:pPr>
+        <w:jc w:val="both"/>
+        <w:rPr>
+          <w:rFonts w:eastAsiaTheme="minorEastAsia"/>
+        </w:rPr>
+      </w:pPr>
+      <w:r>
+        <w:rPr>
+          <w:rFonts w:eastAsiaTheme="minorEastAsia"/>
+        </w:rPr>
+        <w:t xml:space="preserve"> </w:t>
+      </w:r>
+      <w:r>
+        <w:rPr>
+          <w:rFonts w:eastAsiaTheme="minorEastAsia"/>
+        </w:rPr>
+        <w:t>The</w:t>
+      </w:r>
+      <w:r>
+        <w:rPr>
+          <w:rFonts w:eastAsiaTheme="minorEastAsia"/>
+        </w:rPr>
+        <w:t xml:space="preserve"> parameters themselves are not approaching the nominal value.</w:t>
+      </w:r>
+      <w:r>
+        <w:rPr>
+          <w:rFonts w:eastAsiaTheme="minorEastAsia"/>
+        </w:rPr>
+        <w:t xml:space="preserve"> This seems to </w:t>
+      </w:r>
+      <w:r>
+        <w:rPr>
+          <w:rFonts w:eastAsiaTheme="minorEastAsia"/>
+        </w:rPr>
+        <w:t>be</w:t>
+      </w:r>
+      <w:r>
+        <w:rPr>
+          <w:rFonts w:eastAsiaTheme="minorEastAsia"/>
+        </w:rPr>
+        <w:t xml:space="preserve"> a matter of excitation. The current reference signal is a single sinusoidal wave. This is not enough information for the parameter solution driving the error decay to be unique. If the reference signal included two waves with different frequencies, there may be </w:t>
+      </w:r>
+      <w:r>
+        <w:rPr>
+          <w:rFonts w:eastAsiaTheme="minorEastAsia"/>
+        </w:rPr>
+        <w:t>convergence to</w:t>
+      </w:r>
+      <w:r>
+        <w:rPr>
+          <w:rFonts w:eastAsiaTheme="minorEastAsia"/>
+        </w:rPr>
+        <w:t xml:space="preserve"> the nominal values as well. </w:t>
+      </w:r>
+      <w:r>
+        <w:rPr>
+          <w:rFonts w:eastAsiaTheme="minorEastAsia"/>
+        </w:rPr>
+        <w:t xml:space="preserve"> </w:t>
+      </w:r>
+    </w:p>
+    <w:p>
+      <w:pPr>
+        <w:pStyle w:val="Heading2"/>
+      </w:pPr>
+      <w:r>
+        <w:t>Part (b)</w:t>
+      </w:r>
+    </w:p>
+    <w:p>
+      <m:oMathPara>
+        <m:oMath>
+          <m:r>
+            <w:rPr>
+              <w:rFonts w:ascii="Cambria Math" w:hAnsi="Cambria Math"/>
+            </w:rPr>
+            <m:t>P</m:t>
+          </m:r>
+          <m:d>
+            <m:dPr>
+              <m:ctrlPr>
+                <w:rPr>
+                  <w:rFonts w:ascii="Cambria Math" w:hAnsi="Cambria Math"/>
+                  <w:i/>
+                </w:rPr>
+              </m:ctrlPr>
+            </m:dPr>
+            <m:e>
+              <m:r>
+                <w:rPr>
+                  <w:rFonts w:ascii="Cambria Math" w:hAnsi="Cambria Math"/>
+                </w:rPr>
+                <m:t>s</m:t>
+              </m:r>
+            </m:e>
+          </m:d>
+          <m:r>
+            <w:rPr>
+              <w:rFonts w:ascii="Cambria Math" w:hAnsi="Cambria Math"/>
+            </w:rPr>
+            <m:t>=</m:t>
+          </m:r>
+          <m:f>
+            <m:fPr>
+              <m:ctrlPr>
+                <w:rPr>
+                  <w:rFonts w:ascii="Cambria Math" w:hAnsi="Cambria Math"/>
+                  <w:i/>
+                </w:rPr>
+              </m:ctrlPr>
+            </m:fPr>
+            <m:num>
+              <m:r>
+                <w:rPr>
+                  <w:rFonts w:ascii="Cambria Math" w:hAnsi="Cambria Math"/>
+                </w:rPr>
+                <m:t>s+</m:t>
+              </m:r>
+              <m:r>
+                <w:rPr>
+                  <w:rFonts w:ascii="Cambria Math" w:hAnsi="Cambria Math"/>
+                </w:rPr>
+                <m:t>3</m:t>
+              </m:r>
+            </m:num>
+            <m:den>
+              <m:sSup>
+                <m:sSupPr>
+                  <m:ctrlPr>
+                    <w:rPr>
+                      <w:rFonts w:ascii="Cambria Math" w:hAnsi="Cambria Math"/>
+                      <w:i/>
+                    </w:rPr>
+                  </m:ctrlPr>
+                </m:sSupPr>
+                <m:e>
+                  <m:d>
+                    <m:dPr>
+                      <m:ctrlPr>
+                        <w:rPr>
+                          <w:rFonts w:ascii="Cambria Math" w:hAnsi="Cambria Math"/>
+                          <w:i/>
+                        </w:rPr>
+                      </m:ctrlPr>
+                    </m:dPr>
+                    <m:e>
+                      <m:r>
+                        <w:rPr>
+                          <w:rFonts w:ascii="Cambria Math" w:hAnsi="Cambria Math"/>
+                        </w:rPr>
+                        <m:t>s-1</m:t>
+                      </m:r>
+                    </m:e>
+                  </m:d>
+                </m:e>
+                <m:sup>
+                  <m:r>
+                    <w:rPr>
+                      <w:rFonts w:ascii="Cambria Math" w:hAnsi="Cambria Math"/>
+                    </w:rPr>
+                    <m:t>2</m:t>
+                  </m:r>
+                </m:sup>
+              </m:sSup>
+            </m:den>
+          </m:f>
+        </m:oMath>
+      </m:oMathPara>
+    </w:p>
+    <w:p>
+      <w:r>
+        <w:t xml:space="preserve">Using the </w:t>
+      </w:r>
+      <w:r>
+        <w:t xml:space="preserve">solutions from Part (a), </w:t>
+      </w:r>
+      <m:oMath>
+        <m:sSubSup>
+          <m:sSubSupPr>
+            <m:ctrlPr>
+              <w:rPr>
+                <w:rFonts w:ascii="Cambria Math" w:hAnsi="Cambria Math"/>
+                <w:i/>
+              </w:rPr>
+            </m:ctrlPr>
+          </m:sSubSupPr>
+          <m:e>
+            <m:r>
+              <w:rPr>
+                <w:rFonts w:ascii="Cambria Math" w:hAnsi="Cambria Math"/>
               </w:rPr>
               <m:t>c</m:t>
             </m:r>
@@ -2531,15 +4982,15 @@
           <m:sub>
             <m:r>
               <w:rPr>
-                <w:rFonts w:ascii="Cambria Math" w:eastAsiaTheme="minorEastAsia" w:hAnsi="Cambria Math"/>
-              </w:rPr>
-              <m:t>1</m:t>
+                <w:rFonts w:ascii="Cambria Math" w:hAnsi="Cambria Math"/>
+              </w:rPr>
+              <m:t>0</m:t>
             </m:r>
           </m:sub>
           <m:sup>
             <m:r>
               <w:rPr>
-                <w:rFonts w:ascii="Cambria Math" w:eastAsiaTheme="minorEastAsia" w:hAnsi="Cambria Math"/>
+                <w:rFonts w:ascii="Cambria Math" w:hAnsi="Cambria Math"/>
               </w:rPr>
               <m:t>*</m:t>
             </m:r>
@@ -2550,7 +5001,65 @@
         <w:rPr>
           <w:rFonts w:eastAsiaTheme="minorEastAsia"/>
         </w:rPr>
-        <w:t>.</w:t>
+        <w:t xml:space="preserve">, </w:t>
+      </w:r>
+      <m:oMath>
+        <m:r>
+          <w:rPr>
+            <w:rFonts w:ascii="Cambria Math" w:eastAsiaTheme="minorEastAsia" w:hAnsi="Cambria Math"/>
+          </w:rPr>
+          <m:t>q,</m:t>
+        </m:r>
+      </m:oMath>
+      <w:r>
+        <w:rPr>
+          <w:rFonts w:eastAsiaTheme="minorEastAsia"/>
+        </w:rPr>
+        <w:t xml:space="preserve"> </w:t>
+      </w:r>
+      <w:r>
+        <w:rPr>
+          <w:rFonts w:eastAsiaTheme="minorEastAsia"/>
+        </w:rPr>
+        <w:t xml:space="preserve">and </w:t>
+      </w:r>
+      <m:oMath>
+        <m:r>
+          <w:rPr>
+            <w:rFonts w:ascii="Cambria Math" w:eastAsiaTheme="minorEastAsia" w:hAnsi="Cambria Math"/>
+          </w:rPr>
+          <m:t>λ</m:t>
+        </m:r>
+        <m:d>
+          <m:dPr>
+            <m:ctrlPr>
+              <w:rPr>
+                <w:rFonts w:ascii="Cambria Math" w:eastAsiaTheme="minorEastAsia" w:hAnsi="Cambria Math"/>
+                <w:i/>
+              </w:rPr>
+            </m:ctrlPr>
+          </m:dPr>
+          <m:e>
+            <m:r>
+              <w:rPr>
+                <w:rFonts w:ascii="Cambria Math" w:eastAsiaTheme="minorEastAsia" w:hAnsi="Cambria Math"/>
+              </w:rPr>
+              <m:t>s</m:t>
+            </m:r>
+          </m:e>
+        </m:d>
+      </m:oMath>
+      <w:r>
+        <w:rPr>
+          <w:rFonts w:eastAsiaTheme="minorEastAsia"/>
+        </w:rPr>
+        <w:t xml:space="preserve"> remain </w:t>
+      </w:r>
+      <w:r>
+        <w:rPr>
+          <w:rFonts w:eastAsiaTheme="minorEastAsia"/>
+        </w:rPr>
+        <w:t xml:space="preserve">unchanged. </w:t>
       </w:r>
     </w:p>
     <w:p>
@@ -2560,6 +5069,563 @@
           <w:rFonts w:eastAsiaTheme="minorEastAsia"/>
         </w:rPr>
       </w:pPr>
+      <m:oMathPara>
+        <m:oMath>
+          <m:r>
+            <w:rPr>
+              <w:rFonts w:ascii="Cambria Math" w:eastAsiaTheme="minorEastAsia" w:hAnsi="Cambria Math"/>
+            </w:rPr>
+            <m:t>λ</m:t>
+          </m:r>
+          <m:d>
+            <m:dPr>
+              <m:ctrlPr>
+                <w:rPr>
+                  <w:rFonts w:ascii="Cambria Math" w:eastAsiaTheme="minorEastAsia" w:hAnsi="Cambria Math"/>
+                  <w:i/>
+                </w:rPr>
+              </m:ctrlPr>
+            </m:dPr>
+            <m:e>
+              <m:r>
+                <w:rPr>
+                  <w:rFonts w:ascii="Cambria Math" w:eastAsiaTheme="minorEastAsia" w:hAnsi="Cambria Math"/>
+                </w:rPr>
+                <m:t>s</m:t>
+              </m:r>
+            </m:e>
+          </m:d>
+          <m:r>
+            <w:rPr>
+              <w:rFonts w:ascii="Cambria Math" w:eastAsiaTheme="minorEastAsia" w:hAnsi="Cambria Math"/>
+            </w:rPr>
+            <m:t>-</m:t>
+          </m:r>
+          <m:sSup>
+            <m:sSupPr>
+              <m:ctrlPr>
+                <w:rPr>
+                  <w:rFonts w:ascii="Cambria Math" w:eastAsiaTheme="minorEastAsia" w:hAnsi="Cambria Math"/>
+                  <w:i/>
+                </w:rPr>
+              </m:ctrlPr>
+            </m:sSupPr>
+            <m:e>
+              <m:r>
+                <w:rPr>
+                  <w:rFonts w:ascii="Cambria Math" w:eastAsiaTheme="minorEastAsia" w:hAnsi="Cambria Math"/>
+                </w:rPr>
+                <m:t>c</m:t>
+              </m:r>
+            </m:e>
+            <m:sup>
+              <m:r>
+                <w:rPr>
+                  <w:rFonts w:ascii="Cambria Math" w:eastAsiaTheme="minorEastAsia" w:hAnsi="Cambria Math"/>
+                </w:rPr>
+                <m:t>*</m:t>
+              </m:r>
+            </m:sup>
+          </m:sSup>
+          <m:d>
+            <m:dPr>
+              <m:ctrlPr>
+                <w:rPr>
+                  <w:rFonts w:ascii="Cambria Math" w:eastAsiaTheme="minorEastAsia" w:hAnsi="Cambria Math"/>
+                  <w:i/>
+                </w:rPr>
+              </m:ctrlPr>
+            </m:dPr>
+            <m:e>
+              <m:r>
+                <w:rPr>
+                  <w:rFonts w:ascii="Cambria Math" w:eastAsiaTheme="minorEastAsia" w:hAnsi="Cambria Math"/>
+                </w:rPr>
+                <m:t>s</m:t>
+              </m:r>
+            </m:e>
+          </m:d>
+          <m:r>
+            <w:rPr>
+              <w:rFonts w:ascii="Cambria Math" w:eastAsiaTheme="minorEastAsia" w:hAnsi="Cambria Math"/>
+            </w:rPr>
+            <m:t>=q</m:t>
+          </m:r>
+          <m:sSub>
+            <m:sSubPr>
+              <m:ctrlPr>
+                <w:rPr>
+                  <w:rFonts w:ascii="Cambria Math" w:eastAsiaTheme="minorEastAsia" w:hAnsi="Cambria Math"/>
+                  <w:i/>
+                </w:rPr>
+              </m:ctrlPr>
+            </m:sSubPr>
+            <m:e>
+              <m:r>
+                <w:rPr>
+                  <w:rFonts w:ascii="Cambria Math" w:eastAsiaTheme="minorEastAsia" w:hAnsi="Cambria Math"/>
+                </w:rPr>
+                <m:t>n</m:t>
+              </m:r>
+            </m:e>
+            <m:sub>
+              <m:r>
+                <w:rPr>
+                  <w:rFonts w:ascii="Cambria Math" w:eastAsiaTheme="minorEastAsia" w:hAnsi="Cambria Math"/>
+                </w:rPr>
+                <m:t>p</m:t>
+              </m:r>
+            </m:sub>
+          </m:sSub>
+          <m:d>
+            <m:dPr>
+              <m:ctrlPr>
+                <w:rPr>
+                  <w:rFonts w:ascii="Cambria Math" w:eastAsiaTheme="minorEastAsia" w:hAnsi="Cambria Math"/>
+                  <w:i/>
+                </w:rPr>
+              </m:ctrlPr>
+            </m:dPr>
+            <m:e>
+              <m:r>
+                <w:rPr>
+                  <w:rFonts w:ascii="Cambria Math" w:eastAsiaTheme="minorEastAsia" w:hAnsi="Cambria Math"/>
+                </w:rPr>
+                <m:t>s</m:t>
+              </m:r>
+            </m:e>
+          </m:d>
+          <m:r>
+            <w:rPr>
+              <w:rFonts w:ascii="Cambria Math" w:eastAsiaTheme="minorEastAsia" w:hAnsi="Cambria Math"/>
+            </w:rPr>
+            <m:t>→</m:t>
+          </m:r>
+          <m:sSup>
+            <m:sSupPr>
+              <m:ctrlPr>
+                <w:rPr>
+                  <w:rFonts w:ascii="Cambria Math" w:eastAsiaTheme="minorEastAsia" w:hAnsi="Cambria Math"/>
+                  <w:i/>
+                </w:rPr>
+              </m:ctrlPr>
+            </m:sSupPr>
+            <m:e>
+              <m:r>
+                <w:rPr>
+                  <w:rFonts w:ascii="Cambria Math" w:eastAsiaTheme="minorEastAsia" w:hAnsi="Cambria Math"/>
+                </w:rPr>
+                <m:t>c</m:t>
+              </m:r>
+            </m:e>
+            <m:sup>
+              <m:r>
+                <w:rPr>
+                  <w:rFonts w:ascii="Cambria Math" w:eastAsiaTheme="minorEastAsia" w:hAnsi="Cambria Math"/>
+                </w:rPr>
+                <m:t>*</m:t>
+              </m:r>
+            </m:sup>
+          </m:sSup>
+          <m:r>
+            <w:rPr>
+              <w:rFonts w:ascii="Cambria Math" w:eastAsiaTheme="minorEastAsia" w:hAnsi="Cambria Math"/>
+            </w:rPr>
+            <m:t>=</m:t>
+          </m:r>
+          <m:r>
+            <w:rPr>
+              <w:rFonts w:ascii="Cambria Math" w:eastAsiaTheme="minorEastAsia" w:hAnsi="Cambria Math"/>
+            </w:rPr>
+            <m:t>0</m:t>
+          </m:r>
+        </m:oMath>
+      </m:oMathPara>
+    </w:p>
+    <w:p>
+      <w:pPr>
+        <w:rPr>
+          <w:rFonts w:eastAsiaTheme="minorEastAsia"/>
+        </w:rPr>
+      </w:pPr>
+      <m:oMathPara>
+        <m:oMath>
+          <m:r>
+            <w:rPr>
+              <w:rFonts w:ascii="Cambria Math" w:eastAsiaTheme="minorEastAsia" w:hAnsi="Cambria Math"/>
+            </w:rPr>
+            <m:t>-</m:t>
+          </m:r>
+          <m:sSub>
+            <m:sSubPr>
+              <m:ctrlPr>
+                <w:rPr>
+                  <w:rFonts w:ascii="Cambria Math" w:eastAsiaTheme="minorEastAsia" w:hAnsi="Cambria Math"/>
+                  <w:i/>
+                </w:rPr>
+              </m:ctrlPr>
+            </m:sSubPr>
+            <m:e>
+              <m:r>
+                <w:rPr>
+                  <w:rFonts w:ascii="Cambria Math" w:eastAsiaTheme="minorEastAsia" w:hAnsi="Cambria Math"/>
+                </w:rPr>
+                <m:t>k</m:t>
+              </m:r>
+            </m:e>
+            <m:sub>
+              <m:r>
+                <w:rPr>
+                  <w:rFonts w:ascii="Cambria Math" w:eastAsiaTheme="minorEastAsia" w:hAnsi="Cambria Math"/>
+                </w:rPr>
+                <m:t>p</m:t>
+              </m:r>
+            </m:sub>
+          </m:sSub>
+          <m:sSup>
+            <m:sSupPr>
+              <m:ctrlPr>
+                <w:rPr>
+                  <w:rFonts w:ascii="Cambria Math" w:eastAsiaTheme="minorEastAsia" w:hAnsi="Cambria Math"/>
+                  <w:i/>
+                </w:rPr>
+              </m:ctrlPr>
+            </m:sSupPr>
+            <m:e>
+              <m:r>
+                <w:rPr>
+                  <w:rFonts w:ascii="Cambria Math" w:eastAsiaTheme="minorEastAsia" w:hAnsi="Cambria Math"/>
+                </w:rPr>
+                <m:t>d</m:t>
+              </m:r>
+            </m:e>
+            <m:sup>
+              <m:r>
+                <w:rPr>
+                  <w:rFonts w:ascii="Cambria Math" w:eastAsiaTheme="minorEastAsia" w:hAnsi="Cambria Math"/>
+                </w:rPr>
+                <m:t>*</m:t>
+              </m:r>
+            </m:sup>
+          </m:sSup>
+          <m:d>
+            <m:dPr>
+              <m:ctrlPr>
+                <w:rPr>
+                  <w:rFonts w:ascii="Cambria Math" w:eastAsiaTheme="minorEastAsia" w:hAnsi="Cambria Math"/>
+                  <w:i/>
+                </w:rPr>
+              </m:ctrlPr>
+            </m:dPr>
+            <m:e>
+              <m:r>
+                <w:rPr>
+                  <w:rFonts w:ascii="Cambria Math" w:eastAsiaTheme="minorEastAsia" w:hAnsi="Cambria Math"/>
+                </w:rPr>
+                <m:t>s</m:t>
+              </m:r>
+            </m:e>
+          </m:d>
+          <m:r>
+            <w:rPr>
+              <w:rFonts w:ascii="Cambria Math" w:eastAsiaTheme="minorEastAsia" w:hAnsi="Cambria Math"/>
+            </w:rPr>
+            <m:t>=</m:t>
+          </m:r>
+          <m:sSub>
+            <m:sSubPr>
+              <m:ctrlPr>
+                <w:rPr>
+                  <w:rFonts w:ascii="Cambria Math" w:eastAsiaTheme="minorEastAsia" w:hAnsi="Cambria Math"/>
+                  <w:i/>
+                </w:rPr>
+              </m:ctrlPr>
+            </m:sSubPr>
+            <m:e>
+              <m:r>
+                <w:rPr>
+                  <w:rFonts w:ascii="Cambria Math" w:eastAsiaTheme="minorEastAsia" w:hAnsi="Cambria Math"/>
+                </w:rPr>
+                <m:t>d</m:t>
+              </m:r>
+            </m:e>
+            <m:sub>
+              <m:r>
+                <w:rPr>
+                  <w:rFonts w:ascii="Cambria Math" w:eastAsiaTheme="minorEastAsia" w:hAnsi="Cambria Math"/>
+                </w:rPr>
+                <m:t>m</m:t>
+              </m:r>
+            </m:sub>
+          </m:sSub>
+          <m:d>
+            <m:dPr>
+              <m:ctrlPr>
+                <w:rPr>
+                  <w:rFonts w:ascii="Cambria Math" w:eastAsiaTheme="minorEastAsia" w:hAnsi="Cambria Math"/>
+                  <w:i/>
+                </w:rPr>
+              </m:ctrlPr>
+            </m:dPr>
+            <m:e>
+              <m:r>
+                <w:rPr>
+                  <w:rFonts w:ascii="Cambria Math" w:eastAsiaTheme="minorEastAsia" w:hAnsi="Cambria Math"/>
+                </w:rPr>
+                <m:t>s</m:t>
+              </m:r>
+            </m:e>
+          </m:d>
+          <m:r>
+            <w:rPr>
+              <w:rFonts w:ascii="Cambria Math" w:eastAsiaTheme="minorEastAsia" w:hAnsi="Cambria Math"/>
+            </w:rPr>
+            <m:t>-q</m:t>
+          </m:r>
+          <m:sSub>
+            <m:sSubPr>
+              <m:ctrlPr>
+                <w:rPr>
+                  <w:rFonts w:ascii="Cambria Math" w:eastAsiaTheme="minorEastAsia" w:hAnsi="Cambria Math"/>
+                  <w:i/>
+                </w:rPr>
+              </m:ctrlPr>
+            </m:sSubPr>
+            <m:e>
+              <m:r>
+                <w:rPr>
+                  <w:rFonts w:ascii="Cambria Math" w:eastAsiaTheme="minorEastAsia" w:hAnsi="Cambria Math"/>
+                </w:rPr>
+                <m:t>d</m:t>
+              </m:r>
+            </m:e>
+            <m:sub>
+              <m:r>
+                <w:rPr>
+                  <w:rFonts w:ascii="Cambria Math" w:eastAsiaTheme="minorEastAsia" w:hAnsi="Cambria Math"/>
+                </w:rPr>
+                <m:t>p</m:t>
+              </m:r>
+            </m:sub>
+          </m:sSub>
+          <m:d>
+            <m:dPr>
+              <m:ctrlPr>
+                <w:rPr>
+                  <w:rFonts w:ascii="Cambria Math" w:eastAsiaTheme="minorEastAsia" w:hAnsi="Cambria Math"/>
+                  <w:i/>
+                </w:rPr>
+              </m:ctrlPr>
+            </m:dPr>
+            <m:e>
+              <m:r>
+                <w:rPr>
+                  <w:rFonts w:ascii="Cambria Math" w:eastAsiaTheme="minorEastAsia" w:hAnsi="Cambria Math"/>
+                </w:rPr>
+                <m:t>s</m:t>
+              </m:r>
+            </m:e>
+          </m:d>
+          <m:r>
+            <w:rPr>
+              <w:rFonts w:ascii="Cambria Math" w:eastAsiaTheme="minorEastAsia" w:hAnsi="Cambria Math"/>
+            </w:rPr>
+            <m:t xml:space="preserve">,  </m:t>
+          </m:r>
+          <m:f>
+            <m:fPr>
+              <m:ctrlPr>
+                <w:rPr>
+                  <w:rFonts w:ascii="Cambria Math" w:eastAsiaTheme="minorEastAsia" w:hAnsi="Cambria Math"/>
+                  <w:i/>
+                </w:rPr>
+              </m:ctrlPr>
+            </m:fPr>
+            <m:num>
+              <m:sSup>
+                <m:sSupPr>
+                  <m:ctrlPr>
+                    <w:rPr>
+                      <w:rFonts w:ascii="Cambria Math" w:eastAsiaTheme="minorEastAsia" w:hAnsi="Cambria Math"/>
+                      <w:i/>
+                    </w:rPr>
+                  </m:ctrlPr>
+                </m:sSupPr>
+                <m:e>
+                  <m:r>
+                    <w:rPr>
+                      <w:rFonts w:ascii="Cambria Math" w:eastAsiaTheme="minorEastAsia" w:hAnsi="Cambria Math"/>
+                    </w:rPr>
+                    <m:t>d</m:t>
+                  </m:r>
+                </m:e>
+                <m:sup>
+                  <m:r>
+                    <w:rPr>
+                      <w:rFonts w:ascii="Cambria Math" w:eastAsiaTheme="minorEastAsia" w:hAnsi="Cambria Math"/>
+                    </w:rPr>
+                    <m:t>*</m:t>
+                  </m:r>
+                </m:sup>
+              </m:sSup>
+              <m:d>
+                <m:dPr>
+                  <m:ctrlPr>
+                    <w:rPr>
+                      <w:rFonts w:ascii="Cambria Math" w:eastAsiaTheme="minorEastAsia" w:hAnsi="Cambria Math"/>
+                      <w:i/>
+                    </w:rPr>
+                  </m:ctrlPr>
+                </m:dPr>
+                <m:e>
+                  <m:r>
+                    <w:rPr>
+                      <w:rFonts w:ascii="Cambria Math" w:eastAsiaTheme="minorEastAsia" w:hAnsi="Cambria Math"/>
+                    </w:rPr>
+                    <m:t>s</m:t>
+                  </m:r>
+                </m:e>
+              </m:d>
+            </m:num>
+            <m:den>
+              <m:r>
+                <w:rPr>
+                  <w:rFonts w:ascii="Cambria Math" w:eastAsiaTheme="minorEastAsia" w:hAnsi="Cambria Math"/>
+                </w:rPr>
+                <m:t>λ</m:t>
+              </m:r>
+              <m:d>
+                <m:dPr>
+                  <m:ctrlPr>
+                    <w:rPr>
+                      <w:rFonts w:ascii="Cambria Math" w:eastAsiaTheme="minorEastAsia" w:hAnsi="Cambria Math"/>
+                      <w:i/>
+                    </w:rPr>
+                  </m:ctrlPr>
+                </m:dPr>
+                <m:e>
+                  <m:r>
+                    <w:rPr>
+                      <w:rFonts w:ascii="Cambria Math" w:eastAsiaTheme="minorEastAsia" w:hAnsi="Cambria Math"/>
+                    </w:rPr>
+                    <m:t>s</m:t>
+                  </m:r>
+                </m:e>
+              </m:d>
+            </m:den>
+          </m:f>
+          <m:r>
+            <w:rPr>
+              <w:rFonts w:ascii="Cambria Math" w:eastAsiaTheme="minorEastAsia" w:hAnsi="Cambria Math"/>
+            </w:rPr>
+            <m:t>=</m:t>
+          </m:r>
+          <m:sSubSup>
+            <m:sSubSupPr>
+              <m:ctrlPr>
+                <w:rPr>
+                  <w:rFonts w:ascii="Cambria Math" w:eastAsiaTheme="minorEastAsia" w:hAnsi="Cambria Math"/>
+                  <w:i/>
+                </w:rPr>
+              </m:ctrlPr>
+            </m:sSubSupPr>
+            <m:e>
+              <m:r>
+                <w:rPr>
+                  <w:rFonts w:ascii="Cambria Math" w:eastAsiaTheme="minorEastAsia" w:hAnsi="Cambria Math"/>
+                </w:rPr>
+                <m:t>d</m:t>
+              </m:r>
+            </m:e>
+            <m:sub>
+              <m:r>
+                <w:rPr>
+                  <w:rFonts w:ascii="Cambria Math" w:eastAsiaTheme="minorEastAsia" w:hAnsi="Cambria Math"/>
+                </w:rPr>
+                <m:t>0</m:t>
+              </m:r>
+            </m:sub>
+            <m:sup>
+              <m:r>
+                <w:rPr>
+                  <w:rFonts w:ascii="Cambria Math" w:eastAsiaTheme="minorEastAsia" w:hAnsi="Cambria Math"/>
+                </w:rPr>
+                <m:t>*</m:t>
+              </m:r>
+            </m:sup>
+          </m:sSubSup>
+          <m:r>
+            <w:rPr>
+              <w:rFonts w:ascii="Cambria Math" w:eastAsiaTheme="minorEastAsia" w:hAnsi="Cambria Math"/>
+            </w:rPr>
+            <m:t>+</m:t>
+          </m:r>
+          <m:f>
+            <m:fPr>
+              <m:ctrlPr>
+                <w:rPr>
+                  <w:rFonts w:ascii="Cambria Math" w:eastAsiaTheme="minorEastAsia" w:hAnsi="Cambria Math"/>
+                  <w:i/>
+                </w:rPr>
+              </m:ctrlPr>
+            </m:fPr>
+            <m:num>
+              <m:sSup>
+                <m:sSupPr>
+                  <m:ctrlPr>
+                    <w:rPr>
+                      <w:rFonts w:ascii="Cambria Math" w:eastAsiaTheme="minorEastAsia" w:hAnsi="Cambria Math"/>
+                      <w:i/>
+                    </w:rPr>
+                  </m:ctrlPr>
+                </m:sSupPr>
+                <m:e>
+                  <m:r>
+                    <w:rPr>
+                      <w:rFonts w:ascii="Cambria Math" w:eastAsiaTheme="minorEastAsia" w:hAnsi="Cambria Math"/>
+                    </w:rPr>
+                    <m:t>d</m:t>
+                  </m:r>
+                </m:e>
+                <m:sup>
+                  <m:r>
+                    <w:rPr>
+                      <w:rFonts w:ascii="Cambria Math" w:eastAsiaTheme="minorEastAsia" w:hAnsi="Cambria Math"/>
+                    </w:rPr>
+                    <m:t>*</m:t>
+                  </m:r>
+                </m:sup>
+              </m:sSup>
+            </m:num>
+            <m:den>
+              <m:r>
+                <w:rPr>
+                  <w:rFonts w:ascii="Cambria Math" w:eastAsiaTheme="minorEastAsia" w:hAnsi="Cambria Math"/>
+                </w:rPr>
+                <m:t>λ</m:t>
+              </m:r>
+              <m:d>
+                <m:dPr>
+                  <m:ctrlPr>
+                    <w:rPr>
+                      <w:rFonts w:ascii="Cambria Math" w:eastAsiaTheme="minorEastAsia" w:hAnsi="Cambria Math"/>
+                      <w:i/>
+                    </w:rPr>
+                  </m:ctrlPr>
+                </m:dPr>
+                <m:e>
+                  <m:r>
+                    <w:rPr>
+                      <w:rFonts w:ascii="Cambria Math" w:eastAsiaTheme="minorEastAsia" w:hAnsi="Cambria Math"/>
+                    </w:rPr>
+                    <m:t>s</m:t>
+                  </m:r>
+                </m:e>
+              </m:d>
+            </m:den>
+          </m:f>
+        </m:oMath>
+      </m:oMathPara>
     </w:p>
     <w:p>
       <w:pPr>
@@ -2568,32 +5634,229 @@
           <w:rFonts w:eastAsiaTheme="minorEastAsia"/>
         </w:rPr>
       </w:pPr>
-      <w:r>
-        <w:rPr>
-          <w:rFonts w:eastAsiaTheme="minorEastAsia"/>
-        </w:rPr>
-        <w:t>Ultimately, the direct MRAC algorithm is able to control the plant such that the output error between the plant and model reference tends to zero.</w:t>
-      </w:r>
-      <w:r>
-        <w:rPr>
-          <w:rFonts w:eastAsiaTheme="minorEastAsia"/>
-        </w:rPr>
-        <w:t xml:space="preserve"> This is guaranteed from the direct MRAC algorithm </w:t>
-      </w:r>
-      <w:r>
-        <w:rPr>
-          <w:rFonts w:eastAsiaTheme="minorEastAsia"/>
-          <w:b/>
-          <w:bCs/>
-        </w:rPr>
-        <w:t>WHY?</w:t>
-      </w:r>
-      <w:r>
-        <w:rPr>
-          <w:rFonts w:eastAsiaTheme="minorEastAsia"/>
-        </w:rPr>
-        <w:t xml:space="preserve">. </w:t>
-      </w:r>
+      <m:oMathPara>
+        <m:oMath>
+          <m:r>
+            <w:rPr>
+              <w:rFonts w:ascii="Cambria Math" w:eastAsiaTheme="minorEastAsia" w:hAnsi="Cambria Math"/>
+            </w:rPr>
+            <w:lastRenderedPageBreak/>
+            <m:t>⇒</m:t>
+          </m:r>
+          <m:sSup>
+            <m:sSupPr>
+              <m:ctrlPr>
+                <w:rPr>
+                  <w:rFonts w:ascii="Cambria Math" w:eastAsiaTheme="minorEastAsia" w:hAnsi="Cambria Math"/>
+                  <w:i/>
+                </w:rPr>
+              </m:ctrlPr>
+            </m:sSupPr>
+            <m:e>
+              <m:r>
+                <w:rPr>
+                  <w:rFonts w:ascii="Cambria Math" w:eastAsiaTheme="minorEastAsia" w:hAnsi="Cambria Math"/>
+                </w:rPr>
+                <m:t>d</m:t>
+              </m:r>
+            </m:e>
+            <m:sup>
+              <m:r>
+                <w:rPr>
+                  <w:rFonts w:ascii="Cambria Math" w:eastAsiaTheme="minorEastAsia" w:hAnsi="Cambria Math"/>
+                </w:rPr>
+                <m:t>*</m:t>
+              </m:r>
+            </m:sup>
+          </m:sSup>
+          <m:d>
+            <m:dPr>
+              <m:ctrlPr>
+                <w:rPr>
+                  <w:rFonts w:ascii="Cambria Math" w:eastAsiaTheme="minorEastAsia" w:hAnsi="Cambria Math"/>
+                  <w:i/>
+                </w:rPr>
+              </m:ctrlPr>
+            </m:dPr>
+            <m:e>
+              <m:r>
+                <w:rPr>
+                  <w:rFonts w:ascii="Cambria Math" w:eastAsiaTheme="minorEastAsia" w:hAnsi="Cambria Math"/>
+                </w:rPr>
+                <m:t>s</m:t>
+              </m:r>
+            </m:e>
+          </m:d>
+          <m:r>
+            <w:rPr>
+              <w:rFonts w:ascii="Cambria Math" w:eastAsiaTheme="minorEastAsia" w:hAnsi="Cambria Math"/>
+            </w:rPr>
+            <m:t>= -</m:t>
+          </m:r>
+          <m:r>
+            <w:rPr>
+              <w:rFonts w:ascii="Cambria Math" w:eastAsiaTheme="minorEastAsia" w:hAnsi="Cambria Math"/>
+            </w:rPr>
+            <m:t>8</m:t>
+          </m:r>
+          <m:r>
+            <w:rPr>
+              <w:rFonts w:ascii="Cambria Math" w:eastAsiaTheme="minorEastAsia" w:hAnsi="Cambria Math"/>
+            </w:rPr>
+            <m:t xml:space="preserve">s-4,  </m:t>
+          </m:r>
+          <m:f>
+            <m:fPr>
+              <m:ctrlPr>
+                <w:rPr>
+                  <w:rFonts w:ascii="Cambria Math" w:eastAsiaTheme="minorEastAsia" w:hAnsi="Cambria Math"/>
+                  <w:i/>
+                </w:rPr>
+              </m:ctrlPr>
+            </m:fPr>
+            <m:num>
+              <m:sSup>
+                <m:sSupPr>
+                  <m:ctrlPr>
+                    <w:rPr>
+                      <w:rFonts w:ascii="Cambria Math" w:eastAsiaTheme="minorEastAsia" w:hAnsi="Cambria Math"/>
+                      <w:i/>
+                    </w:rPr>
+                  </m:ctrlPr>
+                </m:sSupPr>
+                <m:e>
+                  <m:r>
+                    <w:rPr>
+                      <w:rFonts w:ascii="Cambria Math" w:eastAsiaTheme="minorEastAsia" w:hAnsi="Cambria Math"/>
+                    </w:rPr>
+                    <m:t>d</m:t>
+                  </m:r>
+                </m:e>
+                <m:sup>
+                  <m:r>
+                    <w:rPr>
+                      <w:rFonts w:ascii="Cambria Math" w:eastAsiaTheme="minorEastAsia" w:hAnsi="Cambria Math"/>
+                    </w:rPr>
+                    <m:t>*</m:t>
+                  </m:r>
+                </m:sup>
+              </m:sSup>
+              <m:d>
+                <m:dPr>
+                  <m:ctrlPr>
+                    <w:rPr>
+                      <w:rFonts w:ascii="Cambria Math" w:eastAsiaTheme="minorEastAsia" w:hAnsi="Cambria Math"/>
+                      <w:i/>
+                    </w:rPr>
+                  </m:ctrlPr>
+                </m:dPr>
+                <m:e>
+                  <m:r>
+                    <w:rPr>
+                      <w:rFonts w:ascii="Cambria Math" w:eastAsiaTheme="minorEastAsia" w:hAnsi="Cambria Math"/>
+                    </w:rPr>
+                    <m:t>s</m:t>
+                  </m:r>
+                </m:e>
+              </m:d>
+            </m:num>
+            <m:den>
+              <m:r>
+                <w:rPr>
+                  <w:rFonts w:ascii="Cambria Math" w:eastAsiaTheme="minorEastAsia" w:hAnsi="Cambria Math"/>
+                </w:rPr>
+                <m:t>λ</m:t>
+              </m:r>
+              <m:d>
+                <m:dPr>
+                  <m:ctrlPr>
+                    <w:rPr>
+                      <w:rFonts w:ascii="Cambria Math" w:eastAsiaTheme="minorEastAsia" w:hAnsi="Cambria Math"/>
+                      <w:i/>
+                    </w:rPr>
+                  </m:ctrlPr>
+                </m:dPr>
+                <m:e>
+                  <m:r>
+                    <w:rPr>
+                      <w:rFonts w:ascii="Cambria Math" w:eastAsiaTheme="minorEastAsia" w:hAnsi="Cambria Math"/>
+                    </w:rPr>
+                    <m:t>s</m:t>
+                  </m:r>
+                </m:e>
+              </m:d>
+            </m:den>
+          </m:f>
+          <m:r>
+            <w:rPr>
+              <w:rFonts w:ascii="Cambria Math" w:eastAsiaTheme="minorEastAsia" w:hAnsi="Cambria Math"/>
+            </w:rPr>
+            <m:t>=-</m:t>
+          </m:r>
+          <m:r>
+            <w:rPr>
+              <w:rFonts w:ascii="Cambria Math" w:eastAsiaTheme="minorEastAsia" w:hAnsi="Cambria Math"/>
+            </w:rPr>
+            <m:t>8</m:t>
+          </m:r>
+          <m:r>
+            <w:rPr>
+              <w:rFonts w:ascii="Cambria Math" w:eastAsiaTheme="minorEastAsia" w:hAnsi="Cambria Math"/>
+            </w:rPr>
+            <m:t>+</m:t>
+          </m:r>
+          <m:f>
+            <m:fPr>
+              <m:ctrlPr>
+                <w:rPr>
+                  <w:rFonts w:ascii="Cambria Math" w:eastAsiaTheme="minorEastAsia" w:hAnsi="Cambria Math"/>
+                  <w:i/>
+                </w:rPr>
+              </m:ctrlPr>
+            </m:fPr>
+            <m:num>
+              <m:r>
+                <w:rPr>
+                  <w:rFonts w:ascii="Cambria Math" w:eastAsiaTheme="minorEastAsia" w:hAnsi="Cambria Math"/>
+                </w:rPr>
+                <m:t>20</m:t>
+              </m:r>
+            </m:num>
+            <m:den>
+              <m:r>
+                <w:rPr>
+                  <w:rFonts w:ascii="Cambria Math" w:eastAsiaTheme="minorEastAsia" w:hAnsi="Cambria Math"/>
+                </w:rPr>
+                <m:t>λ</m:t>
+              </m:r>
+              <m:d>
+                <m:dPr>
+                  <m:ctrlPr>
+                    <w:rPr>
+                      <w:rFonts w:ascii="Cambria Math" w:eastAsiaTheme="minorEastAsia" w:hAnsi="Cambria Math"/>
+                      <w:i/>
+                    </w:rPr>
+                  </m:ctrlPr>
+                </m:dPr>
+                <m:e>
+                  <m:r>
+                    <w:rPr>
+                      <w:rFonts w:ascii="Cambria Math" w:eastAsiaTheme="minorEastAsia" w:hAnsi="Cambria Math"/>
+                    </w:rPr>
+                    <m:t>s</m:t>
+                  </m:r>
+                </m:e>
+              </m:d>
+            </m:den>
+          </m:f>
+          <m:r>
+            <w:rPr>
+              <w:rFonts w:ascii="Cambria Math" w:eastAsiaTheme="minorEastAsia" w:hAnsi="Cambria Math"/>
+            </w:rPr>
+            <m:t xml:space="preserve"> </m:t>
+          </m:r>
+        </m:oMath>
+      </m:oMathPara>
     </w:p>
     <w:p>
       <w:pPr>
@@ -2602,70 +5865,406 @@
           <w:rFonts w:eastAsiaTheme="minorEastAsia"/>
         </w:rPr>
       </w:pPr>
-      <w:r>
-        <w:rPr>
-          <w:rFonts w:eastAsiaTheme="minorEastAsia"/>
-        </w:rPr>
-        <w:t xml:space="preserve"> </w:t>
-      </w:r>
-      <w:r>
-        <w:rPr>
-          <w:rFonts w:eastAsiaTheme="minorEastAsia"/>
-        </w:rPr>
-        <w:t>The</w:t>
-      </w:r>
-      <w:r>
-        <w:rPr>
-          <w:rFonts w:eastAsiaTheme="minorEastAsia"/>
-        </w:rPr>
-        <w:t xml:space="preserve"> parameters themselves are not approaching the nominal value.</w:t>
-      </w:r>
-      <w:r>
-        <w:rPr>
-          <w:rFonts w:eastAsiaTheme="minorEastAsia"/>
-        </w:rPr>
-        <w:t xml:space="preserve"> This seems to </w:t>
-      </w:r>
-      <w:r>
-        <w:rPr>
-          <w:rFonts w:eastAsiaTheme="minorEastAsia"/>
-        </w:rPr>
-        <w:t>be</w:t>
-      </w:r>
-      <w:r>
-        <w:rPr>
-          <w:rFonts w:eastAsiaTheme="minorEastAsia"/>
-        </w:rPr>
-        <w:t xml:space="preserve"> a matter of excitation. The current reference signal is a single sinusoidal wave. This is not enough information for the parameter solution driving the error decay to be unique. If the reference signal included two waves with different frequencies, there may be </w:t>
-      </w:r>
-      <w:r>
-        <w:rPr>
-          <w:rFonts w:eastAsiaTheme="minorEastAsia"/>
-        </w:rPr>
-        <w:t>convergence to</w:t>
-      </w:r>
-      <w:r>
-        <w:rPr>
-          <w:rFonts w:eastAsiaTheme="minorEastAsia"/>
-        </w:rPr>
-        <w:t xml:space="preserve"> the nominal values as well. </w:t>
-      </w:r>
-      <w:r>
-        <w:rPr>
-          <w:rFonts w:eastAsiaTheme="minorEastAsia"/>
-        </w:rPr>
-        <w:t xml:space="preserve"> </w:t>
-      </w:r>
+      <m:oMathPara>
+        <m:oMath>
+          <m:sSup>
+            <m:sSupPr>
+              <m:ctrlPr>
+                <w:rPr>
+                  <w:rFonts w:ascii="Cambria Math" w:eastAsiaTheme="minorEastAsia" w:hAnsi="Cambria Math"/>
+                  <w:i/>
+                </w:rPr>
+              </m:ctrlPr>
+            </m:sSupPr>
+            <m:e>
+              <m:r>
+                <w:rPr>
+                  <w:rFonts w:ascii="Cambria Math" w:eastAsiaTheme="minorEastAsia" w:hAnsi="Cambria Math"/>
+                </w:rPr>
+                <m:t>c</m:t>
+              </m:r>
+            </m:e>
+            <m:sup>
+              <m:r>
+                <w:rPr>
+                  <w:rFonts w:ascii="Cambria Math" w:eastAsiaTheme="minorEastAsia" w:hAnsi="Cambria Math"/>
+                </w:rPr>
+                <m:t>*</m:t>
+              </m:r>
+            </m:sup>
+          </m:sSup>
+          <m:r>
+            <w:rPr>
+              <w:rFonts w:ascii="Cambria Math" w:eastAsiaTheme="minorEastAsia" w:hAnsi="Cambria Math"/>
+            </w:rPr>
+            <m:t>=</m:t>
+          </m:r>
+          <m:r>
+            <w:rPr>
+              <w:rFonts w:ascii="Cambria Math" w:eastAsiaTheme="minorEastAsia" w:hAnsi="Cambria Math"/>
+            </w:rPr>
+            <m:t>0</m:t>
+          </m:r>
+          <m:r>
+            <w:rPr>
+              <w:rFonts w:ascii="Cambria Math" w:eastAsiaTheme="minorEastAsia" w:hAnsi="Cambria Math"/>
+            </w:rPr>
+            <m:t xml:space="preserve">,  </m:t>
+          </m:r>
+          <m:sSubSup>
+            <m:sSubSupPr>
+              <m:ctrlPr>
+                <w:rPr>
+                  <w:rFonts w:ascii="Cambria Math" w:eastAsiaTheme="minorEastAsia" w:hAnsi="Cambria Math"/>
+                  <w:i/>
+                </w:rPr>
+              </m:ctrlPr>
+            </m:sSubSupPr>
+            <m:e>
+              <m:r>
+                <w:rPr>
+                  <w:rFonts w:ascii="Cambria Math" w:eastAsiaTheme="minorEastAsia" w:hAnsi="Cambria Math"/>
+                </w:rPr>
+                <m:t>d</m:t>
+              </m:r>
+            </m:e>
+            <m:sub>
+              <m:r>
+                <w:rPr>
+                  <w:rFonts w:ascii="Cambria Math" w:eastAsiaTheme="minorEastAsia" w:hAnsi="Cambria Math"/>
+                </w:rPr>
+                <m:t>0</m:t>
+              </m:r>
+            </m:sub>
+            <m:sup>
+              <m:r>
+                <w:rPr>
+                  <w:rFonts w:ascii="Cambria Math" w:eastAsiaTheme="minorEastAsia" w:hAnsi="Cambria Math"/>
+                </w:rPr>
+                <m:t>*</m:t>
+              </m:r>
+            </m:sup>
+          </m:sSubSup>
+          <m:r>
+            <w:rPr>
+              <w:rFonts w:ascii="Cambria Math" w:eastAsiaTheme="minorEastAsia" w:hAnsi="Cambria Math"/>
+            </w:rPr>
+            <m:t>=-</m:t>
+          </m:r>
+          <m:r>
+            <w:rPr>
+              <w:rFonts w:ascii="Cambria Math" w:eastAsiaTheme="minorEastAsia" w:hAnsi="Cambria Math"/>
+            </w:rPr>
+            <m:t>8</m:t>
+          </m:r>
+          <m:r>
+            <w:rPr>
+              <w:rFonts w:ascii="Cambria Math" w:eastAsiaTheme="minorEastAsia" w:hAnsi="Cambria Math"/>
+            </w:rPr>
+            <m:t xml:space="preserve">,  </m:t>
+          </m:r>
+          <m:sSup>
+            <m:sSupPr>
+              <m:ctrlPr>
+                <w:rPr>
+                  <w:rFonts w:ascii="Cambria Math" w:eastAsiaTheme="minorEastAsia" w:hAnsi="Cambria Math"/>
+                  <w:i/>
+                </w:rPr>
+              </m:ctrlPr>
+            </m:sSupPr>
+            <m:e>
+              <m:r>
+                <w:rPr>
+                  <w:rFonts w:ascii="Cambria Math" w:eastAsiaTheme="minorEastAsia" w:hAnsi="Cambria Math"/>
+                </w:rPr>
+                <m:t>d</m:t>
+              </m:r>
+            </m:e>
+            <m:sup>
+              <m:r>
+                <w:rPr>
+                  <w:rFonts w:ascii="Cambria Math" w:eastAsiaTheme="minorEastAsia" w:hAnsi="Cambria Math"/>
+                </w:rPr>
+                <m:t>*</m:t>
+              </m:r>
+            </m:sup>
+          </m:sSup>
+          <m:r>
+            <w:rPr>
+              <w:rFonts w:ascii="Cambria Math" w:eastAsiaTheme="minorEastAsia" w:hAnsi="Cambria Math"/>
+            </w:rPr>
+            <m:t>=</m:t>
+          </m:r>
+          <m:r>
+            <w:rPr>
+              <w:rFonts w:ascii="Cambria Math" w:eastAsiaTheme="minorEastAsia" w:hAnsi="Cambria Math"/>
+            </w:rPr>
+            <m:t>20</m:t>
+          </m:r>
+        </m:oMath>
+      </m:oMathPara>
     </w:p>
     <w:p>
       <w:pPr>
-        <w:pStyle w:val="Heading2"/>
+        <w:jc w:val="both"/>
+        <w:rPr>
+          <w:rFonts w:eastAsiaTheme="minorEastAsia"/>
+        </w:rPr>
       </w:pPr>
       <w:r>
-        <w:t>Part (b)</w:t>
+        <w:rPr>
+          <w:rFonts w:eastAsiaTheme="minorEastAsia"/>
+        </w:rPr>
+        <w:t xml:space="preserve">The nominal controller parameters for this plant and model are </w:t>
       </w:r>
     </w:p>
-    <w:p/>
+    <w:p>
+      <w:pPr>
+        <w:jc w:val="both"/>
+        <w:rPr>
+          <w:rFonts w:eastAsiaTheme="minorEastAsia"/>
+        </w:rPr>
+      </w:pPr>
+      <m:oMathPara>
+        <m:oMath>
+          <m:sSubSup>
+            <m:sSubSupPr>
+              <m:ctrlPr>
+                <w:rPr>
+                  <w:rFonts w:ascii="Cambria Math" w:eastAsiaTheme="minorEastAsia" w:hAnsi="Cambria Math"/>
+                  <w:i/>
+                </w:rPr>
+              </m:ctrlPr>
+            </m:sSubSupPr>
+            <m:e>
+              <m:r>
+                <w:rPr>
+                  <w:rFonts w:ascii="Cambria Math" w:eastAsiaTheme="minorEastAsia" w:hAnsi="Cambria Math"/>
+                </w:rPr>
+                <m:t>c</m:t>
+              </m:r>
+            </m:e>
+            <m:sub>
+              <m:r>
+                <w:rPr>
+                  <w:rFonts w:ascii="Cambria Math" w:eastAsiaTheme="minorEastAsia" w:hAnsi="Cambria Math"/>
+                </w:rPr>
+                <m:t>0</m:t>
+              </m:r>
+            </m:sub>
+            <m:sup>
+              <m:r>
+                <w:rPr>
+                  <w:rFonts w:ascii="Cambria Math" w:eastAsiaTheme="minorEastAsia" w:hAnsi="Cambria Math"/>
+                </w:rPr>
+                <m:t>*</m:t>
+              </m:r>
+            </m:sup>
+          </m:sSubSup>
+          <m:r>
+            <w:rPr>
+              <w:rFonts w:ascii="Cambria Math" w:eastAsiaTheme="minorEastAsia" w:hAnsi="Cambria Math"/>
+            </w:rPr>
+            <m:t xml:space="preserve">=1,  </m:t>
+          </m:r>
+          <m:sSup>
+            <m:sSupPr>
+              <m:ctrlPr>
+                <w:rPr>
+                  <w:rFonts w:ascii="Cambria Math" w:eastAsiaTheme="minorEastAsia" w:hAnsi="Cambria Math"/>
+                  <w:i/>
+                </w:rPr>
+              </m:ctrlPr>
+            </m:sSupPr>
+            <m:e>
+              <m:r>
+                <w:rPr>
+                  <w:rFonts w:ascii="Cambria Math" w:eastAsiaTheme="minorEastAsia" w:hAnsi="Cambria Math"/>
+                </w:rPr>
+                <m:t>c</m:t>
+              </m:r>
+            </m:e>
+            <m:sup>
+              <m:r>
+                <w:rPr>
+                  <w:rFonts w:ascii="Cambria Math" w:eastAsiaTheme="minorEastAsia" w:hAnsi="Cambria Math"/>
+                </w:rPr>
+                <m:t>*</m:t>
+              </m:r>
+            </m:sup>
+          </m:sSup>
+          <m:r>
+            <w:rPr>
+              <w:rFonts w:ascii="Cambria Math" w:eastAsiaTheme="minorEastAsia" w:hAnsi="Cambria Math"/>
+            </w:rPr>
+            <m:t>=</m:t>
+          </m:r>
+          <m:r>
+            <w:rPr>
+              <w:rFonts w:ascii="Cambria Math" w:eastAsiaTheme="minorEastAsia" w:hAnsi="Cambria Math"/>
+            </w:rPr>
+            <m:t>0</m:t>
+          </m:r>
+          <m:r>
+            <w:rPr>
+              <w:rFonts w:ascii="Cambria Math" w:eastAsiaTheme="minorEastAsia" w:hAnsi="Cambria Math"/>
+            </w:rPr>
+            <m:t xml:space="preserve">,  </m:t>
+          </m:r>
+          <m:sSubSup>
+            <m:sSubSupPr>
+              <m:ctrlPr>
+                <w:rPr>
+                  <w:rFonts w:ascii="Cambria Math" w:eastAsiaTheme="minorEastAsia" w:hAnsi="Cambria Math"/>
+                  <w:i/>
+                </w:rPr>
+              </m:ctrlPr>
+            </m:sSubSupPr>
+            <m:e>
+              <m:r>
+                <w:rPr>
+                  <w:rFonts w:ascii="Cambria Math" w:eastAsiaTheme="minorEastAsia" w:hAnsi="Cambria Math"/>
+                </w:rPr>
+                <m:t>d</m:t>
+              </m:r>
+            </m:e>
+            <m:sub>
+              <m:r>
+                <w:rPr>
+                  <w:rFonts w:ascii="Cambria Math" w:eastAsiaTheme="minorEastAsia" w:hAnsi="Cambria Math"/>
+                </w:rPr>
+                <m:t>0</m:t>
+              </m:r>
+            </m:sub>
+            <m:sup>
+              <m:r>
+                <w:rPr>
+                  <w:rFonts w:ascii="Cambria Math" w:eastAsiaTheme="minorEastAsia" w:hAnsi="Cambria Math"/>
+                </w:rPr>
+                <m:t>*</m:t>
+              </m:r>
+            </m:sup>
+          </m:sSubSup>
+          <m:r>
+            <w:rPr>
+              <w:rFonts w:ascii="Cambria Math" w:eastAsiaTheme="minorEastAsia" w:hAnsi="Cambria Math"/>
+            </w:rPr>
+            <m:t>= -</m:t>
+          </m:r>
+          <m:r>
+            <w:rPr>
+              <w:rFonts w:ascii="Cambria Math" w:eastAsiaTheme="minorEastAsia" w:hAnsi="Cambria Math"/>
+            </w:rPr>
+            <m:t>8</m:t>
+          </m:r>
+          <m:r>
+            <w:rPr>
+              <w:rFonts w:ascii="Cambria Math" w:eastAsiaTheme="minorEastAsia" w:hAnsi="Cambria Math"/>
+            </w:rPr>
+            <m:t xml:space="preserve">,  </m:t>
+          </m:r>
+          <m:sSup>
+            <m:sSupPr>
+              <m:ctrlPr>
+                <w:rPr>
+                  <w:rFonts w:ascii="Cambria Math" w:eastAsiaTheme="minorEastAsia" w:hAnsi="Cambria Math"/>
+                  <w:i/>
+                </w:rPr>
+              </m:ctrlPr>
+            </m:sSupPr>
+            <m:e>
+              <m:r>
+                <w:rPr>
+                  <w:rFonts w:ascii="Cambria Math" w:eastAsiaTheme="minorEastAsia" w:hAnsi="Cambria Math"/>
+                </w:rPr>
+                <m:t>d</m:t>
+              </m:r>
+            </m:e>
+            <m:sup>
+              <m:r>
+                <w:rPr>
+                  <w:rFonts w:ascii="Cambria Math" w:eastAsiaTheme="minorEastAsia" w:hAnsi="Cambria Math"/>
+                </w:rPr>
+                <m:t>*</m:t>
+              </m:r>
+            </m:sup>
+          </m:sSup>
+          <m:r>
+            <w:rPr>
+              <w:rFonts w:ascii="Cambria Math" w:eastAsiaTheme="minorEastAsia" w:hAnsi="Cambria Math"/>
+            </w:rPr>
+            <m:t xml:space="preserve">= </m:t>
+          </m:r>
+          <m:r>
+            <w:rPr>
+              <w:rFonts w:ascii="Cambria Math" w:eastAsiaTheme="minorEastAsia" w:hAnsi="Cambria Math"/>
+            </w:rPr>
+            <m:t>20</m:t>
+          </m:r>
+        </m:oMath>
+      </m:oMathPara>
+    </w:p>
+    <w:p>
+      <w:pPr>
+        <w:jc w:val="both"/>
+        <w:rPr>
+          <w:rFonts w:eastAsiaTheme="minorEastAsia"/>
+        </w:rPr>
+      </w:pPr>
+      <w:r>
+        <w:rPr>
+          <w:rFonts w:eastAsiaTheme="minorEastAsia"/>
+        </w:rPr>
+        <w:t xml:space="preserve">In this case, the plant and model have identical zeros, which is why </w:t>
+      </w:r>
+      <m:oMath>
+        <m:sSup>
+          <m:sSupPr>
+            <m:ctrlPr>
+              <w:rPr>
+                <w:rFonts w:ascii="Cambria Math" w:eastAsiaTheme="minorEastAsia" w:hAnsi="Cambria Math"/>
+                <w:i/>
+              </w:rPr>
+            </m:ctrlPr>
+          </m:sSupPr>
+          <m:e>
+            <m:r>
+              <w:rPr>
+                <w:rFonts w:ascii="Cambria Math" w:eastAsiaTheme="minorEastAsia" w:hAnsi="Cambria Math"/>
+              </w:rPr>
+              <m:t>c</m:t>
+            </m:r>
+          </m:e>
+          <m:sup>
+            <m:r>
+              <w:rPr>
+                <w:rFonts w:ascii="Cambria Math" w:eastAsiaTheme="minorEastAsia" w:hAnsi="Cambria Math"/>
+              </w:rPr>
+              <m:t>*</m:t>
+            </m:r>
+          </m:sup>
+        </m:sSup>
+        <m:r>
+          <w:rPr>
+            <w:rFonts w:ascii="Cambria Math" w:eastAsiaTheme="minorEastAsia" w:hAnsi="Cambria Math"/>
+          </w:rPr>
+          <m:t>=0</m:t>
+        </m:r>
+      </m:oMath>
+      <w:r>
+        <w:rPr>
+          <w:rFonts w:eastAsiaTheme="minorEastAsia"/>
+        </w:rPr>
+        <w:t xml:space="preserve">. </w:t>
+      </w:r>
+    </w:p>
+    <w:p>
+      <w:pPr>
+        <w:rPr>
+          <w:rFonts w:eastAsiaTheme="minorEastAsia"/>
+        </w:rPr>
+      </w:pPr>
+    </w:p>
     <w:p>
       <w:pPr>
         <w:pStyle w:val="Heading1"/>
@@ -2730,6 +6329,38 @@
                   <w:rFonts w:ascii="Cambria Math" w:hAnsi="Cambria Math"/>
                 </w:rPr>
                 <m:t>z-a</m:t>
+              </m:r>
+            </m:den>
+          </m:f>
+          <m:r>
+            <w:rPr>
+              <w:rFonts w:ascii="Cambria Math" w:hAnsi="Cambria Math"/>
+            </w:rPr>
+            <m:t>=</m:t>
+          </m:r>
+          <m:f>
+            <m:fPr>
+              <m:ctrlPr>
+                <w:rPr>
+                  <w:rFonts w:ascii="Cambria Math" w:hAnsi="Cambria Math"/>
+                  <w:i/>
+                </w:rPr>
+              </m:ctrlPr>
+            </m:fPr>
+            <m:num>
+              <m:r>
+                <w:rPr>
+                  <w:rFonts w:ascii="Cambria Math" w:hAnsi="Cambria Math"/>
+                </w:rPr>
+                <m:t>0.0952</m:t>
+              </m:r>
+            </m:num>
+            <m:den>
+              <m:r>
+                <w:rPr>
+                  <w:rFonts w:ascii="Cambria Math" w:hAnsi="Cambria Math"/>
+                </w:rPr>
+                <m:t>z-0.9048</m:t>
               </m:r>
             </m:den>
           </m:f>
@@ -2833,6 +6464,38 @@
                   </m:r>
                 </m:sub>
               </m:sSub>
+            </m:den>
+          </m:f>
+          <m:r>
+            <w:rPr>
+              <w:rFonts w:ascii="Cambria Math" w:hAnsi="Cambria Math"/>
+            </w:rPr>
+            <m:t>=</m:t>
+          </m:r>
+          <m:f>
+            <m:fPr>
+              <m:ctrlPr>
+                <w:rPr>
+                  <w:rFonts w:ascii="Cambria Math" w:hAnsi="Cambria Math"/>
+                  <w:i/>
+                </w:rPr>
+              </m:ctrlPr>
+            </m:fPr>
+            <m:num>
+              <m:r>
+                <w:rPr>
+                  <w:rFonts w:ascii="Cambria Math" w:hAnsi="Cambria Math"/>
+                </w:rPr>
+                <m:t>0.2592</m:t>
+              </m:r>
+            </m:num>
+            <m:den>
+              <m:r>
+                <w:rPr>
+                  <w:rFonts w:ascii="Cambria Math" w:hAnsi="Cambria Math"/>
+                </w:rPr>
+                <m:t>z-0.7408</m:t>
+              </m:r>
             </m:den>
           </m:f>
         </m:oMath>
@@ -2843,12 +6506,12 @@
         <w:pStyle w:val="Heading2"/>
       </w:pPr>
       <w:r>
-        <w:lastRenderedPageBreak/>
         <w:t>Part (a)</w:t>
       </w:r>
     </w:p>
     <w:p>
       <w:pPr>
+        <w:ind w:firstLine="720"/>
         <w:jc w:val="both"/>
         <w:rPr>
           <w:rFonts w:eastAsiaTheme="minorEastAsia"/>
@@ -4470,6 +8133,7 @@
         <w:rPr>
           <w:rFonts w:eastAsiaTheme="minorEastAsia"/>
         </w:rPr>
+        <w:lastRenderedPageBreak/>
         <w:t xml:space="preserve">Having </w:t>
       </w:r>
       <m:oMath>
@@ -4720,26 +8384,8 @@
                 <w:rPr>
                   <w:rFonts w:ascii="Cambria Math" w:eastAsiaTheme="minorEastAsia" w:hAnsi="Cambria Math"/>
                 </w:rPr>
-                <m:t>P</m:t>
-              </m:r>
-              <m:d>
-                <m:dPr>
-                  <m:ctrlPr>
-                    <w:rPr>
-                      <w:rFonts w:ascii="Cambria Math" w:eastAsiaTheme="minorEastAsia" w:hAnsi="Cambria Math"/>
-                      <w:i/>
-                    </w:rPr>
-                  </m:ctrlPr>
-                </m:dPr>
-                <m:e>
-                  <m:r>
-                    <w:rPr>
-                      <w:rFonts w:ascii="Cambria Math" w:eastAsiaTheme="minorEastAsia" w:hAnsi="Cambria Math"/>
-                    </w:rPr>
-                    <m:t>z</m:t>
-                  </m:r>
-                </m:e>
-              </m:d>
+                <m:t>b</m:t>
+              </m:r>
               <m:sSub>
                 <m:sSubPr>
                   <m:ctrlPr>
@@ -4772,26 +8418,8 @@
                 <w:rPr>
                   <w:rFonts w:ascii="Cambria Math" w:eastAsiaTheme="minorEastAsia" w:hAnsi="Cambria Math"/>
                 </w:rPr>
-                <m:t>1-P</m:t>
-              </m:r>
-              <m:d>
-                <m:dPr>
-                  <m:ctrlPr>
-                    <w:rPr>
-                      <w:rFonts w:ascii="Cambria Math" w:eastAsiaTheme="minorEastAsia" w:hAnsi="Cambria Math"/>
-                      <w:i/>
-                    </w:rPr>
-                  </m:ctrlPr>
-                </m:dPr>
-                <m:e>
-                  <m:r>
-                    <w:rPr>
-                      <w:rFonts w:ascii="Cambria Math" w:eastAsiaTheme="minorEastAsia" w:hAnsi="Cambria Math"/>
-                    </w:rPr>
-                    <m:t>z</m:t>
-                  </m:r>
-                </m:e>
-              </m:d>
+                <m:t>z-a-b</m:t>
+              </m:r>
               <m:sSub>
                 <m:sSubPr>
                   <m:ctrlPr>
@@ -4910,84 +8538,38 @@
       </w:pPr>
       <m:oMathPara>
         <m:oMath>
-          <m:f>
-            <m:fPr>
-              <m:ctrlPr>
-                <w:rPr>
-                  <w:rFonts w:ascii="Cambria Math" w:eastAsiaTheme="minorEastAsia" w:hAnsi="Cambria Math"/>
-                  <w:i/>
-                </w:rPr>
-              </m:ctrlPr>
-            </m:fPr>
-            <m:num>
-              <m:r>
-                <w:rPr>
-                  <w:rFonts w:ascii="Cambria Math" w:eastAsiaTheme="minorEastAsia" w:hAnsi="Cambria Math"/>
-                </w:rPr>
-                <m:t>b</m:t>
-              </m:r>
-              <m:sSub>
-                <m:sSubPr>
-                  <m:ctrlPr>
-                    <w:rPr>
-                      <w:rFonts w:ascii="Cambria Math" w:eastAsiaTheme="minorEastAsia" w:hAnsi="Cambria Math"/>
-                      <w:i/>
-                    </w:rPr>
-                  </m:ctrlPr>
-                </m:sSubPr>
-                <m:e>
-                  <m:r>
-                    <w:rPr>
-                      <w:rFonts w:ascii="Cambria Math" w:eastAsiaTheme="minorEastAsia" w:hAnsi="Cambria Math"/>
-                    </w:rPr>
-                    <m:t>c</m:t>
-                  </m:r>
-                </m:e>
-                <m:sub>
-                  <m:r>
-                    <w:rPr>
-                      <w:rFonts w:ascii="Cambria Math" w:eastAsiaTheme="minorEastAsia" w:hAnsi="Cambria Math"/>
-                    </w:rPr>
-                    <m:t>0</m:t>
-                  </m:r>
-                </m:sub>
-              </m:sSub>
-            </m:num>
-            <m:den>
-              <m:r>
-                <w:rPr>
-                  <w:rFonts w:ascii="Cambria Math" w:eastAsiaTheme="minorEastAsia" w:hAnsi="Cambria Math"/>
-                </w:rPr>
-                <m:t>z-a-b</m:t>
-              </m:r>
-              <m:sSub>
-                <m:sSubPr>
-                  <m:ctrlPr>
-                    <w:rPr>
-                      <w:rFonts w:ascii="Cambria Math" w:eastAsiaTheme="minorEastAsia" w:hAnsi="Cambria Math"/>
-                      <w:i/>
-                    </w:rPr>
-                  </m:ctrlPr>
-                </m:sSubPr>
-                <m:e>
-                  <m:r>
-                    <w:rPr>
-                      <w:rFonts w:ascii="Cambria Math" w:eastAsiaTheme="minorEastAsia" w:hAnsi="Cambria Math"/>
-                    </w:rPr>
-                    <m:t>d</m:t>
-                  </m:r>
-                </m:e>
-                <m:sub>
-                  <m:r>
-                    <w:rPr>
-                      <w:rFonts w:ascii="Cambria Math" w:eastAsiaTheme="minorEastAsia" w:hAnsi="Cambria Math"/>
-                    </w:rPr>
-                    <m:t>0</m:t>
-                  </m:r>
-                </m:sub>
-              </m:sSub>
-            </m:den>
-          </m:f>
+          <m:r>
+            <w:rPr>
+              <w:rFonts w:ascii="Cambria Math" w:eastAsiaTheme="minorEastAsia" w:hAnsi="Cambria Math"/>
+            </w:rPr>
+            <m:t>⇒</m:t>
+          </m:r>
+          <m:sSub>
+            <m:sSubPr>
+              <m:ctrlPr>
+                <w:rPr>
+                  <w:rFonts w:ascii="Cambria Math" w:eastAsiaTheme="minorEastAsia" w:hAnsi="Cambria Math"/>
+                  <w:i/>
+                </w:rPr>
+              </m:ctrlPr>
+            </m:sSubPr>
+            <m:e>
+              <m:r>
+                <w:rPr>
+                  <w:rFonts w:ascii="Cambria Math" w:eastAsiaTheme="minorEastAsia" w:hAnsi="Cambria Math"/>
+                </w:rPr>
+                <m:t>c</m:t>
+              </m:r>
+            </m:e>
+            <m:sub>
+              <m:r>
+                <w:rPr>
+                  <w:rFonts w:ascii="Cambria Math" w:eastAsiaTheme="minorEastAsia" w:hAnsi="Cambria Math"/>
+                </w:rPr>
+                <m:t>0</m:t>
+              </m:r>
+            </m:sub>
+          </m:sSub>
           <m:r>
             <w:rPr>
               <w:rFonts w:ascii="Cambria Math" w:eastAsiaTheme="minorEastAsia" w:hAnsi="Cambria Math"/>
@@ -5036,8 +8618,70 @@
                 <w:rPr>
                   <w:rFonts w:ascii="Cambria Math" w:eastAsiaTheme="minorEastAsia" w:hAnsi="Cambria Math"/>
                 </w:rPr>
-                <m:t>z-</m:t>
-              </m:r>
+                <m:t>b</m:t>
+              </m:r>
+            </m:den>
+          </m:f>
+          <m:r>
+            <w:rPr>
+              <w:rFonts w:ascii="Cambria Math" w:eastAsiaTheme="minorEastAsia" w:hAnsi="Cambria Math"/>
+            </w:rPr>
+            <m:t>=</m:t>
+          </m:r>
+          <m:r>
+            <w:rPr>
+              <w:rFonts w:ascii="Cambria Math" w:eastAsiaTheme="minorEastAsia" w:hAnsi="Cambria Math"/>
+            </w:rPr>
+            <m:t>2.7227</m:t>
+          </m:r>
+          <m:r>
+            <w:rPr>
+              <w:rFonts w:ascii="Cambria Math" w:eastAsiaTheme="minorEastAsia" w:hAnsi="Cambria Math"/>
+            </w:rPr>
+            <m:t xml:space="preserve">,  </m:t>
+          </m:r>
+          <m:sSub>
+            <m:sSubPr>
+              <m:ctrlPr>
+                <w:rPr>
+                  <w:rFonts w:ascii="Cambria Math" w:eastAsiaTheme="minorEastAsia" w:hAnsi="Cambria Math"/>
+                  <w:i/>
+                </w:rPr>
+              </m:ctrlPr>
+            </m:sSubPr>
+            <m:e>
+              <m:r>
+                <w:rPr>
+                  <w:rFonts w:ascii="Cambria Math" w:eastAsiaTheme="minorEastAsia" w:hAnsi="Cambria Math"/>
+                </w:rPr>
+                <m:t>d</m:t>
+              </m:r>
+            </m:e>
+            <m:sub>
+              <m:r>
+                <w:rPr>
+                  <w:rFonts w:ascii="Cambria Math" w:eastAsiaTheme="minorEastAsia" w:hAnsi="Cambria Math"/>
+                </w:rPr>
+                <m:t>0</m:t>
+              </m:r>
+            </m:sub>
+          </m:sSub>
+          <m:r>
+            <w:rPr>
+              <w:rFonts w:ascii="Cambria Math" w:eastAsiaTheme="minorEastAsia" w:hAnsi="Cambria Math"/>
+            </w:rPr>
+            <m:t>=</m:t>
+          </m:r>
+          <m:f>
+            <m:fPr>
+              <m:ctrlPr>
+                <w:rPr>
+                  <w:rFonts w:ascii="Cambria Math" w:eastAsiaTheme="minorEastAsia" w:hAnsi="Cambria Math"/>
+                  <w:i/>
+                </w:rPr>
+              </m:ctrlPr>
+            </m:fPr>
+            <m:num>
               <m:sSub>
                 <m:sSubPr>
                   <m:ctrlPr>
@@ -5064,8 +8708,34 @@
                   </m:r>
                 </m:sub>
               </m:sSub>
+              <m:r>
+                <w:rPr>
+                  <w:rFonts w:ascii="Cambria Math" w:eastAsiaTheme="minorEastAsia" w:hAnsi="Cambria Math"/>
+                </w:rPr>
+                <m:t>-a</m:t>
+              </m:r>
+            </m:num>
+            <m:den>
+              <m:r>
+                <w:rPr>
+                  <w:rFonts w:ascii="Cambria Math" w:eastAsiaTheme="minorEastAsia" w:hAnsi="Cambria Math"/>
+                </w:rPr>
+                <m:t>b</m:t>
+              </m:r>
             </m:den>
           </m:f>
+          <m:r>
+            <w:rPr>
+              <w:rFonts w:ascii="Cambria Math" w:eastAsiaTheme="minorEastAsia" w:hAnsi="Cambria Math"/>
+            </w:rPr>
+            <m:t>=</m:t>
+          </m:r>
+          <m:r>
+            <w:rPr>
+              <w:rFonts w:ascii="Cambria Math" w:eastAsiaTheme="minorEastAsia" w:hAnsi="Cambria Math"/>
+            </w:rPr>
+            <m:t>-1.7227</m:t>
+          </m:r>
         </m:oMath>
       </m:oMathPara>
     </w:p>
@@ -5076,165 +8746,10 @@
           <w:rFonts w:eastAsiaTheme="minorEastAsia"/>
         </w:rPr>
       </w:pPr>
-      <m:oMathPara>
-        <m:oMath>
-          <m:r>
-            <w:rPr>
-              <w:rFonts w:ascii="Cambria Math" w:eastAsiaTheme="minorEastAsia" w:hAnsi="Cambria Math"/>
-            </w:rPr>
-            <m:t>⇒</m:t>
-          </m:r>
-          <m:sSub>
-            <m:sSubPr>
-              <m:ctrlPr>
-                <w:rPr>
-                  <w:rFonts w:ascii="Cambria Math" w:eastAsiaTheme="minorEastAsia" w:hAnsi="Cambria Math"/>
-                  <w:i/>
-                </w:rPr>
-              </m:ctrlPr>
-            </m:sSubPr>
-            <m:e>
-              <m:r>
-                <w:rPr>
-                  <w:rFonts w:ascii="Cambria Math" w:eastAsiaTheme="minorEastAsia" w:hAnsi="Cambria Math"/>
-                </w:rPr>
-                <m:t>c</m:t>
-              </m:r>
-            </m:e>
-            <m:sub>
-              <m:r>
-                <w:rPr>
-                  <w:rFonts w:ascii="Cambria Math" w:eastAsiaTheme="minorEastAsia" w:hAnsi="Cambria Math"/>
-                </w:rPr>
-                <m:t>0</m:t>
-              </m:r>
-            </m:sub>
-          </m:sSub>
-          <m:r>
-            <w:rPr>
-              <w:rFonts w:ascii="Cambria Math" w:eastAsiaTheme="minorEastAsia" w:hAnsi="Cambria Math"/>
-            </w:rPr>
-            <m:t>=</m:t>
-          </m:r>
-          <m:f>
-            <m:fPr>
-              <m:ctrlPr>
-                <w:rPr>
-                  <w:rFonts w:ascii="Cambria Math" w:eastAsiaTheme="minorEastAsia" w:hAnsi="Cambria Math"/>
-                  <w:i/>
-                </w:rPr>
-              </m:ctrlPr>
-            </m:fPr>
-            <m:num>
-              <m:sSub>
-                <m:sSubPr>
-                  <m:ctrlPr>
-                    <w:rPr>
-                      <w:rFonts w:ascii="Cambria Math" w:eastAsiaTheme="minorEastAsia" w:hAnsi="Cambria Math"/>
-                      <w:i/>
-                    </w:rPr>
-                  </m:ctrlPr>
-                </m:sSubPr>
-                <m:e>
-                  <m:r>
-                    <w:rPr>
-                      <w:rFonts w:ascii="Cambria Math" w:eastAsiaTheme="minorEastAsia" w:hAnsi="Cambria Math"/>
-                    </w:rPr>
-                    <m:t>b</m:t>
-                  </m:r>
-                </m:e>
-                <m:sub>
-                  <m:r>
-                    <w:rPr>
-                      <w:rFonts w:ascii="Cambria Math" w:eastAsiaTheme="minorEastAsia" w:hAnsi="Cambria Math"/>
-                    </w:rPr>
-                    <m:t>m</m:t>
-                  </m:r>
-                </m:sub>
-              </m:sSub>
-            </m:num>
-            <m:den>
-              <m:r>
-                <w:rPr>
-                  <w:rFonts w:ascii="Cambria Math" w:eastAsiaTheme="minorEastAsia" w:hAnsi="Cambria Math"/>
-                </w:rPr>
-                <m:t>b</m:t>
-              </m:r>
-            </m:den>
-          </m:f>
-          <m:r>
-            <w:rPr>
-              <w:rFonts w:ascii="Cambria Math" w:eastAsiaTheme="minorEastAsia" w:hAnsi="Cambria Math"/>
-            </w:rPr>
-            <m:t>,  d0=</m:t>
-          </m:r>
-          <m:f>
-            <m:fPr>
-              <m:ctrlPr>
-                <w:rPr>
-                  <w:rFonts w:ascii="Cambria Math" w:eastAsiaTheme="minorEastAsia" w:hAnsi="Cambria Math"/>
-                  <w:i/>
-                </w:rPr>
-              </m:ctrlPr>
-            </m:fPr>
-            <m:num>
-              <m:sSub>
-                <m:sSubPr>
-                  <m:ctrlPr>
-                    <w:rPr>
-                      <w:rFonts w:ascii="Cambria Math" w:eastAsiaTheme="minorEastAsia" w:hAnsi="Cambria Math"/>
-                      <w:i/>
-                    </w:rPr>
-                  </m:ctrlPr>
-                </m:sSubPr>
-                <m:e>
-                  <m:r>
-                    <w:rPr>
-                      <w:rFonts w:ascii="Cambria Math" w:eastAsiaTheme="minorEastAsia" w:hAnsi="Cambria Math"/>
-                    </w:rPr>
-                    <m:t>a</m:t>
-                  </m:r>
-                </m:e>
-                <m:sub>
-                  <m:r>
-                    <w:rPr>
-                      <w:rFonts w:ascii="Cambria Math" w:eastAsiaTheme="minorEastAsia" w:hAnsi="Cambria Math"/>
-                    </w:rPr>
-                    <m:t>m</m:t>
-                  </m:r>
-                </m:sub>
-              </m:sSub>
-              <m:r>
-                <w:rPr>
-                  <w:rFonts w:ascii="Cambria Math" w:eastAsiaTheme="minorEastAsia" w:hAnsi="Cambria Math"/>
-                </w:rPr>
-                <m:t>-a</m:t>
-              </m:r>
-            </m:num>
-            <m:den>
-              <m:r>
-                <w:rPr>
-                  <w:rFonts w:ascii="Cambria Math" w:eastAsiaTheme="minorEastAsia" w:hAnsi="Cambria Math"/>
-                </w:rPr>
-                <m:t>b</m:t>
-              </m:r>
-            </m:den>
-          </m:f>
-        </m:oMath>
-      </m:oMathPara>
-    </w:p>
-    <w:p>
-      <w:pPr>
-        <w:jc w:val="both"/>
-        <w:rPr>
-          <w:rFonts w:eastAsiaTheme="minorEastAsia"/>
-        </w:rPr>
-      </w:pPr>
-      <w:r>
-        <w:rPr>
-          <w:rFonts w:eastAsiaTheme="minorEastAsia"/>
-        </w:rPr>
-        <w:lastRenderedPageBreak/>
+      <w:r>
+        <w:rPr>
+          <w:rFonts w:eastAsiaTheme="minorEastAsia"/>
+        </w:rPr>
         <w:t xml:space="preserve">The expression presented do show singularities at </w:t>
       </w:r>
       <m:oMath>
@@ -5288,6 +8803,7 @@
     </w:p>
     <w:p>
       <w:pPr>
+        <w:ind w:firstLine="720"/>
         <w:jc w:val="both"/>
         <w:rPr>
           <w:rFonts w:eastAsiaTheme="minorEastAsia"/>
@@ -5390,6 +8906,18 @@
           <w:rFonts w:eastAsiaTheme="minorEastAsia"/>
         </w:rPr>
         <w:t>, the adaptive control algorithm is</w:t>
+      </w:r>
+      <w:r>
+        <w:rPr>
+          <w:rFonts w:eastAsiaTheme="minorEastAsia"/>
+        </w:rPr>
+        <w:t xml:space="preserve"> shown below. </w:t>
+      </w:r>
+      <w:r>
+        <w:rPr>
+          <w:rFonts w:eastAsiaTheme="minorEastAsia"/>
+        </w:rPr>
+        <w:t>The parameter estimates are the results of the RLSFF algorithm.</w:t>
       </w:r>
     </w:p>
     <w:p>
@@ -6009,12 +9537,6 @@
           <w:rFonts w:eastAsiaTheme="minorEastAsia"/>
         </w:rPr>
       </w:pPr>
-      <w:r>
-        <w:rPr>
-          <w:rFonts w:eastAsiaTheme="minorEastAsia"/>
-        </w:rPr>
-        <w:t>The parameter estimates are the results of the RLSFF algorithm.</w:t>
-      </w:r>
     </w:p>
     <w:p>
       <w:pPr>
@@ -6031,6 +9553,39 @@
       </w:r>
     </w:p>
     <w:p/>
+    <w:p>
+      <w:r>
+        <w:br w:type="page"/>
+      </w:r>
+    </w:p>
+    <w:p>
+      <w:pPr>
+        <w:pStyle w:val="Heading1"/>
+      </w:pPr>
+      <w:r>
+        <w:lastRenderedPageBreak/>
+        <w:t xml:space="preserve">Appendix: </w:t>
+      </w:r>
+      <w:r>
+        <w:t>Simulink Models</w:t>
+      </w:r>
+    </w:p>
+    <w:p>
+      <w:r>
+        <w:t xml:space="preserve">The Simulink models and all images used in this report can be found at: </w:t>
+      </w:r>
+      <w:hyperlink r:id="rId11" w:history="1">
+        <w:r>
+          <w:rPr>
+            <w:rStyle w:val="Hyperlink"/>
+          </w:rPr>
+          <w:t>https://github.com/QuiteFiber93/eel6616/tree/main/takehome3</w:t>
+        </w:r>
+      </w:hyperlink>
+      <w:r>
+        <w:t xml:space="preserve"> </w:t>
+      </w:r>
+    </w:p>
     <w:sectPr>
       <w:pgSz w:w="12240" w:h="15840"/>
       <w:pgMar w:top="1440" w:right="1440" w:bottom="1440" w:left="1440" w:header="720" w:footer="720" w:gutter="0"/>
@@ -6491,7 +10046,6 @@
     <w:next w:val="Normal"/>
     <w:link w:val="Heading3Char"/>
     <w:uiPriority w:val="9"/>
-    <w:semiHidden/>
     <w:unhideWhenUsed/>
     <w:qFormat/>
     <w:rsid w:val="00F73798"/>
@@ -6698,7 +10252,6 @@
     <w:basedOn w:val="DefaultParagraphFont"/>
     <w:link w:val="Heading3"/>
     <w:uiPriority w:val="9"/>
-    <w:semiHidden/>
     <w:rsid w:val="00F73798"/>
     <w:rPr>
       <w:rFonts w:eastAsiaTheme="majorEastAsia" w:cstheme="majorBidi"/>
@@ -6964,6 +10517,379 @@
     <w:rsid w:val="004F142A"/>
     <w:rPr>
       <w:color w:val="666666"/>
+    </w:rPr>
+  </w:style>
+  <w:style w:type="table" w:styleId="TableGrid">
+    <w:name w:val="Table Grid"/>
+    <w:basedOn w:val="TableNormal"/>
+    <w:uiPriority w:val="39"/>
+    <w:rsid w:val="00E15EC1"/>
+    <w:pPr>
+      <w:spacing w:after="0" w:line="240" w:lineRule="auto"/>
+    </w:pPr>
+    <w:tblPr>
+      <w:tblBorders>
+        <w:top w:val="single" w:sz="4" w:space="0" w:color="auto"/>
+        <w:left w:val="single" w:sz="4" w:space="0" w:color="auto"/>
+        <w:bottom w:val="single" w:sz="4" w:space="0" w:color="auto"/>
+        <w:right w:val="single" w:sz="4" w:space="0" w:color="auto"/>
+        <w:insideH w:val="single" w:sz="4" w:space="0" w:color="auto"/>
+        <w:insideV w:val="single" w:sz="4" w:space="0" w:color="auto"/>
+      </w:tblBorders>
+    </w:tblPr>
+  </w:style>
+  <w:style w:type="table" w:styleId="PlainTable5">
+    <w:name w:val="Plain Table 5"/>
+    <w:basedOn w:val="TableNormal"/>
+    <w:uiPriority w:val="45"/>
+    <w:rsid w:val="004207FD"/>
+    <w:pPr>
+      <w:spacing w:after="0" w:line="240" w:lineRule="auto"/>
+    </w:pPr>
+    <w:tblPr>
+      <w:tblStyleRowBandSize w:val="1"/>
+      <w:tblStyleColBandSize w:val="1"/>
+    </w:tblPr>
+    <w:tblStylePr w:type="firstRow">
+      <w:rPr>
+        <w:rFonts w:asciiTheme="majorHAnsi" w:eastAsiaTheme="majorEastAsia" w:hAnsiTheme="majorHAnsi" w:cstheme="majorBidi"/>
+        <w:i/>
+        <w:iCs/>
+        <w:sz w:val="26"/>
+      </w:rPr>
+      <w:tblPr/>
+      <w:tcPr>
+        <w:tcBorders>
+          <w:bottom w:val="single" w:sz="4" w:space="0" w:color="7F7F7F" w:themeColor="text1" w:themeTint="80"/>
+        </w:tcBorders>
+        <w:shd w:val="clear" w:color="auto" w:fill="FFFFFF" w:themeFill="background1"/>
+      </w:tcPr>
+    </w:tblStylePr>
+    <w:tblStylePr w:type="lastRow">
+      <w:rPr>
+        <w:rFonts w:asciiTheme="majorHAnsi" w:eastAsiaTheme="majorEastAsia" w:hAnsiTheme="majorHAnsi" w:cstheme="majorBidi"/>
+        <w:i/>
+        <w:iCs/>
+        <w:sz w:val="26"/>
+      </w:rPr>
+      <w:tblPr/>
+      <w:tcPr>
+        <w:tcBorders>
+          <w:top w:val="single" w:sz="4" w:space="0" w:color="7F7F7F" w:themeColor="text1" w:themeTint="80"/>
+        </w:tcBorders>
+        <w:shd w:val="clear" w:color="auto" w:fill="FFFFFF" w:themeFill="background1"/>
+      </w:tcPr>
+    </w:tblStylePr>
+    <w:tblStylePr w:type="firstCol">
+      <w:pPr>
+        <w:jc w:val="right"/>
+      </w:pPr>
+      <w:rPr>
+        <w:rFonts w:asciiTheme="majorHAnsi" w:eastAsiaTheme="majorEastAsia" w:hAnsiTheme="majorHAnsi" w:cstheme="majorBidi"/>
+        <w:i/>
+        <w:iCs/>
+        <w:sz w:val="26"/>
+      </w:rPr>
+      <w:tblPr/>
+      <w:tcPr>
+        <w:tcBorders>
+          <w:right w:val="single" w:sz="4" w:space="0" w:color="7F7F7F" w:themeColor="text1" w:themeTint="80"/>
+        </w:tcBorders>
+        <w:shd w:val="clear" w:color="auto" w:fill="FFFFFF" w:themeFill="background1"/>
+      </w:tcPr>
+    </w:tblStylePr>
+    <w:tblStylePr w:type="lastCol">
+      <w:rPr>
+        <w:rFonts w:asciiTheme="majorHAnsi" w:eastAsiaTheme="majorEastAsia" w:hAnsiTheme="majorHAnsi" w:cstheme="majorBidi"/>
+        <w:i/>
+        <w:iCs/>
+        <w:sz w:val="26"/>
+      </w:rPr>
+      <w:tblPr/>
+      <w:tcPr>
+        <w:tcBorders>
+          <w:left w:val="single" w:sz="4" w:space="0" w:color="7F7F7F" w:themeColor="text1" w:themeTint="80"/>
+        </w:tcBorders>
+        <w:shd w:val="clear" w:color="auto" w:fill="FFFFFF" w:themeFill="background1"/>
+      </w:tcPr>
+    </w:tblStylePr>
+    <w:tblStylePr w:type="band1Vert">
+      <w:tblPr/>
+      <w:tcPr>
+        <w:shd w:val="clear" w:color="auto" w:fill="F2F2F2" w:themeFill="background1" w:themeFillShade="F2"/>
+      </w:tcPr>
+    </w:tblStylePr>
+    <w:tblStylePr w:type="band1Horz">
+      <w:tblPr/>
+      <w:tcPr>
+        <w:shd w:val="clear" w:color="auto" w:fill="F2F2F2" w:themeFill="background1" w:themeFillShade="F2"/>
+      </w:tcPr>
+    </w:tblStylePr>
+    <w:tblStylePr w:type="neCell">
+      <w:tblPr/>
+      <w:tcPr>
+        <w:tcBorders>
+          <w:left w:val="nil"/>
+        </w:tcBorders>
+      </w:tcPr>
+    </w:tblStylePr>
+    <w:tblStylePr w:type="nwCell">
+      <w:tblPr/>
+      <w:tcPr>
+        <w:tcBorders>
+          <w:right w:val="nil"/>
+        </w:tcBorders>
+      </w:tcPr>
+    </w:tblStylePr>
+    <w:tblStylePr w:type="seCell">
+      <w:tblPr/>
+      <w:tcPr>
+        <w:tcBorders>
+          <w:left w:val="nil"/>
+        </w:tcBorders>
+      </w:tcPr>
+    </w:tblStylePr>
+    <w:tblStylePr w:type="swCell">
+      <w:tblPr/>
+      <w:tcPr>
+        <w:tcBorders>
+          <w:right w:val="nil"/>
+        </w:tcBorders>
+      </w:tcPr>
+    </w:tblStylePr>
+  </w:style>
+  <w:style w:type="table" w:styleId="PlainTable3">
+    <w:name w:val="Plain Table 3"/>
+    <w:basedOn w:val="TableNormal"/>
+    <w:uiPriority w:val="43"/>
+    <w:rsid w:val="004207FD"/>
+    <w:pPr>
+      <w:spacing w:after="0" w:line="240" w:lineRule="auto"/>
+    </w:pPr>
+    <w:tblPr>
+      <w:tblStyleRowBandSize w:val="1"/>
+      <w:tblStyleColBandSize w:val="1"/>
+    </w:tblPr>
+    <w:tblStylePr w:type="firstRow">
+      <w:rPr>
+        <w:b/>
+        <w:bCs/>
+        <w:caps/>
+      </w:rPr>
+      <w:tblPr/>
+      <w:tcPr>
+        <w:tcBorders>
+          <w:bottom w:val="single" w:sz="4" w:space="0" w:color="7F7F7F" w:themeColor="text1" w:themeTint="80"/>
+        </w:tcBorders>
+      </w:tcPr>
+    </w:tblStylePr>
+    <w:tblStylePr w:type="lastRow">
+      <w:rPr>
+        <w:b/>
+        <w:bCs/>
+        <w:caps/>
+      </w:rPr>
+      <w:tblPr/>
+      <w:tcPr>
+        <w:tcBorders>
+          <w:top w:val="nil"/>
+        </w:tcBorders>
+      </w:tcPr>
+    </w:tblStylePr>
+    <w:tblStylePr w:type="firstCol">
+      <w:rPr>
+        <w:b/>
+        <w:bCs/>
+        <w:caps/>
+      </w:rPr>
+      <w:tblPr/>
+      <w:tcPr>
+        <w:tcBorders>
+          <w:right w:val="single" w:sz="4" w:space="0" w:color="7F7F7F" w:themeColor="text1" w:themeTint="80"/>
+        </w:tcBorders>
+      </w:tcPr>
+    </w:tblStylePr>
+    <w:tblStylePr w:type="lastCol">
+      <w:rPr>
+        <w:b/>
+        <w:bCs/>
+        <w:caps/>
+      </w:rPr>
+      <w:tblPr/>
+      <w:tcPr>
+        <w:tcBorders>
+          <w:left w:val="nil"/>
+        </w:tcBorders>
+      </w:tcPr>
+    </w:tblStylePr>
+    <w:tblStylePr w:type="band1Vert">
+      <w:tblPr/>
+      <w:tcPr>
+        <w:shd w:val="clear" w:color="auto" w:fill="F2F2F2" w:themeFill="background1" w:themeFillShade="F2"/>
+      </w:tcPr>
+    </w:tblStylePr>
+    <w:tblStylePr w:type="band1Horz">
+      <w:tblPr/>
+      <w:tcPr>
+        <w:shd w:val="clear" w:color="auto" w:fill="F2F2F2" w:themeFill="background1" w:themeFillShade="F2"/>
+      </w:tcPr>
+    </w:tblStylePr>
+    <w:tblStylePr w:type="neCell">
+      <w:tblPr/>
+      <w:tcPr>
+        <w:tcBorders>
+          <w:left w:val="nil"/>
+        </w:tcBorders>
+      </w:tcPr>
+    </w:tblStylePr>
+    <w:tblStylePr w:type="nwCell">
+      <w:tblPr/>
+      <w:tcPr>
+        <w:tcBorders>
+          <w:right w:val="nil"/>
+        </w:tcBorders>
+      </w:tcPr>
+    </w:tblStylePr>
+  </w:style>
+  <w:style w:type="table" w:styleId="PlainTable2">
+    <w:name w:val="Plain Table 2"/>
+    <w:basedOn w:val="TableNormal"/>
+    <w:uiPriority w:val="42"/>
+    <w:rsid w:val="004207FD"/>
+    <w:pPr>
+      <w:spacing w:after="0" w:line="240" w:lineRule="auto"/>
+    </w:pPr>
+    <w:tblPr>
+      <w:tblStyleRowBandSize w:val="1"/>
+      <w:tblStyleColBandSize w:val="1"/>
+      <w:tblBorders>
+        <w:top w:val="single" w:sz="4" w:space="0" w:color="7F7F7F" w:themeColor="text1" w:themeTint="80"/>
+        <w:bottom w:val="single" w:sz="4" w:space="0" w:color="7F7F7F" w:themeColor="text1" w:themeTint="80"/>
+      </w:tblBorders>
+    </w:tblPr>
+    <w:tblStylePr w:type="firstRow">
+      <w:rPr>
+        <w:b/>
+        <w:bCs/>
+      </w:rPr>
+      <w:tblPr/>
+      <w:tcPr>
+        <w:tcBorders>
+          <w:bottom w:val="single" w:sz="4" w:space="0" w:color="7F7F7F" w:themeColor="text1" w:themeTint="80"/>
+        </w:tcBorders>
+      </w:tcPr>
+    </w:tblStylePr>
+    <w:tblStylePr w:type="lastRow">
+      <w:rPr>
+        <w:b/>
+        <w:bCs/>
+      </w:rPr>
+      <w:tblPr/>
+      <w:tcPr>
+        <w:tcBorders>
+          <w:top w:val="single" w:sz="4" w:space="0" w:color="7F7F7F" w:themeColor="text1" w:themeTint="80"/>
+        </w:tcBorders>
+      </w:tcPr>
+    </w:tblStylePr>
+    <w:tblStylePr w:type="firstCol">
+      <w:rPr>
+        <w:b/>
+        <w:bCs/>
+      </w:rPr>
+    </w:tblStylePr>
+    <w:tblStylePr w:type="lastCol">
+      <w:rPr>
+        <w:b/>
+        <w:bCs/>
+      </w:rPr>
+    </w:tblStylePr>
+    <w:tblStylePr w:type="band1Vert">
+      <w:tblPr/>
+      <w:tcPr>
+        <w:tcBorders>
+          <w:left w:val="single" w:sz="4" w:space="0" w:color="7F7F7F" w:themeColor="text1" w:themeTint="80"/>
+          <w:right w:val="single" w:sz="4" w:space="0" w:color="7F7F7F" w:themeColor="text1" w:themeTint="80"/>
+        </w:tcBorders>
+      </w:tcPr>
+    </w:tblStylePr>
+    <w:tblStylePr w:type="band2Vert">
+      <w:tblPr/>
+      <w:tcPr>
+        <w:tcBorders>
+          <w:left w:val="single" w:sz="4" w:space="0" w:color="7F7F7F" w:themeColor="text1" w:themeTint="80"/>
+          <w:right w:val="single" w:sz="4" w:space="0" w:color="7F7F7F" w:themeColor="text1" w:themeTint="80"/>
+        </w:tcBorders>
+      </w:tcPr>
+    </w:tblStylePr>
+    <w:tblStylePr w:type="band1Horz">
+      <w:tblPr/>
+      <w:tcPr>
+        <w:tcBorders>
+          <w:top w:val="single" w:sz="4" w:space="0" w:color="7F7F7F" w:themeColor="text1" w:themeTint="80"/>
+          <w:bottom w:val="single" w:sz="4" w:space="0" w:color="7F7F7F" w:themeColor="text1" w:themeTint="80"/>
+        </w:tcBorders>
+      </w:tcPr>
+    </w:tblStylePr>
+  </w:style>
+  <w:style w:type="table" w:styleId="TableGridLight">
+    <w:name w:val="Grid Table Light"/>
+    <w:basedOn w:val="TableNormal"/>
+    <w:uiPriority w:val="40"/>
+    <w:rsid w:val="004207FD"/>
+    <w:pPr>
+      <w:spacing w:after="0" w:line="240" w:lineRule="auto"/>
+    </w:pPr>
+    <w:tblPr>
+      <w:tblBorders>
+        <w:top w:val="single" w:sz="4" w:space="0" w:color="BFBFBF" w:themeColor="background1" w:themeShade="BF"/>
+        <w:left w:val="single" w:sz="4" w:space="0" w:color="BFBFBF" w:themeColor="background1" w:themeShade="BF"/>
+        <w:bottom w:val="single" w:sz="4" w:space="0" w:color="BFBFBF" w:themeColor="background1" w:themeShade="BF"/>
+        <w:right w:val="single" w:sz="4" w:space="0" w:color="BFBFBF" w:themeColor="background1" w:themeShade="BF"/>
+        <w:insideH w:val="single" w:sz="4" w:space="0" w:color="BFBFBF" w:themeColor="background1" w:themeShade="BF"/>
+        <w:insideV w:val="single" w:sz="4" w:space="0" w:color="BFBFBF" w:themeColor="background1" w:themeShade="BF"/>
+      </w:tblBorders>
+    </w:tblPr>
+  </w:style>
+  <w:style w:type="paragraph" w:styleId="Caption">
+    <w:name w:val="caption"/>
+    <w:basedOn w:val="Normal"/>
+    <w:next w:val="Normal"/>
+    <w:uiPriority w:val="35"/>
+    <w:unhideWhenUsed/>
+    <w:qFormat/>
+    <w:rsid w:val="006B054C"/>
+    <w:pPr>
+      <w:spacing w:after="200" w:line="240" w:lineRule="auto"/>
+    </w:pPr>
+    <w:rPr>
+      <w:i/>
+      <w:iCs/>
+      <w:color w:val="0E2841" w:themeColor="text2"/>
+      <w:sz w:val="18"/>
+      <w:szCs w:val="18"/>
+    </w:rPr>
+  </w:style>
+  <w:style w:type="character" w:styleId="Hyperlink">
+    <w:name w:val="Hyperlink"/>
+    <w:basedOn w:val="DefaultParagraphFont"/>
+    <w:uiPriority w:val="99"/>
+    <w:unhideWhenUsed/>
+    <w:rsid w:val="009B587F"/>
+    <w:rPr>
+      <w:color w:val="467886" w:themeColor="hyperlink"/>
+      <w:u w:val="single"/>
+    </w:rPr>
+  </w:style>
+  <w:style w:type="character" w:styleId="UnresolvedMention">
+    <w:name w:val="Unresolved Mention"/>
+    <w:basedOn w:val="DefaultParagraphFont"/>
+    <w:uiPriority w:val="99"/>
+    <w:semiHidden/>
+    <w:unhideWhenUsed/>
+    <w:rsid w:val="009B587F"/>
+    <w:rPr>
+      <w:color w:val="605E5C"/>
+      <w:shd w:val="clear" w:color="auto" w:fill="E1DFDD"/>
     </w:rPr>
   </w:style>
 </w:styles>
@@ -7262,4 +11188,16 @@
     </a:ext>
   </a:extLst>
 </a:theme>
+</file>
+
+<file path=customXml/item1.xml><?xml version="1.0" encoding="utf-8"?>
+<b:Sources xmlns:b="http://schemas.openxmlformats.org/officeDocument/2006/bibliography" xmlns="http://schemas.openxmlformats.org/officeDocument/2006/bibliography" SelectedStyle="\APASixthEditionOfficeOnline.xsl" StyleName="APA" Version="6"/>
+</file>
+
+<file path=customXml/itemProps1.xml><?xml version="1.0" encoding="utf-8"?>
+<ds:datastoreItem xmlns:ds="http://schemas.openxmlformats.org/officeDocument/2006/customXml" ds:itemID="{C91F8F42-9796-466B-B288-0210BF62D955}">
+  <ds:schemaRefs>
+    <ds:schemaRef ds:uri="http://schemas.openxmlformats.org/officeDocument/2006/bibliography"/>
+  </ds:schemaRefs>
+</ds:datastoreItem>
 </file>
--- a/takehome3/EEL 6616 Take Home 3.docx
+++ b/takehome3/EEL 6616 Take Home 3.docx
@@ -1542,7 +1542,7 @@
         <w:fldChar w:fldCharType="begin"/>
       </w:r>
       <w:r>
-        <w:instrText xml:space="preserve"> REF _Ref227534028 \h </w:instrText>
+        <w:instrText xml:space="preserve"> REF _Ref227582180 \h </w:instrText>
       </w:r>
       <w:r>
         <w:instrText xml:space="preserve"> \* MERGEFORMAT </w:instrText>
@@ -1551,11 +1551,17 @@
         <w:fldChar w:fldCharType="separate"/>
       </w:r>
       <w:r>
-        <w:t xml:space="preserve">Table </w:t>
+        <w:rPr>
+          <w:sz w:val="22"/>
+          <w:szCs w:val="22"/>
+        </w:rPr>
+        <w:t xml:space="preserve">Figure </w:t>
       </w:r>
       <w:r>
         <w:rPr>
           <w:noProof/>
+          <w:sz w:val="22"/>
+          <w:szCs w:val="22"/>
         </w:rPr>
         <w:t>1</w:t>
       </w:r>
@@ -1600,7 +1606,19 @@
         <w:rPr>
           <w:rFonts w:eastAsiaTheme="minorEastAsia"/>
         </w:rPr>
-        <w:t xml:space="preserve">Form the plant and model outputs, it can be seen that a controller with </w:t>
+        <w:t>F</w:t>
+      </w:r>
+      <w:r>
+        <w:rPr>
+          <w:rFonts w:eastAsiaTheme="minorEastAsia"/>
+        </w:rPr>
+        <w:t>ro</w:t>
+      </w:r>
+      <w:r>
+        <w:rPr>
+          <w:rFonts w:eastAsiaTheme="minorEastAsia"/>
+        </w:rPr>
+        <w:t xml:space="preserve">m the plant and model outputs, it can be seen that a controller with </w:t>
       </w:r>
       <m:oMath>
         <m:r>
@@ -1660,7 +1678,19 @@
         <w:rPr>
           <w:rFonts w:eastAsiaTheme="minorEastAsia"/>
         </w:rPr>
-        <w:t xml:space="preserve">This can be seen in the bottom plots of the table below. For the </w:t>
+        <w:t xml:space="preserve">This can be seen in the bottom plots of the </w:t>
+      </w:r>
+      <w:r>
+        <w:rPr>
+          <w:rFonts w:eastAsiaTheme="minorEastAsia"/>
+        </w:rPr>
+        <w:t>figure</w:t>
+      </w:r>
+      <w:r>
+        <w:rPr>
+          <w:rFonts w:eastAsiaTheme="minorEastAsia"/>
+        </w:rPr>
+        <w:t xml:space="preserve"> below. For the </w:t>
       </w:r>
       <m:oMath>
         <m:r>
@@ -1765,6 +1795,9 @@
       <w:pPr>
         <w:ind w:firstLine="720"/>
         <w:jc w:val="both"/>
+        <w:rPr>
+          <w:rFonts w:eastAsiaTheme="minorEastAsia"/>
+        </w:rPr>
       </w:pPr>
       <w:r>
         <w:t xml:space="preserve">The parameter estimates also suffered as a consequence of the slow response. </w:t>
@@ -1884,70 +1917,281 @@
         <w:rPr>
           <w:rFonts w:eastAsiaTheme="minorEastAsia"/>
         </w:rPr>
-        <w:t xml:space="preserve"> scenario.  </w:t>
+        <w:t xml:space="preserve"> scenario. </w:t>
       </w:r>
     </w:p>
     <w:p>
       <w:pPr>
-        <w:pStyle w:val="Caption"/>
-        <w:keepNext/>
-        <w:jc w:val="center"/>
-        <w:rPr>
-          <w:i w:val="0"/>
-          <w:iCs w:val="0"/>
-        </w:rPr>
+        <w:ind w:firstLine="720"/>
+        <w:jc w:val="both"/>
       </w:pPr>
-      <w:bookmarkStart w:id="0" w:name="_Ref227534028"/>
-      <w:r>
-        <w:rPr>
-          <w:i w:val="0"/>
-          <w:iCs w:val="0"/>
-        </w:rPr>
-        <w:t xml:space="preserve">Table </w:t>
-      </w:r>
-      <w:r>
-        <w:rPr>
-          <w:i w:val="0"/>
-          <w:iCs w:val="0"/>
-        </w:rPr>
-        <w:fldChar w:fldCharType="begin"/>
-      </w:r>
-      <w:r>
-        <w:rPr>
-          <w:i w:val="0"/>
-          <w:iCs w:val="0"/>
-        </w:rPr>
-        <w:instrText xml:space="preserve"> SEQ Table \* ARABIC </w:instrText>
-      </w:r>
-      <w:r>
-        <w:rPr>
-          <w:i w:val="0"/>
-          <w:iCs w:val="0"/>
-        </w:rPr>
-        <w:fldChar w:fldCharType="separate"/>
-      </w:r>
-      <w:r>
-        <w:rPr>
-          <w:i w:val="0"/>
-          <w:iCs w:val="0"/>
-          <w:noProof/>
-        </w:rPr>
-        <w:t>1</w:t>
-      </w:r>
-      <w:r>
-        <w:rPr>
-          <w:i w:val="0"/>
-          <w:iCs w:val="0"/>
-        </w:rPr>
-        <w:fldChar w:fldCharType="end"/>
-      </w:r>
-      <w:bookmarkEnd w:id="0"/>
-      <w:r>
-        <w:rPr>
-          <w:i w:val="0"/>
-          <w:iCs w:val="0"/>
-        </w:rPr>
-        <w:t>: GPC Results</w:t>
+      <w:r>
+        <w:rPr>
+          <w:rFonts w:eastAsiaTheme="minorEastAsia"/>
+        </w:rPr>
+        <w:t xml:space="preserve">There were some similarities in the behavior of the parameter estimates between </w:t>
+      </w:r>
+      <m:oMath>
+        <m:r>
+          <w:rPr>
+            <w:rFonts w:ascii="Cambria Math" w:eastAsiaTheme="minorEastAsia" w:hAnsi="Cambria Math"/>
+          </w:rPr>
+          <m:t>σ</m:t>
+        </m:r>
+      </m:oMath>
+      <w:r>
+        <w:rPr>
+          <w:rFonts w:eastAsiaTheme="minorEastAsia"/>
+        </w:rPr>
+        <w:t xml:space="preserve"> values. For both </w:t>
+      </w:r>
+      <m:oMath>
+        <m:r>
+          <w:rPr>
+            <w:rFonts w:ascii="Cambria Math" w:eastAsiaTheme="minorEastAsia" w:hAnsi="Cambria Math"/>
+          </w:rPr>
+          <m:t>σ=0.01</m:t>
+        </m:r>
+      </m:oMath>
+      <w:r>
+        <w:rPr>
+          <w:rFonts w:eastAsiaTheme="minorEastAsia"/>
+        </w:rPr>
+        <w:t xml:space="preserve"> and </w:t>
+      </w:r>
+      <m:oMath>
+        <m:r>
+          <w:rPr>
+            <w:rFonts w:ascii="Cambria Math" w:eastAsiaTheme="minorEastAsia" w:hAnsi="Cambria Math"/>
+          </w:rPr>
+          <m:t>σ=1</m:t>
+        </m:r>
+      </m:oMath>
+      <w:r>
+        <w:rPr>
+          <w:rFonts w:eastAsiaTheme="minorEastAsia"/>
+        </w:rPr>
+        <w:t>,  </w:t>
+      </w:r>
+      <m:oMath>
+        <m:acc>
+          <m:accPr>
+            <m:ctrlPr>
+              <w:rPr>
+                <w:rFonts w:ascii="Cambria Math" w:eastAsiaTheme="minorEastAsia" w:hAnsi="Cambria Math"/>
+                <w:i/>
+              </w:rPr>
+            </m:ctrlPr>
+          </m:accPr>
+          <m:e>
+            <m:r>
+              <w:rPr>
+                <w:rFonts w:ascii="Cambria Math" w:eastAsiaTheme="minorEastAsia" w:hAnsi="Cambria Math"/>
+              </w:rPr>
+              <m:t>a</m:t>
+            </m:r>
+          </m:e>
+        </m:acc>
+      </m:oMath>
+      <w:r>
+        <w:rPr>
+          <w:rFonts w:eastAsiaTheme="minorEastAsia"/>
+        </w:rPr>
+        <w:t xml:space="preserve"> demonstrated a longer rise time than </w:t>
+      </w:r>
+      <m:oMath>
+        <m:acc>
+          <m:accPr>
+            <m:ctrlPr>
+              <w:rPr>
+                <w:rFonts w:ascii="Cambria Math" w:eastAsiaTheme="minorEastAsia" w:hAnsi="Cambria Math"/>
+                <w:i/>
+              </w:rPr>
+            </m:ctrlPr>
+          </m:accPr>
+          <m:e>
+            <m:r>
+              <w:rPr>
+                <w:rFonts w:ascii="Cambria Math" w:eastAsiaTheme="minorEastAsia" w:hAnsi="Cambria Math"/>
+              </w:rPr>
+              <m:t>b</m:t>
+            </m:r>
+          </m:e>
+        </m:acc>
+      </m:oMath>
+      <w:r>
+        <w:rPr>
+          <w:rFonts w:eastAsiaTheme="minorEastAsia"/>
+        </w:rPr>
+        <w:t xml:space="preserve"> with no overshoot. </w:t>
+      </w:r>
+      <m:oMath>
+        <m:acc>
+          <m:accPr>
+            <m:ctrlPr>
+              <w:rPr>
+                <w:rFonts w:ascii="Cambria Math" w:eastAsiaTheme="minorEastAsia" w:hAnsi="Cambria Math"/>
+                <w:i/>
+              </w:rPr>
+            </m:ctrlPr>
+          </m:accPr>
+          <m:e>
+            <m:r>
+              <w:rPr>
+                <w:rFonts w:ascii="Cambria Math" w:eastAsiaTheme="minorEastAsia" w:hAnsi="Cambria Math"/>
+              </w:rPr>
+              <m:t>b</m:t>
+            </m:r>
+          </m:e>
+        </m:acc>
+      </m:oMath>
+      <w:r>
+        <w:rPr>
+          <w:rFonts w:eastAsiaTheme="minorEastAsia"/>
+        </w:rPr>
+        <w:t xml:space="preserve"> overshot its nominal value during transience, and the overshoot worsened with a larger </w:t>
+      </w:r>
+      <m:oMath>
+        <m:r>
+          <w:rPr>
+            <w:rFonts w:ascii="Cambria Math" w:eastAsiaTheme="minorEastAsia" w:hAnsi="Cambria Math"/>
+          </w:rPr>
+          <m:t>σ</m:t>
+        </m:r>
+      </m:oMath>
+      <w:r>
+        <w:rPr>
+          <w:rFonts w:eastAsiaTheme="minorEastAsia"/>
+        </w:rPr>
+        <w:t xml:space="preserve">. The increased overshoot could be caused directly by the increase in </w:t>
+      </w:r>
+      <m:oMath>
+        <m:r>
+          <w:rPr>
+            <w:rFonts w:ascii="Cambria Math" w:eastAsiaTheme="minorEastAsia" w:hAnsi="Cambria Math"/>
+          </w:rPr>
+          <m:t>σ</m:t>
+        </m:r>
+      </m:oMath>
+      <w:r>
+        <w:rPr>
+          <w:rFonts w:eastAsiaTheme="minorEastAsia"/>
+        </w:rPr>
+        <w:t xml:space="preserve">. At the same time </w:t>
+      </w:r>
+      <w:r>
+        <w:rPr>
+          <w:rFonts w:eastAsiaTheme="minorEastAsia"/>
+        </w:rPr>
+        <w:t xml:space="preserve">as </w:t>
+      </w:r>
+      <w:r>
+        <w:rPr>
+          <w:rFonts w:eastAsiaTheme="minorEastAsia"/>
+        </w:rPr>
+        <w:t>the overshoot is observed, the control input shows significant increase in magnitude</w:t>
+      </w:r>
+      <w:r>
+        <w:rPr>
+          <w:rFonts w:eastAsiaTheme="minorEastAsia"/>
+        </w:rPr>
+        <w:t xml:space="preserve"> across both cases. The lower control inputs enforced by </w:t>
+      </w:r>
+      <m:oMath>
+        <m:r>
+          <w:rPr>
+            <w:rFonts w:ascii="Cambria Math" w:eastAsiaTheme="minorEastAsia" w:hAnsi="Cambria Math"/>
+          </w:rPr>
+          <m:t>σ=1</m:t>
+        </m:r>
+      </m:oMath>
+      <w:r>
+        <w:rPr>
+          <w:rFonts w:eastAsiaTheme="minorEastAsia"/>
+        </w:rPr>
+        <w:t xml:space="preserve"> create</w:t>
+      </w:r>
+      <w:r>
+        <w:rPr>
+          <w:rFonts w:eastAsiaTheme="minorEastAsia"/>
+        </w:rPr>
+        <w:t>d</w:t>
+      </w:r>
+      <w:r>
+        <w:rPr>
+          <w:rFonts w:eastAsiaTheme="minorEastAsia"/>
+        </w:rPr>
+        <w:t xml:space="preserve"> regressor signal</w:t>
+      </w:r>
+      <w:r>
+        <w:rPr>
+          <w:rFonts w:eastAsiaTheme="minorEastAsia"/>
+        </w:rPr>
+        <w:t>s</w:t>
+      </w:r>
+      <w:r>
+        <w:rPr>
+          <w:rFonts w:eastAsiaTheme="minorEastAsia"/>
+        </w:rPr>
+        <w:t xml:space="preserve"> which </w:t>
+      </w:r>
+      <w:r>
+        <w:rPr>
+          <w:rFonts w:eastAsiaTheme="minorEastAsia"/>
+        </w:rPr>
+        <w:t>were</w:t>
+      </w:r>
+      <w:r>
+        <w:rPr>
+          <w:rFonts w:eastAsiaTheme="minorEastAsia"/>
+        </w:rPr>
+        <w:t xml:space="preserve"> unable to stop the overshoot in </w:t>
+      </w:r>
+      <m:oMath>
+        <m:acc>
+          <m:accPr>
+            <m:ctrlPr>
+              <w:rPr>
+                <w:rFonts w:ascii="Cambria Math" w:eastAsiaTheme="minorEastAsia" w:hAnsi="Cambria Math"/>
+                <w:i/>
+              </w:rPr>
+            </m:ctrlPr>
+          </m:accPr>
+          <m:e>
+            <m:r>
+              <w:rPr>
+                <w:rFonts w:ascii="Cambria Math" w:eastAsiaTheme="minorEastAsia" w:hAnsi="Cambria Math"/>
+              </w:rPr>
+              <m:t>b</m:t>
+            </m:r>
+          </m:e>
+        </m:acc>
+      </m:oMath>
+      <w:r>
+        <w:rPr>
+          <w:rFonts w:eastAsiaTheme="minorEastAsia"/>
+        </w:rPr>
+        <w:t xml:space="preserve"> as quickly</w:t>
+      </w:r>
+      <w:r>
+        <w:rPr>
+          <w:rFonts w:eastAsiaTheme="minorEastAsia"/>
+        </w:rPr>
+        <w:t xml:space="preserve"> as in </w:t>
+      </w:r>
+      <m:oMath>
+        <m:r>
+          <w:rPr>
+            <w:rFonts w:ascii="Cambria Math" w:eastAsiaTheme="minorEastAsia" w:hAnsi="Cambria Math"/>
+          </w:rPr>
+          <m:t>σ=0.01</m:t>
+        </m:r>
+      </m:oMath>
+      <w:r>
+        <w:rPr>
+          <w:rFonts w:eastAsiaTheme="minorEastAsia"/>
+        </w:rPr>
+        <w:t>.</w:t>
       </w:r>
     </w:p>
     <w:tbl>
@@ -1984,25 +2228,7 @@
                   <w:rPr>
                     <w:rFonts w:ascii="Cambria Math" w:hAnsi="Cambria Math"/>
                   </w:rPr>
-                  <m:t>σ</m:t>
-                </m:r>
-                <m:r>
-                  <m:rPr>
-                    <m:sty m:val="bi"/>
-                  </m:rPr>
-                  <w:rPr>
-                    <w:rFonts w:ascii="Cambria Math" w:hAnsi="Cambria Math"/>
-                  </w:rPr>
-                  <m:t>=0.0</m:t>
-                </m:r>
-                <m:r>
-                  <m:rPr>
-                    <m:sty m:val="bi"/>
-                  </m:rPr>
-                  <w:rPr>
-                    <w:rFonts w:ascii="Cambria Math" w:hAnsi="Cambria Math"/>
-                  </w:rPr>
-                  <m:t>1</m:t>
+                  <m:t>σ=0.01</m:t>
                 </m:r>
               </m:oMath>
             </m:oMathPara>
@@ -2025,16 +2251,7 @@
                   <w:rPr>
                     <w:rFonts w:ascii="Cambria Math" w:hAnsi="Cambria Math"/>
                   </w:rPr>
-                  <m:t>σ</m:t>
-                </m:r>
-                <m:r>
-                  <m:rPr>
-                    <m:sty m:val="bi"/>
-                  </m:rPr>
-                  <w:rPr>
-                    <w:rFonts w:ascii="Cambria Math" w:hAnsi="Cambria Math"/>
-                  </w:rPr>
-                  <m:t>=1</m:t>
+                  <m:t>σ=1</m:t>
                 </m:r>
               </m:oMath>
             </m:oMathPara>
@@ -2057,7 +2274,7 @@
                 <w:noProof/>
               </w:rPr>
               <w:drawing>
-                <wp:inline distT="0" distB="0" distL="0" distR="0" wp14:anchorId="333B1FA7" wp14:editId="390C5166">
+                <wp:inline distT="0" distB="0" distL="0" distR="0" wp14:anchorId="333B1FA7" wp14:editId="5060A758">
                   <wp:extent cx="2880360" cy="2330631"/>
                   <wp:effectExtent l="0" t="0" r="0" b="1905"/>
                   <wp:docPr id="2021574567" name="Picture 11"/>
@@ -2120,7 +2337,7 @@
                 <w:noProof/>
               </w:rPr>
               <w:drawing>
-                <wp:inline distT="0" distB="0" distL="0" distR="0" wp14:anchorId="4FD70CA3" wp14:editId="30369559">
+                <wp:inline distT="0" distB="0" distL="0" distR="0" wp14:anchorId="4FD70CA3" wp14:editId="369A1692">
                   <wp:extent cx="2880360" cy="2330631"/>
                   <wp:effectExtent l="0" t="0" r="0" b="0"/>
                   <wp:docPr id="1135601639" name="Picture 17"/>
@@ -2187,10 +2404,10 @@
               </w:rPr>
               <w:lastRenderedPageBreak/>
               <w:drawing>
-                <wp:inline distT="0" distB="0" distL="0" distR="0" wp14:anchorId="4D7EBC30" wp14:editId="1BA1EC2F">
-                  <wp:extent cx="2880360" cy="2325053"/>
+                <wp:inline distT="0" distB="0" distL="0" distR="0" wp14:anchorId="7C0B321E" wp14:editId="474A13D6">
+                  <wp:extent cx="2880360" cy="2325054"/>
                   <wp:effectExtent l="0" t="0" r="0" b="0"/>
-                  <wp:docPr id="1523032061" name="Picture 12"/>
+                  <wp:docPr id="1804930550" name="Picture 1"/>
                   <wp:cNvGraphicFramePr>
                     <a:graphicFrameLocks xmlns:a="http://schemas.openxmlformats.org/drawingml/2006/main" noChangeAspect="1"/>
                   </wp:cNvGraphicFramePr>
@@ -2198,7 +2415,7 @@
                     <a:graphicData uri="http://schemas.openxmlformats.org/drawingml/2006/picture">
                       <pic:pic xmlns:pic="http://schemas.openxmlformats.org/drawingml/2006/picture">
                         <pic:nvPicPr>
-                          <pic:cNvPr id="0" name="Picture 12"/>
+                          <pic:cNvPr id="0" name="Picture 1"/>
                           <pic:cNvPicPr>
                             <a:picLocks noChangeAspect="1" noChangeArrowheads="1"/>
                           </pic:cNvPicPr>
@@ -2219,7 +2436,7 @@
                         <pic:spPr bwMode="auto">
                           <a:xfrm>
                             <a:off x="0" y="0"/>
-                            <a:ext cx="2880360" cy="2325053"/>
+                            <a:ext cx="2880360" cy="2325054"/>
                           </a:xfrm>
                           <a:prstGeom prst="rect">
                             <a:avLst/>
@@ -2250,10 +2467,10 @@
                 <w:noProof/>
               </w:rPr>
               <w:drawing>
-                <wp:inline distT="0" distB="0" distL="0" distR="0" wp14:anchorId="63944BDD" wp14:editId="7EFBC42D">
-                  <wp:extent cx="2880360" cy="2325053"/>
+                <wp:inline distT="0" distB="0" distL="0" distR="0" wp14:anchorId="3A0A7881" wp14:editId="251439EE">
+                  <wp:extent cx="2880360" cy="2325054"/>
                   <wp:effectExtent l="0" t="0" r="0" b="0"/>
-                  <wp:docPr id="351815403" name="Picture 18"/>
+                  <wp:docPr id="1289034869" name="Picture 2"/>
                   <wp:cNvGraphicFramePr>
                     <a:graphicFrameLocks xmlns:a="http://schemas.openxmlformats.org/drawingml/2006/main" noChangeAspect="1"/>
                   </wp:cNvGraphicFramePr>
@@ -2261,7 +2478,7 @@
                     <a:graphicData uri="http://schemas.openxmlformats.org/drawingml/2006/picture">
                       <pic:pic xmlns:pic="http://schemas.openxmlformats.org/drawingml/2006/picture">
                         <pic:nvPicPr>
-                          <pic:cNvPr id="0" name="Picture 18"/>
+                          <pic:cNvPr id="0" name="Picture 2"/>
                           <pic:cNvPicPr>
                             <a:picLocks noChangeAspect="1" noChangeArrowheads="1"/>
                           </pic:cNvPicPr>
@@ -2282,7 +2499,7 @@
                         <pic:spPr bwMode="auto">
                           <a:xfrm>
                             <a:off x="0" y="0"/>
-                            <a:ext cx="2880360" cy="2325053"/>
+                            <a:ext cx="2880360" cy="2325054"/>
                           </a:xfrm>
                           <a:prstGeom prst="rect">
                             <a:avLst/>
@@ -2373,6 +2590,7 @@
           </w:tcPr>
           <w:p>
             <w:pPr>
+              <w:keepNext/>
               <w:cnfStyle w:val="000000100000" w:firstRow="0" w:lastRow="0" w:firstColumn="0" w:lastColumn="0" w:oddVBand="0" w:evenVBand="0" w:oddHBand="1" w:evenHBand="0" w:firstRowFirstColumn="0" w:firstRowLastColumn="0" w:lastRowFirstColumn="0" w:lastRowLastColumn="0"/>
             </w:pPr>
             <w:r>
@@ -2432,20 +2650,88 @@
         </w:tc>
       </w:tr>
     </w:tbl>
-    <w:p/>
     <w:p>
       <w:pPr>
+        <w:pStyle w:val="Caption"/>
         <w:jc w:val="center"/>
+        <w:rPr>
+          <w:i w:val="0"/>
+          <w:iCs w:val="0"/>
+          <w:sz w:val="22"/>
+          <w:szCs w:val="22"/>
+        </w:rPr>
       </w:pPr>
-    </w:p>
-    <w:p>
-      <w:pPr>
-        <w:jc w:val="center"/>
-      </w:pPr>
+      <w:bookmarkStart w:id="0" w:name="_Ref227582180"/>
+      <w:r>
+        <w:rPr>
+          <w:i w:val="0"/>
+          <w:iCs w:val="0"/>
+          <w:sz w:val="22"/>
+          <w:szCs w:val="22"/>
+        </w:rPr>
+        <w:t xml:space="preserve">Figure </w:t>
+      </w:r>
+      <w:r>
+        <w:rPr>
+          <w:i w:val="0"/>
+          <w:iCs w:val="0"/>
+          <w:sz w:val="22"/>
+          <w:szCs w:val="22"/>
+        </w:rPr>
+        <w:fldChar w:fldCharType="begin"/>
+      </w:r>
+      <w:r>
+        <w:rPr>
+          <w:i w:val="0"/>
+          <w:iCs w:val="0"/>
+          <w:sz w:val="22"/>
+          <w:szCs w:val="22"/>
+        </w:rPr>
+        <w:instrText xml:space="preserve"> SEQ Figure \* ARABIC </w:instrText>
+      </w:r>
+      <w:r>
+        <w:rPr>
+          <w:i w:val="0"/>
+          <w:iCs w:val="0"/>
+          <w:sz w:val="22"/>
+          <w:szCs w:val="22"/>
+        </w:rPr>
+        <w:fldChar w:fldCharType="separate"/>
+      </w:r>
+      <w:r>
+        <w:rPr>
+          <w:i w:val="0"/>
+          <w:iCs w:val="0"/>
+          <w:noProof/>
+          <w:sz w:val="22"/>
+          <w:szCs w:val="22"/>
+        </w:rPr>
+        <w:t>1</w:t>
+      </w:r>
+      <w:r>
+        <w:rPr>
+          <w:i w:val="0"/>
+          <w:iCs w:val="0"/>
+          <w:sz w:val="22"/>
+          <w:szCs w:val="22"/>
+        </w:rPr>
+        <w:fldChar w:fldCharType="end"/>
+      </w:r>
+      <w:bookmarkEnd w:id="0"/>
+      <w:r>
+        <w:rPr>
+          <w:i w:val="0"/>
+          <w:iCs w:val="0"/>
+          <w:sz w:val="22"/>
+          <w:szCs w:val="22"/>
+        </w:rPr>
+        <w:t>: GPC Results</w:t>
+      </w:r>
     </w:p>
     <w:p>
       <w:pPr>
         <w:pStyle w:val="Heading1"/>
+        <w:spacing w:before="0"/>
       </w:pPr>
       <w:r>
         <w:t>Problem 2</w:t>
@@ -2777,7 +3063,6 @@
         <w:rPr>
           <w:rFonts w:eastAsiaTheme="minorEastAsia"/>
         </w:rPr>
-        <w:lastRenderedPageBreak/>
         <w:t xml:space="preserve">The nominal value </w:t>
       </w:r>
       <m:oMath>
@@ -3427,6 +3712,7 @@
         <w:rPr>
           <w:rFonts w:eastAsiaTheme="minorEastAsia"/>
         </w:rPr>
+        <w:lastRenderedPageBreak/>
         <w:t>=</w:t>
       </w:r>
       <m:oMath>
@@ -3805,13 +4091,7 @@
             <w:rPr>
               <w:rFonts w:ascii="Cambria Math" w:eastAsiaTheme="minorEastAsia" w:hAnsi="Cambria Math"/>
             </w:rPr>
-            <m:t>=</m:t>
-          </m:r>
-          <m:r>
-            <w:rPr>
-              <w:rFonts w:ascii="Cambria Math" w:eastAsiaTheme="minorEastAsia" w:hAnsi="Cambria Math"/>
-            </w:rPr>
-            <m:t>2</m:t>
+            <m:t>=2</m:t>
           </m:r>
         </m:oMath>
       </m:oMathPara>
@@ -3955,13 +4235,7 @@
             <w:rPr>
               <w:rFonts w:ascii="Cambria Math" w:eastAsiaTheme="minorEastAsia" w:hAnsi="Cambria Math"/>
             </w:rPr>
-            <m:t>-</m:t>
-          </m:r>
-          <m:r>
-            <w:rPr>
-              <w:rFonts w:ascii="Cambria Math" w:eastAsiaTheme="minorEastAsia" w:hAnsi="Cambria Math"/>
-            </w:rPr>
-            <m:t>q</m:t>
+            <m:t>-q</m:t>
           </m:r>
           <m:sSub>
             <m:sSubPr>
@@ -4359,19 +4633,7 @@
             <w:rPr>
               <w:rFonts w:ascii="Cambria Math" w:eastAsiaTheme="minorEastAsia" w:hAnsi="Cambria Math"/>
             </w:rPr>
-            <m:t>=</m:t>
-          </m:r>
-          <m:r>
-            <w:rPr>
-              <w:rFonts w:ascii="Cambria Math" w:eastAsiaTheme="minorEastAsia" w:hAnsi="Cambria Math"/>
-            </w:rPr>
-            <m:t>-6</m:t>
-          </m:r>
-          <m:r>
-            <w:rPr>
-              <w:rFonts w:ascii="Cambria Math" w:eastAsiaTheme="minorEastAsia" w:hAnsi="Cambria Math"/>
-            </w:rPr>
-            <m:t>+</m:t>
+            <m:t>=-6+</m:t>
           </m:r>
           <m:f>
             <m:fPr>
@@ -4465,13 +4727,7 @@
             <w:rPr>
               <w:rFonts w:ascii="Cambria Math" w:eastAsiaTheme="minorEastAsia" w:hAnsi="Cambria Math"/>
             </w:rPr>
-            <m:t>=2</m:t>
-          </m:r>
-          <m:r>
-            <w:rPr>
-              <w:rFonts w:ascii="Cambria Math" w:eastAsiaTheme="minorEastAsia" w:hAnsi="Cambria Math"/>
-            </w:rPr>
-            <m:t xml:space="preserve">,  </m:t>
+            <m:t xml:space="preserve">=2,  </m:t>
           </m:r>
           <m:sSubSup>
             <m:sSubSupPr>
@@ -4681,19 +4937,7 @@
             <w:rPr>
               <w:rFonts w:ascii="Cambria Math" w:eastAsiaTheme="minorEastAsia" w:hAnsi="Cambria Math"/>
             </w:rPr>
-            <m:t xml:space="preserve">= </m:t>
-          </m:r>
-          <m:r>
-            <w:rPr>
-              <w:rFonts w:ascii="Cambria Math" w:eastAsiaTheme="minorEastAsia" w:hAnsi="Cambria Math"/>
-            </w:rPr>
-            <m:t>-6</m:t>
-          </m:r>
-          <m:r>
-            <w:rPr>
-              <w:rFonts w:ascii="Cambria Math" w:eastAsiaTheme="minorEastAsia" w:hAnsi="Cambria Math"/>
-            </w:rPr>
-            <m:t xml:space="preserve">,  </m:t>
+            <m:t xml:space="preserve">= -6,  </m:t>
           </m:r>
           <m:sSup>
             <m:sSupPr>
@@ -4725,13 +4969,7 @@
             <w:rPr>
               <w:rFonts w:ascii="Cambria Math" w:eastAsiaTheme="minorEastAsia" w:hAnsi="Cambria Math"/>
             </w:rPr>
-            <m:t xml:space="preserve">= </m:t>
-          </m:r>
-          <m:r>
-            <w:rPr>
-              <w:rFonts w:ascii="Cambria Math" w:eastAsiaTheme="minorEastAsia" w:hAnsi="Cambria Math"/>
-            </w:rPr>
-            <m:t>14</m:t>
+            <m:t>= 14</m:t>
           </m:r>
         </m:oMath>
       </m:oMathPara>
@@ -4901,13 +5139,7 @@
                 <w:rPr>
                   <w:rFonts w:ascii="Cambria Math" w:hAnsi="Cambria Math"/>
                 </w:rPr>
-                <m:t>s+</m:t>
-              </m:r>
-              <m:r>
-                <w:rPr>
-                  <w:rFonts w:ascii="Cambria Math" w:hAnsi="Cambria Math"/>
-                </w:rPr>
-                <m:t>3</m:t>
+                <m:t>s+3</m:t>
               </m:r>
             </m:num>
             <m:den>
@@ -5231,13 +5463,7 @@
             <w:rPr>
               <w:rFonts w:ascii="Cambria Math" w:eastAsiaTheme="minorEastAsia" w:hAnsi="Cambria Math"/>
             </w:rPr>
-            <m:t>=</m:t>
-          </m:r>
-          <m:r>
-            <w:rPr>
-              <w:rFonts w:ascii="Cambria Math" w:eastAsiaTheme="minorEastAsia" w:hAnsi="Cambria Math"/>
-            </w:rPr>
-            <m:t>0</m:t>
+            <m:t>=0</m:t>
           </m:r>
         </m:oMath>
       </m:oMathPara>
@@ -5640,7 +5866,6 @@
             <w:rPr>
               <w:rFonts w:ascii="Cambria Math" w:eastAsiaTheme="minorEastAsia" w:hAnsi="Cambria Math"/>
             </w:rPr>
-            <w:lastRenderedPageBreak/>
             <m:t>⇒</m:t>
           </m:r>
           <m:sSup>
@@ -5691,19 +5916,7 @@
             <w:rPr>
               <w:rFonts w:ascii="Cambria Math" w:eastAsiaTheme="minorEastAsia" w:hAnsi="Cambria Math"/>
             </w:rPr>
-            <m:t>= -</m:t>
-          </m:r>
-          <m:r>
-            <w:rPr>
-              <w:rFonts w:ascii="Cambria Math" w:eastAsiaTheme="minorEastAsia" w:hAnsi="Cambria Math"/>
-            </w:rPr>
-            <m:t>8</m:t>
-          </m:r>
-          <m:r>
-            <w:rPr>
-              <w:rFonts w:ascii="Cambria Math" w:eastAsiaTheme="minorEastAsia" w:hAnsi="Cambria Math"/>
-            </w:rPr>
-            <m:t xml:space="preserve">s-4,  </m:t>
+            <m:t xml:space="preserve">= -8s-4,  </m:t>
           </m:r>
           <m:f>
             <m:fPr>
@@ -5791,19 +6004,7 @@
             <w:rPr>
               <w:rFonts w:ascii="Cambria Math" w:eastAsiaTheme="minorEastAsia" w:hAnsi="Cambria Math"/>
             </w:rPr>
-            <m:t>=-</m:t>
-          </m:r>
-          <m:r>
-            <w:rPr>
-              <w:rFonts w:ascii="Cambria Math" w:eastAsiaTheme="minorEastAsia" w:hAnsi="Cambria Math"/>
-            </w:rPr>
-            <m:t>8</m:t>
-          </m:r>
-          <m:r>
-            <w:rPr>
-              <w:rFonts w:ascii="Cambria Math" w:eastAsiaTheme="minorEastAsia" w:hAnsi="Cambria Math"/>
-            </w:rPr>
-            <m:t>+</m:t>
+            <m:t>=-8+</m:t>
           </m:r>
           <m:f>
             <m:fPr>
@@ -5897,19 +6098,7 @@
             <w:rPr>
               <w:rFonts w:ascii="Cambria Math" w:eastAsiaTheme="minorEastAsia" w:hAnsi="Cambria Math"/>
             </w:rPr>
-            <m:t>=</m:t>
-          </m:r>
-          <m:r>
-            <w:rPr>
-              <w:rFonts w:ascii="Cambria Math" w:eastAsiaTheme="minorEastAsia" w:hAnsi="Cambria Math"/>
-            </w:rPr>
-            <m:t>0</m:t>
-          </m:r>
-          <m:r>
-            <w:rPr>
-              <w:rFonts w:ascii="Cambria Math" w:eastAsiaTheme="minorEastAsia" w:hAnsi="Cambria Math"/>
-            </w:rPr>
-            <m:t xml:space="preserve">,  </m:t>
+            <m:t xml:space="preserve">=0,  </m:t>
           </m:r>
           <m:sSubSup>
             <m:sSubSupPr>
@@ -5949,19 +6138,7 @@
             <w:rPr>
               <w:rFonts w:ascii="Cambria Math" w:eastAsiaTheme="minorEastAsia" w:hAnsi="Cambria Math"/>
             </w:rPr>
-            <m:t>=-</m:t>
-          </m:r>
-          <m:r>
-            <w:rPr>
-              <w:rFonts w:ascii="Cambria Math" w:eastAsiaTheme="minorEastAsia" w:hAnsi="Cambria Math"/>
-            </w:rPr>
-            <m:t>8</m:t>
-          </m:r>
-          <m:r>
-            <w:rPr>
-              <w:rFonts w:ascii="Cambria Math" w:eastAsiaTheme="minorEastAsia" w:hAnsi="Cambria Math"/>
-            </w:rPr>
-            <m:t xml:space="preserve">,  </m:t>
+            <m:t xml:space="preserve">=-8,  </m:t>
           </m:r>
           <m:sSup>
             <m:sSupPr>
@@ -5993,13 +6170,7 @@
             <w:rPr>
               <w:rFonts w:ascii="Cambria Math" w:eastAsiaTheme="minorEastAsia" w:hAnsi="Cambria Math"/>
             </w:rPr>
-            <m:t>=</m:t>
-          </m:r>
-          <m:r>
-            <w:rPr>
-              <w:rFonts w:ascii="Cambria Math" w:eastAsiaTheme="minorEastAsia" w:hAnsi="Cambria Math"/>
-            </w:rPr>
-            <m:t>20</m:t>
+            <m:t>=20</m:t>
           </m:r>
         </m:oMath>
       </m:oMathPara>
@@ -6097,19 +6268,7 @@
             <w:rPr>
               <w:rFonts w:ascii="Cambria Math" w:eastAsiaTheme="minorEastAsia" w:hAnsi="Cambria Math"/>
             </w:rPr>
-            <m:t>=</m:t>
-          </m:r>
-          <m:r>
-            <w:rPr>
-              <w:rFonts w:ascii="Cambria Math" w:eastAsiaTheme="minorEastAsia" w:hAnsi="Cambria Math"/>
-            </w:rPr>
-            <m:t>0</m:t>
-          </m:r>
-          <m:r>
-            <w:rPr>
-              <w:rFonts w:ascii="Cambria Math" w:eastAsiaTheme="minorEastAsia" w:hAnsi="Cambria Math"/>
-            </w:rPr>
-            <m:t xml:space="preserve">,  </m:t>
+            <m:t xml:space="preserve">=0,  </m:t>
           </m:r>
           <m:sSubSup>
             <m:sSubSupPr>
@@ -6149,19 +6308,7 @@
             <w:rPr>
               <w:rFonts w:ascii="Cambria Math" w:eastAsiaTheme="minorEastAsia" w:hAnsi="Cambria Math"/>
             </w:rPr>
-            <m:t>= -</m:t>
-          </m:r>
-          <m:r>
-            <w:rPr>
-              <w:rFonts w:ascii="Cambria Math" w:eastAsiaTheme="minorEastAsia" w:hAnsi="Cambria Math"/>
-            </w:rPr>
-            <m:t>8</m:t>
-          </m:r>
-          <m:r>
-            <w:rPr>
-              <w:rFonts w:ascii="Cambria Math" w:eastAsiaTheme="minorEastAsia" w:hAnsi="Cambria Math"/>
-            </w:rPr>
-            <m:t xml:space="preserve">,  </m:t>
+            <m:t xml:space="preserve">= -8,  </m:t>
           </m:r>
           <m:sSup>
             <m:sSupPr>
@@ -6193,13 +6340,7 @@
             <w:rPr>
               <w:rFonts w:ascii="Cambria Math" w:eastAsiaTheme="minorEastAsia" w:hAnsi="Cambria Math"/>
             </w:rPr>
-            <m:t xml:space="preserve">= </m:t>
-          </m:r>
-          <m:r>
-            <w:rPr>
-              <w:rFonts w:ascii="Cambria Math" w:eastAsiaTheme="minorEastAsia" w:hAnsi="Cambria Math"/>
-            </w:rPr>
-            <m:t>20</m:t>
+            <m:t>= 20</m:t>
           </m:r>
         </m:oMath>
       </m:oMathPara>
@@ -8133,7 +8274,6 @@
         <w:rPr>
           <w:rFonts w:eastAsiaTheme="minorEastAsia"/>
         </w:rPr>
-        <w:lastRenderedPageBreak/>
         <w:t xml:space="preserve">Having </w:t>
       </w:r>
       <m:oMath>
@@ -8626,19 +8766,7 @@
             <w:rPr>
               <w:rFonts w:ascii="Cambria Math" w:eastAsiaTheme="minorEastAsia" w:hAnsi="Cambria Math"/>
             </w:rPr>
-            <m:t>=</m:t>
-          </m:r>
-          <m:r>
-            <w:rPr>
-              <w:rFonts w:ascii="Cambria Math" w:eastAsiaTheme="minorEastAsia" w:hAnsi="Cambria Math"/>
-            </w:rPr>
-            <m:t>2.7227</m:t>
-          </m:r>
-          <m:r>
-            <w:rPr>
-              <w:rFonts w:ascii="Cambria Math" w:eastAsiaTheme="minorEastAsia" w:hAnsi="Cambria Math"/>
-            </w:rPr>
-            <m:t xml:space="preserve">,  </m:t>
+            <m:t xml:space="preserve">=2.7227,  </m:t>
           </m:r>
           <m:sSub>
             <m:sSubPr>
@@ -8728,13 +8856,7 @@
             <w:rPr>
               <w:rFonts w:ascii="Cambria Math" w:eastAsiaTheme="minorEastAsia" w:hAnsi="Cambria Math"/>
             </w:rPr>
-            <m:t>=</m:t>
-          </m:r>
-          <m:r>
-            <w:rPr>
-              <w:rFonts w:ascii="Cambria Math" w:eastAsiaTheme="minorEastAsia" w:hAnsi="Cambria Math"/>
-            </w:rPr>
-            <m:t>-1.7227</m:t>
+            <m:t>=-1.7227</m:t>
           </m:r>
         </m:oMath>
       </m:oMathPara>
@@ -8911,13 +9033,7 @@
         <w:rPr>
           <w:rFonts w:eastAsiaTheme="minorEastAsia"/>
         </w:rPr>
-        <w:t xml:space="preserve"> shown below. </w:t>
-      </w:r>
-      <w:r>
-        <w:rPr>
-          <w:rFonts w:eastAsiaTheme="minorEastAsia"/>
-        </w:rPr>
-        <w:t>The parameter estimates are the results of the RLSFF algorithm.</w:t>
+        <w:t xml:space="preserve"> shown below. The parameter estimates are the results of the RLSFF algorithm.</w:t>
       </w:r>
     </w:p>
     <w:p>

--- a/takehome3/EEL 6616 Take Home 3.docx
+++ b/takehome3/EEL 6616 Take Home 3.docx
@@ -356,7 +356,37 @@
             <w:rPr>
               <w:rFonts w:ascii="Cambria Math" w:eastAsiaTheme="minorEastAsia" w:hAnsi="Cambria Math"/>
             </w:rPr>
-            <m:t>+abu(k)</m:t>
+            <m:t>+</m:t>
+          </m:r>
+          <m:r>
+            <w:rPr>
+              <w:rFonts w:ascii="Cambria Math" w:eastAsiaTheme="minorEastAsia" w:hAnsi="Cambria Math"/>
+            </w:rPr>
+            <m:t>abu</m:t>
+          </m:r>
+          <m:d>
+            <m:dPr>
+              <m:ctrlPr>
+                <w:rPr>
+                  <w:rFonts w:ascii="Cambria Math" w:eastAsiaTheme="minorEastAsia" w:hAnsi="Cambria Math"/>
+                  <w:i/>
+                </w:rPr>
+              </m:ctrlPr>
+            </m:dPr>
+            <m:e>
+              <m:r>
+                <w:rPr>
+                  <w:rFonts w:ascii="Cambria Math" w:eastAsiaTheme="minorEastAsia" w:hAnsi="Cambria Math"/>
+                </w:rPr>
+                <m:t>k</m:t>
+              </m:r>
+            </m:e>
+          </m:d>
+          <m:r>
+            <w:rPr>
+              <w:rFonts w:ascii="Cambria Math" w:eastAsiaTheme="minorEastAsia" w:hAnsi="Cambria Math"/>
+            </w:rPr>
+            <m:t>+</m:t>
           </m:r>
           <m:sSub>
             <m:sSubPr>
@@ -456,39 +486,39 @@
             <w:rPr>
               <w:rFonts w:ascii="Cambria Math" w:eastAsiaTheme="minorEastAsia" w:hAnsi="Cambria Math"/>
             </w:rPr>
-            <m:t>=a</m:t>
+            <m:t>=</m:t>
           </m:r>
-          <m:sSub>
-            <m:sSubPr>
-              <m:ctrlPr>
-                <w:rPr>
-                  <w:rFonts w:ascii="Cambria Math" w:eastAsiaTheme="minorEastAsia" w:hAnsi="Cambria Math"/>
-                  <w:i/>
-                </w:rPr>
-              </m:ctrlPr>
-            </m:sSubPr>
+          <m:sSup>
+            <m:sSupPr>
+              <m:ctrlPr>
+                <w:rPr>
+                  <w:rFonts w:ascii="Cambria Math" w:eastAsiaTheme="minorEastAsia" w:hAnsi="Cambria Math"/>
+                  <w:i/>
+                </w:rPr>
+              </m:ctrlPr>
+            </m:sSupPr>
             <m:e>
               <m:r>
                 <w:rPr>
                   <w:rFonts w:ascii="Cambria Math" w:eastAsiaTheme="minorEastAsia" w:hAnsi="Cambria Math"/>
                 </w:rPr>
-                <m:t>f</m:t>
+                <m:t>a</m:t>
               </m:r>
             </m:e>
-            <m:sub>
-              <m:r>
-                <w:rPr>
-                  <w:rFonts w:ascii="Cambria Math" w:eastAsiaTheme="minorEastAsia" w:hAnsi="Cambria Math"/>
-                </w:rPr>
-                <m:t>1</m:t>
-              </m:r>
-            </m:sub>
-          </m:sSub>
+            <m:sup>
+              <m:r>
+                <w:rPr>
+                  <w:rFonts w:ascii="Cambria Math" w:eastAsiaTheme="minorEastAsia" w:hAnsi="Cambria Math"/>
+                </w:rPr>
+                <m:t>2</m:t>
+              </m:r>
+            </m:sup>
+          </m:sSup>
           <m:r>
             <w:rPr>
               <w:rFonts w:ascii="Cambria Math" w:eastAsiaTheme="minorEastAsia" w:hAnsi="Cambria Math"/>
             </w:rPr>
-            <m:t>(k)</m:t>
+            <m:t>y(k)</m:t>
           </m:r>
         </m:oMath>
       </m:oMathPara>
@@ -629,6 +659,12 @@
               </m:r>
             </m:e>
           </m:d>
+          <m:r>
+            <w:rPr>
+              <w:rFonts w:ascii="Cambria Math" w:eastAsiaTheme="minorEastAsia" w:hAnsi="Cambria Math"/>
+            </w:rPr>
+            <m:t>+</m:t>
+          </m:r>
           <m:sSub>
             <m:sSubPr>
               <m:ctrlPr>
@@ -727,39 +763,39 @@
             <w:rPr>
               <w:rFonts w:ascii="Cambria Math" w:eastAsiaTheme="minorEastAsia" w:hAnsi="Cambria Math"/>
             </w:rPr>
-            <m:t>=a</m:t>
+            <m:t>=</m:t>
           </m:r>
-          <m:sSub>
-            <m:sSubPr>
-              <m:ctrlPr>
-                <w:rPr>
-                  <w:rFonts w:ascii="Cambria Math" w:eastAsiaTheme="minorEastAsia" w:hAnsi="Cambria Math"/>
-                  <w:i/>
-                </w:rPr>
-              </m:ctrlPr>
-            </m:sSubPr>
+          <m:sSup>
+            <m:sSupPr>
+              <m:ctrlPr>
+                <w:rPr>
+                  <w:rFonts w:ascii="Cambria Math" w:eastAsiaTheme="minorEastAsia" w:hAnsi="Cambria Math"/>
+                  <w:i/>
+                </w:rPr>
+              </m:ctrlPr>
+            </m:sSupPr>
             <m:e>
               <m:r>
                 <w:rPr>
                   <w:rFonts w:ascii="Cambria Math" w:eastAsiaTheme="minorEastAsia" w:hAnsi="Cambria Math"/>
                 </w:rPr>
-                <m:t>f</m:t>
+                <m:t>a</m:t>
               </m:r>
             </m:e>
-            <m:sub>
-              <m:r>
-                <w:rPr>
-                  <w:rFonts w:ascii="Cambria Math" w:eastAsiaTheme="minorEastAsia" w:hAnsi="Cambria Math"/>
-                </w:rPr>
-                <m:t>2</m:t>
-              </m:r>
-            </m:sub>
-          </m:sSub>
+            <m:sup>
+              <m:r>
+                <w:rPr>
+                  <w:rFonts w:ascii="Cambria Math" w:eastAsiaTheme="minorEastAsia" w:hAnsi="Cambria Math"/>
+                </w:rPr>
+                <m:t>3</m:t>
+              </m:r>
+            </m:sup>
+          </m:sSup>
           <m:r>
             <w:rPr>
               <w:rFonts w:ascii="Cambria Math" w:eastAsiaTheme="minorEastAsia" w:hAnsi="Cambria Math"/>
             </w:rPr>
-            <m:t>(k)</m:t>
+            <m:t>y(k)</m:t>
           </m:r>
         </m:oMath>
       </m:oMathPara>
@@ -1370,7 +1406,19 @@
                     <w:rPr>
                       <w:rFonts w:ascii="Cambria Math" w:hAnsi="Cambria Math"/>
                     </w:rPr>
-                    <m:t>0.8186y(k)</m:t>
+                    <m:t>0.818</m:t>
+                  </m:r>
+                  <m:r>
+                    <w:rPr>
+                      <w:rFonts w:ascii="Cambria Math" w:hAnsi="Cambria Math"/>
+                    </w:rPr>
+                    <m:t>7</m:t>
+                  </m:r>
+                  <m:r>
+                    <w:rPr>
+                      <w:rFonts w:ascii="Cambria Math" w:hAnsi="Cambria Math"/>
+                    </w:rPr>
+                    <m:t>y(k)</m:t>
                   </m:r>
                   <m:ctrlPr>
                     <w:rPr>
@@ -1401,7 +1449,6 @@
     </w:p>
     <w:p>
       <w:pPr>
-        <w:ind w:firstLine="720"/>
         <w:jc w:val="both"/>
         <w:rPr>
           <w:rFonts w:eastAsiaTheme="minorEastAsia"/>
@@ -1411,65 +1458,581 @@
         <w:rPr>
           <w:rFonts w:eastAsiaTheme="minorEastAsia"/>
         </w:rPr>
-        <w:t xml:space="preserve">If the estimate of </w:t>
+        <w:tab/>
+        <w:t xml:space="preserve">In the nonadaptive case, </w:t>
       </w:r>
       <m:oMath>
         <m:r>
           <w:rPr>
             <w:rFonts w:ascii="Cambria Math" w:eastAsiaTheme="minorEastAsia" w:hAnsi="Cambria Math"/>
           </w:rPr>
-          <m:t>b</m:t>
+          <m:t>b=0</m:t>
         </m:r>
       </m:oMath>
       <w:r>
         <w:rPr>
           <w:rFonts w:eastAsiaTheme="minorEastAsia"/>
         </w:rPr>
-        <w:t xml:space="preserve"> becomes 0 at any point, then the expected plant gain would become 0</w:t>
-      </w:r>
-      <w:r>
-        <w:rPr>
-          <w:rFonts w:eastAsiaTheme="minorEastAsia"/>
-        </w:rPr>
-        <w:t xml:space="preserve">. </w:t>
-      </w:r>
-      <w:r>
-        <w:rPr>
-          <w:rFonts w:eastAsiaTheme="minorEastAsia"/>
-        </w:rPr>
-        <w:t xml:space="preserve">This in turn causes </w:t>
+        <w:t xml:space="preserve"> means the</w:t>
+      </w:r>
+      <w:r>
+        <w:rPr>
+          <w:rFonts w:eastAsiaTheme="minorEastAsia"/>
+        </w:rPr>
+        <w:t xml:space="preserve"> expected plant gain is 0, and the plant is</w:t>
+      </w:r>
+      <w:r>
+        <w:rPr>
+          <w:rFonts w:eastAsiaTheme="minorEastAsia"/>
+        </w:rPr>
+        <w:t xml:space="preserve"> unresponsive and uncontrollable. </w:t>
+      </w:r>
+      <w:r>
+        <w:rPr>
+          <w:rFonts w:eastAsiaTheme="minorEastAsia"/>
+        </w:rPr>
+        <w:t>This is a property of the plant itself and is not able to be fixed using a controller.</w:t>
+      </w:r>
+      <w:r>
+        <w:rPr>
+          <w:rFonts w:eastAsiaTheme="minorEastAsia"/>
+        </w:rPr>
+        <w:t xml:space="preserve"> For an adaptive controller, </w:t>
+      </w:r>
+      <m:oMath>
+        <m:acc>
+          <m:accPr>
+            <m:ctrlPr>
+              <w:rPr>
+                <w:rFonts w:ascii="Cambria Math" w:eastAsiaTheme="minorEastAsia" w:hAnsi="Cambria Math"/>
+                <w:i/>
+              </w:rPr>
+            </m:ctrlPr>
+          </m:accPr>
+          <m:e>
+            <m:r>
+              <w:rPr>
+                <w:rFonts w:ascii="Cambria Math" w:eastAsiaTheme="minorEastAsia" w:hAnsi="Cambria Math"/>
+              </w:rPr>
+              <m:t>b</m:t>
+            </m:r>
+          </m:e>
+        </m:acc>
+        <m:d>
+          <m:dPr>
+            <m:ctrlPr>
+              <w:rPr>
+                <w:rFonts w:ascii="Cambria Math" w:eastAsiaTheme="minorEastAsia" w:hAnsi="Cambria Math"/>
+                <w:i/>
+              </w:rPr>
+            </m:ctrlPr>
+          </m:dPr>
+          <m:e>
+            <m:r>
+              <w:rPr>
+                <w:rFonts w:ascii="Cambria Math" w:eastAsiaTheme="minorEastAsia" w:hAnsi="Cambria Math"/>
+              </w:rPr>
+              <m:t>k</m:t>
+            </m:r>
+          </m:e>
+        </m:d>
+        <m:r>
+          <w:rPr>
+            <w:rFonts w:ascii="Cambria Math" w:eastAsiaTheme="minorEastAsia" w:hAnsi="Cambria Math"/>
+          </w:rPr>
+          <m:t>=0</m:t>
+        </m:r>
+      </m:oMath>
+      <w:r>
+        <w:rPr>
+          <w:rFonts w:eastAsiaTheme="minorEastAsia"/>
+        </w:rPr>
+        <w:t xml:space="preserve"> will cause </w:t>
       </w:r>
       <m:oMath>
         <m:r>
           <w:rPr>
             <w:rFonts w:ascii="Cambria Math" w:eastAsiaTheme="minorEastAsia" w:hAnsi="Cambria Math"/>
           </w:rPr>
-          <m:t>u(k)</m:t>
+          <m:t>G=0</m:t>
         </m:r>
       </m:oMath>
       <w:r>
         <w:rPr>
           <w:rFonts w:eastAsiaTheme="minorEastAsia"/>
         </w:rPr>
-        <w:t xml:space="preserve"> to become 0, and the system experiences a loss of excitation.</w:t>
-      </w:r>
-      <w:r>
-        <w:rPr>
-          <w:rFonts w:eastAsiaTheme="minorEastAsia"/>
-        </w:rPr>
-        <w:t xml:space="preserve"> For a non-adaptive controller, this represents a flaw in the controller design. The plant model in a non-adaptive controller would be static, meaning there is little to deal with the estimate singularity other than changing the expected plant. For an adaptive controller, this is something which must be monitored, as the plant estimate is dynamic and could approach the singularity during runtime.</w:t>
-      </w:r>
-      <w:r>
-        <w:rPr>
-          <w:rFonts w:eastAsiaTheme="minorEastAsia"/>
-        </w:rPr>
-        <w:t xml:space="preserve"> In either scenario, this can be dealt with by modifying the parameter updates. </w:t>
-      </w:r>
-      <w:r>
-        <w:rPr>
-          <w:rFonts w:eastAsiaTheme="minorEastAsia"/>
-        </w:rPr>
-        <w:t xml:space="preserve">This can include bounding the parameters to keep estimates away from singularity regions, altering parameter updates laws, or modifying the parameters themselves when they approach or become 0.  </w:t>
+        <w:t xml:space="preserve">, driving the input </w:t>
+      </w:r>
+      <m:oMath>
+        <m:r>
+          <w:rPr>
+            <w:rFonts w:ascii="Cambria Math" w:eastAsiaTheme="minorEastAsia" w:hAnsi="Cambria Math"/>
+          </w:rPr>
+          <m:t>u</m:t>
+        </m:r>
+        <m:d>
+          <m:dPr>
+            <m:ctrlPr>
+              <w:rPr>
+                <w:rFonts w:ascii="Cambria Math" w:eastAsiaTheme="minorEastAsia" w:hAnsi="Cambria Math"/>
+                <w:i/>
+              </w:rPr>
+            </m:ctrlPr>
+          </m:dPr>
+          <m:e>
+            <m:r>
+              <w:rPr>
+                <w:rFonts w:ascii="Cambria Math" w:eastAsiaTheme="minorEastAsia" w:hAnsi="Cambria Math"/>
+              </w:rPr>
+              <m:t>k</m:t>
+            </m:r>
+          </m:e>
+        </m:d>
+        <m:r>
+          <w:rPr>
+            <w:rFonts w:ascii="Cambria Math" w:eastAsiaTheme="minorEastAsia" w:hAnsi="Cambria Math"/>
+          </w:rPr>
+          <m:t>=0</m:t>
+        </m:r>
+      </m:oMath>
+      <w:r>
+        <w:rPr>
+          <w:rFonts w:eastAsiaTheme="minorEastAsia"/>
+        </w:rPr>
+        <w:t xml:space="preserve">. With zero input, control authority is lost. Additionally, with </w:t>
+      </w:r>
+      <w:r>
+        <w:rPr>
+          <w:rFonts w:eastAsiaTheme="minorEastAsia"/>
+        </w:rPr>
+        <w:t>no</w:t>
+      </w:r>
+      <w:r>
+        <w:rPr>
+          <w:rFonts w:eastAsiaTheme="minorEastAsia"/>
+        </w:rPr>
+        <w:t xml:space="preserve"> input, the regressor functions </w:t>
+      </w:r>
+      <w:r>
+        <w:rPr>
+          <w:rFonts w:eastAsiaTheme="minorEastAsia"/>
+        </w:rPr>
+        <w:t xml:space="preserve">of the RLSFF algorithm </w:t>
+      </w:r>
+      <w:r>
+        <w:rPr>
+          <w:rFonts w:eastAsiaTheme="minorEastAsia"/>
+        </w:rPr>
+        <w:t>lose</w:t>
+      </w:r>
+      <w:r>
+        <w:rPr>
+          <w:rFonts w:eastAsiaTheme="minorEastAsia"/>
+        </w:rPr>
+        <w:t xml:space="preserve"> excit</w:t>
+      </w:r>
+      <w:r>
+        <w:rPr>
+          <w:rFonts w:eastAsiaTheme="minorEastAsia"/>
+        </w:rPr>
+        <w:t>ation and are unable</w:t>
+      </w:r>
+      <w:r>
+        <w:rPr>
+          <w:rFonts w:eastAsiaTheme="minorEastAsia"/>
+        </w:rPr>
+        <w:t xml:space="preserve"> to</w:t>
+      </w:r>
+      <w:r>
+        <w:rPr>
+          <w:rFonts w:eastAsiaTheme="minorEastAsia"/>
+        </w:rPr>
+        <w:t xml:space="preserve"> </w:t>
+      </w:r>
+      <w:r>
+        <w:rPr>
+          <w:rFonts w:eastAsiaTheme="minorEastAsia"/>
+        </w:rPr>
+        <w:t xml:space="preserve">move </w:t>
+      </w:r>
+      <m:oMath>
+        <m:acc>
+          <m:accPr>
+            <m:ctrlPr>
+              <w:rPr>
+                <w:rFonts w:ascii="Cambria Math" w:eastAsiaTheme="minorEastAsia" w:hAnsi="Cambria Math"/>
+                <w:i/>
+              </w:rPr>
+            </m:ctrlPr>
+          </m:accPr>
+          <m:e>
+            <m:r>
+              <w:rPr>
+                <w:rFonts w:ascii="Cambria Math" w:eastAsiaTheme="minorEastAsia" w:hAnsi="Cambria Math"/>
+              </w:rPr>
+              <m:t>b</m:t>
+            </m:r>
+          </m:e>
+        </m:acc>
+      </m:oMath>
+      <w:r>
+        <w:rPr>
+          <w:rFonts w:eastAsiaTheme="minorEastAsia"/>
+        </w:rPr>
+        <w:t xml:space="preserve"> from 0, </w:t>
+      </w:r>
+      <w:r>
+        <w:rPr>
+          <w:rFonts w:eastAsiaTheme="minorEastAsia"/>
+        </w:rPr>
+        <w:t>trapping the estimate</w:t>
+      </w:r>
+      <w:r>
+        <w:rPr>
+          <w:rFonts w:eastAsiaTheme="minorEastAsia"/>
+        </w:rPr>
+        <w:t xml:space="preserve">. </w:t>
+      </w:r>
+      <w:r>
+        <w:rPr>
+          <w:rFonts w:eastAsiaTheme="minorEastAsia"/>
+        </w:rPr>
+        <w:t xml:space="preserve">This can be avoided by freezing </w:t>
+      </w:r>
+      <m:oMath>
+        <m:acc>
+          <m:accPr>
+            <m:ctrlPr>
+              <w:rPr>
+                <w:rFonts w:ascii="Cambria Math" w:eastAsiaTheme="minorEastAsia" w:hAnsi="Cambria Math"/>
+                <w:i/>
+              </w:rPr>
+            </m:ctrlPr>
+          </m:accPr>
+          <m:e>
+            <m:r>
+              <w:rPr>
+                <w:rFonts w:ascii="Cambria Math" w:eastAsiaTheme="minorEastAsia" w:hAnsi="Cambria Math"/>
+              </w:rPr>
+              <m:t>b</m:t>
+            </m:r>
+          </m:e>
+        </m:acc>
+      </m:oMath>
+      <w:r>
+        <w:rPr>
+          <w:rFonts w:eastAsiaTheme="minorEastAsia"/>
+        </w:rPr>
+        <w:t xml:space="preserve"> before </w:t>
+      </w:r>
+      <w:r>
+        <w:rPr>
+          <w:rFonts w:eastAsiaTheme="minorEastAsia"/>
+        </w:rPr>
+        <w:t xml:space="preserve">it reaches zero or preventing </w:t>
+      </w:r>
+      <m:oMath>
+        <m:acc>
+          <m:accPr>
+            <m:ctrlPr>
+              <w:rPr>
+                <w:rFonts w:ascii="Cambria Math" w:eastAsiaTheme="minorEastAsia" w:hAnsi="Cambria Math"/>
+                <w:i/>
+              </w:rPr>
+            </m:ctrlPr>
+          </m:accPr>
+          <m:e>
+            <m:r>
+              <w:rPr>
+                <w:rFonts w:ascii="Cambria Math" w:eastAsiaTheme="minorEastAsia" w:hAnsi="Cambria Math"/>
+              </w:rPr>
+              <m:t>b</m:t>
+            </m:r>
+          </m:e>
+        </m:acc>
+      </m:oMath>
+      <w:r>
+        <w:rPr>
+          <w:rFonts w:eastAsiaTheme="minorEastAsia"/>
+        </w:rPr>
+        <w:t xml:space="preserve"> from entering a neighborhood around 0</w:t>
+      </w:r>
+      <w:r>
+        <w:rPr>
+          <w:rFonts w:eastAsiaTheme="minorEastAsia"/>
+        </w:rPr>
+        <w:t>.</w:t>
+      </w:r>
+      <w:r>
+        <w:rPr>
+          <w:rFonts w:eastAsiaTheme="minorEastAsia"/>
+        </w:rPr>
+        <w:t xml:space="preserve"> The problem statement specifies as strategy to modify </w:t>
+      </w:r>
+      <m:oMath>
+        <m:acc>
+          <m:accPr>
+            <m:ctrlPr>
+              <w:rPr>
+                <w:rFonts w:ascii="Cambria Math" w:eastAsiaTheme="minorEastAsia" w:hAnsi="Cambria Math"/>
+                <w:i/>
+              </w:rPr>
+            </m:ctrlPr>
+          </m:accPr>
+          <m:e>
+            <m:r>
+              <w:rPr>
+                <w:rFonts w:ascii="Cambria Math" w:eastAsiaTheme="minorEastAsia" w:hAnsi="Cambria Math"/>
+              </w:rPr>
+              <m:t>b</m:t>
+            </m:r>
+          </m:e>
+        </m:acc>
+      </m:oMath>
+      <w:r>
+        <w:rPr>
+          <w:rFonts w:eastAsiaTheme="minorEastAsia"/>
+        </w:rPr>
+        <w:t>:</w:t>
+      </w:r>
+    </w:p>
+    <w:p>
+      <w:pPr>
+        <w:jc w:val="both"/>
+        <w:rPr>
+          <w:rFonts w:eastAsiaTheme="minorEastAsia"/>
+        </w:rPr>
+      </w:pPr>
+      <m:oMathPara>
+        <m:oMath>
+          <m:acc>
+            <m:accPr>
+              <m:ctrlPr>
+                <w:rPr>
+                  <w:rFonts w:ascii="Cambria Math" w:eastAsiaTheme="minorEastAsia" w:hAnsi="Cambria Math"/>
+                  <w:i/>
+                </w:rPr>
+              </m:ctrlPr>
+            </m:accPr>
+            <m:e>
+              <m:r>
+                <w:rPr>
+                  <w:rFonts w:ascii="Cambria Math" w:eastAsiaTheme="minorEastAsia" w:hAnsi="Cambria Math"/>
+                </w:rPr>
+                <m:t>b</m:t>
+              </m:r>
+            </m:e>
+          </m:acc>
+          <m:r>
+            <w:rPr>
+              <w:rFonts w:ascii="Cambria Math" w:eastAsiaTheme="minorEastAsia" w:hAnsi="Cambria Math"/>
+            </w:rPr>
+            <m:t>=</m:t>
+          </m:r>
+          <m:d>
+            <m:dPr>
+              <m:begChr m:val="{"/>
+              <m:endChr m:val=""/>
+              <m:ctrlPr>
+                <w:rPr>
+                  <w:rFonts w:ascii="Cambria Math" w:eastAsiaTheme="minorEastAsia" w:hAnsi="Cambria Math"/>
+                  <w:i/>
+                </w:rPr>
+              </m:ctrlPr>
+            </m:dPr>
+            <m:e>
+              <m:m>
+                <m:mPr>
+                  <m:mcs>
+                    <m:mc>
+                      <m:mcPr>
+                        <m:count m:val="2"/>
+                        <m:mcJc m:val="center"/>
+                      </m:mcPr>
+                    </m:mc>
+                  </m:mcs>
+                  <m:ctrlPr>
+                    <w:rPr>
+                      <w:rFonts w:ascii="Cambria Math" w:eastAsiaTheme="minorEastAsia" w:hAnsi="Cambria Math"/>
+                      <w:i/>
+                    </w:rPr>
+                  </m:ctrlPr>
+                </m:mPr>
+                <m:mr>
+                  <m:e>
+                    <m:acc>
+                      <m:accPr>
+                        <m:ctrlPr>
+                          <w:rPr>
+                            <w:rFonts w:ascii="Cambria Math" w:eastAsiaTheme="minorEastAsia" w:hAnsi="Cambria Math"/>
+                            <w:i/>
+                          </w:rPr>
+                        </m:ctrlPr>
+                      </m:accPr>
+                      <m:e>
+                        <m:r>
+                          <w:rPr>
+                            <w:rFonts w:ascii="Cambria Math" w:eastAsiaTheme="minorEastAsia" w:hAnsi="Cambria Math"/>
+                          </w:rPr>
+                          <m:t>b</m:t>
+                        </m:r>
+                      </m:e>
+                    </m:acc>
+                    <m:r>
+                      <w:rPr>
+                        <w:rFonts w:ascii="Cambria Math" w:eastAsiaTheme="minorEastAsia" w:hAnsi="Cambria Math"/>
+                      </w:rPr>
+                      <m:t>,</m:t>
+                    </m:r>
+                  </m:e>
+                  <m:e>
+                    <m:d>
+                      <m:dPr>
+                        <m:begChr m:val="|"/>
+                        <m:endChr m:val="|"/>
+                        <m:ctrlPr>
+                          <w:rPr>
+                            <w:rFonts w:ascii="Cambria Math" w:eastAsiaTheme="minorEastAsia" w:hAnsi="Cambria Math"/>
+                            <w:i/>
+                          </w:rPr>
+                        </m:ctrlPr>
+                      </m:dPr>
+                      <m:e>
+                        <m:acc>
+                          <m:accPr>
+                            <m:ctrlPr>
+                              <w:rPr>
+                                <w:rFonts w:ascii="Cambria Math" w:eastAsiaTheme="minorEastAsia" w:hAnsi="Cambria Math"/>
+                                <w:i/>
+                              </w:rPr>
+                            </m:ctrlPr>
+                          </m:accPr>
+                          <m:e>
+                            <m:r>
+                              <w:rPr>
+                                <w:rFonts w:ascii="Cambria Math" w:eastAsiaTheme="minorEastAsia" w:hAnsi="Cambria Math"/>
+                              </w:rPr>
+                              <m:t>b</m:t>
+                            </m:r>
+                          </m:e>
+                        </m:acc>
+                      </m:e>
+                    </m:d>
+                    <m:r>
+                      <w:rPr>
+                        <w:rFonts w:ascii="Cambria Math" w:eastAsiaTheme="minorEastAsia" w:hAnsi="Cambria Math"/>
+                      </w:rPr>
+                      <m:t>≥ε</m:t>
+                    </m:r>
+                  </m:e>
+                </m:mr>
+                <m:mr>
+                  <m:e>
+                    <m:r>
+                      <w:rPr>
+                        <w:rFonts w:ascii="Cambria Math" w:eastAsiaTheme="minorEastAsia" w:hAnsi="Cambria Math"/>
+                      </w:rPr>
+                      <m:t xml:space="preserve">ε </m:t>
+                    </m:r>
+                    <m:r>
+                      <m:rPr>
+                        <m:sty m:val="p"/>
+                      </m:rPr>
+                      <w:rPr>
+                        <w:rFonts w:ascii="Cambria Math" w:eastAsiaTheme="minorEastAsia" w:hAnsi="Cambria Math"/>
+                      </w:rPr>
+                      <m:t>sign</m:t>
+                    </m:r>
+                    <m:d>
+                      <m:dPr>
+                        <m:ctrlPr>
+                          <w:rPr>
+                            <w:rFonts w:ascii="Cambria Math" w:eastAsiaTheme="minorEastAsia" w:hAnsi="Cambria Math"/>
+                            <w:i/>
+                          </w:rPr>
+                        </m:ctrlPr>
+                      </m:dPr>
+                      <m:e>
+                        <m:acc>
+                          <m:accPr>
+                            <m:ctrlPr>
+                              <w:rPr>
+                                <w:rFonts w:ascii="Cambria Math" w:eastAsiaTheme="minorEastAsia" w:hAnsi="Cambria Math"/>
+                                <w:i/>
+                              </w:rPr>
+                            </m:ctrlPr>
+                          </m:accPr>
+                          <m:e>
+                            <m:r>
+                              <w:rPr>
+                                <w:rFonts w:ascii="Cambria Math" w:eastAsiaTheme="minorEastAsia" w:hAnsi="Cambria Math"/>
+                              </w:rPr>
+                              <m:t>b</m:t>
+                            </m:r>
+                          </m:e>
+                        </m:acc>
+                      </m:e>
+                    </m:d>
+                    <m:r>
+                      <w:rPr>
+                        <w:rFonts w:ascii="Cambria Math" w:eastAsiaTheme="minorEastAsia" w:hAnsi="Cambria Math"/>
+                      </w:rPr>
+                      <m:t>,</m:t>
+                    </m:r>
+                  </m:e>
+                  <m:e>
+                    <m:d>
+                      <m:dPr>
+                        <m:begChr m:val="|"/>
+                        <m:endChr m:val="|"/>
+                        <m:ctrlPr>
+                          <w:rPr>
+                            <w:rFonts w:ascii="Cambria Math" w:eastAsiaTheme="minorEastAsia" w:hAnsi="Cambria Math"/>
+                            <w:i/>
+                          </w:rPr>
+                        </m:ctrlPr>
+                      </m:dPr>
+                      <m:e>
+                        <m:acc>
+                          <m:accPr>
+                            <m:ctrlPr>
+                              <w:rPr>
+                                <w:rFonts w:ascii="Cambria Math" w:eastAsiaTheme="minorEastAsia" w:hAnsi="Cambria Math"/>
+                                <w:i/>
+                              </w:rPr>
+                            </m:ctrlPr>
+                          </m:accPr>
+                          <m:e>
+                            <m:r>
+                              <w:rPr>
+                                <w:rFonts w:ascii="Cambria Math" w:eastAsiaTheme="minorEastAsia" w:hAnsi="Cambria Math"/>
+                              </w:rPr>
+                              <m:t>b</m:t>
+                            </m:r>
+                          </m:e>
+                        </m:acc>
+                      </m:e>
+                    </m:d>
+                    <m:r>
+                      <w:rPr>
+                        <w:rFonts w:ascii="Cambria Math" w:eastAsiaTheme="minorEastAsia" w:hAnsi="Cambria Math"/>
+                      </w:rPr>
+                      <m:t>&lt;ε</m:t>
+                    </m:r>
+                  </m:e>
+                </m:mr>
+              </m:m>
+            </m:e>
+          </m:d>
+        </m:oMath>
+      </m:oMathPara>
+    </w:p>
+    <w:p>
+      <w:pPr>
+        <w:pStyle w:val="Heading2"/>
+      </w:pPr>
+      <w:r>
+        <w:t>Part (b)</w:t>
       </w:r>
     </w:p>
     <w:p>
@@ -1481,71 +2044,10 @@
         </w:rPr>
       </w:pPr>
       <w:r>
-        <w:rPr>
-          <w:rFonts w:eastAsiaTheme="minorEastAsia"/>
-        </w:rPr>
-        <w:t xml:space="preserve">For this problem, that could include perturbing the estimate of </w:t>
-      </w:r>
-      <m:oMath>
-        <m:r>
-          <w:rPr>
-            <w:rFonts w:ascii="Cambria Math" w:eastAsiaTheme="minorEastAsia" w:hAnsi="Cambria Math"/>
-          </w:rPr>
-          <m:t>b</m:t>
-        </m:r>
-      </m:oMath>
-      <w:r>
-        <w:rPr>
-          <w:rFonts w:eastAsiaTheme="minorEastAsia"/>
-        </w:rPr>
-        <w:t xml:space="preserve"> when it reaches or nears 0 or substituting a modified estimate of </w:t>
-      </w:r>
-      <m:oMath>
-        <m:r>
-          <w:rPr>
-            <w:rFonts w:ascii="Cambria Math" w:eastAsiaTheme="minorEastAsia" w:hAnsi="Cambria Math"/>
-          </w:rPr>
-          <m:t>b</m:t>
-        </m:r>
-      </m:oMath>
-      <w:r>
-        <w:rPr>
-          <w:rFonts w:eastAsiaTheme="minorEastAsia"/>
-        </w:rPr>
-        <w:t xml:space="preserve"> that stays away from 0, even as the true estimate would tend towards 0. </w:t>
-      </w:r>
-      <w:r>
-        <w:rPr>
-          <w:rFonts w:eastAsiaTheme="minorEastAsia"/>
-        </w:rPr>
-        <w:t>Both methods prevent the loss of excitation. The perturbation helps the estimate escape the singularity while the substitution prevents the approach towards the singularity.</w:t>
-      </w:r>
-    </w:p>
-    <w:p>
-      <w:pPr>
-        <w:pStyle w:val="Heading2"/>
-      </w:pPr>
-      <w:r>
-        <w:lastRenderedPageBreak/>
-        <w:t>Part (b)</w:t>
-      </w:r>
-    </w:p>
-    <w:p>
-      <w:pPr>
-        <w:ind w:firstLine="720"/>
-        <w:jc w:val="both"/>
-        <w:rPr>
-          <w:rFonts w:eastAsiaTheme="minorEastAsia"/>
-        </w:rPr>
-      </w:pPr>
-      <w:r>
         <w:fldChar w:fldCharType="begin"/>
       </w:r>
       <w:r>
-        <w:instrText xml:space="preserve"> REF _Ref227582180 \h </w:instrText>
-      </w:r>
-      <w:r>
-        <w:instrText xml:space="preserve"> \* MERGEFORMAT </w:instrText>
+        <w:instrText xml:space="preserve"> REF _Ref227582180 \h  \* MERGEFORMAT </w:instrText>
       </w:r>
       <w:r>
         <w:fldChar w:fldCharType="separate"/>
@@ -1632,7 +2134,14 @@
         <w:rPr>
           <w:rFonts w:eastAsiaTheme="minorEastAsia"/>
         </w:rPr>
-        <w:t xml:space="preserve"> is generally much slower to respond. </w:t>
+        <w:t xml:space="preserve"> is generally </w:t>
+      </w:r>
+      <w:r>
+        <w:rPr>
+          <w:rFonts w:eastAsiaTheme="minorEastAsia"/>
+        </w:rPr>
+        <w:lastRenderedPageBreak/>
+        <w:t xml:space="preserve">much slower to respond. </w:t>
       </w:r>
       <m:oMath>
         <m:r>
@@ -1660,7 +2169,31 @@
         <w:rPr>
           <w:rFonts w:eastAsiaTheme="minorEastAsia"/>
         </w:rPr>
-        <w:t xml:space="preserve"> values will cause the GPC to </w:t>
+        <w:t xml:space="preserve"> values </w:t>
+      </w:r>
+      <w:r>
+        <w:rPr>
+          <w:rFonts w:eastAsiaTheme="minorEastAsia"/>
+        </w:rPr>
+        <w:t xml:space="preserve">place more weight on the control input, </w:t>
+      </w:r>
+      <w:r>
+        <w:rPr>
+          <w:rFonts w:eastAsiaTheme="minorEastAsia"/>
+        </w:rPr>
+        <w:t>caus</w:t>
+      </w:r>
+      <w:r>
+        <w:rPr>
+          <w:rFonts w:eastAsiaTheme="minorEastAsia"/>
+        </w:rPr>
+        <w:t>ing</w:t>
+      </w:r>
+      <w:r>
+        <w:rPr>
+          <w:rFonts w:eastAsiaTheme="minorEastAsia"/>
+        </w:rPr>
+        <w:t xml:space="preserve"> the GPC to </w:t>
       </w:r>
       <w:r>
         <w:rPr>
@@ -2274,7 +2807,7 @@
                 <w:noProof/>
               </w:rPr>
               <w:drawing>
-                <wp:inline distT="0" distB="0" distL="0" distR="0" wp14:anchorId="333B1FA7" wp14:editId="5060A758">
+                <wp:inline distT="0" distB="0" distL="0" distR="0" wp14:anchorId="333B1FA7" wp14:editId="18919A59">
                   <wp:extent cx="2880360" cy="2330631"/>
                   <wp:effectExtent l="0" t="0" r="0" b="1905"/>
                   <wp:docPr id="2021574567" name="Picture 11"/>
@@ -2337,7 +2870,7 @@
                 <w:noProof/>
               </w:rPr>
               <w:drawing>
-                <wp:inline distT="0" distB="0" distL="0" distR="0" wp14:anchorId="4FD70CA3" wp14:editId="369A1692">
+                <wp:inline distT="0" distB="0" distL="0" distR="0" wp14:anchorId="4FD70CA3" wp14:editId="4C594AA6">
                   <wp:extent cx="2880360" cy="2330631"/>
                   <wp:effectExtent l="0" t="0" r="0" b="0"/>
                   <wp:docPr id="1135601639" name="Picture 17"/>
@@ -2404,7 +2937,7 @@
               </w:rPr>
               <w:lastRenderedPageBreak/>
               <w:drawing>
-                <wp:inline distT="0" distB="0" distL="0" distR="0" wp14:anchorId="7C0B321E" wp14:editId="474A13D6">
+                <wp:inline distT="0" distB="0" distL="0" distR="0" wp14:anchorId="7C0B321E" wp14:editId="1B66A875">
                   <wp:extent cx="2880360" cy="2325054"/>
                   <wp:effectExtent l="0" t="0" r="0" b="0"/>
                   <wp:docPr id="1804930550" name="Picture 1"/>
@@ -2467,7 +3000,7 @@
                 <w:noProof/>
               </w:rPr>
               <w:drawing>
-                <wp:inline distT="0" distB="0" distL="0" distR="0" wp14:anchorId="3A0A7881" wp14:editId="251439EE">
+                <wp:inline distT="0" distB="0" distL="0" distR="0" wp14:anchorId="3A0A7881" wp14:editId="0EBD9E18">
                   <wp:extent cx="2880360" cy="2325054"/>
                   <wp:effectExtent l="0" t="0" r="0" b="0"/>
                   <wp:docPr id="1289034869" name="Picture 2"/>
@@ -2902,11 +3435,24 @@
     </w:p>
     <w:p>
       <w:pPr>
+        <w:ind w:firstLine="720"/>
         <w:jc w:val="both"/>
         <w:rPr>
           <w:rFonts w:eastAsiaTheme="minorEastAsia"/>
         </w:rPr>
       </w:pPr>
+      <w:r>
+        <w:rPr>
+          <w:rFonts w:eastAsiaTheme="minorEastAsia"/>
+        </w:rPr>
+        <w:t>Both the plant and model are minimum phase and match in relative degree</w:t>
+      </w:r>
+      <w:r>
+        <w:rPr>
+          <w:rFonts w:eastAsiaTheme="minorEastAsia"/>
+        </w:rPr>
+        <w:t xml:space="preserve">. </w:t>
+      </w:r>
       <w:r>
         <w:rPr>
           <w:rFonts w:eastAsiaTheme="minorEastAsia"/>
@@ -3475,7 +4021,14 @@
         <w:rPr>
           <w:rFonts w:eastAsiaTheme="minorEastAsia"/>
         </w:rPr>
-        <w:t>polynomial with degree 0</w:t>
+        <w:t xml:space="preserve">polynomial </w:t>
+      </w:r>
+      <w:r>
+        <w:rPr>
+          <w:rFonts w:eastAsiaTheme="minorEastAsia"/>
+        </w:rPr>
+        <w:lastRenderedPageBreak/>
+        <w:t>with degree 0</w:t>
       </w:r>
       <w:r>
         <w:rPr>
@@ -3712,7 +4265,6 @@
         <w:rPr>
           <w:rFonts w:eastAsiaTheme="minorEastAsia"/>
         </w:rPr>
-        <w:lastRenderedPageBreak/>
         <w:t>=</w:t>
       </w:r>
       <m:oMath>
@@ -3919,7 +4471,19 @@
         <w:rPr>
           <w:rFonts w:eastAsiaTheme="minorEastAsia"/>
         </w:rPr>
-        <w:t xml:space="preserve"> are </w:t>
+        <w:t xml:space="preserve"> </w:t>
+      </w:r>
+      <w:r>
+        <w:rPr>
+          <w:rFonts w:eastAsiaTheme="minorEastAsia"/>
+        </w:rPr>
+        <w:t>is</w:t>
+      </w:r>
+      <w:r>
+        <w:rPr>
+          <w:rFonts w:eastAsiaTheme="minorEastAsia"/>
+        </w:rPr>
+        <w:t xml:space="preserve"> </w:t>
       </w:r>
     </w:p>
     <w:p>
@@ -4695,122 +5259,6 @@
           <w:rFonts w:eastAsiaTheme="minorEastAsia"/>
         </w:rPr>
       </w:pPr>
-      <m:oMathPara>
-        <m:oMath>
-          <m:sSup>
-            <m:sSupPr>
-              <m:ctrlPr>
-                <w:rPr>
-                  <w:rFonts w:ascii="Cambria Math" w:eastAsiaTheme="minorEastAsia" w:hAnsi="Cambria Math"/>
-                  <w:i/>
-                </w:rPr>
-              </m:ctrlPr>
-            </m:sSupPr>
-            <m:e>
-              <m:r>
-                <w:rPr>
-                  <w:rFonts w:ascii="Cambria Math" w:eastAsiaTheme="minorEastAsia" w:hAnsi="Cambria Math"/>
-                </w:rPr>
-                <m:t>c</m:t>
-              </m:r>
-            </m:e>
-            <m:sup>
-              <m:r>
-                <w:rPr>
-                  <w:rFonts w:ascii="Cambria Math" w:eastAsiaTheme="minorEastAsia" w:hAnsi="Cambria Math"/>
-                </w:rPr>
-                <m:t>*</m:t>
-              </m:r>
-            </m:sup>
-          </m:sSup>
-          <m:r>
-            <w:rPr>
-              <w:rFonts w:ascii="Cambria Math" w:eastAsiaTheme="minorEastAsia" w:hAnsi="Cambria Math"/>
-            </w:rPr>
-            <m:t xml:space="preserve">=2,  </m:t>
-          </m:r>
-          <m:sSubSup>
-            <m:sSubSupPr>
-              <m:ctrlPr>
-                <w:rPr>
-                  <w:rFonts w:ascii="Cambria Math" w:eastAsiaTheme="minorEastAsia" w:hAnsi="Cambria Math"/>
-                  <w:i/>
-                </w:rPr>
-              </m:ctrlPr>
-            </m:sSubSupPr>
-            <m:e>
-              <m:r>
-                <w:rPr>
-                  <w:rFonts w:ascii="Cambria Math" w:eastAsiaTheme="minorEastAsia" w:hAnsi="Cambria Math"/>
-                </w:rPr>
-                <m:t>d</m:t>
-              </m:r>
-            </m:e>
-            <m:sub>
-              <m:r>
-                <w:rPr>
-                  <w:rFonts w:ascii="Cambria Math" w:eastAsiaTheme="minorEastAsia" w:hAnsi="Cambria Math"/>
-                </w:rPr>
-                <m:t>0</m:t>
-              </m:r>
-            </m:sub>
-            <m:sup>
-              <m:r>
-                <w:rPr>
-                  <w:rFonts w:ascii="Cambria Math" w:eastAsiaTheme="minorEastAsia" w:hAnsi="Cambria Math"/>
-                </w:rPr>
-                <m:t>*</m:t>
-              </m:r>
-            </m:sup>
-          </m:sSubSup>
-          <m:r>
-            <w:rPr>
-              <w:rFonts w:ascii="Cambria Math" w:eastAsiaTheme="minorEastAsia" w:hAnsi="Cambria Math"/>
-            </w:rPr>
-            <m:t xml:space="preserve">=-6,  </m:t>
-          </m:r>
-          <m:sSup>
-            <m:sSupPr>
-              <m:ctrlPr>
-                <w:rPr>
-                  <w:rFonts w:ascii="Cambria Math" w:eastAsiaTheme="minorEastAsia" w:hAnsi="Cambria Math"/>
-                  <w:i/>
-                </w:rPr>
-              </m:ctrlPr>
-            </m:sSupPr>
-            <m:e>
-              <m:r>
-                <w:rPr>
-                  <w:rFonts w:ascii="Cambria Math" w:eastAsiaTheme="minorEastAsia" w:hAnsi="Cambria Math"/>
-                </w:rPr>
-                <m:t>d</m:t>
-              </m:r>
-            </m:e>
-            <m:sup>
-              <m:r>
-                <w:rPr>
-                  <w:rFonts w:ascii="Cambria Math" w:eastAsiaTheme="minorEastAsia" w:hAnsi="Cambria Math"/>
-                </w:rPr>
-                <m:t>*</m:t>
-              </m:r>
-            </m:sup>
-          </m:sSup>
-          <m:r>
-            <w:rPr>
-              <w:rFonts w:ascii="Cambria Math" w:eastAsiaTheme="minorEastAsia" w:hAnsi="Cambria Math"/>
-            </w:rPr>
-            <m:t>=14</m:t>
-          </m:r>
-        </m:oMath>
-      </m:oMathPara>
-    </w:p>
-    <w:p>
-      <w:pPr>
-        <w:jc w:val="both"/>
-        <w:rPr>
-          <w:rFonts w:eastAsiaTheme="minorEastAsia"/>
-        </w:rPr>
-      </w:pPr>
       <w:r>
         <w:rPr>
           <w:rFonts w:eastAsiaTheme="minorEastAsia"/>
@@ -4985,11 +5433,44 @@
         <w:rPr>
           <w:rFonts w:eastAsiaTheme="minorEastAsia"/>
         </w:rPr>
-        <w:t xml:space="preserve">The evolution of the output error and adaptation parameters are shown below. </w:t>
+        <w:t>If these controller parameters are hel</w:t>
+      </w:r>
+      <w:r>
+        <w:rPr>
+          <w:rFonts w:eastAsiaTheme="minorEastAsia"/>
+        </w:rPr>
+        <w:t>d</w:t>
+      </w:r>
+      <w:r>
+        <w:rPr>
+          <w:rFonts w:eastAsiaTheme="minorEastAsia"/>
+        </w:rPr>
+        <w:t xml:space="preserve"> at their nominal values, the closed-loop transfer function of the system exactly matches the reference model </w:t>
+      </w:r>
+      <m:oMath>
+        <m:r>
+          <w:rPr>
+            <w:rFonts w:ascii="Cambria Math" w:eastAsiaTheme="minorEastAsia" w:hAnsi="Cambria Math"/>
+          </w:rPr>
+          <m:t>M(s)</m:t>
+        </m:r>
+      </m:oMath>
+      <w:r>
+        <w:rPr>
+          <w:rFonts w:eastAsiaTheme="minorEastAsia"/>
+        </w:rPr>
+        <w:t>.</w:t>
+      </w:r>
+      <w:r>
+        <w:rPr>
+          <w:rFonts w:eastAsiaTheme="minorEastAsia"/>
+        </w:rPr>
+        <w:t xml:space="preserve"> </w:t>
       </w:r>
     </w:p>
     <w:p>
       <w:pPr>
+        <w:ind w:firstLine="720"/>
         <w:jc w:val="both"/>
         <w:rPr>
           <w:rFonts w:eastAsiaTheme="minorEastAsia"/>
@@ -4999,31 +5480,273 @@
         <w:rPr>
           <w:rFonts w:eastAsiaTheme="minorEastAsia"/>
         </w:rPr>
-        <w:t>Ultimately, the direct MRAC algorithm is able to control the plant such that the output error between the plant and model reference tends to zero.</w:t>
-      </w:r>
-      <w:r>
-        <w:rPr>
-          <w:rFonts w:eastAsiaTheme="minorEastAsia"/>
-        </w:rPr>
-        <w:t xml:space="preserve"> This is guaranteed from the direct MRAC algorithm </w:t>
-      </w:r>
-      <w:r>
-        <w:rPr>
-          <w:rFonts w:eastAsiaTheme="minorEastAsia"/>
-          <w:b/>
-          <w:bCs/>
-        </w:rPr>
-        <w:t>WHY?</w:t>
-      </w:r>
-      <w:r>
-        <w:rPr>
-          <w:rFonts w:eastAsiaTheme="minorEastAsia"/>
-        </w:rPr>
-        <w:t xml:space="preserve">. </w:t>
+        <w:t xml:space="preserve">The evolution of the output error and adaptation parameters are shown </w:t>
+      </w:r>
+      <w:r>
+        <w:rPr>
+          <w:rFonts w:eastAsiaTheme="minorEastAsia"/>
+        </w:rPr>
+        <w:t xml:space="preserve">in the figures </w:t>
+      </w:r>
+      <w:r>
+        <w:rPr>
+          <w:rFonts w:eastAsiaTheme="minorEastAsia"/>
+        </w:rPr>
+        <w:t xml:space="preserve">below. </w:t>
+      </w:r>
+      <w:r>
+        <w:rPr>
+          <w:rFonts w:eastAsiaTheme="minorEastAsia"/>
+        </w:rPr>
+        <w:t>From</w:t>
+      </w:r>
+      <w:r>
+        <w:rPr>
+          <w:rFonts w:eastAsiaTheme="minorEastAsia"/>
+        </w:rPr>
+        <w:t xml:space="preserve"> </w:t>
+      </w:r>
+      <w:r>
+        <w:rPr>
+          <w:rFonts w:eastAsiaTheme="minorEastAsia"/>
+        </w:rPr>
+        <w:fldChar w:fldCharType="begin"/>
+      </w:r>
+      <w:r>
+        <w:rPr>
+          <w:rFonts w:eastAsiaTheme="minorEastAsia"/>
+        </w:rPr>
+        <w:instrText xml:space="preserve"> REF _Ref227587071 \h </w:instrText>
+      </w:r>
+      <w:r>
+        <w:rPr>
+          <w:rFonts w:eastAsiaTheme="minorEastAsia"/>
+        </w:rPr>
+      </w:r>
+      <w:r>
+        <w:rPr>
+          <w:rFonts w:eastAsiaTheme="minorEastAsia"/>
+        </w:rPr>
+        <w:instrText xml:space="preserve"> \* MERGEFORMAT </w:instrText>
+      </w:r>
+      <w:r>
+        <w:rPr>
+          <w:rFonts w:eastAsiaTheme="minorEastAsia"/>
+        </w:rPr>
+        <w:fldChar w:fldCharType="separate"/>
+      </w:r>
+      <w:r>
+        <w:t xml:space="preserve">Figure </w:t>
+      </w:r>
+      <w:r>
+        <w:rPr>
+          <w:noProof/>
+        </w:rPr>
+        <w:t>2</w:t>
+      </w:r>
+      <w:r>
+        <w:rPr>
+          <w:rFonts w:eastAsiaTheme="minorEastAsia"/>
+        </w:rPr>
+        <w:fldChar w:fldCharType="end"/>
+      </w:r>
+      <w:r>
+        <w:rPr>
+          <w:rFonts w:eastAsiaTheme="minorEastAsia"/>
+        </w:rPr>
+        <w:t xml:space="preserve">, </w:t>
+      </w:r>
+      <w:r>
+        <w:rPr>
+          <w:rFonts w:eastAsiaTheme="minorEastAsia"/>
+        </w:rPr>
+        <w:t xml:space="preserve">the direct MRAC algorithm is able to control the plant such that the output error between the plant and model reference tends to zero. This is guaranteed from the direct MRAC </w:t>
+      </w:r>
+      <w:r>
+        <w:rPr>
+          <w:rFonts w:eastAsiaTheme="minorEastAsia"/>
+        </w:rPr>
+        <w:t xml:space="preserve">and pseudo-gradient </w:t>
+      </w:r>
+      <w:r>
+        <w:rPr>
+          <w:rFonts w:eastAsiaTheme="minorEastAsia"/>
+        </w:rPr>
+        <w:t>algorithm</w:t>
+      </w:r>
+      <w:r>
+        <w:rPr>
+          <w:rFonts w:eastAsiaTheme="minorEastAsia"/>
+        </w:rPr>
+        <w:t xml:space="preserve">, as M(s) is SPR and </w:t>
+      </w:r>
+      <m:oMath>
+        <m:sSub>
+          <m:sSubPr>
+            <m:ctrlPr>
+              <w:rPr>
+                <w:rFonts w:ascii="Cambria Math" w:eastAsiaTheme="minorEastAsia" w:hAnsi="Cambria Math"/>
+                <w:i/>
+              </w:rPr>
+            </m:ctrlPr>
+          </m:sSubPr>
+          <m:e>
+            <m:r>
+              <w:rPr>
+                <w:rFonts w:ascii="Cambria Math" w:eastAsiaTheme="minorEastAsia" w:hAnsi="Cambria Math"/>
+              </w:rPr>
+              <m:t>k</m:t>
+            </m:r>
+          </m:e>
+          <m:sub>
+            <m:r>
+              <w:rPr>
+                <w:rFonts w:ascii="Cambria Math" w:eastAsiaTheme="minorEastAsia" w:hAnsi="Cambria Math"/>
+              </w:rPr>
+              <m:t>p</m:t>
+            </m:r>
+          </m:sub>
+        </m:sSub>
+        <m:r>
+          <w:rPr>
+            <w:rFonts w:ascii="Cambria Math" w:eastAsiaTheme="minorEastAsia" w:hAnsi="Cambria Math"/>
+          </w:rPr>
+          <m:t>=1&gt;0</m:t>
+        </m:r>
+      </m:oMath>
+      <w:r>
+        <w:rPr>
+          <w:rFonts w:eastAsiaTheme="minorEastAsia"/>
+        </w:rPr>
+        <w:t>.</w:t>
       </w:r>
     </w:p>
     <w:p>
       <w:pPr>
+        <w:keepNext/>
+        <w:jc w:val="center"/>
+      </w:pPr>
+      <w:r>
+        <w:rPr>
+          <w:rFonts w:eastAsiaTheme="minorEastAsia"/>
+          <w:noProof/>
+        </w:rPr>
+        <w:drawing>
+          <wp:inline distT="0" distB="0" distL="0" distR="0" wp14:anchorId="0DE6A2AF" wp14:editId="4DE2D329">
+            <wp:extent cx="3200400" cy="2585865"/>
+            <wp:effectExtent l="0" t="0" r="0" b="5080"/>
+            <wp:docPr id="1220569616" name="Picture 3"/>
+            <wp:cNvGraphicFramePr>
+              <a:graphicFrameLocks xmlns:a="http://schemas.openxmlformats.org/drawingml/2006/main" noChangeAspect="1"/>
+            </wp:cNvGraphicFramePr>
+            <a:graphic xmlns:a="http://schemas.openxmlformats.org/drawingml/2006/main">
+              <a:graphicData uri="http://schemas.openxmlformats.org/drawingml/2006/picture">
+                <pic:pic xmlns:pic="http://schemas.openxmlformats.org/drawingml/2006/picture">
+                  <pic:nvPicPr>
+                    <pic:cNvPr id="0" name="Picture 3"/>
+                    <pic:cNvPicPr>
+                      <a:picLocks noChangeAspect="1" noChangeArrowheads="1"/>
+                    </pic:cNvPicPr>
+                  </pic:nvPicPr>
+                  <pic:blipFill>
+                    <a:blip r:embed="rId11" cstate="print">
+                      <a:extLst>
+                        <a:ext uri="{28A0092B-C50C-407E-A947-70E740481C1C}">
+                          <a14:useLocalDpi xmlns:a14="http://schemas.microsoft.com/office/drawing/2010/main" val="0"/>
+                        </a:ext>
+                      </a:extLst>
+                    </a:blip>
+                    <a:srcRect/>
+                    <a:stretch>
+                      <a:fillRect/>
+                    </a:stretch>
+                  </pic:blipFill>
+                  <pic:spPr bwMode="auto">
+                    <a:xfrm>
+                      <a:off x="0" y="0"/>
+                      <a:ext cx="3200400" cy="2585865"/>
+                    </a:xfrm>
+                    <a:prstGeom prst="rect">
+                      <a:avLst/>
+                    </a:prstGeom>
+                    <a:noFill/>
+                    <a:ln>
+                      <a:noFill/>
+                    </a:ln>
+                  </pic:spPr>
+                </pic:pic>
+              </a:graphicData>
+            </a:graphic>
+          </wp:inline>
+        </w:drawing>
+      </w:r>
+    </w:p>
+    <w:p>
+      <w:pPr>
+        <w:pStyle w:val="Caption"/>
+        <w:jc w:val="center"/>
+        <w:rPr>
+          <w:rFonts w:eastAsiaTheme="minorEastAsia"/>
+          <w:i w:val="0"/>
+          <w:iCs w:val="0"/>
+        </w:rPr>
+      </w:pPr>
+      <w:bookmarkStart w:id="1" w:name="_Ref227587071"/>
+      <w:r>
+        <w:rPr>
+          <w:i w:val="0"/>
+          <w:iCs w:val="0"/>
+        </w:rPr>
+        <w:t xml:space="preserve">Figure </w:t>
+      </w:r>
+      <w:r>
+        <w:rPr>
+          <w:i w:val="0"/>
+          <w:iCs w:val="0"/>
+        </w:rPr>
+        <w:fldChar w:fldCharType="begin"/>
+      </w:r>
+      <w:r>
+        <w:rPr>
+          <w:i w:val="0"/>
+          <w:iCs w:val="0"/>
+        </w:rPr>
+        <w:instrText xml:space="preserve"> SEQ Figure \* ARABIC </w:instrText>
+      </w:r>
+      <w:r>
+        <w:rPr>
+          <w:i w:val="0"/>
+          <w:iCs w:val="0"/>
+        </w:rPr>
+        <w:fldChar w:fldCharType="separate"/>
+      </w:r>
+      <w:r>
+        <w:rPr>
+          <w:i w:val="0"/>
+          <w:iCs w:val="0"/>
+          <w:noProof/>
+        </w:rPr>
+        <w:t>2</w:t>
+      </w:r>
+      <w:r>
+        <w:rPr>
+          <w:i w:val="0"/>
+          <w:iCs w:val="0"/>
+        </w:rPr>
+        <w:fldChar w:fldCharType="end"/>
+      </w:r>
+      <w:bookmarkEnd w:id="1"/>
+      <w:r>
+        <w:rPr>
+          <w:i w:val="0"/>
+          <w:iCs w:val="0"/>
+        </w:rPr>
+        <w:t>: Part (a) Output Error</w:t>
+      </w:r>
+    </w:p>
+    <w:p>
+      <w:pPr>
+        <w:ind w:firstLine="720"/>
         <w:jc w:val="both"/>
         <w:rPr>
           <w:rFonts w:eastAsiaTheme="minorEastAsia"/>
@@ -5033,55 +5756,210 @@
         <w:rPr>
           <w:rFonts w:eastAsiaTheme="minorEastAsia"/>
         </w:rPr>
-        <w:t xml:space="preserve"> </w:t>
-      </w:r>
-      <w:r>
-        <w:rPr>
-          <w:rFonts w:eastAsiaTheme="minorEastAsia"/>
-        </w:rPr>
-        <w:t>The</w:t>
-      </w:r>
-      <w:r>
-        <w:rPr>
-          <w:rFonts w:eastAsiaTheme="minorEastAsia"/>
-        </w:rPr>
-        <w:t xml:space="preserve"> parameters themselves are not approaching the nominal value.</w:t>
-      </w:r>
-      <w:r>
-        <w:rPr>
-          <w:rFonts w:eastAsiaTheme="minorEastAsia"/>
-        </w:rPr>
-        <w:t xml:space="preserve"> This seems to </w:t>
-      </w:r>
-      <w:r>
-        <w:rPr>
-          <w:rFonts w:eastAsiaTheme="minorEastAsia"/>
-        </w:rPr>
-        <w:t>be</w:t>
-      </w:r>
-      <w:r>
-        <w:rPr>
-          <w:rFonts w:eastAsiaTheme="minorEastAsia"/>
-        </w:rPr>
-        <w:t xml:space="preserve"> a matter of excitation. The current reference signal is a single sinusoidal wave. This is not enough information for the parameter solution driving the error decay to be unique. If the reference signal included two waves with different frequencies, there may be </w:t>
-      </w:r>
-      <w:r>
-        <w:rPr>
-          <w:rFonts w:eastAsiaTheme="minorEastAsia"/>
-        </w:rPr>
-        <w:t>convergence to</w:t>
-      </w:r>
-      <w:r>
-        <w:rPr>
-          <w:rFonts w:eastAsiaTheme="minorEastAsia"/>
-        </w:rPr>
-        <w:t xml:space="preserve"> the nominal values as well. </w:t>
-      </w:r>
-      <w:r>
-        <w:rPr>
-          <w:rFonts w:eastAsiaTheme="minorEastAsia"/>
-        </w:rPr>
-        <w:t xml:space="preserve"> </w:t>
+        <w:t xml:space="preserve">The parameters themselves are not approaching the nominal value. This seems to be a matter of excitation. </w:t>
+      </w:r>
+      <w:r>
+        <w:rPr>
+          <w:rFonts w:eastAsiaTheme="minorEastAsia"/>
+        </w:rPr>
+        <w:t xml:space="preserve">The reference signal, </w:t>
+      </w:r>
+      <m:oMath>
+        <m:r>
+          <w:rPr>
+            <w:rFonts w:ascii="Cambria Math" w:eastAsiaTheme="minorEastAsia" w:hAnsi="Cambria Math"/>
+          </w:rPr>
+          <m:t>r</m:t>
+        </m:r>
+        <m:d>
+          <m:dPr>
+            <m:ctrlPr>
+              <w:rPr>
+                <w:rFonts w:ascii="Cambria Math" w:eastAsiaTheme="minorEastAsia" w:hAnsi="Cambria Math"/>
+                <w:i/>
+              </w:rPr>
+            </m:ctrlPr>
+          </m:dPr>
+          <m:e>
+            <m:r>
+              <w:rPr>
+                <w:rFonts w:ascii="Cambria Math" w:eastAsiaTheme="minorEastAsia" w:hAnsi="Cambria Math"/>
+              </w:rPr>
+              <m:t>t</m:t>
+            </m:r>
+          </m:e>
+        </m:d>
+      </m:oMath>
+      <w:r>
+        <w:rPr>
+          <w:rFonts w:eastAsiaTheme="minorEastAsia"/>
+        </w:rPr>
+        <w:t>, is a sine wave comprised of a single frequency. Thus, it provides persistent excitation of order 2. The direct MRAC implementation has 4 adaptive parameters</w:t>
+      </w:r>
+      <w:r>
+        <w:rPr>
+          <w:rFonts w:eastAsiaTheme="minorEastAsia"/>
+        </w:rPr>
+        <w:t>, so</w:t>
+      </w:r>
+      <w:r>
+        <w:rPr>
+          <w:rFonts w:eastAsiaTheme="minorEastAsia"/>
+        </w:rPr>
+        <w:t xml:space="preserve"> unique</w:t>
+      </w:r>
+      <w:r>
+        <w:rPr>
+          <w:rFonts w:eastAsiaTheme="minorEastAsia"/>
+        </w:rPr>
+        <w:t xml:space="preserve"> parameter convergence requires </w:t>
+      </w:r>
+      <w:r>
+        <w:rPr>
+          <w:rFonts w:eastAsiaTheme="minorEastAsia"/>
+        </w:rPr>
+        <w:lastRenderedPageBreak/>
+        <w:t xml:space="preserve">persistent excitation of at least order 4. This would require an additional frequency to be present in </w:t>
+      </w:r>
+      <m:oMath>
+        <m:r>
+          <w:rPr>
+            <w:rFonts w:ascii="Cambria Math" w:eastAsiaTheme="minorEastAsia" w:hAnsi="Cambria Math"/>
+          </w:rPr>
+          <m:t>r(t)</m:t>
+        </m:r>
+      </m:oMath>
+      <w:r>
+        <w:rPr>
+          <w:rFonts w:eastAsiaTheme="minorEastAsia"/>
+        </w:rPr>
+        <w:t xml:space="preserve">.  </w:t>
+      </w:r>
+      <w:r>
+        <w:rPr>
+          <w:rFonts w:eastAsiaTheme="minorEastAsia"/>
+        </w:rPr>
+        <w:t xml:space="preserve">As is, the regressors do not have sufficient richness for the parameter convergence to be unique. </w:t>
+      </w:r>
+    </w:p>
+    <w:p>
+      <w:pPr>
+        <w:keepNext/>
+        <w:jc w:val="center"/>
+      </w:pPr>
+      <w:r>
+        <w:rPr>
+          <w:rFonts w:eastAsiaTheme="minorEastAsia"/>
+          <w:noProof/>
+        </w:rPr>
+        <w:drawing>
+          <wp:inline distT="0" distB="0" distL="0" distR="0" wp14:anchorId="0D655759" wp14:editId="780D1868">
+            <wp:extent cx="3931920" cy="4668787"/>
+            <wp:effectExtent l="0" t="0" r="0" b="0"/>
+            <wp:docPr id="1740650537" name="Picture 7"/>
+            <wp:cNvGraphicFramePr>
+              <a:graphicFrameLocks xmlns:a="http://schemas.openxmlformats.org/drawingml/2006/main" noChangeAspect="1"/>
+            </wp:cNvGraphicFramePr>
+            <a:graphic xmlns:a="http://schemas.openxmlformats.org/drawingml/2006/main">
+              <a:graphicData uri="http://schemas.openxmlformats.org/drawingml/2006/picture">
+                <pic:pic xmlns:pic="http://schemas.openxmlformats.org/drawingml/2006/picture">
+                  <pic:nvPicPr>
+                    <pic:cNvPr id="0" name="Picture 7"/>
+                    <pic:cNvPicPr>
+                      <a:picLocks noChangeAspect="1" noChangeArrowheads="1"/>
+                    </pic:cNvPicPr>
+                  </pic:nvPicPr>
+                  <pic:blipFill>
+                    <a:blip r:embed="rId12" cstate="print">
+                      <a:extLst>
+                        <a:ext uri="{28A0092B-C50C-407E-A947-70E740481C1C}">
+                          <a14:useLocalDpi xmlns:a14="http://schemas.microsoft.com/office/drawing/2010/main" val="0"/>
+                        </a:ext>
+                      </a:extLst>
+                    </a:blip>
+                    <a:srcRect/>
+                    <a:stretch>
+                      <a:fillRect/>
+                    </a:stretch>
+                  </pic:blipFill>
+                  <pic:spPr bwMode="auto">
+                    <a:xfrm>
+                      <a:off x="0" y="0"/>
+                      <a:ext cx="3931920" cy="4668787"/>
+                    </a:xfrm>
+                    <a:prstGeom prst="rect">
+                      <a:avLst/>
+                    </a:prstGeom>
+                    <a:noFill/>
+                    <a:ln>
+                      <a:noFill/>
+                    </a:ln>
+                  </pic:spPr>
+                </pic:pic>
+              </a:graphicData>
+            </a:graphic>
+          </wp:inline>
+        </w:drawing>
+      </w:r>
+    </w:p>
+    <w:p>
+      <w:pPr>
+        <w:pStyle w:val="Caption"/>
+        <w:jc w:val="center"/>
+        <w:rPr>
+          <w:i w:val="0"/>
+          <w:iCs w:val="0"/>
+        </w:rPr>
+      </w:pPr>
+      <w:r>
+        <w:rPr>
+          <w:i w:val="0"/>
+          <w:iCs w:val="0"/>
+        </w:rPr>
+        <w:t xml:space="preserve">Figure </w:t>
+      </w:r>
+      <w:r>
+        <w:rPr>
+          <w:i w:val="0"/>
+          <w:iCs w:val="0"/>
+        </w:rPr>
+        <w:fldChar w:fldCharType="begin"/>
+      </w:r>
+      <w:r>
+        <w:rPr>
+          <w:i w:val="0"/>
+          <w:iCs w:val="0"/>
+        </w:rPr>
+        <w:instrText xml:space="preserve"> SEQ Figure \* ARABIC </w:instrText>
+      </w:r>
+      <w:r>
+        <w:rPr>
+          <w:i w:val="0"/>
+          <w:iCs w:val="0"/>
+        </w:rPr>
+        <w:fldChar w:fldCharType="separate"/>
+      </w:r>
+      <w:r>
+        <w:rPr>
+          <w:i w:val="0"/>
+          <w:iCs w:val="0"/>
+          <w:noProof/>
+        </w:rPr>
+        <w:t>3</w:t>
+      </w:r>
+      <w:r>
+        <w:rPr>
+          <w:i w:val="0"/>
+          <w:iCs w:val="0"/>
+        </w:rPr>
+        <w:fldChar w:fldCharType="end"/>
+      </w:r>
+      <w:r>
+        <w:rPr>
+          <w:i w:val="0"/>
+          <w:iCs w:val="0"/>
+        </w:rPr>
+        <w:t>: Part (a) Adaptive Parameter Evolution</w:t>
       </w:r>
     </w:p>
     <w:p>
@@ -5093,6 +5971,11 @@
       </w:r>
     </w:p>
     <w:p>
+      <w:pPr>
+        <w:rPr>
+          <w:rFonts w:eastAsiaTheme="minorEastAsia"/>
+        </w:rPr>
+      </w:pPr>
       <m:oMathPara>
         <m:oMath>
           <m:r>
@@ -5187,6 +6070,48 @@
       </m:oMathPara>
     </w:p>
     <w:p>
+      <w:pPr>
+        <w:ind w:firstLine="720"/>
+        <w:jc w:val="both"/>
+        <w:rPr>
+          <w:rFonts w:eastAsiaTheme="minorEastAsia"/>
+        </w:rPr>
+      </w:pPr>
+      <w:r>
+        <w:rPr>
+          <w:rFonts w:eastAsiaTheme="minorEastAsia"/>
+        </w:rPr>
+        <w:t>Although this plant has unstable poles, its zeros are on the open left half-plane, meaning the plant is minimum phase</w:t>
+      </w:r>
+      <w:r>
+        <w:rPr>
+          <w:rFonts w:eastAsiaTheme="minorEastAsia"/>
+        </w:rPr>
+        <w:t xml:space="preserve"> with relative degree 1,</w:t>
+      </w:r>
+      <w:r>
+        <w:rPr>
+          <w:rFonts w:eastAsiaTheme="minorEastAsia"/>
+        </w:rPr>
+        <w:t xml:space="preserve"> and model reference control can still be used. </w:t>
+      </w:r>
+      <w:r>
+        <w:rPr>
+          <w:rFonts w:eastAsiaTheme="minorEastAsia"/>
+        </w:rPr>
+        <w:t>To deal with the unstable plant, the adaptive controller will need to simultaneously stabilize the closed loop plant and match the reference model.</w:t>
+      </w:r>
+      <w:r>
+        <w:rPr>
+          <w:rFonts w:eastAsiaTheme="minorEastAsia"/>
+        </w:rPr>
+        <w:tab/>
+      </w:r>
+    </w:p>
+    <w:p>
+      <w:pPr>
+        <w:jc w:val="both"/>
+      </w:pPr>
       <w:r>
         <w:t xml:space="preserve">Using the </w:t>
       </w:r>
@@ -5480,6 +6405,7 @@
             <w:rPr>
               <w:rFonts w:ascii="Cambria Math" w:eastAsiaTheme="minorEastAsia" w:hAnsi="Cambria Math"/>
             </w:rPr>
+            <w:lastRenderedPageBreak/>
             <m:t>-</m:t>
           </m:r>
           <m:sSub>
@@ -6401,10 +7327,448 @@
     </w:p>
     <w:p>
       <w:pPr>
+        <w:jc w:val="both"/>
         <w:rPr>
           <w:rFonts w:eastAsiaTheme="minorEastAsia"/>
         </w:rPr>
       </w:pPr>
+      <w:r>
+        <w:rPr>
+          <w:rFonts w:eastAsiaTheme="minorEastAsia"/>
+        </w:rPr>
+        <w:t xml:space="preserve">In this case, the closed-loop system may be unstable during the transient response. </w:t>
+      </w:r>
+      <w:r>
+        <w:rPr>
+          <w:rFonts w:eastAsiaTheme="minorEastAsia"/>
+        </w:rPr>
+        <w:t xml:space="preserve">There is a chance the output error grows large </w:t>
+      </w:r>
+    </w:p>
+    <w:p>
+      <w:pPr>
+        <w:jc w:val="both"/>
+        <w:rPr>
+          <w:rFonts w:eastAsiaTheme="minorEastAsia"/>
+        </w:rPr>
+      </w:pPr>
+      <w:r>
+        <w:rPr>
+          <w:rFonts w:eastAsiaTheme="minorEastAsia"/>
+        </w:rPr>
+        <w:tab/>
+        <w:t xml:space="preserve">For this plant, the error does </w:t>
+      </w:r>
+      <w:r>
+        <w:rPr>
+          <w:rFonts w:eastAsiaTheme="minorEastAsia"/>
+        </w:rPr>
+        <w:t>near</w:t>
+      </w:r>
+      <w:r>
+        <w:rPr>
+          <w:rFonts w:eastAsiaTheme="minorEastAsia"/>
+        </w:rPr>
+        <w:t xml:space="preserve"> 0, but convergence takes much longer than the stable plant. The observed error</w:t>
+      </w:r>
+      <w:r>
+        <w:rPr>
+          <w:rFonts w:eastAsiaTheme="minorEastAsia"/>
+        </w:rPr>
+        <w:t xml:space="preserve">, shown in </w:t>
+      </w:r>
+      <w:r>
+        <w:rPr>
+          <w:rFonts w:eastAsiaTheme="minorEastAsia"/>
+        </w:rPr>
+        <w:fldChar w:fldCharType="begin"/>
+      </w:r>
+      <w:r>
+        <w:rPr>
+          <w:rFonts w:eastAsiaTheme="minorEastAsia"/>
+        </w:rPr>
+        <w:instrText xml:space="preserve"> REF _Ref227596022 \h </w:instrText>
+      </w:r>
+      <w:r>
+        <w:rPr>
+          <w:rFonts w:eastAsiaTheme="minorEastAsia"/>
+        </w:rPr>
+      </w:r>
+      <w:r>
+        <w:rPr>
+          <w:rFonts w:eastAsiaTheme="minorEastAsia"/>
+        </w:rPr>
+        <w:instrText xml:space="preserve"> \* MERGEFORMAT </w:instrText>
+      </w:r>
+      <w:r>
+        <w:rPr>
+          <w:rFonts w:eastAsiaTheme="minorEastAsia"/>
+        </w:rPr>
+        <w:fldChar w:fldCharType="separate"/>
+      </w:r>
+      <w:r>
+        <w:t xml:space="preserve">Figure </w:t>
+      </w:r>
+      <w:r>
+        <w:rPr>
+          <w:noProof/>
+        </w:rPr>
+        <w:t>4</w:t>
+      </w:r>
+      <w:r>
+        <w:rPr>
+          <w:rFonts w:eastAsiaTheme="minorEastAsia"/>
+        </w:rPr>
+        <w:fldChar w:fldCharType="end"/>
+      </w:r>
+      <w:r>
+        <w:rPr>
+          <w:rFonts w:eastAsiaTheme="minorEastAsia"/>
+        </w:rPr>
+        <w:t>,</w:t>
+      </w:r>
+      <w:r>
+        <w:rPr>
+          <w:rFonts w:eastAsiaTheme="minorEastAsia"/>
+        </w:rPr>
+        <w:t xml:space="preserve"> is also much higher. </w:t>
+      </w:r>
+      <w:r>
+        <w:rPr>
+          <w:rFonts w:eastAsiaTheme="minorEastAsia"/>
+        </w:rPr>
+        <w:t>This</w:t>
+      </w:r>
+      <w:r>
+        <w:rPr>
+          <w:rFonts w:eastAsiaTheme="minorEastAsia"/>
+        </w:rPr>
+        <w:t xml:space="preserve"> is caused by instability in the transient, where parameters have not yet converged and the closed loop transfer function has not yet matched the reference model.  </w:t>
+      </w:r>
+      <w:r>
+        <w:rPr>
+          <w:rFonts w:eastAsiaTheme="minorEastAsia"/>
+        </w:rPr>
+        <w:t>Occasionally, there are large spikes in the error signal. These correspond to large</w:t>
+      </w:r>
+      <w:r>
+        <w:rPr>
+          <w:rFonts w:eastAsiaTheme="minorEastAsia"/>
+        </w:rPr>
+        <w:t xml:space="preserve"> jumps in the controller parameters</w:t>
+      </w:r>
+      <w:r>
+        <w:rPr>
+          <w:rFonts w:eastAsiaTheme="minorEastAsia"/>
+        </w:rPr>
+        <w:t xml:space="preserve">, which can be seen in </w:t>
+      </w:r>
+      <w:r>
+        <w:rPr>
+          <w:rFonts w:eastAsiaTheme="minorEastAsia"/>
+        </w:rPr>
+        <w:fldChar w:fldCharType="begin"/>
+      </w:r>
+      <w:r>
+        <w:rPr>
+          <w:rFonts w:eastAsiaTheme="minorEastAsia"/>
+        </w:rPr>
+        <w:instrText xml:space="preserve"> REF _Ref227596042 \h </w:instrText>
+      </w:r>
+      <w:r>
+        <w:rPr>
+          <w:rFonts w:eastAsiaTheme="minorEastAsia"/>
+        </w:rPr>
+      </w:r>
+      <w:r>
+        <w:rPr>
+          <w:rFonts w:eastAsiaTheme="minorEastAsia"/>
+        </w:rPr>
+        <w:instrText xml:space="preserve"> \* MERGEFORMAT </w:instrText>
+      </w:r>
+      <w:r>
+        <w:rPr>
+          <w:rFonts w:eastAsiaTheme="minorEastAsia"/>
+        </w:rPr>
+        <w:fldChar w:fldCharType="separate"/>
+      </w:r>
+      <w:r>
+        <w:t xml:space="preserve">Figure </w:t>
+      </w:r>
+      <w:r>
+        <w:rPr>
+          <w:noProof/>
+        </w:rPr>
+        <w:t>5</w:t>
+      </w:r>
+      <w:r>
+        <w:rPr>
+          <w:rFonts w:eastAsiaTheme="minorEastAsia"/>
+        </w:rPr>
+        <w:fldChar w:fldCharType="end"/>
+      </w:r>
+      <w:r>
+        <w:rPr>
+          <w:rFonts w:eastAsiaTheme="minorEastAsia"/>
+        </w:rPr>
+        <w:t xml:space="preserve">. </w:t>
+      </w:r>
+      <w:r>
+        <w:rPr>
+          <w:rFonts w:eastAsiaTheme="minorEastAsia"/>
+        </w:rPr>
+        <w:t xml:space="preserve"> </w:t>
+      </w:r>
+    </w:p>
+    <w:p>
+      <w:pPr>
+        <w:keepNext/>
+        <w:jc w:val="center"/>
+      </w:pPr>
+      <w:r>
+        <w:rPr>
+          <w:rFonts w:eastAsiaTheme="minorEastAsia"/>
+          <w:noProof/>
+        </w:rPr>
+        <w:drawing>
+          <wp:inline distT="0" distB="0" distL="0" distR="0" wp14:anchorId="2E105655" wp14:editId="5008B195">
+            <wp:extent cx="3200400" cy="2643904"/>
+            <wp:effectExtent l="0" t="0" r="0" b="4445"/>
+            <wp:docPr id="1556581853" name="Picture 5"/>
+            <wp:cNvGraphicFramePr>
+              <a:graphicFrameLocks xmlns:a="http://schemas.openxmlformats.org/drawingml/2006/main" noChangeAspect="1"/>
+            </wp:cNvGraphicFramePr>
+            <a:graphic xmlns:a="http://schemas.openxmlformats.org/drawingml/2006/main">
+              <a:graphicData uri="http://schemas.openxmlformats.org/drawingml/2006/picture">
+                <pic:pic xmlns:pic="http://schemas.openxmlformats.org/drawingml/2006/picture">
+                  <pic:nvPicPr>
+                    <pic:cNvPr id="0" name="Picture 5"/>
+                    <pic:cNvPicPr>
+                      <a:picLocks noChangeAspect="1" noChangeArrowheads="1"/>
+                    </pic:cNvPicPr>
+                  </pic:nvPicPr>
+                  <pic:blipFill>
+                    <a:blip r:embed="rId13" cstate="print">
+                      <a:extLst>
+                        <a:ext uri="{28A0092B-C50C-407E-A947-70E740481C1C}">
+                          <a14:useLocalDpi xmlns:a14="http://schemas.microsoft.com/office/drawing/2010/main" val="0"/>
+                        </a:ext>
+                      </a:extLst>
+                    </a:blip>
+                    <a:srcRect/>
+                    <a:stretch>
+                      <a:fillRect/>
+                    </a:stretch>
+                  </pic:blipFill>
+                  <pic:spPr bwMode="auto">
+                    <a:xfrm>
+                      <a:off x="0" y="0"/>
+                      <a:ext cx="3200400" cy="2643904"/>
+                    </a:xfrm>
+                    <a:prstGeom prst="rect">
+                      <a:avLst/>
+                    </a:prstGeom>
+                    <a:noFill/>
+                    <a:ln>
+                      <a:noFill/>
+                    </a:ln>
+                  </pic:spPr>
+                </pic:pic>
+              </a:graphicData>
+            </a:graphic>
+          </wp:inline>
+        </w:drawing>
+      </w:r>
+    </w:p>
+    <w:p>
+      <w:pPr>
+        <w:pStyle w:val="Caption"/>
+        <w:jc w:val="center"/>
+        <w:rPr>
+          <w:rFonts w:eastAsiaTheme="minorEastAsia"/>
+          <w:i w:val="0"/>
+          <w:iCs w:val="0"/>
+        </w:rPr>
+      </w:pPr>
+      <w:bookmarkStart w:id="2" w:name="_Ref227596022"/>
+      <w:r>
+        <w:rPr>
+          <w:i w:val="0"/>
+          <w:iCs w:val="0"/>
+        </w:rPr>
+        <w:t xml:space="preserve">Figure </w:t>
+      </w:r>
+      <w:r>
+        <w:rPr>
+          <w:i w:val="0"/>
+          <w:iCs w:val="0"/>
+        </w:rPr>
+        <w:fldChar w:fldCharType="begin"/>
+      </w:r>
+      <w:r>
+        <w:rPr>
+          <w:i w:val="0"/>
+          <w:iCs w:val="0"/>
+        </w:rPr>
+        <w:instrText xml:space="preserve"> SEQ Figure \* ARABIC </w:instrText>
+      </w:r>
+      <w:r>
+        <w:rPr>
+          <w:i w:val="0"/>
+          <w:iCs w:val="0"/>
+        </w:rPr>
+        <w:fldChar w:fldCharType="separate"/>
+      </w:r>
+      <w:r>
+        <w:rPr>
+          <w:i w:val="0"/>
+          <w:iCs w:val="0"/>
+          <w:noProof/>
+        </w:rPr>
+        <w:t>4</w:t>
+      </w:r>
+      <w:r>
+        <w:rPr>
+          <w:i w:val="0"/>
+          <w:iCs w:val="0"/>
+        </w:rPr>
+        <w:fldChar w:fldCharType="end"/>
+      </w:r>
+      <w:bookmarkEnd w:id="2"/>
+      <w:r>
+        <w:rPr>
+          <w:i w:val="0"/>
+          <w:iCs w:val="0"/>
+        </w:rPr>
+        <w:t>: Part (b) Output Error</w:t>
+      </w:r>
+      <w:r>
+        <w:t xml:space="preserve"> </w:t>
+      </w:r>
+    </w:p>
+    <w:p>
+      <w:pPr>
+        <w:keepNext/>
+        <w:jc w:val="center"/>
+      </w:pPr>
+      <w:r>
+        <w:rPr>
+          <w:rFonts w:eastAsiaTheme="minorEastAsia"/>
+          <w:noProof/>
+        </w:rPr>
+        <w:lastRenderedPageBreak/>
+        <w:drawing>
+          <wp:inline distT="0" distB="0" distL="0" distR="0" wp14:anchorId="6DF35E20" wp14:editId="13E29F7C">
+            <wp:extent cx="3931920" cy="4694849"/>
+            <wp:effectExtent l="0" t="0" r="0" b="0"/>
+            <wp:docPr id="1649132174" name="Picture 6"/>
+            <wp:cNvGraphicFramePr>
+              <a:graphicFrameLocks xmlns:a="http://schemas.openxmlformats.org/drawingml/2006/main" noChangeAspect="1"/>
+            </wp:cNvGraphicFramePr>
+            <a:graphic xmlns:a="http://schemas.openxmlformats.org/drawingml/2006/main">
+              <a:graphicData uri="http://schemas.openxmlformats.org/drawingml/2006/picture">
+                <pic:pic xmlns:pic="http://schemas.openxmlformats.org/drawingml/2006/picture">
+                  <pic:nvPicPr>
+                    <pic:cNvPr id="0" name="Picture 6"/>
+                    <pic:cNvPicPr>
+                      <a:picLocks noChangeAspect="1" noChangeArrowheads="1"/>
+                    </pic:cNvPicPr>
+                  </pic:nvPicPr>
+                  <pic:blipFill>
+                    <a:blip r:embed="rId14" cstate="print">
+                      <a:extLst>
+                        <a:ext uri="{28A0092B-C50C-407E-A947-70E740481C1C}">
+                          <a14:useLocalDpi xmlns:a14="http://schemas.microsoft.com/office/drawing/2010/main" val="0"/>
+                        </a:ext>
+                      </a:extLst>
+                    </a:blip>
+                    <a:srcRect/>
+                    <a:stretch>
+                      <a:fillRect/>
+                    </a:stretch>
+                  </pic:blipFill>
+                  <pic:spPr bwMode="auto">
+                    <a:xfrm>
+                      <a:off x="0" y="0"/>
+                      <a:ext cx="3931920" cy="4694849"/>
+                    </a:xfrm>
+                    <a:prstGeom prst="rect">
+                      <a:avLst/>
+                    </a:prstGeom>
+                    <a:noFill/>
+                    <a:ln>
+                      <a:noFill/>
+                    </a:ln>
+                  </pic:spPr>
+                </pic:pic>
+              </a:graphicData>
+            </a:graphic>
+          </wp:inline>
+        </w:drawing>
+      </w:r>
+    </w:p>
+    <w:p>
+      <w:pPr>
+        <w:pStyle w:val="Caption"/>
+        <w:jc w:val="center"/>
+        <w:rPr>
+          <w:rFonts w:eastAsiaTheme="minorEastAsia"/>
+          <w:i w:val="0"/>
+          <w:iCs w:val="0"/>
+        </w:rPr>
+      </w:pPr>
+      <w:bookmarkStart w:id="3" w:name="_Ref227596042"/>
+      <w:r>
+        <w:rPr>
+          <w:i w:val="0"/>
+          <w:iCs w:val="0"/>
+        </w:rPr>
+        <w:t xml:space="preserve">Figure </w:t>
+      </w:r>
+      <w:r>
+        <w:rPr>
+          <w:i w:val="0"/>
+          <w:iCs w:val="0"/>
+        </w:rPr>
+        <w:fldChar w:fldCharType="begin"/>
+      </w:r>
+      <w:r>
+        <w:rPr>
+          <w:i w:val="0"/>
+          <w:iCs w:val="0"/>
+        </w:rPr>
+        <w:instrText xml:space="preserve"> SEQ Figure \* ARABIC </w:instrText>
+      </w:r>
+      <w:r>
+        <w:rPr>
+          <w:i w:val="0"/>
+          <w:iCs w:val="0"/>
+        </w:rPr>
+        <w:fldChar w:fldCharType="separate"/>
+      </w:r>
+      <w:r>
+        <w:rPr>
+          <w:i w:val="0"/>
+          <w:iCs w:val="0"/>
+          <w:noProof/>
+        </w:rPr>
+        <w:t>5</w:t>
+      </w:r>
+      <w:r>
+        <w:rPr>
+          <w:i w:val="0"/>
+          <w:iCs w:val="0"/>
+        </w:rPr>
+        <w:fldChar w:fldCharType="end"/>
+      </w:r>
+      <w:bookmarkEnd w:id="3"/>
+      <w:r>
+        <w:rPr>
+          <w:i w:val="0"/>
+          <w:iCs w:val="0"/>
+        </w:rPr>
+        <w:t>: Part (b) Adaptive Parameter Evolution</w:t>
+      </w:r>
     </w:p>
     <w:p>
       <w:pPr>
@@ -6767,16 +8131,38 @@
         <w:t xml:space="preserve"> </w:t>
       </w:r>
       <w:r>
-        <w:t>Thus, the filter dynamics will not affect the controller algorithm.</w:t>
-      </w:r>
-      <w:r>
-        <w:t xml:space="preserve"> A constant state variable filter essentially means that the input signal will be linear combinations of </w:t>
-      </w:r>
-      <w:r>
-        <w:rPr>
-          <w:rFonts w:eastAsiaTheme="minorEastAsia"/>
-        </w:rPr>
-        <w:t xml:space="preserve"> </w:t>
+        <w:t>Thus, the filter dynamics will not affect the controller algorithm</w:t>
+      </w:r>
+      <w:r>
+        <w:t xml:space="preserve">. A constant state variable filter requires that </w:t>
+      </w:r>
+      <m:oMath>
+        <m:r>
+          <w:rPr>
+            <w:rFonts w:ascii="Cambria Math" w:hAnsi="Cambria Math"/>
+          </w:rPr>
+          <m:t>c(s)</m:t>
+        </m:r>
+      </m:oMath>
+      <w:r>
+        <w:rPr>
+          <w:rFonts w:eastAsiaTheme="minorEastAsia"/>
+        </w:rPr>
+        <w:t xml:space="preserve"> and </w:t>
+      </w:r>
+      <m:oMath>
+        <m:r>
+          <w:rPr>
+            <w:rFonts w:ascii="Cambria Math" w:eastAsiaTheme="minorEastAsia" w:hAnsi="Cambria Math"/>
+          </w:rPr>
+          <m:t>d(s)</m:t>
+        </m:r>
+      </m:oMath>
+      <w:r>
+        <w:rPr>
+          <w:rFonts w:eastAsiaTheme="minorEastAsia"/>
+        </w:rPr>
+        <w:t xml:space="preserve"> will be constants themselves or exactly zero. Thus, the </w:t>
       </w:r>
       <m:oMath>
         <m:r>
@@ -6824,546 +8210,14 @@
         <w:rPr>
           <w:rFonts w:eastAsiaTheme="minorEastAsia"/>
         </w:rPr>
-        <w:t xml:space="preserve">. </w:t>
-      </w:r>
-      <w:r>
-        <w:rPr>
-          <w:rFonts w:eastAsiaTheme="minorEastAsia"/>
-        </w:rPr>
-        <w:t xml:space="preserve">Even ignoring requirements on the relative degree between </w:t>
-      </w:r>
-      <m:oMath>
-        <m:r>
-          <w:rPr>
-            <w:rFonts w:ascii="Cambria Math" w:eastAsiaTheme="minorEastAsia" w:hAnsi="Cambria Math"/>
-          </w:rPr>
-          <m:t>c(z)</m:t>
-        </m:r>
-      </m:oMath>
-      <w:r>
-        <w:rPr>
-          <w:rFonts w:eastAsiaTheme="minorEastAsia"/>
-        </w:rPr>
-        <w:t xml:space="preserve"> and </w:t>
-      </w:r>
-      <m:oMath>
-        <m:r>
-          <w:rPr>
-            <w:rFonts w:ascii="Cambria Math" w:eastAsiaTheme="minorEastAsia" w:hAnsi="Cambria Math"/>
-          </w:rPr>
-          <m:t>d</m:t>
-        </m:r>
-        <m:d>
-          <m:dPr>
-            <m:ctrlPr>
-              <w:rPr>
-                <w:rFonts w:ascii="Cambria Math" w:eastAsiaTheme="minorEastAsia" w:hAnsi="Cambria Math"/>
-                <w:i/>
-              </w:rPr>
-            </m:ctrlPr>
-          </m:dPr>
-          <m:e>
-            <m:r>
-              <w:rPr>
-                <w:rFonts w:ascii="Cambria Math" w:eastAsiaTheme="minorEastAsia" w:hAnsi="Cambria Math"/>
-              </w:rPr>
-              <m:t>z</m:t>
-            </m:r>
-          </m:e>
-        </m:d>
-      </m:oMath>
-      <w:r>
-        <w:rPr>
-          <w:rFonts w:eastAsiaTheme="minorEastAsia"/>
-        </w:rPr>
-        <w:t>, k</w:t>
-      </w:r>
-      <w:r>
-        <w:rPr>
-          <w:rFonts w:eastAsiaTheme="minorEastAsia"/>
-        </w:rPr>
-        <w:t xml:space="preserve">eeping </w:t>
-      </w:r>
-      <m:oMath>
-        <m:f>
-          <m:fPr>
-            <m:ctrlPr>
-              <w:rPr>
-                <w:rFonts w:ascii="Cambria Math" w:eastAsiaTheme="minorEastAsia" w:hAnsi="Cambria Math"/>
-                <w:i/>
-              </w:rPr>
-            </m:ctrlPr>
-          </m:fPr>
-          <m:num>
-            <m:r>
-              <w:rPr>
-                <w:rFonts w:ascii="Cambria Math" w:eastAsiaTheme="minorEastAsia" w:hAnsi="Cambria Math"/>
-              </w:rPr>
-              <m:t>c</m:t>
-            </m:r>
-            <m:d>
-              <m:dPr>
-                <m:ctrlPr>
-                  <w:rPr>
-                    <w:rFonts w:ascii="Cambria Math" w:eastAsiaTheme="minorEastAsia" w:hAnsi="Cambria Math"/>
-                    <w:i/>
-                  </w:rPr>
-                </m:ctrlPr>
-              </m:dPr>
-              <m:e>
-                <m:r>
-                  <w:rPr>
-                    <w:rFonts w:ascii="Cambria Math" w:eastAsiaTheme="minorEastAsia" w:hAnsi="Cambria Math"/>
-                  </w:rPr>
-                  <m:t>z</m:t>
-                </m:r>
-              </m:e>
-            </m:d>
-          </m:num>
-          <m:den>
-            <m:r>
-              <w:rPr>
-                <w:rFonts w:ascii="Cambria Math" w:eastAsiaTheme="minorEastAsia" w:hAnsi="Cambria Math"/>
-              </w:rPr>
-              <m:t>λ</m:t>
-            </m:r>
-            <m:d>
-              <m:dPr>
-                <m:ctrlPr>
-                  <w:rPr>
-                    <w:rFonts w:ascii="Cambria Math" w:eastAsiaTheme="minorEastAsia" w:hAnsi="Cambria Math"/>
-                    <w:i/>
-                  </w:rPr>
-                </m:ctrlPr>
-              </m:dPr>
-              <m:e>
-                <m:r>
-                  <w:rPr>
-                    <w:rFonts w:ascii="Cambria Math" w:eastAsiaTheme="minorEastAsia" w:hAnsi="Cambria Math"/>
-                  </w:rPr>
-                  <m:t>z</m:t>
-                </m:r>
-              </m:e>
-            </m:d>
-          </m:den>
-        </m:f>
-      </m:oMath>
-      <w:r>
-        <w:rPr>
-          <w:rFonts w:eastAsiaTheme="minorEastAsia"/>
-        </w:rPr>
-        <w:t xml:space="preserve"> and </w:t>
-      </w:r>
-      <m:oMath>
-        <m:f>
-          <m:fPr>
-            <m:ctrlPr>
-              <w:rPr>
-                <w:rFonts w:ascii="Cambria Math" w:eastAsiaTheme="minorEastAsia" w:hAnsi="Cambria Math"/>
-                <w:i/>
-              </w:rPr>
-            </m:ctrlPr>
-          </m:fPr>
-          <m:num>
-            <m:r>
-              <w:rPr>
-                <w:rFonts w:ascii="Cambria Math" w:eastAsiaTheme="minorEastAsia" w:hAnsi="Cambria Math"/>
-              </w:rPr>
-              <m:t>d</m:t>
-            </m:r>
-            <m:d>
-              <m:dPr>
-                <m:ctrlPr>
-                  <w:rPr>
-                    <w:rFonts w:ascii="Cambria Math" w:eastAsiaTheme="minorEastAsia" w:hAnsi="Cambria Math"/>
-                    <w:i/>
-                  </w:rPr>
-                </m:ctrlPr>
-              </m:dPr>
-              <m:e>
-                <m:r>
-                  <w:rPr>
-                    <w:rFonts w:ascii="Cambria Math" w:eastAsiaTheme="minorEastAsia" w:hAnsi="Cambria Math"/>
-                  </w:rPr>
-                  <m:t>z</m:t>
-                </m:r>
-              </m:e>
-            </m:d>
-          </m:num>
-          <m:den>
-            <m:r>
-              <w:rPr>
-                <w:rFonts w:ascii="Cambria Math" w:eastAsiaTheme="minorEastAsia" w:hAnsi="Cambria Math"/>
-              </w:rPr>
-              <m:t>λ</m:t>
-            </m:r>
-            <m:d>
-              <m:dPr>
-                <m:ctrlPr>
-                  <w:rPr>
-                    <w:rFonts w:ascii="Cambria Math" w:eastAsiaTheme="minorEastAsia" w:hAnsi="Cambria Math"/>
-                    <w:i/>
-                  </w:rPr>
-                </m:ctrlPr>
-              </m:dPr>
-              <m:e>
-                <m:r>
-                  <w:rPr>
-                    <w:rFonts w:ascii="Cambria Math" w:eastAsiaTheme="minorEastAsia" w:hAnsi="Cambria Math"/>
-                  </w:rPr>
-                  <m:t>z</m:t>
-                </m:r>
-              </m:e>
-            </m:d>
-          </m:den>
-        </m:f>
-      </m:oMath>
-      <w:r>
-        <w:rPr>
-          <w:rFonts w:eastAsiaTheme="minorEastAsia"/>
-        </w:rPr>
-        <w:t xml:space="preserve"> proper or strictly proper would require </w:t>
-      </w:r>
-      <m:oMath>
-        <m:f>
-          <m:fPr>
-            <m:ctrlPr>
-              <w:rPr>
-                <w:rFonts w:ascii="Cambria Math" w:eastAsiaTheme="minorEastAsia" w:hAnsi="Cambria Math"/>
-                <w:i/>
-              </w:rPr>
-            </m:ctrlPr>
-          </m:fPr>
-          <m:num>
-            <m:r>
-              <w:rPr>
-                <w:rFonts w:ascii="Cambria Math" w:eastAsiaTheme="minorEastAsia" w:hAnsi="Cambria Math"/>
-              </w:rPr>
-              <m:t>c</m:t>
-            </m:r>
-            <m:d>
-              <m:dPr>
-                <m:ctrlPr>
-                  <w:rPr>
-                    <w:rFonts w:ascii="Cambria Math" w:eastAsiaTheme="minorEastAsia" w:hAnsi="Cambria Math"/>
-                    <w:i/>
-                  </w:rPr>
-                </m:ctrlPr>
-              </m:dPr>
-              <m:e>
-                <m:r>
-                  <w:rPr>
-                    <w:rFonts w:ascii="Cambria Math" w:eastAsiaTheme="minorEastAsia" w:hAnsi="Cambria Math"/>
-                  </w:rPr>
-                  <m:t>z</m:t>
-                </m:r>
-              </m:e>
-            </m:d>
-          </m:num>
-          <m:den>
-            <m:r>
-              <w:rPr>
-                <w:rFonts w:ascii="Cambria Math" w:eastAsiaTheme="minorEastAsia" w:hAnsi="Cambria Math"/>
-              </w:rPr>
-              <m:t>λ</m:t>
-            </m:r>
-            <m:d>
-              <m:dPr>
-                <m:ctrlPr>
-                  <w:rPr>
-                    <w:rFonts w:ascii="Cambria Math" w:eastAsiaTheme="minorEastAsia" w:hAnsi="Cambria Math"/>
-                    <w:i/>
-                  </w:rPr>
-                </m:ctrlPr>
-              </m:dPr>
-              <m:e>
-                <m:r>
-                  <w:rPr>
-                    <w:rFonts w:ascii="Cambria Math" w:eastAsiaTheme="minorEastAsia" w:hAnsi="Cambria Math"/>
-                  </w:rPr>
-                  <m:t>z</m:t>
-                </m:r>
-              </m:e>
-            </m:d>
-          </m:den>
-        </m:f>
-      </m:oMath>
-      <w:r>
-        <w:rPr>
-          <w:rFonts w:eastAsiaTheme="minorEastAsia"/>
-        </w:rPr>
-        <w:t xml:space="preserve"> and </w:t>
-      </w:r>
-      <m:oMath>
-        <m:f>
-          <m:fPr>
-            <m:ctrlPr>
-              <w:rPr>
-                <w:rFonts w:ascii="Cambria Math" w:eastAsiaTheme="minorEastAsia" w:hAnsi="Cambria Math"/>
-                <w:i/>
-              </w:rPr>
-            </m:ctrlPr>
-          </m:fPr>
-          <m:num>
-            <m:r>
-              <w:rPr>
-                <w:rFonts w:ascii="Cambria Math" w:eastAsiaTheme="minorEastAsia" w:hAnsi="Cambria Math"/>
-              </w:rPr>
-              <m:t>d</m:t>
-            </m:r>
-            <m:d>
-              <m:dPr>
-                <m:ctrlPr>
-                  <w:rPr>
-                    <w:rFonts w:ascii="Cambria Math" w:eastAsiaTheme="minorEastAsia" w:hAnsi="Cambria Math"/>
-                    <w:i/>
-                  </w:rPr>
-                </m:ctrlPr>
-              </m:dPr>
-              <m:e>
-                <m:r>
-                  <w:rPr>
-                    <w:rFonts w:ascii="Cambria Math" w:eastAsiaTheme="minorEastAsia" w:hAnsi="Cambria Math"/>
-                  </w:rPr>
-                  <m:t>z</m:t>
-                </m:r>
-              </m:e>
-            </m:d>
-          </m:num>
-          <m:den>
-            <m:r>
-              <w:rPr>
-                <w:rFonts w:ascii="Cambria Math" w:eastAsiaTheme="minorEastAsia" w:hAnsi="Cambria Math"/>
-              </w:rPr>
-              <m:t>λ</m:t>
-            </m:r>
-            <m:d>
-              <m:dPr>
-                <m:ctrlPr>
-                  <w:rPr>
-                    <w:rFonts w:ascii="Cambria Math" w:eastAsiaTheme="minorEastAsia" w:hAnsi="Cambria Math"/>
-                    <w:i/>
-                  </w:rPr>
-                </m:ctrlPr>
-              </m:dPr>
-              <m:e>
-                <m:r>
-                  <w:rPr>
-                    <w:rFonts w:ascii="Cambria Math" w:eastAsiaTheme="minorEastAsia" w:hAnsi="Cambria Math"/>
-                  </w:rPr>
-                  <m:t>z</m:t>
-                </m:r>
-              </m:e>
-            </m:d>
-          </m:den>
-        </m:f>
-      </m:oMath>
-      <w:r>
-        <w:rPr>
-          <w:rFonts w:eastAsiaTheme="minorEastAsia"/>
-        </w:rPr>
-        <w:t xml:space="preserve"> to be either constants themselves or 0. The </w:t>
-      </w:r>
-      <w:r>
-        <w:rPr>
-          <w:rFonts w:eastAsiaTheme="minorEastAsia"/>
-        </w:rPr>
-        <w:t>presence</w:t>
-      </w:r>
-      <w:r>
-        <w:rPr>
-          <w:rFonts w:eastAsiaTheme="minorEastAsia"/>
-        </w:rPr>
-        <w:t xml:space="preserve">/absence of </w:t>
-      </w:r>
-      <m:oMath>
-        <m:r>
-          <w:rPr>
-            <w:rFonts w:ascii="Cambria Math" w:eastAsiaTheme="minorEastAsia" w:hAnsi="Cambria Math"/>
-          </w:rPr>
-          <m:t>c</m:t>
-        </m:r>
-      </m:oMath>
-      <w:r>
-        <w:rPr>
-          <w:rFonts w:eastAsiaTheme="minorEastAsia"/>
-        </w:rPr>
-        <w:t xml:space="preserve"> and </w:t>
-      </w:r>
-      <m:oMath>
-        <m:r>
-          <w:rPr>
-            <w:rFonts w:ascii="Cambria Math" w:eastAsiaTheme="minorEastAsia" w:hAnsi="Cambria Math"/>
-          </w:rPr>
-          <m:t>d</m:t>
-        </m:r>
-      </m:oMath>
-      <w:r>
-        <w:rPr>
-          <w:rFonts w:eastAsiaTheme="minorEastAsia"/>
-        </w:rPr>
-        <w:t xml:space="preserve"> (gains on the </w:t>
-      </w:r>
-      <m:oMath>
-        <m:r>
-          <w:rPr>
-            <w:rFonts w:ascii="Cambria Math" w:eastAsiaTheme="minorEastAsia" w:hAnsi="Cambria Math"/>
-          </w:rPr>
-          <m:t>λ</m:t>
-        </m:r>
-      </m:oMath>
-      <w:r>
-        <w:rPr>
-          <w:rFonts w:eastAsiaTheme="minorEastAsia"/>
-        </w:rPr>
-        <w:t xml:space="preserve"> filtered signal) would not change that. Instead, they would simply change the value of coefficients of </w:t>
-      </w:r>
-      <m:oMath>
-        <m:r>
-          <w:rPr>
-            <w:rFonts w:ascii="Cambria Math" w:eastAsiaTheme="minorEastAsia" w:hAnsi="Cambria Math"/>
-          </w:rPr>
-          <m:t>r</m:t>
-        </m:r>
-      </m:oMath>
-      <w:r>
-        <w:rPr>
-          <w:rFonts w:eastAsiaTheme="minorEastAsia"/>
-        </w:rPr>
-        <w:t xml:space="preserve"> and </w:t>
-      </w:r>
-      <m:oMath>
-        <m:sSub>
-          <m:sSubPr>
-            <m:ctrlPr>
-              <w:rPr>
-                <w:rFonts w:ascii="Cambria Math" w:eastAsiaTheme="minorEastAsia" w:hAnsi="Cambria Math"/>
-                <w:i/>
-              </w:rPr>
-            </m:ctrlPr>
-          </m:sSubPr>
-          <m:e>
-            <m:r>
-              <w:rPr>
-                <w:rFonts w:ascii="Cambria Math" w:eastAsiaTheme="minorEastAsia" w:hAnsi="Cambria Math"/>
-              </w:rPr>
-              <m:t>y</m:t>
-            </m:r>
-          </m:e>
-          <m:sub>
-            <m:r>
-              <w:rPr>
-                <w:rFonts w:ascii="Cambria Math" w:eastAsiaTheme="minorEastAsia" w:hAnsi="Cambria Math"/>
-              </w:rPr>
-              <m:t>p</m:t>
-            </m:r>
-          </m:sub>
-        </m:sSub>
-      </m:oMath>
-      <w:r>
-        <w:rPr>
-          <w:rFonts w:eastAsiaTheme="minorEastAsia"/>
-        </w:rPr>
-        <w:t>.</w:t>
-      </w:r>
-      <w:r>
-        <w:rPr>
-          <w:rFonts w:eastAsiaTheme="minorEastAsia"/>
-        </w:rPr>
-        <w:t xml:space="preserve"> </w:t>
-      </w:r>
-      <w:r>
-        <w:rPr>
-          <w:rFonts w:eastAsiaTheme="minorEastAsia"/>
-        </w:rPr>
-        <w:t xml:space="preserve">This can be shown with the closed loop transfer function. </w:t>
-      </w:r>
-    </w:p>
-    <w:p>
-      <w:pPr>
-        <w:jc w:val="both"/>
-        <w:rPr>
-          <w:rFonts w:eastAsiaTheme="minorEastAsia"/>
-        </w:rPr>
-      </w:pPr>
-      <m:oMathPara>
-        <m:oMath>
-          <m:sSub>
-            <m:sSubPr>
-              <m:ctrlPr>
-                <w:rPr>
-                  <w:rFonts w:ascii="Cambria Math" w:eastAsiaTheme="minorEastAsia" w:hAnsi="Cambria Math"/>
-                  <w:i/>
-                </w:rPr>
-              </m:ctrlPr>
-            </m:sSubPr>
-            <m:e>
-              <m:r>
-                <w:rPr>
-                  <w:rFonts w:ascii="Cambria Math" w:eastAsiaTheme="minorEastAsia" w:hAnsi="Cambria Math"/>
-                </w:rPr>
-                <m:t>Y</m:t>
-              </m:r>
-            </m:e>
-            <m:sub>
-              <m:r>
-                <w:rPr>
-                  <w:rFonts w:ascii="Cambria Math" w:eastAsiaTheme="minorEastAsia" w:hAnsi="Cambria Math"/>
-                </w:rPr>
-                <m:t>p</m:t>
-              </m:r>
-            </m:sub>
-          </m:sSub>
-          <m:d>
-            <m:dPr>
-              <m:ctrlPr>
-                <w:rPr>
-                  <w:rFonts w:ascii="Cambria Math" w:eastAsiaTheme="minorEastAsia" w:hAnsi="Cambria Math"/>
-                  <w:i/>
-                </w:rPr>
-              </m:ctrlPr>
-            </m:dPr>
-            <m:e>
-              <m:r>
-                <w:rPr>
-                  <w:rFonts w:ascii="Cambria Math" w:eastAsiaTheme="minorEastAsia" w:hAnsi="Cambria Math"/>
-                </w:rPr>
-                <m:t>z</m:t>
-              </m:r>
-            </m:e>
-          </m:d>
-          <m:r>
-            <w:rPr>
-              <w:rFonts w:ascii="Cambria Math" w:eastAsiaTheme="minorEastAsia" w:hAnsi="Cambria Math"/>
-            </w:rPr>
-            <m:t>=P</m:t>
-          </m:r>
-          <m:d>
-            <m:dPr>
-              <m:ctrlPr>
-                <w:rPr>
-                  <w:rFonts w:ascii="Cambria Math" w:eastAsiaTheme="minorEastAsia" w:hAnsi="Cambria Math"/>
-                  <w:i/>
-                </w:rPr>
-              </m:ctrlPr>
-            </m:dPr>
-            <m:e>
-              <m:r>
-                <w:rPr>
-                  <w:rFonts w:ascii="Cambria Math" w:eastAsiaTheme="minorEastAsia" w:hAnsi="Cambria Math"/>
-                </w:rPr>
-                <m:t>z</m:t>
-              </m:r>
-            </m:e>
-          </m:d>
-          <m:r>
-            <w:rPr>
-              <w:rFonts w:ascii="Cambria Math" w:eastAsiaTheme="minorEastAsia" w:hAnsi="Cambria Math"/>
-            </w:rPr>
-            <m:t>U</m:t>
-          </m:r>
-        </m:oMath>
-      </m:oMathPara>
+        <w:t xml:space="preserve"> signals </w:t>
+      </w:r>
+      <w:r>
+        <w:rPr>
+          <w:rFonts w:eastAsiaTheme="minorEastAsia"/>
+        </w:rPr>
+        <w:t xml:space="preserve">are not necessarily filtered, but pass through a constant gain. </w:t>
+      </w:r>
     </w:p>
     <w:p>
       <w:pPr>
@@ -7618,6 +8472,7 @@
             <w:rPr>
               <w:rFonts w:ascii="Cambria Math" w:eastAsiaTheme="minorEastAsia" w:hAnsi="Cambria Math"/>
             </w:rPr>
+            <w:lastRenderedPageBreak/>
             <m:t>=</m:t>
           </m:r>
           <m:d>
@@ -7818,7 +8673,7 @@
         <w:rPr>
           <w:rFonts w:eastAsiaTheme="minorEastAsia"/>
         </w:rPr>
-        <w:t xml:space="preserve">The result is the same. Either </w:t>
+        <w:t>These constants can be rewritten as</w:t>
       </w:r>
     </w:p>
     <w:p>
@@ -7828,26 +8683,6 @@
           <w:rFonts w:eastAsiaTheme="minorEastAsia"/>
         </w:rPr>
       </w:pPr>
-      <m:oMath>
-        <m:r>
-          <w:rPr>
-            <w:rFonts w:ascii="Cambria Math" w:eastAsiaTheme="minorEastAsia" w:hAnsi="Cambria Math"/>
-          </w:rPr>
-          <m:t>c=0</m:t>
-        </m:r>
-      </m:oMath>
-      <w:r>
-        <w:rPr>
-          <w:rFonts w:eastAsiaTheme="minorEastAsia"/>
-        </w:rPr>
-        <w:t xml:space="preserve"> </w:t>
-      </w:r>
-      <w:r>
-        <w:rPr>
-          <w:rFonts w:eastAsiaTheme="minorEastAsia"/>
-        </w:rPr>
-        <w:t xml:space="preserve">or </w:t>
-      </w:r>
       <m:oMath>
         <m:sSub>
           <m:sSubPr>
@@ -7952,35 +8787,11 @@
           </m:sub>
         </m:sSub>
       </m:oMath>
-    </w:p>
-    <w:p>
-      <w:pPr>
-        <w:jc w:val="center"/>
-        <w:rPr>
-          <w:rFonts w:eastAsiaTheme="minorEastAsia"/>
-        </w:rPr>
-      </w:pPr>
-      <m:oMath>
-        <m:r>
-          <w:rPr>
-            <w:rFonts w:ascii="Cambria Math" w:eastAsiaTheme="minorEastAsia" w:hAnsi="Cambria Math"/>
-          </w:rPr>
-          <m:t xml:space="preserve">d=0 </m:t>
-        </m:r>
-      </m:oMath>
-      <w:r>
-        <w:rPr>
-          <w:rFonts w:eastAsiaTheme="minorEastAsia"/>
-          <w:iCs/>
-        </w:rPr>
-        <w:t>or</w:t>
-      </w:r>
-      <w:r>
-        <w:rPr>
-          <w:rFonts w:eastAsiaTheme="minorEastAsia"/>
-          <w:iCs/>
-        </w:rPr>
-        <w:t xml:space="preserve"> </w:t>
+      <w:r>
+        <w:rPr>
+          <w:rFonts w:eastAsiaTheme="minorEastAsia"/>
+        </w:rPr>
+        <w:t xml:space="preserve">  and </w:t>
       </w:r>
       <m:oMath>
         <m:sSub>
@@ -8138,6 +8949,49 @@
           <w:rFonts w:eastAsiaTheme="minorEastAsia"/>
         </w:rPr>
       </w:pPr>
+      <m:oMath>
+        <m:r>
+          <w:rPr>
+            <w:rFonts w:ascii="Cambria Math" w:eastAsiaTheme="minorEastAsia" w:hAnsi="Cambria Math"/>
+          </w:rPr>
+          <m:t>c←0</m:t>
+        </m:r>
+      </m:oMath>
+      <w:r>
+        <w:rPr>
+          <w:rFonts w:eastAsiaTheme="minorEastAsia"/>
+        </w:rPr>
+        <w:t xml:space="preserve"> and </w:t>
+      </w:r>
+      <m:oMath>
+        <m:r>
+          <w:rPr>
+            <w:rFonts w:ascii="Cambria Math" w:eastAsiaTheme="minorEastAsia" w:hAnsi="Cambria Math"/>
+          </w:rPr>
+          <m:t>d←0</m:t>
+        </m:r>
+      </m:oMath>
+    </w:p>
+    <w:p>
+      <w:pPr>
+        <w:rPr>
+          <w:rFonts w:eastAsiaTheme="minorEastAsia"/>
+        </w:rPr>
+      </w:pPr>
+      <w:r>
+        <w:rPr>
+          <w:rFonts w:eastAsiaTheme="minorEastAsia"/>
+        </w:rPr>
+        <w:t>The resulting control signal is</w:t>
+      </w:r>
+    </w:p>
+    <w:p>
+      <w:pPr>
+        <w:jc w:val="center"/>
+        <w:rPr>
+          <w:rFonts w:eastAsiaTheme="minorEastAsia"/>
+        </w:rPr>
+      </w:pPr>
       <m:oMathPara>
         <m:oMath>
           <m:r>
@@ -8274,6 +9128,56 @@
         <w:rPr>
           <w:rFonts w:eastAsiaTheme="minorEastAsia"/>
         </w:rPr>
+        <w:t xml:space="preserve">This is </w:t>
+      </w:r>
+      <w:r>
+        <w:rPr>
+          <w:rFonts w:eastAsiaTheme="minorEastAsia"/>
+        </w:rPr>
+        <w:t>the same</w:t>
+      </w:r>
+      <w:r>
+        <w:rPr>
+          <w:rFonts w:eastAsiaTheme="minorEastAsia"/>
+        </w:rPr>
+        <w:t xml:space="preserve"> as </w:t>
+      </w:r>
+      <m:oMath>
+        <m:r>
+          <w:rPr>
+            <w:rFonts w:ascii="Cambria Math" w:eastAsiaTheme="minorEastAsia" w:hAnsi="Cambria Math"/>
+          </w:rPr>
+          <m:t>c=d=0</m:t>
+        </m:r>
+      </m:oMath>
+      <w:r>
+        <w:rPr>
+          <w:rFonts w:eastAsiaTheme="minorEastAsia"/>
+        </w:rPr>
+        <w:t xml:space="preserve"> initially. </w:t>
+      </w:r>
+      <w:r>
+        <w:rPr>
+          <w:rFonts w:eastAsiaTheme="minorEastAsia"/>
+        </w:rPr>
+        <w:t xml:space="preserve">The filtered signals are not necessary to </w:t>
+      </w:r>
+      <w:r>
+        <w:rPr>
+          <w:rFonts w:eastAsiaTheme="minorEastAsia"/>
+        </w:rPr>
+        <w:t>perform</w:t>
+      </w:r>
+      <w:r>
+        <w:rPr>
+          <w:rFonts w:eastAsiaTheme="minorEastAsia"/>
+        </w:rPr>
+        <w:t xml:space="preserve"> model matching. </w:t>
+      </w:r>
+      <w:r>
+        <w:rPr>
+          <w:rFonts w:eastAsiaTheme="minorEastAsia"/>
+        </w:rPr>
         <w:t xml:space="preserve">Having </w:t>
       </w:r>
       <m:oMath>
@@ -8335,7 +9239,31 @@
         <w:rPr>
           <w:rFonts w:eastAsiaTheme="minorEastAsia"/>
         </w:rPr>
-        <w:t>, but the estimator is no longer minimal order</w:t>
+        <w:t xml:space="preserve">, but the estimator </w:t>
+      </w:r>
+      <w:r>
+        <w:rPr>
+          <w:rFonts w:eastAsiaTheme="minorEastAsia"/>
+        </w:rPr>
+        <w:t xml:space="preserve">would </w:t>
+      </w:r>
+      <w:r>
+        <w:rPr>
+          <w:rFonts w:eastAsiaTheme="minorEastAsia"/>
+        </w:rPr>
+        <w:t>lose its</w:t>
+      </w:r>
+      <w:r>
+        <w:rPr>
+          <w:rFonts w:eastAsiaTheme="minorEastAsia"/>
+        </w:rPr>
+        <w:t xml:space="preserve"> </w:t>
+      </w:r>
+      <w:r>
+        <w:rPr>
+          <w:rFonts w:eastAsiaTheme="minorEastAsia"/>
+        </w:rPr>
+        <w:t>minimal order</w:t>
       </w:r>
       <w:r>
         <w:rPr>
@@ -8872,7 +9800,19 @@
         <w:rPr>
           <w:rFonts w:eastAsiaTheme="minorEastAsia"/>
         </w:rPr>
-        <w:t xml:space="preserve">The expression presented do show singularities at </w:t>
+        <w:t xml:space="preserve">The expression presented </w:t>
+      </w:r>
+      <w:r>
+        <w:rPr>
+          <w:rFonts w:eastAsiaTheme="minorEastAsia"/>
+        </w:rPr>
+        <w:t>does</w:t>
+      </w:r>
+      <w:r>
+        <w:rPr>
+          <w:rFonts w:eastAsiaTheme="minorEastAsia"/>
+        </w:rPr>
+        <w:t xml:space="preserve"> show singularities at </w:t>
       </w:r>
       <m:oMath>
         <m:r>
@@ -8886,7 +9826,19 @@
         <w:rPr>
           <w:rFonts w:eastAsiaTheme="minorEastAsia"/>
         </w:rPr>
-        <w:t xml:space="preserve">, which causes an infinite control input. </w:t>
+        <w:t xml:space="preserve">, which causes an </w:t>
+      </w:r>
+      <w:r>
+        <w:rPr>
+          <w:rFonts w:eastAsiaTheme="minorEastAsia"/>
+        </w:rPr>
+        <w:t>unbounded</w:t>
+      </w:r>
+      <w:r>
+        <w:rPr>
+          <w:rFonts w:eastAsiaTheme="minorEastAsia"/>
+        </w:rPr>
+        <w:t xml:space="preserve"> control input. </w:t>
       </w:r>
       <w:r>
         <w:rPr>
@@ -8920,7 +9872,51 @@
         <w:rPr>
           <w:rFonts w:eastAsiaTheme="minorEastAsia"/>
         </w:rPr>
-        <w:t xml:space="preserve"> or defining a lower bound.</w:t>
+        <w:t xml:space="preserve"> or </w:t>
+      </w:r>
+      <w:r>
+        <w:rPr>
+          <w:rFonts w:eastAsiaTheme="minorEastAsia"/>
+        </w:rPr>
+        <w:t>defining</w:t>
+      </w:r>
+      <w:r>
+        <w:rPr>
+          <w:rFonts w:eastAsiaTheme="minorEastAsia"/>
+        </w:rPr>
+        <w:t xml:space="preserve"> a lower bound o</w:t>
+      </w:r>
+      <w:r>
+        <w:rPr>
+          <w:rFonts w:eastAsiaTheme="minorEastAsia"/>
+        </w:rPr>
+        <w:t>n</w:t>
+      </w:r>
+      <w:r>
+        <w:rPr>
+          <w:rFonts w:eastAsiaTheme="minorEastAsia"/>
+        </w:rPr>
+        <w:t xml:space="preserve"> </w:t>
+      </w:r>
+      <m:oMath>
+        <m:r>
+          <w:rPr>
+            <w:rFonts w:ascii="Cambria Math" w:eastAsiaTheme="minorEastAsia" w:hAnsi="Cambria Math"/>
+          </w:rPr>
+          <m:t>b</m:t>
+        </m:r>
+      </m:oMath>
+      <w:r>
+        <w:rPr>
+          <w:rFonts w:eastAsiaTheme="minorEastAsia"/>
+        </w:rPr>
+        <w:t>.</w:t>
+      </w:r>
+      <w:r>
+        <w:rPr>
+          <w:rFonts w:eastAsiaTheme="minorEastAsia"/>
+        </w:rPr>
+        <w:t xml:space="preserve"> </w:t>
       </w:r>
     </w:p>
     <w:p>
@@ -9670,6 +10666,179 @@
     </w:p>
     <w:p/>
     <w:p>
+      <w:pPr>
+        <w:jc w:val="center"/>
+      </w:pPr>
+      <w:r>
+        <w:rPr>
+          <w:noProof/>
+        </w:rPr>
+        <w:lastRenderedPageBreak/>
+        <w:drawing>
+          <wp:inline distT="0" distB="0" distL="0" distR="0" wp14:anchorId="6FBD4302" wp14:editId="368DA32D">
+            <wp:extent cx="3200400" cy="2648273"/>
+            <wp:effectExtent l="0" t="0" r="0" b="0"/>
+            <wp:docPr id="2031085932" name="Picture 8"/>
+            <wp:cNvGraphicFramePr>
+              <a:graphicFrameLocks xmlns:a="http://schemas.openxmlformats.org/drawingml/2006/main" noChangeAspect="1"/>
+            </wp:cNvGraphicFramePr>
+            <a:graphic xmlns:a="http://schemas.openxmlformats.org/drawingml/2006/main">
+              <a:graphicData uri="http://schemas.openxmlformats.org/drawingml/2006/picture">
+                <pic:pic xmlns:pic="http://schemas.openxmlformats.org/drawingml/2006/picture">
+                  <pic:nvPicPr>
+                    <pic:cNvPr id="0" name="Picture 8"/>
+                    <pic:cNvPicPr>
+                      <a:picLocks noChangeAspect="1" noChangeArrowheads="1"/>
+                    </pic:cNvPicPr>
+                  </pic:nvPicPr>
+                  <pic:blipFill>
+                    <a:blip r:embed="rId15" cstate="print">
+                      <a:extLst>
+                        <a:ext uri="{28A0092B-C50C-407E-A947-70E740481C1C}">
+                          <a14:useLocalDpi xmlns:a14="http://schemas.microsoft.com/office/drawing/2010/main" val="0"/>
+                        </a:ext>
+                      </a:extLst>
+                    </a:blip>
+                    <a:srcRect/>
+                    <a:stretch>
+                      <a:fillRect/>
+                    </a:stretch>
+                  </pic:blipFill>
+                  <pic:spPr bwMode="auto">
+                    <a:xfrm>
+                      <a:off x="0" y="0"/>
+                      <a:ext cx="3200400" cy="2648273"/>
+                    </a:xfrm>
+                    <a:prstGeom prst="rect">
+                      <a:avLst/>
+                    </a:prstGeom>
+                    <a:noFill/>
+                    <a:ln>
+                      <a:noFill/>
+                    </a:ln>
+                  </pic:spPr>
+                </pic:pic>
+              </a:graphicData>
+            </a:graphic>
+          </wp:inline>
+        </w:drawing>
+      </w:r>
+    </w:p>
+    <w:p>
+      <w:pPr>
+        <w:jc w:val="center"/>
+      </w:pPr>
+      <w:r>
+        <w:rPr>
+          <w:noProof/>
+        </w:rPr>
+        <w:drawing>
+          <wp:inline distT="0" distB="0" distL="0" distR="0" wp14:anchorId="0497005A" wp14:editId="26A5828A">
+            <wp:extent cx="3200400" cy="2576608"/>
+            <wp:effectExtent l="0" t="0" r="0" b="0"/>
+            <wp:docPr id="37089626" name="Picture 9"/>
+            <wp:cNvGraphicFramePr>
+              <a:graphicFrameLocks xmlns:a="http://schemas.openxmlformats.org/drawingml/2006/main" noChangeAspect="1"/>
+            </wp:cNvGraphicFramePr>
+            <a:graphic xmlns:a="http://schemas.openxmlformats.org/drawingml/2006/main">
+              <a:graphicData uri="http://schemas.openxmlformats.org/drawingml/2006/picture">
+                <pic:pic xmlns:pic="http://schemas.openxmlformats.org/drawingml/2006/picture">
+                  <pic:nvPicPr>
+                    <pic:cNvPr id="0" name="Picture 9"/>
+                    <pic:cNvPicPr>
+                      <a:picLocks noChangeAspect="1" noChangeArrowheads="1"/>
+                    </pic:cNvPicPr>
+                  </pic:nvPicPr>
+                  <pic:blipFill>
+                    <a:blip r:embed="rId16" cstate="print">
+                      <a:extLst>
+                        <a:ext uri="{28A0092B-C50C-407E-A947-70E740481C1C}">
+                          <a14:useLocalDpi xmlns:a14="http://schemas.microsoft.com/office/drawing/2010/main" val="0"/>
+                        </a:ext>
+                      </a:extLst>
+                    </a:blip>
+                    <a:srcRect/>
+                    <a:stretch>
+                      <a:fillRect/>
+                    </a:stretch>
+                  </pic:blipFill>
+                  <pic:spPr bwMode="auto">
+                    <a:xfrm>
+                      <a:off x="0" y="0"/>
+                      <a:ext cx="3200400" cy="2576608"/>
+                    </a:xfrm>
+                    <a:prstGeom prst="rect">
+                      <a:avLst/>
+                    </a:prstGeom>
+                    <a:noFill/>
+                    <a:ln>
+                      <a:noFill/>
+                    </a:ln>
+                  </pic:spPr>
+                </pic:pic>
+              </a:graphicData>
+            </a:graphic>
+          </wp:inline>
+        </w:drawing>
+      </w:r>
+    </w:p>
+    <w:p>
+      <w:pPr>
+        <w:jc w:val="center"/>
+      </w:pPr>
+      <w:r>
+        <w:rPr>
+          <w:noProof/>
+        </w:rPr>
+        <w:drawing>
+          <wp:inline distT="0" distB="0" distL="0" distR="0" wp14:anchorId="41D9536A" wp14:editId="4B899037">
+            <wp:extent cx="3200400" cy="2586806"/>
+            <wp:effectExtent l="0" t="0" r="0" b="4445"/>
+            <wp:docPr id="1684179620" name="Picture 10"/>
+            <wp:cNvGraphicFramePr>
+              <a:graphicFrameLocks xmlns:a="http://schemas.openxmlformats.org/drawingml/2006/main" noChangeAspect="1"/>
+            </wp:cNvGraphicFramePr>
+            <a:graphic xmlns:a="http://schemas.openxmlformats.org/drawingml/2006/main">
+              <a:graphicData uri="http://schemas.openxmlformats.org/drawingml/2006/picture">
+                <pic:pic xmlns:pic="http://schemas.openxmlformats.org/drawingml/2006/picture">
+                  <pic:nvPicPr>
+                    <pic:cNvPr id="0" name="Picture 10"/>
+                    <pic:cNvPicPr>
+                      <a:picLocks noChangeAspect="1" noChangeArrowheads="1"/>
+                    </pic:cNvPicPr>
+                  </pic:nvPicPr>
+                  <pic:blipFill>
+                    <a:blip r:embed="rId17" cstate="print">
+                      <a:extLst>
+                        <a:ext uri="{28A0092B-C50C-407E-A947-70E740481C1C}">
+                          <a14:useLocalDpi xmlns:a14="http://schemas.microsoft.com/office/drawing/2010/main" val="0"/>
+                        </a:ext>
+                      </a:extLst>
+                    </a:blip>
+                    <a:srcRect/>
+                    <a:stretch>
+                      <a:fillRect/>
+                    </a:stretch>
+                  </pic:blipFill>
+                  <pic:spPr bwMode="auto">
+                    <a:xfrm>
+                      <a:off x="0" y="0"/>
+                      <a:ext cx="3200400" cy="2586806"/>
+                    </a:xfrm>
+                    <a:prstGeom prst="rect">
+                      <a:avLst/>
+                    </a:prstGeom>
+                    <a:noFill/>
+                    <a:ln>
+                      <a:noFill/>
+                    </a:ln>
+                  </pic:spPr>
+                </pic:pic>
+              </a:graphicData>
+            </a:graphic>
+          </wp:inline>
+        </w:drawing>
+      </w:r>
       <w:r>
         <w:br w:type="page"/>
       </w:r>
@@ -9690,7 +10859,7 @@
       <w:r>
         <w:t xml:space="preserve">The Simulink models and all images used in this report can be found at: </w:t>
       </w:r>
-      <w:hyperlink r:id="rId11" w:history="1">
+      <w:hyperlink r:id="rId18" w:history="1">
         <w:r>
           <w:rPr>
             <w:rStyle w:val="Hyperlink"/>

--- a/takehome3/EEL 6616 Take Home 3.docx
+++ b/takehome3/EEL 6616 Take Home 3.docx
@@ -356,13 +356,7 @@
             <w:rPr>
               <w:rFonts w:ascii="Cambria Math" w:eastAsiaTheme="minorEastAsia" w:hAnsi="Cambria Math"/>
             </w:rPr>
-            <m:t>+</m:t>
-          </m:r>
-          <m:r>
-            <w:rPr>
-              <w:rFonts w:ascii="Cambria Math" w:eastAsiaTheme="minorEastAsia" w:hAnsi="Cambria Math"/>
-            </w:rPr>
-            <m:t>abu</m:t>
+            <m:t>+abu</m:t>
           </m:r>
           <m:d>
             <m:dPr>
@@ -1406,19 +1400,7 @@
                     <w:rPr>
                       <w:rFonts w:ascii="Cambria Math" w:hAnsi="Cambria Math"/>
                     </w:rPr>
-                    <m:t>0.818</m:t>
-                  </m:r>
-                  <m:r>
-                    <w:rPr>
-                      <w:rFonts w:ascii="Cambria Math" w:hAnsi="Cambria Math"/>
-                    </w:rPr>
-                    <m:t>7</m:t>
-                  </m:r>
-                  <m:r>
-                    <w:rPr>
-                      <w:rFonts w:ascii="Cambria Math" w:hAnsi="Cambria Math"/>
-                    </w:rPr>
-                    <m:t>y(k)</m:t>
+                    <m:t>0.8187y(k)</m:t>
                   </m:r>
                   <m:ctrlPr>
                     <w:rPr>
@@ -2108,6 +2090,60 @@
         <w:rPr>
           <w:rFonts w:eastAsiaTheme="minorEastAsia"/>
         </w:rPr>
+        <w:t xml:space="preserve">It seems that the controller is able to control the plant such that the plant output behaves </w:t>
+      </w:r>
+      <w:r>
+        <w:rPr>
+          <w:rFonts w:eastAsiaTheme="minorEastAsia"/>
+        </w:rPr>
+        <w:lastRenderedPageBreak/>
+        <w:t>similar to the reference model output</w:t>
+      </w:r>
+      <w:r>
+        <w:rPr>
+          <w:rFonts w:eastAsiaTheme="minorEastAsia"/>
+        </w:rPr>
+        <w:t xml:space="preserve">, although with some notable differences such as an apparent lag and steady-state errors. </w:t>
+      </w:r>
+      <w:r>
+        <w:rPr>
+          <w:rFonts w:eastAsiaTheme="minorEastAsia"/>
+        </w:rPr>
+        <w:t xml:space="preserve">These both seem to increase in severity with </w:t>
+      </w:r>
+      <m:oMath>
+        <m:r>
+          <w:rPr>
+            <w:rFonts w:ascii="Cambria Math" w:eastAsiaTheme="minorEastAsia" w:hAnsi="Cambria Math"/>
+          </w:rPr>
+          <m:t>σ</m:t>
+        </m:r>
+      </m:oMath>
+      <w:r>
+        <w:rPr>
+          <w:rFonts w:eastAsiaTheme="minorEastAsia"/>
+        </w:rPr>
+        <w:t>.</w:t>
+      </w:r>
+      <w:r>
+        <w:rPr>
+          <w:rFonts w:eastAsiaTheme="minorEastAsia"/>
+        </w:rPr>
+        <w:t xml:space="preserve"> </w:t>
+      </w:r>
+    </w:p>
+    <w:p>
+      <w:pPr>
+        <w:ind w:firstLine="720"/>
+        <w:jc w:val="both"/>
+        <w:rPr>
+          <w:rFonts w:eastAsiaTheme="minorEastAsia"/>
+        </w:rPr>
+      </w:pPr>
+      <w:r>
+        <w:rPr>
+          <w:rFonts w:eastAsiaTheme="minorEastAsia"/>
+        </w:rPr>
         <w:t>F</w:t>
       </w:r>
       <w:r>
@@ -2134,14 +2170,7 @@
         <w:rPr>
           <w:rFonts w:eastAsiaTheme="minorEastAsia"/>
         </w:rPr>
-        <w:t xml:space="preserve"> is generally </w:t>
-      </w:r>
-      <w:r>
-        <w:rPr>
-          <w:rFonts w:eastAsiaTheme="minorEastAsia"/>
-        </w:rPr>
-        <w:lastRenderedPageBreak/>
-        <w:t xml:space="preserve">much slower to respond. </w:t>
+        <w:t xml:space="preserve"> is generally much slower to respond. </w:t>
       </w:r>
       <m:oMath>
         <m:r>
@@ -2307,7 +2336,21 @@
         <w:rPr>
           <w:rFonts w:eastAsiaTheme="minorEastAsia"/>
         </w:rPr>
-        <w:t xml:space="preserve"> the system can not be moved as much between updates and steps. This is why the plant output responds so much slower for </w:t>
+        <w:t xml:space="preserve"> the system </w:t>
+      </w:r>
+      <w:proofErr w:type="spellStart"/>
+      <w:r>
+        <w:rPr>
+          <w:rFonts w:eastAsiaTheme="minorEastAsia"/>
+        </w:rPr>
+        <w:t>can not</w:t>
+      </w:r>
+      <w:proofErr w:type="spellEnd"/>
+      <w:r>
+        <w:rPr>
+          <w:rFonts w:eastAsiaTheme="minorEastAsia"/>
+        </w:rPr>
+        <w:t xml:space="preserve"> be moved as much between updates and steps. This is why the plant output responds so much slower for </w:t>
       </w:r>
       <m:oMath>
         <m:r>
@@ -2590,134 +2633,6 @@
             <w:rFonts w:ascii="Cambria Math" w:eastAsiaTheme="minorEastAsia" w:hAnsi="Cambria Math"/>
           </w:rPr>
           <m:t>σ</m:t>
-        </m:r>
-      </m:oMath>
-      <w:r>
-        <w:rPr>
-          <w:rFonts w:eastAsiaTheme="minorEastAsia"/>
-        </w:rPr>
-        <w:t xml:space="preserve">. The increased overshoot could be caused directly by the increase in </w:t>
-      </w:r>
-      <m:oMath>
-        <m:r>
-          <w:rPr>
-            <w:rFonts w:ascii="Cambria Math" w:eastAsiaTheme="minorEastAsia" w:hAnsi="Cambria Math"/>
-          </w:rPr>
-          <m:t>σ</m:t>
-        </m:r>
-      </m:oMath>
-      <w:r>
-        <w:rPr>
-          <w:rFonts w:eastAsiaTheme="minorEastAsia"/>
-        </w:rPr>
-        <w:t xml:space="preserve">. At the same time </w:t>
-      </w:r>
-      <w:r>
-        <w:rPr>
-          <w:rFonts w:eastAsiaTheme="minorEastAsia"/>
-        </w:rPr>
-        <w:t xml:space="preserve">as </w:t>
-      </w:r>
-      <w:r>
-        <w:rPr>
-          <w:rFonts w:eastAsiaTheme="minorEastAsia"/>
-        </w:rPr>
-        <w:t>the overshoot is observed, the control input shows significant increase in magnitude</w:t>
-      </w:r>
-      <w:r>
-        <w:rPr>
-          <w:rFonts w:eastAsiaTheme="minorEastAsia"/>
-        </w:rPr>
-        <w:t xml:space="preserve"> across both cases. The lower control inputs enforced by </w:t>
-      </w:r>
-      <m:oMath>
-        <m:r>
-          <w:rPr>
-            <w:rFonts w:ascii="Cambria Math" w:eastAsiaTheme="minorEastAsia" w:hAnsi="Cambria Math"/>
-          </w:rPr>
-          <m:t>σ=1</m:t>
-        </m:r>
-      </m:oMath>
-      <w:r>
-        <w:rPr>
-          <w:rFonts w:eastAsiaTheme="minorEastAsia"/>
-        </w:rPr>
-        <w:t xml:space="preserve"> create</w:t>
-      </w:r>
-      <w:r>
-        <w:rPr>
-          <w:rFonts w:eastAsiaTheme="minorEastAsia"/>
-        </w:rPr>
-        <w:t>d</w:t>
-      </w:r>
-      <w:r>
-        <w:rPr>
-          <w:rFonts w:eastAsiaTheme="minorEastAsia"/>
-        </w:rPr>
-        <w:t xml:space="preserve"> regressor signal</w:t>
-      </w:r>
-      <w:r>
-        <w:rPr>
-          <w:rFonts w:eastAsiaTheme="minorEastAsia"/>
-        </w:rPr>
-        <w:t>s</w:t>
-      </w:r>
-      <w:r>
-        <w:rPr>
-          <w:rFonts w:eastAsiaTheme="minorEastAsia"/>
-        </w:rPr>
-        <w:t xml:space="preserve"> which </w:t>
-      </w:r>
-      <w:r>
-        <w:rPr>
-          <w:rFonts w:eastAsiaTheme="minorEastAsia"/>
-        </w:rPr>
-        <w:t>were</w:t>
-      </w:r>
-      <w:r>
-        <w:rPr>
-          <w:rFonts w:eastAsiaTheme="minorEastAsia"/>
-        </w:rPr>
-        <w:t xml:space="preserve"> unable to stop the overshoot in </w:t>
-      </w:r>
-      <m:oMath>
-        <m:acc>
-          <m:accPr>
-            <m:ctrlPr>
-              <w:rPr>
-                <w:rFonts w:ascii="Cambria Math" w:eastAsiaTheme="minorEastAsia" w:hAnsi="Cambria Math"/>
-                <w:i/>
-              </w:rPr>
-            </m:ctrlPr>
-          </m:accPr>
-          <m:e>
-            <m:r>
-              <w:rPr>
-                <w:rFonts w:ascii="Cambria Math" w:eastAsiaTheme="minorEastAsia" w:hAnsi="Cambria Math"/>
-              </w:rPr>
-              <m:t>b</m:t>
-            </m:r>
-          </m:e>
-        </m:acc>
-      </m:oMath>
-      <w:r>
-        <w:rPr>
-          <w:rFonts w:eastAsiaTheme="minorEastAsia"/>
-        </w:rPr>
-        <w:t xml:space="preserve"> as quickly</w:t>
-      </w:r>
-      <w:r>
-        <w:rPr>
-          <w:rFonts w:eastAsiaTheme="minorEastAsia"/>
-        </w:rPr>
-        <w:t xml:space="preserve"> as in </w:t>
-      </w:r>
-      <m:oMath>
-        <m:r>
-          <w:rPr>
-            <w:rFonts w:ascii="Cambria Math" w:eastAsiaTheme="minorEastAsia" w:hAnsi="Cambria Math"/>
-          </w:rPr>
-          <m:t>σ=0.01</m:t>
         </m:r>
       </m:oMath>
       <w:r>
@@ -2807,7 +2722,7 @@
                 <w:noProof/>
               </w:rPr>
               <w:drawing>
-                <wp:inline distT="0" distB="0" distL="0" distR="0" wp14:anchorId="333B1FA7" wp14:editId="18919A59">
+                <wp:inline distT="0" distB="0" distL="0" distR="0" wp14:anchorId="333B1FA7" wp14:editId="6A8D2AA8">
                   <wp:extent cx="2880360" cy="2330631"/>
                   <wp:effectExtent l="0" t="0" r="0" b="1905"/>
                   <wp:docPr id="2021574567" name="Picture 11"/>
@@ -2870,7 +2785,7 @@
                 <w:noProof/>
               </w:rPr>
               <w:drawing>
-                <wp:inline distT="0" distB="0" distL="0" distR="0" wp14:anchorId="4FD70CA3" wp14:editId="4C594AA6">
+                <wp:inline distT="0" distB="0" distL="0" distR="0" wp14:anchorId="4FD70CA3" wp14:editId="0CAD2C67">
                   <wp:extent cx="2880360" cy="2330631"/>
                   <wp:effectExtent l="0" t="0" r="0" b="0"/>
                   <wp:docPr id="1135601639" name="Picture 17"/>
@@ -2937,7 +2852,7 @@
               </w:rPr>
               <w:lastRenderedPageBreak/>
               <w:drawing>
-                <wp:inline distT="0" distB="0" distL="0" distR="0" wp14:anchorId="7C0B321E" wp14:editId="1B66A875">
+                <wp:inline distT="0" distB="0" distL="0" distR="0" wp14:anchorId="7C0B321E" wp14:editId="1BF7CE2C">
                   <wp:extent cx="2880360" cy="2325054"/>
                   <wp:effectExtent l="0" t="0" r="0" b="0"/>
                   <wp:docPr id="1804930550" name="Picture 1"/>
@@ -3000,7 +2915,7 @@
                 <w:noProof/>
               </w:rPr>
               <w:drawing>
-                <wp:inline distT="0" distB="0" distL="0" distR="0" wp14:anchorId="3A0A7881" wp14:editId="0EBD9E18">
+                <wp:inline distT="0" distB="0" distL="0" distR="0" wp14:anchorId="3A0A7881" wp14:editId="36635670">
                   <wp:extent cx="2880360" cy="2325054"/>
                   <wp:effectExtent l="0" t="0" r="0" b="0"/>
                   <wp:docPr id="1289034869" name="Picture 2"/>
@@ -3597,14 +3512,188 @@
         </w:rPr>
         <w:t>.</w:t>
       </w:r>
-    </w:p>
-    <w:p>
-      <w:pPr>
-        <w:jc w:val="both"/>
-        <w:rPr>
-          <w:rFonts w:eastAsiaTheme="minorEastAsia"/>
-        </w:rPr>
-      </w:pPr>
+      <w:r>
+        <w:rPr>
+          <w:rFonts w:eastAsiaTheme="minorEastAsia"/>
+        </w:rPr>
+        <w:t xml:space="preserve"> In satisfying the conditions on the degree and monic requirements of control elements</w:t>
+      </w:r>
+      <w:r>
+        <w:rPr>
+          <w:rFonts w:eastAsiaTheme="minorEastAsia"/>
+        </w:rPr>
+        <w:t xml:space="preserve">, the following are true: </w:t>
+      </w:r>
+      <m:oMath>
+        <m:r>
+          <w:rPr>
+            <w:rFonts w:ascii="Cambria Math" w:eastAsiaTheme="minorEastAsia" w:hAnsi="Cambria Math"/>
+          </w:rPr>
+          <m:t>q=1</m:t>
+        </m:r>
+      </m:oMath>
+      <w:r>
+        <w:rPr>
+          <w:rFonts w:eastAsiaTheme="minorEastAsia"/>
+        </w:rPr>
+        <w:t xml:space="preserve">, </w:t>
+      </w:r>
+      <m:oMath>
+        <m:sSup>
+          <m:sSupPr>
+            <m:ctrlPr>
+              <w:rPr>
+                <w:rFonts w:ascii="Cambria Math" w:eastAsiaTheme="minorEastAsia" w:hAnsi="Cambria Math"/>
+                <w:i/>
+              </w:rPr>
+            </m:ctrlPr>
+          </m:sSupPr>
+          <m:e>
+            <m:r>
+              <w:rPr>
+                <w:rFonts w:ascii="Cambria Math" w:eastAsiaTheme="minorEastAsia" w:hAnsi="Cambria Math"/>
+              </w:rPr>
+              <m:t>c</m:t>
+            </m:r>
+          </m:e>
+          <m:sup>
+            <m:r>
+              <w:rPr>
+                <w:rFonts w:ascii="Cambria Math" w:eastAsiaTheme="minorEastAsia" w:hAnsi="Cambria Math"/>
+              </w:rPr>
+              <m:t>*</m:t>
+            </m:r>
+          </m:sup>
+        </m:sSup>
+        <m:d>
+          <m:dPr>
+            <m:ctrlPr>
+              <w:rPr>
+                <w:rFonts w:ascii="Cambria Math" w:eastAsiaTheme="minorEastAsia" w:hAnsi="Cambria Math"/>
+                <w:i/>
+              </w:rPr>
+            </m:ctrlPr>
+          </m:dPr>
+          <m:e>
+            <m:r>
+              <w:rPr>
+                <w:rFonts w:ascii="Cambria Math" w:eastAsiaTheme="minorEastAsia" w:hAnsi="Cambria Math"/>
+              </w:rPr>
+              <m:t>s</m:t>
+            </m:r>
+          </m:e>
+        </m:d>
+      </m:oMath>
+      <w:r>
+        <w:rPr>
+          <w:rFonts w:eastAsiaTheme="minorEastAsia"/>
+        </w:rPr>
+        <w:t xml:space="preserve"> will also be a constant =</w:t>
+      </w:r>
+      <m:oMath>
+        <m:r>
+          <w:rPr>
+            <w:rFonts w:ascii="Cambria Math" w:eastAsiaTheme="minorEastAsia" w:hAnsi="Cambria Math"/>
+          </w:rPr>
+          <m:t xml:space="preserve"> </m:t>
+        </m:r>
+        <m:sSup>
+          <m:sSupPr>
+            <m:ctrlPr>
+              <w:rPr>
+                <w:rFonts w:ascii="Cambria Math" w:eastAsiaTheme="minorEastAsia" w:hAnsi="Cambria Math"/>
+                <w:i/>
+              </w:rPr>
+            </m:ctrlPr>
+          </m:sSupPr>
+          <m:e>
+            <m:r>
+              <w:rPr>
+                <w:rFonts w:ascii="Cambria Math" w:eastAsiaTheme="minorEastAsia" w:hAnsi="Cambria Math"/>
+              </w:rPr>
+              <m:t>c</m:t>
+            </m:r>
+          </m:e>
+          <m:sup>
+            <m:r>
+              <w:rPr>
+                <w:rFonts w:ascii="Cambria Math" w:eastAsiaTheme="minorEastAsia" w:hAnsi="Cambria Math"/>
+              </w:rPr>
+              <m:t>*</m:t>
+            </m:r>
+          </m:sup>
+        </m:sSup>
+      </m:oMath>
+      <w:r>
+        <w:rPr>
+          <w:rFonts w:eastAsiaTheme="minorEastAsia"/>
+        </w:rPr>
+        <w:t xml:space="preserve">, and </w:t>
+      </w:r>
+      <m:oMath>
+        <m:sSup>
+          <m:sSupPr>
+            <m:ctrlPr>
+              <w:rPr>
+                <w:rFonts w:ascii="Cambria Math" w:eastAsiaTheme="minorEastAsia" w:hAnsi="Cambria Math"/>
+                <w:i/>
+              </w:rPr>
+            </m:ctrlPr>
+          </m:sSupPr>
+          <m:e>
+            <m:r>
+              <w:rPr>
+                <w:rFonts w:ascii="Cambria Math" w:eastAsiaTheme="minorEastAsia" w:hAnsi="Cambria Math"/>
+              </w:rPr>
+              <m:t>d</m:t>
+            </m:r>
+          </m:e>
+          <m:sup>
+            <m:r>
+              <w:rPr>
+                <w:rFonts w:ascii="Cambria Math" w:eastAsiaTheme="minorEastAsia" w:hAnsi="Cambria Math"/>
+              </w:rPr>
+              <m:t>*</m:t>
+            </m:r>
+          </m:sup>
+        </m:sSup>
+        <m:d>
+          <m:dPr>
+            <m:ctrlPr>
+              <w:rPr>
+                <w:rFonts w:ascii="Cambria Math" w:eastAsiaTheme="minorEastAsia" w:hAnsi="Cambria Math"/>
+                <w:i/>
+              </w:rPr>
+            </m:ctrlPr>
+          </m:dPr>
+          <m:e>
+            <m:r>
+              <w:rPr>
+                <w:rFonts w:ascii="Cambria Math" w:eastAsiaTheme="minorEastAsia" w:hAnsi="Cambria Math"/>
+              </w:rPr>
+              <m:t>s</m:t>
+            </m:r>
+          </m:e>
+        </m:d>
+      </m:oMath>
+      <w:r>
+        <w:rPr>
+          <w:rFonts w:eastAsiaTheme="minorEastAsia"/>
+        </w:rPr>
+        <w:t xml:space="preserve"> will </w:t>
+      </w:r>
+      <w:r>
+        <w:rPr>
+          <w:rFonts w:eastAsiaTheme="minorEastAsia"/>
+        </w:rPr>
+        <w:t xml:space="preserve">be of degree </w:t>
+      </w:r>
+      <w:r>
+        <w:rPr>
+          <w:rFonts w:eastAsiaTheme="minorEastAsia"/>
+        </w:rPr>
+        <w:t xml:space="preserve">1. </w:t>
+      </w:r>
       <w:r>
         <w:rPr>
           <w:rFonts w:eastAsiaTheme="minorEastAsia"/>
@@ -3683,13 +3772,7 @@
         <w:rPr>
           <w:rFonts w:eastAsiaTheme="minorEastAsia"/>
         </w:rPr>
-        <w:t xml:space="preserve"> and</w:t>
-      </w:r>
-      <w:r>
-        <w:rPr>
-          <w:rFonts w:eastAsiaTheme="minorEastAsia"/>
-        </w:rPr>
-        <w:t xml:space="preserve"> </w:t>
+        <w:t xml:space="preserve"> and </w:t>
       </w:r>
       <m:oMath>
         <m:r>
@@ -3751,7 +3834,7 @@
         <w:rPr>
           <w:rFonts w:eastAsiaTheme="minorEastAsia"/>
         </w:rPr>
-        <w:t xml:space="preserve">The nominal values </w:t>
+        <w:t xml:space="preserve">The solution for the nominal values </w:t>
       </w:r>
       <m:oMath>
         <m:sSup>
@@ -3820,612 +3903,6 @@
             </m:r>
           </m:sup>
         </m:sSubSup>
-      </m:oMath>
-      <w:r>
-        <w:rPr>
-          <w:rFonts w:eastAsiaTheme="minorEastAsia"/>
-        </w:rPr>
-        <w:t xml:space="preserve">, and </w:t>
-      </w:r>
-      <m:oMath>
-        <m:sSup>
-          <m:sSupPr>
-            <m:ctrlPr>
-              <w:rPr>
-                <w:rFonts w:ascii="Cambria Math" w:eastAsiaTheme="minorEastAsia" w:hAnsi="Cambria Math"/>
-                <w:i/>
-              </w:rPr>
-            </m:ctrlPr>
-          </m:sSupPr>
-          <m:e>
-            <m:r>
-              <w:rPr>
-                <w:rFonts w:ascii="Cambria Math" w:eastAsiaTheme="minorEastAsia" w:hAnsi="Cambria Math"/>
-              </w:rPr>
-              <m:t>d</m:t>
-            </m:r>
-          </m:e>
-          <m:sup>
-            <m:r>
-              <w:rPr>
-                <w:rFonts w:ascii="Cambria Math" w:eastAsiaTheme="minorEastAsia" w:hAnsi="Cambria Math"/>
-              </w:rPr>
-              <m:t>*</m:t>
-            </m:r>
-          </m:sup>
-        </m:sSup>
-      </m:oMath>
-      <w:r>
-        <w:rPr>
-          <w:rFonts w:eastAsiaTheme="minorEastAsia"/>
-        </w:rPr>
-        <w:t xml:space="preserve"> can be determined using the </w:t>
-      </w:r>
-      <w:r>
-        <w:rPr>
-          <w:rFonts w:eastAsiaTheme="minorEastAsia"/>
-        </w:rPr>
-        <w:t xml:space="preserve">degrees of </w:t>
-      </w:r>
-      <m:oMath>
-        <m:r>
-          <w:rPr>
-            <w:rFonts w:ascii="Cambria Math" w:eastAsiaTheme="minorEastAsia" w:hAnsi="Cambria Math"/>
-          </w:rPr>
-          <m:t>λ(s)</m:t>
-        </m:r>
-      </m:oMath>
-      <w:r>
-        <w:rPr>
-          <w:rFonts w:eastAsiaTheme="minorEastAsia"/>
-        </w:rPr>
-        <w:t xml:space="preserve"> as well as the polynomials in </w:t>
-      </w:r>
-      <m:oMath>
-        <m:r>
-          <w:rPr>
-            <w:rFonts w:ascii="Cambria Math" w:eastAsiaTheme="minorEastAsia" w:hAnsi="Cambria Math"/>
-          </w:rPr>
-          <m:t>M(s)</m:t>
-        </m:r>
-      </m:oMath>
-      <w:r>
-        <w:rPr>
-          <w:rFonts w:eastAsiaTheme="minorEastAsia"/>
-        </w:rPr>
-        <w:t xml:space="preserve"> and </w:t>
-      </w:r>
-      <m:oMath>
-        <m:r>
-          <w:rPr>
-            <w:rFonts w:ascii="Cambria Math" w:eastAsiaTheme="minorEastAsia" w:hAnsi="Cambria Math"/>
-          </w:rPr>
-          <m:t>P(s)</m:t>
-        </m:r>
-      </m:oMath>
-      <w:r>
-        <w:rPr>
-          <w:rFonts w:eastAsiaTheme="minorEastAsia"/>
-        </w:rPr>
-        <w:t xml:space="preserve">. From </w:t>
-      </w:r>
-      <m:oMath>
-        <m:func>
-          <m:funcPr>
-            <m:ctrlPr>
-              <w:rPr>
-                <w:rFonts w:ascii="Cambria Math" w:eastAsiaTheme="minorEastAsia" w:hAnsi="Cambria Math"/>
-                <w:i/>
-              </w:rPr>
-            </m:ctrlPr>
-          </m:funcPr>
-          <m:fName>
-            <m:r>
-              <m:rPr>
-                <m:sty m:val="p"/>
-              </m:rPr>
-              <w:rPr>
-                <w:rFonts w:ascii="Cambria Math" w:eastAsiaTheme="minorEastAsia" w:hAnsi="Cambria Math"/>
-              </w:rPr>
-              <m:t>deg</m:t>
-            </m:r>
-          </m:fName>
-          <m:e>
-            <m:d>
-              <m:dPr>
-                <m:ctrlPr>
-                  <w:rPr>
-                    <w:rFonts w:ascii="Cambria Math" w:eastAsiaTheme="minorEastAsia" w:hAnsi="Cambria Math"/>
-                    <w:i/>
-                  </w:rPr>
-                </m:ctrlPr>
-              </m:dPr>
-              <m:e>
-                <m:r>
-                  <w:rPr>
-                    <w:rFonts w:ascii="Cambria Math" w:eastAsiaTheme="minorEastAsia" w:hAnsi="Cambria Math"/>
-                  </w:rPr>
-                  <m:t>q</m:t>
-                </m:r>
-              </m:e>
-            </m:d>
-          </m:e>
-        </m:func>
-        <m:r>
-          <w:rPr>
-            <w:rFonts w:ascii="Cambria Math" w:eastAsiaTheme="minorEastAsia" w:hAnsi="Cambria Math"/>
-          </w:rPr>
-          <m:t>≤</m:t>
-        </m:r>
-        <m:r>
-          <m:rPr>
-            <m:sty m:val="p"/>
-          </m:rPr>
-          <w:rPr>
-            <w:rFonts w:ascii="Cambria Math" w:eastAsiaTheme="minorEastAsia" w:hAnsi="Cambria Math"/>
-          </w:rPr>
-          <m:t>deg⁡</m:t>
-        </m:r>
-        <m:r>
-          <w:rPr>
-            <w:rFonts w:ascii="Cambria Math" w:eastAsiaTheme="minorEastAsia" w:hAnsi="Cambria Math"/>
-          </w:rPr>
-          <m:t>(λ</m:t>
-        </m:r>
-        <m:d>
-          <m:dPr>
-            <m:ctrlPr>
-              <w:rPr>
-                <w:rFonts w:ascii="Cambria Math" w:eastAsiaTheme="minorEastAsia" w:hAnsi="Cambria Math"/>
-                <w:i/>
-              </w:rPr>
-            </m:ctrlPr>
-          </m:dPr>
-          <m:e>
-            <m:r>
-              <w:rPr>
-                <w:rFonts w:ascii="Cambria Math" w:eastAsiaTheme="minorEastAsia" w:hAnsi="Cambria Math"/>
-              </w:rPr>
-              <m:t>s</m:t>
-            </m:r>
-          </m:e>
-        </m:d>
-        <m:r>
-          <w:rPr>
-            <w:rFonts w:ascii="Cambria Math" w:eastAsiaTheme="minorEastAsia" w:hAnsi="Cambria Math"/>
-          </w:rPr>
-          <m:t>)</m:t>
-        </m:r>
-      </m:oMath>
-      <w:r>
-        <w:rPr>
-          <w:rFonts w:eastAsiaTheme="minorEastAsia"/>
-        </w:rPr>
-        <w:t xml:space="preserve"> - 1, </w:t>
-      </w:r>
-      <m:oMath>
-        <m:r>
-          <w:rPr>
-            <w:rFonts w:ascii="Cambria Math" w:eastAsiaTheme="minorEastAsia" w:hAnsi="Cambria Math"/>
-          </w:rPr>
-          <m:t>q</m:t>
-        </m:r>
-      </m:oMath>
-      <w:r>
-        <w:rPr>
-          <w:rFonts w:eastAsiaTheme="minorEastAsia"/>
-        </w:rPr>
-        <w:t xml:space="preserve"> is a monic </w:t>
-      </w:r>
-      <w:r>
-        <w:rPr>
-          <w:rFonts w:eastAsiaTheme="minorEastAsia"/>
-        </w:rPr>
-        <w:t xml:space="preserve">polynomial </w:t>
-      </w:r>
-      <w:r>
-        <w:rPr>
-          <w:rFonts w:eastAsiaTheme="minorEastAsia"/>
-        </w:rPr>
-        <w:lastRenderedPageBreak/>
-        <w:t>with degree 0</w:t>
-      </w:r>
-      <w:r>
-        <w:rPr>
-          <w:rFonts w:eastAsiaTheme="minorEastAsia"/>
-        </w:rPr>
-        <w:t>.</w:t>
-      </w:r>
-      <w:r>
-        <w:rPr>
-          <w:rFonts w:eastAsiaTheme="minorEastAsia"/>
-        </w:rPr>
-        <w:t xml:space="preserve"> Thus, </w:t>
-      </w:r>
-      <m:oMath>
-        <m:r>
-          <w:rPr>
-            <w:rFonts w:ascii="Cambria Math" w:eastAsiaTheme="minorEastAsia" w:hAnsi="Cambria Math"/>
-          </w:rPr>
-          <m:t>q=1</m:t>
-        </m:r>
-      </m:oMath>
-      <w:r>
-        <w:rPr>
-          <w:rFonts w:eastAsiaTheme="minorEastAsia"/>
-        </w:rPr>
-        <w:t xml:space="preserve">. </w:t>
-      </w:r>
-      <w:r>
-        <w:rPr>
-          <w:rFonts w:eastAsiaTheme="minorEastAsia"/>
-        </w:rPr>
-        <w:t xml:space="preserve"> </w:t>
-      </w:r>
-      <w:r>
-        <w:rPr>
-          <w:rFonts w:eastAsiaTheme="minorEastAsia"/>
-        </w:rPr>
-        <w:t xml:space="preserve">From </w:t>
-      </w:r>
-      <m:oMath>
-        <m:func>
-          <m:funcPr>
-            <m:ctrlPr>
-              <w:rPr>
-                <w:rFonts w:ascii="Cambria Math" w:eastAsiaTheme="minorEastAsia" w:hAnsi="Cambria Math"/>
-                <w:i/>
-              </w:rPr>
-            </m:ctrlPr>
-          </m:funcPr>
-          <m:fName>
-            <m:r>
-              <m:rPr>
-                <m:sty m:val="p"/>
-              </m:rPr>
-              <w:rPr>
-                <w:rFonts w:ascii="Cambria Math" w:eastAsiaTheme="minorEastAsia" w:hAnsi="Cambria Math"/>
-              </w:rPr>
-              <m:t>deg</m:t>
-            </m:r>
-          </m:fName>
-          <m:e>
-            <m:d>
-              <m:dPr>
-                <m:ctrlPr>
-                  <w:rPr>
-                    <w:rFonts w:ascii="Cambria Math" w:eastAsiaTheme="minorEastAsia" w:hAnsi="Cambria Math"/>
-                    <w:i/>
-                  </w:rPr>
-                </m:ctrlPr>
-              </m:dPr>
-              <m:e>
-                <m:sSup>
-                  <m:sSupPr>
-                    <m:ctrlPr>
-                      <w:rPr>
-                        <w:rFonts w:ascii="Cambria Math" w:eastAsiaTheme="minorEastAsia" w:hAnsi="Cambria Math"/>
-                        <w:i/>
-                      </w:rPr>
-                    </m:ctrlPr>
-                  </m:sSupPr>
-                  <m:e>
-                    <m:r>
-                      <w:rPr>
-                        <w:rFonts w:ascii="Cambria Math" w:eastAsiaTheme="minorEastAsia" w:hAnsi="Cambria Math"/>
-                      </w:rPr>
-                      <m:t>c</m:t>
-                    </m:r>
-                  </m:e>
-                  <m:sup>
-                    <m:r>
-                      <w:rPr>
-                        <w:rFonts w:ascii="Cambria Math" w:eastAsiaTheme="minorEastAsia" w:hAnsi="Cambria Math"/>
-                      </w:rPr>
-                      <m:t>*</m:t>
-                    </m:r>
-                  </m:sup>
-                </m:sSup>
-              </m:e>
-            </m:d>
-          </m:e>
-        </m:func>
-        <m:r>
-          <w:rPr>
-            <w:rFonts w:ascii="Cambria Math" w:eastAsiaTheme="minorEastAsia" w:hAnsi="Cambria Math"/>
-          </w:rPr>
-          <m:t>≤</m:t>
-        </m:r>
-        <m:r>
-          <m:rPr>
-            <m:sty m:val="p"/>
-          </m:rPr>
-          <w:rPr>
-            <w:rFonts w:ascii="Cambria Math" w:eastAsiaTheme="minorEastAsia" w:hAnsi="Cambria Math"/>
-          </w:rPr>
-          <m:t>deg⁡</m:t>
-        </m:r>
-        <m:r>
-          <w:rPr>
-            <w:rFonts w:ascii="Cambria Math" w:eastAsiaTheme="minorEastAsia" w:hAnsi="Cambria Math"/>
-          </w:rPr>
-          <m:t>(λ</m:t>
-        </m:r>
-        <m:d>
-          <m:dPr>
-            <m:ctrlPr>
-              <w:rPr>
-                <w:rFonts w:ascii="Cambria Math" w:eastAsiaTheme="minorEastAsia" w:hAnsi="Cambria Math"/>
-                <w:i/>
-              </w:rPr>
-            </m:ctrlPr>
-          </m:dPr>
-          <m:e>
-            <m:r>
-              <w:rPr>
-                <w:rFonts w:ascii="Cambria Math" w:eastAsiaTheme="minorEastAsia" w:hAnsi="Cambria Math"/>
-              </w:rPr>
-              <m:t>s</m:t>
-            </m:r>
-          </m:e>
-        </m:d>
-        <m:r>
-          <w:rPr>
-            <w:rFonts w:ascii="Cambria Math" w:eastAsiaTheme="minorEastAsia" w:hAnsi="Cambria Math"/>
-          </w:rPr>
-          <m:t>)</m:t>
-        </m:r>
-        <m:r>
-          <m:rPr>
-            <m:sty m:val="p"/>
-          </m:rPr>
-          <w:rPr>
-            <w:rFonts w:ascii="Cambria Math" w:eastAsiaTheme="minorEastAsia" w:hAnsi="Cambria Math"/>
-          </w:rPr>
-          <m:t xml:space="preserve"> </m:t>
-        </m:r>
-        <m:r>
-          <w:rPr>
-            <w:rFonts w:ascii="Cambria Math" w:eastAsiaTheme="minorEastAsia" w:hAnsi="Cambria Math"/>
-          </w:rPr>
-          <m:t>-1</m:t>
-        </m:r>
-      </m:oMath>
-      <w:r>
-        <w:rPr>
-          <w:rFonts w:eastAsiaTheme="minorEastAsia"/>
-        </w:rPr>
-        <w:t xml:space="preserve">, </w:t>
-      </w:r>
-      <m:oMath>
-        <m:sSup>
-          <m:sSupPr>
-            <m:ctrlPr>
-              <w:rPr>
-                <w:rFonts w:ascii="Cambria Math" w:eastAsiaTheme="minorEastAsia" w:hAnsi="Cambria Math"/>
-                <w:i/>
-              </w:rPr>
-            </m:ctrlPr>
-          </m:sSupPr>
-          <m:e>
-            <m:r>
-              <w:rPr>
-                <w:rFonts w:ascii="Cambria Math" w:eastAsiaTheme="minorEastAsia" w:hAnsi="Cambria Math"/>
-              </w:rPr>
-              <m:t>c</m:t>
-            </m:r>
-          </m:e>
-          <m:sup>
-            <m:r>
-              <w:rPr>
-                <w:rFonts w:ascii="Cambria Math" w:eastAsiaTheme="minorEastAsia" w:hAnsi="Cambria Math"/>
-              </w:rPr>
-              <m:t>*</m:t>
-            </m:r>
-          </m:sup>
-        </m:sSup>
-        <m:d>
-          <m:dPr>
-            <m:ctrlPr>
-              <w:rPr>
-                <w:rFonts w:ascii="Cambria Math" w:eastAsiaTheme="minorEastAsia" w:hAnsi="Cambria Math"/>
-                <w:i/>
-              </w:rPr>
-            </m:ctrlPr>
-          </m:dPr>
-          <m:e>
-            <m:r>
-              <w:rPr>
-                <w:rFonts w:ascii="Cambria Math" w:eastAsiaTheme="minorEastAsia" w:hAnsi="Cambria Math"/>
-              </w:rPr>
-              <m:t>s</m:t>
-            </m:r>
-          </m:e>
-        </m:d>
-      </m:oMath>
-      <w:r>
-        <w:rPr>
-          <w:rFonts w:eastAsiaTheme="minorEastAsia"/>
-        </w:rPr>
-        <w:t xml:space="preserve"> </w:t>
-      </w:r>
-      <w:r>
-        <w:rPr>
-          <w:rFonts w:eastAsiaTheme="minorEastAsia"/>
-        </w:rPr>
-        <w:t>will also be</w:t>
-      </w:r>
-      <w:r>
-        <w:rPr>
-          <w:rFonts w:eastAsiaTheme="minorEastAsia"/>
-        </w:rPr>
-        <w:t xml:space="preserve"> a constant </w:t>
-      </w:r>
-      <w:r>
-        <w:rPr>
-          <w:rFonts w:eastAsiaTheme="minorEastAsia"/>
-        </w:rPr>
-        <w:t>=</w:t>
-      </w:r>
-      <m:oMath>
-        <m:r>
-          <w:rPr>
-            <w:rFonts w:ascii="Cambria Math" w:eastAsiaTheme="minorEastAsia" w:hAnsi="Cambria Math"/>
-          </w:rPr>
-          <m:t xml:space="preserve"> </m:t>
-        </m:r>
-        <m:sSup>
-          <m:sSupPr>
-            <m:ctrlPr>
-              <w:rPr>
-                <w:rFonts w:ascii="Cambria Math" w:eastAsiaTheme="minorEastAsia" w:hAnsi="Cambria Math"/>
-                <w:i/>
-              </w:rPr>
-            </m:ctrlPr>
-          </m:sSupPr>
-          <m:e>
-            <m:r>
-              <w:rPr>
-                <w:rFonts w:ascii="Cambria Math" w:eastAsiaTheme="minorEastAsia" w:hAnsi="Cambria Math"/>
-              </w:rPr>
-              <m:t>c</m:t>
-            </m:r>
-          </m:e>
-          <m:sup>
-            <m:r>
-              <w:rPr>
-                <w:rFonts w:ascii="Cambria Math" w:eastAsiaTheme="minorEastAsia" w:hAnsi="Cambria Math"/>
-              </w:rPr>
-              <m:t>*</m:t>
-            </m:r>
-          </m:sup>
-        </m:sSup>
-      </m:oMath>
-      <w:r>
-        <w:rPr>
-          <w:rFonts w:eastAsiaTheme="minorEastAsia"/>
-        </w:rPr>
-        <w:t xml:space="preserve">. The nominal value </w:t>
-      </w:r>
-      <m:oMath>
-        <m:sSup>
-          <m:sSupPr>
-            <m:ctrlPr>
-              <w:rPr>
-                <w:rFonts w:ascii="Cambria Math" w:eastAsiaTheme="minorEastAsia" w:hAnsi="Cambria Math"/>
-                <w:i/>
-              </w:rPr>
-            </m:ctrlPr>
-          </m:sSupPr>
-          <m:e>
-            <m:r>
-              <w:rPr>
-                <w:rFonts w:ascii="Cambria Math" w:eastAsiaTheme="minorEastAsia" w:hAnsi="Cambria Math"/>
-              </w:rPr>
-              <m:t>d</m:t>
-            </m:r>
-          </m:e>
-          <m:sup>
-            <m:r>
-              <w:rPr>
-                <w:rFonts w:ascii="Cambria Math" w:eastAsiaTheme="minorEastAsia" w:hAnsi="Cambria Math"/>
-              </w:rPr>
-              <m:t>*</m:t>
-            </m:r>
-          </m:sup>
-        </m:sSup>
-        <m:d>
-          <m:dPr>
-            <m:ctrlPr>
-              <w:rPr>
-                <w:rFonts w:ascii="Cambria Math" w:eastAsiaTheme="minorEastAsia" w:hAnsi="Cambria Math"/>
-                <w:i/>
-              </w:rPr>
-            </m:ctrlPr>
-          </m:dPr>
-          <m:e>
-            <m:r>
-              <w:rPr>
-                <w:rFonts w:ascii="Cambria Math" w:eastAsiaTheme="minorEastAsia" w:hAnsi="Cambria Math"/>
-              </w:rPr>
-              <m:t>s</m:t>
-            </m:r>
-          </m:e>
-        </m:d>
-      </m:oMath>
-      <w:r>
-        <w:rPr>
-          <w:rFonts w:eastAsiaTheme="minorEastAsia"/>
-        </w:rPr>
-        <w:t xml:space="preserve"> will have a degree of 1. The solution for the nominal values </w:t>
-      </w:r>
-      <m:oMath>
-        <m:sSup>
-          <m:sSupPr>
-            <m:ctrlPr>
-              <w:rPr>
-                <w:rFonts w:ascii="Cambria Math" w:eastAsiaTheme="minorEastAsia" w:hAnsi="Cambria Math"/>
-                <w:i/>
-              </w:rPr>
-            </m:ctrlPr>
-          </m:sSupPr>
-          <m:e>
-            <m:r>
-              <w:rPr>
-                <w:rFonts w:ascii="Cambria Math" w:eastAsiaTheme="minorEastAsia" w:hAnsi="Cambria Math"/>
-              </w:rPr>
-              <m:t>c</m:t>
-            </m:r>
-          </m:e>
-          <m:sup>
-            <m:r>
-              <w:rPr>
-                <w:rFonts w:ascii="Cambria Math" w:eastAsiaTheme="minorEastAsia" w:hAnsi="Cambria Math"/>
-              </w:rPr>
-              <m:t>*</m:t>
-            </m:r>
-          </m:sup>
-        </m:sSup>
-        <m:r>
-          <w:rPr>
-            <w:rFonts w:ascii="Cambria Math" w:eastAsiaTheme="minorEastAsia" w:hAnsi="Cambria Math"/>
-          </w:rPr>
-          <m:t xml:space="preserve">, </m:t>
-        </m:r>
-        <m:sSubSup>
-          <m:sSubSupPr>
-            <m:ctrlPr>
-              <w:rPr>
-                <w:rFonts w:ascii="Cambria Math" w:eastAsiaTheme="minorEastAsia" w:hAnsi="Cambria Math"/>
-                <w:i/>
-              </w:rPr>
-            </m:ctrlPr>
-          </m:sSubSupPr>
-          <m:e>
-            <m:r>
-              <w:rPr>
-                <w:rFonts w:ascii="Cambria Math" w:eastAsiaTheme="minorEastAsia" w:hAnsi="Cambria Math"/>
-              </w:rPr>
-              <m:t>d</m:t>
-            </m:r>
-          </m:e>
-          <m:sub>
-            <m:r>
-              <w:rPr>
-                <w:rFonts w:ascii="Cambria Math" w:eastAsiaTheme="minorEastAsia" w:hAnsi="Cambria Math"/>
-              </w:rPr>
-              <m:t>0</m:t>
-            </m:r>
-          </m:sub>
-          <m:sup>
-            <m:r>
-              <w:rPr>
-                <w:rFonts w:ascii="Cambria Math" w:eastAsiaTheme="minorEastAsia" w:hAnsi="Cambria Math"/>
-              </w:rPr>
-              <m:t>*</m:t>
-            </m:r>
-          </m:sup>
-        </m:sSubSup>
         <m:r>
           <w:rPr>
             <w:rFonts w:ascii="Cambria Math" w:eastAsiaTheme="minorEastAsia" w:hAnsi="Cambria Math"/>
@@ -4471,19 +3948,7 @@
         <w:rPr>
           <w:rFonts w:eastAsiaTheme="minorEastAsia"/>
         </w:rPr>
-        <w:t xml:space="preserve"> </w:t>
-      </w:r>
-      <w:r>
-        <w:rPr>
-          <w:rFonts w:eastAsiaTheme="minorEastAsia"/>
-        </w:rPr>
-        <w:t>is</w:t>
-      </w:r>
-      <w:r>
-        <w:rPr>
-          <w:rFonts w:eastAsiaTheme="minorEastAsia"/>
-        </w:rPr>
-        <w:t xml:space="preserve"> </w:t>
+        <w:t xml:space="preserve"> is</w:t>
       </w:r>
     </w:p>
     <w:p>
@@ -4499,6 +3964,7 @@
             <w:rPr>
               <w:rFonts w:ascii="Cambria Math" w:eastAsiaTheme="minorEastAsia" w:hAnsi="Cambria Math"/>
             </w:rPr>
+            <w:lastRenderedPageBreak/>
             <m:t>λ</m:t>
           </m:r>
           <m:d>
@@ -5516,18 +4982,12 @@
         <w:rPr>
           <w:rFonts w:eastAsiaTheme="minorEastAsia"/>
         </w:rPr>
-        <w:instrText xml:space="preserve"> REF _Ref227587071 \h </w:instrText>
-      </w:r>
-      <w:r>
-        <w:rPr>
-          <w:rFonts w:eastAsiaTheme="minorEastAsia"/>
-        </w:rPr>
-      </w:r>
-      <w:r>
-        <w:rPr>
-          <w:rFonts w:eastAsiaTheme="minorEastAsia"/>
-        </w:rPr>
-        <w:instrText xml:space="preserve"> \* MERGEFORMAT </w:instrText>
+        <w:instrText xml:space="preserve"> REF _Ref227587071 \h  \* MERGEFORMAT </w:instrText>
+      </w:r>
+      <w:r>
+        <w:rPr>
+          <w:rFonts w:eastAsiaTheme="minorEastAsia"/>
+        </w:rPr>
       </w:r>
       <w:r>
         <w:rPr>
@@ -5554,13 +5014,7 @@
         <w:rPr>
           <w:rFonts w:eastAsiaTheme="minorEastAsia"/>
         </w:rPr>
-        <w:t xml:space="preserve">, </w:t>
-      </w:r>
-      <w:r>
-        <w:rPr>
-          <w:rFonts w:eastAsiaTheme="minorEastAsia"/>
-        </w:rPr>
-        <w:t xml:space="preserve">the direct MRAC algorithm is able to control the plant such that the output error between the plant and model reference tends to zero. This is guaranteed from the direct MRAC </w:t>
+        <w:t xml:space="preserve">, the direct MRAC algorithm is able to control the plant such that the output error between the plant and model reference tends to zero. This is guaranteed from the direct MRAC </w:t>
       </w:r>
       <w:r>
         <w:rPr>
@@ -5812,14 +5266,7 @@
         <w:rPr>
           <w:rFonts w:eastAsiaTheme="minorEastAsia"/>
         </w:rPr>
-        <w:t xml:space="preserve"> parameter convergence requires </w:t>
-      </w:r>
-      <w:r>
-        <w:rPr>
-          <w:rFonts w:eastAsiaTheme="minorEastAsia"/>
-        </w:rPr>
-        <w:lastRenderedPageBreak/>
-        <w:t xml:space="preserve">persistent excitation of at least order 4. This would require an additional frequency to be present in </w:t>
+        <w:t xml:space="preserve"> parameter convergence requires persistent excitation of at least order 4. This would require an additional frequency to be present in </w:t>
       </w:r>
       <m:oMath>
         <m:r>
@@ -5840,6 +5287,259 @@
           <w:rFonts w:eastAsiaTheme="minorEastAsia"/>
         </w:rPr>
         <w:t xml:space="preserve">As is, the regressors do not have sufficient richness for the parameter convergence to be unique. </w:t>
+      </w:r>
+      <w:r>
+        <w:rPr>
+          <w:rFonts w:eastAsiaTheme="minorEastAsia"/>
+        </w:rPr>
+        <w:t xml:space="preserve">The parameters </w:t>
+      </w:r>
+      <m:oMath>
+        <m:sSub>
+          <m:sSubPr>
+            <m:ctrlPr>
+              <w:rPr>
+                <w:rFonts w:ascii="Cambria Math" w:eastAsiaTheme="minorEastAsia" w:hAnsi="Cambria Math"/>
+                <w:i/>
+              </w:rPr>
+            </m:ctrlPr>
+          </m:sSubPr>
+          <m:e>
+            <m:r>
+              <w:rPr>
+                <w:rFonts w:ascii="Cambria Math" w:eastAsiaTheme="minorEastAsia" w:hAnsi="Cambria Math"/>
+              </w:rPr>
+              <m:t>c</m:t>
+            </m:r>
+          </m:e>
+          <m:sub>
+            <m:r>
+              <w:rPr>
+                <w:rFonts w:ascii="Cambria Math" w:eastAsiaTheme="minorEastAsia" w:hAnsi="Cambria Math"/>
+              </w:rPr>
+              <m:t>0</m:t>
+            </m:r>
+          </m:sub>
+        </m:sSub>
+      </m:oMath>
+      <w:r>
+        <w:rPr>
+          <w:rFonts w:eastAsiaTheme="minorEastAsia"/>
+        </w:rPr>
+        <w:t xml:space="preserve"> and </w:t>
+      </w:r>
+      <m:oMath>
+        <m:sSub>
+          <m:sSubPr>
+            <m:ctrlPr>
+              <w:rPr>
+                <w:rFonts w:ascii="Cambria Math" w:eastAsiaTheme="minorEastAsia" w:hAnsi="Cambria Math"/>
+                <w:i/>
+              </w:rPr>
+            </m:ctrlPr>
+          </m:sSubPr>
+          <m:e>
+            <m:r>
+              <w:rPr>
+                <w:rFonts w:ascii="Cambria Math" w:eastAsiaTheme="minorEastAsia" w:hAnsi="Cambria Math"/>
+              </w:rPr>
+              <m:t>d</m:t>
+            </m:r>
+          </m:e>
+          <m:sub>
+            <m:r>
+              <w:rPr>
+                <w:rFonts w:ascii="Cambria Math" w:eastAsiaTheme="minorEastAsia" w:hAnsi="Cambria Math"/>
+              </w:rPr>
+              <m:t>0</m:t>
+            </m:r>
+          </m:sub>
+        </m:sSub>
+      </m:oMath>
+      <w:r>
+        <w:rPr>
+          <w:rFonts w:eastAsiaTheme="minorEastAsia"/>
+        </w:rPr>
+        <w:t xml:space="preserve"> experience rather significant </w:t>
+      </w:r>
+      <w:r>
+        <w:rPr>
+          <w:rFonts w:eastAsiaTheme="minorEastAsia"/>
+        </w:rPr>
+        <w:t>oscillations and</w:t>
+      </w:r>
+      <w:r>
+        <w:rPr>
+          <w:rFonts w:eastAsiaTheme="minorEastAsia"/>
+        </w:rPr>
+        <w:t xml:space="preserve"> correspond to the unfiltered signals of </w:t>
+      </w:r>
+      <m:oMath>
+        <m:r>
+          <w:rPr>
+            <w:rFonts w:ascii="Cambria Math" w:eastAsiaTheme="minorEastAsia" w:hAnsi="Cambria Math"/>
+          </w:rPr>
+          <m:t>r</m:t>
+        </m:r>
+      </m:oMath>
+      <w:r>
+        <w:rPr>
+          <w:rFonts w:eastAsiaTheme="minorEastAsia"/>
+        </w:rPr>
+        <w:t xml:space="preserve"> and </w:t>
+      </w:r>
+      <m:oMath>
+        <m:sSub>
+          <m:sSubPr>
+            <m:ctrlPr>
+              <w:rPr>
+                <w:rFonts w:ascii="Cambria Math" w:eastAsiaTheme="minorEastAsia" w:hAnsi="Cambria Math"/>
+                <w:i/>
+              </w:rPr>
+            </m:ctrlPr>
+          </m:sSubPr>
+          <m:e>
+            <m:r>
+              <w:rPr>
+                <w:rFonts w:ascii="Cambria Math" w:eastAsiaTheme="minorEastAsia" w:hAnsi="Cambria Math"/>
+              </w:rPr>
+              <m:t>y</m:t>
+            </m:r>
+          </m:e>
+          <m:sub>
+            <m:r>
+              <w:rPr>
+                <w:rFonts w:ascii="Cambria Math" w:eastAsiaTheme="minorEastAsia" w:hAnsi="Cambria Math"/>
+              </w:rPr>
+              <m:t>p</m:t>
+            </m:r>
+          </m:sub>
+        </m:sSub>
+      </m:oMath>
+      <w:r>
+        <w:rPr>
+          <w:rFonts w:eastAsiaTheme="minorEastAsia"/>
+        </w:rPr>
+        <w:t xml:space="preserve">, which are their regressor </w:t>
+      </w:r>
+      <w:r>
+        <w:rPr>
+          <w:rFonts w:eastAsiaTheme="minorEastAsia"/>
+        </w:rPr>
+        <w:lastRenderedPageBreak/>
+        <w:t>signals.</w:t>
+      </w:r>
+      <w:r>
+        <w:rPr>
+          <w:rFonts w:eastAsiaTheme="minorEastAsia"/>
+        </w:rPr>
+        <w:t xml:space="preserve"> These signals are periodic in nature, which is probably why the </w:t>
+      </w:r>
+      <w:r>
+        <w:rPr>
+          <w:rFonts w:eastAsiaTheme="minorEastAsia"/>
+        </w:rPr>
+        <w:t>oscillations</w:t>
+      </w:r>
+      <w:r>
+        <w:rPr>
+          <w:rFonts w:eastAsiaTheme="minorEastAsia"/>
+        </w:rPr>
+        <w:t xml:space="preserve"> are so </w:t>
+      </w:r>
+      <w:r>
+        <w:rPr>
+          <w:rFonts w:eastAsiaTheme="minorEastAsia"/>
+        </w:rPr>
+        <w:t>prominent</w:t>
+      </w:r>
+      <w:r>
+        <w:rPr>
+          <w:rFonts w:eastAsiaTheme="minorEastAsia"/>
+        </w:rPr>
+        <w:t xml:space="preserve">. The parameters </w:t>
+      </w:r>
+      <m:oMath>
+        <m:r>
+          <w:rPr>
+            <w:rFonts w:ascii="Cambria Math" w:eastAsiaTheme="minorEastAsia" w:hAnsi="Cambria Math"/>
+          </w:rPr>
+          <m:t>c</m:t>
+        </m:r>
+      </m:oMath>
+      <w:r>
+        <w:rPr>
+          <w:rFonts w:eastAsiaTheme="minorEastAsia"/>
+        </w:rPr>
+        <w:t xml:space="preserve"> and </w:t>
+      </w:r>
+      <m:oMath>
+        <m:r>
+          <w:rPr>
+            <w:rFonts w:ascii="Cambria Math" w:eastAsiaTheme="minorEastAsia" w:hAnsi="Cambria Math"/>
+          </w:rPr>
+          <m:t>d</m:t>
+        </m:r>
+      </m:oMath>
+      <w:r>
+        <w:rPr>
+          <w:rFonts w:eastAsiaTheme="minorEastAsia"/>
+        </w:rPr>
+        <w:t xml:space="preserve"> show little to no oscillations</w:t>
+      </w:r>
+      <w:r>
+        <w:rPr>
+          <w:rFonts w:eastAsiaTheme="minorEastAsia"/>
+        </w:rPr>
+        <w:t xml:space="preserve">, and this could be due to their regressor signals, which are the filtered </w:t>
+      </w:r>
+      <m:oMath>
+        <m:r>
+          <w:rPr>
+            <w:rFonts w:ascii="Cambria Math" w:eastAsiaTheme="minorEastAsia" w:hAnsi="Cambria Math"/>
+          </w:rPr>
+          <m:t>r</m:t>
+        </m:r>
+      </m:oMath>
+      <w:r>
+        <w:rPr>
+          <w:rFonts w:eastAsiaTheme="minorEastAsia"/>
+        </w:rPr>
+        <w:t xml:space="preserve"> and </w:t>
+      </w:r>
+      <m:oMath>
+        <m:sSub>
+          <m:sSubPr>
+            <m:ctrlPr>
+              <w:rPr>
+                <w:rFonts w:ascii="Cambria Math" w:eastAsiaTheme="minorEastAsia" w:hAnsi="Cambria Math"/>
+                <w:i/>
+              </w:rPr>
+            </m:ctrlPr>
+          </m:sSubPr>
+          <m:e>
+            <m:r>
+              <w:rPr>
+                <w:rFonts w:ascii="Cambria Math" w:eastAsiaTheme="minorEastAsia" w:hAnsi="Cambria Math"/>
+              </w:rPr>
+              <m:t>y</m:t>
+            </m:r>
+          </m:e>
+          <m:sub>
+            <m:r>
+              <w:rPr>
+                <w:rFonts w:ascii="Cambria Math" w:eastAsiaTheme="minorEastAsia" w:hAnsi="Cambria Math"/>
+              </w:rPr>
+              <m:t>p</m:t>
+            </m:r>
+          </m:sub>
+        </m:sSub>
+      </m:oMath>
+      <w:r>
+        <w:rPr>
+          <w:rFonts w:eastAsiaTheme="minorEastAsia"/>
+        </w:rPr>
+        <w:t xml:space="preserve"> signals. </w:t>
       </w:r>
     </w:p>
     <w:p>
@@ -6105,6 +5805,34 @@
         <w:rPr>
           <w:rFonts w:eastAsiaTheme="minorEastAsia"/>
         </w:rPr>
+        <w:t xml:space="preserve"> </w:t>
+      </w:r>
+      <w:r>
+        <w:rPr>
+          <w:rFonts w:eastAsiaTheme="minorEastAsia"/>
+        </w:rPr>
+        <w:t xml:space="preserve">The closed-loop system may be unstable during the transient response. </w:t>
+      </w:r>
+      <w:r>
+        <w:rPr>
+          <w:rFonts w:eastAsiaTheme="minorEastAsia"/>
+        </w:rPr>
+        <w:t xml:space="preserve">During this period, there will be some concerns about the boundedness of the output as a regressor for the pseudo-gradient algorithm. </w:t>
+      </w:r>
+    </w:p>
+    <w:p>
+      <w:pPr>
+        <w:ind w:firstLine="720"/>
+        <w:jc w:val="both"/>
+        <w:rPr>
+          <w:rFonts w:eastAsiaTheme="minorEastAsia"/>
+        </w:rPr>
+      </w:pPr>
+      <w:r>
+        <w:rPr>
+          <w:rFonts w:eastAsiaTheme="minorEastAsia"/>
+        </w:rPr>
+        <w:lastRenderedPageBreak/>
         <w:tab/>
       </w:r>
     </w:p>
@@ -6405,7 +6133,6 @@
             <w:rPr>
               <w:rFonts w:ascii="Cambria Math" w:eastAsiaTheme="minorEastAsia" w:hAnsi="Cambria Math"/>
             </w:rPr>
-            <w:lastRenderedPageBreak/>
             <m:t>-</m:t>
           </m:r>
           <m:sSub>
@@ -7335,23 +7062,268 @@
       <w:r>
         <w:rPr>
           <w:rFonts w:eastAsiaTheme="minorEastAsia"/>
-        </w:rPr>
-        <w:t xml:space="preserve">In this case, the closed-loop system may be unstable during the transient response. </w:t>
-      </w:r>
-      <w:r>
-        <w:rPr>
-          <w:rFonts w:eastAsiaTheme="minorEastAsia"/>
-        </w:rPr>
-        <w:t xml:space="preserve">There is a chance the output error grows large </w:t>
-      </w:r>
-    </w:p>
-    <w:p>
-      <w:pPr>
-        <w:jc w:val="both"/>
-        <w:rPr>
-          <w:rFonts w:eastAsiaTheme="minorEastAsia"/>
-        </w:rPr>
-      </w:pPr>
+          <w:noProof/>
+        </w:rPr>
+        <mc:AlternateContent>
+          <mc:Choice Requires="wpg">
+            <w:drawing>
+              <wp:anchor distT="0" distB="0" distL="114300" distR="114300" simplePos="0" relativeHeight="251656192" behindDoc="0" locked="0" layoutInCell="1" allowOverlap="1" wp14:anchorId="5BA60DF6" wp14:editId="24581EC7">
+                <wp:simplePos x="2289810" y="6177915"/>
+                <wp:positionH relativeFrom="margin">
+                  <wp:align>center</wp:align>
+                </wp:positionH>
+                <wp:positionV relativeFrom="margin">
+                  <wp:align>bottom</wp:align>
+                </wp:positionV>
+                <wp:extent cx="3200400" cy="2961640"/>
+                <wp:effectExtent l="0" t="0" r="0" b="0"/>
+                <wp:wrapSquare wrapText="bothSides"/>
+                <wp:docPr id="793081661" name="Group 1"/>
+                <wp:cNvGraphicFramePr/>
+                <a:graphic xmlns:a="http://schemas.openxmlformats.org/drawingml/2006/main">
+                  <a:graphicData uri="http://schemas.microsoft.com/office/word/2010/wordprocessingGroup">
+                    <wpg:wgp>
+                      <wpg:cNvGrpSpPr/>
+                      <wpg:grpSpPr>
+                        <a:xfrm>
+                          <a:off x="0" y="0"/>
+                          <a:ext cx="3200400" cy="2961640"/>
+                          <a:chOff x="0" y="0"/>
+                          <a:chExt cx="3200400" cy="2961640"/>
+                        </a:xfrm>
+                      </wpg:grpSpPr>
+                      <pic:pic xmlns:pic="http://schemas.openxmlformats.org/drawingml/2006/picture">
+                        <pic:nvPicPr>
+                          <pic:cNvPr id="838341099" name="Picture 5"/>
+                          <pic:cNvPicPr>
+                            <a:picLocks noChangeAspect="1"/>
+                          </pic:cNvPicPr>
+                        </pic:nvPicPr>
+                        <pic:blipFill>
+                          <a:blip r:embed="rId13" cstate="print">
+                            <a:extLst>
+                              <a:ext uri="{28A0092B-C50C-407E-A947-70E740481C1C}">
+                                <a14:useLocalDpi xmlns:a14="http://schemas.microsoft.com/office/drawing/2010/main" val="0"/>
+                              </a:ext>
+                            </a:extLst>
+                          </a:blip>
+                          <a:srcRect/>
+                          <a:stretch>
+                            <a:fillRect/>
+                          </a:stretch>
+                        </pic:blipFill>
+                        <pic:spPr bwMode="auto">
+                          <a:xfrm>
+                            <a:off x="0" y="0"/>
+                            <a:ext cx="3200400" cy="2643505"/>
+                          </a:xfrm>
+                          <a:prstGeom prst="rect">
+                            <a:avLst/>
+                          </a:prstGeom>
+                          <a:noFill/>
+                          <a:ln>
+                            <a:noFill/>
+                          </a:ln>
+                        </pic:spPr>
+                      </pic:pic>
+                      <wps:wsp>
+                        <wps:cNvPr id="653569481" name="Text Box 1"/>
+                        <wps:cNvSpPr txBox="1"/>
+                        <wps:spPr>
+                          <a:xfrm>
+                            <a:off x="0" y="2694940"/>
+                            <a:ext cx="3200400" cy="266700"/>
+                          </a:xfrm>
+                          <a:prstGeom prst="rect">
+                            <a:avLst/>
+                          </a:prstGeom>
+                          <a:solidFill>
+                            <a:prstClr val="white"/>
+                          </a:solidFill>
+                          <a:ln>
+                            <a:noFill/>
+                          </a:ln>
+                        </wps:spPr>
+                        <wps:txbx>
+                          <w:txbxContent>
+                            <w:p>
+                              <w:pPr>
+                                <w:pStyle w:val="Caption"/>
+                                <w:jc w:val="center"/>
+                                <w:rPr>
+                                  <w:i w:val="0"/>
+                                  <w:iCs w:val="0"/>
+                                  <w:noProof/>
+                                </w:rPr>
+                              </w:pPr>
+                              <w:r>
+                                <w:rPr>
+                                  <w:i w:val="0"/>
+                                  <w:iCs w:val="0"/>
+                                </w:rPr>
+                                <w:t xml:space="preserve">Figure </w:t>
+                              </w:r>
+                              <w:r>
+                                <w:rPr>
+                                  <w:i w:val="0"/>
+                                  <w:iCs w:val="0"/>
+                                </w:rPr>
+                                <w:fldChar w:fldCharType="begin"/>
+                              </w:r>
+                              <w:r>
+                                <w:rPr>
+                                  <w:i w:val="0"/>
+                                  <w:iCs w:val="0"/>
+                                </w:rPr>
+                                <w:instrText xml:space="preserve"> SEQ Figure \* ARABIC </w:instrText>
+                              </w:r>
+                              <w:r>
+                                <w:rPr>
+                                  <w:i w:val="0"/>
+                                  <w:iCs w:val="0"/>
+                                </w:rPr>
+                                <w:fldChar w:fldCharType="separate"/>
+                              </w:r>
+                              <w:r>
+                                <w:rPr>
+                                  <w:i w:val="0"/>
+                                  <w:iCs w:val="0"/>
+                                  <w:noProof/>
+                                </w:rPr>
+                                <w:t>4</w:t>
+                              </w:r>
+                              <w:r>
+                                <w:rPr>
+                                  <w:i w:val="0"/>
+                                  <w:iCs w:val="0"/>
+                                </w:rPr>
+                                <w:fldChar w:fldCharType="end"/>
+                              </w:r>
+                              <w:r>
+                                <w:rPr>
+                                  <w:i w:val="0"/>
+                                  <w:iCs w:val="0"/>
+                                </w:rPr>
+                                <w:t>: Part (b) Output Error</w:t>
+                              </w:r>
+                            </w:p>
+                          </w:txbxContent>
+                        </wps:txbx>
+                        <wps:bodyPr rot="0" spcFirstLastPara="0" vertOverflow="overflow" horzOverflow="overflow" vert="horz" wrap="square" lIns="0" tIns="0" rIns="0" bIns="0" numCol="1" spcCol="0" rtlCol="0" fromWordArt="0" anchor="t" anchorCtr="0" forceAA="0" compatLnSpc="1">
+                          <a:prstTxWarp prst="textNoShape">
+                            <a:avLst/>
+                          </a:prstTxWarp>
+                          <a:spAutoFit/>
+                        </wps:bodyPr>
+                      </wps:wsp>
+                    </wpg:wgp>
+                  </a:graphicData>
+                </a:graphic>
+              </wp:anchor>
+            </w:drawing>
+          </mc:Choice>
+          <mc:Fallback>
+            <w:pict>
+              <v:group w14:anchorId="5BA60DF6" id="Group 1" o:spid="_x0000_s1026" style="position:absolute;left:0;text-align:left;margin-left:0;margin-top:0;width:252pt;height:233.2pt;z-index:251656192;mso-position-horizontal:center;mso-position-horizontal-relative:margin;mso-position-vertical:bottom;mso-position-vertical-relative:margin" coordsize="32004,29616" o:gfxdata="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">
+                <v:shapetype id="_x0000_t75" coordsize="21600,21600" o:spt="75" o:preferrelative="t" path="m@4@5l@4@11@9@11@9@5xe" filled="f" stroked="f">
+                  <v:stroke joinstyle="miter"/>
+                  <v:formulas>
+                    <v:f eqn="if lineDrawn pixelLineWidth 0"/>
+                    <v:f eqn="sum @0 1 0"/>
+                    <v:f eqn="sum 0 0 @1"/>
+                    <v:f eqn="prod @2 1 2"/>
+                    <v:f eqn="prod @3 21600 pixelWidth"/>
+                    <v:f eqn="prod @3 21600 pixelHeight"/>
+                    <v:f eqn="sum @0 0 1"/>
+                    <v:f eqn="prod @6 1 2"/>
+                    <v:f eqn="prod @7 21600 pixelWidth"/>
+                    <v:f eqn="sum @8 21600 0"/>
+                    <v:f eqn="prod @7 21600 pixelHeight"/>
+                    <v:f eqn="sum @10 21600 0"/>
+                  </v:formulas>
+                  <v:path o:extrusionok="f" gradientshapeok="t" o:connecttype="rect"/>
+                  <o:lock v:ext="edit" aspectratio="t"/>
+                </v:shapetype>
+                <v:shape id="Picture 5" o:spid="_x0000_s1027" type="#_x0000_t75" style="position:absolute;width:32004;height:26435;visibility:visible;mso-wrap-style:square" o:gfxdata="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">
+                  <v:imagedata r:id="rId14" o:title=""/>
+                </v:shape>
+                <v:shapetype id="_x0000_t202" coordsize="21600,21600" o:spt="202" path="m,l,21600r21600,l21600,xe">
+                  <v:stroke joinstyle="miter"/>
+                  <v:path gradientshapeok="t" o:connecttype="rect"/>
+                </v:shapetype>
+                <v:shape id="Text Box 1" o:spid="_x0000_s1028" type="#_x0000_t202" style="position:absolute;top:26949;width:32004;height:2667;visibility:visible;mso-wrap-style:square;v-text-anchor:top" o:gfxdata="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" stroked="f">
+                  <v:textbox style="mso-fit-shape-to-text:t" inset="0,0,0,0">
+                    <w:txbxContent>
+                      <w:p>
+                        <w:pPr>
+                          <w:pStyle w:val="Caption"/>
+                          <w:jc w:val="center"/>
+                          <w:rPr>
+                            <w:i w:val="0"/>
+                            <w:iCs w:val="0"/>
+                            <w:noProof/>
+                          </w:rPr>
+                        </w:pPr>
+                        <w:r>
+                          <w:rPr>
+                            <w:i w:val="0"/>
+                            <w:iCs w:val="0"/>
+                          </w:rPr>
+                          <w:t xml:space="preserve">Figure </w:t>
+                        </w:r>
+                        <w:r>
+                          <w:rPr>
+                            <w:i w:val="0"/>
+                            <w:iCs w:val="0"/>
+                          </w:rPr>
+                          <w:fldChar w:fldCharType="begin"/>
+                        </w:r>
+                        <w:r>
+                          <w:rPr>
+                            <w:i w:val="0"/>
+                            <w:iCs w:val="0"/>
+                          </w:rPr>
+                          <w:instrText xml:space="preserve"> SEQ Figure \* ARABIC </w:instrText>
+                        </w:r>
+                        <w:r>
+                          <w:rPr>
+                            <w:i w:val="0"/>
+                            <w:iCs w:val="0"/>
+                          </w:rPr>
+                          <w:fldChar w:fldCharType="separate"/>
+                        </w:r>
+                        <w:r>
+                          <w:rPr>
+                            <w:i w:val="0"/>
+                            <w:iCs w:val="0"/>
+                            <w:noProof/>
+                          </w:rPr>
+                          <w:t>4</w:t>
+                        </w:r>
+                        <w:r>
+                          <w:rPr>
+                            <w:i w:val="0"/>
+                            <w:iCs w:val="0"/>
+                          </w:rPr>
+                          <w:fldChar w:fldCharType="end"/>
+                        </w:r>
+                        <w:r>
+                          <w:rPr>
+                            <w:i w:val="0"/>
+                            <w:iCs w:val="0"/>
+                          </w:rPr>
+                          <w:t>: Part (b) Output Error</w:t>
+                        </w:r>
+                      </w:p>
+                    </w:txbxContent>
+                  </v:textbox>
+                </v:shape>
+                <w10:wrap type="square" anchorx="margin" anchory="margin"/>
+              </v:group>
+            </w:pict>
+          </mc:Fallback>
+        </mc:AlternateContent>
+      </w:r>
       <w:r>
         <w:rPr>
           <w:rFonts w:eastAsiaTheme="minorEastAsia"/>
@@ -7387,18 +7359,12 @@
         <w:rPr>
           <w:rFonts w:eastAsiaTheme="minorEastAsia"/>
         </w:rPr>
-        <w:instrText xml:space="preserve"> REF _Ref227596022 \h </w:instrText>
-      </w:r>
-      <w:r>
-        <w:rPr>
-          <w:rFonts w:eastAsiaTheme="minorEastAsia"/>
-        </w:rPr>
-      </w:r>
-      <w:r>
-        <w:rPr>
-          <w:rFonts w:eastAsiaTheme="minorEastAsia"/>
-        </w:rPr>
-        <w:instrText xml:space="preserve"> \* MERGEFORMAT </w:instrText>
+        <w:instrText xml:space="preserve"> REF _Ref227596022 \h  \* MERGEFORMAT </w:instrText>
+      </w:r>
+      <w:r>
+        <w:rPr>
+          <w:rFonts w:eastAsiaTheme="minorEastAsia"/>
+        </w:rPr>
       </w:r>
       <w:r>
         <w:rPr>
@@ -7461,7 +7427,19 @@
         <w:rPr>
           <w:rFonts w:eastAsiaTheme="minorEastAsia"/>
         </w:rPr>
-        <w:t xml:space="preserve">, which can be seen in </w:t>
+        <w:t>,</w:t>
+      </w:r>
+      <w:r>
+        <w:rPr>
+          <w:rFonts w:eastAsiaTheme="minorEastAsia"/>
+        </w:rPr>
+        <w:t xml:space="preserve"> </w:t>
+      </w:r>
+      <w:r>
+        <w:rPr>
+          <w:rFonts w:eastAsiaTheme="minorEastAsia"/>
+        </w:rPr>
+        <w:t xml:space="preserve">which can be seen in </w:t>
       </w:r>
       <w:r>
         <w:rPr>
@@ -7473,18 +7451,12 @@
         <w:rPr>
           <w:rFonts w:eastAsiaTheme="minorEastAsia"/>
         </w:rPr>
-        <w:instrText xml:space="preserve"> REF _Ref227596042 \h </w:instrText>
-      </w:r>
-      <w:r>
-        <w:rPr>
-          <w:rFonts w:eastAsiaTheme="minorEastAsia"/>
-        </w:rPr>
-      </w:r>
-      <w:r>
-        <w:rPr>
-          <w:rFonts w:eastAsiaTheme="minorEastAsia"/>
-        </w:rPr>
-        <w:instrText xml:space="preserve"> \* MERGEFORMAT </w:instrText>
+        <w:instrText xml:space="preserve"> REF _Ref227596042 \h  \* MERGEFORMAT </w:instrText>
+      </w:r>
+      <w:r>
+        <w:rPr>
+          <w:rFonts w:eastAsiaTheme="minorEastAsia"/>
+        </w:rPr>
       </w:r>
       <w:r>
         <w:rPr>
@@ -7511,263 +7483,521 @@
         <w:rPr>
           <w:rFonts w:eastAsiaTheme="minorEastAsia"/>
         </w:rPr>
-        <w:t xml:space="preserve">. </w:t>
-      </w:r>
-      <w:r>
-        <w:rPr>
-          <w:rFonts w:eastAsiaTheme="minorEastAsia"/>
-        </w:rPr>
-        <w:t xml:space="preserve"> </w:t>
+        <w:t>.</w:t>
       </w:r>
     </w:p>
     <w:p>
       <w:pPr>
         <w:keepNext/>
-        <w:jc w:val="center"/>
+        <w:jc w:val="both"/>
       </w:pPr>
       <w:r>
         <w:rPr>
-          <w:rFonts w:eastAsiaTheme="minorEastAsia"/>
           <w:noProof/>
         </w:rPr>
-        <w:drawing>
-          <wp:inline distT="0" distB="0" distL="0" distR="0" wp14:anchorId="2E105655" wp14:editId="5008B195">
-            <wp:extent cx="3200400" cy="2643904"/>
-            <wp:effectExtent l="0" t="0" r="0" b="4445"/>
-            <wp:docPr id="1556581853" name="Picture 5"/>
-            <wp:cNvGraphicFramePr>
-              <a:graphicFrameLocks xmlns:a="http://schemas.openxmlformats.org/drawingml/2006/main" noChangeAspect="1"/>
-            </wp:cNvGraphicFramePr>
-            <a:graphic xmlns:a="http://schemas.openxmlformats.org/drawingml/2006/main">
-              <a:graphicData uri="http://schemas.openxmlformats.org/drawingml/2006/picture">
-                <pic:pic xmlns:pic="http://schemas.openxmlformats.org/drawingml/2006/picture">
-                  <pic:nvPicPr>
-                    <pic:cNvPr id="0" name="Picture 5"/>
-                    <pic:cNvPicPr>
-                      <a:picLocks noChangeAspect="1" noChangeArrowheads="1"/>
-                    </pic:cNvPicPr>
-                  </pic:nvPicPr>
-                  <pic:blipFill>
-                    <a:blip r:embed="rId13" cstate="print">
-                      <a:extLst>
-                        <a:ext uri="{28A0092B-C50C-407E-A947-70E740481C1C}">
-                          <a14:useLocalDpi xmlns:a14="http://schemas.microsoft.com/office/drawing/2010/main" val="0"/>
-                        </a:ext>
-                      </a:extLst>
-                    </a:blip>
-                    <a:srcRect/>
-                    <a:stretch>
-                      <a:fillRect/>
-                    </a:stretch>
-                  </pic:blipFill>
-                  <pic:spPr bwMode="auto">
-                    <a:xfrm>
-                      <a:off x="0" y="0"/>
-                      <a:ext cx="3200400" cy="2643904"/>
-                    </a:xfrm>
-                    <a:prstGeom prst="rect">
-                      <a:avLst/>
-                    </a:prstGeom>
-                    <a:noFill/>
-                    <a:ln>
-                      <a:noFill/>
-                    </a:ln>
-                  </pic:spPr>
-                </pic:pic>
-              </a:graphicData>
-            </a:graphic>
-          </wp:inline>
-        </w:drawing>
-      </w:r>
-    </w:p>
-    <w:p>
-      <w:pPr>
-        <w:pStyle w:val="Caption"/>
-        <w:jc w:val="center"/>
-        <w:rPr>
-          <w:rFonts w:eastAsiaTheme="minorEastAsia"/>
-          <w:i w:val="0"/>
-          <w:iCs w:val="0"/>
-        </w:rPr>
-      </w:pPr>
-      <w:bookmarkStart w:id="2" w:name="_Ref227596022"/>
-      <w:r>
-        <w:rPr>
-          <w:i w:val="0"/>
-          <w:iCs w:val="0"/>
-        </w:rPr>
-        <w:t xml:space="preserve">Figure </w:t>
-      </w:r>
-      <w:r>
-        <w:rPr>
-          <w:i w:val="0"/>
-          <w:iCs w:val="0"/>
-        </w:rPr>
-        <w:fldChar w:fldCharType="begin"/>
-      </w:r>
-      <w:r>
-        <w:rPr>
-          <w:i w:val="0"/>
-          <w:iCs w:val="0"/>
-        </w:rPr>
-        <w:instrText xml:space="preserve"> SEQ Figure \* ARABIC </w:instrText>
-      </w:r>
-      <w:r>
-        <w:rPr>
-          <w:i w:val="0"/>
-          <w:iCs w:val="0"/>
-        </w:rPr>
-        <w:fldChar w:fldCharType="separate"/>
-      </w:r>
-      <w:r>
-        <w:rPr>
-          <w:i w:val="0"/>
-          <w:iCs w:val="0"/>
-          <w:noProof/>
-        </w:rPr>
-        <w:t>4</w:t>
-      </w:r>
-      <w:r>
-        <w:rPr>
-          <w:i w:val="0"/>
-          <w:iCs w:val="0"/>
-        </w:rPr>
-        <w:fldChar w:fldCharType="end"/>
-      </w:r>
-      <w:bookmarkEnd w:id="2"/>
-      <w:r>
-        <w:rPr>
-          <w:i w:val="0"/>
-          <w:iCs w:val="0"/>
-        </w:rPr>
-        <w:t>: Part (b) Output Error</w:t>
+        <w:lastRenderedPageBreak/>
+        <mc:AlternateContent>
+          <mc:Choice Requires="wpg">
+            <w:drawing>
+              <wp:anchor distT="0" distB="0" distL="114300" distR="114300" simplePos="0" relativeHeight="251660288" behindDoc="0" locked="0" layoutInCell="1" allowOverlap="1" wp14:anchorId="0106260E" wp14:editId="0D8D8FCB">
+                <wp:simplePos x="0" y="0"/>
+                <wp:positionH relativeFrom="column">
+                  <wp:posOffset>1001395</wp:posOffset>
+                </wp:positionH>
+                <wp:positionV relativeFrom="paragraph">
+                  <wp:posOffset>747395</wp:posOffset>
+                </wp:positionV>
+                <wp:extent cx="3931920" cy="5021580"/>
+                <wp:effectExtent l="0" t="0" r="0" b="7620"/>
+                <wp:wrapTopAndBottom/>
+                <wp:docPr id="852118621" name="Group 3"/>
+                <wp:cNvGraphicFramePr/>
+                <a:graphic xmlns:a="http://schemas.openxmlformats.org/drawingml/2006/main">
+                  <a:graphicData uri="http://schemas.microsoft.com/office/word/2010/wordprocessingGroup">
+                    <wpg:wgp>
+                      <wpg:cNvGrpSpPr/>
+                      <wpg:grpSpPr>
+                        <a:xfrm>
+                          <a:off x="0" y="0"/>
+                          <a:ext cx="3931920" cy="5021580"/>
+                          <a:chOff x="0" y="0"/>
+                          <a:chExt cx="3931920" cy="5021580"/>
+                        </a:xfrm>
+                      </wpg:grpSpPr>
+                      <pic:pic xmlns:pic="http://schemas.openxmlformats.org/drawingml/2006/picture">
+                        <pic:nvPicPr>
+                          <pic:cNvPr id="1874008597" name="Picture 6"/>
+                          <pic:cNvPicPr>
+                            <a:picLocks noChangeAspect="1"/>
+                          </pic:cNvPicPr>
+                        </pic:nvPicPr>
+                        <pic:blipFill>
+                          <a:blip r:embed="rId15" cstate="print">
+                            <a:extLst>
+                              <a:ext uri="{28A0092B-C50C-407E-A947-70E740481C1C}">
+                                <a14:useLocalDpi xmlns:a14="http://schemas.microsoft.com/office/drawing/2010/main" val="0"/>
+                              </a:ext>
+                            </a:extLst>
+                          </a:blip>
+                          <a:srcRect/>
+                          <a:stretch>
+                            <a:fillRect/>
+                          </a:stretch>
+                        </pic:blipFill>
+                        <pic:spPr bwMode="auto">
+                          <a:xfrm>
+                            <a:off x="0" y="0"/>
+                            <a:ext cx="3931920" cy="4694555"/>
+                          </a:xfrm>
+                          <a:prstGeom prst="rect">
+                            <a:avLst/>
+                          </a:prstGeom>
+                          <a:noFill/>
+                          <a:ln>
+                            <a:noFill/>
+                          </a:ln>
+                        </pic:spPr>
+                      </pic:pic>
+                      <wps:wsp>
+                        <wps:cNvPr id="1666545940" name="Text Box 1"/>
+                        <wps:cNvSpPr txBox="1"/>
+                        <wps:spPr>
+                          <a:xfrm>
+                            <a:off x="0" y="4754880"/>
+                            <a:ext cx="3931920" cy="266700"/>
+                          </a:xfrm>
+                          <a:prstGeom prst="rect">
+                            <a:avLst/>
+                          </a:prstGeom>
+                          <a:solidFill>
+                            <a:prstClr val="white"/>
+                          </a:solidFill>
+                          <a:ln>
+                            <a:noFill/>
+                          </a:ln>
+                        </wps:spPr>
+                        <wps:txbx>
+                          <w:txbxContent>
+                            <w:p>
+                              <w:pPr>
+                                <w:pStyle w:val="Caption"/>
+                                <w:jc w:val="center"/>
+                                <w:rPr>
+                                  <w:i w:val="0"/>
+                                  <w:iCs w:val="0"/>
+                                  <w:noProof/>
+                                </w:rPr>
+                              </w:pPr>
+                              <w:r>
+                                <w:rPr>
+                                  <w:i w:val="0"/>
+                                  <w:iCs w:val="0"/>
+                                </w:rPr>
+                                <w:t xml:space="preserve">Figure </w:t>
+                              </w:r>
+                              <w:r>
+                                <w:rPr>
+                                  <w:i w:val="0"/>
+                                  <w:iCs w:val="0"/>
+                                </w:rPr>
+                                <w:fldChar w:fldCharType="begin"/>
+                              </w:r>
+                              <w:r>
+                                <w:rPr>
+                                  <w:i w:val="0"/>
+                                  <w:iCs w:val="0"/>
+                                </w:rPr>
+                                <w:instrText xml:space="preserve"> SEQ Figure \* ARABIC </w:instrText>
+                              </w:r>
+                              <w:r>
+                                <w:rPr>
+                                  <w:i w:val="0"/>
+                                  <w:iCs w:val="0"/>
+                                </w:rPr>
+                                <w:fldChar w:fldCharType="separate"/>
+                              </w:r>
+                              <w:r>
+                                <w:rPr>
+                                  <w:i w:val="0"/>
+                                  <w:iCs w:val="0"/>
+                                  <w:noProof/>
+                                </w:rPr>
+                                <w:t>5</w:t>
+                              </w:r>
+                              <w:r>
+                                <w:rPr>
+                                  <w:i w:val="0"/>
+                                  <w:iCs w:val="0"/>
+                                  <w:noProof/>
+                                </w:rPr>
+                                <w:fldChar w:fldCharType="end"/>
+                              </w:r>
+                              <w:r>
+                                <w:rPr>
+                                  <w:i w:val="0"/>
+                                  <w:iCs w:val="0"/>
+                                </w:rPr>
+                                <w:t>: Part (b) Adaptive Parameter Evolution</w:t>
+                              </w:r>
+                            </w:p>
+                          </w:txbxContent>
+                        </wps:txbx>
+                        <wps:bodyPr rot="0" spcFirstLastPara="0" vertOverflow="overflow" horzOverflow="overflow" vert="horz" wrap="square" lIns="0" tIns="0" rIns="0" bIns="0" numCol="1" spcCol="0" rtlCol="0" fromWordArt="0" anchor="t" anchorCtr="0" forceAA="0" compatLnSpc="1">
+                          <a:prstTxWarp prst="textNoShape">
+                            <a:avLst/>
+                          </a:prstTxWarp>
+                          <a:spAutoFit/>
+                        </wps:bodyPr>
+                      </wps:wsp>
+                    </wpg:wgp>
+                  </a:graphicData>
+                </a:graphic>
+              </wp:anchor>
+            </w:drawing>
+          </mc:Choice>
+          <mc:Fallback>
+            <w:pict>
+              <v:group w14:anchorId="0106260E" id="Group 3" o:spid="_x0000_s1029" style="position:absolute;left:0;text-align:left;margin-left:78.85pt;margin-top:58.85pt;width:309.6pt;height:395.4pt;z-index:251660288" coordsize="39319,50215" o:gfxdata="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">
+                <v:shape id="Picture 6" o:spid="_x0000_s1030" type="#_x0000_t75" style="position:absolute;width:39319;height:46945;visibility:visible;mso-wrap-style:square" o:gfxdata="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">
+                  <v:imagedata r:id="rId16" o:title=""/>
+                </v:shape>
+                <v:shape id="Text Box 1" o:spid="_x0000_s1031" type="#_x0000_t202" style="position:absolute;top:47548;width:39319;height:2667;visibility:visible;mso-wrap-style:square;v-text-anchor:top" o:gfxdata="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" stroked="f">
+                  <v:textbox style="mso-fit-shape-to-text:t" inset="0,0,0,0">
+                    <w:txbxContent>
+                      <w:p>
+                        <w:pPr>
+                          <w:pStyle w:val="Caption"/>
+                          <w:jc w:val="center"/>
+                          <w:rPr>
+                            <w:i w:val="0"/>
+                            <w:iCs w:val="0"/>
+                            <w:noProof/>
+                          </w:rPr>
+                        </w:pPr>
+                        <w:r>
+                          <w:rPr>
+                            <w:i w:val="0"/>
+                            <w:iCs w:val="0"/>
+                          </w:rPr>
+                          <w:t xml:space="preserve">Figure </w:t>
+                        </w:r>
+                        <w:r>
+                          <w:rPr>
+                            <w:i w:val="0"/>
+                            <w:iCs w:val="0"/>
+                          </w:rPr>
+                          <w:fldChar w:fldCharType="begin"/>
+                        </w:r>
+                        <w:r>
+                          <w:rPr>
+                            <w:i w:val="0"/>
+                            <w:iCs w:val="0"/>
+                          </w:rPr>
+                          <w:instrText xml:space="preserve"> SEQ Figure \* ARABIC </w:instrText>
+                        </w:r>
+                        <w:r>
+                          <w:rPr>
+                            <w:i w:val="0"/>
+                            <w:iCs w:val="0"/>
+                          </w:rPr>
+                          <w:fldChar w:fldCharType="separate"/>
+                        </w:r>
+                        <w:r>
+                          <w:rPr>
+                            <w:i w:val="0"/>
+                            <w:iCs w:val="0"/>
+                            <w:noProof/>
+                          </w:rPr>
+                          <w:t>5</w:t>
+                        </w:r>
+                        <w:r>
+                          <w:rPr>
+                            <w:i w:val="0"/>
+                            <w:iCs w:val="0"/>
+                            <w:noProof/>
+                          </w:rPr>
+                          <w:fldChar w:fldCharType="end"/>
+                        </w:r>
+                        <w:r>
+                          <w:rPr>
+                            <w:i w:val="0"/>
+                            <w:iCs w:val="0"/>
+                          </w:rPr>
+                          <w:t>: Part (b) Adaptive Parameter Evolution</w:t>
+                        </w:r>
+                      </w:p>
+                    </w:txbxContent>
+                  </v:textbox>
+                </v:shape>
+                <w10:wrap type="topAndBottom"/>
+              </v:group>
+            </w:pict>
+          </mc:Fallback>
+        </mc:AlternateContent>
+      </w:r>
+      <w:r>
+        <w:tab/>
+        <w:t xml:space="preserve">Similar to part (a), the parameters do seem to </w:t>
+      </w:r>
+      <w:r>
+        <w:t xml:space="preserve">be </w:t>
+      </w:r>
+      <w:r>
+        <w:t>converg</w:t>
+      </w:r>
+      <w:r>
+        <w:t>ing</w:t>
+      </w:r>
+      <w:r>
+        <w:t xml:space="preserve"> to a set of values</w:t>
+      </w:r>
+      <w:r>
+        <w:t xml:space="preserve"> but not necessarily their nominal values. </w:t>
+      </w:r>
+      <w:r>
+        <w:t xml:space="preserve">Even at 1,000 seconds, not all of the parameters seemed to have converged/ </w:t>
+      </w:r>
+      <w:r>
+        <w:t>Again, this is caused by the richness of the regressor signals.</w:t>
       </w:r>
       <w:r>
         <w:t xml:space="preserve"> </w:t>
       </w:r>
-    </w:p>
-    <w:p>
-      <w:pPr>
-        <w:keepNext/>
-        <w:jc w:val="center"/>
-      </w:pPr>
-      <w:r>
-        <w:rPr>
-          <w:rFonts w:eastAsiaTheme="minorEastAsia"/>
-          <w:noProof/>
-        </w:rPr>
-        <w:lastRenderedPageBreak/>
-        <w:drawing>
-          <wp:inline distT="0" distB="0" distL="0" distR="0" wp14:anchorId="6DF35E20" wp14:editId="13E29F7C">
-            <wp:extent cx="3931920" cy="4694849"/>
-            <wp:effectExtent l="0" t="0" r="0" b="0"/>
-            <wp:docPr id="1649132174" name="Picture 6"/>
-            <wp:cNvGraphicFramePr>
-              <a:graphicFrameLocks xmlns:a="http://schemas.openxmlformats.org/drawingml/2006/main" noChangeAspect="1"/>
-            </wp:cNvGraphicFramePr>
-            <a:graphic xmlns:a="http://schemas.openxmlformats.org/drawingml/2006/main">
-              <a:graphicData uri="http://schemas.openxmlformats.org/drawingml/2006/picture">
-                <pic:pic xmlns:pic="http://schemas.openxmlformats.org/drawingml/2006/picture">
-                  <pic:nvPicPr>
-                    <pic:cNvPr id="0" name="Picture 6"/>
-                    <pic:cNvPicPr>
-                      <a:picLocks noChangeAspect="1" noChangeArrowheads="1"/>
-                    </pic:cNvPicPr>
-                  </pic:nvPicPr>
-                  <pic:blipFill>
-                    <a:blip r:embed="rId14" cstate="print">
-                      <a:extLst>
-                        <a:ext uri="{28A0092B-C50C-407E-A947-70E740481C1C}">
-                          <a14:useLocalDpi xmlns:a14="http://schemas.microsoft.com/office/drawing/2010/main" val="0"/>
-                        </a:ext>
-                      </a:extLst>
-                    </a:blip>
-                    <a:srcRect/>
-                    <a:stretch>
-                      <a:fillRect/>
-                    </a:stretch>
-                  </pic:blipFill>
-                  <pic:spPr bwMode="auto">
-                    <a:xfrm>
-                      <a:off x="0" y="0"/>
-                      <a:ext cx="3931920" cy="4694849"/>
-                    </a:xfrm>
-                    <a:prstGeom prst="rect">
-                      <a:avLst/>
-                    </a:prstGeom>
-                    <a:noFill/>
-                    <a:ln>
-                      <a:noFill/>
-                    </a:ln>
-                  </pic:spPr>
-                </pic:pic>
-              </a:graphicData>
-            </a:graphic>
-          </wp:inline>
-        </w:drawing>
-      </w:r>
-    </w:p>
-    <w:p>
-      <w:pPr>
-        <w:pStyle w:val="Caption"/>
-        <w:jc w:val="center"/>
-        <w:rPr>
-          <w:rFonts w:eastAsiaTheme="minorEastAsia"/>
-          <w:i w:val="0"/>
-          <w:iCs w:val="0"/>
-        </w:rPr>
-      </w:pPr>
-      <w:bookmarkStart w:id="3" w:name="_Ref227596042"/>
-      <w:r>
-        <w:rPr>
-          <w:i w:val="0"/>
-          <w:iCs w:val="0"/>
-        </w:rPr>
-        <w:t xml:space="preserve">Figure </w:t>
-      </w:r>
-      <w:r>
-        <w:rPr>
-          <w:i w:val="0"/>
-          <w:iCs w:val="0"/>
-        </w:rPr>
-        <w:fldChar w:fldCharType="begin"/>
-      </w:r>
-      <w:r>
-        <w:rPr>
-          <w:i w:val="0"/>
-          <w:iCs w:val="0"/>
-        </w:rPr>
-        <w:instrText xml:space="preserve"> SEQ Figure \* ARABIC </w:instrText>
-      </w:r>
-      <w:r>
-        <w:rPr>
-          <w:i w:val="0"/>
-          <w:iCs w:val="0"/>
-        </w:rPr>
-        <w:fldChar w:fldCharType="separate"/>
-      </w:r>
-      <w:r>
-        <w:rPr>
-          <w:i w:val="0"/>
-          <w:iCs w:val="0"/>
-          <w:noProof/>
-        </w:rPr>
-        <w:t>5</w:t>
-      </w:r>
-      <w:r>
-        <w:rPr>
-          <w:i w:val="0"/>
-          <w:iCs w:val="0"/>
-        </w:rPr>
-        <w:fldChar w:fldCharType="end"/>
-      </w:r>
-      <w:bookmarkEnd w:id="3"/>
-      <w:r>
-        <w:rPr>
-          <w:i w:val="0"/>
-          <w:iCs w:val="0"/>
-        </w:rPr>
-        <w:t>: Part (b) Adaptive Parameter Evolution</w:t>
+      <m:oMath>
+        <m:r>
+          <w:rPr>
+            <w:rFonts w:ascii="Cambria Math" w:hAnsi="Cambria Math"/>
+          </w:rPr>
+          <m:t>c</m:t>
+        </m:r>
+        <m:sSub>
+          <m:sSubPr>
+            <m:ctrlPr>
+              <w:rPr>
+                <w:rFonts w:ascii="Cambria Math" w:hAnsi="Cambria Math"/>
+                <w:i/>
+              </w:rPr>
+            </m:ctrlPr>
+          </m:sSubPr>
+          <m:e>
+            <m:r>
+              <w:rPr>
+                <w:rFonts w:ascii="Cambria Math" w:hAnsi="Cambria Math"/>
+              </w:rPr>
+              <m:t>*</m:t>
+            </m:r>
+          </m:e>
+          <m:sub>
+            <m:r>
+              <w:rPr>
+                <w:rFonts w:ascii="Cambria Math" w:hAnsi="Cambria Math"/>
+              </w:rPr>
+              <m:t>0</m:t>
+            </m:r>
+          </m:sub>
+        </m:sSub>
+        <m:r>
+          <w:rPr>
+            <w:rFonts w:ascii="Cambria Math" w:hAnsi="Cambria Math"/>
+          </w:rPr>
+          <m:t xml:space="preserve">, </m:t>
+        </m:r>
+        <m:sSup>
+          <m:sSupPr>
+            <m:ctrlPr>
+              <w:rPr>
+                <w:rFonts w:ascii="Cambria Math" w:hAnsi="Cambria Math"/>
+                <w:i/>
+              </w:rPr>
+            </m:ctrlPr>
+          </m:sSupPr>
+          <m:e>
+            <m:r>
+              <w:rPr>
+                <w:rFonts w:ascii="Cambria Math" w:hAnsi="Cambria Math"/>
+              </w:rPr>
+              <m:t>c</m:t>
+            </m:r>
+          </m:e>
+          <m:sup>
+            <m:r>
+              <w:rPr>
+                <w:rFonts w:ascii="Cambria Math" w:hAnsi="Cambria Math"/>
+              </w:rPr>
+              <m:t>*</m:t>
+            </m:r>
+          </m:sup>
+        </m:sSup>
+        <m:r>
+          <w:rPr>
+            <w:rFonts w:ascii="Cambria Math" w:hAnsi="Cambria Math"/>
+          </w:rPr>
+          <m:t>,</m:t>
+        </m:r>
+      </m:oMath>
+      <w:r>
+        <w:rPr>
+          <w:rFonts w:eastAsiaTheme="minorEastAsia"/>
+        </w:rPr>
+        <w:t xml:space="preserve"> and </w:t>
+      </w:r>
+      <m:oMath>
+        <m:sSubSup>
+          <m:sSubSupPr>
+            <m:ctrlPr>
+              <w:rPr>
+                <w:rFonts w:ascii="Cambria Math" w:eastAsiaTheme="minorEastAsia" w:hAnsi="Cambria Math"/>
+                <w:i/>
+              </w:rPr>
+            </m:ctrlPr>
+          </m:sSubSupPr>
+          <m:e>
+            <m:r>
+              <w:rPr>
+                <w:rFonts w:ascii="Cambria Math" w:eastAsiaTheme="minorEastAsia" w:hAnsi="Cambria Math"/>
+              </w:rPr>
+              <m:t>d</m:t>
+            </m:r>
+          </m:e>
+          <m:sub>
+            <m:r>
+              <w:rPr>
+                <w:rFonts w:ascii="Cambria Math" w:eastAsiaTheme="minorEastAsia" w:hAnsi="Cambria Math"/>
+              </w:rPr>
+              <m:t>0</m:t>
+            </m:r>
+          </m:sub>
+          <m:sup>
+            <m:r>
+              <w:rPr>
+                <w:rFonts w:ascii="Cambria Math" w:eastAsiaTheme="minorEastAsia" w:hAnsi="Cambria Math"/>
+              </w:rPr>
+              <m:t>*</m:t>
+            </m:r>
+          </m:sup>
+        </m:sSubSup>
+        <m:r>
+          <w:rPr>
+            <w:rFonts w:ascii="Cambria Math" w:eastAsiaTheme="minorEastAsia" w:hAnsi="Cambria Math"/>
+          </w:rPr>
+          <m:t xml:space="preserve"> </m:t>
+        </m:r>
+      </m:oMath>
+      <w:r>
+        <w:rPr>
+          <w:rFonts w:eastAsiaTheme="minorEastAsia"/>
+        </w:rPr>
+        <w:t xml:space="preserve"> each show oscillations corresponding to the spikes in error magnitude. </w:t>
+      </w:r>
+      <m:oMath>
+        <m:sSubSup>
+          <m:sSubSupPr>
+            <m:ctrlPr>
+              <w:rPr>
+                <w:rFonts w:ascii="Cambria Math" w:eastAsiaTheme="minorEastAsia" w:hAnsi="Cambria Math"/>
+                <w:i/>
+              </w:rPr>
+            </m:ctrlPr>
+          </m:sSubSupPr>
+          <m:e>
+            <m:r>
+              <w:rPr>
+                <w:rFonts w:ascii="Cambria Math" w:eastAsiaTheme="minorEastAsia" w:hAnsi="Cambria Math"/>
+              </w:rPr>
+              <m:t>c</m:t>
+            </m:r>
+          </m:e>
+          <m:sub>
+            <m:r>
+              <w:rPr>
+                <w:rFonts w:ascii="Cambria Math" w:eastAsiaTheme="minorEastAsia" w:hAnsi="Cambria Math"/>
+              </w:rPr>
+              <m:t>0</m:t>
+            </m:r>
+          </m:sub>
+          <m:sup>
+            <m:r>
+              <w:rPr>
+                <w:rFonts w:ascii="Cambria Math" w:eastAsiaTheme="minorEastAsia" w:hAnsi="Cambria Math"/>
+              </w:rPr>
+              <m:t>*</m:t>
+            </m:r>
+          </m:sup>
+        </m:sSubSup>
+      </m:oMath>
+      <w:r>
+        <w:rPr>
+          <w:rFonts w:eastAsiaTheme="minorEastAsia"/>
+        </w:rPr>
+        <w:t xml:space="preserve">  and </w:t>
+      </w:r>
+      <m:oMath>
+        <m:sSubSup>
+          <m:sSubSupPr>
+            <m:ctrlPr>
+              <w:rPr>
+                <w:rFonts w:ascii="Cambria Math" w:eastAsiaTheme="minorEastAsia" w:hAnsi="Cambria Math"/>
+                <w:i/>
+              </w:rPr>
+            </m:ctrlPr>
+          </m:sSubSupPr>
+          <m:e>
+            <m:r>
+              <w:rPr>
+                <w:rFonts w:ascii="Cambria Math" w:eastAsiaTheme="minorEastAsia" w:hAnsi="Cambria Math"/>
+              </w:rPr>
+              <m:t>d</m:t>
+            </m:r>
+          </m:e>
+          <m:sub>
+            <m:r>
+              <w:rPr>
+                <w:rFonts w:ascii="Cambria Math" w:eastAsiaTheme="minorEastAsia" w:hAnsi="Cambria Math"/>
+              </w:rPr>
+              <m:t>0</m:t>
+            </m:r>
+          </m:sub>
+          <m:sup>
+            <m:r>
+              <w:rPr>
+                <w:rFonts w:ascii="Cambria Math" w:eastAsiaTheme="minorEastAsia" w:hAnsi="Cambria Math"/>
+              </w:rPr>
+              <m:t>*</m:t>
+            </m:r>
+          </m:sup>
+        </m:sSubSup>
+        <m:r>
+          <w:rPr>
+            <w:rFonts w:ascii="Cambria Math" w:eastAsiaTheme="minorEastAsia" w:hAnsi="Cambria Math"/>
+          </w:rPr>
+          <m:t xml:space="preserve"> </m:t>
+        </m:r>
+      </m:oMath>
+      <w:r>
+        <w:rPr>
+          <w:rFonts w:eastAsiaTheme="minorEastAsia"/>
+        </w:rPr>
+        <w:t xml:space="preserve">are showing smaller magnitude, higher frequency oscillations as well. </w:t>
+      </w:r>
+      <w:r>
+        <w:rPr>
+          <w:rFonts w:eastAsiaTheme="minorEastAsia"/>
+        </w:rPr>
+        <w:t xml:space="preserve">The parameter </w:t>
+      </w:r>
+      <m:oMath>
+        <m:r>
+          <w:rPr>
+            <w:rFonts w:ascii="Cambria Math" w:hAnsi="Cambria Math"/>
+          </w:rPr>
+          <m:t>d</m:t>
+        </m:r>
+      </m:oMath>
+      <w:r>
+        <w:rPr>
+          <w:rFonts w:eastAsiaTheme="minorEastAsia"/>
+        </w:rPr>
+        <w:t xml:space="preserve"> is showing a constant drift upwards. </w:t>
       </w:r>
     </w:p>
     <w:p>
@@ -8011,6 +8241,7 @@
         <w:pStyle w:val="Heading2"/>
       </w:pPr>
       <w:r>
+        <w:lastRenderedPageBreak/>
         <w:t>Part (a)</w:t>
       </w:r>
     </w:p>
@@ -8018,10 +8249,10 @@
       <w:pPr>
         <w:ind w:firstLine="720"/>
         <w:jc w:val="both"/>
-        <w:rPr>
-          <w:rFonts w:eastAsiaTheme="minorEastAsia"/>
-        </w:rPr>
       </w:pPr>
+      <w:r>
+        <w:t xml:space="preserve">The plant and model have the same relative degree and are both minimum phase. This means that indirect MRAC can be applied to this problem. </w:t>
+      </w:r>
       <w:r>
         <w:t xml:space="preserve">For a minimal degree estimator and state variable filter, </w:t>
       </w:r>
@@ -8318,7 +8549,7 @@
                 <w:rPr>
                   <w:rFonts w:ascii="Cambria Math" w:eastAsiaTheme="minorEastAsia" w:hAnsi="Cambria Math"/>
                 </w:rPr>
-                <m:t>r+</m:t>
+                <m:t>R+</m:t>
               </m:r>
               <m:f>
                 <m:fPr>
@@ -8472,7 +8703,6 @@
             <w:rPr>
               <w:rFonts w:ascii="Cambria Math" w:eastAsiaTheme="minorEastAsia" w:hAnsi="Cambria Math"/>
             </w:rPr>
-            <w:lastRenderedPageBreak/>
             <m:t>=</m:t>
           </m:r>
           <m:d>
@@ -8559,7 +8789,7 @@
                 <w:rPr>
                   <w:rFonts w:ascii="Cambria Math" w:eastAsiaTheme="minorEastAsia" w:hAnsi="Cambria Math"/>
                 </w:rPr>
-                <m:t>r+</m:t>
+                <m:t>R+</m:t>
               </m:r>
               <m:d>
                 <m:dPr>
@@ -9931,7 +10161,8 @@
         <w:rPr>
           <w:rFonts w:eastAsiaTheme="minorEastAsia"/>
         </w:rPr>
-        <w:t xml:space="preserve">Adaptive control can be implemented using system identification on </w:t>
+        <w:lastRenderedPageBreak/>
+        <w:t xml:space="preserve">Indirect MRAC will be implemented by estimating plant parameters </w:t>
       </w:r>
       <m:oMath>
         <m:r>
@@ -10664,64 +10895,906 @@
         <w:t>Part (b)</w:t>
       </w:r>
     </w:p>
-    <w:p/>
     <w:p>
       <w:pPr>
-        <w:jc w:val="center"/>
+        <w:ind w:firstLine="720"/>
+        <w:jc w:val="both"/>
       </w:pPr>
       <w:r>
         <w:rPr>
           <w:noProof/>
         </w:rPr>
+        <mc:AlternateContent>
+          <mc:Choice Requires="wpg">
+            <w:drawing>
+              <wp:anchor distT="0" distB="0" distL="114300" distR="114300" simplePos="0" relativeHeight="251664384" behindDoc="0" locked="0" layoutInCell="1" allowOverlap="1" wp14:anchorId="053E6ED3" wp14:editId="0AD2299A">
+                <wp:simplePos x="0" y="0"/>
+                <wp:positionH relativeFrom="column">
+                  <wp:posOffset>1375576</wp:posOffset>
+                </wp:positionH>
+                <wp:positionV relativeFrom="paragraph">
+                  <wp:posOffset>1425244</wp:posOffset>
+                </wp:positionV>
+                <wp:extent cx="3200400" cy="2969895"/>
+                <wp:effectExtent l="0" t="0" r="0" b="1905"/>
+                <wp:wrapTopAndBottom/>
+                <wp:docPr id="2104735087" name="Group 4"/>
+                <wp:cNvGraphicFramePr/>
+                <a:graphic xmlns:a="http://schemas.openxmlformats.org/drawingml/2006/main">
+                  <a:graphicData uri="http://schemas.microsoft.com/office/word/2010/wordprocessingGroup">
+                    <wpg:wgp>
+                      <wpg:cNvGrpSpPr/>
+                      <wpg:grpSpPr>
+                        <a:xfrm>
+                          <a:off x="0" y="0"/>
+                          <a:ext cx="3200400" cy="2969895"/>
+                          <a:chOff x="0" y="0"/>
+                          <a:chExt cx="3200400" cy="2969895"/>
+                        </a:xfrm>
+                      </wpg:grpSpPr>
+                      <pic:pic xmlns:pic="http://schemas.openxmlformats.org/drawingml/2006/picture">
+                        <pic:nvPicPr>
+                          <pic:cNvPr id="2080610985" name="Picture 8"/>
+                          <pic:cNvPicPr>
+                            <a:picLocks noChangeAspect="1"/>
+                          </pic:cNvPicPr>
+                        </pic:nvPicPr>
+                        <pic:blipFill>
+                          <a:blip r:embed="rId17" cstate="print">
+                            <a:extLst>
+                              <a:ext uri="{28A0092B-C50C-407E-A947-70E740481C1C}">
+                                <a14:useLocalDpi xmlns:a14="http://schemas.microsoft.com/office/drawing/2010/main" val="0"/>
+                              </a:ext>
+                            </a:extLst>
+                          </a:blip>
+                          <a:srcRect/>
+                          <a:stretch>
+                            <a:fillRect/>
+                          </a:stretch>
+                        </pic:blipFill>
+                        <pic:spPr bwMode="auto">
+                          <a:xfrm>
+                            <a:off x="0" y="0"/>
+                            <a:ext cx="3200400" cy="2647950"/>
+                          </a:xfrm>
+                          <a:prstGeom prst="rect">
+                            <a:avLst/>
+                          </a:prstGeom>
+                          <a:noFill/>
+                          <a:ln>
+                            <a:noFill/>
+                          </a:ln>
+                        </pic:spPr>
+                      </pic:pic>
+                      <wps:wsp>
+                        <wps:cNvPr id="161987653" name="Text Box 1"/>
+                        <wps:cNvSpPr txBox="1"/>
+                        <wps:spPr>
+                          <a:xfrm>
+                            <a:off x="0" y="2703195"/>
+                            <a:ext cx="3200400" cy="266700"/>
+                          </a:xfrm>
+                          <a:prstGeom prst="rect">
+                            <a:avLst/>
+                          </a:prstGeom>
+                          <a:solidFill>
+                            <a:prstClr val="white"/>
+                          </a:solidFill>
+                          <a:ln>
+                            <a:noFill/>
+                          </a:ln>
+                        </wps:spPr>
+                        <wps:txbx>
+                          <w:txbxContent>
+                            <w:p>
+                              <w:pPr>
+                                <w:pStyle w:val="Caption"/>
+                                <w:jc w:val="center"/>
+                                <w:rPr>
+                                  <w:i w:val="0"/>
+                                  <w:iCs w:val="0"/>
+                                  <w:noProof/>
+                                </w:rPr>
+                              </w:pPr>
+                              <w:r>
+                                <w:rPr>
+                                  <w:i w:val="0"/>
+                                  <w:iCs w:val="0"/>
+                                </w:rPr>
+                                <w:t xml:space="preserve">Figure </w:t>
+                              </w:r>
+                              <w:r>
+                                <w:rPr>
+                                  <w:i w:val="0"/>
+                                  <w:iCs w:val="0"/>
+                                </w:rPr>
+                                <w:fldChar w:fldCharType="begin"/>
+                              </w:r>
+                              <w:r>
+                                <w:rPr>
+                                  <w:i w:val="0"/>
+                                  <w:iCs w:val="0"/>
+                                </w:rPr>
+                                <w:instrText xml:space="preserve"> SEQ Figure \* ARABIC </w:instrText>
+                              </w:r>
+                              <w:r>
+                                <w:rPr>
+                                  <w:i w:val="0"/>
+                                  <w:iCs w:val="0"/>
+                                </w:rPr>
+                                <w:fldChar w:fldCharType="separate"/>
+                              </w:r>
+                              <w:r>
+                                <w:rPr>
+                                  <w:i w:val="0"/>
+                                  <w:iCs w:val="0"/>
+                                  <w:noProof/>
+                                </w:rPr>
+                                <w:t>6</w:t>
+                              </w:r>
+                              <w:r>
+                                <w:rPr>
+                                  <w:i w:val="0"/>
+                                  <w:iCs w:val="0"/>
+                                </w:rPr>
+                                <w:fldChar w:fldCharType="end"/>
+                              </w:r>
+                              <w:r>
+                                <w:rPr>
+                                  <w:i w:val="0"/>
+                                  <w:iCs w:val="0"/>
+                                </w:rPr>
+                                <w:t>: Indirect MRAC Output</w:t>
+                              </w:r>
+                            </w:p>
+                          </w:txbxContent>
+                        </wps:txbx>
+                        <wps:bodyPr rot="0" spcFirstLastPara="0" vertOverflow="overflow" horzOverflow="overflow" vert="horz" wrap="square" lIns="0" tIns="0" rIns="0" bIns="0" numCol="1" spcCol="0" rtlCol="0" fromWordArt="0" anchor="t" anchorCtr="0" forceAA="0" compatLnSpc="1">
+                          <a:prstTxWarp prst="textNoShape">
+                            <a:avLst/>
+                          </a:prstTxWarp>
+                          <a:spAutoFit/>
+                        </wps:bodyPr>
+                      </wps:wsp>
+                    </wpg:wgp>
+                  </a:graphicData>
+                </a:graphic>
+              </wp:anchor>
+            </w:drawing>
+          </mc:Choice>
+          <mc:Fallback>
+            <w:pict>
+              <v:group w14:anchorId="053E6ED3" id="Group 4" o:spid="_x0000_s1032" style="position:absolute;left:0;text-align:left;margin-left:108.3pt;margin-top:112.2pt;width:252pt;height:233.85pt;z-index:251664384" coordsize="32004,29698" o:gfxdata="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">
+                <v:shape id="Picture 8" o:spid="_x0000_s1033" type="#_x0000_t75" style="position:absolute;width:32004;height:26479;visibility:visible;mso-wrap-style:square" o:gfxdata="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">
+                  <v:imagedata r:id="rId18" o:title=""/>
+                </v:shape>
+                <v:shape id="Text Box 1" o:spid="_x0000_s1034" type="#_x0000_t202" style="position:absolute;top:27031;width:32004;height:2667;visibility:visible;mso-wrap-style:square;v-text-anchor:top" o:gfxdata="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" stroked="f">
+                  <v:textbox style="mso-fit-shape-to-text:t" inset="0,0,0,0">
+                    <w:txbxContent>
+                      <w:p>
+                        <w:pPr>
+                          <w:pStyle w:val="Caption"/>
+                          <w:jc w:val="center"/>
+                          <w:rPr>
+                            <w:i w:val="0"/>
+                            <w:iCs w:val="0"/>
+                            <w:noProof/>
+                          </w:rPr>
+                        </w:pPr>
+                        <w:r>
+                          <w:rPr>
+                            <w:i w:val="0"/>
+                            <w:iCs w:val="0"/>
+                          </w:rPr>
+                          <w:t xml:space="preserve">Figure </w:t>
+                        </w:r>
+                        <w:r>
+                          <w:rPr>
+                            <w:i w:val="0"/>
+                            <w:iCs w:val="0"/>
+                          </w:rPr>
+                          <w:fldChar w:fldCharType="begin"/>
+                        </w:r>
+                        <w:r>
+                          <w:rPr>
+                            <w:i w:val="0"/>
+                            <w:iCs w:val="0"/>
+                          </w:rPr>
+                          <w:instrText xml:space="preserve"> SEQ Figure \* ARABIC </w:instrText>
+                        </w:r>
+                        <w:r>
+                          <w:rPr>
+                            <w:i w:val="0"/>
+                            <w:iCs w:val="0"/>
+                          </w:rPr>
+                          <w:fldChar w:fldCharType="separate"/>
+                        </w:r>
+                        <w:r>
+                          <w:rPr>
+                            <w:i w:val="0"/>
+                            <w:iCs w:val="0"/>
+                            <w:noProof/>
+                          </w:rPr>
+                          <w:t>6</w:t>
+                        </w:r>
+                        <w:r>
+                          <w:rPr>
+                            <w:i w:val="0"/>
+                            <w:iCs w:val="0"/>
+                          </w:rPr>
+                          <w:fldChar w:fldCharType="end"/>
+                        </w:r>
+                        <w:r>
+                          <w:rPr>
+                            <w:i w:val="0"/>
+                            <w:iCs w:val="0"/>
+                          </w:rPr>
+                          <w:t>: Indirect MRAC Output</w:t>
+                        </w:r>
+                      </w:p>
+                    </w:txbxContent>
+                  </v:textbox>
+                </v:shape>
+                <w10:wrap type="topAndBottom"/>
+              </v:group>
+            </w:pict>
+          </mc:Fallback>
+        </mc:AlternateContent>
+      </w:r>
+      <w:r>
+        <w:t xml:space="preserve">The plant output initially sees a very large spike, then quickly approaches the </w:t>
+      </w:r>
+      <w:r>
+        <w:t>output of the reference model.</w:t>
+      </w:r>
+      <w:r>
+        <w:t xml:space="preserve"> </w:t>
+      </w:r>
+      <w:r>
+        <w:rPr>
+          <w:b/>
+          <w:bCs/>
+        </w:rPr>
+        <w:t>[</w:t>
+      </w:r>
+      <w:r>
+        <w:t>Talk about conditions for output error going to 0</w:t>
+      </w:r>
+      <w:r>
+        <w:rPr>
+          <w:b/>
+          <w:bCs/>
+        </w:rPr>
+        <w:t>]</w:t>
+      </w:r>
+      <w:r>
+        <w:t>.</w:t>
+      </w:r>
+      <w:r>
+        <w:t xml:space="preserve"> </w:t>
+      </w:r>
+      <w:r>
+        <w:t xml:space="preserve">As the reference changes from 1 to -1, the plant </w:t>
+      </w:r>
+      <w:r>
+        <w:t>responds faster than the reference model.</w:t>
+      </w:r>
+      <w:r>
+        <w:t xml:space="preserve"> </w:t>
+      </w:r>
+      <w:r>
+        <w:t xml:space="preserve"> </w:t>
+      </w:r>
+      <w:r>
+        <w:t xml:space="preserve">The reason for the spike during </w:t>
+      </w:r>
+      <w:r>
+        <w:t>transience</w:t>
+      </w:r>
+      <w:r>
+        <w:t xml:space="preserve"> is the </w:t>
+      </w:r>
+      <w:r>
+        <w:t xml:space="preserve">initial values of </w:t>
+      </w:r>
+      <m:oMath>
+        <m:acc>
+          <m:accPr>
+            <m:ctrlPr>
+              <w:rPr>
+                <w:rFonts w:ascii="Cambria Math" w:hAnsi="Cambria Math"/>
+                <w:i/>
+              </w:rPr>
+            </m:ctrlPr>
+          </m:accPr>
+          <m:e>
+            <m:r>
+              <w:rPr>
+                <w:rFonts w:ascii="Cambria Math" w:hAnsi="Cambria Math"/>
+              </w:rPr>
+              <m:t>b</m:t>
+            </m:r>
+          </m:e>
+        </m:acc>
+        <m:r>
+          <w:rPr>
+            <w:rFonts w:ascii="Cambria Math" w:hAnsi="Cambria Math"/>
+          </w:rPr>
+          <m:t>=0</m:t>
+        </m:r>
+      </m:oMath>
+      <w:r>
+        <w:rPr>
+          <w:rFonts w:eastAsiaTheme="minorEastAsia"/>
+        </w:rPr>
+        <w:t xml:space="preserve">. From the control law above, small values of </w:t>
+      </w:r>
+      <m:oMath>
+        <m:acc>
+          <m:accPr>
+            <m:ctrlPr>
+              <w:rPr>
+                <w:rFonts w:ascii="Cambria Math" w:eastAsiaTheme="minorEastAsia" w:hAnsi="Cambria Math"/>
+                <w:i/>
+              </w:rPr>
+            </m:ctrlPr>
+          </m:accPr>
+          <m:e>
+            <m:r>
+              <w:rPr>
+                <w:rFonts w:ascii="Cambria Math" w:eastAsiaTheme="minorEastAsia" w:hAnsi="Cambria Math"/>
+              </w:rPr>
+              <m:t>b</m:t>
+            </m:r>
+          </m:e>
+        </m:acc>
+      </m:oMath>
+      <w:r>
+        <w:rPr>
+          <w:rFonts w:eastAsiaTheme="minorEastAsia"/>
+        </w:rPr>
+        <w:t xml:space="preserve"> drive the control input to very large values. </w:t>
+      </w:r>
+      <w:r>
+        <w:rPr>
+          <w:rFonts w:eastAsiaTheme="minorEastAsia"/>
+        </w:rPr>
+        <w:t>This in turn will cause the plant output to explode as</w:t>
+      </w:r>
+      <w:r>
+        <w:rPr>
+          <w:rFonts w:eastAsiaTheme="minorEastAsia"/>
+        </w:rPr>
+        <w:t xml:space="preserve"> it does during the </w:t>
+      </w:r>
+      <w:r>
+        <w:rPr>
+          <w:rFonts w:eastAsiaTheme="minorEastAsia"/>
+        </w:rPr>
+        <w:t>early</w:t>
+      </w:r>
+      <w:r>
+        <w:rPr>
+          <w:rFonts w:eastAsiaTheme="minorEastAsia"/>
+        </w:rPr>
+        <w:t xml:space="preserve"> steps</w:t>
+      </w:r>
+      <w:r>
+        <w:rPr>
+          <w:rFonts w:eastAsiaTheme="minorEastAsia"/>
+        </w:rPr>
+        <w:t>.</w:t>
+      </w:r>
+    </w:p>
+    <w:p>
+      <w:pPr>
+        <w:ind w:firstLine="720"/>
+      </w:pPr>
+      <w:r>
+        <w:t xml:space="preserve">The parameter estimates quickly converge </w:t>
+      </w:r>
+      <w:r>
+        <w:t>on</w:t>
+      </w:r>
+      <w:r>
+        <w:t xml:space="preserve"> their true values</w:t>
+      </w:r>
+      <w:r>
+        <w:t xml:space="preserve">. </w:t>
+      </w:r>
+      <w:r>
+        <w:t xml:space="preserve"> As the plant parameter estimates tend towards their true values, the controller parameters approach their nominal values</w:t>
+      </w:r>
+      <w:r>
+        <w:t xml:space="preserve"> at similar rates</w:t>
+      </w:r>
+      <w:r>
+        <w:t xml:space="preserve">. </w:t>
+      </w:r>
+    </w:p>
+    <w:p>
+      <w:r>
+        <w:rPr>
+          <w:noProof/>
+        </w:rPr>
         <w:lastRenderedPageBreak/>
-        <w:drawing>
-          <wp:inline distT="0" distB="0" distL="0" distR="0" wp14:anchorId="6FBD4302" wp14:editId="368DA32D">
-            <wp:extent cx="3200400" cy="2648273"/>
-            <wp:effectExtent l="0" t="0" r="0" b="0"/>
-            <wp:docPr id="2031085932" name="Picture 8"/>
-            <wp:cNvGraphicFramePr>
-              <a:graphicFrameLocks xmlns:a="http://schemas.openxmlformats.org/drawingml/2006/main" noChangeAspect="1"/>
-            </wp:cNvGraphicFramePr>
-            <a:graphic xmlns:a="http://schemas.openxmlformats.org/drawingml/2006/main">
-              <a:graphicData uri="http://schemas.openxmlformats.org/drawingml/2006/picture">
-                <pic:pic xmlns:pic="http://schemas.openxmlformats.org/drawingml/2006/picture">
-                  <pic:nvPicPr>
-                    <pic:cNvPr id="0" name="Picture 8"/>
-                    <pic:cNvPicPr>
-                      <a:picLocks noChangeAspect="1" noChangeArrowheads="1"/>
-                    </pic:cNvPicPr>
-                  </pic:nvPicPr>
-                  <pic:blipFill>
-                    <a:blip r:embed="rId15" cstate="print">
-                      <a:extLst>
-                        <a:ext uri="{28A0092B-C50C-407E-A947-70E740481C1C}">
-                          <a14:useLocalDpi xmlns:a14="http://schemas.microsoft.com/office/drawing/2010/main" val="0"/>
-                        </a:ext>
-                      </a:extLst>
-                    </a:blip>
-                    <a:srcRect/>
-                    <a:stretch>
-                      <a:fillRect/>
-                    </a:stretch>
-                  </pic:blipFill>
-                  <pic:spPr bwMode="auto">
-                    <a:xfrm>
-                      <a:off x="0" y="0"/>
-                      <a:ext cx="3200400" cy="2648273"/>
-                    </a:xfrm>
-                    <a:prstGeom prst="rect">
-                      <a:avLst/>
-                    </a:prstGeom>
-                    <a:noFill/>
-                    <a:ln>
-                      <a:noFill/>
-                    </a:ln>
-                  </pic:spPr>
-                </pic:pic>
-              </a:graphicData>
-            </a:graphic>
-          </wp:inline>
-        </w:drawing>
+        <mc:AlternateContent>
+          <mc:Choice Requires="wpg">
+            <w:drawing>
+              <wp:anchor distT="0" distB="0" distL="114300" distR="114300" simplePos="0" relativeHeight="251672576" behindDoc="0" locked="0" layoutInCell="1" allowOverlap="1" wp14:anchorId="003B335F" wp14:editId="4E0C5001">
+                <wp:simplePos x="0" y="0"/>
+                <wp:positionH relativeFrom="column">
+                  <wp:posOffset>3045350</wp:posOffset>
+                </wp:positionH>
+                <wp:positionV relativeFrom="paragraph">
+                  <wp:posOffset>0</wp:posOffset>
+                </wp:positionV>
+                <wp:extent cx="2926080" cy="2691765"/>
+                <wp:effectExtent l="0" t="0" r="7620" b="0"/>
+                <wp:wrapTopAndBottom/>
+                <wp:docPr id="353639362" name="Group 8"/>
+                <wp:cNvGraphicFramePr/>
+                <a:graphic xmlns:a="http://schemas.openxmlformats.org/drawingml/2006/main">
+                  <a:graphicData uri="http://schemas.microsoft.com/office/word/2010/wordprocessingGroup">
+                    <wpg:wgp>
+                      <wpg:cNvGrpSpPr/>
+                      <wpg:grpSpPr>
+                        <a:xfrm>
+                          <a:off x="0" y="0"/>
+                          <a:ext cx="2926080" cy="2691765"/>
+                          <a:chOff x="0" y="0"/>
+                          <a:chExt cx="2926080" cy="2691765"/>
+                        </a:xfrm>
+                      </wpg:grpSpPr>
+                      <pic:pic xmlns:pic="http://schemas.openxmlformats.org/drawingml/2006/picture">
+                        <pic:nvPicPr>
+                          <pic:cNvPr id="1038448625" name="Picture 10"/>
+                          <pic:cNvPicPr>
+                            <a:picLocks noChangeAspect="1"/>
+                          </pic:cNvPicPr>
+                        </pic:nvPicPr>
+                        <pic:blipFill>
+                          <a:blip r:embed="rId19" cstate="print">
+                            <a:extLst>
+                              <a:ext uri="{28A0092B-C50C-407E-A947-70E740481C1C}">
+                                <a14:useLocalDpi xmlns:a14="http://schemas.microsoft.com/office/drawing/2010/main" val="0"/>
+                              </a:ext>
+                            </a:extLst>
+                          </a:blip>
+                          <a:srcRect/>
+                          <a:stretch>
+                            <a:fillRect/>
+                          </a:stretch>
+                        </pic:blipFill>
+                        <pic:spPr bwMode="auto">
+                          <a:xfrm>
+                            <a:off x="0" y="0"/>
+                            <a:ext cx="2926080" cy="2364740"/>
+                          </a:xfrm>
+                          <a:prstGeom prst="rect">
+                            <a:avLst/>
+                          </a:prstGeom>
+                          <a:noFill/>
+                          <a:ln>
+                            <a:noFill/>
+                          </a:ln>
+                        </pic:spPr>
+                      </pic:pic>
+                      <wps:wsp>
+                        <wps:cNvPr id="961823040" name="Text Box 1"/>
+                        <wps:cNvSpPr txBox="1"/>
+                        <wps:spPr>
+                          <a:xfrm>
+                            <a:off x="0" y="2425065"/>
+                            <a:ext cx="2926080" cy="266700"/>
+                          </a:xfrm>
+                          <a:prstGeom prst="rect">
+                            <a:avLst/>
+                          </a:prstGeom>
+                          <a:solidFill>
+                            <a:prstClr val="white"/>
+                          </a:solidFill>
+                          <a:ln>
+                            <a:noFill/>
+                          </a:ln>
+                        </wps:spPr>
+                        <wps:txbx>
+                          <w:txbxContent>
+                            <w:p>
+                              <w:pPr>
+                                <w:pStyle w:val="Caption"/>
+                                <w:jc w:val="center"/>
+                                <w:rPr>
+                                  <w:i w:val="0"/>
+                                  <w:iCs w:val="0"/>
+                                  <w:noProof/>
+                                </w:rPr>
+                              </w:pPr>
+                              <w:r>
+                                <w:rPr>
+                                  <w:i w:val="0"/>
+                                  <w:iCs w:val="0"/>
+                                </w:rPr>
+                                <w:t xml:space="preserve">Figure </w:t>
+                              </w:r>
+                              <w:r>
+                                <w:rPr>
+                                  <w:i w:val="0"/>
+                                  <w:iCs w:val="0"/>
+                                </w:rPr>
+                                <w:fldChar w:fldCharType="begin"/>
+                              </w:r>
+                              <w:r>
+                                <w:rPr>
+                                  <w:i w:val="0"/>
+                                  <w:iCs w:val="0"/>
+                                </w:rPr>
+                                <w:instrText xml:space="preserve"> SEQ Figure \* ARABIC </w:instrText>
+                              </w:r>
+                              <w:r>
+                                <w:rPr>
+                                  <w:i w:val="0"/>
+                                  <w:iCs w:val="0"/>
+                                </w:rPr>
+                                <w:fldChar w:fldCharType="separate"/>
+                              </w:r>
+                              <w:r>
+                                <w:rPr>
+                                  <w:i w:val="0"/>
+                                  <w:iCs w:val="0"/>
+                                  <w:noProof/>
+                                </w:rPr>
+                                <w:t>8</w:t>
+                              </w:r>
+                              <w:r>
+                                <w:rPr>
+                                  <w:i w:val="0"/>
+                                  <w:iCs w:val="0"/>
+                                </w:rPr>
+                                <w:fldChar w:fldCharType="end"/>
+                              </w:r>
+                              <w:r>
+                                <w:rPr>
+                                  <w:i w:val="0"/>
+                                  <w:iCs w:val="0"/>
+                                </w:rPr>
+                                <w:t>: Controller Parameter Adaptation</w:t>
+                              </w:r>
+                            </w:p>
+                          </w:txbxContent>
+                        </wps:txbx>
+                        <wps:bodyPr rot="0" spcFirstLastPara="0" vertOverflow="overflow" horzOverflow="overflow" vert="horz" wrap="square" lIns="0" tIns="0" rIns="0" bIns="0" numCol="1" spcCol="0" rtlCol="0" fromWordArt="0" anchor="t" anchorCtr="0" forceAA="0" compatLnSpc="1">
+                          <a:prstTxWarp prst="textNoShape">
+                            <a:avLst/>
+                          </a:prstTxWarp>
+                          <a:spAutoFit/>
+                        </wps:bodyPr>
+                      </wps:wsp>
+                    </wpg:wgp>
+                  </a:graphicData>
+                </a:graphic>
+              </wp:anchor>
+            </w:drawing>
+          </mc:Choice>
+          <mc:Fallback>
+            <w:pict>
+              <v:group w14:anchorId="003B335F" id="Group 8" o:spid="_x0000_s1035" style="position:absolute;margin-left:239.8pt;margin-top:0;width:230.4pt;height:211.95pt;z-index:251672576" coordsize="29260,26917" o:gfxdata="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">
+                <v:shape id="Picture 10" o:spid="_x0000_s1036" type="#_x0000_t75" style="position:absolute;width:29260;height:23647;visibility:visible;mso-wrap-style:square" o:gfxdata="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">
+                  <v:imagedata r:id="rId20" o:title=""/>
+                </v:shape>
+                <v:shape id="Text Box 1" o:spid="_x0000_s1037" type="#_x0000_t202" style="position:absolute;top:24250;width:29260;height:2667;visibility:visible;mso-wrap-style:square;v-text-anchor:top" o:gfxdata="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" stroked="f">
+                  <v:textbox style="mso-fit-shape-to-text:t" inset="0,0,0,0">
+                    <w:txbxContent>
+                      <w:p>
+                        <w:pPr>
+                          <w:pStyle w:val="Caption"/>
+                          <w:jc w:val="center"/>
+                          <w:rPr>
+                            <w:i w:val="0"/>
+                            <w:iCs w:val="0"/>
+                            <w:noProof/>
+                          </w:rPr>
+                        </w:pPr>
+                        <w:r>
+                          <w:rPr>
+                            <w:i w:val="0"/>
+                            <w:iCs w:val="0"/>
+                          </w:rPr>
+                          <w:t xml:space="preserve">Figure </w:t>
+                        </w:r>
+                        <w:r>
+                          <w:rPr>
+                            <w:i w:val="0"/>
+                            <w:iCs w:val="0"/>
+                          </w:rPr>
+                          <w:fldChar w:fldCharType="begin"/>
+                        </w:r>
+                        <w:r>
+                          <w:rPr>
+                            <w:i w:val="0"/>
+                            <w:iCs w:val="0"/>
+                          </w:rPr>
+                          <w:instrText xml:space="preserve"> SEQ Figure \* ARABIC </w:instrText>
+                        </w:r>
+                        <w:r>
+                          <w:rPr>
+                            <w:i w:val="0"/>
+                            <w:iCs w:val="0"/>
+                          </w:rPr>
+                          <w:fldChar w:fldCharType="separate"/>
+                        </w:r>
+                        <w:r>
+                          <w:rPr>
+                            <w:i w:val="0"/>
+                            <w:iCs w:val="0"/>
+                            <w:noProof/>
+                          </w:rPr>
+                          <w:t>8</w:t>
+                        </w:r>
+                        <w:r>
+                          <w:rPr>
+                            <w:i w:val="0"/>
+                            <w:iCs w:val="0"/>
+                          </w:rPr>
+                          <w:fldChar w:fldCharType="end"/>
+                        </w:r>
+                        <w:r>
+                          <w:rPr>
+                            <w:i w:val="0"/>
+                            <w:iCs w:val="0"/>
+                          </w:rPr>
+                          <w:t>: Controller Parameter Adaptation</w:t>
+                        </w:r>
+                      </w:p>
+                    </w:txbxContent>
+                  </v:textbox>
+                </v:shape>
+                <w10:wrap type="topAndBottom"/>
+              </v:group>
+            </w:pict>
+          </mc:Fallback>
+        </mc:AlternateContent>
+      </w:r>
+      <w:r>
+        <w:rPr>
+          <w:noProof/>
+        </w:rPr>
+        <mc:AlternateContent>
+          <mc:Choice Requires="wpg">
+            <w:drawing>
+              <wp:anchor distT="0" distB="0" distL="114300" distR="114300" simplePos="0" relativeHeight="251669504" behindDoc="0" locked="0" layoutInCell="1" allowOverlap="1" wp14:anchorId="343C38EF" wp14:editId="6080DDFA">
+                <wp:simplePos x="0" y="0"/>
+                <wp:positionH relativeFrom="column">
+                  <wp:posOffset>-7951</wp:posOffset>
+                </wp:positionH>
+                <wp:positionV relativeFrom="paragraph">
+                  <wp:posOffset>0</wp:posOffset>
+                </wp:positionV>
+                <wp:extent cx="2926080" cy="2675890"/>
+                <wp:effectExtent l="0" t="0" r="7620" b="0"/>
+                <wp:wrapTopAndBottom/>
+                <wp:docPr id="1993212602" name="Group 7"/>
+                <wp:cNvGraphicFramePr/>
+                <a:graphic xmlns:a="http://schemas.openxmlformats.org/drawingml/2006/main">
+                  <a:graphicData uri="http://schemas.microsoft.com/office/word/2010/wordprocessingGroup">
+                    <wpg:wgp>
+                      <wpg:cNvGrpSpPr/>
+                      <wpg:grpSpPr>
+                        <a:xfrm>
+                          <a:off x="0" y="0"/>
+                          <a:ext cx="2926080" cy="2675890"/>
+                          <a:chOff x="0" y="0"/>
+                          <a:chExt cx="2926080" cy="2675890"/>
+                        </a:xfrm>
+                      </wpg:grpSpPr>
+                      <pic:pic xmlns:pic="http://schemas.openxmlformats.org/drawingml/2006/picture">
+                        <pic:nvPicPr>
+                          <pic:cNvPr id="1989095016" name="Picture 9"/>
+                          <pic:cNvPicPr>
+                            <a:picLocks noChangeAspect="1"/>
+                          </pic:cNvPicPr>
+                        </pic:nvPicPr>
+                        <pic:blipFill>
+                          <a:blip r:embed="rId21" cstate="print">
+                            <a:extLst>
+                              <a:ext uri="{28A0092B-C50C-407E-A947-70E740481C1C}">
+                                <a14:useLocalDpi xmlns:a14="http://schemas.microsoft.com/office/drawing/2010/main" val="0"/>
+                              </a:ext>
+                            </a:extLst>
+                          </a:blip>
+                          <a:srcRect/>
+                          <a:stretch>
+                            <a:fillRect/>
+                          </a:stretch>
+                        </pic:blipFill>
+                        <pic:spPr bwMode="auto">
+                          <a:xfrm>
+                            <a:off x="0" y="0"/>
+                            <a:ext cx="2926080" cy="2355215"/>
+                          </a:xfrm>
+                          <a:prstGeom prst="rect">
+                            <a:avLst/>
+                          </a:prstGeom>
+                          <a:noFill/>
+                          <a:ln>
+                            <a:noFill/>
+                          </a:ln>
+                        </pic:spPr>
+                      </pic:pic>
+                      <wps:wsp>
+                        <wps:cNvPr id="612380886" name="Text Box 1"/>
+                        <wps:cNvSpPr txBox="1"/>
+                        <wps:spPr>
+                          <a:xfrm>
+                            <a:off x="0" y="2409190"/>
+                            <a:ext cx="2926080" cy="266700"/>
+                          </a:xfrm>
+                          <a:prstGeom prst="rect">
+                            <a:avLst/>
+                          </a:prstGeom>
+                          <a:solidFill>
+                            <a:prstClr val="white"/>
+                          </a:solidFill>
+                          <a:ln>
+                            <a:noFill/>
+                          </a:ln>
+                        </wps:spPr>
+                        <wps:txbx>
+                          <w:txbxContent>
+                            <w:p>
+                              <w:pPr>
+                                <w:pStyle w:val="Caption"/>
+                                <w:jc w:val="center"/>
+                                <w:rPr>
+                                  <w:i w:val="0"/>
+                                  <w:iCs w:val="0"/>
+                                  <w:noProof/>
+                                </w:rPr>
+                              </w:pPr>
+                              <w:r>
+                                <w:rPr>
+                                  <w:i w:val="0"/>
+                                  <w:iCs w:val="0"/>
+                                </w:rPr>
+                                <w:t xml:space="preserve">Figure </w:t>
+                              </w:r>
+                              <w:r>
+                                <w:rPr>
+                                  <w:i w:val="0"/>
+                                  <w:iCs w:val="0"/>
+                                </w:rPr>
+                                <w:fldChar w:fldCharType="begin"/>
+                              </w:r>
+                              <w:r>
+                                <w:rPr>
+                                  <w:i w:val="0"/>
+                                  <w:iCs w:val="0"/>
+                                </w:rPr>
+                                <w:instrText xml:space="preserve"> SEQ Figure \* ARABIC </w:instrText>
+                              </w:r>
+                              <w:r>
+                                <w:rPr>
+                                  <w:i w:val="0"/>
+                                  <w:iCs w:val="0"/>
+                                </w:rPr>
+                                <w:fldChar w:fldCharType="separate"/>
+                              </w:r>
+                              <w:r>
+                                <w:rPr>
+                                  <w:i w:val="0"/>
+                                  <w:iCs w:val="0"/>
+                                  <w:noProof/>
+                                </w:rPr>
+                                <w:t>7</w:t>
+                              </w:r>
+                              <w:r>
+                                <w:rPr>
+                                  <w:i w:val="0"/>
+                                  <w:iCs w:val="0"/>
+                                </w:rPr>
+                                <w:fldChar w:fldCharType="end"/>
+                              </w:r>
+                              <w:r>
+                                <w:rPr>
+                                  <w:i w:val="0"/>
+                                  <w:iCs w:val="0"/>
+                                </w:rPr>
+                                <w:t>: Plant Parameter Estimates</w:t>
+                              </w:r>
+                            </w:p>
+                          </w:txbxContent>
+                        </wps:txbx>
+                        <wps:bodyPr rot="0" spcFirstLastPara="0" vertOverflow="overflow" horzOverflow="overflow" vert="horz" wrap="square" lIns="0" tIns="0" rIns="0" bIns="0" numCol="1" spcCol="0" rtlCol="0" fromWordArt="0" anchor="t" anchorCtr="0" forceAA="0" compatLnSpc="1">
+                          <a:prstTxWarp prst="textNoShape">
+                            <a:avLst/>
+                          </a:prstTxWarp>
+                          <a:spAutoFit/>
+                        </wps:bodyPr>
+                      </wps:wsp>
+                    </wpg:wgp>
+                  </a:graphicData>
+                </a:graphic>
+              </wp:anchor>
+            </w:drawing>
+          </mc:Choice>
+          <mc:Fallback>
+            <w:pict>
+              <v:group w14:anchorId="343C38EF" id="Group 7" o:spid="_x0000_s1038" style="position:absolute;margin-left:-.65pt;margin-top:0;width:230.4pt;height:210.7pt;z-index:251669504" coordsize="29260,26758" o:gfxdata="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">
+                <v:shape id="Picture 9" o:spid="_x0000_s1039" type="#_x0000_t75" style="position:absolute;width:29260;height:23552;visibility:visible;mso-wrap-style:square" o:gfxdata="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">
+                  <v:imagedata r:id="rId22" o:title=""/>
+                </v:shape>
+                <v:shape id="Text Box 1" o:spid="_x0000_s1040" type="#_x0000_t202" style="position:absolute;top:24091;width:29260;height:2667;visibility:visible;mso-wrap-style:square;v-text-anchor:top" o:gfxdata="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" stroked="f">
+                  <v:textbox style="mso-fit-shape-to-text:t" inset="0,0,0,0">
+                    <w:txbxContent>
+                      <w:p>
+                        <w:pPr>
+                          <w:pStyle w:val="Caption"/>
+                          <w:jc w:val="center"/>
+                          <w:rPr>
+                            <w:i w:val="0"/>
+                            <w:iCs w:val="0"/>
+                            <w:noProof/>
+                          </w:rPr>
+                        </w:pPr>
+                        <w:r>
+                          <w:rPr>
+                            <w:i w:val="0"/>
+                            <w:iCs w:val="0"/>
+                          </w:rPr>
+                          <w:t xml:space="preserve">Figure </w:t>
+                        </w:r>
+                        <w:r>
+                          <w:rPr>
+                            <w:i w:val="0"/>
+                            <w:iCs w:val="0"/>
+                          </w:rPr>
+                          <w:fldChar w:fldCharType="begin"/>
+                        </w:r>
+                        <w:r>
+                          <w:rPr>
+                            <w:i w:val="0"/>
+                            <w:iCs w:val="0"/>
+                          </w:rPr>
+                          <w:instrText xml:space="preserve"> SEQ Figure \* ARABIC </w:instrText>
+                        </w:r>
+                        <w:r>
+                          <w:rPr>
+                            <w:i w:val="0"/>
+                            <w:iCs w:val="0"/>
+                          </w:rPr>
+                          <w:fldChar w:fldCharType="separate"/>
+                        </w:r>
+                        <w:r>
+                          <w:rPr>
+                            <w:i w:val="0"/>
+                            <w:iCs w:val="0"/>
+                            <w:noProof/>
+                          </w:rPr>
+                          <w:t>7</w:t>
+                        </w:r>
+                        <w:r>
+                          <w:rPr>
+                            <w:i w:val="0"/>
+                            <w:iCs w:val="0"/>
+                          </w:rPr>
+                          <w:fldChar w:fldCharType="end"/>
+                        </w:r>
+                        <w:r>
+                          <w:rPr>
+                            <w:i w:val="0"/>
+                            <w:iCs w:val="0"/>
+                          </w:rPr>
+                          <w:t>: Plant Parameter Estimates</w:t>
+                        </w:r>
+                      </w:p>
+                    </w:txbxContent>
+                  </v:textbox>
+                </v:shape>
+                <w10:wrap type="topAndBottom"/>
+              </v:group>
+            </w:pict>
+          </mc:Fallback>
+        </mc:AlternateContent>
       </w:r>
     </w:p>
     <w:p>
@@ -10729,117 +11802,6 @@
         <w:jc w:val="center"/>
       </w:pPr>
       <w:r>
-        <w:rPr>
-          <w:noProof/>
-        </w:rPr>
-        <w:drawing>
-          <wp:inline distT="0" distB="0" distL="0" distR="0" wp14:anchorId="0497005A" wp14:editId="26A5828A">
-            <wp:extent cx="3200400" cy="2576608"/>
-            <wp:effectExtent l="0" t="0" r="0" b="0"/>
-            <wp:docPr id="37089626" name="Picture 9"/>
-            <wp:cNvGraphicFramePr>
-              <a:graphicFrameLocks xmlns:a="http://schemas.openxmlformats.org/drawingml/2006/main" noChangeAspect="1"/>
-            </wp:cNvGraphicFramePr>
-            <a:graphic xmlns:a="http://schemas.openxmlformats.org/drawingml/2006/main">
-              <a:graphicData uri="http://schemas.openxmlformats.org/drawingml/2006/picture">
-                <pic:pic xmlns:pic="http://schemas.openxmlformats.org/drawingml/2006/picture">
-                  <pic:nvPicPr>
-                    <pic:cNvPr id="0" name="Picture 9"/>
-                    <pic:cNvPicPr>
-                      <a:picLocks noChangeAspect="1" noChangeArrowheads="1"/>
-                    </pic:cNvPicPr>
-                  </pic:nvPicPr>
-                  <pic:blipFill>
-                    <a:blip r:embed="rId16" cstate="print">
-                      <a:extLst>
-                        <a:ext uri="{28A0092B-C50C-407E-A947-70E740481C1C}">
-                          <a14:useLocalDpi xmlns:a14="http://schemas.microsoft.com/office/drawing/2010/main" val="0"/>
-                        </a:ext>
-                      </a:extLst>
-                    </a:blip>
-                    <a:srcRect/>
-                    <a:stretch>
-                      <a:fillRect/>
-                    </a:stretch>
-                  </pic:blipFill>
-                  <pic:spPr bwMode="auto">
-                    <a:xfrm>
-                      <a:off x="0" y="0"/>
-                      <a:ext cx="3200400" cy="2576608"/>
-                    </a:xfrm>
-                    <a:prstGeom prst="rect">
-                      <a:avLst/>
-                    </a:prstGeom>
-                    <a:noFill/>
-                    <a:ln>
-                      <a:noFill/>
-                    </a:ln>
-                  </pic:spPr>
-                </pic:pic>
-              </a:graphicData>
-            </a:graphic>
-          </wp:inline>
-        </w:drawing>
-      </w:r>
-    </w:p>
-    <w:p>
-      <w:pPr>
-        <w:jc w:val="center"/>
-      </w:pPr>
-      <w:r>
-        <w:rPr>
-          <w:noProof/>
-        </w:rPr>
-        <w:drawing>
-          <wp:inline distT="0" distB="0" distL="0" distR="0" wp14:anchorId="41D9536A" wp14:editId="4B899037">
-            <wp:extent cx="3200400" cy="2586806"/>
-            <wp:effectExtent l="0" t="0" r="0" b="4445"/>
-            <wp:docPr id="1684179620" name="Picture 10"/>
-            <wp:cNvGraphicFramePr>
-              <a:graphicFrameLocks xmlns:a="http://schemas.openxmlformats.org/drawingml/2006/main" noChangeAspect="1"/>
-            </wp:cNvGraphicFramePr>
-            <a:graphic xmlns:a="http://schemas.openxmlformats.org/drawingml/2006/main">
-              <a:graphicData uri="http://schemas.openxmlformats.org/drawingml/2006/picture">
-                <pic:pic xmlns:pic="http://schemas.openxmlformats.org/drawingml/2006/picture">
-                  <pic:nvPicPr>
-                    <pic:cNvPr id="0" name="Picture 10"/>
-                    <pic:cNvPicPr>
-                      <a:picLocks noChangeAspect="1" noChangeArrowheads="1"/>
-                    </pic:cNvPicPr>
-                  </pic:nvPicPr>
-                  <pic:blipFill>
-                    <a:blip r:embed="rId17" cstate="print">
-                      <a:extLst>
-                        <a:ext uri="{28A0092B-C50C-407E-A947-70E740481C1C}">
-                          <a14:useLocalDpi xmlns:a14="http://schemas.microsoft.com/office/drawing/2010/main" val="0"/>
-                        </a:ext>
-                      </a:extLst>
-                    </a:blip>
-                    <a:srcRect/>
-                    <a:stretch>
-                      <a:fillRect/>
-                    </a:stretch>
-                  </pic:blipFill>
-                  <pic:spPr bwMode="auto">
-                    <a:xfrm>
-                      <a:off x="0" y="0"/>
-                      <a:ext cx="3200400" cy="2586806"/>
-                    </a:xfrm>
-                    <a:prstGeom prst="rect">
-                      <a:avLst/>
-                    </a:prstGeom>
-                    <a:noFill/>
-                    <a:ln>
-                      <a:noFill/>
-                    </a:ln>
-                  </pic:spPr>
-                </pic:pic>
-              </a:graphicData>
-            </a:graphic>
-          </wp:inline>
-        </w:drawing>
-      </w:r>
-      <w:r>
         <w:br w:type="page"/>
       </w:r>
     </w:p>
@@ -10859,7 +11821,7 @@
       <w:r>
         <w:t xml:space="preserve">The Simulink models and all images used in this report can be found at: </w:t>
       </w:r>
-      <w:hyperlink r:id="rId18" w:history="1">
+      <w:hyperlink r:id="rId23" w:history="1">
         <w:r>
           <w:rPr>
             <w:rStyle w:val="Hyperlink"/>
